--- a/download/studien-aktuell.docx
+++ b/download/studien-aktuell.docx
@@ -62,7 +62,7 @@
           <w:color w:val="666666"/>
           <w:sz w:val="18"/>
         </w:rPr>
-        <w:t>Stand: 13.09.2026  |  6 Studien  |  pflege.m-vf.de</w:t>
+        <w:t>Stand: 14.09.2026  |  6 Studien  |  pflege.m-vf.de</w:t>
       </w:r>
     </w:p>
     <w:p>
@@ -70,7 +70,7 @@
         <w:pStyle w:val="Heading1"/>
       </w:pPr>
       <w:r>
-        <w:t>Aufgenommen am 13.09.2026</w:t>
+        <w:t>Aufgenommen am 14.09.2026</w:t>
       </w:r>
     </w:p>
     <w:p>
@@ -78,7 +78,7 @@
         <w:pStyle w:val="Heading2"/>
       </w:pPr>
       <w:r>
-        <w:t>Vertrauen in Heim-Primärversorgung: Wie es Notfallabteilungsbesuche bei älteren Menschen reduziert</w:t>
+        <w:t>Pflegeanforderungen von Angehörigen: Verhaltenssymptome und Belastung bei Demenz</w:t>
       </w:r>
     </w:p>
     <w:p>
@@ -88,12 +88,12 @@
           <w:color w:val="666666"/>
           <w:sz w:val="18"/>
         </w:rPr>
-        <w:t>Bring H et al.  ·  BMJ Open  ·  11.09.2026  ·  PMID 42731825</w:t>
+        <w:t>Chen T et al.  ·  J Neurol  ·  12.09.2026  ·  PMID 42731983</w:t>
       </w:r>
     </w:p>
     <w:p>
       <w:r>
-        <w:t>Qualitative Studie mit Interviews in Schweden: Was müssen Heim-Primärversorgung und ihre Pflegekräfte tun, um Vertrauen aufzubauen und damit unnötige Notfallabteilungsbesuche älterer Menschen zu vermeiden?</w:t>
+        <w:t>Analyse von Verhaltens- und Psychologischen Symptomen als Bestimmungsfaktoren der Angehörigenbelastung bei frontotemporaler und Alzheimer-Demenz (N = 358 Patientinnen/Patienten, davon 172 mit Verlaufsdaten).</w:t>
       </w:r>
     </w:p>
     <w:p>
@@ -104,7 +104,7 @@
         <w:t xml:space="preserve">Ergebnis: </w:t>
       </w:r>
       <w:r>
-        <w:t>Schlüsselfaktor ist Vertrauen, das durch vier Komponenten entsteht: Zugänglichkeit, medizinische Kompetenz, Respekt und Beziehung sowie Koordination und Teamarbeit. Besonders bei Symptomen unklarer Dringlichkeit oder schleichendem Beginn entscheidend.</w:t>
+        <w:t>Verhaltensrigidität (standardisiert β = 0,15, p = 0,015) und Apathie (β = 0,14, p = 0,020) zeigten stärkste Assoziationen mit Belastung. Bei frontotemporaler Demenz war Verhaltensrigidität dominant (β = 0,18, p = 0,024); bei Alzheimer Apathie (β = 0,26, p = 0,021) und abnormes Verhalten (β = 0,26, p = 0,018). Zunahme von Stimmungssymptomen sagte Angehörigenbelastung vorher (β = 0,24, p = 0,048).</w:t>
       </w:r>
     </w:p>
     <w:p>
@@ -119,7 +119,7 @@
         <w:rPr>
           <w:sz w:val="19"/>
         </w:rPr>
-        <w:t>Schweden – vergleichbares Primärversorgungssystem, Ergebnisse auf Deutschland übertragbar</w:t>
+        <w:t>Australien - Symptommanagement in Langzeitversorgung international relevant.</w:t>
       </w:r>
     </w:p>
     <w:p>
@@ -128,7 +128,7 @@
           <w:color w:val="5A7D3A"/>
           <w:sz w:val="18"/>
         </w:rPr>
-        <w:t>https://pubmed.ncbi.nlm.nih.gov/42731825/</w:t>
+        <w:t>https://pubmed.ncbi.nlm.nih.gov/42731983/</w:t>
       </w:r>
     </w:p>
     <w:p>
@@ -136,7 +136,7 @@
         <w:pStyle w:val="Heading2"/>
       </w:pPr>
       <w:r>
-        <w:t>Task-Shifting von TB-Schnelltests zu Pflegekräften: Machbarkeit in sieben Ländern</w:t>
+        <w:t>Patientenzentrierte Evidenztransformation in der Pflege: konzeptionelles Framework</w:t>
       </w:r>
     </w:p>
     <w:p>
@@ -146,12 +146,12 @@
           <w:color w:val="666666"/>
           <w:sz w:val="18"/>
         </w:rPr>
-        <w:t>Ngu EM et al.  ·  BMJ Glob Health  ·  10.09.2026  ·  PMID 42727954</w:t>
+        <w:t>Hu ZH et al.  ·  Front Public Health  ·  28.08.2026  ·  PMID 42729801</w:t>
       </w:r>
     </w:p>
     <w:p>
       <w:r>
-        <w:t>Gemischte Methoden: Sieben Länder, neun PHCs und vier Stationen – können Pflegekräfte statt Laboranten TB-Schnelltests durchführen und damit Zugang und Zeit bis zur Diagnose verbessern?</w:t>
+        <w:t>Narrative Übersichtsarbeit zu existierenden Implementierungsmodellen und Entwicklung eines Frameworks für patientenorientierte Evidenztransformation in die Pflegepraxis.</w:t>
       </w:r>
     </w:p>
     <w:p>
@@ -162,7 +162,7 @@
         <w:t xml:space="preserve">Ergebnis: </w:t>
       </w:r>
       <w:r>
-        <w:t>Testdurchführung zu 99,6% möglich. In PHCs: Zeit bis Ergebnis unter 90 Minuten bei 62,7% (Pflegekräfte) vs. 75,8% (Laboranten). Im Krankenhaus: Ergebnis an Kliniker innerhalb 3h bei 77,9% (Pflegekräfte) vs. 53,1% (Laboranten). Hauptbarrieren: technische Schwierigkeiten, fehlende Praxis, Arbeitslast; Schlüsselfaktoren: Training und enge Überwachung.</w:t>
+        <w:t>Bestehende Modelle (Knowledge-to-Action, Promoting Action on Research Implementation, Consolidated Framework for Implementation Research) adressieren isolierte Komponenten statt kontinuierlicher Pfade. Propositionales Framework mit sechs Komponenten (Evidenzerstellung, Patientenleitlinien-Versionen, Wissenschaftsvermittlung, Entscheidungshilfen, Dissemination, Anwendung) integriert Patientinnen/Patienten als aktive Akteure im gesamten Evidenzlebenszyklus und betont kontextuelle Anpassung.</w:t>
       </w:r>
     </w:p>
     <w:p>
@@ -177,7 +177,7 @@
         <w:rPr>
           <w:sz w:val="19"/>
         </w:rPr>
-        <w:t>Multi-Country-Studie, Modell für Ressourcenbegrenzung in Deutschland relevant</w:t>
+        <w:t>Integratives Konzept für deutschsprachigen Raum relevant, empirische Validierung ausstehend.</w:t>
       </w:r>
     </w:p>
     <w:p>
@@ -186,7 +186,7 @@
           <w:color w:val="5A7D3A"/>
           <w:sz w:val="18"/>
         </w:rPr>
-        <w:t>https://pubmed.ncbi.nlm.nih.gov/42727954/</w:t>
+        <w:t>https://pubmed.ncbi.nlm.nih.gov/42729801/</w:t>
       </w:r>
     </w:p>
     <w:p>
@@ -194,7 +194,7 @@
         <w:pStyle w:val="Heading2"/>
       </w:pPr>
       <w:r>
-        <w:t>Hospital-at-Home-Versorgung: sichere ambulante Behandlung von intensiv therapierten Leukämiepatienten</w:t>
+        <w:t>Übergangspflege nach Intensivaufenthalt: Versorgungslücken und Belastung pflegender Angehöriger</w:t>
       </w:r>
     </w:p>
     <w:p>
@@ -204,12 +204,12 @@
           <w:color w:val="666666"/>
           <w:sz w:val="18"/>
         </w:rPr>
-        <w:t>Warolén K et al.  ·  Support Care Cancer  ·  10.09.2026  ·  PMID 42720797</w:t>
+        <w:t>Wang H et al.  ·  Front Public Health  ·  28.08.2026  ·  PMID 42729371</w:t>
       </w:r>
     </w:p>
     <w:p>
       <w:r>
-        <w:t>Retrospektiver Vergleich zweier Patientengruppen mit akuter myeloischer Leukämie in Schweden und Göteborg: Wie sicher ist die Behandlung fiebernder Neutropenie mit Unterstützung durch Hospital-at-Home statt stationär?</w:t>
+        <w:t>Querschnittstudie zu ungedeckten Versorgungsbedarfen unmittelbar nach Intensivaufenthalt und deren Zusammenhang mit Belastung von 2270 Angehörigen-Patientinnen-/Patienten-Dyaden.</w:t>
       </w:r>
     </w:p>
     <w:p>
@@ -220,7 +220,7 @@
         <w:t xml:space="preserve">Ergebnis: </w:t>
       </w:r>
       <w:r>
-        <w:t>94% der Patienten in Stockholm (mit Hospital at Home) wurden entlassen, 46% mussten readmittiert werden. Schwere Komplikationen und Todesfälle waren vergleichbar mit stationären Patienten in Göteborg. 29% der febrilen neutropenischen Episoden wurden komplett zu Hause antibiotisch gelöst.</w:t>
+        <w:t>75,3 % der Dyaden verließen die Intensivstation mit hohen Versorgungslücken; höchste ungedeckte Bedarfe bei psychologischer Unterstützung für Angehörige (76,8 %) und Patientinnen/Patienten (74,2 %). Allerdings korrelierte die Zahl der Versorgungslücken nicht mit Angehörigen-Belastung (β = 0,00, 95 % KI −0,02–0,01); Belastung wurde stärker von täglichen Pflegestunden bestimmt (β = 0,83, p &lt; 0,001).</w:t>
       </w:r>
     </w:p>
     <w:p>
@@ -235,7 +235,7 @@
         <w:rPr>
           <w:sz w:val="19"/>
         </w:rPr>
-        <w:t>Schweden – strukturierte Versorgung in stabilen Gesundheitssystemen; Modell für Deutschland relevant</w:t>
+        <w:t>China - direkter Übertrag begrenzt, aber Strukturfragen und post-intensives Syndrom relevant.</w:t>
       </w:r>
     </w:p>
     <w:p>
@@ -244,7 +244,7 @@
           <w:color w:val="5A7D3A"/>
           <w:sz w:val="18"/>
         </w:rPr>
-        <w:t>https://pubmed.ncbi.nlm.nih.gov/42720797/</w:t>
+        <w:t>https://pubmed.ncbi.nlm.nih.gov/42729371/</w:t>
       </w:r>
     </w:p>
     <w:p>
@@ -252,7 +252,7 @@
         <w:pStyle w:val="Heading2"/>
       </w:pPr>
       <w:r>
-        <w:t>Kulturell angepasste Demenzunterstützung für südostasiatische Migranten: Rapid Review</w:t>
+        <w:t>Patientensicherheitskompetenz von Operationssaalpflegenden: Faktoren und Burnout-Assoziationen</w:t>
       </w:r>
     </w:p>
     <w:p>
@@ -262,12 +262,12 @@
           <w:color w:val="666666"/>
           <w:sz w:val="18"/>
         </w:rPr>
-        <w:t>Akhtar A et al.  ·  Age Ageing  ·  04.09.2026  ·  PMID 42720437</w:t>
+        <w:t>Chen D et al.  ·  Nurs Open  ·  Sept. 2026  ·  PMID 42728794</w:t>
       </w:r>
     </w:p>
     <w:p>
       <w:r>
-        <w:t>Schnellübersicht von 12 Studien zu kulturell adaptierter Unterstützung nach Demenzdiagnose für südasiatische Menschen mit Demenz und Angehörige im Vereinigten Königreich.</w:t>
+        <w:t>Multizenterstudie zu Selbsteinschätzung der Patientensicherheitskompetenz von 443 Operationssaal-Pflegefachpersonen und ihre Zusammenhänge mit Sicherheitseinstellungen, systemischem Denken und Burnout.</w:t>
       </w:r>
     </w:p>
     <w:p>
@@ -278,7 +278,7 @@
         <w:t xml:space="preserve">Ergebnis: </w:t>
       </w:r>
       <w:r>
-        <w:t>Sieben Unterstützungsprogramme zeigten: Schulung erhöhte Wissen und Sicherheit der Angehörigen. Vier psychosoziale Interventionen (kognitives Training, Verhaltenstherapie, Meditation) halfen bei Angehörigenlast und psychischer Gesundheit. Ein Service mit Kulturdolmetscher verbesserte Zugang und Informationen.</w:t>
+        <w:t>Pflegende mit ≤ 5 Jahren OP-Erfahrung hatten um 10,2 Punkte niedrigere Sicherheitskompetenz-Scores als solche mit &gt; 20 Jahren (p &lt; 0,001). Feste Anstellung (β = 5,47, p = 0,025), Sicherheitstraining (β = 8,32, p &lt; 0,001) und höhere Sicherheitseinstellungen (β = 0,68, p &lt; 0,001) waren mit besseren Werten assoziiert.</w:t>
       </w:r>
     </w:p>
     <w:p>
@@ -293,7 +293,7 @@
         <w:rPr>
           <w:sz w:val="19"/>
         </w:rPr>
-        <w:t>Großbritannien, aber Ergebnisse zu kultureller Sensibilität für diverse Pflegepopulationen in Deutschland relevant</w:t>
+        <w:t>China, aber Sicherheitsprinzipien und Erfahrungsstaffeln sind übertragbar.</w:t>
       </w:r>
     </w:p>
     <w:p>
@@ -302,7 +302,7 @@
           <w:color w:val="5A7D3A"/>
           <w:sz w:val="18"/>
         </w:rPr>
-        <w:t>https://pubmed.ncbi.nlm.nih.gov/42720437/</w:t>
+        <w:t>https://pubmed.ncbi.nlm.nih.gov/42728794/</w:t>
       </w:r>
     </w:p>
     <w:p>
@@ -310,7 +310,7 @@
         <w:pStyle w:val="Heading2"/>
       </w:pPr>
       <w:r>
-        <w:t>Interprofessionelle Simulationsausbildung: Was Pflegepädagogen daraus gewinnen</w:t>
+        <w:t>Respektvolle Geburtshilfe: Perspektiven von Pflegefachpersonen auf entwürdigendes Verhalten</w:t>
       </w:r>
     </w:p>
     <w:p>
@@ -320,12 +320,12 @@
           <w:color w:val="666666"/>
           <w:sz w:val="18"/>
         </w:rPr>
-        <w:t>Hill K et al.  ·  Nurs Crit Care  ·  Sept. 2026  ·  PMID 42712122</w:t>
+        <w:t>Horwood C et al.  ·  Glob Health Action  ·  11.09.2026  ·  PMID 42725425</w:t>
       </w:r>
     </w:p>
     <w:p>
       <w:r>
-        <w:t>Qualitative Studie mit acht klinischen Pflegepädagogen in Schottland: Welche Erfahrungen machen sie, wenn sie interprofessionelle Simulationstrainings für Akutpflege leiten?</w:t>
+        <w:t>Qualitative Interviews (N = 18 Pflegende, 9 ländliche Krankenhäuser) zur Wahrnehmung von entwürdigender Pflege und deren Antriebsfaktoren im Kontext einer partizipativen Interventionsstudie (STAR).</w:t>
       </w:r>
     </w:p>
     <w:p>
@@ -336,7 +336,7 @@
         <w:t xml:space="preserve">Ergebnis: </w:t>
       </w:r>
       <w:r>
-        <w:t>Drei Kernthemen: (1) Engagement und Synergien durch Zusammenarbeit, (2) Debriefing als Schlüssel für gemeinsames Lernen, (3) persönliches und berufliches Wachstum. Ko-Facilitation und Ko-Debriefing schafften Umgebungen, die Verständnis für andere Rollen und gegenseitigen Respekt stärkten.</w:t>
+        <w:t>Offen entwürdigende Verhaltensweisen (Ungezogenheit, Lautstärke, körperliche Strafen) sind alltäglich und kulturell normalisiert. Pflegende attribuierten diese Rauheit äußeren Faktoren (Stress, Burnout, schlechte Arbeitsbedingungen) und teilweise fehlender Patientinnen-/Patientencompliance zu, statt eigene professionelle Verantwortung zu sehen. Partizipative Reflexion half, Verständnis für achtungsvolle Pflege zu erweitern.</w:t>
       </w:r>
     </w:p>
     <w:p>
@@ -351,7 +351,7 @@
         <w:rPr>
           <w:sz w:val="19"/>
         </w:rPr>
-        <w:t>Großbritannien – Qualifikationsmix unterscheidet sich, aber Teamlearning-Ergebnisse übertragbar</w:t>
+        <w:t>Südafrika - Kultur und Organisationsfaktoren erfordern Kontextanpassung für Deutschland.</w:t>
       </w:r>
     </w:p>
     <w:p>
@@ -360,7 +360,7 @@
           <w:color w:val="5A7D3A"/>
           <w:sz w:val="18"/>
         </w:rPr>
-        <w:t>https://pubmed.ncbi.nlm.nih.gov/42712122/</w:t>
+        <w:t>https://pubmed.ncbi.nlm.nih.gov/42725425/</w:t>
       </w:r>
     </w:p>
     <w:p>
@@ -368,7 +368,7 @@
         <w:pStyle w:val="Heading2"/>
       </w:pPr>
       <w:r>
-        <w:t>Decision-Mining-Tool für Pflegeprozesse: akzeptanzbasierte Evaluierung durch Krankenhausfachkräfte</w:t>
+        <w:t>Interprofessionelle Zusammenarbeit und Pflegeaufgaben in der Intensivmedizin: eine Übersichtsarbeit</w:t>
       </w:r>
     </w:p>
     <w:p>
@@ -378,12 +378,12 @@
           <w:color w:val="666666"/>
           <w:sz w:val="18"/>
         </w:rPr>
-        <w:t>Berkhout M et al.  ·  JMIR Form Res  ·  08.09.2026  ·  PMID 42710060</w:t>
+        <w:t>Hornung J et al.  ·  Intensive Crit Care Nurs  ·  27.08.2026  ·  PMID 42659773</w:t>
       </w:r>
     </w:p>
     <w:p>
       <w:r>
-        <w:t>Qualitative Studie mit fünf Qualitätsmanagement-Pflegekräften in niederländischem Krankenhaus: Wie bewerten sie ein Decision-Mining-Tool, das pflegerische Entscheidungsmuster aus Dokumentation rekonstruiert und sichtbar macht, um Qualität zu verbessern?</w:t>
+        <w:t>Systematische Übersicht zu Faktoren, die die Zusammenarbeit zwischen Pflegepersonen und Ärztinnen/Ärzten in Intensivstationen prägen und wie Pflegende ihre Rollen innerhalb dieser Kooperation gestalten.</w:t>
       </w:r>
     </w:p>
     <w:p>
@@ -394,7 +394,7 @@
         <w:t xml:space="preserve">Ergebnis: </w:t>
       </w:r>
       <w:r>
-        <w:t>Starker wahrgenommener Wert für Protokollauswertung und datengestützte Qualitätsdiskussionen. Akzeptanz abhängig davon, ob Tool als Lernwerkzeug (nicht als Kontrolle) gerahmt wird. Moderate Bedenken zu Datenkompetenz, hohe Bereitschaft zur Nutzung in strukturierten Qualitätstreffen.</w:t>
+        <w:t>Kulturelle Faktoren (Vertrauen, Respekt, Vertrautheit), strukturelle Faktoren (Visiten, formale Diskussionen, Protokolle) und kommunikative Faktoren prägen die Zusammenarbeit. Pflegende berichten von eingeschränkten Rollen in interprofessionellen Austauschprozessen trotz hoher Kompetenz; protokollgestützte Autonomie und strukturierte Formate erhöhen ihre aktive Teilhabe.</w:t>
       </w:r>
     </w:p>
     <w:p>
@@ -409,7 +409,7 @@
         <w:rPr>
           <w:sz w:val="19"/>
         </w:rPr>
-        <w:t>Niederlande – vergleichbares Pflegesystem, Krankenhausdatenqualität ähnlich Deutschland</w:t>
+        <w:t>Deutschland und deutschsprachiger Raum, vergleichbare Organisationsstrukturen.</w:t>
       </w:r>
     </w:p>
     <w:p>
@@ -418,7 +418,7 @@
           <w:color w:val="5A7D3A"/>
           <w:sz w:val="18"/>
         </w:rPr>
-        <w:t>https://pubmed.ncbi.nlm.nih.gov/42710060/</w:t>
+        <w:t>https://pubmed.ncbi.nlm.nih.gov/42659773/</w:t>
       </w:r>
     </w:p>
     <w:sectPr>

--- a/download/studien-aktuell.docx
+++ b/download/studien-aktuell.docx
@@ -62,7 +62,7 @@
           <w:color w:val="666666"/>
           <w:sz w:val="18"/>
         </w:rPr>
-        <w:t>Stand: 14.09.2026  |  6 Studien  |  pflege.m-vf.de</w:t>
+        <w:t>Stand: 15.09.2026  |  6 Studien  |  pflege.m-vf.de</w:t>
       </w:r>
     </w:p>
     <w:p>
@@ -70,7 +70,7 @@
         <w:pStyle w:val="Heading1"/>
       </w:pPr>
       <w:r>
-        <w:t>Aufgenommen am 14.09.2026</w:t>
+        <w:t>Aufgenommen am 15.09.2026</w:t>
       </w:r>
     </w:p>
     <w:p>
@@ -78,7 +78,7 @@
         <w:pStyle w:val="Heading2"/>
       </w:pPr>
       <w:r>
-        <w:t>Pflegeanforderungen von Angehörigen: Verhaltenssymptome und Belastung bei Demenz</w:t>
+        <w:t>Persönlich bedeutsame Ziele bei Demenzunterstützung: Ist Goal Attainment Scaling tauglich für Studien</w:t>
       </w:r>
     </w:p>
     <w:p>
@@ -88,12 +88,12 @@
           <w:color w:val="666666"/>
           <w:sz w:val="18"/>
         </w:rPr>
-        <w:t>Chen T et al.  ·  J Neurol  ·  12.09.2026  ·  PMID 42731983</w:t>
+        <w:t>Budgett J et al.  ·  Age Ageing  ·  04.09.2026  ·  PMID 42735391</w:t>
       </w:r>
     </w:p>
     <w:p>
       <w:r>
-        <w:t>Analyse von Verhaltens- und Psychologischen Symptomen als Bestimmungsfaktoren der Angehörigenbelastung bei frontotemporaler und Alzheimer-Demenz (N = 358 Patientinnen/Patienten, davon 172 mit Verlaufsdaten).</w:t>
+        <w:t>Psychometrische Überprüfung von Goal Attainment Scaling (GAS) als Ergebniskriterium in einer RCT zu psychosozialer Unterstützung für Menschen mit Demenz und pflegende Angehörige.</w:t>
       </w:r>
     </w:p>
     <w:p>
@@ -104,7 +104,7 @@
         <w:t xml:space="preserve">Ergebnis: </w:t>
       </w:r>
       <w:r>
-        <w:t>Verhaltensrigidität (standardisiert β = 0,15, p = 0,015) und Apathie (β = 0,14, p = 0,020) zeigten stärkste Assoziationen mit Belastung. Bei frontotemporaler Demenz war Verhaltensrigidität dominant (β = 0,18, p = 0,024); bei Alzheimer Apathie (β = 0,26, p = 0,021) und abnormes Verhalten (β = 0,26, p = 0,018). Zunahme von Stimmungssymptomen sagte Angehörigenbelastung vorher (β = 0,24, p = 0,048).</w:t>
+        <w:t>GAS-Completion 86% (6 Monate), 82% (12 Monate); exzellente Inter-Rater-Reliabilität (ICC=0,99), hohe Intra-Rater-Reliabilität (Cohens κ=0,91); schwache aber signifikante Korrelation mit globaler Lebensqualität (r=0,14-0,22); GAS-Verbesserung mit höherer Wahrscheinlichkeit, zu Hause zu bleiben assoziiert (OR=1,08, p&lt;0,01).</w:t>
       </w:r>
     </w:p>
     <w:p>
@@ -119,7 +119,7 @@
         <w:rPr>
           <w:sz w:val="19"/>
         </w:rPr>
-        <w:t>Australien - Symptommanagement in Langzeitversorgung international relevant.</w:t>
+        <w:t>Großbritannien, vergleichbare Pflegesettings, gute Übertragbarkeit.</w:t>
       </w:r>
     </w:p>
     <w:p>
@@ -128,7 +128,7 @@
           <w:color w:val="5A7D3A"/>
           <w:sz w:val="18"/>
         </w:rPr>
-        <w:t>https://pubmed.ncbi.nlm.nih.gov/42731983/</w:t>
+        <w:t>https://pubmed.ncbi.nlm.nih.gov/42735391/</w:t>
       </w:r>
     </w:p>
     <w:p>
@@ -136,7 +136,7 @@
         <w:pStyle w:val="Heading2"/>
       </w:pPr>
       <w:r>
-        <w:t>Patientenzentrierte Evidenztransformation in der Pflege: konzeptionelles Framework</w:t>
+        <w:t>Alkoholreduzierung in der Schwangerschaft: computergestützte und fachkraftgestützte Kurzzeitintervention in der Geburtshilfe</w:t>
       </w:r>
     </w:p>
     <w:p>
@@ -146,12 +146,12 @@
           <w:color w:val="666666"/>
           <w:sz w:val="18"/>
         </w:rPr>
-        <w:t>Hu ZH et al.  ·  Front Public Health  ·  28.08.2026  ·  PMID 42729801</w:t>
+        <w:t>Brown JL et al.  ·  Int J Addctn Nurs  ·  09.03.2026  ·  PMID 42734584</w:t>
       </w:r>
     </w:p>
     <w:p>
       <w:r>
-        <w:t>Narrative Übersichtsarbeit zu existierenden Implementierungsmodellen und Entwicklung eines Frameworks für patientenorientierte Evidenztransformation in die Pflegepraxis.</w:t>
+        <w:t>Entwicklung und kulturelle Anpassung einer kurzen Intervention zur Alkoholreduzierung bei schwangeren Frauen, bestehend aus zwei computergestützten und drei Kurz-Sitzungen mit Hebammen.</w:t>
       </w:r>
     </w:p>
     <w:p>
@@ -162,7 +162,7 @@
         <w:t xml:space="preserve">Ergebnis: </w:t>
       </w:r>
       <w:r>
-        <w:t>Bestehende Modelle (Knowledge-to-Action, Promoting Action on Research Implementation, Consolidated Framework for Implementation Research) adressieren isolierte Komponenten statt kontinuierlicher Pfade. Propositionales Framework mit sechs Komponenten (Evidenzerstellung, Patientenleitlinien-Versionen, Wissenschaftsvermittlung, Entscheidungshilfen, Dissemination, Anwendung) integriert Patientinnen/Patienten als aktive Akteure im gesamten Evidenzlebenszyklus und betont kontextuelle Anpassung.</w:t>
+        <w:t>Beschreibung der Safe-Start-Intervention mit theoretischer Grundlage; Durchführbarkeit bei Implementierung in Pränatalkliniken demonstriert, jedoch keine Effektivitätsdaten berichtet.</w:t>
       </w:r>
     </w:p>
     <w:p>
@@ -177,7 +177,7 @@
         <w:rPr>
           <w:sz w:val="19"/>
         </w:rPr>
-        <w:t>Integratives Konzept für deutschsprachigen Raum relevant, empirische Validierung ausstehend.</w:t>
+        <w:t>USA - Interventionsaufbau übertragbar, Finanzierungskontext nicht.</w:t>
       </w:r>
     </w:p>
     <w:p>
@@ -186,7 +186,7 @@
           <w:color w:val="5A7D3A"/>
           <w:sz w:val="18"/>
         </w:rPr>
-        <w:t>https://pubmed.ncbi.nlm.nih.gov/42729801/</w:t>
+        <w:t>https://pubmed.ncbi.nlm.nih.gov/42734584/</w:t>
       </w:r>
     </w:p>
     <w:p>
@@ -194,7 +194,7 @@
         <w:pStyle w:val="Heading2"/>
       </w:pPr>
       <w:r>
-        <w:t>Übergangspflege nach Intensivaufenthalt: Versorgungslücken und Belastung pflegender Angehöriger</w:t>
+        <w:t>Sterbevorbereitung von pflegenden Angehörigen: Was ihre Erfahrung an Ressourcen und Belastungen zeigt</w:t>
       </w:r>
     </w:p>
     <w:p>
@@ -204,12 +204,12 @@
           <w:color w:val="666666"/>
           <w:sz w:val="18"/>
         </w:rPr>
-        <w:t>Wang H et al.  ·  Front Public Health  ·  28.08.2026  ·  PMID 42729371</w:t>
+        <w:t>Ju X et al.  ·  Front Public Health  ·  28.08.2026  ·  PMID 42729174</w:t>
       </w:r>
     </w:p>
     <w:p>
       <w:r>
-        <w:t>Querschnittstudie zu ungedeckten Versorgungsbedarfen unmittelbar nach Intensivaufenthalt und deren Zusammenhang mit Belastung von 2270 Angehörigen-Patientinnen-/Patienten-Dyaden.</w:t>
+        <w:t>Systematischer Review mit Meta-Synthese von 13 qualitativen Studien zu Erfahrungen von pflegenden Angehörigen bei Vorbereitung auf den Tod eines nahestehenden Menschen.</w:t>
       </w:r>
     </w:p>
     <w:p>
@@ -220,7 +220,7 @@
         <w:t xml:space="preserve">Ergebnis: </w:t>
       </w:r>
       <w:r>
-        <w:t>75,3 % der Dyaden verließen die Intensivstation mit hohen Versorgungslücken; höchste ungedeckte Bedarfe bei psychologischer Unterstützung für Angehörige (76,8 %) und Patientinnen/Patienten (74,2 %). Allerdings korrelierte die Zahl der Versorgungslücken nicht mit Angehörigen-Belastung (β = 0,00, 95 % KI −0,02–0,01); Belastung wurde stärker von täglichen Pflegestunden bestimmt (β = 0,83, p &lt; 0,001).</w:t>
+        <w:t>Vier integrierte Befunde: Neubewertung spiritueller Bedeutung, Informationskommunikation zur Todesvorbereitung, Bewältigung multidimensionaler Realitätsbelastungen, innere und äußere Ressourcen zur Unterstützung. Komplexer, psychosozialer Prozess mit authentischen Erlebenserfahrungen.</w:t>
       </w:r>
     </w:p>
     <w:p>
@@ -235,7 +235,7 @@
         <w:rPr>
           <w:sz w:val="19"/>
         </w:rPr>
-        <w:t>China - direkter Übertrag begrenzt, aber Strukturfragen und post-intensives Syndrom relevant.</w:t>
+        <w:t>Internationale Evidenz, relevant für Palliativversorgung und Trauerhilfe.</w:t>
       </w:r>
     </w:p>
     <w:p>
@@ -244,7 +244,7 @@
           <w:color w:val="5A7D3A"/>
           <w:sz w:val="18"/>
         </w:rPr>
-        <w:t>https://pubmed.ncbi.nlm.nih.gov/42729371/</w:t>
+        <w:t>https://pubmed.ncbi.nlm.nih.gov/42729174/</w:t>
       </w:r>
     </w:p>
     <w:p>
@@ -252,7 +252,7 @@
         <w:pStyle w:val="Heading2"/>
       </w:pPr>
       <w:r>
-        <w:t>Patientensicherheitskompetenz von Operationssaalpflegenden: Faktoren und Burnout-Assoziationen</w:t>
+        <w:t>Unterstützung von Müttern HIV-exponierter, nicht infizierter Kinder: Worauf es bei Früher-Unterstützung ankommt</w:t>
       </w:r>
     </w:p>
     <w:p>
@@ -262,12 +262,12 @@
           <w:color w:val="666666"/>
           <w:sz w:val="18"/>
         </w:rPr>
-        <w:t>Chen D et al.  ·  Nurs Open  ·  Sept. 2026  ·  PMID 42728794</w:t>
+        <w:t>Pandya H et al.  ·  Glob Public Health  ·  31.12.2026  ·  PMID 42726939</w:t>
       </w:r>
     </w:p>
     <w:p>
       <w:r>
-        <w:t>Multizenterstudie zu Selbsteinschätzung der Patientensicherheitskompetenz von 443 Operationssaal-Pflegefachpersonen und ihre Zusammenhänge mit Sicherheitseinstellungen, systemischem Denken und Burnout.</w:t>
+        <w:t>Qualitative Studie mit 20 Müttern in Südafrika, wie strukturelle Lasten (Armut, Zeitmangel, fehlende Unterstützung) ihre Fähigkeit zu Früher-Unterstützung behindern.</w:t>
       </w:r>
     </w:p>
     <w:p>
@@ -278,7 +278,7 @@
         <w:t xml:space="preserve">Ergebnis: </w:t>
       </w:r>
       <w:r>
-        <w:t>Pflegende mit ≤ 5 Jahren OP-Erfahrung hatten um 10,2 Punkte niedrigere Sicherheitskompetenz-Scores als solche mit &gt; 20 Jahren (p &lt; 0,001). Feste Anstellung (β = 5,47, p = 0,025), Sicherheitstraining (β = 8,32, p &lt; 0,001) und höhere Sicherheitseinstellungen (β = 0,68, p &lt; 0,001) waren mit besseren Werten assoziiert.</w:t>
+        <w:t>Fünf Kernthemen: finanzielle Constraints, hohe Betreuungslast, schlechter Gesundheitszustand der Mutter, begrenzte Partner-/Familien-Unterstützung und mütterliche HIV-Erkrankung verstärken Barrieren. Bestehende Nurturing-Care-Ansätze berücksichtigen spezifische Vulnerabilität dieser Gruppe unzureichend.</w:t>
       </w:r>
     </w:p>
     <w:p>
@@ -293,7 +293,7 @@
         <w:rPr>
           <w:sz w:val="19"/>
         </w:rPr>
-        <w:t>China, aber Sicherheitsprinzipien und Erfahrungsstaffeln sind übertragbar.</w:t>
+        <w:t>Südafrika - Kontext sehr unterschiedlich zu Deutschland; grundsätzliche Erkenntnisse zur Unterstützung elterlicher Kapazität relevant.</w:t>
       </w:r>
     </w:p>
     <w:p>
@@ -302,7 +302,7 @@
           <w:color w:val="5A7D3A"/>
           <w:sz w:val="18"/>
         </w:rPr>
-        <w:t>https://pubmed.ncbi.nlm.nih.gov/42728794/</w:t>
+        <w:t>https://pubmed.ncbi.nlm.nih.gov/42726939/</w:t>
       </w:r>
     </w:p>
     <w:p>
@@ -310,7 +310,7 @@
         <w:pStyle w:val="Heading2"/>
       </w:pPr>
       <w:r>
-        <w:t>Respektvolle Geburtshilfe: Perspektiven von Pflegefachpersonen auf entwürdigendes Verhalten</w:t>
+        <w:t>Unternehmerische Führung und Innovation in Pflegeteams: Welche Managementansätze wirken</w:t>
       </w:r>
     </w:p>
     <w:p>
@@ -320,12 +320,12 @@
           <w:color w:val="666666"/>
           <w:sz w:val="18"/>
         </w:rPr>
-        <w:t>Horwood C et al.  ·  Glob Health Action  ·  11.09.2026  ·  PMID 42725425</w:t>
+        <w:t>Martins MLDC et al.  ·  J Healthc Manag  ·  Sept. 2026  ·  PMID 42706815</w:t>
       </w:r>
     </w:p>
     <w:p>
       <w:r>
-        <w:t>Qualitative Interviews (N = 18 Pflegende, 9 ländliche Krankenhäuser) zur Wahrnehmung von entwürdigender Pflege und deren Antriebsfaktoren im Kontext einer partizipativen Interventionsstudie (STAR).</w:t>
+        <w:t>Querschnittstudie mit 760 portugiesischen Pflegekräften, wie unternehmerische Führung über innovative Verhaltensweisen zu Intrapreneuership führt.</w:t>
       </w:r>
     </w:p>
     <w:p>
@@ -336,7 +336,7 @@
         <w:t xml:space="preserve">Ergebnis: </w:t>
       </w:r>
       <w:r>
-        <w:t>Offen entwürdigende Verhaltensweisen (Ungezogenheit, Lautstärke, körperliche Strafen) sind alltäglich und kulturell normalisiert. Pflegende attribuierten diese Rauheit äußeren Faktoren (Stress, Burnout, schlechte Arbeitsbedingungen) und teilweise fehlender Patientinnen-/Patientencompliance zu, statt eigene professionelle Verantwortung zu sehen. Partizipative Reflexion half, Verständnis für achtungsvolle Pflege zu erweitern.</w:t>
+        <w:t>Unternehmerische Führung assoziiert mit Intrapreneuership (direkt β=0,313, p&lt;0,001); innovatives Führungsverhalten als stärkster Prädiktor (β=0,345, p&lt;0,001); Modell erklärt 62% der Varianz. Empfehlung: Führungsentwicklung mit Fokus Innovation und sichere Arbeitsumgebungen.</w:t>
       </w:r>
     </w:p>
     <w:p>
@@ -351,7 +351,7 @@
         <w:rPr>
           <w:sz w:val="19"/>
         </w:rPr>
-        <w:t>Südafrika - Kultur und Organisationsfaktoren erfordern Kontextanpassung für Deutschland.</w:t>
+        <w:t>Portugal, übertragbar auf Strukturen mit ähnlichem Schichtsystem.</w:t>
       </w:r>
     </w:p>
     <w:p>
@@ -360,7 +360,7 @@
           <w:color w:val="5A7D3A"/>
           <w:sz w:val="18"/>
         </w:rPr>
-        <w:t>https://pubmed.ncbi.nlm.nih.gov/42725425/</w:t>
+        <w:t>https://pubmed.ncbi.nlm.nih.gov/42706815/</w:t>
       </w:r>
     </w:p>
     <w:p>
@@ -368,7 +368,7 @@
         <w:pStyle w:val="Heading2"/>
       </w:pPr>
       <w:r>
-        <w:t>Interprofessionelle Zusammenarbeit und Pflegeaufgaben in der Intensivmedizin: eine Übersichtsarbeit</w:t>
+        <w:t>Berufliche Entwicklung in der Kinderkrankenpflege: Was Pflegekräfte von ihren Arbeitgebern brauchen</w:t>
       </w:r>
     </w:p>
     <w:p>
@@ -378,12 +378,12 @@
           <w:color w:val="666666"/>
           <w:sz w:val="18"/>
         </w:rPr>
-        <w:t>Hornung J et al.  ·  Intensive Crit Care Nurs  ·  27.08.2026  ·  PMID 42659773</w:t>
+        <w:t>Rosengarten L et al.  ·  J Nurs Manag  ·  2026  ·  PMID 42703162</w:t>
       </w:r>
     </w:p>
     <w:p>
       <w:r>
-        <w:t>Systematische Übersicht zu Faktoren, die die Zusammenarbeit zwischen Pflegepersonen und Ärztinnen/Ärzten in Intensivstationen prägen und wie Pflegende ihre Rollen innerhalb dieser Kooperation gestalten.</w:t>
+        <w:t>Qualitative IPA-Studie mit 15 britischen Kinderkrankenpflegern zur Wahrnehmung ihrer persönlichen und beruflichen Entwicklung.</w:t>
       </w:r>
     </w:p>
     <w:p>
@@ -394,7 +394,7 @@
         <w:t xml:space="preserve">Ergebnis: </w:t>
       </w:r>
       <w:r>
-        <w:t>Kulturelle Faktoren (Vertrauen, Respekt, Vertrautheit), strukturelle Faktoren (Visiten, formale Diskussionen, Protokolle) und kommunikative Faktoren prägen die Zusammenarbeit. Pflegende berichten von eingeschränkten Rollen in interprofessionellen Austauschprozessen trotz hoher Kompetenz; protokollgestützte Autonomie und strukturierte Formate erhöhen ihre aktive Teilhabe.</w:t>
+        <w:t>Vier Themen: Entwicklung als dynamischer, nicht-linearer Prozess durch Motivation, Arbeitskontexte, Managerverhalten und Ressourcenmangel behindert; Pflegekräfte fühlen sich unterwertet; Empfehlung: Manager als Ermöglicher, nicht Gatekeeper; nationale Mindeststandards für Spezialisierung notwendig.</w:t>
       </w:r>
     </w:p>
     <w:p>
@@ -409,7 +409,7 @@
         <w:rPr>
           <w:sz w:val="19"/>
         </w:rPr>
-        <w:t>Deutschland und deutschsprachiger Raum, vergleichbare Organisationsstrukturen.</w:t>
+        <w:t>Großbritannien, aber feldspezifische Unterversorgung gilt deutsch breit.</w:t>
       </w:r>
     </w:p>
     <w:p>
@@ -418,7 +418,7 @@
           <w:color w:val="5A7D3A"/>
           <w:sz w:val="18"/>
         </w:rPr>
-        <w:t>https://pubmed.ncbi.nlm.nih.gov/42659773/</w:t>
+        <w:t>https://pubmed.ncbi.nlm.nih.gov/42703162/</w:t>
       </w:r>
     </w:p>
     <w:sectPr>

--- a/download/studien-aktuell.docx
+++ b/download/studien-aktuell.docx
@@ -62,7 +62,7 @@
           <w:color w:val="666666"/>
           <w:sz w:val="18"/>
         </w:rPr>
-        <w:t>Stand: 15.09.2026  |  6 Studien  |  pflege.m-vf.de</w:t>
+        <w:t>Stand: 16.09.2026  |  6 Studien  |  pflege.m-vf.de</w:t>
       </w:r>
     </w:p>
     <w:p>
@@ -70,7 +70,7 @@
         <w:pStyle w:val="Heading1"/>
       </w:pPr>
       <w:r>
-        <w:t>Aufgenommen am 15.09.2026</w:t>
+        <w:t>Aufgenommen am 16.09.2026</w:t>
       </w:r>
     </w:p>
     <w:p>
@@ -78,7 +78,7 @@
         <w:pStyle w:val="Heading2"/>
       </w:pPr>
       <w:r>
-        <w:t>Persönlich bedeutsame Ziele bei Demenzunterstützung: Ist Goal Attainment Scaling tauglich für Studien</w:t>
+        <w:t>Kommunikation und Technologie aus Sicht von Kindern mit lebensverkürzenden Erkrankungen in der Palliativversorgung</w:t>
       </w:r>
     </w:p>
     <w:p>
@@ -88,12 +88,12 @@
           <w:color w:val="666666"/>
           <w:sz w:val="18"/>
         </w:rPr>
-        <w:t>Budgett J et al.  ·  Age Ageing  ·  04.09.2026  ·  PMID 42735391</w:t>
+        <w:t>Martinsen LJ et al.  ·  BMJ Paediatr Open  ·  15.09.2026  ·  PMID 42744656</w:t>
       </w:r>
     </w:p>
     <w:p>
       <w:r>
-        <w:t>Psychometrische Überprüfung von Goal Attainment Scaling (GAS) als Ergebniskriterium in einer RCT zu psychosozialer Unterstützung für Menschen mit Demenz und pflegende Angehörige.</w:t>
+        <w:t>Qualitative Studie mit 7 Kindern (8–15 Jahre) mit lebensverkürzenden oder lebensbedrohlichen Erkrankungen zu ihren Bedürfnissen in der Kommunikation mit Fachpersonen und zur Rolle von Technologie im Alltag.</w:t>
       </w:r>
     </w:p>
     <w:p>
@@ -104,7 +104,7 @@
         <w:t xml:space="preserve">Ergebnis: </w:t>
       </w:r>
       <w:r>
-        <w:t>GAS-Completion 86% (6 Monate), 82% (12 Monate); exzellente Inter-Rater-Reliabilität (ICC=0,99), hohe Intra-Rater-Reliabilität (Cohens κ=0,91); schwache aber signifikante Korrelation mit globaler Lebensqualität (r=0,14-0,22); GAS-Verbesserung mit höherer Wahrscheinlichkeit, zu Hause zu bleiben assoziiert (OR=1,08, p&lt;0,01).</w:t>
+        <w:t>Drei Kernthemen: (1) Kinder verstehen Technologie primär durch Alltag statt Gesundheitskontext, (2) Technologie könnte eine "digitale Brücke zur Normalität" bilden, (3) Kinder bevorzugen persönliche Treffen mit Gesundheitsfachpersonen für Sicherheit und klare Informationen; Lücken in Kinderpartizipation bei Entscheidungen identifiziert.</w:t>
       </w:r>
     </w:p>
     <w:p>
@@ -119,7 +119,7 @@
         <w:rPr>
           <w:sz w:val="19"/>
         </w:rPr>
-        <w:t>Großbritannien, vergleichbare Pflegesettings, gute Übertragbarkeit.</w:t>
+        <w:t>Norwegen, pädiatrische Palliativversorgung mit Fokus auf Home-based Care wie deutsches Modell</w:t>
       </w:r>
     </w:p>
     <w:p>
@@ -128,7 +128,7 @@
           <w:color w:val="5A7D3A"/>
           <w:sz w:val="18"/>
         </w:rPr>
-        <w:t>https://pubmed.ncbi.nlm.nih.gov/42735391/</w:t>
+        <w:t>https://pubmed.ncbi.nlm.nih.gov/42744656/</w:t>
       </w:r>
     </w:p>
     <w:p>
@@ -136,7 +136,7 @@
         <w:pStyle w:val="Heading2"/>
       </w:pPr>
       <w:r>
-        <w:t>Alkoholreduzierung in der Schwangerschaft: computergestützte und fachkraftgestützte Kurzzeitintervention in der Geburtshilfe</w:t>
+        <w:t>Sichtweisen von Pflegehilfskräften auf Technologieeinführung in der Langzeitpflege</w:t>
       </w:r>
     </w:p>
     <w:p>
@@ -146,12 +146,12 @@
           <w:color w:val="666666"/>
           <w:sz w:val="18"/>
         </w:rPr>
-        <w:t>Brown JL et al.  ·  Int J Addctn Nurs  ·  09.03.2026  ·  PMID 42734584</w:t>
+        <w:t>Omotunde M et al.  ·  BMJ Open  ·  15.09.2026  ·  PMID 42744373</w:t>
       </w:r>
     </w:p>
     <w:p>
       <w:r>
-        <w:t>Entwicklung und kulturelle Anpassung einer kurzen Intervention zur Alkoholreduzierung bei schwangeren Frauen, bestehend aus zwei computergestützten und drei Kurz-Sitzungen mit Hebammen.</w:t>
+        <w:t>Scoping Review (JBI-Methode) mit Analyse von 17 Quellen aus 5 Ländern (2004–2026) zu Perspektiven von Care Aides auf Technologieadoption und -nachhaltigkeit in Langzeiteinrichtungen.</w:t>
       </w:r>
     </w:p>
     <w:p>
@@ -162,7 +162,7 @@
         <w:t xml:space="preserve">Ergebnis: </w:t>
       </w:r>
       <w:r>
-        <w:t>Beschreibung der Safe-Start-Intervention mit theoretischer Grundlage; Durchführbarkeit bei Implementierung in Pränatalkliniken demonstriert, jedoch keine Effektivitätsdaten berichtet.</w:t>
+        <w:t>Care Aides sind offen für Technologie, wenn diese Workflows unterstützt, Pflege verbessert, angemessenes Training und Support bereitgestellt werden und sie in Implementierung einbezogen sind; Training liefert Information über Chancen/Probleme, fördert klare Haltung und adressiert Misskonzeptionen; begrenzte verfügbare Evidenz unterstreicht modifizierbare Faktoren für Uptake.</w:t>
       </w:r>
     </w:p>
     <w:p>
@@ -177,7 +177,7 @@
         <w:rPr>
           <w:sz w:val="19"/>
         </w:rPr>
-        <w:t>USA - Interventionsaufbau übertragbar, Finanzierungskontext nicht.</w:t>
+        <w:t>Kanada und übrige OECD, Arbeitsbedingungen und Qualifikationsmix strukturell vergleichbar mit Deutschland</w:t>
       </w:r>
     </w:p>
     <w:p>
@@ -186,7 +186,7 @@
           <w:color w:val="5A7D3A"/>
           <w:sz w:val="18"/>
         </w:rPr>
-        <w:t>https://pubmed.ncbi.nlm.nih.gov/42734584/</w:t>
+        <w:t>https://pubmed.ncbi.nlm.nih.gov/42744373/</w:t>
       </w:r>
     </w:p>
     <w:p>
@@ -194,7 +194,7 @@
         <w:pStyle w:val="Heading2"/>
       </w:pPr>
       <w:r>
-        <w:t>Sterbevorbereitung von pflegenden Angehörigen: Was ihre Erfahrung an Ressourcen und Belastungen zeigt</w:t>
+        <w:t>Alltag von Demenzerkrankten im Heim: Beobachtungsdaten zu Lebensqualität mittels KI-gestützte Textanalyse</w:t>
       </w:r>
     </w:p>
     <w:p>
@@ -204,12 +204,12 @@
           <w:color w:val="666666"/>
           <w:sz w:val="18"/>
         </w:rPr>
-        <w:t>Ju X et al.  ·  Front Public Health  ·  28.08.2026  ·  PMID 42729174</w:t>
+        <w:t>Steijger D et al.  ·  J Med Internet Res  ·  15.09.2026  ·  PMID 42743440</w:t>
       </w:r>
     </w:p>
     <w:p>
       <w:r>
-        <w:t>Systematischer Review mit Meta-Synthese von 13 qualitativen Studien zu Erfahrungen von pflegenden Angehörigen bei Vorbereitung auf den Tod eines nahestehenden Menschen.</w:t>
+        <w:t>Sekundäranalyse von 5.622 Beobachtungstexten aus 151 Demenzerkrankten in niederländischen Heimen, die mittels Large Language Model (LLM) auf Lebensqualitätsmuster analysiert wurden.</w:t>
       </w:r>
     </w:p>
     <w:p>
@@ -220,7 +220,7 @@
         <w:t xml:space="preserve">Ergebnis: </w:t>
       </w:r>
       <w:r>
-        <w:t>Vier integrierte Befunde: Neubewertung spiritueller Bedeutung, Informationskommunikation zur Todesvorbereitung, Bewältigung multidimensionaler Realitätsbelastungen, innere und äußere Ressourcen zur Unterstützung. Komplexer, psychosozialer Prozess mit authentischen Erlebenserfahrungen.</w:t>
+        <w:t>N-Gramm-Analyse zeigte überwiegend passive Aktivitäten ("sitzt am Tisch") in wenig variierenden Innenräumen; emotionales Wohlbefinden wurde oft positiv beschrieben ("lächelt und lacht"), negative Äußerungen traten seltener auf, trugen aber stärkere emotionale Intensität; LLM identifizierte 8 kohärente Themenclusters, davon mehrere Bereiche mit Bezug zu Lebensqualitätsdomänen.</w:t>
       </w:r>
     </w:p>
     <w:p>
@@ -235,7 +235,7 @@
         <w:rPr>
           <w:sz w:val="19"/>
         </w:rPr>
-        <w:t>Internationale Evidenz, relevant für Palliativversorgung und Trauerhilfe.</w:t>
+        <w:t>Niederlande, Versicherungssystem vergleichbar, Beobachtungsdaten parallele zu deutschen Pflegedokumentationen</w:t>
       </w:r>
     </w:p>
     <w:p>
@@ -244,7 +244,7 @@
           <w:color w:val="5A7D3A"/>
           <w:sz w:val="18"/>
         </w:rPr>
-        <w:t>https://pubmed.ncbi.nlm.nih.gov/42729174/</w:t>
+        <w:t>https://pubmed.ncbi.nlm.nih.gov/42743440/</w:t>
       </w:r>
     </w:p>
     <w:p>
@@ -252,7 +252,7 @@
         <w:pStyle w:val="Heading2"/>
       </w:pPr>
       <w:r>
-        <w:t>Unterstützung von Müttern HIV-exponierter, nicht infizierter Kinder: Worauf es bei Früher-Unterstützung ankommt</w:t>
+        <w:t>Folgen des "second victim"-Phänomens auf Pflegekräfte und Ärzte nach Sicherheitsvorfällen</w:t>
       </w:r>
     </w:p>
     <w:p>
@@ -262,12 +262,12 @@
           <w:color w:val="666666"/>
           <w:sz w:val="18"/>
         </w:rPr>
-        <w:t>Pandya H et al.  ·  Glob Public Health  ·  31.12.2026  ·  PMID 42726939</w:t>
+        <w:t>Vianna Gonçalves da Costa ECDC et al.  ·  PLoS One  ·  15.09.2026  ·  PMID 42743379</w:t>
       </w:r>
     </w:p>
     <w:p>
       <w:r>
-        <w:t>Qualitative Studie mit 20 Müttern in Südafrika, wie strukturelle Lasten (Armut, Zeitmangel, fehlende Unterstützung) ihre Fähigkeit zu Früher-Unterstützung behindern.</w:t>
+        <w:t>Scoping Review (JBI/PRISMA-ScR) mit systematischer Analyse von 37 Publikationen (2009–2024) aus 22 Ländern über Auswirkungen des "second victim"-Phänomens auf Gesundheitsfachpersonen nach Patientensicherheitsvorfällen.</w:t>
       </w:r>
     </w:p>
     <w:p>
@@ -278,7 +278,7 @@
         <w:t xml:space="preserve">Ergebnis: </w:t>
       </w:r>
       <w:r>
-        <w:t>Fünf Kernthemen: finanzielle Constraints, hohe Betreuungslast, schlechter Gesundheitszustand der Mutter, begrenzte Partner-/Familien-Unterstützung und mütterliche HIV-Erkrankung verstärken Barrieren. Bestehende Nurturing-Care-Ansätze berücksichtigen spezifische Vulnerabilität dieser Gruppe unzureichend.</w:t>
+        <w:t>39 Auswirkungen kartografiert in vier Dimensionen (physisch, mental, beruflich, sozial); berufliche Dimension zeigte höchste Anzahl; mentale Dimension identifizierte Suizidgedanken als Risiko für physische Integrität; überwiegend qualitative Studien (n=14); Krankenhauseinrichtungen am häufigsten (n=25); Pflegefachpersonen meist untersucht (n=27).</w:t>
       </w:r>
     </w:p>
     <w:p>
@@ -293,7 +293,7 @@
         <w:rPr>
           <w:sz w:val="19"/>
         </w:rPr>
-        <w:t>Südafrika - Kontext sehr unterschiedlich zu Deutschland; grundsätzliche Erkenntnisse zur Unterstützung elterlicher Kapazität relevant.</w:t>
+        <w:t>Internationale Evidenz, Phänomen in deutschem Pflegealltag dokumentiert, Arbeitsschutzaspekt universal</w:t>
       </w:r>
     </w:p>
     <w:p>
@@ -302,7 +302,7 @@
           <w:color w:val="5A7D3A"/>
           <w:sz w:val="18"/>
         </w:rPr>
-        <w:t>https://pubmed.ncbi.nlm.nih.gov/42726939/</w:t>
+        <w:t>https://pubmed.ncbi.nlm.nih.gov/42743379/</w:t>
       </w:r>
     </w:p>
     <w:p>
@@ -310,7 +310,7 @@
         <w:pStyle w:val="Heading2"/>
       </w:pPr>
       <w:r>
-        <w:t>Unternehmerische Führung und Innovation in Pflegeteams: Welche Managementansätze wirken</w:t>
+        <w:t>Schichtarbeit und psychische Belastung bei Pflegekräften: Schichtmuster und Krankmeldungen</w:t>
       </w:r>
     </w:p>
     <w:p>
@@ -320,12 +320,12 @@
           <w:color w:val="666666"/>
           <w:sz w:val="18"/>
         </w:rPr>
-        <w:t>Martins MLDC et al.  ·  J Healthc Manag  ·  Sept. 2026  ·  PMID 42706815</w:t>
+        <w:t>Nilsson T et al.  ·  Eur J Public Health  ·  04.08.2026  ·  PMID 42742568</w:t>
       </w:r>
     </w:p>
     <w:p>
       <w:r>
-        <w:t>Querschnittstudie mit 760 portugiesischen Pflegekräften, wie unternehmerische Führung über innovative Verhaltensweisen zu Intrapreneuership führt.</w:t>
+        <w:t>Prospektive Kohortenstudie mit 25.120 Pflegekräften in Stockholm (2008–2019), die den Zusammenhang zwischen Schichtmuster und psychisch bedingten Krankmeldungen über 11 Jahre untersucht.</w:t>
       </w:r>
     </w:p>
     <w:p>
@@ -336,7 +336,7 @@
         <w:t xml:space="preserve">Ergebnis: </w:t>
       </w:r>
       <w:r>
-        <w:t>Unternehmerische Führung assoziiert mit Intrapreneuership (direkt β=0,313, p&lt;0,001); innovatives Führungsverhalten als stärkster Prädiktor (β=0,345, p&lt;0,001); Modell erklärt 62% der Varianz. Empfehlung: Führungsentwicklung mit Fokus Innovation und sichere Arbeitsumgebungen.</w:t>
+        <w:t>Pflegekräfte mit Nachtschichten zeigten ein geringeres Risiko für Krankmeldungen wegen psychischer Störungen (HR 0,80, 95% KI 0,72–0,89) im Vergleich zu Tagarbeitern; Häufigkeit von &gt;121 Nachtschichten pro Jahr war mit niedrigerem Risiko assoziiert (HR 0,77, 95% KI 0,65–0,90). Der Befund könnte einen Selektionseffekt gesunder Personen in Nachtschichten widerspiegeln.</w:t>
       </w:r>
     </w:p>
     <w:p>
@@ -351,7 +351,7 @@
         <w:rPr>
           <w:sz w:val="19"/>
         </w:rPr>
-        <w:t>Portugal, übertragbar auf Strukturen mit ähnlichem Schichtsystem.</w:t>
+        <w:t>Schwedische Registerdata, deutschsprachige Systeme haben vergleichbare Schichtstrukturen</w:t>
       </w:r>
     </w:p>
     <w:p>
@@ -360,7 +360,7 @@
           <w:color w:val="5A7D3A"/>
           <w:sz w:val="18"/>
         </w:rPr>
-        <w:t>https://pubmed.ncbi.nlm.nih.gov/42706815/</w:t>
+        <w:t>https://pubmed.ncbi.nlm.nih.gov/42742568/</w:t>
       </w:r>
     </w:p>
     <w:p>
@@ -368,7 +368,7 @@
         <w:pStyle w:val="Heading2"/>
       </w:pPr>
       <w:r>
-        <w:t>Berufliche Entwicklung in der Kinderkrankenpflege: Was Pflegekräfte von ihren Arbeitgebern brauchen</w:t>
+        <w:t>Langzeitergebnisse von Kindern nach Misshandlung: norwegische Kohortenstudie mit Registeranbindung</w:t>
       </w:r>
     </w:p>
     <w:p>
@@ -378,12 +378,12 @@
           <w:color w:val="666666"/>
           <w:sz w:val="18"/>
         </w:rPr>
-        <w:t>Rosengarten L et al.  ·  J Nurs Manag  ·  2026  ·  PMID 42703162</w:t>
+        <w:t>Sivertsen B et al.  ·  BMJ Open  ·  01.09.2026  ·  PMID 42680496</w:t>
       </w:r>
     </w:p>
     <w:p>
       <w:r>
-        <w:t>Qualitative IPA-Studie mit 15 britischen Kinderkrankenpflegern zur Wahrnehmung ihrer persönlichen und beruflichen Entwicklung.</w:t>
+        <w:t>Prospektive Kohortenstudie (Triple-S) mit Rekrutierung von 733 pflegenden Angehörigen und 325 Jugendlichen (12–18 Jahre) mit substantiierter Misshandlung, Nachverfolgung alle 2 Jahre mit Registeranbindung (Stand Juni 2026).</w:t>
       </w:r>
     </w:p>
     <w:p>
@@ -394,7 +394,7 @@
         <w:t xml:space="preserve">Ergebnis: </w:t>
       </w:r>
       <w:r>
-        <w:t>Vier Themen: Entwicklung als dynamischer, nicht-linearer Prozess durch Motivation, Arbeitskontexte, Managerverhalten und Ressourcenmangel behindert; Pflegekräfte fühlen sich unterwertet; Empfehlung: Manager als Ermöglicher, nicht Gatekeeper; nationale Mindeststandards für Spezialisierung notwendig.</w:t>
+        <w:t>Bisherige Analysen dokumentierten erhebliche psychische Belastungen und Schlafprobleme, beeinträchtigte Schulleistung, hohes Niveau von nicht-suizidaler Selbstverletzung; erhebliche Variation in Inanspruchnahme von Diensten und Koordination; emotionale, relationale und praktische Barrieren für Offenbarung identifiziert; pflegende Angehörige zeigen relationale Stärken und Schwierigkeiten beim Parenting sowie sozioökonomische Vulnerabilität.</w:t>
       </w:r>
     </w:p>
     <w:p>
@@ -409,7 +409,7 @@
         <w:rPr>
           <w:sz w:val="19"/>
         </w:rPr>
-        <w:t>Großbritannien, aber feldspezifische Unterversorgung gilt deutsch breit.</w:t>
+        <w:t>Norwegen, deutsches Kinderschutzsystem struktuell vergleichbar, Registerforschung etabliert</w:t>
       </w:r>
     </w:p>
     <w:p>
@@ -418,7 +418,7 @@
           <w:color w:val="5A7D3A"/>
           <w:sz w:val="18"/>
         </w:rPr>
-        <w:t>https://pubmed.ncbi.nlm.nih.gov/42703162/</w:t>
+        <w:t>https://pubmed.ncbi.nlm.nih.gov/42680496/</w:t>
       </w:r>
     </w:p>
     <w:sectPr>

--- a/download/studien-aktuell.docx
+++ b/download/studien-aktuell.docx
@@ -62,7 +62,7 @@
           <w:color w:val="666666"/>
           <w:sz w:val="18"/>
         </w:rPr>
-        <w:t>Stand: 16.09.2026  |  6 Studien  |  pflege.m-vf.de</w:t>
+        <w:t>Stand: 17.09.2026  |  7 Studien  |  pflege.m-vf.de</w:t>
       </w:r>
     </w:p>
     <w:p>
@@ -70,7 +70,7 @@
         <w:pStyle w:val="Heading1"/>
       </w:pPr>
       <w:r>
-        <w:t>Aufgenommen am 16.09.2026</w:t>
+        <w:t>Aufgenommen am 17.09.2026</w:t>
       </w:r>
     </w:p>
     <w:p>
@@ -78,7 +78,7 @@
         <w:pStyle w:val="Heading2"/>
       </w:pPr>
       <w:r>
-        <w:t>Kommunikation und Technologie aus Sicht von Kindern mit lebensverkürzenden Erkrankungen in der Palliativversorgung</w:t>
+        <w:t>Digitaltechnik in der Altenpflege zu Hause: Leitlinien für erfolgreiche Umsetzung</w:t>
       </w:r>
     </w:p>
     <w:p>
@@ -88,12 +88,12 @@
           <w:color w:val="666666"/>
           <w:sz w:val="18"/>
         </w:rPr>
-        <w:t>Martinsen LJ et al.  ·  BMJ Paediatr Open  ·  15.09.2026  ·  PMID 42744656</w:t>
+        <w:t>Batchelor F et al.  ·  JMIR Form Res  ·  16.09.2026  ·  PMID 42748485</w:t>
       </w:r>
     </w:p>
     <w:p>
       <w:r>
-        <w:t>Qualitative Studie mit 7 Kindern (8–15 Jahre) mit lebensverkürzenden oder lebensbedrohlichen Erkrankungen zu ihren Bedürfnissen in der Kommunikation mit Fachpersonen und zur Rolle von Technologie im Alltag.</w:t>
+        <w:t>Mixed-Methods-Studie aus Australien zur Entwicklung von Implementierungsleitlinien für digitale Technologien in der ambulanten Altenpflege, basierend auf Befragungen, Interviews und Co-Design mit Klienten, Familien und Fachpersonen.</w:t>
       </w:r>
     </w:p>
     <w:p>
@@ -104,7 +104,7 @@
         <w:t xml:space="preserve">Ergebnis: </w:t>
       </w:r>
       <w:r>
-        <w:t>Drei Kernthemen: (1) Kinder verstehen Technologie primär durch Alltag statt Gesundheitskontext, (2) Technologie könnte eine "digitale Brücke zur Normalität" bilden, (3) Kinder bevorzugen persönliche Treffen mit Gesundheitsfachpersonen für Sicherheit und klare Informationen; Lücken in Kinderpartizipation bei Entscheidungen identifiziert.</w:t>
+        <w:t>7 kritische Implementierungsdomänen identifiziert: Technikdesign, Datenschutz/Vertrauen, Schulung/Support, Organisationskultur, Klientenversorgung, digitale Kompetenz und wahrgenommene Vorteile. Leitlinien validiert durch Fallstudie mit intelligenten Brillen. Barrieren: mangelnde digitale Kompetenzen, Datenschutzbedenken; Förderfaktoren: benutzerfreundliches Design, adäquate Schulung.</w:t>
       </w:r>
     </w:p>
     <w:p>
@@ -119,7 +119,7 @@
         <w:rPr>
           <w:sz w:val="19"/>
         </w:rPr>
-        <w:t>Norwegen, pädiatrische Palliativversorgung mit Fokus auf Home-based Care wie deutsches Modell</w:t>
+        <w:t>Australien, ähnliche Langzeitpflegestrukturen, vergleichbarer Fachkräftemangel</w:t>
       </w:r>
     </w:p>
     <w:p>
@@ -128,7 +128,7 @@
           <w:color w:val="5A7D3A"/>
           <w:sz w:val="18"/>
         </w:rPr>
-        <w:t>https://pubmed.ncbi.nlm.nih.gov/42744656/</w:t>
+        <w:t>https://pubmed.ncbi.nlm.nih.gov/42748485/</w:t>
       </w:r>
     </w:p>
     <w:p>
@@ -136,7 +136,7 @@
         <w:pStyle w:val="Heading2"/>
       </w:pPr>
       <w:r>
-        <w:t>Sichtweisen von Pflegehilfskräften auf Technologieeinführung in der Langzeitpflege</w:t>
+        <w:t>Anforderungen an eine Mobil-App für häusliche Demenzbetreuung: Studie mit indonesischen Angehörigen</w:t>
       </w:r>
     </w:p>
     <w:p>
@@ -146,12 +146,12 @@
           <w:color w:val="666666"/>
           <w:sz w:val="18"/>
         </w:rPr>
-        <w:t>Omotunde M et al.  ·  BMJ Open  ·  15.09.2026  ·  PMID 42744373</w:t>
+        <w:t>Andhika MFE et al.  ·  JMIR Form Res  ·  16.09.2026  ·  PMID 42748455</w:t>
       </w:r>
     </w:p>
     <w:p>
       <w:r>
-        <w:t>Scoping Review (JBI-Methode) mit Analyse von 17 Quellen aus 5 Ländern (2004–2026) zu Perspektiven von Care Aides auf Technologieadoption und -nachhaltigkeit in Langzeiteinrichtungen.</w:t>
+        <w:t>Qualitative Studie in Indonesien mit 49 Befragten (Fachpersonen, Pflegekräfte, pflegende Angehörige) zu Herausforderungen und Funktionsanforderungen einer Demenz-App für zu Hause.</w:t>
       </w:r>
     </w:p>
     <w:p>
@@ -162,7 +162,7 @@
         <w:t xml:space="preserve">Ergebnis: </w:t>
       </w:r>
       <w:r>
-        <w:t>Care Aides sind offen für Technologie, wenn diese Workflows unterstützt, Pflege verbessert, angemessenes Training und Support bereitgestellt werden und sie in Implementierung einbezogen sind; Training liefert Information über Chancen/Probleme, fördert klare Haltung und adressiert Misskonzeptionen; begrenzte verfügbare Evidenz unterstreicht modifizierbare Faktoren für Uptake.</w:t>
+        <w:t>Identifizierte Herausforderungen: Wissensmangel über Demenz, psychische Belastung von Angehörigen, Schwierigkeiten bei Gesundheitsüberwachung, Zugang zu Gesundheitsdiensten, kognitive Abnahme. Funktionsanforderungen: Tagebücher, Musikplaylists, Demenz-Lernvideos, psychologische Assessments für Angehörige, Kommunikationsforen. App-Akzeptanz hängt von Benutzerfreundlichkeit und Informationsqualität ab.</w:t>
       </w:r>
     </w:p>
     <w:p>
@@ -177,7 +177,7 @@
         <w:rPr>
           <w:sz w:val="19"/>
         </w:rPr>
-        <w:t>Kanada und übrige OECD, Arbeitsbedingungen und Qualifikationsmix strukturell vergleichbar mit Deutschland</w:t>
+        <w:t>Indonesien - Anforderungsanalyse kultursensibel, begrenzte Übertragung auf deutsche Systeme</w:t>
       </w:r>
     </w:p>
     <w:p>
@@ -186,7 +186,7 @@
           <w:color w:val="5A7D3A"/>
           <w:sz w:val="18"/>
         </w:rPr>
-        <w:t>https://pubmed.ncbi.nlm.nih.gov/42744373/</w:t>
+        <w:t>https://pubmed.ncbi.nlm.nih.gov/42748455/</w:t>
       </w:r>
     </w:p>
     <w:p>
@@ -194,7 +194,7 @@
         <w:pStyle w:val="Heading2"/>
       </w:pPr>
       <w:r>
-        <w:t>Alltag von Demenzerkrankten im Heim: Beobachtungsdaten zu Lebensqualität mittels KI-gestützte Textanalyse</w:t>
+        <w:t>Sterberisiko im Altenheim vorhersagen: Maschinenlernmodell mit taiwanischen Routinedaten</w:t>
       </w:r>
     </w:p>
     <w:p>
@@ -204,12 +204,12 @@
           <w:color w:val="666666"/>
           <w:sz w:val="18"/>
         </w:rPr>
-        <w:t>Steijger D et al.  ·  J Med Internet Res  ·  15.09.2026  ·  PMID 42743440</w:t>
+        <w:t>Tsai YC et al.  ·  JMIR Aging  ·  16.09.2026  ·  PMID 42748398</w:t>
       </w:r>
     </w:p>
     <w:p>
       <w:r>
-        <w:t>Sekundäranalyse von 5.622 Beobachtungstexten aus 151 Demenzerkrankten in niederländischen Heimen, die mittels Large Language Model (LLM) auf Lebensqualitätsmuster analysiert wurden.</w:t>
+        <w:t>Retrospektive Kohortenstudie aus Taiwan (23.901 Bewohner Entwicklung, 6.216 externe Validierung 2024) zur Entwicklung eines interpretierbaren Maschinenlernmodells für 6-Monats-Mortalitätsvorhersage bei Pflegeheimeintritt.</w:t>
       </w:r>
     </w:p>
     <w:p>
@@ -220,7 +220,7 @@
         <w:t xml:space="preserve">Ergebnis: </w:t>
       </w:r>
       <w:r>
-        <w:t>N-Gramm-Analyse zeigte überwiegend passive Aktivitäten ("sitzt am Tisch") in wenig variierenden Innenräumen; emotionales Wohlbefinden wurde oft positiv beschrieben ("lächelt und lacht"), negative Äußerungen traten seltener auf, trugen aber stärkere emotionale Intensität; LLM identifizierte 8 kohärente Themenclusters, davon mehrere Bereiche mit Bezug zu Lebensqualitätsdomänen.</w:t>
+        <w:t>HybridXGBRF-Modell (Ensemble-Algorithmus) erreichte interne AUROC 0,89 und externe Validierung AUROC 0,90 (95%-KI 0,89-0,91), Genauigkeit 0,85, F1-Score 0,68. Kalibrierung zeigt gute Übereinstimmung zwischen vorhergesagtem und beobachtetem Risiko. Wichtigste Prädiktoren: Krankenhausaufnahmen in 6 Monaten, ADL-Beeinträchtigung, Gewichtsverlust. Modell stabil über Geschlecht/Alter.</w:t>
       </w:r>
     </w:p>
     <w:p>
@@ -235,7 +235,7 @@
         <w:rPr>
           <w:sz w:val="19"/>
         </w:rPr>
-        <w:t>Niederlande, Versicherungssystem vergleichbar, Beobachtungsdaten parallele zu deutschen Pflegedokumentationen</w:t>
+        <w:t>Taiwan, Langzeitpflegedateninfrastruktur vergleichbar, Routinedatennutzung analog Deutschland</w:t>
       </w:r>
     </w:p>
     <w:p>
@@ -244,7 +244,7 @@
           <w:color w:val="5A7D3A"/>
           <w:sz w:val="18"/>
         </w:rPr>
-        <w:t>https://pubmed.ncbi.nlm.nih.gov/42743440/</w:t>
+        <w:t>https://pubmed.ncbi.nlm.nih.gov/42748398/</w:t>
       </w:r>
     </w:p>
     <w:p>
@@ -252,7 +252,7 @@
         <w:pStyle w:val="Heading2"/>
       </w:pPr>
       <w:r>
-        <w:t>Folgen des "second victim"-Phänomens auf Pflegekräfte und Ärzte nach Sicherheitsvorfällen</w:t>
+        <w:t>Was erhält Palliativpflegekräfte im ländlichen Raum im Beruf? Eine kanadische Kohortenstudie</w:t>
       </w:r>
     </w:p>
     <w:p>
@@ -262,12 +262,12 @@
           <w:color w:val="666666"/>
           <w:sz w:val="18"/>
         </w:rPr>
-        <w:t>Vianna Gonçalves da Costa ECDC et al.  ·  PLoS One  ·  15.09.2026  ·  PMID 42743379</w:t>
+        <w:t>Penz KL et al.  ·  PLoS One  ·  16.09.2026  ·  PMID 42748183</w:t>
       </w:r>
     </w:p>
     <w:p>
       <w:r>
-        <w:t>Scoping Review (JBI/PRISMA-ScR) mit systematischer Analyse von 37 Publikationen (2009–2024) aus 22 Ländern über Auswirkungen des "second victim"-Phänomens auf Gesundheitsfachpersonen nach Patientensicherheitsvorfällen.</w:t>
+        <w:t>Querschnittsstudie von 295 kanadischen Pflegenden aus ländlichen Gebieten, die Hospiz-, Palliativ- oder Sterbebegleitung erbringen, zu Faktoren der Arbeitszufriedenheit und des Engagements.</w:t>
       </w:r>
     </w:p>
     <w:p>
@@ -278,7 +278,7 @@
         <w:t xml:space="preserve">Ergebnis: </w:t>
       </w:r>
       <w:r>
-        <w:t>39 Auswirkungen kartografiert in vier Dimensionen (physisch, mental, beruflich, sozial); berufliche Dimension zeigte höchste Anzahl; mentale Dimension identifizierte Suizidgedanken als Risiko für physische Integrität; überwiegend qualitative Studien (n=14); Krankenhauseinrichtungen am häufigsten (n=25); Pflegefachpersonen meist untersucht (n=27).</w:t>
+        <w:t>7 Variablen erklären 40 % der Varianz in Arbeitsengagement: psychische Gesundheit, Arbeitszufriedenheit, interprofessionelle Zusammenarbeit, affektive/normative organisationale Bindung und reduzierte Arbeitslastfaktoren. Ländliche Pflegende mit Palliativaufgaben zeigen höhere Arbeitszufriedenheit als andere Berufsgruppen, haben aber weniger Personalressourcen und Zeit.</w:t>
       </w:r>
     </w:p>
     <w:p>
@@ -293,7 +293,7 @@
         <w:rPr>
           <w:sz w:val="19"/>
         </w:rPr>
-        <w:t>Internationale Evidenz, Phänomen in deutschem Pflegealltag dokumentiert, Arbeitsschutzaspekt universal</w:t>
+        <w:t>Kanada, vergleichbare Versorgungsstruktur in dünn besiedelten Regionen</w:t>
       </w:r>
     </w:p>
     <w:p>
@@ -302,7 +302,7 @@
           <w:color w:val="5A7D3A"/>
           <w:sz w:val="18"/>
         </w:rPr>
-        <w:t>https://pubmed.ncbi.nlm.nih.gov/42743379/</w:t>
+        <w:t>https://pubmed.ncbi.nlm.nih.gov/42748183/</w:t>
       </w:r>
     </w:p>
     <w:p>
@@ -310,7 +310,7 @@
         <w:pStyle w:val="Heading2"/>
       </w:pPr>
       <w:r>
-        <w:t>Schichtarbeit und psychische Belastung bei Pflegekräften: Schichtmuster und Krankmeldungen</w:t>
+        <w:t>Belastete Angehörige von Krebspatienten: Resilienztraining reduziert Angst und Depression</w:t>
       </w:r>
     </w:p>
     <w:p>
@@ -320,12 +320,12 @@
           <w:color w:val="666666"/>
           <w:sz w:val="18"/>
         </w:rPr>
-        <w:t>Nilsson T et al.  ·  Eur J Public Health  ·  04.08.2026  ·  PMID 42742568</w:t>
+        <w:t>Høeg BL et al.  ·  Psychooncology  ·  Sept. 2026  ·  PMID 42747116</w:t>
       </w:r>
     </w:p>
     <w:p>
       <w:r>
-        <w:t>Prospektive Kohortenstudie mit 25.120 Pflegekräften in Stockholm (2008–2019), die den Zusammenhang zwischen Schichtmuster und psychisch bedingten Krankmeldungen über 11 Jahre untersucht.</w:t>
+        <w:t>Randomisierte Studie aus Dänemark mit 79 psychisch belasteten Partners von Krebspatienten, die ein siebensitziges Resilienztrainings-Programm (manualisiert) erhielten oder Regelversorgung.</w:t>
       </w:r>
     </w:p>
     <w:p>
@@ -336,7 +336,7 @@
         <w:t xml:space="preserve">Ergebnis: </w:t>
       </w:r>
       <w:r>
-        <w:t>Pflegekräfte mit Nachtschichten zeigten ein geringeres Risiko für Krankmeldungen wegen psychischer Störungen (HR 0,80, 95% KI 0,72–0,89) im Vergleich zu Tagarbeitern; Häufigkeit von &gt;121 Nachtschichten pro Jahr war mit niedrigerem Risiko assoziiert (HR 0,77, 95% KI 0,65–0,90). Der Befund könnte einen Selektionseffekt gesunder Personen in Nachtschichten widerspiegeln.</w:t>
+        <w:t>Signifikante Verbesserungen in der Interventionsgruppe: Angststörungen reduziert um 2,5 Punkte (95%-KI -4,6 bis -0,4; p=0,018); Depression und Lebensqualität bereits nach 3 Monaten verbessert. Hohe Zufriedenheit mit Programm (Gruppenformat geschätzt). Andere Outcomes zeigten keine signifikanten Gruppenunterschiede.</w:t>
       </w:r>
     </w:p>
     <w:p>
@@ -351,7 +351,7 @@
         <w:rPr>
           <w:sz w:val="19"/>
         </w:rPr>
-        <w:t>Schwedische Registerdata, deutschsprachige Systeme haben vergleichbare Schichtstrukturen</w:t>
+        <w:t>Dänemark, europäisches Gesundheitssystem, vergleichbares Wohlfahrtsmodell</w:t>
       </w:r>
     </w:p>
     <w:p>
@@ -360,7 +360,7 @@
           <w:color w:val="5A7D3A"/>
           <w:sz w:val="18"/>
         </w:rPr>
-        <w:t>https://pubmed.ncbi.nlm.nih.gov/42742568/</w:t>
+        <w:t>https://pubmed.ncbi.nlm.nih.gov/42747116/</w:t>
       </w:r>
     </w:p>
     <w:p>
@@ -368,7 +368,7 @@
         <w:pStyle w:val="Heading2"/>
       </w:pPr>
       <w:r>
-        <w:t>Langzeitergebnisse von Kindern nach Misshandlung: norwegische Kohortenstudie mit Registeranbindung</w:t>
+        <w:t>Schlafstörung, Depression und Stress: Was Müdigkeit bei Pflegenden in Nachtschicht verursacht</w:t>
       </w:r>
     </w:p>
     <w:p>
@@ -378,12 +378,12 @@
           <w:color w:val="666666"/>
           <w:sz w:val="18"/>
         </w:rPr>
-        <w:t>Sivertsen B et al.  ·  BMJ Open  ·  01.09.2026  ·  PMID 42680496</w:t>
+        <w:t>Huang HM et al.  ·  Nurs Open  ·  Sept. 2026  ·  PMID 42746893</w:t>
       </w:r>
     </w:p>
     <w:p>
       <w:r>
-        <w:t>Prospektive Kohortenstudie (Triple-S) mit Rekrutierung von 733 pflegenden Angehörigen und 325 Jugendlichen (12–18 Jahre) mit substantiierter Misshandlung, Nachverfolgung alle 2 Jahre mit Registeranbindung (Stand Juni 2026).</w:t>
+        <w:t>Querschnittsstudie mit 225 weiblichen Pflegenden im Nachtdienst in Taiwan zu Zusammenhängen zwischen Schlafstörung, Stress, Depression und Müdigkeit.</w:t>
       </w:r>
     </w:p>
     <w:p>
@@ -394,7 +394,7 @@
         <w:t xml:space="preserve">Ergebnis: </w:t>
       </w:r>
       <w:r>
-        <w:t>Bisherige Analysen dokumentierten erhebliche psychische Belastungen und Schlafprobleme, beeinträchtigte Schulleistung, hohes Niveau von nicht-suizidaler Selbstverletzung; erhebliche Variation in Inanspruchnahme von Diensten und Koordination; emotionale, relationale und praktische Barrieren für Offenbarung identifiziert; pflegende Angehörige zeigen relationale Stärken und Schwierigkeiten beim Parenting sowie sozioökonomische Vulnerabilität.</w:t>
+        <w:t>84 % der Pflegenden zeigten klinisch signifikante Müdigkeit; 67,6 % Schlafstörungen. Müdigkeit war zyklisch und höchsten gegen 9:00 Uhr; sekundärer Peak 5:00-6:00 Uhr. Höhere Müdigkeit zu Menstruationsbeginn (nicht signifikant nach Mehrfachvergleichskorrektur). Unabhängige Einflussfaktoren auf Müdigkeit: Schlafstörung, depressive Symptome und wahrgenommener Stress erklären 29,9 % der Varianz.</w:t>
       </w:r>
     </w:p>
     <w:p>
@@ -409,7 +409,7 @@
         <w:rPr>
           <w:sz w:val="19"/>
         </w:rPr>
-        <w:t>Norwegen, deutsches Kinderschutzsystem struktuell vergleichbar, Registerforschung etabliert</w:t>
+        <w:t>Taiwan - Schichtarbeitsmuster ähnlich, aber begrenzte kulturelle Übertragbarkeit</w:t>
       </w:r>
     </w:p>
     <w:p>
@@ -418,7 +418,65 @@
           <w:color w:val="5A7D3A"/>
           <w:sz w:val="18"/>
         </w:rPr>
-        <w:t>https://pubmed.ncbi.nlm.nih.gov/42680496/</w:t>
+        <w:t>https://pubmed.ncbi.nlm.nih.gov/42746893/</w:t>
+      </w:r>
+    </w:p>
+    <w:p>
+      <w:pPr>
+        <w:pStyle w:val="Heading2"/>
+      </w:pPr>
+      <w:r>
+        <w:t>Mundgerechte Versorgung pflegender Angehöriger in der Häuslichkeit: Kooperation und Finanzierung</w:t>
+      </w:r>
+    </w:p>
+    <w:p>
+      <w:r>
+        <w:rPr>
+          <w:i/>
+          <w:color w:val="666666"/>
+          <w:sz w:val="18"/>
+        </w:rPr>
+        <w:t>Porzelt S et al.  ·  BMC Geriatr  ·  10.09.2026  ·  PMID 42745240</w:t>
+      </w:r>
+    </w:p>
+    <w:p>
+      <w:r>
+        <w:t>Qualitative Studie mit 55 Stakeholdern aus Deutschland (Zahnärzte, Pflegende, Angehörige) zu Barrieren und Förderfaktoren bei der Mundgesundheitsversorgung pflegebedürftiger älterer Menschen zu Hause.</w:t>
+      </w:r>
+    </w:p>
+    <w:p>
+      <w:r>
+        <w:rPr>
+          <w:b/>
+        </w:rPr>
+        <w:t xml:space="preserve">Ergebnis: </w:t>
+      </w:r>
+      <w:r>
+        <w:t>Zentrale Befunde: Mangelnde Interprofessionelle Kooperation zwischen Zahnärzten, Allgemeinmedizinern und ambulanten Pflegeteams; unklare Finanzierungsverantwortung; mangelnde Schulung von Pflegenden und Angehörigen zur Mundhygiene; digitale Koordination fehlt. Fazit: Strukturierte Kooperation, Schulungsangebote und Finanzierungsreformen sind erforderlich.</w:t>
+      </w:r>
+    </w:p>
+    <w:p>
+      <w:r>
+        <w:rPr>
+          <w:b/>
+          <w:sz w:val="19"/>
+        </w:rPr>
+        <w:t xml:space="preserve">Übertragbarkeit: </w:t>
+      </w:r>
+      <w:r>
+        <w:rPr>
+          <w:sz w:val="19"/>
+        </w:rPr>
+        <w:t>Deutschland (Hamburg), Langzeitpflegesystem untersucht</w:t>
+      </w:r>
+    </w:p>
+    <w:p>
+      <w:r>
+        <w:rPr>
+          <w:color w:val="5A7D3A"/>
+          <w:sz w:val="18"/>
+        </w:rPr>
+        <w:t>https://pubmed.ncbi.nlm.nih.gov/42745240/</w:t>
       </w:r>
     </w:p>
     <w:sectPr>

--- a/download/studien-aktuell.docx
+++ b/download/studien-aktuell.docx
@@ -62,7 +62,7 @@
           <w:color w:val="666666"/>
           <w:sz w:val="18"/>
         </w:rPr>
-        <w:t>Stand: 17.09.2026  |  7 Studien  |  pflege.m-vf.de</w:t>
+        <w:t>Stand: 18.09.2026  |  6 Studien  |  pflege.m-vf.de</w:t>
       </w:r>
     </w:p>
     <w:p>
@@ -70,7 +70,7 @@
         <w:pStyle w:val="Heading1"/>
       </w:pPr>
       <w:r>
-        <w:t>Aufgenommen am 17.09.2026</w:t>
+        <w:t>Aufgenommen am 18.09.2026</w:t>
       </w:r>
     </w:p>
     <w:p>
@@ -78,7 +78,7 @@
         <w:pStyle w:val="Heading2"/>
       </w:pPr>
       <w:r>
-        <w:t>Digitaltechnik in der Altenpflege zu Hause: Leitlinien für erfolgreiche Umsetzung</w:t>
+        <w:t>Intelligentes Katheter-Warnsystem reduziert ungeplante Extubationen</w:t>
       </w:r>
     </w:p>
     <w:p>
@@ -88,12 +88,12 @@
           <w:color w:val="666666"/>
           <w:sz w:val="18"/>
         </w:rPr>
-        <w:t>Batchelor F et al.  ·  JMIR Form Res  ·  16.09.2026  ·  PMID 42748485</w:t>
+        <w:t>Lu Y et al.  ·  Health Informatics J  ·  17.09.2026  ·  PMID 42752222</w:t>
       </w:r>
     </w:p>
     <w:p>
       <w:r>
-        <w:t>Mixed-Methods-Studie aus Australien zur Entwicklung von Implementierungsleitlinien für digitale Technologien in der ambulanten Altenpflege, basierend auf Befragungen, Interviews und Co-Design mit Klienten, Familien und Fachpersonen.</w:t>
+        <w:t>Prä-Post-Implementierungsstudie in Klinik mit 205 Pflegekräften und Patienten mit Urin- oder Magensonden zur Wirksamkeit eines automatisierten Risikowarnsystems auf ungeplante Extubationen und Pflegezufriedenheit.</w:t>
       </w:r>
     </w:p>
     <w:p>
@@ -104,7 +104,7 @@
         <w:t xml:space="preserve">Ergebnis: </w:t>
       </w:r>
       <w:r>
-        <w:t>7 kritische Implementierungsdomänen identifiziert: Technikdesign, Datenschutz/Vertrauen, Schulung/Support, Organisationskultur, Klientenversorgung, digitale Kompetenz und wahrgenommene Vorteile. Leitlinien validiert durch Fallstudie mit intelligenten Brillen. Barrieren: mangelnde digitale Kompetenzen, Datenschutzbedenken; Förderfaktoren: benutzerfreundliches Design, adäquate Schulung.</w:t>
+        <w:t>Ungeplante Magensonden-Entfernung sank von 0,852‰ auf 0,501‰, Urinkatheterverlust von 0,219‰ auf 0,114‰. PSSUQ-Scores und Pflegezufriedenheit signifikant gestiegen (p&lt;0,001). Markierungsklarheit verbessert (p&lt;0,05).</w:t>
       </w:r>
     </w:p>
     <w:p>
@@ -119,7 +119,7 @@
         <w:rPr>
           <w:sz w:val="19"/>
         </w:rPr>
-        <w:t>Australien, ähnliche Langzeitpflegestrukturen, vergleichbarer Fachkräftemangel</w:t>
+        <w:t>China, Ergebnis auf Sicherheit und Workflow übertragbar, Systeme adaptierbar</w:t>
       </w:r>
     </w:p>
     <w:p>
@@ -128,7 +128,7 @@
           <w:color w:val="5A7D3A"/>
           <w:sz w:val="18"/>
         </w:rPr>
-        <w:t>https://pubmed.ncbi.nlm.nih.gov/42748485/</w:t>
+        <w:t>https://pubmed.ncbi.nlm.nih.gov/42752222/</w:t>
       </w:r>
     </w:p>
     <w:p>
@@ -136,7 +136,7 @@
         <w:pStyle w:val="Heading2"/>
       </w:pPr>
       <w:r>
-        <w:t>Anforderungen an eine Mobil-App für häusliche Demenzbetreuung: Studie mit indonesischen Angehörigen</w:t>
+        <w:t>Pflegeleitergesteuertes Beatmungsmanagement senkt Pneumonierate bei Sepsispatienten</w:t>
       </w:r>
     </w:p>
     <w:p>
@@ -146,12 +146,12 @@
           <w:color w:val="666666"/>
           <w:sz w:val="18"/>
         </w:rPr>
-        <w:t>Andhika MFE et al.  ·  JMIR Form Res  ·  16.09.2026  ·  PMID 42748455</w:t>
+        <w:t>Xu Y et al.  ·  Crit Care  ·  14.09.2026  ·  PMID 42750044</w:t>
       </w:r>
     </w:p>
     <w:p>
       <w:r>
-        <w:t>Qualitative Studie in Indonesien mit 49 Befragten (Fachpersonen, Pflegekräfte, pflegende Angehörige) zu Herausforderungen und Funktionsanforderungen einer Demenz-App für zu Hause.</w:t>
+        <w:t>Multizentrische vergleichende Studie zur Wirksamkeit eines strukturierten Atemwegsmanagement-Bündels durch speziell geschulte Pflegekräfte auf Pneumonieinzidenz, Verweildauer und Mortalität bei Patienten mit abdomineller Sepsis auf Intensivstationen.</w:t>
       </w:r>
     </w:p>
     <w:p>
@@ -162,7 +162,7 @@
         <w:t xml:space="preserve">Ergebnis: </w:t>
       </w:r>
       <w:r>
-        <w:t>Identifizierte Herausforderungen: Wissensmangel über Demenz, psychische Belastung von Angehörigen, Schwierigkeiten bei Gesundheitsüberwachung, Zugang zu Gesundheitsdiensten, kognitive Abnahme. Funktionsanforderungen: Tagebücher, Musikplaylists, Demenz-Lernvideos, psychologische Assessments für Angehörige, Kommunikationsforen. App-Akzeptanz hängt von Benutzerfreundlichkeit und Informationsqualität ab.</w:t>
+        <w:t>Pneumonieinzidenz sank von 42,2% (Kontrolle) auf 25,6% (Intervention, p&lt;0,001), OR 0,39 (95%-KI 0,28-0,54). Verweildauer verkürzt um 20% (IRR 0,80), 28-Tage-Mortalität 18,3% vs. 22,8% (OR 0,66, p=0,025). Effekt robust über fünf Sensitivitätsanalysen.</w:t>
       </w:r>
     </w:p>
     <w:p>
@@ -177,7 +177,7 @@
         <w:rPr>
           <w:sz w:val="19"/>
         </w:rPr>
-        <w:t>Indonesien - Anforderungsanalyse kultursensibel, begrenzte Übertragung auf deutsche Systeme</w:t>
+        <w:t>China, ähnliche Intensivstrukturen, strukturierte Pflegeprotokolle adaptierbar</w:t>
       </w:r>
     </w:p>
     <w:p>
@@ -186,7 +186,7 @@
           <w:color w:val="5A7D3A"/>
           <w:sz w:val="18"/>
         </w:rPr>
-        <w:t>https://pubmed.ncbi.nlm.nih.gov/42748455/</w:t>
+        <w:t>https://pubmed.ncbi.nlm.nih.gov/42750044/</w:t>
       </w:r>
     </w:p>
     <w:p>
@@ -194,7 +194,7 @@
         <w:pStyle w:val="Heading2"/>
       </w:pPr>
       <w:r>
-        <w:t>Sterberisiko im Altenheim vorhersagen: Maschinenlernmodell mit taiwanischen Routinedaten</w:t>
+        <w:t>Schichtarbeit und Migräne bei niederländischen Pflegekräften: prospektive Kohortenstudie</w:t>
       </w:r>
     </w:p>
     <w:p>
@@ -204,12 +204,12 @@
           <w:color w:val="666666"/>
           <w:sz w:val="18"/>
         </w:rPr>
-        <w:t>Tsai YC et al.  ·  JMIR Aging  ·  16.09.2026  ·  PMID 42748398</w:t>
+        <w:t>van der Grinten T et al.  ·  Ann Work Expo Health  ·  26.08.2026  ·  PMID 42747342</w:t>
       </w:r>
     </w:p>
     <w:p>
       <w:r>
-        <w:t>Retrospektive Kohortenstudie aus Taiwan (23.901 Bewohner Entwicklung, 6.216 externe Validierung 2024) zur Entwicklung eines interpretierbaren Maschinenlernmodells für 6-Monats-Mortalitätsvorhersage bei Pflegeheimeintritt.</w:t>
+        <w:t>Prospektive Kohortenstudie mit zwei Messzeitpunkten (2011, 2017) zur Assoziation von Schichtarbeit mit Kopfschmerzen und Migräne bei 59.768 niederländischen Pflegekräften, adjustiert für Schlafstörungen.</w:t>
       </w:r>
     </w:p>
     <w:p>
@@ -220,7 +220,7 @@
         <w:t xml:space="preserve">Ergebnis: </w:t>
       </w:r>
       <w:r>
-        <w:t>HybridXGBRF-Modell (Ensemble-Algorithmus) erreichte interne AUROC 0,89 und externe Validierung AUROC 0,90 (95%-KI 0,89-0,91), Genauigkeit 0,85, F1-Score 0,68. Kalibrierung zeigt gute Übereinstimmung zwischen vorhergesagtem und beobachtetem Risiko. Wichtigste Prädiktoren: Krankenhausaufnahmen in 6 Monaten, ADL-Beeinträchtigung, Gewichtsverlust. Modell stabil über Geschlecht/Alter.</w:t>
+        <w:t>Migräne: RR 1,13 (95%-KI 1,02-1,26) bei früherer Schichtarbeit. Kopfschmerz-Assoziation (RR 1,04) attenuierte nach Adjustierung für Schlafstörungen (RR 1,01, KI 0,98-1,04). Keine konsistente Assoziation mit aktueller Schichtarbeit.</w:t>
       </w:r>
     </w:p>
     <w:p>
@@ -235,7 +235,7 @@
         <w:rPr>
           <w:sz w:val="19"/>
         </w:rPr>
-        <w:t>Taiwan, Langzeitpflegedateninfrastruktur vergleichbar, Routinedatennutzung analog Deutschland</w:t>
+        <w:t>Niederlande, Versicherungssystem und Schichtmodelle vergleichbar mit Deutschland</w:t>
       </w:r>
     </w:p>
     <w:p>
@@ -244,7 +244,7 @@
           <w:color w:val="5A7D3A"/>
           <w:sz w:val="18"/>
         </w:rPr>
-        <w:t>https://pubmed.ncbi.nlm.nih.gov/42748398/</w:t>
+        <w:t>https://pubmed.ncbi.nlm.nih.gov/42747342/</w:t>
       </w:r>
     </w:p>
     <w:p>
@@ -252,7 +252,7 @@
         <w:pStyle w:val="Heading2"/>
       </w:pPr>
       <w:r>
-        <w:t>Was erhält Palliativpflegekräfte im ländlichen Raum im Beruf? Eine kanadische Kohortenstudie</w:t>
+        <w:t>Sicherheitsklima im OP: Wahrnehmung von Pflegekräften in Slowenien</w:t>
       </w:r>
     </w:p>
     <w:p>
@@ -262,12 +262,12 @@
           <w:color w:val="666666"/>
           <w:sz w:val="18"/>
         </w:rPr>
-        <w:t>Penz KL et al.  ·  PLoS One  ·  16.09.2026  ·  PMID 42748183</w:t>
+        <w:t>Karnjuš I et al.  ·  BMJ Open  ·  15.09.2026  ·  PMID 42744359</w:t>
       </w:r>
     </w:p>
     <w:p>
       <w:r>
-        <w:t>Querschnittsstudie von 295 kanadischen Pflegenden aus ländlichen Gebieten, die Hospiz-, Palliativ- oder Sterbebegleitung erbringen, zu Faktoren der Arbeitszufriedenheit und des Engagements.</w:t>
+        <w:t>Querschnittstudie zur Wahrnehmung des Sicherheitsklimas durch OP- und Anästhesiepflegekräfte (n=169) in 14 slowenischen Krankenhäusern mittels Safety Attitudes Questionnaire-OR mit Fokus auf Einflussfaktoren.</w:t>
       </w:r>
     </w:p>
     <w:p>
@@ -278,7 +278,7 @@
         <w:t xml:space="preserve">Ergebnis: </w:t>
       </w:r>
       <w:r>
-        <w:t>7 Variablen erklären 40 % der Varianz in Arbeitsengagement: psychische Gesundheit, Arbeitszufriedenheit, interprofessionelle Zusammenarbeit, affektive/normative organisationale Bindung und reduzierte Arbeitslastfaktoren. Ländliche Pflegende mit Palliativaufgaben zeigen höhere Arbeitszufriedenheit als andere Berufsgruppen, haben aber weniger Personalressourcen und Zeit.</w:t>
+        <w:t>Positive Sicherheitseinstellungen variierten deutlich zwischen Domänen: Managementwahrnehmung 7,7%, Arbeitszufriedenheit 57,4% (MW 75,24, 95%-KI 72,86-77,62). OP-Pflegekräfte positiver als Anästhesiepflegekräfte (Mitteldifferenz 0,21, p=0,007). Berufliche Rolle und Betriebszugehörigkeit signifikante Prädiktoren.</w:t>
       </w:r>
     </w:p>
     <w:p>
@@ -293,7 +293,7 @@
         <w:rPr>
           <w:sz w:val="19"/>
         </w:rPr>
-        <w:t>Kanada, vergleichbare Versorgungsstruktur in dünn besiedelten Regionen</w:t>
+        <w:t>Südosteuropa mit ähnlicher EU-Regulierung, Ergebnisse teilweise auf deutschsprachige Systeme übertragbar</w:t>
       </w:r>
     </w:p>
     <w:p>
@@ -302,7 +302,7 @@
           <w:color w:val="5A7D3A"/>
           <w:sz w:val="18"/>
         </w:rPr>
-        <w:t>https://pubmed.ncbi.nlm.nih.gov/42748183/</w:t>
+        <w:t>https://pubmed.ncbi.nlm.nih.gov/42744359/</w:t>
       </w:r>
     </w:p>
     <w:p>
@@ -310,7 +310,7 @@
         <w:pStyle w:val="Heading2"/>
       </w:pPr>
       <w:r>
-        <w:t>Belastete Angehörige von Krebspatienten: Resilienztraining reduziert Angst und Depression</w:t>
+        <w:t>Sexuelle Gewalt in der Geburtshilfe: was Frauen von Hebammen brauchen</w:t>
       </w:r>
     </w:p>
     <w:p>
@@ -320,12 +320,12 @@
           <w:color w:val="666666"/>
           <w:sz w:val="18"/>
         </w:rPr>
-        <w:t>Høeg BL et al.  ·  Psychooncology  ·  Sept. 2026  ·  PMID 42747116</w:t>
+        <w:t>Bosma NSWM et al.  ·  Eur J Psychotraumatol  ·  14.09.2026  ·  PMID 42735068</w:t>
       </w:r>
     </w:p>
     <w:p>
       <w:r>
-        <w:t>Randomisierte Studie aus Dänemark mit 79 psychisch belasteten Partners von Krebspatienten, die ein siebensitziges Resilienztrainings-Programm (manualisiert) erhielten oder Regelversorgung.</w:t>
+        <w:t>Qualitative Studie mit 147 Frauen aus den Niederlanden zu Erfahrungen und Präferenzen bei Offenbarung von sexuellem Missbrauch gegenüber Hebammen und Gynäkologen; Identifikation von Unterstützungsbedarfen.</w:t>
       </w:r>
     </w:p>
     <w:p>
@@ -336,7 +336,7 @@
         <w:t xml:space="preserve">Ergebnis: </w:t>
       </w:r>
       <w:r>
-        <w:t>Signifikante Verbesserungen in der Interventionsgruppe: Angststörungen reduziert um 2,5 Punkte (95%-KI -4,6 bis -0,4; p=0,018); Depression und Lebensqualität bereits nach 3 Monaten verbessert. Hohe Zufriedenheit mit Programm (Gruppenformat geschätzt). Andere Outcomes zeigten keine signifikanten Gruppenunterschiede.</w:t>
+        <w:t>Drei zentrale Anforderungen: (1) Empathie und Traumaverstehen ohne emotionale Reaktion; (2) proaktives Ansprechen und Informationen zu Zusammenhängen; (3) Kontrolle über Details und Beteiligte. Befunde zeigen Notwendigkeit traumainformierter Richtlinien zur Vermeidung von Retraumatisierung.</w:t>
       </w:r>
     </w:p>
     <w:p>
@@ -351,7 +351,7 @@
         <w:rPr>
           <w:sz w:val="19"/>
         </w:rPr>
-        <w:t>Dänemark, europäisches Gesundheitssystem, vergleichbares Wohlfahrtsmodell</w:t>
+        <w:t>Niederlande, Hebammensystem vergleichbar, Befunde zu traumainformierter Kommunikation übertragbar</w:t>
       </w:r>
     </w:p>
     <w:p>
@@ -360,7 +360,7 @@
           <w:color w:val="5A7D3A"/>
           <w:sz w:val="18"/>
         </w:rPr>
-        <w:t>https://pubmed.ncbi.nlm.nih.gov/42747116/</w:t>
+        <w:t>https://pubmed.ncbi.nlm.nih.gov/42735068/</w:t>
       </w:r>
     </w:p>
     <w:p>
@@ -368,7 +368,7 @@
         <w:pStyle w:val="Heading2"/>
       </w:pPr>
       <w:r>
-        <w:t>Schlafstörung, Depression und Stress: Was Müdigkeit bei Pflegenden in Nachtschicht verursacht</w:t>
+        <w:t>Pflegekräfte und Desinformation im Internet: Vertrauenswahrnehmung und Bildung</w:t>
       </w:r>
     </w:p>
     <w:p>
@@ -378,12 +378,12 @@
           <w:color w:val="666666"/>
           <w:sz w:val="18"/>
         </w:rPr>
-        <w:t>Huang HM et al.  ·  Nurs Open  ·  Sept. 2026  ·  PMID 42746893</w:t>
+        <w:t>Katsiroumpa A et al.  ·  Int Nurs Rev  ·  Sept. 2026  ·  PMID 42683609</w:t>
       </w:r>
     </w:p>
     <w:p>
       <w:r>
-        <w:t>Querschnittsstudie mit 225 weiblichen Pflegenden im Nachtdienst in Taiwan zu Zusammenhängen zwischen Schlafstörung, Stress, Depression und Müdigkeit.</w:t>
+        <w:t>Griechische Querschnittstudie bei Pflegekräften (n&gt;200) zur Assoziation zwischen Vertrauen in Wissenschaftler und Anfälligkeit für Online-Gesundheitsdesinformation sowie Einflussfaktoren wie Bildungsabschluss.</w:t>
       </w:r>
     </w:p>
     <w:p>
@@ -394,7 +394,7 @@
         <w:t xml:space="preserve">Ergebnis: </w:t>
       </w:r>
       <w:r>
-        <w:t>84 % der Pflegenden zeigten klinisch signifikante Müdigkeit; 67,6 % Schlafstörungen. Müdigkeit war zyklisch und höchsten gegen 9:00 Uhr; sekundärer Peak 5:00-6:00 Uhr. Höhere Müdigkeit zu Menstruationsbeginn (nicht signifikant nach Mehrfachvergleichskorrektur). Unabhängige Einflussfaktoren auf Müdigkeit: Schlafstörung, depressive Symptome und wahrgenommener Stress erklären 29,9 % der Varianz.</w:t>
+        <w:t>Höheres Vertrauen in Wissenschaftler assoziiert mit niedrigerer Desinformations-Anfälligkeit (negativ). MSc/PhD-Absolventen weniger anfällig als Grundausbildung. Interesse an Politik assoziiert mit niedrigerer Anfälligkeit. Bildungseffekt signifikant unabhängig.</w:t>
       </w:r>
     </w:p>
     <w:p>
@@ -409,7 +409,7 @@
         <w:rPr>
           <w:sz w:val="19"/>
         </w:rPr>
-        <w:t>Taiwan - Schichtarbeitsmuster ähnlich, aber begrenzte kulturelle Übertragbarkeit</w:t>
+        <w:t>Griechenland, europäisches System, Befunde zur Fortbildung relevant für Deutschland</w:t>
       </w:r>
     </w:p>
     <w:p>
@@ -418,65 +418,7 @@
           <w:color w:val="5A7D3A"/>
           <w:sz w:val="18"/>
         </w:rPr>
-        <w:t>https://pubmed.ncbi.nlm.nih.gov/42746893/</w:t>
-      </w:r>
-    </w:p>
-    <w:p>
-      <w:pPr>
-        <w:pStyle w:val="Heading2"/>
-      </w:pPr>
-      <w:r>
-        <w:t>Mundgerechte Versorgung pflegender Angehöriger in der Häuslichkeit: Kooperation und Finanzierung</w:t>
-      </w:r>
-    </w:p>
-    <w:p>
-      <w:r>
-        <w:rPr>
-          <w:i/>
-          <w:color w:val="666666"/>
-          <w:sz w:val="18"/>
-        </w:rPr>
-        <w:t>Porzelt S et al.  ·  BMC Geriatr  ·  10.09.2026  ·  PMID 42745240</w:t>
-      </w:r>
-    </w:p>
-    <w:p>
-      <w:r>
-        <w:t>Qualitative Studie mit 55 Stakeholdern aus Deutschland (Zahnärzte, Pflegende, Angehörige) zu Barrieren und Förderfaktoren bei der Mundgesundheitsversorgung pflegebedürftiger älterer Menschen zu Hause.</w:t>
-      </w:r>
-    </w:p>
-    <w:p>
-      <w:r>
-        <w:rPr>
-          <w:b/>
-        </w:rPr>
-        <w:t xml:space="preserve">Ergebnis: </w:t>
-      </w:r>
-      <w:r>
-        <w:t>Zentrale Befunde: Mangelnde Interprofessionelle Kooperation zwischen Zahnärzten, Allgemeinmedizinern und ambulanten Pflegeteams; unklare Finanzierungsverantwortung; mangelnde Schulung von Pflegenden und Angehörigen zur Mundhygiene; digitale Koordination fehlt. Fazit: Strukturierte Kooperation, Schulungsangebote und Finanzierungsreformen sind erforderlich.</w:t>
-      </w:r>
-    </w:p>
-    <w:p>
-      <w:r>
-        <w:rPr>
-          <w:b/>
-          <w:sz w:val="19"/>
-        </w:rPr>
-        <w:t xml:space="preserve">Übertragbarkeit: </w:t>
-      </w:r>
-      <w:r>
-        <w:rPr>
-          <w:sz w:val="19"/>
-        </w:rPr>
-        <w:t>Deutschland (Hamburg), Langzeitpflegesystem untersucht</w:t>
-      </w:r>
-    </w:p>
-    <w:p>
-      <w:r>
-        <w:rPr>
-          <w:color w:val="5A7D3A"/>
-          <w:sz w:val="18"/>
-        </w:rPr>
-        <w:t>https://pubmed.ncbi.nlm.nih.gov/42745240/</w:t>
+        <w:t>https://pubmed.ncbi.nlm.nih.gov/42683609/</w:t>
       </w:r>
     </w:p>
     <w:sectPr>

--- a/download/studien-aktuell.docx
+++ b/download/studien-aktuell.docx
@@ -62,7 +62,7 @@
           <w:color w:val="666666"/>
           <w:sz w:val="18"/>
         </w:rPr>
-        <w:t>Stand: 18.09.2026  |  6 Studien  |  pflege.m-vf.de</w:t>
+        <w:t>Stand: 19.09.2026  |  6 Studien  |  pflege.m-vf.de</w:t>
       </w:r>
     </w:p>
     <w:p>
@@ -70,7 +70,7 @@
         <w:pStyle w:val="Heading1"/>
       </w:pPr>
       <w:r>
-        <w:t>Aufgenommen am 18.09.2026</w:t>
+        <w:t>Aufgenommen am 19.09.2026</w:t>
       </w:r>
     </w:p>
     <w:p>
@@ -78,7 +78,7 @@
         <w:pStyle w:val="Heading2"/>
       </w:pPr>
       <w:r>
-        <w:t>Intelligentes Katheter-Warnsystem reduziert ungeplante Extubationen</w:t>
+        <w:t>Psychologisches Kapital und Resilience bei Burnout von Pflegekräften: Mediatoreffekte</w:t>
       </w:r>
     </w:p>
     <w:p>
@@ -88,12 +88,12 @@
           <w:color w:val="666666"/>
           <w:sz w:val="18"/>
         </w:rPr>
-        <w:t>Lu Y et al.  ·  Health Informatics J  ·  17.09.2026  ·  PMID 42752222</w:t>
+        <w:t>Huang C et al.  ·  Front Public Health  ·  03.09.2026  ·  PMID 42756054</w:t>
       </w:r>
     </w:p>
     <w:p>
       <w:r>
-        <w:t>Prä-Post-Implementierungsstudie in Klinik mit 205 Pflegekräften und Patienten mit Urin- oder Magensonden zur Wirksamkeit eines automatisierten Risikowarnsystems auf ungeplante Extubationen und Pflegezufriedenheit.</w:t>
+        <w:t>Querschnittsstudie mit 273 Pflegekräften zur Untersuchung, wie Resilienz als Subdimension des psychologischen Kapitals die Beziehung zwischen Arbeitsbelastung und Compassion-Fatigue vermittelt.</w:t>
       </w:r>
     </w:p>
     <w:p>
@@ -104,7 +104,7 @@
         <w:t xml:space="preserve">Ergebnis: </w:t>
       </w:r>
       <w:r>
-        <w:t>Ungeplante Magensonden-Entfernung sank von 0,852‰ auf 0,501‰, Urinkatheterverlust von 0,219‰ auf 0,114‰. PSSUQ-Scores und Pflegezufriedenheit signifikant gestiegen (p&lt;0,001). Markierungsklarheit verbessert (p&lt;0,05).</w:t>
+        <w:t>Arbeitsbelastung korrelierte positiv mit Compassion-Fatigue (r=0,537, p&lt;0,001). Resilience war der einzige signifikante spezifische indirekte Mediator (Effekt=0,058, 95%-KI: 0,028-0,091). Selbstwirksamkeit, Hoffnung und Optimismus zeigten keine signifikanten indirekten Effekte. Interventionen zur Resilienzstärkung könnten Burnout-Rate senken.</w:t>
       </w:r>
     </w:p>
     <w:p>
@@ -119,7 +119,7 @@
         <w:rPr>
           <w:sz w:val="19"/>
         </w:rPr>
-        <w:t>China, Ergebnis auf Sicherheit und Workflow übertragbar, Systeme adaptierbar</w:t>
+        <w:t>China (tertiale Universitätsklinik), aber Konstrukt Compassion-Fatigue universell im Pflegealltag</w:t>
       </w:r>
     </w:p>
     <w:p>
@@ -128,7 +128,7 @@
           <w:color w:val="5A7D3A"/>
           <w:sz w:val="18"/>
         </w:rPr>
-        <w:t>https://pubmed.ncbi.nlm.nih.gov/42752222/</w:t>
+        <w:t>https://pubmed.ncbi.nlm.nih.gov/42756054/</w:t>
       </w:r>
     </w:p>
     <w:p>
@@ -136,7 +136,7 @@
         <w:pStyle w:val="Heading2"/>
       </w:pPr>
       <w:r>
-        <w:t>Pflegeleitergesteuertes Beatmungsmanagement senkt Pneumonierate bei Sepsispatienten</w:t>
+        <w:t>Doll-Therapie in chinesischen Pflegeheimen: Verhaltenssymptome und Funktionsfähigkeit</w:t>
       </w:r>
     </w:p>
     <w:p>
@@ -146,12 +146,12 @@
           <w:color w:val="666666"/>
           <w:sz w:val="18"/>
         </w:rPr>
-        <w:t>Xu Y et al.  ·  Crit Care  ·  14.09.2026  ·  PMID 42750044</w:t>
+        <w:t>Cui Z et al.  ·  Front Public Health  ·  03.09.2026  ·  PMID 42755894</w:t>
       </w:r>
     </w:p>
     <w:p>
       <w:r>
-        <w:t>Multizentrische vergleichende Studie zur Wirksamkeit eines strukturierten Atemwegsmanagement-Bündels durch speziell geschulte Pflegekräfte auf Pneumonieinzidenz, Verweildauer und Mortalität bei Patienten mit abdomineller Sepsis auf Intensivstationen.</w:t>
+        <w:t>Qualitative und quantitative Daten aus einem Cluster-RCT zur Effektivität von Doll-Therapie bei Demenzerkrankten in Pflegeheimen in China unter Leitung des Pflegepersonals.</w:t>
       </w:r>
     </w:p>
     <w:p>
@@ -162,7 +162,7 @@
         <w:t xml:space="preserve">Ergebnis: </w:t>
       </w:r>
       <w:r>
-        <w:t>Pneumonieinzidenz sank von 42,2% (Kontrolle) auf 25,6% (Intervention, p&lt;0,001), OR 0,39 (95%-KI 0,28-0,54). Verweildauer verkürzt um 20% (IRR 0,80), 28-Tage-Mortalität 18,3% vs. 22,8% (OR 0,66, p=0,025). Effekt robust über fünf Sensitivitätsanalysen.</w:t>
+        <w:t>Neuropsychiatrische Symptome (NPI-12) reduzierten sich in der Interventionsgruppe um 4,40 Punkte nach 12 Wochen (95%-KI: -6,50 bis -2,30); Barthel-Index verbesserte sich um 3,96 Punkte nach 6 Wochen (95%-KI: 1,06 bis 6,86). Durchführungstreue lag bei 95,8% der Teilnehmer; keine schwerwiegenden unerwünschten Ereignisse. Die Intervention zeigte Machbarkeit und vorläufige Wirksamkeit, funktionale Verbesserungen hielten nicht an.</w:t>
       </w:r>
     </w:p>
     <w:p>
@@ -177,7 +177,7 @@
         <w:rPr>
           <w:sz w:val="19"/>
         </w:rPr>
-        <w:t>China, ähnliche Intensivstrukturen, strukturierte Pflegeprotokolle adaptierbar</w:t>
+        <w:t>China-Studie, andere Sozialversicherungslogik und Pflegekontexte</w:t>
       </w:r>
     </w:p>
     <w:p>
@@ -186,7 +186,7 @@
           <w:color w:val="5A7D3A"/>
           <w:sz w:val="18"/>
         </w:rPr>
-        <w:t>https://pubmed.ncbi.nlm.nih.gov/42750044/</w:t>
+        <w:t>https://pubmed.ncbi.nlm.nih.gov/42755894/</w:t>
       </w:r>
     </w:p>
     <w:p>
@@ -194,7 +194,7 @@
         <w:pStyle w:val="Heading2"/>
       </w:pPr>
       <w:r>
-        <w:t>Schichtarbeit und Migräne bei niederländischen Pflegekräften: prospektive Kohortenstudie</w:t>
+        <w:t>Bewegungsaktivität in Pflegeheimen: Barrieren, Motivation und institutionelle Rahmenbedingungen</w:t>
       </w:r>
     </w:p>
     <w:p>
@@ -204,12 +204,12 @@
           <w:color w:val="666666"/>
           <w:sz w:val="18"/>
         </w:rPr>
-        <w:t>van der Grinten T et al.  ·  Ann Work Expo Health  ·  26.08.2026  ·  PMID 42747342</w:t>
+        <w:t>Kim JA et al.  ·  Front Public Health  ·  03.09.2026  ·  PMID 42755682</w:t>
       </w:r>
     </w:p>
     <w:p>
       <w:r>
-        <w:t>Prospektive Kohortenstudie mit zwei Messzeitpunkten (2011, 2017) zur Assoziation von Schichtarbeit mit Kopfschmerzen und Migräne bei 59.768 niederländischen Pflegekräften, adjustiert für Schlafstörungen.</w:t>
+        <w:t>Erklärende Sequenzialstudie mit Mixed-Methods bei 254 Heimbewohnern zur Analyse von Häufigkeit, Faktoren und Hindernissen für körperliche Aktivität.</w:t>
       </w:r>
     </w:p>
     <w:p>
@@ -220,7 +220,7 @@
         <w:t xml:space="preserve">Ergebnis: </w:t>
       </w:r>
       <w:r>
-        <w:t>Migräne: RR 1,13 (95%-KI 1,02-1,26) bei früherer Schichtarbeit. Kopfschmerz-Assoziation (RR 1,04) attenuierte nach Adjustierung für Schlafstörungen (RR 1,01, KI 0,98-1,04). Keine konsistente Assoziation mit aktueller Schichtarbeit.</w:t>
+        <w:t>Einrichtungsgröße (≥30 Betten: reduzierte Teilnahme), Trainingsfrequenz (höher = höhere Teilnahme), wahrgenommene soziale Unterstützung, Schulbildung und Programmdauer (≥30 Min negativ assoziiert) waren signifikant mit Aktivitätsteilnahme verknüpft. Qualitative Analyse zeigte dynamisches Zusammenspiel von persönlicher Bedeutung, Beziehungen und institutionellen Strukturen.</w:t>
       </w:r>
     </w:p>
     <w:p>
@@ -235,7 +235,7 @@
         <w:rPr>
           <w:sz w:val="19"/>
         </w:rPr>
-        <w:t>Niederlande, Versicherungssystem und Schichtmodelle vergleichbar mit Deutschland</w:t>
+        <w:t>Südkorea, vergleichbare demografische und organisatorische Herausforderungen in Pflegeheimen</w:t>
       </w:r>
     </w:p>
     <w:p>
@@ -244,7 +244,7 @@
           <w:color w:val="5A7D3A"/>
           <w:sz w:val="18"/>
         </w:rPr>
-        <w:t>https://pubmed.ncbi.nlm.nih.gov/42747342/</w:t>
+        <w:t>https://pubmed.ncbi.nlm.nih.gov/42755682/</w:t>
       </w:r>
     </w:p>
     <w:p>
@@ -252,7 +252,7 @@
         <w:pStyle w:val="Heading2"/>
       </w:pPr>
       <w:r>
-        <w:t>Sicherheitsklima im OP: Wahrnehmung von Pflegekräften in Slowenien</w:t>
+        <w:t>Multidisziplinäre Pflege nach Schädeldachplastik: neurologische und psychische Outcomes</w:t>
       </w:r>
     </w:p>
     <w:p>
@@ -262,12 +262,12 @@
           <w:color w:val="666666"/>
           <w:sz w:val="18"/>
         </w:rPr>
-        <w:t>Karnjuš I et al.  ·  BMJ Open  ·  15.09.2026  ·  PMID 42744359</w:t>
+        <w:t>Chen Y et al.  ·  Ann Ital Chir  ·  15.09.2026  ·  PMID 42755313</w:t>
       </w:r>
     </w:p>
     <w:p>
       <w:r>
-        <w:t>Querschnittstudie zur Wahrnehmung des Sicherheitsklimas durch OP- und Anästhesiepflegekräfte (n=169) in 14 slowenischen Krankenhäusern mittels Safety Attitudes Questionnaire-OR mit Fokus auf Einflussfaktoren.</w:t>
+        <w:t>Retrospektive Kohortenstudie mit 101 Patienten nach Schädeldachplastik, Vergleich von Routinepflege versus multidisziplinärem Pflegekonzept mit präoperativer Beratung, Rehabilitation und psychologischer Überwachung.</w:t>
       </w:r>
     </w:p>
     <w:p>
@@ -278,7 +278,7 @@
         <w:t xml:space="preserve">Ergebnis: </w:t>
       </w:r>
       <w:r>
-        <w:t>Positive Sicherheitseinstellungen variierten deutlich zwischen Domänen: Managementwahrnehmung 7,7%, Arbeitszufriedenheit 57,4% (MW 75,24, 95%-KI 72,86-77,62). OP-Pflegekräfte positiver als Anästhesiepflegekräfte (Mitteldifferenz 0,21, p=0,007). Berufliche Rolle und Betriebszugehörigkeit signifikante Prädiktoren.</w:t>
+        <w:t>Multidisziplinäre Gruppe zeigte signifikant bessere Ergebnisse: niedrigere NIHSS-Scores (p=0,02), höhere MMSE-Scores (p&lt;0,01), niedrigere HADS-Angst- (p&lt;0,01) und Depressions-Scores (p&lt;0,05), höhere ADL-Scores (p=0,01). Lebensqualität in psychologischen (p&lt;0,01), sozialen (p=0,03) und physischen Dimensionen (p&lt;0,01) signifikant höher; Komplikationsrate gesenkt (p=0,04).</w:t>
       </w:r>
     </w:p>
     <w:p>
@@ -293,7 +293,7 @@
         <w:rPr>
           <w:sz w:val="19"/>
         </w:rPr>
-        <w:t>Südosteuropa mit ähnlicher EU-Regulierung, Ergebnisse teilweise auf deutschsprachige Systeme übertragbar</w:t>
+        <w:t>China, aber Outcome-Messinstrumente und Interventionskonzept international etabliert</w:t>
       </w:r>
     </w:p>
     <w:p>
@@ -302,7 +302,7 @@
           <w:color w:val="5A7D3A"/>
           <w:sz w:val="18"/>
         </w:rPr>
-        <w:t>https://pubmed.ncbi.nlm.nih.gov/42744359/</w:t>
+        <w:t>https://pubmed.ncbi.nlm.nih.gov/42755313/</w:t>
       </w:r>
     </w:p>
     <w:p>
@@ -310,7 +310,7 @@
         <w:pStyle w:val="Heading2"/>
       </w:pPr>
       <w:r>
-        <w:t>Sexuelle Gewalt in der Geburtshilfe: was Frauen von Hebammen brauchen</w:t>
+        <w:t>Herausforderungen der Pflege zu Hause: qualitative Analyse von Anbieter-Perspektiven</w:t>
       </w:r>
     </w:p>
     <w:p>
@@ -320,12 +320,12 @@
           <w:color w:val="666666"/>
           <w:sz w:val="18"/>
         </w:rPr>
-        <w:t>Bosma NSWM et al.  ·  Eur J Psychotraumatol  ·  14.09.2026  ·  PMID 42735068</w:t>
+        <w:t>Alharbi KK et al.  ·  BMC Geriatr  ·  17.09.2026  ·  PMID 42754857</w:t>
       </w:r>
     </w:p>
     <w:p>
       <w:r>
-        <w:t>Qualitative Studie mit 147 Frauen aus den Niederlanden zu Erfahrungen und Präferenzen bei Offenbarung von sexuellem Missbrauch gegenüber Hebammen und Gynäkologen; Identifikation von Unterstützungsbedarfen.</w:t>
+        <w:t>Qualitative Studie mit 60 Heimpflegekräften (Ärzte, Pflegepersonen, Physiotherapeuten) aus vier Regionen Saudi-Arabiens zur Identifikation von Versorgungsbarrieren.</w:t>
       </w:r>
     </w:p>
     <w:p>
@@ -336,7 +336,7 @@
         <w:t xml:space="preserve">Ergebnis: </w:t>
       </w:r>
       <w:r>
-        <w:t>Drei zentrale Anforderungen: (1) Empathie und Traumaverstehen ohne emotionale Reaktion; (2) proaktives Ansprechen und Informationen zu Zusammenhängen; (3) Kontrolle über Details und Beteiligte. Befunde zeigen Notwendigkeit traumainformierter Richtlinien zur Vermeidung von Retraumatisierung.</w:t>
+        <w:t>Vier übergeordnete Herausforderungen identifiziert: (1) unterbrochene Kommunikation zwischen Pflegekräften und Angehörigen, (2) Fragmentierung von Systemen und Ressourcenmangel, (3) umweltliche und kulturelle Barrieren, (4) emotionale Belastung des Pflegepersonals. Diese Faktoren untergruben Versorgungskontinuität und Vertrauensbeziehungen. Autorenteam empfiehlt Schulungsprogramme für Angehörige, Ressourcenverteilung und standardisierte Überweisungsprozesse.</w:t>
       </w:r>
     </w:p>
     <w:p>
@@ -351,7 +351,7 @@
         <w:rPr>
           <w:sz w:val="19"/>
         </w:rPr>
-        <w:t>Niederlande, Hebammensystem vergleichbar, Befunde zu traumainformierter Kommunikation übertragbar</w:t>
+        <w:t>Saudi-Arabien - verschiedenes Finanzsystem und Pflegeverständnis, aber Erkenntnisse zu Kommunikationsbarrieren übertragbar</w:t>
       </w:r>
     </w:p>
     <w:p>
@@ -360,7 +360,7 @@
           <w:color w:val="5A7D3A"/>
           <w:sz w:val="18"/>
         </w:rPr>
-        <w:t>https://pubmed.ncbi.nlm.nih.gov/42735068/</w:t>
+        <w:t>https://pubmed.ncbi.nlm.nih.gov/42754857/</w:t>
       </w:r>
     </w:p>
     <w:p>
@@ -368,7 +368,7 @@
         <w:pStyle w:val="Heading2"/>
       </w:pPr>
       <w:r>
-        <w:t>Pflegekräfte und Desinformation im Internet: Vertrauenswahrnehmung und Bildung</w:t>
+        <w:t>Lebensqualität nach Paukendrainage bei Kindern: Verbesserungen in Schlaf und Sprachwentwicklung</w:t>
       </w:r>
     </w:p>
     <w:p>
@@ -378,12 +378,12 @@
           <w:color w:val="666666"/>
           <w:sz w:val="18"/>
         </w:rPr>
-        <w:t>Katsiroumpa A et al.  ·  Int Nurs Rev  ·  Sept. 2026  ·  PMID 42683609</w:t>
+        <w:t>Ranneries TN et al.  ·  Int J Pediatr Otorhinolaryngol  ·  22.08.2026  ·  PMID 42673792</w:t>
       </w:r>
     </w:p>
     <w:p>
       <w:r>
-        <w:t>Griechische Querschnittstudie bei Pflegekräften (n&gt;200) zur Assoziation zwischen Vertrauen in Wissenschaftler und Anfälligkeit für Online-Gesundheitsdesinformation sowie Einflussfaktoren wie Bildungsabschluss.</w:t>
+        <w:t>Prospektive Studie mit Randomisierung und Wartegruppe bei 60 Kindern mit chronischer Otitis media, Erfassung von Lebensqualität und Pflegeergebnissen einen Monat nach Tympanostomie-Röhrchen-Insertion.</w:t>
       </w:r>
     </w:p>
     <w:p>
@@ -394,7 +394,7 @@
         <w:t xml:space="preserve">Ergebnis: </w:t>
       </w:r>
       <w:r>
-        <w:t>Höheres Vertrauen in Wissenschaftler assoziiert mit niedrigerer Desinformations-Anfälligkeit (negativ). MSc/PhD-Absolventen weniger anfällig als Grundausbildung. Interesse an Politik assoziiert mit niedrigerer Anfälligkeit. Bildungseffekt signifikant unabhängig.</w:t>
+        <w:t>Verbesserte Lebensqualität des Kindes von 6,2 auf 8,5 (Δ2,6; p&lt;0,0005) und Familienlebensqualität von 6,7 auf 8,1 (Δ1,7; p&lt;0,0005) einen Monat nach Röhrchenplatzierung. Pflegepersonen berichteten Verbesserungen bei Schlaf (58%), Hörvermögen (60%) und Spracherwerb (72%). Gesamtzufriedenheit: 96%.</w:t>
       </w:r>
     </w:p>
     <w:p>
@@ -409,7 +409,7 @@
         <w:rPr>
           <w:sz w:val="19"/>
         </w:rPr>
-        <w:t>Griechenland, europäisches System, Befunde zur Fortbildung relevant für Deutschland</w:t>
+        <w:t>Dänemark, europäisches Gesundheitssystem, vergleichbare Indikationen und Messverfahren</w:t>
       </w:r>
     </w:p>
     <w:p>
@@ -418,7 +418,7 @@
           <w:color w:val="5A7D3A"/>
           <w:sz w:val="18"/>
         </w:rPr>
-        <w:t>https://pubmed.ncbi.nlm.nih.gov/42683609/</w:t>
+        <w:t>https://pubmed.ncbi.nlm.nih.gov/42673792/</w:t>
       </w:r>
     </w:p>
     <w:sectPr>

--- a/download/studien-aktuell.docx
+++ b/download/studien-aktuell.docx
@@ -62,7 +62,7 @@
           <w:color w:val="666666"/>
           <w:sz w:val="18"/>
         </w:rPr>
-        <w:t>Stand: 19.09.2026  |  6 Studien  |  pflege.m-vf.de</w:t>
+        <w:t>Stand: 20.09.2026  |  5 Studien  |  pflege.m-vf.de</w:t>
       </w:r>
     </w:p>
     <w:p>
@@ -70,7 +70,7 @@
         <w:pStyle w:val="Heading1"/>
       </w:pPr>
       <w:r>
-        <w:t>Aufgenommen am 19.09.2026</w:t>
+        <w:t>Aufgenommen am 20.09.2026</w:t>
       </w:r>
     </w:p>
     <w:p>
@@ -78,7 +78,7 @@
         <w:pStyle w:val="Heading2"/>
       </w:pPr>
       <w:r>
-        <w:t>Psychologisches Kapital und Resilience bei Burnout von Pflegekräften: Mediatoreffekte</w:t>
+        <w:t>Workplace-Health-Förderung in der Langzeitpflege: Barrieren und Erfolgsfaktoren bei der Umsetzung</w:t>
       </w:r>
     </w:p>
     <w:p>
@@ -88,12 +88,12 @@
           <w:color w:val="666666"/>
           <w:sz w:val="18"/>
         </w:rPr>
-        <w:t>Huang C et al.  ·  Front Public Health  ·  03.09.2026  ·  PMID 42756054</w:t>
+        <w:t>Czakert J et al.  ·  Front Public Health  ·  04.09.2026  ·  PMID 42761123</w:t>
       </w:r>
     </w:p>
     <w:p>
       <w:r>
-        <w:t>Querschnittsstudie mit 273 Pflegekräften zur Untersuchung, wie Resilienz als Subdimension des psychologischen Kapitals die Beziehung zwischen Arbeitsbelastung und Compassion-Fatigue vermittelt.</w:t>
+        <w:t>Qualitative Evaluierung der Entwicklung und Implementierung von drei Gesundheitsförderungsworkshops in Langzeitpflegeeinrichtungen in Deutschland mit Fokus auf Hindernisse und Gelingensbedingungen.</w:t>
       </w:r>
     </w:p>
     <w:p>
@@ -104,7 +104,7 @@
         <w:t xml:space="preserve">Ergebnis: </w:t>
       </w:r>
       <w:r>
-        <w:t>Arbeitsbelastung korrelierte positiv mit Compassion-Fatigue (r=0,537, p&lt;0,001). Resilience war der einzige signifikante spezifische indirekte Mediator (Effekt=0,058, 95%-KI: 0,028-0,091). Selbstwirksamkeit, Hoffnung und Optimismus zeigten keine signifikanten indirekten Effekte. Interventionen zur Resilienzstärkung könnten Burnout-Rate senken.</w:t>
+        <w:t>Aktive Teilnahme war zentral: Ein Drittel der Teilnehmenden zeigte aktive Beteiligung, andere Passivität bis Widerstand. Kritische Erfolgsfaktoren waren organisatorische Vorbereitung und motivierende Workshop-Gestaltung; Anpassungen nach der ersten Runde führten zu verbesserter Akzeptanz.</w:t>
       </w:r>
     </w:p>
     <w:p>
@@ -119,7 +119,7 @@
         <w:rPr>
           <w:sz w:val="19"/>
         </w:rPr>
-        <w:t>China (tertiale Universitätsklinik), aber Konstrukt Compassion-Fatigue universell im Pflegealltag</w:t>
+        <w:t>Deutschland (Charité Berlin), Langzeitpflegeeinrichtungen als Setting</w:t>
       </w:r>
     </w:p>
     <w:p>
@@ -128,7 +128,7 @@
           <w:color w:val="5A7D3A"/>
           <w:sz w:val="18"/>
         </w:rPr>
-        <w:t>https://pubmed.ncbi.nlm.nih.gov/42756054/</w:t>
+        <w:t>https://pubmed.ncbi.nlm.nih.gov/42761123/</w:t>
       </w:r>
     </w:p>
     <w:p>
@@ -136,7 +136,7 @@
         <w:pStyle w:val="Heading2"/>
       </w:pPr>
       <w:r>
-        <w:t>Doll-Therapie in chinesischen Pflegeheimen: Verhaltenssymptome und Funktionsfähigkeit</w:t>
+        <w:t>Berufliche Zufriedenheit von Pflegekräften im OP-Dienst: Rolle von Organisationsunterstützung und psychischem Kapital</w:t>
       </w:r>
     </w:p>
     <w:p>
@@ -146,12 +146,12 @@
           <w:color w:val="666666"/>
           <w:sz w:val="18"/>
         </w:rPr>
-        <w:t>Cui Z et al.  ·  Front Public Health  ·  03.09.2026  ·  PMID 42755894</w:t>
+        <w:t>Wang Y et al.  ·  Front Public Health  ·  04.09.2026  ·  PMID 42761087</w:t>
       </w:r>
     </w:p>
     <w:p>
       <w:r>
-        <w:t>Qualitative und quantitative Daten aus einem Cluster-RCT zur Effektivität von Doll-Therapie bei Demenzerkrankten in Pflegeheimen in China unter Leitung des Pflegepersonals.</w:t>
+        <w:t>Querschnittstudie bei 401 Pflegekräften in Operationsabteilungen (CSSD) in China zur Untersuchung indirekter Effekte von wahrgenommener Organisationsunterstützung und psychologischem Kapital auf den Zusammenhang zwischen Jobgestaltung und beruflicher Wohlbefindung.</w:t>
       </w:r>
     </w:p>
     <w:p>
@@ -162,7 +162,7 @@
         <w:t xml:space="preserve">Ergebnis: </w:t>
       </w:r>
       <w:r>
-        <w:t>Neuropsychiatrische Symptome (NPI-12) reduzierten sich in der Interventionsgruppe um 4,40 Punkte nach 12 Wochen (95%-KI: -6,50 bis -2,30); Barthel-Index verbesserte sich um 3,96 Punkte nach 6 Wochen (95%-KI: 1,06 bis 6,86). Durchführungstreue lag bei 95,8% der Teilnehmer; keine schwerwiegenden unerwünschten Ereignisse. Die Intervention zeigte Machbarkeit und vorläufige Wirksamkeit, funktionale Verbesserungen hielten nicht an.</w:t>
+        <w:t>Pfadanalyse zeigte schwachen direkten Effekt von Jobgestaltung auf Wohlbefindung (β=0,185), aber erhebliche Gesamteffekt (0,838). Indirekte Assoziationen über Organisationsunterstützung (β=0,511) und psychisches Kapital (β=0,142) waren statistisch signifikant (p&lt;0,001). Frauen und erfahrene Pflegekräfte berichteten niedrigere Wohlbefindungswerte.</w:t>
       </w:r>
     </w:p>
     <w:p>
@@ -177,7 +177,7 @@
         <w:rPr>
           <w:sz w:val="19"/>
         </w:rPr>
-        <w:t>China-Studie, andere Sozialversicherungslogik und Pflegekontexte</w:t>
+        <w:t>China, aber Befunde zum psychosozialen Kontext der Pflegekräfte gelten universell</w:t>
       </w:r>
     </w:p>
     <w:p>
@@ -186,7 +186,7 @@
           <w:color w:val="5A7D3A"/>
           <w:sz w:val="18"/>
         </w:rPr>
-        <w:t>https://pubmed.ncbi.nlm.nih.gov/42755894/</w:t>
+        <w:t>https://pubmed.ncbi.nlm.nih.gov/42761087/</w:t>
       </w:r>
     </w:p>
     <w:p>
@@ -194,7 +194,7 @@
         <w:pStyle w:val="Heading2"/>
       </w:pPr>
       <w:r>
-        <w:t>Bewegungsaktivität in Pflegeheimen: Barrieren, Motivation und institutionelle Rahmenbedingungen</w:t>
+        <w:t>Doppelspitze in Pflegeheimen: Neue Führungsstruktur verbessert Rollen und Zufriedenheit</w:t>
       </w:r>
     </w:p>
     <w:p>
@@ -204,12 +204,12 @@
           <w:color w:val="666666"/>
           <w:sz w:val="18"/>
         </w:rPr>
-        <w:t>Kim JA et al.  ·  Front Public Health  ·  03.09.2026  ·  PMID 42755682</w:t>
+        <w:t>Radford K et al.  ·  J Nurs Manag  ·  2026  ·  PMID 42760590</w:t>
       </w:r>
     </w:p>
     <w:p>
       <w:r>
-        <w:t>Erklärende Sequenzialstudie mit Mixed-Methods bei 254 Heimbewohnern zur Analyse von Häufigkeit, Faktoren und Hindernissen für körperliche Aktivität.</w:t>
+        <w:t>Australische Implementierungsstudie eines Dyad-Leadership-Modells (klinische und administrative Führung gemeinsam) in drei Altenheimen mit Vor-Nachher-Datenerhebung über 6 Monate.</w:t>
       </w:r>
     </w:p>
     <w:p>
@@ -220,7 +220,7 @@
         <w:t xml:space="preserve">Ergebnis: </w:t>
       </w:r>
       <w:r>
-        <w:t>Einrichtungsgröße (≥30 Betten: reduzierte Teilnahme), Trainingsfrequenz (höher = höhere Teilnahme), wahrgenommene soziale Unterstützung, Schulbildung und Programmdauer (≥30 Min negativ assoziiert) waren signifikant mit Aktivitätsteilnahme verknüpft. Qualitative Analyse zeigte dynamisches Zusammenspiel von persönlicher Bedeutung, Beziehungen und institutionellen Strukturen.</w:t>
+        <w:t>Nach 6 Monaten: Verbesserte Rollenklarheit, Karriereperspektiven und Wohlbefindung (Interviews). Zufriedenheit mit Kommunikation und Versorgungsqualität stieg. Hospitalisierungen, Vorfälle und Klingel-Reaktionszeiten zeigten keine signifikanten Veränderungen. Einige klinische Mitarbeitende sahen Risiken für Karriereentwicklung.</w:t>
       </w:r>
     </w:p>
     <w:p>
@@ -235,7 +235,7 @@
         <w:rPr>
           <w:sz w:val="19"/>
         </w:rPr>
-        <w:t>Südkorea, vergleichbare demografische und organisatorische Herausforderungen in Pflegeheimen</w:t>
+        <w:t>Australien, aber Management-Modelle für Langzeitpflege sind teilweise übertragbar</w:t>
       </w:r>
     </w:p>
     <w:p>
@@ -244,7 +244,7 @@
           <w:color w:val="5A7D3A"/>
           <w:sz w:val="18"/>
         </w:rPr>
-        <w:t>https://pubmed.ncbi.nlm.nih.gov/42755682/</w:t>
+        <w:t>https://pubmed.ncbi.nlm.nih.gov/42760590/</w:t>
       </w:r>
     </w:p>
     <w:p>
@@ -252,7 +252,7 @@
         <w:pStyle w:val="Heading2"/>
       </w:pPr>
       <w:r>
-        <w:t>Multidisziplinäre Pflege nach Schädeldachplastik: neurologische und psychische Outcomes</w:t>
+        <w:t>Selbstpflege bei Menschen mit Stoma: Unterschiede zwischen Patienten und pflegenden Angehörigen</w:t>
       </w:r>
     </w:p>
     <w:p>
@@ -262,12 +262,12 @@
           <w:color w:val="666666"/>
           <w:sz w:val="18"/>
         </w:rPr>
-        <w:t>Chen Y et al.  ·  Ann Ital Chir  ·  15.09.2026  ·  PMID 42755313</w:t>
+        <w:t>Magi CE et al.  ·  J Wound Ostomy Continence Nurs  ·  Sept. 2026  ·  PMID 42758163</w:t>
       </w:r>
     </w:p>
     <w:p>
       <w:r>
-        <w:t>Retrospektive Kohortenstudie mit 101 Patienten nach Schädeldachplastik, Vergleich von Routinepflege versus multidisziplinärem Pflegekonzept mit präoperativer Beratung, Rehabilitation und psychologischer Überwachung.</w:t>
+        <w:t>Querschnittsuntersuchung bei 523 Stomapatientinnen und -patienten und 252 pflegenden Angehörigen aus zwei italienischen Regionen zur Erfassung von Selbstpflege-Engagement und Unterstützung durch Angehörige.</w:t>
       </w:r>
     </w:p>
     <w:p>
@@ -278,7 +278,7 @@
         <w:t xml:space="preserve">Ergebnis: </w:t>
       </w:r>
       <w:r>
-        <w:t>Multidisziplinäre Gruppe zeigte signifikant bessere Ergebnisse: niedrigere NIHSS-Scores (p=0,02), höhere MMSE-Scores (p&lt;0,01), niedrigere HADS-Angst- (p&lt;0,01) und Depressions-Scores (p&lt;0,05), höhere ADL-Scores (p=0,01). Lebensqualität in psychologischen (p&lt;0,01), sozialen (p=0,03) und physischen Dimensionen (p&lt;0,01) signifikant höher; Komplikationsrate gesenkt (p=0,04).</w:t>
+        <w:t>Patienten und Angehörige zeigten angemessene Selbstpflege-Wartung, aber unzureichendes Selbstmanagement und Sicherheit. Männer schnitten bei einzelnen Items schlechter ab als Frauen; zwischen den Geschlechtern keine signifikanten Unterschiede beim Engagement der Angehörigen. Angehörige bewerteten spezifische Monitoring-Items niedriger als Patienten.</w:t>
       </w:r>
     </w:p>
     <w:p>
@@ -293,7 +293,7 @@
         <w:rPr>
           <w:sz w:val="19"/>
         </w:rPr>
-        <w:t>China, aber Outcome-Messinstrumente und Interventionskonzept international etabliert</w:t>
+        <w:t>Italien, vergleichbare Versorgungsstrukturen in südeuropäischen Gesundheitssystemen</w:t>
       </w:r>
     </w:p>
     <w:p>
@@ -302,7 +302,7 @@
           <w:color w:val="5A7D3A"/>
           <w:sz w:val="18"/>
         </w:rPr>
-        <w:t>https://pubmed.ncbi.nlm.nih.gov/42755313/</w:t>
+        <w:t>https://pubmed.ncbi.nlm.nih.gov/42758163/</w:t>
       </w:r>
     </w:p>
     <w:p>
@@ -310,7 +310,7 @@
         <w:pStyle w:val="Heading2"/>
       </w:pPr>
       <w:r>
-        <w:t>Herausforderungen der Pflege zu Hause: qualitative Analyse von Anbieter-Perspektiven</w:t>
+        <w:t>Impfschulung für Pflegekräfte: Effektivität für Impfberatung von Eltern</w:t>
       </w:r>
     </w:p>
     <w:p>
@@ -320,12 +320,12 @@
           <w:color w:val="666666"/>
           <w:sz w:val="18"/>
         </w:rPr>
-        <w:t>Alharbi KK et al.  ·  BMC Geriatr  ·  17.09.2026  ·  PMID 42754857</w:t>
+        <w:t>Tiryaki Ö  ·  Biomedica  ·  20.08.2026  ·  PMID 42757794</w:t>
       </w:r>
     </w:p>
     <w:p>
       <w:r>
-        <w:t>Qualitative Studie mit 60 Heimpflegekräften (Ärzte, Pflegepersonen, Physiotherapeuten) aus vier Regionen Saudi-Arabiens zur Identifikation von Versorgungsbarrieren.</w:t>
+        <w:t>Quasi-experimentelle Studie bei 249 Hebammen und Pflegekräften zur Messung von Veränderungen in Vaccine-Advocacy-Scores vor und nach einer Schulungsintervention.</w:t>
       </w:r>
     </w:p>
     <w:p>
@@ -336,7 +336,7 @@
         <w:t xml:space="preserve">Ergebnis: </w:t>
       </w:r>
       <w:r>
-        <w:t>Vier übergeordnete Herausforderungen identifiziert: (1) unterbrochene Kommunikation zwischen Pflegekräften und Angehörigen, (2) Fragmentierung von Systemen und Ressourcenmangel, (3) umweltliche und kulturelle Barrieren, (4) emotionale Belastung des Pflegepersonals. Diese Faktoren untergruben Versorgungskontinuität und Vertrauensbeziehungen. Autorenteam empfiehlt Schulungsprogramme für Angehörige, Ressourcenverteilung und standardisierte Überweisungsprozesse.</w:t>
+        <w:t>Prätraining-Score Vaccine Advocacy Scale: 45,19±2,85; Post-Training: 46,95±1,99 (Wilcoxon p=0,000). Obwohl bereits hohe Ausgangswerte vorlagen, zeigte sich statistisch signifikante Steigerung. Training war wirksam, trotz bereits guter Baseline.</w:t>
       </w:r>
     </w:p>
     <w:p>
@@ -351,7 +351,7 @@
         <w:rPr>
           <w:sz w:val="19"/>
         </w:rPr>
-        <w:t>Saudi-Arabien - verschiedenes Finanzsystem und Pflegeverständnis, aber Erkenntnisse zu Kommunikationsbarrieren übertragbar</w:t>
+        <w:t>Türkei, aber Schulungswirksamkeit bei Gesundheitsfachkräften ist kontextunabhängig</w:t>
       </w:r>
     </w:p>
     <w:p>
@@ -360,65 +360,7 @@
           <w:color w:val="5A7D3A"/>
           <w:sz w:val="18"/>
         </w:rPr>
-        <w:t>https://pubmed.ncbi.nlm.nih.gov/42754857/</w:t>
-      </w:r>
-    </w:p>
-    <w:p>
-      <w:pPr>
-        <w:pStyle w:val="Heading2"/>
-      </w:pPr>
-      <w:r>
-        <w:t>Lebensqualität nach Paukendrainage bei Kindern: Verbesserungen in Schlaf und Sprachwentwicklung</w:t>
-      </w:r>
-    </w:p>
-    <w:p>
-      <w:r>
-        <w:rPr>
-          <w:i/>
-          <w:color w:val="666666"/>
-          <w:sz w:val="18"/>
-        </w:rPr>
-        <w:t>Ranneries TN et al.  ·  Int J Pediatr Otorhinolaryngol  ·  22.08.2026  ·  PMID 42673792</w:t>
-      </w:r>
-    </w:p>
-    <w:p>
-      <w:r>
-        <w:t>Prospektive Studie mit Randomisierung und Wartegruppe bei 60 Kindern mit chronischer Otitis media, Erfassung von Lebensqualität und Pflegeergebnissen einen Monat nach Tympanostomie-Röhrchen-Insertion.</w:t>
-      </w:r>
-    </w:p>
-    <w:p>
-      <w:r>
-        <w:rPr>
-          <w:b/>
-        </w:rPr>
-        <w:t xml:space="preserve">Ergebnis: </w:t>
-      </w:r>
-      <w:r>
-        <w:t>Verbesserte Lebensqualität des Kindes von 6,2 auf 8,5 (Δ2,6; p&lt;0,0005) und Familienlebensqualität von 6,7 auf 8,1 (Δ1,7; p&lt;0,0005) einen Monat nach Röhrchenplatzierung. Pflegepersonen berichteten Verbesserungen bei Schlaf (58%), Hörvermögen (60%) und Spracherwerb (72%). Gesamtzufriedenheit: 96%.</w:t>
-      </w:r>
-    </w:p>
-    <w:p>
-      <w:r>
-        <w:rPr>
-          <w:b/>
-          <w:sz w:val="19"/>
-        </w:rPr>
-        <w:t xml:space="preserve">Übertragbarkeit: </w:t>
-      </w:r>
-      <w:r>
-        <w:rPr>
-          <w:sz w:val="19"/>
-        </w:rPr>
-        <w:t>Dänemark, europäisches Gesundheitssystem, vergleichbare Indikationen und Messverfahren</w:t>
-      </w:r>
-    </w:p>
-    <w:p>
-      <w:r>
-        <w:rPr>
-          <w:color w:val="5A7D3A"/>
-          <w:sz w:val="18"/>
-        </w:rPr>
-        <w:t>https://pubmed.ncbi.nlm.nih.gov/42673792/</w:t>
+        <w:t>https://pubmed.ncbi.nlm.nih.gov/42757794/</w:t>
       </w:r>
     </w:p>
     <w:sectPr>

--- a/download/studien-aktuell.docx
+++ b/download/studien-aktuell.docx
@@ -62,7 +62,7 @@
           <w:color w:val="666666"/>
           <w:sz w:val="18"/>
         </w:rPr>
-        <w:t>Stand: 20.09.2026  |  5 Studien  |  pflege.m-vf.de</w:t>
+        <w:t>Stand: 21.09.2026  |  6 Studien  |  pflege.m-vf.de</w:t>
       </w:r>
     </w:p>
     <w:p>
@@ -70,7 +70,7 @@
         <w:pStyle w:val="Heading1"/>
       </w:pPr>
       <w:r>
-        <w:t>Aufgenommen am 20.09.2026</w:t>
+        <w:t>Aufgenommen am 21.09.2026</w:t>
       </w:r>
     </w:p>
     <w:p>
@@ -78,7 +78,7 @@
         <w:pStyle w:val="Heading2"/>
       </w:pPr>
       <w:r>
-        <w:t>Workplace-Health-Förderung in der Langzeitpflege: Barrieren und Erfolgsfaktoren bei der Umsetzung</w:t>
+        <w:t>Wissen und Praxis zu Herztoxizität bei Brustkrebs: Lücken zwischen Onkologie- und Kardiologie-Pflegenden</w:t>
       </w:r>
     </w:p>
     <w:p>
@@ -88,12 +88,12 @@
           <w:color w:val="666666"/>
           <w:sz w:val="18"/>
         </w:rPr>
-        <w:t>Czakert J et al.  ·  Front Public Health  ·  04.09.2026  ·  PMID 42761123</w:t>
+        <w:t>Aoyagi H et al.  ·  Jpn J Nurs Sci  ·  Okt. 2026  ·  PMID 42764206</w:t>
       </w:r>
     </w:p>
     <w:p>
       <w:r>
-        <w:t>Qualitative Evaluierung der Entwicklung und Implementierung von drei Gesundheitsförderungsworkshops in Langzeitpflegeeinrichtungen in Deutschland mit Fokus auf Hindernisse und Gelingensbedingungen.</w:t>
+        <w:t>Online-Befragung von 261 zertifizierten Pflegespezialisten und -fachkräften in Japan (214 Onkologie, 47 Kardiologie) zu Wissen und pflegerischen Praktiken bei krebstherapie-assoziierter Herzdysfunktion (CTRCD).</w:t>
       </w:r>
     </w:p>
     <w:p>
@@ -104,7 +104,7 @@
         <w:t xml:space="preserve">Ergebnis: </w:t>
       </w:r>
       <w:r>
-        <w:t>Aktive Teilnahme war zentral: Ein Drittel der Teilnehmenden zeigte aktive Beteiligung, andere Passivität bis Widerstand. Kritische Erfolgsfaktoren waren organisatorische Vorbereitung und motivierende Workshop-Gestaltung; Anpassungen nach der ersten Runde führten zu verbesserter Akzeptanz.</w:t>
+        <w:t>Onkologen- und Kardiologie-Pflegende unterschieden sich signifikant in CTRCD-Wissen (p&lt;0,01). Nur 56,8 % der Onkologen-Pflegenden führten Patientenschulung durch, 63,9 % überwachten Symptome. Nur 10,3 % hatten Zugang zu onko-kardiologischen Fortbildungsangeboten. Kardiologische Pflegende berichteten mehr Anfragen/Konsultationen (p&lt;0,05).</w:t>
       </w:r>
     </w:p>
     <w:p>
@@ -119,7 +119,7 @@
         <w:rPr>
           <w:sz w:val="19"/>
         </w:rPr>
-        <w:t>Deutschland (Charité Berlin), Langzeitpflegeeinrichtungen als Setting</w:t>
+        <w:t>Japan – anderes Gesundheitssystem; aber Befund zu interprofessionellen Lücken in Versorgung ist transferierbar</w:t>
       </w:r>
     </w:p>
     <w:p>
@@ -128,7 +128,7 @@
           <w:color w:val="5A7D3A"/>
           <w:sz w:val="18"/>
         </w:rPr>
-        <w:t>https://pubmed.ncbi.nlm.nih.gov/42761123/</w:t>
+        <w:t>https://pubmed.ncbi.nlm.nih.gov/42764206/</w:t>
       </w:r>
     </w:p>
     <w:p>
@@ -136,7 +136,7 @@
         <w:pStyle w:val="Heading2"/>
       </w:pPr>
       <w:r>
-        <w:t>Berufliche Zufriedenheit von Pflegekräften im OP-Dienst: Rolle von Organisationsunterstützung und psychischem Kapital</w:t>
+        <w:t>Pflegeheimtyp und Bewohnersterblichkeit: Australische Langzeitstudie zu Eigentum und Versorgungsergebnis</w:t>
       </w:r>
     </w:p>
     <w:p>
@@ -146,12 +146,12 @@
           <w:color w:val="666666"/>
           <w:sz w:val="18"/>
         </w:rPr>
-        <w:t>Wang Y et al.  ·  Front Public Health  ·  04.09.2026  ·  PMID 42761087</w:t>
+        <w:t>Rahja M et al.  ·  BMJ Open  ·  20.09.2026  ·  PMID 42764187</w:t>
       </w:r>
     </w:p>
     <w:p>
       <w:r>
-        <w:t>Querschnittstudie bei 401 Pflegekräften in Operationsabteilungen (CSSD) in China zur Untersuchung indirekter Effekte von wahrgenommener Organisationsunterstützung und psychologischem Kapital auf den Zusammenhang zwischen Jobgestaltung und beruflicher Wohlbefindung.</w:t>
+        <w:t>Retrospektive Kohortenstudie an 205.079 australischen Pflegeheimbewohnern (65+J.), die die Assoziation zwischen Trägerform (privat, gemeinnützig, staatlich) und Mortalität, Notaufnahmen sowie Krankenhauseinweisungen im ersten Jahr nach Aufnahme untersuchte.</w:t>
       </w:r>
     </w:p>
     <w:p>
@@ -162,7 +162,7 @@
         <w:t xml:space="preserve">Ergebnis: </w:t>
       </w:r>
       <w:r>
-        <w:t>Pfadanalyse zeigte schwachen direkten Effekt von Jobgestaltung auf Wohlbefindung (β=0,185), aber erhebliche Gesamteffekt (0,838). Indirekte Assoziationen über Organisationsunterstützung (β=0,511) und psychisches Kapital (β=0,142) waren statistisch signifikant (p&lt;0,001). Frauen und erfahrene Pflegekräfte berichteten niedrigere Wohlbefindungswerte.</w:t>
+        <w:t>Bewohner von privaten Heimen in Regionalgebieten hatten höhere Mortalität als in gemeinnützigen Heimen (HR 1,17, KI 1,09–1,26). In staatlichen Heimen waren Notaufnahmen und Krankenhauseinweisungen deutlich seltener (sHR 0,68 bzw. 0,61 gegenüber gemeinnützigen). Unterschiede waren in inneren Regionalgebieten am stärksten ausgeprägt.</w:t>
       </w:r>
     </w:p>
     <w:p>
@@ -177,7 +177,7 @@
         <w:rPr>
           <w:sz w:val="19"/>
         </w:rPr>
-        <w:t>China, aber Befunde zum psychosozialen Kontext der Pflegekräfte gelten universell</w:t>
+        <w:t>Australische Registerdata; Ergebnisse nicht direkt auf deutsches Gesamtumlagesystem übertragbar, aber relevant für Trägerdebatten</w:t>
       </w:r>
     </w:p>
     <w:p>
@@ -186,7 +186,7 @@
           <w:color w:val="5A7D3A"/>
           <w:sz w:val="18"/>
         </w:rPr>
-        <w:t>https://pubmed.ncbi.nlm.nih.gov/42761087/</w:t>
+        <w:t>https://pubmed.ncbi.nlm.nih.gov/42764187/</w:t>
       </w:r>
     </w:p>
     <w:p>
@@ -194,7 +194,7 @@
         <w:pStyle w:val="Heading2"/>
       </w:pPr>
       <w:r>
-        <w:t>Doppelspitze in Pflegeheimen: Neue Führungsstruktur verbessert Rollen und Zufriedenheit</w:t>
+        <w:t>Psychisches Wohlbefinden und Zugehörigkeitsgefühl schützen Pflegende vor stiller Kündigung</w:t>
       </w:r>
     </w:p>
     <w:p>
@@ -204,12 +204,12 @@
           <w:color w:val="666666"/>
           <w:sz w:val="18"/>
         </w:rPr>
-        <w:t>Radford K et al.  ·  J Nurs Manag  ·  2026  ·  PMID 42760590</w:t>
+        <w:t>Yeh SJ et al.  ·  J Nurs Manag  ·  2026  ·  PMID 42760768</w:t>
       </w:r>
     </w:p>
     <w:p>
       <w:r>
-        <w:t>Australische Implementierungsstudie eines Dyad-Leadership-Modells (klinische und administrative Führung gemeinsam) in drei Altenheimen mit Vor-Nachher-Datenerhebung über 6 Monate.</w:t>
+        <w:t>Dreiwellen-Befragung von 997 Pflegefachpersonen (multigenerational) über die Mechanismen, über die psychisches Wohlbefinden durch Person-Gruppen-Passung (Person-Group Fit) mit stiller Kündigung verbunden ist (Einschränkung auf Minimum-Leistung im Job).</w:t>
       </w:r>
     </w:p>
     <w:p>
@@ -220,7 +220,7 @@
         <w:t xml:space="preserve">Ergebnis: </w:t>
       </w:r>
       <w:r>
-        <w:t>Nach 6 Monaten: Verbesserte Rollenklarheit, Karriereperspektiven und Wohlbefindung (Interviews). Zufriedenheit mit Kommunikation und Versorgungsqualität stieg. Hospitalisierungen, Vorfälle und Klingel-Reaktionszeiten zeigten keine signifikanten Veränderungen. Einige klinische Mitarbeitende sahen Risiken für Karriereentwicklung.</w:t>
+        <w:t>Psychisches Wohlbefinden wirkte direkt und indirekt (über Person-Gruppen-Passung) negativ auf stille Kündigung. Generationelle Unterschiede in dieser indirekten Wirkung waren nicht signifikant (Index der moderierten Mediation nicht signifikant). Effektgrößen waren moderat; Effekte sollten vorsichtig interpretiert werden.</w:t>
       </w:r>
     </w:p>
     <w:p>
@@ -235,7 +235,7 @@
         <w:rPr>
           <w:sz w:val="19"/>
         </w:rPr>
-        <w:t>Australien, aber Management-Modelle für Langzeitpflege sind teilweise übertragbar</w:t>
+        <w:t>Taiwan (Datengrundlage) – anderes Kontextsystem; aber Befund zu Wellbeing-Messung und Engagement-Problematik relevant</w:t>
       </w:r>
     </w:p>
     <w:p>
@@ -244,7 +244,7 @@
           <w:color w:val="5A7D3A"/>
           <w:sz w:val="18"/>
         </w:rPr>
-        <w:t>https://pubmed.ncbi.nlm.nih.gov/42760590/</w:t>
+        <w:t>https://pubmed.ncbi.nlm.nih.gov/42760768/</w:t>
       </w:r>
     </w:p>
     <w:p>
@@ -252,7 +252,7 @@
         <w:pStyle w:val="Heading2"/>
       </w:pPr>
       <w:r>
-        <w:t>Selbstpflege bei Menschen mit Stoma: Unterschiede zwischen Patienten und pflegenden Angehörigen</w:t>
+        <w:t>Ästhetik-Schulung für Psychiatrie-Pflegende: Wirkung auf Mitgefühl und Pflegequality</w:t>
       </w:r>
     </w:p>
     <w:p>
@@ -262,12 +262,12 @@
           <w:color w:val="666666"/>
           <w:sz w:val="18"/>
         </w:rPr>
-        <w:t>Magi CE et al.  ·  J Wound Ostomy Continence Nurs  ·  Sept. 2026  ·  PMID 42758163</w:t>
+        <w:t>Balideh D et al.  ·  Nurs Open  ·  Sept. 2026  ·  PMID 42758937</w:t>
       </w:r>
     </w:p>
     <w:p>
       <w:r>
-        <w:t>Querschnittsuntersuchung bei 523 Stomapatientinnen und -patienten und 252 pflegenden Angehörigen aus zwei italienischen Regionen zur Erfassung von Selbstpflege-Engagement und Unterstützung durch Angehörige.</w:t>
+        <w:t>Quasi-experimentelle Studie mit 90 Psychiatrie-Pflegenden (45 Intervention, 45 Kontrolle), bei der vier wöchentliche 90-Minuten-Module zu Ästhetik der Pflegearbeit deren Mitgefühls-Kompetenz und ästhetische Pflegequalität verändert.</w:t>
       </w:r>
     </w:p>
     <w:p>
@@ -278,7 +278,7 @@
         <w:t xml:space="preserve">Ergebnis: </w:t>
       </w:r>
       <w:r>
-        <w:t>Patienten und Angehörige zeigten angemessene Selbstpflege-Wartung, aber unzureichendes Selbstmanagement und Sicherheit. Männer schnitten bei einzelnen Items schlechter ab als Frauen; zwischen den Geschlechtern keine signifikanten Unterschiede beim Engagement der Angehörigen. Angehörige bewerteten spezifische Monitoring-Items niedriger als Patienten.</w:t>
+        <w:t>Interventionsgruppe steigerte mittlere ästhetische Pflegequality von 43,26 (SD 2,18) auf 81,02 (SD 6,26) vs. Kontrolle ohne Änderung (p&lt;0,001). Mitgefühls-Kompetenz stieg in Intervention auf 60,73 (SD 16,17) vs. Kontrolle (p&lt;0,001). Kontrollgruppe zeigte keine Veränderung (p=0,12).</w:t>
       </w:r>
     </w:p>
     <w:p>
@@ -293,7 +293,7 @@
         <w:rPr>
           <w:sz w:val="19"/>
         </w:rPr>
-        <w:t>Italien, vergleichbare Versorgungsstrukturen in südeuropäischen Gesundheitssystemen</w:t>
+        <w:t>Iran – Universitätskrankenhaus; Transferierbarkeit der Schulungsmaßnahmen begrenzt</w:t>
       </w:r>
     </w:p>
     <w:p>
@@ -302,7 +302,7 @@
           <w:color w:val="5A7D3A"/>
           <w:sz w:val="18"/>
         </w:rPr>
-        <w:t>https://pubmed.ncbi.nlm.nih.gov/42758163/</w:t>
+        <w:t>https://pubmed.ncbi.nlm.nih.gov/42758937/</w:t>
       </w:r>
     </w:p>
     <w:p>
@@ -310,7 +310,7 @@
         <w:pStyle w:val="Heading2"/>
       </w:pPr>
       <w:r>
-        <w:t>Impfschulung für Pflegekräfte: Effektivität für Impfberatung von Eltern</w:t>
+        <w:t>Umfassende Pflegeinterventionen bei Adenomyose: Wirkung auf Schmerz und Lebensqualität</w:t>
       </w:r>
     </w:p>
     <w:p>
@@ -320,12 +320,12 @@
           <w:color w:val="666666"/>
           <w:sz w:val="18"/>
         </w:rPr>
-        <w:t>Tiryaki Ö  ·  Biomedica  ·  20.08.2026  ·  PMID 42757794</w:t>
+        <w:t>Zhu W et al.  ·  Front Public Health  ·  03.09.2026  ·  PMID 42756955</w:t>
       </w:r>
     </w:p>
     <w:p>
       <w:r>
-        <w:t>Quasi-experimentelle Studie bei 249 Hebammen und Pflegekräften zur Messung von Veränderungen in Vaccine-Advocacy-Scores vor und nach einer Schulungsintervention.</w:t>
+        <w:t>Prospektive Kohortenstudie mit 120 Frauen nach Hysterektomie wegen Adenomyose, die untersucht, wie zusätzliche pflegerische Interventionen über Routine hinaus Schmerz, Erholung und sexuelle Lebensqualität verändern.</w:t>
       </w:r>
     </w:p>
     <w:p>
@@ -336,7 +336,7 @@
         <w:t xml:space="preserve">Ergebnis: </w:t>
       </w:r>
       <w:r>
-        <w:t>Prätraining-Score Vaccine Advocacy Scale: 45,19±2,85; Post-Training: 46,95±1,99 (Wilcoxon p=0,000). Obwohl bereits hohe Ausgangswerte vorlagen, zeigte sich statistisch signifikante Steigerung. Training war wirksam, trotz bereits guter Baseline.</w:t>
+        <w:t>Frauen mit umfassenden Interventionen hatten niedrigere Schmerzwerte (p&lt;0,05), kürzere Krankenhausaufenthalte, frühere Mobilisierung und signifikant höhere sexuelle Lebensqualität (FSFI) sowie bessere psychische Gesundheit (SAS/SDS). Pflegezufriedenheit war deutlich höher (p&lt;0,05).</w:t>
       </w:r>
     </w:p>
     <w:p>
@@ -351,7 +351,7 @@
         <w:rPr>
           <w:sz w:val="19"/>
         </w:rPr>
-        <w:t>Türkei, aber Schulungswirksamkeit bei Gesundheitsfachkräften ist kontextunabhängig</w:t>
+        <w:t>China – Hochschul-Krankenhaus; Vergleichbarkeit der Pflegemaßnahmen gering</w:t>
       </w:r>
     </w:p>
     <w:p>
@@ -360,7 +360,65 @@
           <w:color w:val="5A7D3A"/>
           <w:sz w:val="18"/>
         </w:rPr>
-        <w:t>https://pubmed.ncbi.nlm.nih.gov/42757794/</w:t>
+        <w:t>https://pubmed.ncbi.nlm.nih.gov/42756955/</w:t>
+      </w:r>
+    </w:p>
+    <w:p>
+      <w:pPr>
+        <w:pStyle w:val="Heading2"/>
+      </w:pPr>
+      <w:r>
+        <w:t>Hebammenausbildung: Kompetenzlücken bei Geburtshilfekern-Inhalten und psychische Belastung am Ende des Studiums</w:t>
+      </w:r>
+    </w:p>
+    <w:p>
+      <w:r>
+        <w:rPr>
+          <w:i/>
+          <w:color w:val="666666"/>
+          <w:sz w:val="18"/>
+        </w:rPr>
+        <w:t>Søndergaard SR et al.  ·  Sex Reprod Healthc  ·  12.08.2026  ·  PMID 42617203</w:t>
+      </w:r>
+    </w:p>
+    <w:p>
+      <w:r>
+        <w:t>Befragung von 158 dänischen Hebammen zum Abschluss ihrer Ausbildung über wahrgenommene Kompetenz, Wichtigkeit klinischer Fähigkeiten und Unterstützung durch Lernumgebung; 33,5 % zeigten Risiko für Stress oder Depression nach WHO-5-Score.</w:t>
+      </w:r>
+    </w:p>
+    <w:p>
+      <w:r>
+        <w:rPr>
+          <w:b/>
+        </w:rPr>
+        <w:t xml:space="preserve">Ergebnis: </w:t>
+      </w:r>
+      <w:r>
+        <w:t>Hebammen bewerteten medizinische Kompetenzen hoch, aber grundlegende Hebammen-Kompetenzen wie flexible Gebärpositionen, nicht-pharmakologische Schmerzlinderung und Dammnaht niedrig – trotz wahrgenommener Wichtigkeit. Wo Kompetenz niedrig bewertet wurde, fehlte oft Unterstützung durch Lernumgebung.</w:t>
+      </w:r>
+    </w:p>
+    <w:p>
+      <w:r>
+        <w:rPr>
+          <w:b/>
+          <w:sz w:val="19"/>
+        </w:rPr>
+        <w:t xml:space="preserve">Übertragbarkeit: </w:t>
+      </w:r>
+      <w:r>
+        <w:rPr>
+          <w:sz w:val="19"/>
+        </w:rPr>
+        <w:t>Dänemark – vergleichbare EU-Hebammenausbildung und -Regelwerk</w:t>
+      </w:r>
+    </w:p>
+    <w:p>
+      <w:r>
+        <w:rPr>
+          <w:color w:val="5A7D3A"/>
+          <w:sz w:val="18"/>
+        </w:rPr>
+        <w:t>https://pubmed.ncbi.nlm.nih.gov/42617203/</w:t>
       </w:r>
     </w:p>
     <w:sectPr>

--- a/download/studien-aktuell.docx
+++ b/download/studien-aktuell.docx
@@ -62,7 +62,7 @@
           <w:color w:val="666666"/>
           <w:sz w:val="18"/>
         </w:rPr>
-        <w:t>Stand: 21.09.2026  |  6 Studien  |  pflege.m-vf.de</w:t>
+        <w:t>Stand: 22.09.2026  |  6 Studien  |  pflege.m-vf.de</w:t>
       </w:r>
     </w:p>
     <w:p>
@@ -70,7 +70,7 @@
         <w:pStyle w:val="Heading1"/>
       </w:pPr>
       <w:r>
-        <w:t>Aufgenommen am 21.09.2026</w:t>
+        <w:t>Aufgenommen am 22.09.2026</w:t>
       </w:r>
     </w:p>
     <w:p>
@@ -78,7 +78,7 @@
         <w:pStyle w:val="Heading2"/>
       </w:pPr>
       <w:r>
-        <w:t>Wissen und Praxis zu Herztoxizität bei Brustkrebs: Lücken zwischen Onkologie- und Kardiologie-Pflegenden</w:t>
+        <w:t>Simulationsausbildung in der italienischen Pflegeedukation: Scoping Review</w:t>
       </w:r>
     </w:p>
     <w:p>
@@ -88,12 +88,12 @@
           <w:color w:val="666666"/>
           <w:sz w:val="18"/>
         </w:rPr>
-        <w:t>Aoyagi H et al.  ·  Jpn J Nurs Sci  ·  Okt. 2026  ·  PMID 42764206</w:t>
+        <w:t>Masotta V et al.  ·  Assist Inferm Ric  ·  Juli 2026  ·  PMID 42765958</w:t>
       </w:r>
     </w:p>
     <w:p>
       <w:r>
-        <w:t>Online-Befragung von 261 zertifizierten Pflegespezialisten und -fachkräften in Japan (214 Onkologie, 47 Kardiologie) zu Wissen und pflegerischen Praktiken bei krebstherapie-assoziierter Herzdysfunktion (CTRCD).</w:t>
+        <w:t>Scoping Review zu 33 italienischen Studien über den Einsatz von Simulation in der Pflegeedukation und -praxis.</w:t>
       </w:r>
     </w:p>
     <w:p>
@@ -104,7 +104,7 @@
         <w:t xml:space="preserve">Ergebnis: </w:t>
       </w:r>
       <w:r>
-        <w:t>Onkologen- und Kardiologie-Pflegende unterschieden sich signifikant in CTRCD-Wissen (p&lt;0,01). Nur 56,8 % der Onkologen-Pflegenden führten Patientenschulung durch, 63,9 % überwachten Symptome. Nur 10,3 % hatten Zugang zu onko-kardiologischen Fortbildungsangeboten. Kardiologische Pflegende berichteten mehr Anfragen/Konsultationen (p&lt;0,05).</w:t>
+        <w:t>Wissenschaftliche Publikationen stiegen kontinuierlich an mit Höchstwert während COVID-19. Die meisten Studien waren observational und monozentrsch in akademischen Settings. Hochfidelität-Simulation war am häufigsten; digitale, immersive und hybride Technologien unterrepräsentiert. Outcomes adressierten überwiegend Kirkpatricks Stufen 1-2; Transfer in Praxis und Patientenergebnisse selten untersucht.</w:t>
       </w:r>
     </w:p>
     <w:p>
@@ -119,7 +119,7 @@
         <w:rPr>
           <w:sz w:val="19"/>
         </w:rPr>
-        <w:t>Japan – anderes Gesundheitssystem; aber Befund zu interprofessionellen Lücken in Versorgung ist transferierbar</w:t>
+        <w:t>Europäisches Hochschulsystem; Implikationen für Curriculumentwicklung übertragbar</w:t>
       </w:r>
     </w:p>
     <w:p>
@@ -128,7 +128,7 @@
           <w:color w:val="5A7D3A"/>
           <w:sz w:val="18"/>
         </w:rPr>
-        <w:t>https://pubmed.ncbi.nlm.nih.gov/42764206/</w:t>
+        <w:t>https://pubmed.ncbi.nlm.nih.gov/42765958/</w:t>
       </w:r>
     </w:p>
     <w:p>
@@ -136,7 +136,7 @@
         <w:pStyle w:val="Heading2"/>
       </w:pPr>
       <w:r>
-        <w:t>Pflegeheimtyp und Bewohnersterblichkeit: Australische Langzeitstudie zu Eigentum und Versorgungsergebnis</w:t>
+        <w:t>Ethische Unsicherheit bei digitalen Technologien: Befunde von Studierenden in drei europäischen Ländern</w:t>
       </w:r>
     </w:p>
     <w:p>
@@ -146,12 +146,12 @@
           <w:color w:val="666666"/>
           <w:sz w:val="18"/>
         </w:rPr>
-        <w:t>Rahja M et al.  ·  BMJ Open  ·  20.09.2026  ·  PMID 42764187</w:t>
+        <w:t>Bayram A et al.  ·  Int Nurs Rev  ·  Sept. 2026  ·  PMID 42765544</w:t>
       </w:r>
     </w:p>
     <w:p>
       <w:r>
-        <w:t>Retrospektive Kohortenstudie an 205.079 australischen Pflegeheimbewohnern (65+J.), die die Assoziation zwischen Trägerform (privat, gemeinnützig, staatlich) und Mortalität, Notaufnahmen sowie Krankenhauseinweisungen im ersten Jahr nach Aufnahme untersuchte.</w:t>
+        <w:t>Qualitative Studie mit 46 Pflegestudierenden aus Italien, Polen und der Türkei zu ihren Erfahrungen mit digitalen Ethik-Problemen in der klinischen Ausbildung.</w:t>
       </w:r>
     </w:p>
     <w:p>
@@ -162,7 +162,7 @@
         <w:t xml:space="preserve">Ergebnis: </w:t>
       </w:r>
       <w:r>
-        <w:t>Bewohner von privaten Heimen in Regionalgebieten hatten höhere Mortalität als in gemeinnützigen Heimen (HR 1,17, KI 1,09–1,26). In staatlichen Heimen waren Notaufnahmen und Krankenhauseinweisungen deutlich seltener (sHR 0,68 bzw. 0,61 gegenüber gemeinnützigen). Unterschiede waren in inneren Regionalgebieten am stärksten ausgeprägt.</w:t>
+        <w:t>Studierende hatten zwar Bewusstsein für digitale Ethik, begegneten aber ethischen Unsicherheiten bezüglich Patientenzustimmung, Datenzugriff, -speicherung und -weitergabe. Verletzungen der digitalen Ethik wurden auf Ausbildungsdruck, unzureichende Schulung, Nutzung privater Geräte und Vorbildfunktion von Mentoren zurückgeführt. Handlungsbedarf bei strukturierter Ethikausbildung und institutionellen Vorgaben.</w:t>
       </w:r>
     </w:p>
     <w:p>
@@ -177,7 +177,7 @@
         <w:rPr>
           <w:sz w:val="19"/>
         </w:rPr>
-        <w:t>Australische Registerdata; Ergebnisse nicht direkt auf deutsches Gesamtumlagesystem übertragbar, aber relevant für Trägerdebatten</w:t>
+        <w:t>Drei europäische Länder, vergleichbare Studienstandards; Befunde zu Schulungslücken relevant</w:t>
       </w:r>
     </w:p>
     <w:p>
@@ -186,7 +186,7 @@
           <w:color w:val="5A7D3A"/>
           <w:sz w:val="18"/>
         </w:rPr>
-        <w:t>https://pubmed.ncbi.nlm.nih.gov/42764187/</w:t>
+        <w:t>https://pubmed.ncbi.nlm.nih.gov/42765544/</w:t>
       </w:r>
     </w:p>
     <w:p>
@@ -194,7 +194,7 @@
         <w:pStyle w:val="Heading2"/>
       </w:pPr>
       <w:r>
-        <w:t>Psychisches Wohlbefinden und Zugehörigkeitsgefühl schützen Pflegende vor stiller Kündigung</w:t>
+        <w:t>Berufliche Trauer bei Pflegekräften: Effekt auf professionelle Lebensqualität</w:t>
       </w:r>
     </w:p>
     <w:p>
@@ -204,12 +204,12 @@
           <w:color w:val="666666"/>
           <w:sz w:val="18"/>
         </w:rPr>
-        <w:t>Yeh SJ et al.  ·  J Nurs Manag  ·  2026  ·  PMID 42760768</w:t>
+        <w:t>Eryüksel E et al.  ·  Palliat Support Care  ·  21.09.2026  ·  PMID 42764782</w:t>
       </w:r>
     </w:p>
     <w:p>
       <w:r>
-        <w:t>Dreiwellen-Befragung von 997 Pflegefachpersonen (multigenerational) über die Mechanismen, über die psychisches Wohlbefinden durch Person-Gruppen-Passung (Person-Group Fit) mit stiller Kündigung verbunden ist (Einschränkung auf Minimum-Leistung im Job).</w:t>
+        <w:t>Querschnittsstudie mit 176 Pflegekräften in der Türkei, die berufliche Trauer und ihre Beziehung zur Lebensqualität in der Praxis untersuchte.</w:t>
       </w:r>
     </w:p>
     <w:p>
@@ -220,7 +220,7 @@
         <w:t xml:space="preserve">Ergebnis: </w:t>
       </w:r>
       <w:r>
-        <w:t>Psychisches Wohlbefinden wirkte direkt und indirekt (über Person-Gruppen-Passung) negativ auf stille Kündigung. Generationelle Unterschiede in dieser indirekten Wirkung waren nicht signifikant (Index der moderierten Mediation nicht signifikant). Effektgrößen waren moderat; Effekte sollten vorsichtig interpretiert werden.</w:t>
+        <w:t>Kurzfristige Trauererreaktionen waren moderat, kumulative Effekte überdurchschnittlich. Pflegekräfte mit postgradualer Ausbildung zeigten signifikant höhere kumulative Veränderungen als Bachelor-Absolventen. Kurzzeittrauer korrelierte schwach, kumulative Veränderungen moderat mit Burnout und Compassion Fatigue. Regressionsanalyse: beide Dimensionen von beruflicher Trauer erklärten 30–38% der Varianz in Compassion Fatigue.</w:t>
       </w:r>
     </w:p>
     <w:p>
@@ -235,7 +235,7 @@
         <w:rPr>
           <w:sz w:val="19"/>
         </w:rPr>
-        <w:t>Taiwan (Datengrundlage) – anderes Kontextsystem; aber Befund zu Wellbeing-Messung und Engagement-Problematik relevant</w:t>
+        <w:t>Türkei; Befund zu Trauer und psychischer Belastung in Palliativversorgung universal</w:t>
       </w:r>
     </w:p>
     <w:p>
@@ -244,7 +244,7 @@
           <w:color w:val="5A7D3A"/>
           <w:sz w:val="18"/>
         </w:rPr>
-        <w:t>https://pubmed.ncbi.nlm.nih.gov/42760768/</w:t>
+        <w:t>https://pubmed.ncbi.nlm.nih.gov/42764782/</w:t>
       </w:r>
     </w:p>
     <w:p>
@@ -252,7 +252,7 @@
         <w:pStyle w:val="Heading2"/>
       </w:pPr>
       <w:r>
-        <w:t>Ästhetik-Schulung für Psychiatrie-Pflegende: Wirkung auf Mitgefühl und Pflegequality</w:t>
+        <w:t>Nachtarbeit in der Intensivpflege: Wahrnehmung von chronischer Müdigkeit und kognitiven Beeinträchtigungen</w:t>
       </w:r>
     </w:p>
     <w:p>
@@ -262,12 +262,12 @@
           <w:color w:val="666666"/>
           <w:sz w:val="18"/>
         </w:rPr>
-        <w:t>Balideh D et al.  ·  Nurs Open  ·  Sept. 2026  ·  PMID 42758937</w:t>
+        <w:t>Filipović B et al.  ·  Front Public Health  ·  04.09.2026  ·  PMID 42761214</w:t>
       </w:r>
     </w:p>
     <w:p>
       <w:r>
-        <w:t>Quasi-experimentelle Studie mit 90 Psychiatrie-Pflegenden (45 Intervention, 45 Kontrolle), bei der vier wöchentliche 90-Minuten-Module zu Ästhetik der Pflegearbeit deren Mitgefühls-Kompetenz und ästhetische Pflegequalität verändert.</w:t>
+        <w:t>Querschnittsbefragung von 50 Intensivpflegekräften in Kroatien zu ihren Wahrnehmungen der Auswirkungen von Nachtarbeit auf kognitive Funktionen.</w:t>
       </w:r>
     </w:p>
     <w:p>
@@ -278,7 +278,7 @@
         <w:t xml:space="preserve">Ergebnis: </w:t>
       </w:r>
       <w:r>
-        <w:t>Interventionsgruppe steigerte mittlere ästhetische Pflegequality von 43,26 (SD 2,18) auf 81,02 (SD 6,26) vs. Kontrolle ohne Änderung (p&lt;0,001). Mitgefühls-Kompetenz stieg in Intervention auf 60,73 (SD 16,17) vs. Kontrolle (p&lt;0,001). Kontrollgruppe zeigte keine Veränderung (p=0,12).</w:t>
+        <w:t>Intensivpflegekräfte beschrieben Nachtarbeit als Risiko für chronische Ermüdung (M=4,86, SD=0,35), Aufmerksamkeitsdefizite (M=4,38, SD=0,73), Beeinträchtigung des Kurzzeitgedächtnisses (M=4,26, SD=0,94) und des Arbeitsgedächtnisses (M=4,22, SD=0,79). Subgruppenunterschiede nach Alter, Geschlecht und Betriebszugehörigkeit überstanden die Korrektur für multiples Testen nicht, deuten aber auf einen Handlungsbedarf hin.</w:t>
       </w:r>
     </w:p>
     <w:p>
@@ -293,7 +293,7 @@
         <w:rPr>
           <w:sz w:val="19"/>
         </w:rPr>
-        <w:t>Iran – Universitätskrankenhaus; Transferierbarkeit der Schulungsmaßnahmen begrenzt</w:t>
+        <w:t>Europäische Klinikdaten; Befunde zu Sicherheitsrisiken generalisierbar unabhängig von Gesundheitssystem</w:t>
       </w:r>
     </w:p>
     <w:p>
@@ -302,7 +302,7 @@
           <w:color w:val="5A7D3A"/>
           <w:sz w:val="18"/>
         </w:rPr>
-        <w:t>https://pubmed.ncbi.nlm.nih.gov/42758937/</w:t>
+        <w:t>https://pubmed.ncbi.nlm.nih.gov/42761214/</w:t>
       </w:r>
     </w:p>
     <w:p>
@@ -310,7 +310,7 @@
         <w:pStyle w:val="Heading2"/>
       </w:pPr>
       <w:r>
-        <w:t>Umfassende Pflegeinterventionen bei Adenomyose: Wirkung auf Schmerz und Lebensqualität</w:t>
+        <w:t>Übergangsschock und Präsentismus bei Pflegestudierenden: Rolle der Selbstwirksamkeit</w:t>
       </w:r>
     </w:p>
     <w:p>
@@ -320,12 +320,12 @@
           <w:color w:val="666666"/>
           <w:sz w:val="18"/>
         </w:rPr>
-        <w:t>Zhu W et al.  ·  Front Public Health  ·  03.09.2026  ·  PMID 42756955</w:t>
+        <w:t>Jia C et al.  ·  J Nurs Manag  ·  2026  ·  PMID 42760766</w:t>
       </w:r>
     </w:p>
     <w:p>
       <w:r>
-        <w:t>Prospektive Kohortenstudie mit 120 Frauen nach Hysterektomie wegen Adenomyose, die untersucht, wie zusätzliche pflegerische Interventionen über Routine hinaus Schmerz, Erholung und sexuelle Lebensqualität verändern.</w:t>
+        <w:t>Querschnittsstudie mit 421 Pflegestudierenden in China zur Frage, ob Selbstwirksamkeit die Beziehung zwischen Übergangstraumata und Präsentismus (Erscheinen trotz Krankheit) vermittelt.</w:t>
       </w:r>
     </w:p>
     <w:p>
@@ -336,7 +336,7 @@
         <w:t xml:space="preserve">Ergebnis: </w:t>
       </w:r>
       <w:r>
-        <w:t>Frauen mit umfassenden Interventionen hatten niedrigere Schmerzwerte (p&lt;0,05), kürzere Krankenhausaufenthalte, frühere Mobilisierung und signifikant höhere sexuelle Lebensqualität (FSFI) sowie bessere psychische Gesundheit (SAS/SDS). Pflegezufriedenheit war deutlich höher (p&lt;0,05).</w:t>
+        <w:t>Transition Shock und Präsentismus zeigten signifikante positive Korrelation (r=0,646), beide negativ mit Selbstwirksamkeit korreliert (r=−0,576 bzw. r=−0,636). Strukturgleichungsmodell mit gutem Fit. Selbstwirksamkeit mediierte partiell zwischen Shock und Präsentismus (Effekt 0,212, [0,149–0,294], p&lt;0,001), erklärte 29,04% des Gesamteffekts (0,73, p&lt;0,001).</w:t>
       </w:r>
     </w:p>
     <w:p>
@@ -351,7 +351,7 @@
         <w:rPr>
           <w:sz w:val="19"/>
         </w:rPr>
-        <w:t>China – Hochschul-Krankenhaus; Vergleichbarkeit der Pflegemaßnahmen gering</w:t>
+        <w:t>China; Studienerkenntnis zu psychischen Belastungen und Ausbildungsqualität übertragbar</w:t>
       </w:r>
     </w:p>
     <w:p>
@@ -360,7 +360,7 @@
           <w:color w:val="5A7D3A"/>
           <w:sz w:val="18"/>
         </w:rPr>
-        <w:t>https://pubmed.ncbi.nlm.nih.gov/42756955/</w:t>
+        <w:t>https://pubmed.ncbi.nlm.nih.gov/42760766/</w:t>
       </w:r>
     </w:p>
     <w:p>
@@ -368,7 +368,7 @@
         <w:pStyle w:val="Heading2"/>
       </w:pPr>
       <w:r>
-        <w:t>Hebammenausbildung: Kompetenzlücken bei Geburtshilfekern-Inhalten und psychische Belastung am Ende des Studiums</w:t>
+        <w:t>Notfall-Pflegepfad verkürzt Aufenthaltszeiten bei Traumapatienten: Studie mit Machine Learning</w:t>
       </w:r>
     </w:p>
     <w:p>
@@ -378,12 +378,12 @@
           <w:color w:val="666666"/>
           <w:sz w:val="18"/>
         </w:rPr>
-        <w:t>Søndergaard SR et al.  ·  Sex Reprod Healthc  ·  12.08.2026  ·  PMID 42617203</w:t>
+        <w:t>Fu Y et al.  ·  Medicine (Baltimore)  ·  18.09.2026  ·  PMID 42760693</w:t>
       </w:r>
     </w:p>
     <w:p>
       <w:r>
-        <w:t>Befragung von 158 dänischen Hebammen zum Abschluss ihrer Ausbildung über wahrgenommene Kompetenz, Wichtigkeit klinischer Fähigkeiten und Unterstützung durch Lernumgebung; 33,5 % zeigten Risiko für Stress oder Depression nach WHO-5-Score.</w:t>
+        <w:t>Retrospektive Analyse mit 70%-Trainings- und 30%-Validierungskohorte an einem chinesischen Kreiskrankenhaus zum Effekt eines standardisierten Notfall-Pfades auf Aufenthaltsdauer und Risikomodellierung.</w:t>
       </w:r>
     </w:p>
     <w:p>
@@ -394,7 +394,7 @@
         <w:t xml:space="preserve">Ergebnis: </w:t>
       </w:r>
       <w:r>
-        <w:t>Hebammen bewerteten medizinische Kompetenzen hoch, aber grundlegende Hebammen-Kompetenzen wie flexible Gebärpositionen, nicht-pharmakologische Schmerzlinderung und Dammnaht niedrig – trotz wahrgenommener Wichtigkeit. Wo Kompetenz niedrig bewertet wurde, fehlte oft Unterstützung durch Lernumgebung.</w:t>
+        <w:t>Implementierung eines Notfall-Pfades (ENP) reduzierte signifikant die Aufenthaltszeiten in der Notaufnahme (p&lt;0,05). Machine-Learning-Modell (XgBoost) erreichte gute Diskriminanz (AUC=0,669, 95%-KI 0,632–0,705). Verletzungsschwere und ENP trugen am meisten zur Vorhersage bei, gefolgt von Verletzungsmechanismus, Schweregrad und Ankunftsart.</w:t>
       </w:r>
     </w:p>
     <w:p>
@@ -409,7 +409,7 @@
         <w:rPr>
           <w:sz w:val="19"/>
         </w:rPr>
-        <w:t>Dänemark – vergleichbare EU-Hebammenausbildung und -Regelwerk</w:t>
+        <w:t>China, Primärversorgung; Pfadstandardisierung als Konzept auf andere Systeme übertragbar</w:t>
       </w:r>
     </w:p>
     <w:p>
@@ -418,7 +418,7 @@
           <w:color w:val="5A7D3A"/>
           <w:sz w:val="18"/>
         </w:rPr>
-        <w:t>https://pubmed.ncbi.nlm.nih.gov/42617203/</w:t>
+        <w:t>https://pubmed.ncbi.nlm.nih.gov/42760693/</w:t>
       </w:r>
     </w:p>
     <w:sectPr>

--- a/download/studien-aktuell.docx
+++ b/download/studien-aktuell.docx
@@ -62,7 +62,7 @@
           <w:color w:val="666666"/>
           <w:sz w:val="18"/>
         </w:rPr>
-        <w:t>Stand: 22.09.2026  |  6 Studien  |  pflege.m-vf.de</w:t>
+        <w:t>Stand: 23.09.2026  |  6 Studien  |  pflege.m-vf.de</w:t>
       </w:r>
     </w:p>
     <w:p>
@@ -70,7 +70,7 @@
         <w:pStyle w:val="Heading1"/>
       </w:pPr>
       <w:r>
-        <w:t>Aufgenommen am 22.09.2026</w:t>
+        <w:t>Aufgenommen am 23.09.2026</w:t>
       </w:r>
     </w:p>
     <w:p>
@@ -78,7 +78,7 @@
         <w:pStyle w:val="Heading2"/>
       </w:pPr>
       <w:r>
-        <w:t>Simulationsausbildung in der italienischen Pflegeedukation: Scoping Review</w:t>
+        <w:t>Schulung von Angehörigen beugt Hautschäden durch Wundauflagen vor: Ergebnisse mit Zahlenwerten</w:t>
       </w:r>
     </w:p>
     <w:p>
@@ -88,12 +88,12 @@
           <w:color w:val="666666"/>
           <w:sz w:val="18"/>
         </w:rPr>
-        <w:t>Masotta V et al.  ·  Assist Inferm Ric  ·  Juli 2026  ·  PMID 42765958</w:t>
+        <w:t>Chou SH et al.  ·  Hu Li Za Zhi  ·  Okt. 2026  ·  PMID 42772911</w:t>
       </w:r>
     </w:p>
     <w:p>
       <w:r>
-        <w:t>Scoping Review zu 33 italienischen Studien über den Einsatz von Simulation in der Pflegeedukation und -praxis.</w:t>
+        <w:t>Randomisierte Studie mit 50 Patienten-Angehörigen-Dyaden zur Wirksamkeit einer mehrstufigen Pflegeschulung zur Vermeidung von Hautschäden durch medizinische Klebprodukte bei Patienten mit Kolostoma.</w:t>
       </w:r>
     </w:p>
     <w:p>
@@ -104,7 +104,7 @@
         <w:t xml:space="preserve">Ergebnis: </w:t>
       </w:r>
       <w:r>
-        <w:t>Wissenschaftliche Publikationen stiegen kontinuierlich an mit Höchstwert während COVID-19. Die meisten Studien waren observational und monozentrsch in akademischen Settings. Hochfidelität-Simulation war am häufigsten; digitale, immersive und hybride Technologien unterrepräsentiert. Outcomes adressierten überwiegend Kirkpatricks Stufen 1-2; Transfer in Praxis und Patientenergebnisse selten untersucht.</w:t>
+        <w:t>Nach Intervention zeigte die Schulungsgruppe deutlich besseres Wissen zur Hautschutzprävention (B = 1,23–1,68 an allen Zeitpunkten), höhere Selbstwirksamkeit (B = 4,07–4,83) und bessere Pflegeverhalten (B = -5,09 bis -4,59) als Kontrolle (alle p &lt; 0,05). Hautbarriere und Hautschäden unterschieden sich nicht signifikant, deuten aber auf Trend hin.</w:t>
       </w:r>
     </w:p>
     <w:p>
@@ -119,7 +119,7 @@
         <w:rPr>
           <w:sz w:val="19"/>
         </w:rPr>
-        <w:t>Europäisches Hochschulsystem; Implikationen für Curriculumentwicklung übertragbar</w:t>
+        <w:t>Taiwan, randomisiert – Schulungseffekt ist übertragbar, Material lokal anpassen</w:t>
       </w:r>
     </w:p>
     <w:p>
@@ -128,7 +128,7 @@
           <w:color w:val="5A7D3A"/>
           <w:sz w:val="18"/>
         </w:rPr>
-        <w:t>https://pubmed.ncbi.nlm.nih.gov/42765958/</w:t>
+        <w:t>https://pubmed.ncbi.nlm.nih.gov/42772911/</w:t>
       </w:r>
     </w:p>
     <w:p>
@@ -136,7 +136,7 @@
         <w:pStyle w:val="Heading2"/>
       </w:pPr>
       <w:r>
-        <w:t>Ethische Unsicherheit bei digitalen Technologien: Befunde von Studierenden in drei europäischen Ländern</w:t>
+        <w:t>Männliche Pflegestudenten: Geschlechterrollen, Ablehnung, Strategien zur Bewältigung</w:t>
       </w:r>
     </w:p>
     <w:p>
@@ -146,12 +146,12 @@
           <w:color w:val="666666"/>
           <w:sz w:val="18"/>
         </w:rPr>
-        <w:t>Bayram A et al.  ·  Int Nurs Rev  ·  Sept. 2026  ·  PMID 42765544</w:t>
+        <w:t>Lee LH et al.  ·  Hu Li Za Zhi  ·  Okt. 2026  ·  PMID 42772906</w:t>
       </w:r>
     </w:p>
     <w:p>
       <w:r>
-        <w:t>Qualitative Studie mit 46 Pflegestudierenden aus Italien, Polen und der Türkei zu ihren Erfahrungen mit digitalen Ethik-Problemen in der klinischen Ausbildung.</w:t>
+        <w:t>Narrative Übersicht zur Situation von männlichen Pflegestudenten in Taiwan: Geschlechterstereotypen, fehlende Vorbilder, Ablehnung bei intimer Pflege und deren psychosoziale Folgen.</w:t>
       </w:r>
     </w:p>
     <w:p>
@@ -162,7 +162,7 @@
         <w:t xml:space="preserve">Ergebnis: </w:t>
       </w:r>
       <w:r>
-        <w:t>Studierende hatten zwar Bewusstsein für digitale Ethik, begegneten aber ethischen Unsicherheiten bezüglich Patientenzustimmung, Datenzugriff, -speicherung und -weitergabe. Verletzungen der digitalen Ethik wurden auf Ausbildungsdruck, unzureichende Schulung, Nutzung privater Geräte und Vorbildfunktion von Mentoren zurückgeführt. Handlungsbedarf bei strukturierter Ethikausbildung und institutionellen Vorgaben.</w:t>
+        <w:t>Männliche Pflegestudenten berichten Mangel an männlichen Rollenvorbildern, traditionelle Erwartungshaltung von Patienten und Angehörigen insbesondere bei intimen Pflegetätigkeiten, was zu Verunsicherung und Identitätskonflikten führt. Empfohlene Gegenmaßnahmen: Professionalisierung des Selbstverständnisses, Mentoring, Rollenmodelle in der Ausbildung, unterstützende Lernumgebung in der Klinik.</w:t>
       </w:r>
     </w:p>
     <w:p>
@@ -177,7 +177,7 @@
         <w:rPr>
           <w:sz w:val="19"/>
         </w:rPr>
-        <w:t>Drei europäische Länder, vergleichbare Studienstandards; Befunde zu Schulungslücken relevant</w:t>
+        <w:t>Taiwan – Geschlechteraspekt in Pflege ist kulturübergreifend relevant, Details lokal spezifisch</w:t>
       </w:r>
     </w:p>
     <w:p>
@@ -186,7 +186,7 @@
           <w:color w:val="5A7D3A"/>
           <w:sz w:val="18"/>
         </w:rPr>
-        <w:t>https://pubmed.ncbi.nlm.nih.gov/42765544/</w:t>
+        <w:t>https://pubmed.ncbi.nlm.nih.gov/42772906/</w:t>
       </w:r>
     </w:p>
     <w:p>
@@ -194,7 +194,7 @@
         <w:pStyle w:val="Heading2"/>
       </w:pPr>
       <w:r>
-        <w:t>Berufliche Trauer bei Pflegekräften: Effekt auf professionelle Lebensqualität</w:t>
+        <w:t>Rückenschmerzen bei pflegenden Angehörigen: Häufigkeit und Zusammenhang mit Pflegeanforderungen</w:t>
       </w:r>
     </w:p>
     <w:p>
@@ -204,12 +204,12 @@
           <w:color w:val="666666"/>
           <w:sz w:val="18"/>
         </w:rPr>
-        <w:t>Eryüksel E et al.  ·  Palliat Support Care  ·  21.09.2026  ·  PMID 42764782</w:t>
+        <w:t>Sun YJ et al.  ·  Nurs Open  ·  Sept. 2026  ·  PMID 42771844</w:t>
       </w:r>
     </w:p>
     <w:p>
       <w:r>
-        <w:t>Querschnittsstudie mit 176 Pflegekräften in der Türkei, die berufliche Trauer und ihre Beziehung zur Lebensqualität in der Praxis untersuchte.</w:t>
+        <w:t>Querschnittsstudie mit 209 pflegenden Angehörigen von Menschen mit Behinderungen in China zur Vorbeugung von Rückenschmerzen durch sichere Bewegungsabläufe.</w:t>
       </w:r>
     </w:p>
     <w:p>
@@ -220,7 +220,7 @@
         <w:t xml:space="preserve">Ergebnis: </w:t>
       </w:r>
       <w:r>
-        <w:t>Kurzfristige Trauererreaktionen waren moderat, kumulative Effekte überdurchschnittlich. Pflegekräfte mit postgradualer Ausbildung zeigten signifikant höhere kumulative Veränderungen als Bachelor-Absolventen. Kurzzeittrauer korrelierte schwach, kumulative Veränderungen moderat mit Burnout und Compassion Fatigue. Regressionsanalyse: beide Dimensionen von beruflicher Trauer erklärten 30–38% der Varianz in Compassion Fatigue.</w:t>
+        <w:t>56 % (117/209) der Angehörigen berichteten Rückenschmerzen. Risikofaktoren: mehr als 3 Positionswechsel täglich (aOR 3,44; 95%-KI 1,28–9,27), mindestens 8 Wechsel täglich (aOR 4,82; 95%-KI 1,98–11,71), jedes zusätzliche Betreuungsjahr (aOR 1,12 pro Jahr). Sichere Bewegungstechniken und soziale Unterstützung reduzierten das Risiko (aOR 0,25 bzw. 0,95).</w:t>
       </w:r>
     </w:p>
     <w:p>
@@ -235,7 +235,7 @@
         <w:rPr>
           <w:sz w:val="19"/>
         </w:rPr>
-        <w:t>Türkei; Befund zu Trauer und psychischer Belastung in Palliativversorgung universal</w:t>
+        <w:t>China, Querschnitt – Befunde zu Rückenschmerz gelten systemübergreifend</w:t>
       </w:r>
     </w:p>
     <w:p>
@@ -244,7 +244,7 @@
           <w:color w:val="5A7D3A"/>
           <w:sz w:val="18"/>
         </w:rPr>
-        <w:t>https://pubmed.ncbi.nlm.nih.gov/42764782/</w:t>
+        <w:t>https://pubmed.ncbi.nlm.nih.gov/42771844/</w:t>
       </w:r>
     </w:p>
     <w:p>
@@ -252,7 +252,7 @@
         <w:pStyle w:val="Heading2"/>
       </w:pPr>
       <w:r>
-        <w:t>Nachtarbeit in der Intensivpflege: Wahrnehmung von chronischer Müdigkeit und kognitiven Beeinträchtigungen</w:t>
+        <w:t>Chronische Ödembildung bei älteren Menschen: Häufigkeit und Versorgungslücken im Heim</w:t>
       </w:r>
     </w:p>
     <w:p>
@@ -262,12 +262,12 @@
           <w:color w:val="666666"/>
           <w:sz w:val="18"/>
         </w:rPr>
-        <w:t>Filipović B et al.  ·  Front Public Health  ·  04.09.2026  ·  PMID 42761214</w:t>
+        <w:t>O'connor M et al.  ·  Age Ageing  ·  04.09.2026  ·  PMID 42771782</w:t>
       </w:r>
     </w:p>
     <w:p>
       <w:r>
-        <w:t>Querschnittsbefragung von 50 Intensivpflegekräften in Kroatien zu ihren Wahrnehmungen der Auswirkungen von Nachtarbeit auf kognitive Funktionen.</w:t>
+        <w:t>Systematischer Review von 16 Studien (14 ambulant, 2 stationär) zur Häufigkeit und Risikofaktoren chronischer Unterschenkelödeme bei über 60-Jährigen.</w:t>
       </w:r>
     </w:p>
     <w:p>
@@ -278,7 +278,7 @@
         <w:t xml:space="preserve">Ergebnis: </w:t>
       </w:r>
       <w:r>
-        <w:t>Intensivpflegekräfte beschrieben Nachtarbeit als Risiko für chronische Ermüdung (M=4,86, SD=0,35), Aufmerksamkeitsdefizite (M=4,38, SD=0,73), Beeinträchtigung des Kurzzeitgedächtnisses (M=4,26, SD=0,94) und des Arbeitsgedächtnisses (M=4,22, SD=0,79). Subgruppenunterschiede nach Alter, Geschlecht und Betriebszugehörigkeit überstanden die Korrektur für multiples Testen nicht, deuten aber auf einen Handlungsbedarf hin.</w:t>
+        <w:t>Prävalenz im ambulanten Bereich 22,7–26,4 %, in Heimen bis 27,5 %. Starker Zusammenhang mit Diabetes, Herzerkrankung, Adipositas, Zellulitis und Wunden. Methodische Heterogenität und unvollständige Aktuelle Daten zur Versorgung limitieren Evidenz, zeigen aber hohen Screening-Bedarf in beiden Settings.</w:t>
       </w:r>
     </w:p>
     <w:p>
@@ -293,7 +293,7 @@
         <w:rPr>
           <w:sz w:val="19"/>
         </w:rPr>
-        <w:t>Europäische Klinikdaten; Befunde zu Sicherheitsrisiken generalisierbar unabhängig von Gesundheitssystem</w:t>
+        <w:t>Australien, systematischer Review – Prävalenzzahlen auch für deutsche Heime bedeutsam</w:t>
       </w:r>
     </w:p>
     <w:p>
@@ -302,7 +302,7 @@
           <w:color w:val="5A7D3A"/>
           <w:sz w:val="18"/>
         </w:rPr>
-        <w:t>https://pubmed.ncbi.nlm.nih.gov/42761214/</w:t>
+        <w:t>https://pubmed.ncbi.nlm.nih.gov/42771782/</w:t>
       </w:r>
     </w:p>
     <w:p>
@@ -310,7 +310,7 @@
         <w:pStyle w:val="Heading2"/>
       </w:pPr>
       <w:r>
-        <w:t>Übergangsschock und Präsentismus bei Pflegestudierenden: Rolle der Selbstwirksamkeit</w:t>
+        <w:t>Psychologische Sicherheit und ihre Auswirkung auf Überarbeitung – Pflegen unter Dauerdruck</w:t>
       </w:r>
     </w:p>
     <w:p>
@@ -320,12 +320,12 @@
           <w:color w:val="666666"/>
           <w:sz w:val="18"/>
         </w:rPr>
-        <w:t>Jia C et al.  ·  J Nurs Manag  ·  2026  ·  PMID 42760766</w:t>
+        <w:t>Kizilkaya S et al.  ·  J Nurs Manag  ·  2026  ·  PMID 42768759</w:t>
       </w:r>
     </w:p>
     <w:p>
       <w:r>
-        <w:t>Querschnittsstudie mit 421 Pflegestudierenden in China zur Frage, ob Selbstwirksamkeit die Beziehung zwischen Übergangstraumata und Präsentismus (Erscheinen trotz Krankheit) vermittelt.</w:t>
+        <w:t>Befragung von 523 Pflegekräften in türkischen Krankenhäusern zur Frage, wie psychologische Sicherheit am Arbeitsplatz mit dem Risiko überlanger Arbeitszeiten zusammenhängt.</w:t>
       </w:r>
     </w:p>
     <w:p>
@@ -336,7 +336,7 @@
         <w:t xml:space="preserve">Ergebnis: </w:t>
       </w:r>
       <w:r>
-        <w:t>Transition Shock und Präsentismus zeigten signifikante positive Korrelation (r=0,646), beide negativ mit Selbstwirksamkeit korreliert (r=−0,576 bzw. r=−0,636). Strukturgleichungsmodell mit gutem Fit. Selbstwirksamkeit mediierte partiell zwischen Shock und Präsentismus (Effekt 0,212, [0,149–0,294], p&lt;0,001), erklärte 29,04% des Gesamteffekts (0,73, p&lt;0,001).</w:t>
+        <w:t>Psychologische Sicherheit führte zu mehr Übernahme von Patientenerwartungen und zu höherem Burnout-Risiko (indirekte Effekte: 0,170 bis 0,209). Alter gemäßigte diese Beziehung: Der negative Effekt war stärker bei älteren Pflegekräften. Die Ergebnisse legen nahe, dass psychologische Sicherheit ohne Maßnahmen gegen Arbeitsüberlastung nicht ausreicht.</w:t>
       </w:r>
     </w:p>
     <w:p>
@@ -351,7 +351,7 @@
         <w:rPr>
           <w:sz w:val="19"/>
         </w:rPr>
-        <w:t>China; Studienerkenntnis zu psychischen Belastungen und Ausbildungsqualität übertragbar</w:t>
+        <w:t>Türkei, Universitätskrankenhäuser – ähnliche Arbeitsbedingungen wie deutsche Kliniken</w:t>
       </w:r>
     </w:p>
     <w:p>
@@ -360,7 +360,7 @@
           <w:color w:val="5A7D3A"/>
           <w:sz w:val="18"/>
         </w:rPr>
-        <w:t>https://pubmed.ncbi.nlm.nih.gov/42760766/</w:t>
+        <w:t>https://pubmed.ncbi.nlm.nih.gov/42768759/</w:t>
       </w:r>
     </w:p>
     <w:p>
@@ -368,7 +368,7 @@
         <w:pStyle w:val="Heading2"/>
       </w:pPr>
       <w:r>
-        <w:t>Notfall-Pflegepfad verkürzt Aufenthaltszeiten bei Traumapatienten: Studie mit Machine Learning</w:t>
+        <w:t>Nachhaltige Arbeitsgeschwindigkeit im OP: Was Pflegekräfte wirklich brauchen</w:t>
       </w:r>
     </w:p>
     <w:p>
@@ -378,12 +378,12 @@
           <w:color w:val="666666"/>
           <w:sz w:val="18"/>
         </w:rPr>
-        <w:t>Fu Y et al.  ·  Medicine (Baltimore)  ·  18.09.2026  ·  PMID 42760693</w:t>
+        <w:t>Eriksson J et al.  ·  Int J Qual Health Care  ·  08.07.2026  ·  PMID 42717439</w:t>
       </w:r>
     </w:p>
     <w:p>
       <w:r>
-        <w:t>Retrospektive Analyse mit 70%-Trainings- und 30%-Validierungskohorte an einem chinesischen Kreiskrankenhaus zum Effekt eines standardisierten Notfall-Pfades auf Aufenthaltsdauer und Risikomodellierung.</w:t>
+        <w:t>Qualitative Untersuchung mit 47 Befragten und 24 Interviews in zwei Operationssälen eines schwedischen Universitätskrankenhauses zum Zusammenhang zwischen Arbeitsbedingungen und nachhaltigem Operationstempo.</w:t>
       </w:r>
     </w:p>
     <w:p>
@@ -394,7 +394,7 @@
         <w:t xml:space="preserve">Ergebnis: </w:t>
       </w:r>
       <w:r>
-        <w:t>Implementierung eines Notfall-Pfades (ENP) reduzierte signifikant die Aufenthaltszeiten in der Notaufnahme (p&lt;0,05). Machine-Learning-Modell (XgBoost) erreichte gute Diskriminanz (AUC=0,669, 95%-KI 0,632–0,705). Verletzungsschwere und ENP trugen am meisten zur Vorhersage bei, gefolgt von Verletzungsmechanismus, Schweregrad und Ankunftsart.</w:t>
+        <w:t>Vier Bedingungen unterstützen nachhaltiges Arbeitshandeln: vorhersagbare Arbeitsabläufe, psychologische Sicherheit im Team, Mitsprache mit erkennbarem Mehrwert und Lernstrukturen. Fehlende Bedingungen (kurzfristige Planänderungen, parallele Dokumentation, Tokenismus) führten zu Workarounds und Kündigungsgedanken. Die Ergebnisse zeigen, dass Produktivität nicht Schnelligkeit, sondern stabile Routinen und Autonomie braucht.</w:t>
       </w:r>
     </w:p>
     <w:p>
@@ -409,7 +409,7 @@
         <w:rPr>
           <w:sz w:val="19"/>
         </w:rPr>
-        <w:t>China, Primärversorgung; Pfadstandardisierung als Konzept auf andere Systeme übertragbar</w:t>
+        <w:t>Schweden, Universitätskrankenhaus – übertragbare Organisationsmuster</w:t>
       </w:r>
     </w:p>
     <w:p>
@@ -418,7 +418,7 @@
           <w:color w:val="5A7D3A"/>
           <w:sz w:val="18"/>
         </w:rPr>
-        <w:t>https://pubmed.ncbi.nlm.nih.gov/42760693/</w:t>
+        <w:t>https://pubmed.ncbi.nlm.nih.gov/42717439/</w:t>
       </w:r>
     </w:p>
     <w:sectPr>

--- a/download/studien-aktuell.docx
+++ b/download/studien-aktuell.docx
@@ -62,7 +62,7 @@
           <w:color w:val="666666"/>
           <w:sz w:val="18"/>
         </w:rPr>
-        <w:t>Stand: 23.09.2026  |  6 Studien  |  pflege.m-vf.de</w:t>
+        <w:t>Stand: 24.09.2026  |  6 Studien  |  pflege.m-vf.de</w:t>
       </w:r>
     </w:p>
     <w:p>
@@ -70,7 +70,7 @@
         <w:pStyle w:val="Heading1"/>
       </w:pPr>
       <w:r>
-        <w:t>Aufgenommen am 23.09.2026</w:t>
+        <w:t>Aufgenommen am 24.09.2026</w:t>
       </w:r>
     </w:p>
     <w:p>
@@ -78,7 +78,7 @@
         <w:pStyle w:val="Heading2"/>
       </w:pPr>
       <w:r>
-        <w:t>Schulung von Angehörigen beugt Hautschäden durch Wundauflagen vor: Ergebnisse mit Zahlenwerten</w:t>
+        <w:t>Online-Schulung für Palliativpflege in Gesundheitszentren: Wirkung auf Wissen und Praxissicherheit</w:t>
       </w:r>
     </w:p>
     <w:p>
@@ -88,12 +88,12 @@
           <w:color w:val="666666"/>
           <w:sz w:val="18"/>
         </w:rPr>
-        <w:t>Chou SH et al.  ·  Hu Li Za Zhi  ·  Okt. 2026  ·  PMID 42772911</w:t>
+        <w:t>Kristanti MS et al.  ·  Int J Palliat Nurs  ·  02.09.2026  ·  PMID 42776919</w:t>
       </w:r>
     </w:p>
     <w:p>
       <w:r>
-        <w:t>Randomisierte Studie mit 50 Patienten-Angehörigen-Dyaden zur Wirksamkeit einer mehrstufigen Pflegeschulung zur Vermeidung von Hautschäden durch medizinische Klebprodukte bei Patienten mit Kolostoma.</w:t>
+        <w:t>Randomisierte kontrollierte Studie (61 indonesische Pflegekräfte aus Gesundheitszentren, Intervention vs. Kontrolle) zu Online-Palliativpflege-Kursen mit Meetings vs. nur E-Module.</w:t>
       </w:r>
     </w:p>
     <w:p>
@@ -104,7 +104,7 @@
         <w:t xml:space="preserve">Ergebnis: </w:t>
       </w:r>
       <w:r>
-        <w:t>Nach Intervention zeigte die Schulungsgruppe deutlich besseres Wissen zur Hautschutzprävention (B = 1,23–1,68 an allen Zeitpunkten), höhere Selbstwirksamkeit (B = 4,07–4,83) und bessere Pflegeverhalten (B = -5,09 bis -4,59) als Kontrolle (alle p &lt; 0,05). Hautbarriere und Hautschäden unterschieden sich nicht signifikant, deuten aber auf Trend hin.</w:t>
+        <w:t>Kontrollgruppe hatte höhere Wissenswerte nach 8 Wochen. Wahrgenommene Schwierigkeit war unmittelbar post-Intervention in der Interventionsgruppe signifikant niedriger (keine Zahlen genannt). Keine signifikanten Unterschiede in Praxiswahrnehmung. SPARK-Programm reduzierte subjektive Schwierigkeit bei Implementierung.</w:t>
       </w:r>
     </w:p>
     <w:p>
@@ -119,7 +119,7 @@
         <w:rPr>
           <w:sz w:val="19"/>
         </w:rPr>
-        <w:t>Taiwan, randomisiert – Schulungseffekt ist übertragbar, Material lokal anpassen</w:t>
+        <w:t>Indonesien mit Ressourcenlimitationen; Modell für Länder ohne Fachaccessibilität adaptierbar.</w:t>
       </w:r>
     </w:p>
     <w:p>
@@ -128,7 +128,7 @@
           <w:color w:val="5A7D3A"/>
           <w:sz w:val="18"/>
         </w:rPr>
-        <w:t>https://pubmed.ncbi.nlm.nih.gov/42772911/</w:t>
+        <w:t>https://pubmed.ncbi.nlm.nih.gov/42776919/</w:t>
       </w:r>
     </w:p>
     <w:p>
@@ -136,7 +136,7 @@
         <w:pStyle w:val="Heading2"/>
       </w:pPr>
       <w:r>
-        <w:t>Männliche Pflegestudenten: Geschlechterrollen, Ablehnung, Strategien zur Bewältigung</w:t>
+        <w:t>Herzinsuffizienzpflege und Palliativversorgung: Was Pflegekräfte brauchen und welche Hürden existieren</w:t>
       </w:r>
     </w:p>
     <w:p>
@@ -146,12 +146,12 @@
           <w:color w:val="666666"/>
           <w:sz w:val="18"/>
         </w:rPr>
-        <w:t>Lee LH et al.  ·  Hu Li Za Zhi  ·  Okt. 2026  ·  PMID 42772906</w:t>
+        <w:t>McMullan E et al.  ·  Int J Palliat Nurs  ·  02.09.2026  ·  PMID 42776918</w:t>
       </w:r>
     </w:p>
     <w:p>
       <w:r>
-        <w:t>Narrative Übersicht zur Situation von männlichen Pflegestudenten in Taiwan: Geschlechterstereotypen, fehlende Vorbilder, Ablehnung bei intimer Pflege und deren psychosoziale Folgen.</w:t>
+        <w:t>Qualitative Studie (semistrukturierte Interviews mit Herzinsuffizienz-Pflegekräften in Nordirland) zu deren Rollen bei Palliativversorgung und Barrieren.</w:t>
       </w:r>
     </w:p>
     <w:p>
@@ -162,7 +162,7 @@
         <w:t xml:space="preserve">Ergebnis: </w:t>
       </w:r>
       <w:r>
-        <w:t>Männliche Pflegestudenten berichten Mangel an männlichen Rollenvorbildern, traditionelle Erwartungshaltung von Patienten und Angehörigen insbesondere bei intimen Pflegetätigkeiten, was zu Verunsicherung und Identitätskonflikten führt. Empfohlene Gegenmaßnahmen: Professionalisierung des Selbstverständnisses, Mentoring, Rollenmodelle in der Ausbildung, unterstützende Lernumgebung in der Klinik.</w:t>
+        <w:t>Drei Themen: Advance Care Planning als Rolle der Herzinsuffizienzpflege; Herausforderungen/Barrieren (mangelnde Systemressourcen, fehlende Spezialisierung); positive Wirkung von Training und Collaboration. Pflegekräfte berichten Mindset-Shift: Palliativpflege zunächst außerhalb ihres Auftrags, jetzt zentral – durch Schulung ermöglicht.</w:t>
       </w:r>
     </w:p>
     <w:p>
@@ -177,7 +177,7 @@
         <w:rPr>
           <w:sz w:val="19"/>
         </w:rPr>
-        <w:t>Taiwan – Geschlechteraspekt in Pflege ist kulturübergreifend relevant, Details lokal spezifisch</w:t>
+        <w:t>UK-System; aber Koordinationsbedarf zwischen Kardiologie und Palliativmedizin universal wichtig.</w:t>
       </w:r>
     </w:p>
     <w:p>
@@ -186,7 +186,7 @@
           <w:color w:val="5A7D3A"/>
           <w:sz w:val="18"/>
         </w:rPr>
-        <w:t>https://pubmed.ncbi.nlm.nih.gov/42772906/</w:t>
+        <w:t>https://pubmed.ncbi.nlm.nih.gov/42776918/</w:t>
       </w:r>
     </w:p>
     <w:p>
@@ -194,7 +194,7 @@
         <w:pStyle w:val="Heading2"/>
       </w:pPr>
       <w:r>
-        <w:t>Rückenschmerzen bei pflegenden Angehörigen: Häufigkeit und Zusammenhang mit Pflegeanforderungen</w:t>
+        <w:t>Arbeitsplatzattraktivität in der Gemeindefplege: Autonomie, Kompetenzen und Zugehörigkeit fördern</w:t>
       </w:r>
     </w:p>
     <w:p>
@@ -204,12 +204,12 @@
           <w:color w:val="666666"/>
           <w:sz w:val="18"/>
         </w:rPr>
-        <w:t>Sun YJ et al.  ·  Nurs Open  ·  Sept. 2026  ·  PMID 42771844</w:t>
+        <w:t>Feichtinger C et al.  ·  J Nurs Manag  ·  2026  ·  PMID 42773814</w:t>
       </w:r>
     </w:p>
     <w:p>
       <w:r>
-        <w:t>Querschnittsstudie mit 209 pflegenden Angehörigen von Menschen mit Behinderungen in China zur Vorbeugung von Rückenschmerzen durch sichere Bewegungsabläufe.</w:t>
+        <w:t>Qualitative Studie (15 Interviews) zu Motivationen für den Verbleib in österreichischem Community Nursing mit Fokus auf psychologische Grundbedürfnisse der Pflegenden.</w:t>
       </w:r>
     </w:p>
     <w:p>
@@ -220,7 +220,7 @@
         <w:t xml:space="preserve">Ergebnis: </w:t>
       </w:r>
       <w:r>
-        <w:t>56 % (117/209) der Angehörigen berichteten Rückenschmerzen. Risikofaktoren: mehr als 3 Positionswechsel täglich (aOR 3,44; 95%-KI 1,28–9,27), mindestens 8 Wechsel täglich (aOR 4,82; 95%-KI 1,98–11,71), jedes zusätzliche Betreuungsjahr (aOR 1,12 pro Jahr). Sichere Bewegungstechniken und soziale Unterstützung reduzierten das Risiko (aOR 0,25 bzw. 0,95).</w:t>
+        <w:t>Pflegekräfte zeigten hohe Motivation, wenn ihre Bedürfnisse nach Autonomie (flexible Schichtpläne, unabhängige Entscheidungsfindung), Kompetenz (vielfältige Aufgaben, Weiterbildung) und Zugehörigkeit (lokale Netzwerke) erfüllt wurden. Unterbrechung des Pilot-Programms gefährdet Nachhaltigkeit.</w:t>
       </w:r>
     </w:p>
     <w:p>
@@ -235,7 +235,7 @@
         <w:rPr>
           <w:sz w:val="19"/>
         </w:rPr>
-        <w:t>China, Querschnitt – Befunde zu Rückenschmerz gelten systemübergreifend</w:t>
+        <w:t>Österreich mit vergleichbarem Pflegversicherungssystem; Gemeindeorientierung übertragbar auf deutsche Prävention.</w:t>
       </w:r>
     </w:p>
     <w:p>
@@ -244,7 +244,7 @@
           <w:color w:val="5A7D3A"/>
           <w:sz w:val="18"/>
         </w:rPr>
-        <w:t>https://pubmed.ncbi.nlm.nih.gov/42771844/</w:t>
+        <w:t>https://pubmed.ncbi.nlm.nih.gov/42773814/</w:t>
       </w:r>
     </w:p>
     <w:p>
@@ -252,7 +252,7 @@
         <w:pStyle w:val="Heading2"/>
       </w:pPr>
       <w:r>
-        <w:t>Chronische Ödembildung bei älteren Menschen: Häufigkeit und Versorgungslücken im Heim</w:t>
+        <w:t>Interdisziplinäre Teams in der Häuslichen Pflege: Observable Verhaltensweisen für gelingende Zusammenarbeit</w:t>
       </w:r>
     </w:p>
     <w:p>
@@ -262,12 +262,12 @@
           <w:color w:val="666666"/>
           <w:sz w:val="18"/>
         </w:rPr>
-        <w:t>O'connor M et al.  ·  Age Ageing  ·  04.09.2026  ·  PMID 42771782</w:t>
+        <w:t>Bøgeskov BO et al.  ·  Scand J Caring Sci  ·  Sept. 2026  ·  PMID 42773732</w:t>
       </w:r>
     </w:p>
     <w:p>
       <w:r>
-        <w:t>Systematischer Review von 16 Studien (14 ambulant, 2 stationär) zur Häufigkeit und Risikofaktoren chronischer Unterschenkelödeme bei über 60-Jährigen.</w:t>
+        <w:t>Qualitative Beschreibungsstudie (64 strukturierte Beobachtungen, 16 Teams in Dänemark) zu konkreten Verhaltensweisen in funktionierenden Pflegeteams.</w:t>
       </w:r>
     </w:p>
     <w:p>
@@ -278,7 +278,7 @@
         <w:t xml:space="preserve">Ergebnis: </w:t>
       </w:r>
       <w:r>
-        <w:t>Prävalenz im ambulanten Bereich 22,7–26,4 %, in Heimen bis 27,5 %. Starker Zusammenhang mit Diabetes, Herzerkrankung, Adipositas, Zellulitis und Wunden. Methodische Heterogenität und unvollständige Aktuelle Daten zur Versorgung limitieren Evidenz, zeigen aber hohen Screening-Bedarf in beiden Settings.</w:t>
+        <w:t>36 beobachtbare Handlungen in vier Kategorien identifiziert: Ziele erfüllen (gemeinsames Verständnis, gemeinsames Problemlösen), Methodik befolgen (Rollenklarheit, Dokumentation), Rahmenbedingungen schaffen (psychologische Sicherheit) und Perspektiven teilen. Markantes Merkmal: offene Fragenstellung förderte Sensemaking und Ko-Kreation statt reiner Informationsaustausch.</w:t>
       </w:r>
     </w:p>
     <w:p>
@@ -293,7 +293,7 @@
         <w:rPr>
           <w:sz w:val="19"/>
         </w:rPr>
-        <w:t>Australien, systematischer Review – Prävalenzzahlen auch für deutsche Heime bedeutsam</w:t>
+        <w:t>Dänemark mit ähnlichem Versorgungsverständnis; Buurtzorg-Modell in Deutschland adaptiert.</w:t>
       </w:r>
     </w:p>
     <w:p>
@@ -302,7 +302,7 @@
           <w:color w:val="5A7D3A"/>
           <w:sz w:val="18"/>
         </w:rPr>
-        <w:t>https://pubmed.ncbi.nlm.nih.gov/42771782/</w:t>
+        <w:t>https://pubmed.ncbi.nlm.nih.gov/42773732/</w:t>
       </w:r>
     </w:p>
     <w:p>
@@ -310,7 +310,7 @@
         <w:pStyle w:val="Heading2"/>
       </w:pPr>
       <w:r>
-        <w:t>Psychologische Sicherheit und ihre Auswirkung auf Überarbeitung – Pflegen unter Dauerdruck</w:t>
+        <w:t>International ausgebildete Pflegekräfte im NHS: Zugehörigkeit bleibt unsicher trotz Nachfrage</w:t>
       </w:r>
     </w:p>
     <w:p>
@@ -320,12 +320,12 @@
           <w:color w:val="666666"/>
           <w:sz w:val="18"/>
         </w:rPr>
-        <w:t>Kizilkaya S et al.  ·  J Nurs Manag  ·  2026  ·  PMID 42768759</w:t>
+        <w:t>Nwambo JC et al.  ·  Nurs Inq  ·  Okt. 2026  ·  PMID 42712014</w:t>
       </w:r>
     </w:p>
     <w:p>
       <w:r>
-        <w:t>Befragung von 523 Pflegekräften in türkischen Krankenhäusern zur Frage, wie psychologische Sicherheit am Arbeitsplatz mit dem Risiko überlanger Arbeitszeiten zusammenhängt.</w:t>
+        <w:t>Kritische qualitative Synthese (8 englische Politikdokumente + 17 Studien) zur Paradoxie: NHS braucht international ausgebildete Pflegekräfte kurzfristig, positioniert sie aber als temporär.</w:t>
       </w:r>
     </w:p>
     <w:p>
@@ -336,7 +336,7 @@
         <w:t xml:space="preserve">Ergebnis: </w:t>
       </w:r>
       <w:r>
-        <w:t>Psychologische Sicherheit führte zu mehr Übernahme von Patientenerwartungen und zu höherem Burnout-Risiko (indirekte Effekte: 0,170 bis 0,209). Alter gemäßigte diese Beziehung: Der negative Effekt war stärker bei älteren Pflegekräften. Die Ergebnisse legen nahe, dass psychologische Sicherheit ohne Maßnahmen gegen Arbeitsüberlastung nicht ausreicht.</w:t>
+        <w:t>Politische Analyse zeigt: International ausgebildete Pflegekräfte müssen ihre Expertise erst wieder validieren, tragen diesen Reconstructionsprozess allein, und Zugehörigkeit bleibt bedingt. Drei konsistente Muster: Revalidation vor Legitimation, ungleiche Lasten, unsichere Position.</w:t>
       </w:r>
     </w:p>
     <w:p>
@@ -351,7 +351,7 @@
         <w:rPr>
           <w:sz w:val="19"/>
         </w:rPr>
-        <w:t>Türkei, Universitätskrankenhäuser – ähnliche Arbeitsbedingungen wie deutsche Kliniken</w:t>
+        <w:t>UK-NHS als Warnung; Unterschied zu Deutschland: Hier ist Anerkennung ausländischer Abschlüsse stärker formalisiert.</w:t>
       </w:r>
     </w:p>
     <w:p>
@@ -360,7 +360,7 @@
           <w:color w:val="5A7D3A"/>
           <w:sz w:val="18"/>
         </w:rPr>
-        <w:t>https://pubmed.ncbi.nlm.nih.gov/42768759/</w:t>
+        <w:t>https://pubmed.ncbi.nlm.nih.gov/42712014/</w:t>
       </w:r>
     </w:p>
     <w:p>
@@ -368,7 +368,7 @@
         <w:pStyle w:val="Heading2"/>
       </w:pPr>
       <w:r>
-        <w:t>Nachhaltige Arbeitsgeschwindigkeit im OP: Was Pflegekräfte wirklich brauchen</w:t>
+        <w:t>Generationen im Nephropflege-Team: Konflikte und Chancen für Wissenstransfer</w:t>
       </w:r>
     </w:p>
     <w:p>
@@ -378,12 +378,12 @@
           <w:color w:val="666666"/>
           <w:sz w:val="18"/>
         </w:rPr>
-        <w:t>Eriksson J et al.  ·  Int J Qual Health Care  ·  08.07.2026  ·  PMID 42717439</w:t>
+        <w:t>Gazineo D et al.  ·  G Ital Nefrol  ·  31.08.2026  ·  PMID 42701855</w:t>
       </w:r>
     </w:p>
     <w:p>
       <w:r>
-        <w:t>Qualitative Untersuchung mit 47 Befragten und 24 Interviews in zwei Operationssälen eines schwedischen Universitätskrankenhauses zum Zusammenhang zwischen Arbeitsbedingungen und nachhaltigem Operationstempo.</w:t>
+        <w:t>Querschnittsstudie (520 italienische Nephrologiepflegekräfte) mit Multidimensional Nursing Generations Questionnaire zu Unterschieden zwischen Generationen.</w:t>
       </w:r>
     </w:p>
     <w:p>
@@ -394,7 +394,7 @@
         <w:t xml:space="preserve">Ergebnis: </w:t>
       </w:r>
       <w:r>
-        <w:t>Vier Bedingungen unterstützen nachhaltiges Arbeitshandeln: vorhersagbare Arbeitsabläufe, psychologische Sicherheit im Team, Mitsprache mit erkennbarem Mehrwert und Lernstrukturen. Fehlende Bedingungen (kurzfristige Planänderungen, parallele Dokumentation, Tokenismus) führten zu Workarounds und Kündigungsgedanken. Die Ergebnisse zeigen, dass Produktivität nicht Schnelligkeit, sondern stabile Routinen und Autonomie braucht.</w:t>
+        <w:t>Millennials zeigten höchste Intergenerationskonflikte (p&lt;0,001) und größere Änderungsadaptivität (p&lt;0,001); Baby Boomer höhere Patientensicherheits-Perspektiven (p=0,003); Millennials/Gen X größere Arbeitsintention vs. Baby Boomer (p&lt;0,001). Keine Unterschiede in Teamfähigkeit (p=0,199).</w:t>
       </w:r>
     </w:p>
     <w:p>
@@ -409,7 +409,7 @@
         <w:rPr>
           <w:sz w:val="19"/>
         </w:rPr>
-        <w:t>Schweden, Universitätskrankenhaus – übertragbare Organisationsmuster</w:t>
+        <w:t>Italien, aber Generationenmuster ähnlich Deutschland; Mentoring und kollegiales Lernen überall relevant.</w:t>
       </w:r>
     </w:p>
     <w:p>
@@ -418,7 +418,7 @@
           <w:color w:val="5A7D3A"/>
           <w:sz w:val="18"/>
         </w:rPr>
-        <w:t>https://pubmed.ncbi.nlm.nih.gov/42717439/</w:t>
+        <w:t>https://pubmed.ncbi.nlm.nih.gov/42701855/</w:t>
       </w:r>
     </w:p>
     <w:sectPr>

--- a/download/studien-aktuell.docx
+++ b/download/studien-aktuell.docx
@@ -62,7 +62,7 @@
           <w:color w:val="666666"/>
           <w:sz w:val="18"/>
         </w:rPr>
-        <w:t>Stand: 24.09.2026  |  6 Studien  |  pflege.m-vf.de</w:t>
+        <w:t>Stand: 25.09.2026  |  7 Studien  |  pflege.m-vf.de</w:t>
       </w:r>
     </w:p>
     <w:p>
@@ -70,7 +70,7 @@
         <w:pStyle w:val="Heading1"/>
       </w:pPr>
       <w:r>
-        <w:t>Aufgenommen am 24.09.2026</w:t>
+        <w:t>Aufgenommen am 25.09.2026</w:t>
       </w:r>
     </w:p>
     <w:p>
@@ -78,7 +78,7 @@
         <w:pStyle w:val="Heading2"/>
       </w:pPr>
       <w:r>
-        <w:t>Online-Schulung für Palliativpflege in Gesundheitszentren: Wirkung auf Wissen und Praxissicherheit</w:t>
+        <w:t>Telegesundheit in Intensivstationen: Krankenpfleger wissen moderat Bescheid, sind optimistisch, üben sich aber noch – Training nötig</w:t>
       </w:r>
     </w:p>
     <w:p>
@@ -88,12 +88,12 @@
           <w:color w:val="666666"/>
           <w:sz w:val="18"/>
         </w:rPr>
-        <w:t>Kristanti MS et al.  ·  Int J Palliat Nurs  ·  02.09.2026  ·  PMID 42776919</w:t>
+        <w:t>Shirani M et al.  ·  Appl Nurs Res  ·  08.09.2026  ·  PMID 42785825</w:t>
       </w:r>
     </w:p>
     <w:p>
       <w:r>
-        <w:t>Randomisierte kontrollierte Studie (61 indonesische Pflegekräfte aus Gesundheitszentren, Intervention vs. Kontrolle) zu Online-Palliativpflege-Kursen mit Meetings vs. nur E-Module.</w:t>
+        <w:t>Querschnittsstudie mit 267 Intensivpflegekräften im Iran zu Wissen, Haltung und praktischer Umsetzungsbereitschaft zum Einsatz von Telegesundheit.</w:t>
       </w:r>
     </w:p>
     <w:p>
@@ -104,7 +104,7 @@
         <w:t xml:space="preserve">Ergebnis: </w:t>
       </w:r>
       <w:r>
-        <w:t>Kontrollgruppe hatte höhere Wissenswerte nach 8 Wochen. Wahrgenommene Schwierigkeit war unmittelbar post-Intervention in der Interventionsgruppe signifikant niedriger (keine Zahlen genannt). Keine signifikanten Unterschiede in Praxiswahrnehmung. SPARK-Programm reduzierte subjektive Schwierigkeit bei Implementierung.</w:t>
+        <w:t>Wissen und Haltung lagen auf 0–100-Skalen beide bei Median 54,55, signifikant über Neutralpunkt 50 (p=0,001); praktisches Selbstvertrauen (Median 36,11) lag signifikant darunter (p=0,001). Alter korrelierte mit Wissen und Selbstvertrauen (p=0,01), nicht mit Haltung. Berufserfahrung &lt;10 Jahre zeigte höhere Werte. Signifikante positive Korrelationen zwischen allen drei Domänen (r=0,323–0,481; p=0,008–0,012).</w:t>
       </w:r>
     </w:p>
     <w:p>
@@ -119,7 +119,7 @@
         <w:rPr>
           <w:sz w:val="19"/>
         </w:rPr>
-        <w:t>Indonesien mit Ressourcenlimitationen; Modell für Länder ohne Fachaccessibilität adaptierbar.</w:t>
+        <w:t>Iran, aber Struktur des Intensivsystems begrenzt übertragbar</w:t>
       </w:r>
     </w:p>
     <w:p>
@@ -128,7 +128,7 @@
           <w:color w:val="5A7D3A"/>
           <w:sz w:val="18"/>
         </w:rPr>
-        <w:t>https://pubmed.ncbi.nlm.nih.gov/42776919/</w:t>
+        <w:t>https://pubmed.ncbi.nlm.nih.gov/42785825/</w:t>
       </w:r>
     </w:p>
     <w:p>
@@ -136,7 +136,7 @@
         <w:pStyle w:val="Heading2"/>
       </w:pPr>
       <w:r>
-        <w:t>Herzinsuffizienzpflege und Palliativversorgung: Was Pflegekräfte brauchen und welche Hürden existieren</w:t>
+        <w:t>Hybrid-Telemedizin mit Pflegefachperson koordiniert in stabiler Nachsorge nach Nierentransplantation: halbe Besuchsdauer, bessere Lebensqualität</w:t>
       </w:r>
     </w:p>
     <w:p>
@@ -146,12 +146,12 @@
           <w:color w:val="666666"/>
           <w:sz w:val="18"/>
         </w:rPr>
-        <w:t>McMullan E et al.  ·  Int J Palliat Nurs  ·  02.09.2026  ·  PMID 42776918</w:t>
+        <w:t>Towannang P et al.  ·  Appl Nurs Res  ·  15.09.2026  ·  PMID 42785822</w:t>
       </w:r>
     </w:p>
     <w:p>
       <w:r>
-        <w:t>Qualitative Studie (semistrukturierte Interviews mit Herzinsuffizienz-Pflegekräften in Nordirland) zu deren Rollen bei Palliativversorgung und Barrieren.</w:t>
+        <w:t>Prospektive Kohortenstudie mit 50 stabilen Nierentransplantationspatienten zu einem Zwei-Schritte-Modell: Krankenschwester-gestützte Vorabklärung mit Laborentnahme, dann ärztliche Videokonsultation.</w:t>
       </w:r>
     </w:p>
     <w:p>
@@ -162,7 +162,7 @@
         <w:t xml:space="preserve">Ergebnis: </w:t>
       </w:r>
       <w:r>
-        <w:t>Drei Themen: Advance Care Planning als Rolle der Herzinsuffizienzpflege; Herausforderungen/Barrieren (mangelnde Systemressourcen, fehlende Spezialisierung); positive Wirkung von Training und Collaboration. Pflegekräfte berichten Mindset-Shift: Palliativpflege zunächst außerhalb ihres Auftrags, jetzt zentral – durch Schulung ermöglicht.</w:t>
+        <w:t>Besuchszeit sank um 50 Prozent (12 auf 6 Stunden; p&lt;0,001); Eigenanteile sanken signifikant. Transplantatfunktion und Immunsuppressionskonzentrationen blieben stabil; Komplikationen waren selten (eine akute Abstoßung, eine Harnweginfektion). Gesamtlebensqualität verbesserte sich (60,00 vs. 61,89; p=0,011), Patientenzufriedenheit in allen zehn Dimensionen (p&lt;0,001).</w:t>
       </w:r>
     </w:p>
     <w:p>
@@ -177,7 +177,7 @@
         <w:rPr>
           <w:sz w:val="19"/>
         </w:rPr>
-        <w:t>UK-System; aber Koordinationsbedarf zwischen Kardiologie und Palliativmedizin universal wichtig.</w:t>
+        <w:t>Thailand, Nachsorgemodell, aber Gesundheitssystem anders strukturiert</w:t>
       </w:r>
     </w:p>
     <w:p>
@@ -186,7 +186,7 @@
           <w:color w:val="5A7D3A"/>
           <w:sz w:val="18"/>
         </w:rPr>
-        <w:t>https://pubmed.ncbi.nlm.nih.gov/42776918/</w:t>
+        <w:t>https://pubmed.ncbi.nlm.nih.gov/42785822/</w:t>
       </w:r>
     </w:p>
     <w:p>
@@ -194,7 +194,7 @@
         <w:pStyle w:val="Heading2"/>
       </w:pPr>
       <w:r>
-        <w:t>Arbeitsplatzattraktivität in der Gemeindefplege: Autonomie, Kompetenzen und Zugehörigkeit fördern</w:t>
+        <w:t>Künstliche Intelligenz in der Pflege: Wissenlücken und Vorbehalte bei hoher Akzeptanz – Scoping Review der Bereitschaft von 9.000 Pflegekräften</w:t>
       </w:r>
     </w:p>
     <w:p>
@@ -204,12 +204,12 @@
           <w:color w:val="666666"/>
           <w:sz w:val="18"/>
         </w:rPr>
-        <w:t>Feichtinger C et al.  ·  J Nurs Manag  ·  2026  ·  PMID 42773814</w:t>
+        <w:t>Clement David-Olawade A et al.  ·  Appl Nurs Res  ·  11.08.2026  ·  PMID 42785821</w:t>
       </w:r>
     </w:p>
     <w:p>
       <w:r>
-        <w:t>Qualitative Studie (15 Interviews) zu Motivationen für den Verbleib in österreichischem Community Nursing mit Fokus auf psychologische Grundbedürfnisse der Pflegenden.</w:t>
+        <w:t>Scoping Review von 33 Studien (29 quantitativ, eins Mixed Methods, drei qualitativ) mit über 9.000 Pflegekräften aus 10 Ländern zu Wissen, Haltungen, Besorgnis und Einsatzbereitschaft für KI-Integration.</w:t>
       </w:r>
     </w:p>
     <w:p>
@@ -220,7 +220,7 @@
         <w:t xml:space="preserve">Ergebnis: </w:t>
       </w:r>
       <w:r>
-        <w:t>Pflegekräfte zeigten hohe Motivation, wenn ihre Bedürfnisse nach Autonomie (flexible Schichtpläne, unabhängige Entscheidungsfindung), Kompetenz (vielfältige Aufgaben, Weiterbildung) und Zugehörigkeit (lokale Netzwerke) erfüllt wurden. Unterbrechung des Pilot-Programms gefährdet Nachhaltigkeit.</w:t>
+        <w:t>Wissen ist überwiegend niedrig bis moderat; Haltungen positiv, die meisten erkennen Potenzial zur Arbeitsreduktion und Entscheidungsunterstützung an. Sorgen um Jobverlust, Entmenschlichung, Verantwortung und Datenschutz dominieren. Mangelnde Schulung, fehlende Infrastruktur und abwesende Governance sind Barrieren. Positive Haltungen sind keine Implementierungsbereitschaft – strukturierte Bildung und ethisches Governance erforderlich.</w:t>
       </w:r>
     </w:p>
     <w:p>
@@ -235,7 +235,7 @@
         <w:rPr>
           <w:sz w:val="19"/>
         </w:rPr>
-        <w:t>Österreich mit vergleichbarem Pflegversicherungssystem; Gemeindeorientierung übertragbar auf deutsche Prävention.</w:t>
+        <w:t>Zehn Länder, Befunde gelten für europäische Systeme, Bedenken universal</w:t>
       </w:r>
     </w:p>
     <w:p>
@@ -244,7 +244,7 @@
           <w:color w:val="5A7D3A"/>
           <w:sz w:val="18"/>
         </w:rPr>
-        <w:t>https://pubmed.ncbi.nlm.nih.gov/42773814/</w:t>
+        <w:t>https://pubmed.ncbi.nlm.nih.gov/42785821/</w:t>
       </w:r>
     </w:p>
     <w:p>
@@ -252,7 +252,7 @@
         <w:pStyle w:val="Heading2"/>
       </w:pPr>
       <w:r>
-        <w:t>Interdisziplinäre Teams in der Häuslichen Pflege: Observable Verhaltensweisen für gelingende Zusammenarbeit</w:t>
+        <w:t>Häufige Fehlerquellen in Altenheimen: Kommunikationsmängel, Dokumentationslücken und Personalausfälle treiben Beschwerden</w:t>
       </w:r>
     </w:p>
     <w:p>
@@ -262,12 +262,12 @@
           <w:color w:val="666666"/>
           <w:sz w:val="18"/>
         </w:rPr>
-        <w:t>Bøgeskov BO et al.  ·  Scand J Caring Sci  ·  Sept. 2026  ·  PMID 42773732</w:t>
+        <w:t>Mowat R et al.  ·  N Z Med J  ·  25.09.2026  ·  PMID 42784820</w:t>
       </w:r>
     </w:p>
     <w:p>
       <w:r>
-        <w:t>Qualitative Beschreibungsstudie (64 strukturierte Beobachtungen, 16 Teams in Dänemark) zu konkreten Verhaltensweisen in funktionierenden Pflegeteams.</w:t>
+        <w:t>Multiple-Case-Study mit 24 formalen Beschwerdeverfahren gegen Altenheime in Neuseeland (2007–2021) zu systematischen Auslösern von Patientenschäden.</w:t>
       </w:r>
     </w:p>
     <w:p>
@@ -278,7 +278,7 @@
         <w:t xml:space="preserve">Ergebnis: </w:t>
       </w:r>
       <w:r>
-        <w:t>36 beobachtbare Handlungen in vier Kategorien identifiziert: Ziele erfüllen (gemeinsames Verständnis, gemeinsames Problemlösen), Methodik befolgen (Rollenklarheit, Dokumentation), Rahmenbedingungen schaffen (psychologische Sicherheit) und Perspektiven teilen. Markantes Merkmal: offene Fragenstellung förderte Sensemaking und Ko-Kreation statt reiner Informationsaustausch.</w:t>
+        <w:t>Vier Themen traten wiederholt auf: (1) Kommunikationsmängel, (2) Dokumentationslücken, (3) Abweichungen zwischen Richtlinien und Umsetzung, (4) Personalausfälle und unzureichender Qualifikationsmix. Analyse zeigt, dass präventive Investitionen in Systemansätze (z. B. Systems Engineering Initiative for Patient Safety) wirksamer sind als Einzelverantwortlichkeit.</w:t>
       </w:r>
     </w:p>
     <w:p>
@@ -293,7 +293,7 @@
         <w:rPr>
           <w:sz w:val="19"/>
         </w:rPr>
-        <w:t>Dänemark mit ähnlichem Versorgungsverständnis; Buurtzorg-Modell in Deutschland adaptiert.</w:t>
+        <w:t>Neuseeland, aber Systemfehler in Altenheimen sind international übergreifend</w:t>
       </w:r>
     </w:p>
     <w:p>
@@ -302,7 +302,7 @@
           <w:color w:val="5A7D3A"/>
           <w:sz w:val="18"/>
         </w:rPr>
-        <w:t>https://pubmed.ncbi.nlm.nih.gov/42773732/</w:t>
+        <w:t>https://pubmed.ncbi.nlm.nih.gov/42784820/</w:t>
       </w:r>
     </w:p>
     <w:p>
@@ -310,7 +310,7 @@
         <w:pStyle w:val="Heading2"/>
       </w:pPr>
       <w:r>
-        <w:t>International ausgebildete Pflegekräfte im NHS: Zugehörigkeit bleibt unsicher trotz Nachfrage</w:t>
+        <w:t>Kommunikationshaltungen von Pflegekräften sind Folge von Burnout, nicht Ursache – Stress und Ressourcen stehen vorn</w:t>
       </w:r>
     </w:p>
     <w:p>
@@ -320,12 +320,12 @@
           <w:color w:val="666666"/>
           <w:sz w:val="18"/>
         </w:rPr>
-        <w:t>Nwambo JC et al.  ·  Nurs Inq  ·  Okt. 2026  ·  PMID 42712014</w:t>
+        <w:t>Giménez-Espert MDC et al.  ·  PLoS One  ·  24.09.2026  ·  PMID 42784579</w:t>
       </w:r>
     </w:p>
     <w:p>
       <w:r>
-        <w:t>Kritische qualitative Synthese (8 englische Politikdokumente + 17 Studien) zur Paradoxie: NHS braucht international ausgebildete Pflegekräfte kurzfristig, positioniert sie aber als temporär.</w:t>
+        <w:t>Querschnittsuntersuchung mit 193 Pflegekräften aus vier spanischen Krankenhäusern mit Strukturgleichungsmodellierung zu Rolle von Kommunikationshaltung im Stress-Burnout-Prozess.</w:t>
       </w:r>
     </w:p>
     <w:p>
@@ -336,7 +336,7 @@
         <w:t xml:space="preserve">Ergebnis: </w:t>
       </w:r>
       <w:r>
-        <w:t>Politische Analyse zeigt: International ausgebildete Pflegekräfte müssen ihre Expertise erst wieder validieren, tragen diesen Reconstructionsprozess allein, und Zugehörigkeit bleibt bedingt. Drei konsistente Muster: Revalidation vor Legitimation, ungleiche Lasten, unsichere Position.</w:t>
+        <w:t>Kommunikationshaltungen beeinflussten Burnout nicht und waren kein Mediator. Sie waren Folge von Burnout, das durch Unausgewogenheit zwischen Jobressourcen und -anforderungen verursacht wurde. Wenn Pflegekräfte unter schlechten Bedingungen leiden, verschlechtern sich ihre Kommunikationshaltungen gegenüber Patienten – eine Wirkung, nicht eine Ursache.</w:t>
       </w:r>
     </w:p>
     <w:p>
@@ -351,7 +351,7 @@
         <w:rPr>
           <w:sz w:val="19"/>
         </w:rPr>
-        <w:t>UK-NHS als Warnung; Unterschied zu Deutschland: Hier ist Anerkennung ausländischer Abschlüsse stärker formalisiert.</w:t>
+        <w:t>Spanien, europäisches Gesundheitssystem, Stressmodelle universell</w:t>
       </w:r>
     </w:p>
     <w:p>
@@ -360,7 +360,7 @@
           <w:color w:val="5A7D3A"/>
           <w:sz w:val="18"/>
         </w:rPr>
-        <w:t>https://pubmed.ncbi.nlm.nih.gov/42712014/</w:t>
+        <w:t>https://pubmed.ncbi.nlm.nih.gov/42784579/</w:t>
       </w:r>
     </w:p>
     <w:p>
@@ -368,7 +368,7 @@
         <w:pStyle w:val="Heading2"/>
       </w:pPr>
       <w:r>
-        <w:t>Generationen im Nephropflege-Team: Konflikte und Chancen für Wissenstransfer</w:t>
+        <w:t>Schmerzmanagement in Schweizer Pflegeheimen: gemischte Methoden zu Praxis und Interprofessionalität</w:t>
       </w:r>
     </w:p>
     <w:p>
@@ -378,12 +378,12 @@
           <w:color w:val="666666"/>
           <w:sz w:val="18"/>
         </w:rPr>
-        <w:t>Gazineo D et al.  ·  G Ital Nefrol  ·  31.08.2026  ·  PMID 42701855</w:t>
+        <w:t>Macé F et al.  ·  Swiss Med Wkly  ·  28.08.2026  ·  PMID 42781754</w:t>
       </w:r>
     </w:p>
     <w:p>
       <w:r>
-        <w:t>Querschnittsstudie (520 italienische Nephrologiepflegekräfte) mit Multidimensional Nursing Generations Questionnaire zu Unterschieden zwischen Generationen.</w:t>
+        <w:t>Beobachtungsstudie in 124 Schweizer Pflegeheimen zur Versorgungspraxis bei chronischen nicht-tumorbedingten Schmerzen.</w:t>
       </w:r>
     </w:p>
     <w:p>
@@ -394,7 +394,7 @@
         <w:t xml:space="preserve">Ergebnis: </w:t>
       </w:r>
       <w:r>
-        <w:t>Millennials zeigten höchste Intergenerationskonflikte (p&lt;0,001) und größere Änderungsadaptivität (p&lt;0,001); Baby Boomer höhere Patientensicherheits-Perspektiven (p=0,003); Millennials/Gen X größere Arbeitsintention vs. Baby Boomer (p&lt;0,001). Keine Unterschiede in Teamfähigkeit (p=0,199).</w:t>
+        <w:t>Pflegefachpersonen und Ärzte nutzen gemischte Schmerzerfassung, nicht-medikamentöse Maßnahmen (Physiotherapie, psychologische Unterstützung) und Opioide als Reserve. Interprofessionelle Zusammenarbeit wird von den meisten als gut bis sehr gut beurteilt, die Apothekerrolle bleibt limitiert. Barrieren sind Zeitmangel, Fachkompetenzlücken bei Pflegenden und Patientenzurückhaltung. Unterschiedliche Analgetika-Praktiken zwischen den Heimen beobachtet.</w:t>
       </w:r>
     </w:p>
     <w:p>
@@ -409,7 +409,7 @@
         <w:rPr>
           <w:sz w:val="19"/>
         </w:rPr>
-        <w:t>Italien, aber Generationenmuster ähnlich Deutschland; Mentoring und kollegiales Lernen überall relevant.</w:t>
+        <w:t>Schweiz, vergleichbares Versicherungssystem und Pflegeverständnis</w:t>
       </w:r>
     </w:p>
     <w:p>
@@ -418,7 +418,65 @@
           <w:color w:val="5A7D3A"/>
           <w:sz w:val="18"/>
         </w:rPr>
-        <w:t>https://pubmed.ncbi.nlm.nih.gov/42701855/</w:t>
+        <w:t>https://pubmed.ncbi.nlm.nih.gov/42781754/</w:t>
+      </w:r>
+    </w:p>
+    <w:p>
+      <w:pPr>
+        <w:pStyle w:val="Heading2"/>
+      </w:pPr>
+      <w:r>
+        <w:t>Pflegepersonalausstattung und Dekubitusprophylaxe auf der Intensivstation: Stunden pro Patient und Patientenaufkommen senken Druckgeschwür-Tage um 9 bis 19 Prozent</w:t>
+      </w:r>
+    </w:p>
+    <w:p>
+      <w:r>
+        <w:rPr>
+          <w:i/>
+          <w:color w:val="666666"/>
+          <w:sz w:val="18"/>
+        </w:rPr>
+        <w:t>Wieczorek-Wójcik B et al.  ·  Front Public Health  ·  09.09.2026  ·  PMID 42780981</w:t>
+      </w:r>
+    </w:p>
+    <w:p>
+      <w:r>
+        <w:t>Retrospektive Kohortenstudie mit 1.461 Intensivstationstagen 2019–2022 zum Zusammenhang zwischen Personalbemessung, Arbeitsbelastung und nosokomialen Dekubitus.</w:t>
+      </w:r>
+    </w:p>
+    <w:p>
+      <w:r>
+        <w:rPr>
+          <w:b/>
+        </w:rPr>
+        <w:t xml:space="preserve">Ergebnis: </w:t>
+      </w:r>
+      <w:r>
+        <w:t>Jede zusätzliche Pflegestunde pro Patient pro Tag senkt die Odds für Dekubitus-Tage um 9 Prozent (OR 0,91; 95%-KI 0,83–1,00; p=0,035). Jeder weitere Patient erhöht die Odds um 19 Prozent (OR 1,19; 95%-KI 1,01–1,40; p=0,047). Qualifikationsstruktur und Pflegeaufwendungen waren nicht signifikant assoziiert. Ausreichende Personalausstattung trägt zu weniger vermeidbaren Schäden bei.</w:t>
+      </w:r>
+    </w:p>
+    <w:p>
+      <w:r>
+        <w:rPr>
+          <w:b/>
+          <w:sz w:val="19"/>
+        </w:rPr>
+        <w:t xml:space="preserve">Übertragbarkeit: </w:t>
+      </w:r>
+      <w:r>
+        <w:rPr>
+          <w:sz w:val="19"/>
+        </w:rPr>
+        <w:t>Polen, europäische Intensivversorgung, Dokumentation vergleichbar</w:t>
+      </w:r>
+    </w:p>
+    <w:p>
+      <w:r>
+        <w:rPr>
+          <w:color w:val="5A7D3A"/>
+          <w:sz w:val="18"/>
+        </w:rPr>
+        <w:t>https://pubmed.ncbi.nlm.nih.gov/42780981/</w:t>
       </w:r>
     </w:p>
     <w:sectPr>

--- a/download/studien-aktuell.docx
+++ b/download/studien-aktuell.docx
@@ -62,7 +62,7 @@
           <w:color w:val="666666"/>
           <w:sz w:val="18"/>
         </w:rPr>
-        <w:t>Stand: 25.09.2026  |  7 Studien  |  pflege.m-vf.de</w:t>
+        <w:t>Stand: 26.09.2026  |  6 Studien  |  pflege.m-vf.de</w:t>
       </w:r>
     </w:p>
     <w:p>
@@ -70,7 +70,7 @@
         <w:pStyle w:val="Heading1"/>
       </w:pPr>
       <w:r>
-        <w:t>Aufgenommen am 25.09.2026</w:t>
+        <w:t>Aufgenommen am 26.09.2026</w:t>
       </w:r>
     </w:p>
     <w:p>
@@ -78,7 +78,7 @@
         <w:pStyle w:val="Heading2"/>
       </w:pPr>
       <w:r>
-        <w:t>Telegesundheit in Intensivstationen: Krankenpfleger wissen moderat Bescheid, sind optimistisch, üben sich aber noch – Training nötig</w:t>
+        <w:t>Früh in Karriere: Was halten Pflegekräfte für gute Arbeitsbedingungen im NHS</w:t>
       </w:r>
     </w:p>
     <w:p>
@@ -88,12 +88,12 @@
           <w:color w:val="666666"/>
           <w:sz w:val="18"/>
         </w:rPr>
-        <w:t>Shirani M et al.  ·  Appl Nurs Res  ·  08.09.2026  ·  PMID 42785825</w:t>
+        <w:t>Ejebu OZ et al.  ·  BMJ Open  ·  25.09.2026  ·  PMID 42790917</w:t>
       </w:r>
     </w:p>
     <w:p>
       <w:r>
-        <w:t>Querschnittsstudie mit 267 Intensivpflegekräften im Iran zu Wissen, Haltung und praktischer Umsetzungsbereitschaft zum Einsatz von Telegesundheit.</w:t>
+        <w:t>Diskrete-Wahl-Experiment mit 5696 englischen Jungpfleger*innen zu ihren Jobpräferenzen mittels acht Attributen (Karriereentwicklung, Unterstützung, Teamwork, Management, Flexibilität, Arbeitsbelastung, Anerkennung, Gehalt).</w:t>
       </w:r>
     </w:p>
     <w:p>
@@ -104,7 +104,7 @@
         <w:t xml:space="preserve">Ergebnis: </w:t>
       </w:r>
       <w:r>
-        <w:t>Wissen und Haltung lagen auf 0–100-Skalen beide bei Median 54,55, signifikant über Neutralpunkt 50 (p=0,001); praktisches Selbstvertrauen (Median 36,11) lag signifikant darunter (p=0,001). Alter korrelierte mit Wissen und Selbstvertrauen (p=0,01), nicht mit Haltung. Berufserfahrung &lt;10 Jahre zeigte höhere Werte. Signifikante positive Korrelationen zwischen allen drei Domänen (r=0,323–0,481; p=0,008–0,012).</w:t>
+        <w:t>Jungpfleger*innen bevorzugten starkes Teamwork (9.419 Pfund Gehaltsausfall akzeptabel), unterstützende Manager (6.534 Pfund) und niedrige Arbeitsbelastung (6.055 Pfund). Alle drei Faktoren zeigten signifikant hohe Wertschätzung; gute Zusammenarbeit wurde am stärksten priorisiert.</w:t>
       </w:r>
     </w:p>
     <w:p>
@@ -119,7 +119,7 @@
         <w:rPr>
           <w:sz w:val="19"/>
         </w:rPr>
-        <w:t>Iran, aber Struktur des Intensivsystems begrenzt übertragbar</w:t>
+        <w:t>England, NHS-Kontext – für deutsches System: Generalisierbarkeit begrenzt durch unterschiedliche Arbeitsmarkt- und Gesundheitssystembedingungen.</w:t>
       </w:r>
     </w:p>
     <w:p>
@@ -128,7 +128,7 @@
           <w:color w:val="5A7D3A"/>
           <w:sz w:val="18"/>
         </w:rPr>
-        <w:t>https://pubmed.ncbi.nlm.nih.gov/42785825/</w:t>
+        <w:t>https://pubmed.ncbi.nlm.nih.gov/42790917/</w:t>
       </w:r>
     </w:p>
     <w:p>
@@ -136,7 +136,7 @@
         <w:pStyle w:val="Heading2"/>
       </w:pPr>
       <w:r>
-        <w:t>Hybrid-Telemedizin mit Pflegefachperson koordiniert in stabiler Nachsorge nach Nierentransplantation: halbe Besuchsdauer, bessere Lebensqualität</w:t>
+        <w:t>Kosten und Finanzierungsverteilung von erweiterten Hausbesuchsprogrammen: das schwedische Modell</w:t>
       </w:r>
     </w:p>
     <w:p>
@@ -146,12 +146,12 @@
           <w:color w:val="666666"/>
           <w:sz w:val="18"/>
         </w:rPr>
-        <w:t>Towannang P et al.  ·  Appl Nurs Res  ·  15.09.2026  ·  PMID 42785822</w:t>
+        <w:t>Flores S et al.  ·  Eur J Public Health  ·  04.08.2026  ·  PMID 42790495</w:t>
       </w:r>
     </w:p>
     <w:p>
       <w:r>
-        <w:t>Prospektive Kohortenstudie mit 50 stabilen Nierentransplantationspatienten zu einem Zwei-Schritte-Modell: Krankenschwester-gestützte Vorabklärung mit Laborentnahme, dann ärztliche Videokonsultation.</w:t>
+        <w:t>Kostenanalyse basierend auf Mikrokosten aus vier Pilotseiten zur Skalierung eines eigenschaftsorientierten Hausbesuchsprogramms für Familien mit Kindern (Zielgruppe n=14.349 Familien/Jahr).</w:t>
       </w:r>
     </w:p>
     <w:p>
@@ -162,7 +162,7 @@
         <w:t xml:space="preserve">Ergebnis: </w:t>
       </w:r>
       <w:r>
-        <w:t>Besuchszeit sank um 50 Prozent (12 auf 6 Stunden; p&lt;0,001); Eigenanteile sanken signifikant. Transplantatfunktion und Immunsuppressionskonzentrationen blieben stabil; Komplikationen waren selten (eine akute Abstoßung, eine Harnweginfektion). Gesamtlebensqualität verbesserte sich (60,00 vs. 61,89; p=0,011), Patientenzufriedenheit in allen zehn Dimensionen (p&lt;0,001).</w:t>
+        <w:t>Jahreskosten National Standard: EUR 8,31 Mio., Enhanced Pilot: EUR 11,33 Mio. (Einheit EUR 512–1.128 pro Familie). Regionale Gesundheit trug 70–76% der Kosten, Kommunale Dienste 24–30%, unabhängig vom Liefermodell – Kostenasymmetrie folgt aus Personalbedarf, nicht Modelldesign.</w:t>
       </w:r>
     </w:p>
     <w:p>
@@ -177,7 +177,7 @@
         <w:rPr>
           <w:sz w:val="19"/>
         </w:rPr>
-        <w:t>Thailand, Nachsorgemodell, aber Gesundheitssystem anders strukturiert</w:t>
+        <w:t>Schweden, kommunal-steuerfinanziertes System – Finanzierungsmechanismus nicht auf Bismarck-Systeme (Deutschland) übertragbar; Ressourcentrennungsproblem relevant.</w:t>
       </w:r>
     </w:p>
     <w:p>
@@ -186,7 +186,7 @@
           <w:color w:val="5A7D3A"/>
           <w:sz w:val="18"/>
         </w:rPr>
-        <w:t>https://pubmed.ncbi.nlm.nih.gov/42785822/</w:t>
+        <w:t>https://pubmed.ncbi.nlm.nih.gov/42790495/</w:t>
       </w:r>
     </w:p>
     <w:p>
@@ -194,7 +194,7 @@
         <w:pStyle w:val="Heading2"/>
       </w:pPr>
       <w:r>
-        <w:t>Künstliche Intelligenz in der Pflege: Wissenlücken und Vorbehalte bei hoher Akzeptanz – Scoping Review der Bereitschaft von 9.000 Pflegekräften</w:t>
+        <w:t>Resilienz bei Pflegekräften während und nach COVID-19: prospektive brasilianische Kohortenstudie</w:t>
       </w:r>
     </w:p>
     <w:p>
@@ -204,12 +204,12 @@
           <w:color w:val="666666"/>
           <w:sz w:val="18"/>
         </w:rPr>
-        <w:t>Clement David-Olawade A et al.  ·  Appl Nurs Res  ·  11.08.2026  ·  PMID 42785821</w:t>
+        <w:t>Olino L et al.  ·  Rev Bras Enferm  ·  21.09.2026  ·  PMID 42788536</w:t>
       </w:r>
     </w:p>
     <w:p>
       <w:r>
-        <w:t>Scoping Review von 33 Studien (29 quantitativ, eins Mixed Methods, drei qualitativ) mit über 9.000 Pflegekräften aus 10 Ländern zu Wissen, Haltungen, Besorgnis und Einsatzbereitschaft für KI-Integration.</w:t>
+        <w:t>Prospektive multizentrische Kohortenstudie mit 163 Pflegekräften aus Krankenhäusern 2020 und 2022 zu Faktoren der beruflichen Resilienz mit Resilienz-am-Arbeitsplatz-Skala und linearer Regression.</w:t>
       </w:r>
     </w:p>
     <w:p>
@@ -220,7 +220,7 @@
         <w:t xml:space="preserve">Ergebnis: </w:t>
       </w:r>
       <w:r>
-        <w:t>Wissen ist überwiegend niedrig bis moderat; Haltungen positiv, die meisten erkennen Potenzial zur Arbeitsreduktion und Entscheidungsunterstützung an. Sorgen um Jobverlust, Entmenschlichung, Verantwortung und Datenschutz dominieren. Mangelnde Schulung, fehlende Infrastruktur und abwesende Governance sind Barrieren. Positive Haltungen sind keine Implementierungsbereitschaft – strukturierte Bildung und ethisches Governance erforderlich.</w:t>
+        <w:t>Mittlere Resilienzwerte ähnlich 2020 (73,3±11,1) und 2022 (72,9±11,2). Einflussfaktoren: Alter (+0,27 Punkte/Jahr), weiblich (-10,06 Punkte), psychische Erkrankung (-4,67 Punkte), sehr schlechter Schlaf (-6,1 Punkte), Führungsposition (-13,53 Punkte), COVID-19-Sektor (+6,90 Punkte).</w:t>
       </w:r>
     </w:p>
     <w:p>
@@ -235,7 +235,7 @@
         <w:rPr>
           <w:sz w:val="19"/>
         </w:rPr>
-        <w:t>Zehn Länder, Befunde gelten für europäische Systeme, Bedenken universal</w:t>
+        <w:t>Brasilien – Vergleichbarkeit begrenzt, aber kategoriale Risiko- und Schutzfaktoren empirisch verwertbar.</w:t>
       </w:r>
     </w:p>
     <w:p>
@@ -244,7 +244,7 @@
           <w:color w:val="5A7D3A"/>
           <w:sz w:val="18"/>
         </w:rPr>
-        <w:t>https://pubmed.ncbi.nlm.nih.gov/42785821/</w:t>
+        <w:t>https://pubmed.ncbi.nlm.nih.gov/42788536/</w:t>
       </w:r>
     </w:p>
     <w:p>
@@ -252,7 +252,7 @@
         <w:pStyle w:val="Heading2"/>
       </w:pPr>
       <w:r>
-        <w:t>Häufige Fehlerquellen in Altenheimen: Kommunikationsmängel, Dokumentationslücken und Personalausfälle treiben Beschwerden</w:t>
+        <w:t>Rollentransition von Advanced Practice Nurses in Krankenhäusern: chinesische Grounded-Theory-Studie</w:t>
       </w:r>
     </w:p>
     <w:p>
@@ -262,12 +262,12 @@
           <w:color w:val="666666"/>
           <w:sz w:val="18"/>
         </w:rPr>
-        <w:t>Mowat R et al.  ·  N Z Med J  ·  25.09.2026  ·  PMID 42784820</w:t>
+        <w:t>Tan W et al.  ·  J Nurs Manag  ·  2026  ·  PMID 42788447</w:t>
       </w:r>
     </w:p>
     <w:p>
       <w:r>
-        <w:t>Multiple-Case-Study mit 24 formalen Beschwerdeverfahren gegen Altenheime in Neuseeland (2007–2021) zu systematischen Auslösern von Patientenschäden.</w:t>
+        <w:t>Konstruktivistische Grounded-Theory mit 33 APNs (Längsschnitt- und retrospektive Interviews) zu Übergangsprozessen in erweiterte klinische Rollen im Krankenhaus Festlandchina.</w:t>
       </w:r>
     </w:p>
     <w:p>
@@ -278,7 +278,7 @@
         <w:t xml:space="preserve">Ergebnis: </w:t>
       </w:r>
       <w:r>
-        <w:t>Vier Themen traten wiederholt auf: (1) Kommunikationsmängel, (2) Dokumentationslücken, (3) Abweichungen zwischen Richtlinien und Umsetzung, (4) Personalausfälle und unzureichender Qualifikationsmix. Analyse zeigt, dass präventive Investitionen in Systemansätze (z. B. Systems Engineering Initiative for Patient Safety) wirksamer sind als Einzelverantwortlichkeit.</w:t>
+        <w:t>Kernkategorie ‚Common yet Different Journey': vier Übergangsphasen (Rollenkonfusion → Erkundung → Integration → Entwicklung), fünf Trajektorien (sequenziell, Sprung, oszillierend, stagnierend, divergent), die durch individual-, organisational- und gesellschaftliche Bedingungen geprägt wurden. Outcomes: Reife, Stagnation oder Divergenz.</w:t>
       </w:r>
     </w:p>
     <w:p>
@@ -293,7 +293,7 @@
         <w:rPr>
           <w:sz w:val="19"/>
         </w:rPr>
-        <w:t>Neuseeland, aber Systemfehler in Altenheimen sind international übergreifend</w:t>
+        <w:t>China – Legal- und Qualifikationssystem fundamental anders; nur empirisches Prozessverständnis übertragbar.</w:t>
       </w:r>
     </w:p>
     <w:p>
@@ -302,7 +302,7 @@
           <w:color w:val="5A7D3A"/>
           <w:sz w:val="18"/>
         </w:rPr>
-        <w:t>https://pubmed.ncbi.nlm.nih.gov/42784820/</w:t>
+        <w:t>https://pubmed.ncbi.nlm.nih.gov/42788447/</w:t>
       </w:r>
     </w:p>
     <w:p>
@@ -310,7 +310,7 @@
         <w:pStyle w:val="Heading2"/>
       </w:pPr>
       <w:r>
-        <w:t>Kommunikationshaltungen von Pflegekräften sind Folge von Burnout, nicht Ursache – Stress und Ressourcen stehen vorn</w:t>
+        <w:t>Arbeitsumfeld und Resilienz von Pflegekräften in Pflegeheimen: eine vietnamesische Studie</w:t>
       </w:r>
     </w:p>
     <w:p>
@@ -320,12 +320,12 @@
           <w:color w:val="666666"/>
           <w:sz w:val="18"/>
         </w:rPr>
-        <w:t>Giménez-Espert MDC et al.  ·  PLoS One  ·  24.09.2026  ·  PMID 42784579</w:t>
+        <w:t>Ngo TT et al.  ·  J Nurs Manag  ·  2026  ·  PMID 42788409</w:t>
       </w:r>
     </w:p>
     <w:p>
       <w:r>
-        <w:t>Querschnittsuntersuchung mit 193 Pflegekräften aus vier spanischen Krankenhäusern mit Strukturgleichungsmodellierung zu Rolle von Kommunikationshaltung im Stress-Burnout-Prozess.</w:t>
+        <w:t>Querschnittsstudie mit 222 Pflegekräften aus sechs Pflegeheimen in Hanoi zu Zusammenhang zwischen Arbeitsumfeld (PES-NWI) und Resilienz mit Pearson-Korrelation.</w:t>
       </w:r>
     </w:p>
     <w:p>
@@ -336,7 +336,7 @@
         <w:t xml:space="preserve">Ergebnis: </w:t>
       </w:r>
       <w:r>
-        <w:t>Kommunikationshaltungen beeinflussten Burnout nicht und waren kein Mediator. Sie waren Folge von Burnout, das durch Unausgewogenheit zwischen Jobressourcen und -anforderungen verursacht wurde. Wenn Pflegekräfte unter schlechten Bedingungen leiden, verschlechtern sich ihre Kommunikationshaltungen gegenüber Patienten – eine Wirkung, nicht eine Ursache.</w:t>
+        <w:t>Mittlere positive Korrelation zwischen Arbeitsumfeld und Resilienz (r=0,534, p=0,001). Fokus auf Pflegekwalität positiv mit Stressmanagement assoziiert, aber invers mit persönlicher Balance – berufliche Anpassungsfähigkeit und Privatleben in Spannung.</w:t>
       </w:r>
     </w:p>
     <w:p>
@@ -351,7 +351,7 @@
         <w:rPr>
           <w:sz w:val="19"/>
         </w:rPr>
-        <w:t>Spanien, europäisches Gesundheitssystem, Stressmodelle universell</w:t>
+        <w:t>Vietnam – Kontext erheblich unterschiedlich; nur multidimensionales Resilienzverständnis methodisch verwertbar.</w:t>
       </w:r>
     </w:p>
     <w:p>
@@ -360,7 +360,7 @@
           <w:color w:val="5A7D3A"/>
           <w:sz w:val="18"/>
         </w:rPr>
-        <w:t>https://pubmed.ncbi.nlm.nih.gov/42784579/</w:t>
+        <w:t>https://pubmed.ncbi.nlm.nih.gov/42788409/</w:t>
       </w:r>
     </w:p>
     <w:p>
@@ -368,7 +368,7 @@
         <w:pStyle w:val="Heading2"/>
       </w:pPr>
       <w:r>
-        <w:t>Schmerzmanagement in Schweizer Pflegeheimen: gemischte Methoden zu Praxis und Interprofessionalität</w:t>
+        <w:t>Pflegeheimleitung in der Pandemie: Strukturelle Verwundbarkeit und politische Verantwortung</w:t>
       </w:r>
     </w:p>
     <w:p>
@@ -378,12 +378,12 @@
           <w:color w:val="666666"/>
           <w:sz w:val="18"/>
         </w:rPr>
-        <w:t>Macé F et al.  ·  Swiss Med Wkly  ·  28.08.2026  ·  PMID 42781754</w:t>
+        <w:t>Marshall F et al.  ·  Front Public Health  ·  10.09.2026  ·  PMID 42787763</w:t>
       </w:r>
     </w:p>
     <w:p>
       <w:r>
-        <w:t>Beobachtungsstudie in 124 Schweizer Pflegeheimen zur Versorgungspraxis bei chronischen nicht-tumorbedingten Schmerzen.</w:t>
+        <w:t>Qualitative Sekundäranalyse von Forschungsevidenzen zur Rolle von Pflegeheimmanagern in England während COVID-19 mit Anwendung systemtheoretischer und sozialen Positionierungsframeworks.</w:t>
       </w:r>
     </w:p>
     <w:p>
@@ -394,7 +394,7 @@
         <w:t xml:space="preserve">Ergebnis: </w:t>
       </w:r>
       <w:r>
-        <w:t>Pflegefachpersonen und Ärzte nutzen gemischte Schmerzerfassung, nicht-medikamentöse Maßnahmen (Physiotherapie, psychologische Unterstützung) und Opioide als Reserve. Interprofessionelle Zusammenarbeit wird von den meisten als gut bis sehr gut beurteilt, die Apothekerrolle bleibt limitiert. Barrieren sind Zeitmangel, Fachkompetenzlücken bei Pflegenden und Patientenzurückhaltung. Unterschiedliche Analgetika-Praktiken zwischen den Heimen beobachtet.</w:t>
+        <w:t>Fünf übergreifende Themen identifiziert: Liminalität (Grenzmacht), Verantwortungsdiffusion, Erosion von Rechten, Informationsasymmetrien und zeitliche Misalignments. Manager mussten widersprüchliche Direktiven mit begrenzter Autorität und unzureichender Unterstützung umsetzen, was Risiken für Personal und Bewohner amplifizierten.</w:t>
       </w:r>
     </w:p>
     <w:p>
@@ -409,7 +409,7 @@
         <w:rPr>
           <w:sz w:val="19"/>
         </w:rPr>
-        <w:t>Schweiz, vergleichbares Versicherungssystem und Pflegeverständnis</w:t>
+        <w:t>England, Pflegeheimstruktur – strukturelle Befunde zu Managerposition übertragbar; Details systemabhängig.</w:t>
       </w:r>
     </w:p>
     <w:p>
@@ -418,65 +418,7 @@
           <w:color w:val="5A7D3A"/>
           <w:sz w:val="18"/>
         </w:rPr>
-        <w:t>https://pubmed.ncbi.nlm.nih.gov/42781754/</w:t>
-      </w:r>
-    </w:p>
-    <w:p>
-      <w:pPr>
-        <w:pStyle w:val="Heading2"/>
-      </w:pPr>
-      <w:r>
-        <w:t>Pflegepersonalausstattung und Dekubitusprophylaxe auf der Intensivstation: Stunden pro Patient und Patientenaufkommen senken Druckgeschwür-Tage um 9 bis 19 Prozent</w:t>
-      </w:r>
-    </w:p>
-    <w:p>
-      <w:r>
-        <w:rPr>
-          <w:i/>
-          <w:color w:val="666666"/>
-          <w:sz w:val="18"/>
-        </w:rPr>
-        <w:t>Wieczorek-Wójcik B et al.  ·  Front Public Health  ·  09.09.2026  ·  PMID 42780981</w:t>
-      </w:r>
-    </w:p>
-    <w:p>
-      <w:r>
-        <w:t>Retrospektive Kohortenstudie mit 1.461 Intensivstationstagen 2019–2022 zum Zusammenhang zwischen Personalbemessung, Arbeitsbelastung und nosokomialen Dekubitus.</w:t>
-      </w:r>
-    </w:p>
-    <w:p>
-      <w:r>
-        <w:rPr>
-          <w:b/>
-        </w:rPr>
-        <w:t xml:space="preserve">Ergebnis: </w:t>
-      </w:r>
-      <w:r>
-        <w:t>Jede zusätzliche Pflegestunde pro Patient pro Tag senkt die Odds für Dekubitus-Tage um 9 Prozent (OR 0,91; 95%-KI 0,83–1,00; p=0,035). Jeder weitere Patient erhöht die Odds um 19 Prozent (OR 1,19; 95%-KI 1,01–1,40; p=0,047). Qualifikationsstruktur und Pflegeaufwendungen waren nicht signifikant assoziiert. Ausreichende Personalausstattung trägt zu weniger vermeidbaren Schäden bei.</w:t>
-      </w:r>
-    </w:p>
-    <w:p>
-      <w:r>
-        <w:rPr>
-          <w:b/>
-          <w:sz w:val="19"/>
-        </w:rPr>
-        <w:t xml:space="preserve">Übertragbarkeit: </w:t>
-      </w:r>
-      <w:r>
-        <w:rPr>
-          <w:sz w:val="19"/>
-        </w:rPr>
-        <w:t>Polen, europäische Intensivversorgung, Dokumentation vergleichbar</w:t>
-      </w:r>
-    </w:p>
-    <w:p>
-      <w:r>
-        <w:rPr>
-          <w:color w:val="5A7D3A"/>
-          <w:sz w:val="18"/>
-        </w:rPr>
-        <w:t>https://pubmed.ncbi.nlm.nih.gov/42780981/</w:t>
+        <w:t>https://pubmed.ncbi.nlm.nih.gov/42787763/</w:t>
       </w:r>
     </w:p>
     <w:sectPr>

--- a/download/studien-aktuell.docx
+++ b/download/studien-aktuell.docx
@@ -62,7 +62,7 @@
           <w:color w:val="666666"/>
           <w:sz w:val="18"/>
         </w:rPr>
-        <w:t>Stand: 26.09.2026  |  6 Studien  |  pflege.m-vf.de</w:t>
+        <w:t>Stand: 27.09.2026  |  6 Studien  |  pflege.m-vf.de</w:t>
       </w:r>
     </w:p>
     <w:p>
@@ -70,7 +70,7 @@
         <w:pStyle w:val="Heading1"/>
       </w:pPr>
       <w:r>
-        <w:t>Aufgenommen am 26.09.2026</w:t>
+        <w:t>Aufgenommen am 27.09.2026</w:t>
       </w:r>
     </w:p>
     <w:p>
@@ -78,7 +78,7 @@
         <w:pStyle w:val="Heading2"/>
       </w:pPr>
       <w:r>
-        <w:t>Früh in Karriere: Was halten Pflegekräfte für gute Arbeitsbedingungen im NHS</w:t>
+        <w:t>Mobilität während Behandlung zu Hause: was Patienten brauchen – qualitative Studie</w:t>
       </w:r>
     </w:p>
     <w:p>
@@ -88,12 +88,12 @@
           <w:color w:val="666666"/>
           <w:sz w:val="18"/>
         </w:rPr>
-        <w:t>Ejebu OZ et al.  ·  BMJ Open  ·  25.09.2026  ·  PMID 42790917</w:t>
+        <w:t>Ong CY et al.  ·  Ann Med  ·  25.09.2026  ·  PMID 42798239</w:t>
       </w:r>
     </w:p>
     <w:p>
       <w:r>
-        <w:t>Diskrete-Wahl-Experiment mit 5696 englischen Jungpfleger*innen zu ihren Jobpräferenzen mittels acht Attributen (Karriereentwicklung, Unterstützung, Teamwork, Management, Flexibilität, Arbeitsbelastung, Anerkennung, Gehalt).</w:t>
+        <w:t>Qualitative Studie mit 25 Patienten eines Hospital-at-Home-Programms in Singapur zu Wahrnehmung von Mobilität außerhalb des Hauses während stationärer Intensivversorgung daheim.</w:t>
       </w:r>
     </w:p>
     <w:p>
@@ -104,7 +104,7 @@
         <w:t xml:space="preserve">Ergebnis: </w:t>
       </w:r>
       <w:r>
-        <w:t>Jungpfleger*innen bevorzugten starkes Teamwork (9.419 Pfund Gehaltsausfall akzeptabel), unterstützende Manager (6.534 Pfund) und niedrige Arbeitsbelastung (6.055 Pfund). Alle drei Faktoren zeigten signifikant hohe Wertschätzung; gute Zusammenarbeit wurde am stärksten priorisiert.</w:t>
+        <w:t>Patienten betrachteten Mobilität außer Haus als wichtig für emotionales Wohlbefinden, Genesung und Alltagsroutinen. Entscheidungen balancierten zwischen Autonomie und Verantwortung. Bewährtes Modell: individuelle Risikoeinschätzung statt pauschale Restriktionen. Offene Kommunikation mit Gesundheitsteam zentral.</w:t>
       </w:r>
     </w:p>
     <w:p>
@@ -119,7 +119,7 @@
         <w:rPr>
           <w:sz w:val="19"/>
         </w:rPr>
-        <w:t>England, NHS-Kontext – für deutsches System: Generalisierbarkeit begrenzt durch unterschiedliche Arbeitsmarkt- und Gesundheitssystembedingungen.</w:t>
+        <w:t>Singapur - konzeptionell auf europäische Home-Care-Modelle übertragbar</w:t>
       </w:r>
     </w:p>
     <w:p>
@@ -128,7 +128,7 @@
           <w:color w:val="5A7D3A"/>
           <w:sz w:val="18"/>
         </w:rPr>
-        <w:t>https://pubmed.ncbi.nlm.nih.gov/42790917/</w:t>
+        <w:t>https://pubmed.ncbi.nlm.nih.gov/42798239/</w:t>
       </w:r>
     </w:p>
     <w:p>
@@ -136,7 +136,7 @@
         <w:pStyle w:val="Heading2"/>
       </w:pPr>
       <w:r>
-        <w:t>Kosten und Finanzierungsverteilung von erweiterten Hausbesuchsprogrammen: das schwedische Modell</w:t>
+        <w:t>Standardisiertes Übergabeverfahren: Verbesserung von ICU-zu-Station-Handover durch Checkliste</w:t>
       </w:r>
     </w:p>
     <w:p>
@@ -146,12 +146,12 @@
           <w:color w:val="666666"/>
           <w:sz w:val="18"/>
         </w:rPr>
-        <w:t>Flores S et al.  ·  Eur J Public Health  ·  04.08.2026  ·  PMID 42790495</w:t>
+        <w:t>Önler E et al.  ·  Nurs Crit Care  ·  Nov. 2026  ·  PMID 42791598</w:t>
       </w:r>
     </w:p>
     <w:p>
       <w:r>
-        <w:t>Kostenanalyse basierend auf Mikrokosten aus vier Pilotseiten zur Skalierung eines eigenschaftsorientierten Hausbesuchsprogramms für Familien mit Kindern (Zielgruppe n=14.349 Familien/Jahr).</w:t>
+        <w:t>Prospektive Quality-Improvement-Studie in Türkei: Evaluation eines strukturierten Handover-Prozesses mit Checkliste für Patientenübergaben aus der Intensivstation auf chirurgische Stationen (50 Übergaben vor, 50 nach Implementierung).</w:t>
       </w:r>
     </w:p>
     <w:p>
@@ -162,7 +162,7 @@
         <w:t xml:space="preserve">Ergebnis: </w:t>
       </w:r>
       <w:r>
-        <w:t>Jahreskosten National Standard: EUR 8,31 Mio., Enhanced Pilot: EUR 11,33 Mio. (Einheit EUR 512–1.128 pro Familie). Regionale Gesundheit trug 70–76% der Kosten, Kommunale Dienste 24–30%, unabhängig vom Liefermodell – Kostenasymmetrie folgt aus Personalbedarf, nicht Modelldesign.</w:t>
+        <w:t>Nach Implementierung: signifikante Verbesserungen in Abdeckung von Patientenidentifikation und Drain-/Katheterinformationen (p&lt;0,001). Handover-Dauer stieg, nicht signifikant (p=0,051). Unterbrechungen blieben bei ~50%. 39 Pflegekräfte berichteten hohe Zufriedenheit mit der standardisierten Übergabe und hohe Bewertung (Akzeptabilität, Praktikabilität, Angemessenheit).</w:t>
       </w:r>
     </w:p>
     <w:p>
@@ -177,7 +177,7 @@
         <w:rPr>
           <w:sz w:val="19"/>
         </w:rPr>
-        <w:t>Schweden, kommunal-steuerfinanziertes System – Finanzierungsmechanismus nicht auf Bismarck-Systeme (Deutschland) übertragbar; Ressourcentrennungsproblem relevant.</w:t>
+        <w:t>Türkei, klinisches Sicherheitsthema strukturunabhängig übertragbar</w:t>
       </w:r>
     </w:p>
     <w:p>
@@ -186,7 +186,7 @@
           <w:color w:val="5A7D3A"/>
           <w:sz w:val="18"/>
         </w:rPr>
-        <w:t>https://pubmed.ncbi.nlm.nih.gov/42790495/</w:t>
+        <w:t>https://pubmed.ncbi.nlm.nih.gov/42791598/</w:t>
       </w:r>
     </w:p>
     <w:p>
@@ -194,7 +194,7 @@
         <w:pStyle w:val="Heading2"/>
       </w:pPr>
       <w:r>
-        <w:t>Resilienz bei Pflegekräften während und nach COVID-19: prospektive brasilianische Kohortenstudie</w:t>
+        <w:t>Sprachentwicklungsprogramm für Pflegekräfte: Nutzen und Implementierungshürden</w:t>
       </w:r>
     </w:p>
     <w:p>
@@ -204,12 +204,12 @@
           <w:color w:val="666666"/>
           <w:sz w:val="18"/>
         </w:rPr>
-        <w:t>Olino L et al.  ·  Rev Bras Enferm  ·  21.09.2026  ·  PMID 42788536</w:t>
+        <w:t>Elisabet E et al.  ·  BMC Geriatr  ·  25.09.2026  ·  PMID 42791519</w:t>
       </w:r>
     </w:p>
     <w:p>
       <w:r>
-        <w:t>Prospektive multizentrische Kohortenstudie mit 163 Pflegekräften aus Krankenhäusern 2020 und 2022 zu Faktoren der beruflichen Resilienz mit Resilienz-am-Arbeitsplatz-Skala und linearer Regression.</w:t>
+        <w:t>Qualitative Studie zur Evaluation eines Sprachförderinterventionsprogramms für fremdsprachige Mitarbeitende in schwedischen Pflegeheimen aus Perspektive von Leitungskräften, Sprachanwälten und Pflegepersonal.</w:t>
       </w:r>
     </w:p>
     <w:p>
@@ -220,7 +220,7 @@
         <w:t xml:space="preserve">Ergebnis: </w:t>
       </w:r>
       <w:r>
-        <w:t>Mittlere Resilienzwerte ähnlich 2020 (73,3±11,1) und 2022 (72,9±11,2). Einflussfaktoren: Alter (+0,27 Punkte/Jahr), weiblich (-10,06 Punkte), psychische Erkrankung (-4,67 Punkte), sehr schlechter Schlaf (-6,1 Punkte), Führungsposition (-13,53 Punkte), COVID-19-Sektor (+6,90 Punkte).</w:t>
+        <w:t>Das Programm "Talk about Work" wurde von allen Teilgruppen als geeignet und unterstützend bewertet. Sprachförderung wurde als sensibles Thema wahrgenommen, aber das Programm erleichterte offene Gespräche über Sprachkompetenzen. Hemmnisse für Führungskräfte: Mangel an kompetenten Multiplikatoren. Empfehlung: Personalentwicklung mit gepoolter Ressource und kontinuierliche Zusammenarbeit mit Leitungskräften sind erforderlich.</w:t>
       </w:r>
     </w:p>
     <w:p>
@@ -235,7 +235,7 @@
         <w:rPr>
           <w:sz w:val="19"/>
         </w:rPr>
-        <w:t>Brasilien – Vergleichbarkeit begrenzt, aber kategoriale Risiko- und Schutzfaktoren empirisch verwertbar.</w:t>
+        <w:t>Schweden, vergleichbare Herausforderung mit Fachkräftemangel wie Deutschland</w:t>
       </w:r>
     </w:p>
     <w:p>
@@ -244,7 +244,7 @@
           <w:color w:val="5A7D3A"/>
           <w:sz w:val="18"/>
         </w:rPr>
-        <w:t>https://pubmed.ncbi.nlm.nih.gov/42788536/</w:t>
+        <w:t>https://pubmed.ncbi.nlm.nih.gov/42791519/</w:t>
       </w:r>
     </w:p>
     <w:p>
@@ -252,7 +252,7 @@
         <w:pStyle w:val="Heading2"/>
       </w:pPr>
       <w:r>
-        <w:t>Rollentransition von Advanced Practice Nurses in Krankenhäusern: chinesische Grounded-Theory-Studie</w:t>
+        <w:t>Mahlzeiten im Pflegeheim: Partizipation und Lernchancen aus Fachkräftesicht</w:t>
       </w:r>
     </w:p>
     <w:p>
@@ -262,12 +262,12 @@
           <w:color w:val="666666"/>
           <w:sz w:val="18"/>
         </w:rPr>
-        <w:t>Tan W et al.  ·  J Nurs Manag  ·  2026  ·  PMID 42788447</w:t>
+        <w:t>Allert C et al.  ·  BMC Geriatr  ·  24.09.2026  ·  PMID 42791517</w:t>
       </w:r>
     </w:p>
     <w:p>
       <w:r>
-        <w:t>Konstruktivistische Grounded-Theory mit 33 APNs (Längsschnitt- und retrospektive Interviews) zu Übergangsprozessen in erweiterte klinische Rollen im Krankenhaus Festlandchina.</w:t>
+        <w:t>Qualitative Interviewstudie mit 23 Pflegefachpersonen in schwedischen Langzeitpflegeeinrichtungen zu deren Wahrnehmung von Partizipation und Lernmöglichkeiten bei Mahlzeiten für Bewohner, Angehörige und Kolleg:innen.</w:t>
       </w:r>
     </w:p>
     <w:p>
@@ -278,7 +278,7 @@
         <w:t xml:space="preserve">Ergebnis: </w:t>
       </w:r>
       <w:r>
-        <w:t>Kernkategorie ‚Common yet Different Journey': vier Übergangsphasen (Rollenkonfusion → Erkundung → Integration → Entwicklung), fünf Trajektorien (sequenziell, Sprung, oszillierend, stagnierend, divergent), die durch individual-, organisational- und gesellschaftliche Bedingungen geprägt wurden. Outcomes: Reife, Stagnation oder Divergenz.</w:t>
+        <w:t>Partizipation und Lernchancen bei Mahlzeiten ereigneten sich in sehr unterschiedlichem Ausmaß – von umfassend bis kaum vorhanden. Bewohner und Angehörige wurden selten in Problemlösungen einbezogen. Erfolgsfaktoren: Beziehungen, Organisationsstrukturen und Personalausstattung. Fazit: Organisationsweite Veränderungen und tieferes Verständnis von Personenzentrierung notwendig.</w:t>
       </w:r>
     </w:p>
     <w:p>
@@ -293,7 +293,7 @@
         <w:rPr>
           <w:sz w:val="19"/>
         </w:rPr>
-        <w:t>China – Legal- und Qualifikationssystem fundamental anders; nur empirisches Prozessverständnis übertragbar.</w:t>
+        <w:t>Schweden, ähnliches Pflegeheimmodell, vergleichbare Finanzierungslogik</w:t>
       </w:r>
     </w:p>
     <w:p>
@@ -302,7 +302,7 @@
           <w:color w:val="5A7D3A"/>
           <w:sz w:val="18"/>
         </w:rPr>
-        <w:t>https://pubmed.ncbi.nlm.nih.gov/42788447/</w:t>
+        <w:t>https://pubmed.ncbi.nlm.nih.gov/42791517/</w:t>
       </w:r>
     </w:p>
     <w:p>
@@ -310,7 +310,7 @@
         <w:pStyle w:val="Heading2"/>
       </w:pPr>
       <w:r>
-        <w:t>Arbeitsumfeld und Resilienz von Pflegekräften in Pflegeheimen: eine vietnamesische Studie</w:t>
+        <w:t>Versorgungslücken bei unter 60-Jährigen mit Behinderungen: Bedarf für aufsuchende indikationsübergreifende Rehabilitation</w:t>
       </w:r>
     </w:p>
     <w:p>
@@ -320,12 +320,12 @@
           <w:color w:val="666666"/>
           <w:sz w:val="18"/>
         </w:rPr>
-        <w:t>Ngo TT et al.  ·  J Nurs Manag  ·  2026  ·  PMID 42788409</w:t>
+        <w:t>Armbruster C et al.  ·  BMC Health Serv Res  ·  24.09.2026  ·  PMID 42786497</w:t>
       </w:r>
     </w:p>
     <w:p>
       <w:r>
-        <w:t>Querschnittsstudie mit 222 Pflegekräften aus sechs Pflegeheimen in Hanoi zu Zusammenhang zwischen Arbeitsumfeld (PES-NWI) und Resilienz mit Pearson-Korrelation.</w:t>
+        <w:t>Deutsche Expertenbefragung (n=136 Fachpersonen) zu Versorgungslücken für Menschen unter 60 mit komplexen Behinderungen und Einschätzung von aufsuchender, indikationsübergreifender Rehabilitationsversorgung als Lösung.</w:t>
       </w:r>
     </w:p>
     <w:p>
@@ -336,7 +336,7 @@
         <w:t xml:space="preserve">Ergebnis: </w:t>
       </w:r>
       <w:r>
-        <w:t>Mittlere positive Korrelation zwischen Arbeitsumfeld und Resilienz (r=0,534, p=0,001). Fokus auf Pflegekwalität positiv mit Stressmanagement assoziiert, aber invers mit persönlicher Balance – berufliche Anpassungsfähigkeit und Privatleben in Spannung.</w:t>
+        <w:t>Experten erkannten hohes Niveau ungedeckter Bedarfe in aktuellen Rehabilitationsangeboten. Indikationsübergreifende aufsuchende Rehabilitation erhielt positive Bewertungen bezüglich Notwendigkeit, Mehrwert und Praktikabilität als ergänzendes Angebot. Mehrheit sah darin Potential zur Schließung von Versorgungslücken.</w:t>
       </w:r>
     </w:p>
     <w:p>
@@ -351,7 +351,7 @@
         <w:rPr>
           <w:sz w:val="19"/>
         </w:rPr>
-        <w:t>Vietnam – Kontext erheblich unterschiedlich; nur multidimensionales Resilienzverständnis methodisch verwertbar.</w:t>
+        <w:t>Deutschland direkt, Expertise zum deutschen Rehabilitationssystem</w:t>
       </w:r>
     </w:p>
     <w:p>
@@ -360,7 +360,7 @@
           <w:color w:val="5A7D3A"/>
           <w:sz w:val="18"/>
         </w:rPr>
-        <w:t>https://pubmed.ncbi.nlm.nih.gov/42788409/</w:t>
+        <w:t>https://pubmed.ncbi.nlm.nih.gov/42786497/</w:t>
       </w:r>
     </w:p>
     <w:p>
@@ -368,7 +368,7 @@
         <w:pStyle w:val="Heading2"/>
       </w:pPr>
       <w:r>
-        <w:t>Pflegeheimleitung in der Pandemie: Strukturelle Verwundbarkeit und politische Verantwortung</w:t>
+        <w:t>Was Patienten mit fortgeschrittenem Krebs und Angehörige vom guten Sterben erwarten: Kulturvergleich</w:t>
       </w:r>
     </w:p>
     <w:p>
@@ -378,12 +378,12 @@
           <w:color w:val="666666"/>
           <w:sz w:val="18"/>
         </w:rPr>
-        <w:t>Marshall F et al.  ·  Front Public Health  ·  10.09.2026  ·  PMID 42787763</w:t>
+        <w:t>Abu-Odah H et al.  ·  JAMA Netw Open  ·  01.09.2026  ·  PMID 42734917</w:t>
       </w:r>
     </w:p>
     <w:p>
       <w:r>
-        <w:t>Qualitative Sekundäranalyse von Forschungsevidenzen zur Rolle von Pflegeheimmanagern in England während COVID-19 mit Anwendung systemtheoretischer und sozialen Positionierungsframeworks.</w:t>
+        <w:t>Querschnittsstudie mit 1.059 Personen (640 Patienten mit Stadium III/IV Krebs, 419 Angehörige) aus fünf Ländern zur Bedeutung von Dimensionen eines "guten Todes" mittels 54-Item-Instrument.</w:t>
       </w:r>
     </w:p>
     <w:p>
@@ -394,7 +394,7 @@
         <w:t xml:space="preserve">Ergebnis: </w:t>
       </w:r>
       <w:r>
-        <w:t>Fünf übergreifende Themen identifiziert: Liminalität (Grenzmacht), Verantwortungsdiffusion, Erosion von Rechten, Informationsasymmetrien und zeitliche Misalignments. Manager mussten widersprüchliche Direktiven mit begrenzter Autorität und unzureichender Unterstützung umsetzen, was Risiken für Personal und Bewohner amplifizierten.</w:t>
+        <w:t>Good-Death-Inventory zeigte ausgezeichnete interne Konsistenz (Cronbach α=0,94). Mittelwerte unterschieden sich signifikant zwischen Ländern (partial η²=0,383, p&lt;0,001). Höchste Scores Gaza (M=5,93, SD=0,56) und Griechenland (5,88, SD=0,30) – Fokus auf emotionalen Frieden, Familienzusammenhalt, spirituelle Akzeptanz. Niedrigste Scores Türkei (M=4,71, SD=0,87) und Hongkong (4,93, SD=0,71). Patient-Angehörigen-Unterschiede gering.</w:t>
       </w:r>
     </w:p>
     <w:p>
@@ -409,7 +409,7 @@
         <w:rPr>
           <w:sz w:val="19"/>
         </w:rPr>
-        <w:t>England, Pflegeheimstruktur – strukturelle Befunde zu Managerposition übertragbar; Details systemabhängig.</w:t>
+        <w:t>Mehrländerstudie, kulturelle Unterschiede betonen Notwendigkeit kontextsensitiver Palliativversorgung</w:t>
       </w:r>
     </w:p>
     <w:p>
@@ -418,7 +418,7 @@
           <w:color w:val="5A7D3A"/>
           <w:sz w:val="18"/>
         </w:rPr>
-        <w:t>https://pubmed.ncbi.nlm.nih.gov/42787763/</w:t>
+        <w:t>https://pubmed.ncbi.nlm.nih.gov/42734917/</w:t>
       </w:r>
     </w:p>
     <w:sectPr>

--- a/download/studien-aktuell.docx
+++ b/download/studien-aktuell.docx
@@ -62,7 +62,7 @@
           <w:color w:val="666666"/>
           <w:sz w:val="18"/>
         </w:rPr>
-        <w:t>Stand: 27.09.2026  |  6 Studien  |  pflege.m-vf.de</w:t>
+        <w:t>Stand: 28.09.2026  |  6 Studien  |  pflege.m-vf.de</w:t>
       </w:r>
     </w:p>
     <w:p>
@@ -70,7 +70,7 @@
         <w:pStyle w:val="Heading1"/>
       </w:pPr>
       <w:r>
-        <w:t>Aufgenommen am 27.09.2026</w:t>
+        <w:t>Aufgenommen am 28.09.2026</w:t>
       </w:r>
     </w:p>
     <w:p>
@@ -78,7 +78,7 @@
         <w:pStyle w:val="Heading2"/>
       </w:pPr>
       <w:r>
-        <w:t>Mobilität während Behandlung zu Hause: was Patienten brauchen – qualitative Studie</w:t>
+        <w:t>Unterlassene Pflege im Notfall- und Intensivdienst: Netzwerkanalyse zentraler, Brücken- und Hebel-Aktivitäten</w:t>
       </w:r>
     </w:p>
     <w:p>
@@ -88,12 +88,12 @@
           <w:color w:val="666666"/>
           <w:sz w:val="18"/>
         </w:rPr>
-        <w:t>Ong CY et al.  ·  Ann Med  ·  25.09.2026  ·  PMID 42798239</w:t>
+        <w:t>Lv F et al.  ·  J Nurs Manag  ·  2026  ·  PMID 42801313</w:t>
       </w:r>
     </w:p>
     <w:p>
       <w:r>
-        <w:t>Qualitative Studie mit 25 Patienten eines Hospital-at-Home-Programms in Singapur zu Wahrnehmung von Mobilität außerhalb des Hauses während stationärer Intensivversorgung daheim.</w:t>
+        <w:t>Sekundäranalyse von 3351 Notfall- und Intensivpflegefachpersonen aus 22 chinesischen Krankenhäusern mit Netzwerkmodellierung zur bedingten Assoziation von 24 unterlassenen Pflegeaktivitäten mittels Ising-Modell und Perturbationsanalyse.</w:t>
       </w:r>
     </w:p>
     <w:p>
@@ -104,7 +104,7 @@
         <w:t xml:space="preserve">Ergebnis: </w:t>
       </w:r>
       <w:r>
-        <w:t>Patienten betrachteten Mobilität außer Haus als wichtig für emotionales Wohlbefinden, Genesung und Alltagsroutinen. Entscheidungen balancierten zwischen Autonomie und Verantwortung. Bewährtes Modell: individuelle Risikoeinschätzung statt pauschale Restriktionen. Offene Kommunikation mit Gesundheitsteam zentral.</w:t>
+        <w:t>Netzwerk: 109 von 276 möglichen Kanten (108 positiv). Höchste Expected Influence (Zentralität): Vitalzeichenüberwachung (8,97), gefolgt von Rehabilitationsanleitung und Bestandsaufnahme. Höchste Bridge EI: Dekubitus-/Wundversorgung (6,94). Emotionale Unterstützung und Baden/Hautpflege waren als Hebelpunkte am robustesten. Emotionale Unterstützung: Reduktion um 2,70 Knoten bei 2-SD-Threshold-Senkung.</w:t>
       </w:r>
     </w:p>
     <w:p>
@@ -119,7 +119,7 @@
         <w:rPr>
           <w:sz w:val="19"/>
         </w:rPr>
-        <w:t>Singapur - konzeptionell auf europäische Home-Care-Modelle übertragbar</w:t>
+        <w:t>China - Metodisch anwendbar, Priorisierung unterlassener Pflege relevant für deutsche Qualitätsmessung</w:t>
       </w:r>
     </w:p>
     <w:p>
@@ -128,7 +128,7 @@
           <w:color w:val="5A7D3A"/>
           <w:sz w:val="18"/>
         </w:rPr>
-        <w:t>https://pubmed.ncbi.nlm.nih.gov/42798239/</w:t>
+        <w:t>https://pubmed.ncbi.nlm.nih.gov/42801313/</w:t>
       </w:r>
     </w:p>
     <w:p>
@@ -136,7 +136,7 @@
         <w:pStyle w:val="Heading2"/>
       </w:pPr>
       <w:r>
-        <w:t>Standardisiertes Übergabeverfahren: Verbesserung von ICU-zu-Station-Handover durch Checkliste</w:t>
+        <w:t>Museumsbasierte Schulung zu klinischer Beobachtung: Wirksamkeit bei 874 Pflegestudierenden</w:t>
       </w:r>
     </w:p>
     <w:p>
@@ -146,12 +146,12 @@
           <w:color w:val="666666"/>
           <w:sz w:val="18"/>
         </w:rPr>
-        <w:t>Önler E et al.  ·  Nurs Crit Care  ·  Nov. 2026  ·  PMID 42791598</w:t>
+        <w:t>Pestaña ÁC et al.  ·  Perspect Med Educ  ·  25.09.2026  ·  PMID 42799497</w:t>
       </w:r>
     </w:p>
     <w:p>
       <w:r>
-        <w:t>Prospektive Quality-Improvement-Studie in Türkei: Evaluation eines strukturierten Handover-Prozesses mit Checkliste für Patientenübergaben aus der Intensivstation auf chirurgische Stationen (50 Übergaben vor, 50 nach Implementierung).</w:t>
+        <w:t>Pilotstudie mit 874 Pflegestudierenden an zwei Universitäten, die ein museumspädagogisches Programm zur Förderung genauen klinischen Beobachtens, evidenzgestützter Beschreibung und humanistischer Reflexion absolvierten.</w:t>
       </w:r>
     </w:p>
     <w:p>
@@ -162,7 +162,7 @@
         <w:t xml:space="preserve">Ergebnis: </w:t>
       </w:r>
       <w:r>
-        <w:t>Nach Implementierung: signifikante Verbesserungen in Abdeckung von Patientenidentifikation und Drain-/Katheterinformationen (p&lt;0,001). Handover-Dauer stieg, nicht signifikant (p=0,051). Unterbrechungen blieben bei ~50%. 39 Pflegekräfte berichteten hohe Zufriedenheit mit der standardisierten Übergabe und hohe Bewertung (Akzeptabilität, Praktikabilität, Angemessenheit).</w:t>
+        <w:t>Studierende berichteten post-Intervention signifikant höhere Scores in wahrgenommener Wissenserweiterung (p &lt; 0,05), klinischen Beobachtungsfähigkeiten (p &lt; 0,05) und Bildungswert (p &lt; 0,05). Die qualitative Analyse zeigte hohes Vertrauen in Übertragbarkeit auf klinische Praxis und Wertschätzung der Kunstintegration.</w:t>
       </w:r>
     </w:p>
     <w:p>
@@ -177,7 +177,7 @@
         <w:rPr>
           <w:sz w:val="19"/>
         </w:rPr>
-        <w:t>Türkei, klinisches Sicherheitsthema strukturunabhängig übertragbar</w:t>
+        <w:t>Spanien/Großbritannien, Struktur und Methoden direkt übertragbar auf deutschsprachige Pflegeausbildung</w:t>
       </w:r>
     </w:p>
     <w:p>
@@ -186,7 +186,7 @@
           <w:color w:val="5A7D3A"/>
           <w:sz w:val="18"/>
         </w:rPr>
-        <w:t>https://pubmed.ncbi.nlm.nih.gov/42791598/</w:t>
+        <w:t>https://pubmed.ncbi.nlm.nih.gov/42799497/</w:t>
       </w:r>
     </w:p>
     <w:p>
@@ -194,7 +194,7 @@
         <w:pStyle w:val="Heading2"/>
       </w:pPr>
       <w:r>
-        <w:t>Sprachentwicklungsprogramm für Pflegekräfte: Nutzen und Implementierungshürden</w:t>
+        <w:t>Kompetenz von Krebspflege-Navigatorinnen und Patientenzufriedenheit: Ergebnis in Ägypten</w:t>
       </w:r>
     </w:p>
     <w:p>
@@ -204,12 +204,12 @@
           <w:color w:val="666666"/>
           <w:sz w:val="18"/>
         </w:rPr>
-        <w:t>Elisabet E et al.  ·  BMC Geriatr  ·  25.09.2026  ·  PMID 42791519</w:t>
+        <w:t>Bassyouny HAA et al.  ·  Medicine (Baltimore)  ·  25.09.2026  ·  PMID 42798116</w:t>
       </w:r>
     </w:p>
     <w:p>
       <w:r>
-        <w:t>Qualitative Studie zur Evaluation eines Sprachförderinterventionsprogramms für fremdsprachige Mitarbeitende in schwedischen Pflegeheimen aus Perspektive von Leitungskräften, Sprachanwälten und Pflegepersonal.</w:t>
+        <w:t>Querschnittsstudie mit 65 Krebspflege-Navigatorinnen und 404 Patienten an einem Krebszentrum zur Beziehung zwischen Navigatorenkompetenzen und Patientenzufriedenheit.</w:t>
       </w:r>
     </w:p>
     <w:p>
@@ -220,7 +220,7 @@
         <w:t xml:space="preserve">Ergebnis: </w:t>
       </w:r>
       <w:r>
-        <w:t>Das Programm "Talk about Work" wurde von allen Teilgruppen als geeignet und unterstützend bewertet. Sprachförderung wurde als sensibles Thema wahrgenommen, aber das Programm erleichterte offene Gespräche über Sprachkompetenzen. Hemmnisse für Führungskräfte: Mangel an kompetenten Multiplikatoren. Empfehlung: Personalentwicklung mit gepoolter Ressource und kontinuierliche Zusammenarbeit mit Leitungskräften sind erforderlich.</w:t>
+        <w:t>Mittlere Kompetenzscores: 79,28 ± 8,24; mittlere Patientenzufriedenheit: 93,18 ± 5,68. Starke positive Assoziationen zwischen Gesamtkompetenz und Patientenzufriedenheit (r = 0,70, 95% KI [0,55-0,81], p &lt; 0,001). Koordination der Versorgung und Expertenniveau zeigten stärkste Assoziationen mit Zufriedenheit (r = 0,56-0,65).</w:t>
       </w:r>
     </w:p>
     <w:p>
@@ -235,7 +235,7 @@
         <w:rPr>
           <w:sz w:val="19"/>
         </w:rPr>
-        <w:t>Schweden, vergleichbare Herausforderung mit Fachkräftemangel wie Deutschland</w:t>
+        <w:t>Schwellenländer - Konzept Case Management anwendbar, generalisierbar auf deutsche Versorgung eingeschränkt</w:t>
       </w:r>
     </w:p>
     <w:p>
@@ -244,7 +244,7 @@
           <w:color w:val="5A7D3A"/>
           <w:sz w:val="18"/>
         </w:rPr>
-        <w:t>https://pubmed.ncbi.nlm.nih.gov/42791519/</w:t>
+        <w:t>https://pubmed.ncbi.nlm.nih.gov/42798116/</w:t>
       </w:r>
     </w:p>
     <w:p>
@@ -252,7 +252,7 @@
         <w:pStyle w:val="Heading2"/>
       </w:pPr>
       <w:r>
-        <w:t>Mahlzeiten im Pflegeheim: Partizipation und Lernchancen aus Fachkräftesicht</w:t>
+        <w:t>Pflegegeleite Sicherheitsmanagement bei der Harnleiterspülung: Reduktion von Infektionen und Hyponatriämie</w:t>
       </w:r>
     </w:p>
     <w:p>
@@ -262,12 +262,12 @@
           <w:color w:val="666666"/>
           <w:sz w:val="18"/>
         </w:rPr>
-        <w:t>Allert C et al.  ·  BMC Geriatr  ·  24.09.2026  ·  PMID 42791517</w:t>
+        <w:t>Li Q et al.  ·  Medicine (Baltimore)  ·  25.09.2026  ·  PMID 42798046</w:t>
       </w:r>
     </w:p>
     <w:p>
       <w:r>
-        <w:t>Qualitative Interviewstudie mit 23 Pflegefachpersonen in schwedischen Langzeitpflegeeinrichtungen zu deren Wahrnehmung von Partizipation und Lernmöglichkeiten bei Mahlzeiten für Bewohner, Angehörige und Kolleg:innen.</w:t>
+        <w:t>Retrospektive Kohortenstudie mit 173 Patienten zur Ureterpyelolithotomie mit und ohne strukturierte pflegegeleite Spülflüssigkeitssicherheit; Vergleich von Baseline, Prozessindikatoren und postoperativen Ergebnissen.</w:t>
       </w:r>
     </w:p>
     <w:p>
@@ -278,7 +278,7 @@
         <w:t xml:space="preserve">Ergebnis: </w:t>
       </w:r>
       <w:r>
-        <w:t>Partizipation und Lernchancen bei Mahlzeiten ereigneten sich in sehr unterschiedlichem Ausmaß – von umfassend bis kaum vorhanden. Bewohner und Angehörige wurden selten in Problemlösungen einbezogen. Erfolgsfaktoren: Beziehungen, Organisationsstrukturen und Personalausstattung. Fazit: Organisationsweite Veränderungen und tieferes Verständnis von Personenzentrierung notwendig.</w:t>
+        <w:t>Mit Protokoll: niedrigere Spüldruck-Messwerte (24,0 vs 42,5 mm Hg, p &lt; 0,001), weniger Fieber &gt; 38,5 °C (4,5% vs 14,1%, p = 0,027), weniger Hyponatriämie (2,3% vs 10,6%, p = 0,027), kürzere Operationszeit (55 vs 65 Minuten, p = 0,004), kürzerer Krankenhausaufenthalt (3 vs 4 Tage, p &lt; 0,001).</w:t>
       </w:r>
     </w:p>
     <w:p>
@@ -293,7 +293,7 @@
         <w:rPr>
           <w:sz w:val="19"/>
         </w:rPr>
-        <w:t>Schweden, ähnliches Pflegeheimmodell, vergleichbare Finanzierungslogik</w:t>
+        <w:t>China - Ergebnis direkt anwendbar, Prozess- und Komplikationsverhütung transnational</w:t>
       </w:r>
     </w:p>
     <w:p>
@@ -302,7 +302,7 @@
           <w:color w:val="5A7D3A"/>
           <w:sz w:val="18"/>
         </w:rPr>
-        <w:t>https://pubmed.ncbi.nlm.nih.gov/42791517/</w:t>
+        <w:t>https://pubmed.ncbi.nlm.nih.gov/42798046/</w:t>
       </w:r>
     </w:p>
     <w:p>
@@ -310,7 +310,7 @@
         <w:pStyle w:val="Heading2"/>
       </w:pPr>
       <w:r>
-        <w:t>Versorgungslücken bei unter 60-Jährigen mit Behinderungen: Bedarf für aufsuchende indikationsübergreifende Rehabilitation</w:t>
+        <w:t>Pflegegeleite Malnutritionsscreening bei älteren hospitalisierten Patienten: Wirksamkeit der Früherkennung</w:t>
       </w:r>
     </w:p>
     <w:p>
@@ -320,12 +320,12 @@
           <w:color w:val="666666"/>
           <w:sz w:val="18"/>
         </w:rPr>
-        <w:t>Armbruster C et al.  ·  BMC Health Serv Res  ·  24.09.2026  ·  PMID 42786497</w:t>
+        <w:t>El-Ashry AM et al.  ·  Nutrients  ·  20.09.2026  ·  PMID 42797062</w:t>
       </w:r>
     </w:p>
     <w:p>
       <w:r>
-        <w:t>Deutsche Expertenbefragung (n=136 Fachpersonen) zu Versorgungslücken für Menschen unter 60 mit komplexen Behinderungen und Einschätzung von aufsuchender, indikationsübergreifender Rehabilitationsversorgung als Lösung.</w:t>
+        <w:t>Scoping Review mit 18 eingeschlossenen Studien zu pflegegeleitem Screening mit MNA, MNA-SF, MST, MUST, NRS-2002, SNAQ bei älteren Hospitalisierten hinsichtlich Erkennungsgenauigkeit und Barrieren.</w:t>
       </w:r>
     </w:p>
     <w:p>
@@ -336,7 +336,7 @@
         <w:t xml:space="preserve">Ergebnis: </w:t>
       </w:r>
       <w:r>
-        <w:t>Experten erkannten hohes Niveau ungedeckter Bedarfe in aktuellen Rehabilitationsangeboten. Indikationsübergreifende aufsuchende Rehabilitation erhielt positive Bewertungen bezüglich Notwendigkeit, Mehrwert und Praktikabilität als ergänzendes Angebot. Mehrheit sah darin Potential zur Schließung von Versorgungslücken.</w:t>
+        <w:t>Standardisiertes Screening verbesserte Unterernährungserkennung von 38,6% auf 73,1%; MST zeigte in Hochrisiko-Kohorte 94% Sensitivität, 89% Spezifität; MNA-SF ICC = 0,74 mit nur moderater Übereinstimmung (Kappa = 0,37). Barrieren: inkonsistente Bewertung, limitiertes Ernährungswissen, Arbeitsbelastung, Dokumentationslücken. Keine Studie maß Komplikationen, Liegedauer oder Mortalität.</w:t>
       </w:r>
     </w:p>
     <w:p>
@@ -351,7 +351,7 @@
         <w:rPr>
           <w:sz w:val="19"/>
         </w:rPr>
-        <w:t>Deutschland direkt, Expertise zum deutschen Rehabilitationssystem</w:t>
+        <w:t>Internationale Evidenz, Instrumente in Deutschland etabliert, Barrieren systemisch relevant</w:t>
       </w:r>
     </w:p>
     <w:p>
@@ -360,7 +360,7 @@
           <w:color w:val="5A7D3A"/>
           <w:sz w:val="18"/>
         </w:rPr>
-        <w:t>https://pubmed.ncbi.nlm.nih.gov/42786497/</w:t>
+        <w:t>https://pubmed.ncbi.nlm.nih.gov/42797062/</w:t>
       </w:r>
     </w:p>
     <w:p>
@@ -368,7 +368,7 @@
         <w:pStyle w:val="Heading2"/>
       </w:pPr>
       <w:r>
-        <w:t>Was Patienten mit fortgeschrittenem Krebs und Angehörige vom guten Sterben erwarten: Kulturvergleich</w:t>
+        <w:t>Krankenpflegestudierende und humanoide soziale Roboter in der Geriatrie: Haltungen und Voraussagen für den Pflegeberuf</w:t>
       </w:r>
     </w:p>
     <w:p>
@@ -378,12 +378,12 @@
           <w:color w:val="666666"/>
           <w:sz w:val="18"/>
         </w:rPr>
-        <w:t>Abu-Odah H et al.  ·  JAMA Netw Open  ·  01.09.2026  ·  PMID 42734917</w:t>
+        <w:t>Osypka K et al.  ·  Front Public Health  ·  08.09.2026  ·  PMID 42774093</w:t>
       </w:r>
     </w:p>
     <w:p>
       <w:r>
-        <w:t>Querschnittsstudie mit 1.059 Personen (640 Patienten mit Stadium III/IV Krebs, 419 Angehörige) aus fünf Ländern zur Bedeutung von Dimensionen eines "guten Todes" mittels 54-Item-Instrument.</w:t>
+        <w:t>Querschnittstudie mit 475 polnischen Pflegestudierenden zu Haltungen gegenüber einem sozialen Roboter (TIAGo) und Assoziationen mit Beschäftigungsstatus, Berufserfahrung und technologischer Flüssigkeit.</w:t>
       </w:r>
     </w:p>
     <w:p>
@@ -394,7 +394,7 @@
         <w:t xml:space="preserve">Ergebnis: </w:t>
       </w:r>
       <w:r>
-        <w:t>Good-Death-Inventory zeigte ausgezeichnete interne Konsistenz (Cronbach α=0,94). Mittelwerte unterschieden sich signifikant zwischen Ländern (partial η²=0,383, p&lt;0,001). Höchste Scores Gaza (M=5,93, SD=0,56) und Griechenland (5,88, SD=0,30) – Fokus auf emotionalen Frieden, Familienzusammenhalt, spirituelle Akzeptanz. Niedrigste Scores Türkei (M=4,71, SD=0,87) und Hongkong (4,93, SD=0,71). Patient-Angehörigen-Unterschiede gering.</w:t>
+        <w:t>475 Studierende (48,5% berufstätig): insgesamt positive Haltungen, Assistenzfunktionen besser bewertet als soziale. Berufstätig beschäftigte Studierende hielten signifikant günstigere Ansichten (zur Animacy höher). Unabhängige Prädiktoren: Beschäftigungsstatus, Alter, selbstbewertete technologische Flüssigkeit. Diese Querschnittsassoziation kann das Integrieren von Mensch-Roboter-Interaktion in Lehrpläne unterstützen.</w:t>
       </w:r>
     </w:p>
     <w:p>
@@ -409,7 +409,7 @@
         <w:rPr>
           <w:sz w:val="19"/>
         </w:rPr>
-        <w:t>Mehrländerstudie, kulturelle Unterschiede betonen Notwendigkeit kontextsensitiver Palliativversorgung</w:t>
+        <w:t>Polen - ähnliche Berufsstrukturen wie deutschsprachiger Raum, Technologieakzeptanz vergleichbar</w:t>
       </w:r>
     </w:p>
     <w:p>
@@ -418,7 +418,7 @@
           <w:color w:val="5A7D3A"/>
           <w:sz w:val="18"/>
         </w:rPr>
-        <w:t>https://pubmed.ncbi.nlm.nih.gov/42734917/</w:t>
+        <w:t>https://pubmed.ncbi.nlm.nih.gov/42774093/</w:t>
       </w:r>
     </w:p>
     <w:sectPr>

--- a/download/studien-aktuell.docx
+++ b/download/studien-aktuell.docx
@@ -62,7 +62,7 @@
           <w:color w:val="666666"/>
           <w:sz w:val="18"/>
         </w:rPr>
-        <w:t>Stand: 28.09.2026  |  6 Studien  |  pflege.m-vf.de</w:t>
+        <w:t>Stand: 29.09.2026  |  6 Studien  |  pflege.m-vf.de</w:t>
       </w:r>
     </w:p>
     <w:p>
@@ -70,7 +70,7 @@
         <w:pStyle w:val="Heading1"/>
       </w:pPr>
       <w:r>
-        <w:t>Aufgenommen am 28.09.2026</w:t>
+        <w:t>Aufgenommen am 29.09.2026</w:t>
       </w:r>
     </w:p>
     <w:p>
@@ -78,7 +78,7 @@
         <w:pStyle w:val="Heading2"/>
       </w:pPr>
       <w:r>
-        <w:t>Unterlassene Pflege im Notfall- und Intensivdienst: Netzwerkanalyse zentraler, Brücken- und Hebel-Aktivitäten</w:t>
+        <w:t>Barrieren für Advance Care Planning in der Krebsversorgung: Ärzte und Pflegende in Oman</w:t>
       </w:r>
     </w:p>
     <w:p>
@@ -88,12 +88,12 @@
           <w:color w:val="666666"/>
           <w:sz w:val="18"/>
         </w:rPr>
-        <w:t>Lv F et al.  ·  J Nurs Manag  ·  2026  ·  PMID 42801313</w:t>
+        <w:t>Al-Zadjali K et al.  ·  Int J Nurs Sci  ·  18.08.2026  ·  PMID 42805732</w:t>
       </w:r>
     </w:p>
     <w:p>
       <w:r>
-        <w:t>Sekundäranalyse von 3351 Notfall- und Intensivpflegefachpersonen aus 22 chinesischen Krankenhäusern mit Netzwerkmodellierung zur bedingten Assoziation von 24 unterlassenen Pflegeaktivitäten mittels Ising-Modell und Perturbationsanalyse.</w:t>
+        <w:t>Querschnittstudie mit 296 Fachleuten (29 % Ärzte, 71 % Pflegende) an drei Krebskliniken untersuchte Wissen, Einstellungen und Praktiken zum Advance Care Planning (ACP).</w:t>
       </w:r>
     </w:p>
     <w:p>
@@ -104,7 +104,7 @@
         <w:t xml:space="preserve">Ergebnis: </w:t>
       </w:r>
       <w:r>
-        <w:t>Netzwerk: 109 von 276 möglichen Kanten (108 positiv). Höchste Expected Influence (Zentralität): Vitalzeichenüberwachung (8,97), gefolgt von Rehabilitationsanleitung und Bestandsaufnahme. Höchste Bridge EI: Dekubitus-/Wundversorgung (6,94). Emotionale Unterstützung und Baden/Hautpflege waren als Hebelpunkte am robustesten. Emotionale Unterstützung: Reduktion um 2,70 Knoten bei 2-SD-Threshold-Senkung.</w:t>
+        <w:t>91,9 % der Teilnehmer hatten unzureichendes ACP-Wissen, 48,0 % unzureichende Praktiken, 46,0 % ungünstige Einstellungen. Ärzte hatten signifikant höhere Wissens- (9,07 vs. 7,87, p &lt; 0,01) und Einstellungswerte (81,86 vs. 70,89, p &lt; 0,01) als Pflegende. Hauptbarrieren: fehlende Kommunikationsfähigkeiten (57,6 %), organisatorische Policies (45,1 %), mangelnde Patientenbereitschaft (38,7 %). Bildungsinterventionen und verbesserte Policies sind notwendig.</w:t>
       </w:r>
     </w:p>
     <w:p>
@@ -119,7 +119,7 @@
         <w:rPr>
           <w:sz w:val="19"/>
         </w:rPr>
-        <w:t>China - Metodisch anwendbar, Priorisierung unterlassener Pflege relevant für deutsche Qualitätsmessung</w:t>
+        <w:t>Oman - System mit anderen Rahmenbedingungen, Fachkompetenzdefizite übertragbar</w:t>
       </w:r>
     </w:p>
     <w:p>
@@ -128,7 +128,7 @@
           <w:color w:val="5A7D3A"/>
           <w:sz w:val="18"/>
         </w:rPr>
-        <w:t>https://pubmed.ncbi.nlm.nih.gov/42801313/</w:t>
+        <w:t>https://pubmed.ncbi.nlm.nih.gov/42805732/</w:t>
       </w:r>
     </w:p>
     <w:p>
@@ -136,7 +136,7 @@
         <w:pStyle w:val="Heading2"/>
       </w:pPr>
       <w:r>
-        <w:t>Museumsbasierte Schulung zu klinischer Beobachtung: Wirksamkeit bei 874 Pflegestudierenden</w:t>
+        <w:t>Professionelle Identität, Pädagogenkompetenzen und Bereitschaft zu Altenpflege: Pflegestudierendenstudie</w:t>
       </w:r>
     </w:p>
     <w:p>
@@ -146,12 +146,12 @@
           <w:color w:val="666666"/>
           <w:sz w:val="18"/>
         </w:rPr>
-        <w:t>Pestaña ÁC et al.  ·  Perspect Med Educ  ·  25.09.2026  ·  PMID 42799497</w:t>
+        <w:t>Wang S et al.  ·  Int J Gynecol Pathol  ·  28.09.2026  ·  PMID 42804804</w:t>
       </w:r>
     </w:p>
     <w:p>
       <w:r>
-        <w:t>Pilotstudie mit 874 Pflegestudierenden an zwei Universitäten, die ein museumspädagogisches Programm zur Förderung genauen klinischen Beobachtens, evidenzgestützter Beschreibung und humanistischer Reflexion absolvierten.</w:t>
+        <w:t>Querschnittstudie mit 842 Pflegestudierenden untersuchte Zusammenhänge zwischen professioneller Identität, wahrgenommener Pädagogenkompetenz und Bereitschaft zur Gerontologie.</w:t>
       </w:r>
     </w:p>
     <w:p>
@@ -162,7 +162,7 @@
         <w:t xml:space="preserve">Ergebnis: </w:t>
       </w:r>
       <w:r>
-        <w:t>Studierende berichteten post-Intervention signifikant höhere Scores in wahrgenommener Wissenserweiterung (p &lt; 0,05), klinischen Beobachtungsfähigkeiten (p &lt; 0,05) und Bildungswert (p &lt; 0,05). Die qualitative Analyse zeigte hohes Vertrauen in Übertragbarkeit auf klinische Praxis und Wertschätzung der Kunstintegration.</w:t>
+        <w:t>Professionelle Identität-Score 59,77 ± 10,85; Pädagogenkompetenz 111,70 ± 19,42; Altenpflege-Bereitschaft 71,71 ± 11,17. Identität korrelierte positiv mit Pädagogenkompetenz (β = 0,70, p &lt; 0,001); Pädagogenkompetenz mit Altenpflege-Bereitschaft (β = 0,33, p &lt; 0,001). Pädagogenkompetenz mediierte indirekt Assoziation Identität-Bereitschaft (indirekter Effekt = 0,230, 95 % CI [0,164, 0,296]). Finales Strukturmodell guter Fit (χ²/df = 2,954, GFI = 0,961, TLI = 0,977, CFI = 0,983).</w:t>
       </w:r>
     </w:p>
     <w:p>
@@ -177,7 +177,7 @@
         <w:rPr>
           <w:sz w:val="19"/>
         </w:rPr>
-        <w:t>Spanien/Großbritannien, Struktur und Methoden direkt übertragbar auf deutschsprachige Pflegeausbildung</w:t>
+        <w:t>China - Ausbildungseffekte auf Berufszufriedenheit relevant</w:t>
       </w:r>
     </w:p>
     <w:p>
@@ -186,7 +186,7 @@
           <w:color w:val="5A7D3A"/>
           <w:sz w:val="18"/>
         </w:rPr>
-        <w:t>https://pubmed.ncbi.nlm.nih.gov/42799497/</w:t>
+        <w:t>https://pubmed.ncbi.nlm.nih.gov/42804804/</w:t>
       </w:r>
     </w:p>
     <w:p>
@@ -194,7 +194,7 @@
         <w:pStyle w:val="Heading2"/>
       </w:pPr>
       <w:r>
-        <w:t>Kompetenz von Krebspflege-Navigatorinnen und Patientenzufriedenheit: Ergebnis in Ägypten</w:t>
+        <w:t>Co-kreierte Führung und Pflegearb eitsumgebung in Saudi-Arabien: Partizipative Interventionsstudie</w:t>
       </w:r>
     </w:p>
     <w:p>
@@ -204,12 +204,12 @@
           <w:color w:val="666666"/>
           <w:sz w:val="18"/>
         </w:rPr>
-        <w:t>Bassyouny HAA et al.  ·  Medicine (Baltimore)  ·  25.09.2026  ·  PMID 42798116</w:t>
+        <w:t>Alruwaili MM  ·  J Nurs Manag  ·  2026  ·  PMID 42802664</w:t>
       </w:r>
     </w:p>
     <w:p>
       <w:r>
-        <w:t>Querschnittsstudie mit 65 Krebspflege-Navigatorinnen und 404 Patienten an einem Krebszentrum zur Beziehung zwischen Navigatorenkompetenzen und Patientenzufriedenheit.</w:t>
+        <w:t>Fünf-Krankenhaus-Partizipative-Aktionsforschung (N = 200, Retention 86 %) evaluierte kokreierte unterstützende Führung auf Arbeitsumgebung, Burnout und Verbleib.</w:t>
       </w:r>
     </w:p>
     <w:p>
@@ -220,7 +220,7 @@
         <w:t xml:space="preserve">Ergebnis: </w:t>
       </w:r>
       <w:r>
-        <w:t>Mittlere Kompetenzscores: 79,28 ± 8,24; mittlere Patientenzufriedenheit: 93,18 ± 5,68. Starke positive Assoziationen zwischen Gesamtkompetenz und Patientenzufriedenheit (r = 0,70, 95% KI [0,55-0,81], p &lt; 0,001). Koordination der Versorgung und Expertenniveau zeigten stärkste Assoziationen mit Zufriedenheit (r = 0,56-0,65).</w:t>
+        <w:t>Practice Environment Scale verbesserte sich (d = 0,36). Personen- und arbeitsbedingte Burnout sanken, Arbeitszufriedenheit stieg, Kündigungsabsicht sank; patientenbezogenes Burnout blieb unverändert. 13 von 20 unadjustierten Change-Pathway-Intervallen schlossen Null aus. Vier Interaktionen nominal signifikant, keine überlebten False-Discovery-Rate-Korrektur. Qualitative Daten kontextualisierten, bestätigten aber nicht vollständig quantitative Muster.</w:t>
       </w:r>
     </w:p>
     <w:p>
@@ -235,7 +235,7 @@
         <w:rPr>
           <w:sz w:val="19"/>
         </w:rPr>
-        <w:t>Schwellenländer - Konzept Case Management anwendbar, generalisierbar auf deutsche Versorgung eingeschränkt</w:t>
+        <w:t>Saudi-Arabien, hierarchische Strukturen - Führungsmechanismen teilweise übertragbar</w:t>
       </w:r>
     </w:p>
     <w:p>
@@ -244,7 +244,7 @@
           <w:color w:val="5A7D3A"/>
           <w:sz w:val="18"/>
         </w:rPr>
-        <w:t>https://pubmed.ncbi.nlm.nih.gov/42798116/</w:t>
+        <w:t>https://pubmed.ncbi.nlm.nih.gov/42802664/</w:t>
       </w:r>
     </w:p>
     <w:p>
@@ -252,7 +252,7 @@
         <w:pStyle w:val="Heading2"/>
       </w:pPr>
       <w:r>
-        <w:t>Pflegegeleite Sicherheitsmanagement bei der Harnleiterspülung: Reduktion von Infektionen und Hyponatriämie</w:t>
+        <w:t>Mobbing, Mitgefühlsmüdigkeit und Organisationsstille bei Operationssaalspflegenden</w:t>
       </w:r>
     </w:p>
     <w:p>
@@ -262,12 +262,12 @@
           <w:color w:val="666666"/>
           <w:sz w:val="18"/>
         </w:rPr>
-        <w:t>Li Q et al.  ·  Medicine (Baltimore)  ·  25.09.2026  ·  PMID 42798046</w:t>
+        <w:t>Eslami J et al.  ·  J Nurs Manag  ·  2026  ·  PMID 42802612</w:t>
       </w:r>
     </w:p>
     <w:p>
       <w:r>
-        <w:t>Retrospektive Kohortenstudie mit 173 Patienten zur Ureterpyelolithotomie mit und ohne strukturierte pflegegeleite Spülflüssigkeitssicherheit; Vergleich von Baseline, Prozessindikatoren und postoperativen Ergebnissen.</w:t>
+        <w:t>Querschnittsstudie mit 305 OP-Pflegenden in iranischen Lehrkrankenhäusern untersuchte Zusammenhänge zwischen Mobbing, Mitgefühlsmüdigkeit und Organisationsstille (Unwilligkeit, Sicherheitsbedenken zu äußern).</w:t>
       </w:r>
     </w:p>
     <w:p>
@@ -278,7 +278,7 @@
         <w:t xml:space="preserve">Ergebnis: </w:t>
       </w:r>
       <w:r>
-        <w:t>Mit Protokoll: niedrigere Spüldruck-Messwerte (24,0 vs 42,5 mm Hg, p &lt; 0,001), weniger Fieber &gt; 38,5 °C (4,5% vs 14,1%, p = 0,027), weniger Hyponatriämie (2,3% vs 10,6%, p = 0,027), kürzere Operationszeit (55 vs 65 Minuten, p = 0,004), kürzerer Krankenhausaufenthalt (3 vs 4 Tage, p &lt; 0,001).</w:t>
+        <w:t>OP-Pflegende berichteten moderate Mobbing- und Mitgefühlsmüdigkeitswerte, aber hohe Organisationsstille-Scores. Mobbing (β = 0,35, p &lt; 0,001) und Mitgefühlsmüdigkeit (β = 0,27, p &lt; 0,001) waren mit höherer Organisationsstille assoziiert. Interaktion war signifikant (β = 0,18, p = 0,002; R² = 0,34): Assoziation Mobbing-Stille war stärker bei hoher Mitgefühlsmüdigkeit. Befristet beschäftigte Pflegende berichteten höhere Stille als Festangestellte.</w:t>
       </w:r>
     </w:p>
     <w:p>
@@ -293,7 +293,7 @@
         <w:rPr>
           <w:sz w:val="19"/>
         </w:rPr>
-        <w:t>China - Ergebnis direkt anwendbar, Prozess- und Komplikationsverhütung transnational</w:t>
+        <w:t>Iran - Strukturen und Faktoren kulturübergreifend relevant</w:t>
       </w:r>
     </w:p>
     <w:p>
@@ -302,7 +302,7 @@
           <w:color w:val="5A7D3A"/>
           <w:sz w:val="18"/>
         </w:rPr>
-        <w:t>https://pubmed.ncbi.nlm.nih.gov/42798046/</w:t>
+        <w:t>https://pubmed.ncbi.nlm.nih.gov/42802612/</w:t>
       </w:r>
     </w:p>
     <w:p>
@@ -310,7 +310,7 @@
         <w:pStyle w:val="Heading2"/>
       </w:pPr>
       <w:r>
-        <w:t>Pflegegeleite Malnutritionsscreening bei älteren hospitalisierten Patienten: Wirksamkeit der Früherkennung</w:t>
+        <w:t>Advanced Practice Nursing in der Schweizer Gemeindeversorgung: Symposium-Kernaussagen</w:t>
       </w:r>
     </w:p>
     <w:p>
@@ -320,12 +320,12 @@
           <w:color w:val="666666"/>
           <w:sz w:val="18"/>
         </w:rPr>
-        <w:t>El-Ashry AM et al.  ·  Nutrients  ·  20.09.2026  ·  PMID 42797062</w:t>
+        <w:t>Pellet J et al.  ·  Swiss Med Wkly  ·  22.09.2026  ·  PMID 42801452</w:t>
       </w:r>
     </w:p>
     <w:p>
       <w:r>
-        <w:t>Scoping Review mit 18 eingeschlossenen Studien zu pflegegeleitem Screening mit MNA, MNA-SF, MST, MUST, NRS-2002, SNAQ bei älteren Hospitalisierten hinsichtlich Erkennungsgenauigkeit und Barrieren.</w:t>
+        <w:t>Überblick eines nationalen Symposiums (Dezember 2025) mit Schweizer Fachexperten zu Advanced Practice Nursing (APN) als Hebel zur Sicherung zugänglicher, koordinierter Gemeindeversorgung bei Fachkräftemangel und wachsender Multimorbidität.</w:t>
       </w:r>
     </w:p>
     <w:p>
@@ -336,7 +336,7 @@
         <w:t xml:space="preserve">Ergebnis: </w:t>
       </w:r>
       <w:r>
-        <w:t>Standardisiertes Screening verbesserte Unterernährungserkennung von 38,6% auf 73,1%; MST zeigte in Hochrisiko-Kohorte 94% Sensitivität, 89% Spezifität; MNA-SF ICC = 0,74 mit nur moderater Übereinstimmung (Kappa = 0,37). Barrieren: inkonsistente Bewertung, limitiertes Ernährungswissen, Arbeitsbelastung, Dokumentationslücken. Keine Studie maß Komplikationen, Liegedauer oder Mortalität.</w:t>
+        <w:t>Internationale Evidenz unterstützt APN-Beitrag zu Zugang, Kontinuität und Versorgungsqualität. APN-Integration in Schweizer Gesundheitssystem bleibt heterogen. Kernaussage: APN as vielversprechendster Hebel zur Aufrechterhaltung Gemeindeversorgung trotz Arztkräftemangel, steigende Multimorbidität, alternde Bevölkerung; Standardisierung und Integrationswege in allen Kantonen erforderlich.</w:t>
       </w:r>
     </w:p>
     <w:p>
@@ -351,7 +351,7 @@
         <w:rPr>
           <w:sz w:val="19"/>
         </w:rPr>
-        <w:t>Internationale Evidenz, Instrumente in Deutschland etabliert, Barrieren systemisch relevant</w:t>
+        <w:t>Schweiz, ähnliches Versicherungssystem, vergleichbare Ausgangslage</w:t>
       </w:r>
     </w:p>
     <w:p>
@@ -360,7 +360,7 @@
           <w:color w:val="5A7D3A"/>
           <w:sz w:val="18"/>
         </w:rPr>
-        <w:t>https://pubmed.ncbi.nlm.nih.gov/42797062/</w:t>
+        <w:t>https://pubmed.ncbi.nlm.nih.gov/42801452/</w:t>
       </w:r>
     </w:p>
     <w:p>
@@ -368,7 +368,7 @@
         <w:pStyle w:val="Heading2"/>
       </w:pPr>
       <w:r>
-        <w:t>Krankenpflegestudierende und humanoide soziale Roboter in der Geriatrie: Haltungen und Voraussagen für den Pflegeberuf</w:t>
+        <w:t>Pflegend-Patient-Beziehung in dänischen Intensivstationen: Ethnografische Studie</w:t>
       </w:r>
     </w:p>
     <w:p>
@@ -378,12 +378,12 @@
           <w:color w:val="666666"/>
           <w:sz w:val="18"/>
         </w:rPr>
-        <w:t>Osypka K et al.  ·  Front Public Health  ·  08.09.2026  ·  PMID 42774093</w:t>
+        <w:t>Søndergaard MP et al.  ·  Aust Crit Care  ·  18.09.2026  ·  PMID 42759354</w:t>
       </w:r>
     </w:p>
     <w:p>
       <w:r>
-        <w:t>Querschnittstudie mit 475 polnischen Pflegestudierenden zu Haltungen gegenüber einem sozialen Roboter (TIAGo) und Assoziationen mit Beschäftigungsstatus, Berufserfahrung und technologischer Flüssigkeit.</w:t>
+        <w:t>Ethnografische Studie (94 h Beobachtungen mit 25 Patienten, Dänemark Mai 2024–März 2025) untersuchte wie Pflegende Beziehungen zu bewusst beatmeten Intensivpatienten gestalten.</w:t>
       </w:r>
     </w:p>
     <w:p>
@@ -394,7 +394,7 @@
         <w:t xml:space="preserve">Ergebnis: </w:t>
       </w:r>
       <w:r>
-        <w:t>475 Studierende (48,5% berufstätig): insgesamt positive Haltungen, Assistenzfunktionen besser bewertet als soziale. Berufstätig beschäftigte Studierende hielten signifikant günstigere Ansichten (zur Animacy höher). Unabhängige Prädiktoren: Beschäftigungsstatus, Alter, selbstbewertete technologische Flüssigkeit. Diese Querschnittsassoziation kann das Integrieren von Mensch-Roboter-Interaktion in Lehrpläne unterstützen.</w:t>
+        <w:t>Vier Subthemen innerhalb übergeordneter Dimension der relationalen Orientierung auf Kontinuum: (1) Navigation der Aufmerksamkeit in Patientenversorgung; (2) Patientenanwaltschaft als zentral für Vertrauensaufbau; (3) aktive Patientenbeteiligung als zentral; (4) Berührung als Aspekt nonverbaler Kommunikation. Pflegende navigieren dynamisch Kontinuum zwischen technisch-instrumentellem und relationalem Fokus unter Ausbalancierung von Sicherheit, Vertrauen, Zusammenarbeit, Aufmerksamkeit und Patienteninvolvierung.</w:t>
       </w:r>
     </w:p>
     <w:p>
@@ -409,7 +409,7 @@
         <w:rPr>
           <w:sz w:val="19"/>
         </w:rPr>
-        <w:t>Polen - ähnliche Berufsstrukturen wie deutschsprachiger Raum, Technologieakzeptanz vergleichbar</w:t>
+        <w:t>Dänemark, skandinavische Gesundheitssystem-Strukturen, Relationsqualität übertragbar</w:t>
       </w:r>
     </w:p>
     <w:p>
@@ -418,7 +418,7 @@
           <w:color w:val="5A7D3A"/>
           <w:sz w:val="18"/>
         </w:rPr>
-        <w:t>https://pubmed.ncbi.nlm.nih.gov/42774093/</w:t>
+        <w:t>https://pubmed.ncbi.nlm.nih.gov/42759354/</w:t>
       </w:r>
     </w:p>
     <w:sectPr>

--- a/download/studien-aktuell.docx
+++ b/download/studien-aktuell.docx
@@ -62,7 +62,7 @@
           <w:color w:val="666666"/>
           <w:sz w:val="18"/>
         </w:rPr>
-        <w:t>Stand: 29.09.2026  |  6 Studien  |  pflege.m-vf.de</w:t>
+        <w:t>Stand: 30.09.2026  |  6 Studien  |  pflege.m-vf.de</w:t>
       </w:r>
     </w:p>
     <w:p>
@@ -70,7 +70,7 @@
         <w:pStyle w:val="Heading1"/>
       </w:pPr>
       <w:r>
-        <w:t>Aufgenommen am 29.09.2026</w:t>
+        <w:t>Aufgenommen am 30.09.2026</w:t>
       </w:r>
     </w:p>
     <w:p>
@@ -78,7 +78,7 @@
         <w:pStyle w:val="Heading2"/>
       </w:pPr>
       <w:r>
-        <w:t>Barrieren für Advance Care Planning in der Krebsversorgung: Ärzte und Pflegende in Oman</w:t>
+        <w:t>Kommunikation mit maschinell beatmeten Patienten in Intensivstationen: Was pflegen wissen müssen</w:t>
       </w:r>
     </w:p>
     <w:p>
@@ -88,12 +88,12 @@
           <w:color w:val="666666"/>
           <w:sz w:val="18"/>
         </w:rPr>
-        <w:t>Al-Zadjali K et al.  ·  Int J Nurs Sci  ·  18.08.2026  ·  PMID 42805732</w:t>
+        <w:t>Karlsen MW et al.  ·  Nurs Crit Care  ·  Nov. 2026  ·  PMID 42809309</w:t>
       </w:r>
     </w:p>
     <w:p>
       <w:r>
-        <w:t>Querschnittstudie mit 296 Fachleuten (29 % Ärzte, 71 % Pflegende) an drei Krebskliniken untersuchte Wissen, Einstellungen und Praktiken zum Advance Care Planning (ACP).</w:t>
+        <w:t>Sechs Fokusgruppen mit insgesamt 29 Intensivpflegenden aus Dänemark, Norwegen und USA (Ländern mit vergleichbaren Versorgungsstrukturen) erkundeten, wie eine Kommunikationstheorie in der Praxis mit beatmeten Patienten wahrgenommen wird.</w:t>
       </w:r>
     </w:p>
     <w:p>
@@ -104,7 +104,7 @@
         <w:t xml:space="preserve">Ergebnis: </w:t>
       </w:r>
       <w:r>
-        <w:t>91,9 % der Teilnehmer hatten unzureichendes ACP-Wissen, 48,0 % unzureichende Praktiken, 46,0 % ungünstige Einstellungen. Ärzte hatten signifikant höhere Wissens- (9,07 vs. 7,87, p &lt; 0,01) und Einstellungswerte (81,86 vs. 70,89, p &lt; 0,01) als Pflegende. Hauptbarrieren: fehlende Kommunikationsfähigkeiten (57,6 %), organisatorische Policies (45,1 %), mangelnde Patientenbereitschaft (38,7 %). Bildungsinterventionen und verbesserte Policies sind notwendig.</w:t>
+        <w:t>Die Pflegenden identifizierten "Beziehungsaufbau als Ausgangspunkt für sinnvolle Kommunikation" als Kernerkenntnis. Drei Subkategorien traten hervor: (1) Fähigkeiten und Herausforderungen von beatmeten Patienten, (2) Kompetenzen und Strategien der Pflegenden sowie (3) verfügbare Tools und Ressourcen. Die Pflegenden betonten, dass die theoretische Kommunikationstheorie die Beziehungskomponente stärker hervorheben sollte; durch klinische Perspektiven können das Modell und die praktische Umsetzung weiterentwickelt werden.</w:t>
       </w:r>
     </w:p>
     <w:p>
@@ -119,7 +119,7 @@
         <w:rPr>
           <w:sz w:val="19"/>
         </w:rPr>
-        <w:t>Oman - System mit anderen Rahmenbedingungen, Fachkompetenzdefizite übertragbar</w:t>
+        <w:t>Dänemark, Norwegen, europäische Intensivpflege; das Beziehungs-Erste-Paradigma ist kulturübergreifend grundlegend.</w:t>
       </w:r>
     </w:p>
     <w:p>
@@ -128,7 +128,7 @@
           <w:color w:val="5A7D3A"/>
           <w:sz w:val="18"/>
         </w:rPr>
-        <w:t>https://pubmed.ncbi.nlm.nih.gov/42805732/</w:t>
+        <w:t>https://pubmed.ncbi.nlm.nih.gov/42809309/</w:t>
       </w:r>
     </w:p>
     <w:p>
@@ -136,7 +136,7 @@
         <w:pStyle w:val="Heading2"/>
       </w:pPr>
       <w:r>
-        <w:t>Professionelle Identität, Pädagogenkompetenzen und Bereitschaft zu Altenpflege: Pflegestudierendenstudie</w:t>
+        <w:t>Unerfüllte medizinische Bedarfe aus Perspektive von Patienten und pflegenden Angehörigen: Was wirkich zählt</w:t>
       </w:r>
     </w:p>
     <w:p>
@@ -146,12 +146,12 @@
           <w:color w:val="666666"/>
           <w:sz w:val="18"/>
         </w:rPr>
-        <w:t>Wang S et al.  ·  Int J Gynecol Pathol  ·  28.09.2026  ·  PMID 42804804</w:t>
+        <w:t>Zheng H et al.  ·  J Manag Care Spec Pharm  ·  Okt. 2026  ·  PMID 42809224</w:t>
       </w:r>
     </w:p>
     <w:p>
       <w:r>
-        <w:t>Querschnittstudie mit 842 Pflegestudierenden untersuchte Zusammenhänge zwischen professioneller Identität, wahrgenommener Pädagogenkompetenz und Bereitschaft zur Gerontologie.</w:t>
+        <w:t>Eine mixed-method-Studie mit Workshop und Ranking-Übung (22 Patienten und pflegende Angehörige mit chronischen Erkrankungen) erfasste, welche Bedarfe in der Versorgung aus Sicht der Betroffenen prioritär sind.</w:t>
       </w:r>
     </w:p>
     <w:p>
@@ -162,7 +162,7 @@
         <w:t xml:space="preserve">Ergebnis: </w:t>
       </w:r>
       <w:r>
-        <w:t>Professionelle Identität-Score 59,77 ± 10,85; Pädagogenkompetenz 111,70 ± 19,42; Altenpflege-Bereitschaft 71,71 ± 11,17. Identität korrelierte positiv mit Pädagogenkompetenz (β = 0,70, p &lt; 0,001); Pädagogenkompetenz mit Altenpflege-Bereitschaft (β = 0,33, p &lt; 0,001). Pädagogenkompetenz mediierte indirekt Assoziation Identität-Bereitschaft (indirekter Effekt = 0,230, 95 % CI [0,164, 0,296]). Finales Strukturmodell guter Fit (χ²/df = 2,954, GFI = 0,961, TLI = 0,977, CFI = 0,983).</w:t>
+        <w:t>Patienten und Angehörige definierten unerfüllte Bedarfe als Lücken in Zugang, Qualität, Spezialistenwissen und vertrauenswürdiger Information sowie psychische Belastung und finanzielle Härte. Das Ranking identifizierte "Funktionieren des Gesundheitssystems", "ökonomische Belastung" und "Auswirkungen auf Lebensqualität" als Top-3-Prioritäten – vor traditionellen klinischen Effektivitätsmaßen.</w:t>
       </w:r>
     </w:p>
     <w:p>
@@ -177,7 +177,7 @@
         <w:rPr>
           <w:sz w:val="19"/>
         </w:rPr>
-        <w:t>China - Ausbildungseffekte auf Berufszufriedenheit relevant</w:t>
+        <w:t>USA, aber Erkenntnisse zu patientendefinierten Prioritäten und Eigenanteilen sind unabhängig von Finanzierungsmodell relevant.</w:t>
       </w:r>
     </w:p>
     <w:p>
@@ -186,7 +186,7 @@
           <w:color w:val="5A7D3A"/>
           <w:sz w:val="18"/>
         </w:rPr>
-        <w:t>https://pubmed.ncbi.nlm.nih.gov/42804804/</w:t>
+        <w:t>https://pubmed.ncbi.nlm.nih.gov/42809224/</w:t>
       </w:r>
     </w:p>
     <w:p>
@@ -194,7 +194,7 @@
         <w:pStyle w:val="Heading2"/>
       </w:pPr>
       <w:r>
-        <w:t>Co-kreierte Führung und Pflegearb eitsumgebung in Saudi-Arabien: Partizipative Interventionsstudie</w:t>
+        <w:t>Berufliche Kraft und Kündigungsabsicht von Pflegefachpersonen: Spannungsverhältnis zwischen Arbeitsengagement und Verbleib</w:t>
       </w:r>
     </w:p>
     <w:p>
@@ -204,12 +204,12 @@
           <w:color w:val="666666"/>
           <w:sz w:val="18"/>
         </w:rPr>
-        <w:t>Alruwaili MM  ·  J Nurs Manag  ·  2026  ·  PMID 42802664</w:t>
+        <w:t>Díez Ruiz F et al.  ·  J Nurs Manag  ·  2026  ·  PMID 42808646</w:t>
       </w:r>
     </w:p>
     <w:p>
       <w:r>
-        <w:t>Fünf-Krankenhaus-Partizipative-Aktionsforschung (N = 200, Retention 86 %) evaluierte kokreierte unterstützende Führung auf Arbeitsumgebung, Burnout und Verbleib.</w:t>
+        <w:t>Eine Querschnittsbefragung in der spanischen Autonomen Gemeinschaft Baskenland (n=182 Pflegende) prüfte die Assoziation zwischen "Vigor" (Vitalität als Kernkomponente des Work Engagement) und Kündigungsabsicht.</w:t>
       </w:r>
     </w:p>
     <w:p>
@@ -220,7 +220,7 @@
         <w:t xml:space="preserve">Ergebnis: </w:t>
       </w:r>
       <w:r>
-        <w:t>Practice Environment Scale verbesserte sich (d = 0,36). Personen- und arbeitsbedingte Burnout sanken, Arbeitszufriedenheit stieg, Kündigungsabsicht sank; patientenbezogenes Burnout blieb unverändert. 13 von 20 unadjustierten Change-Pathway-Intervallen schlossen Null aus. Vier Interaktionen nominal signifikant, keine überlebten False-Discovery-Rate-Korrektur. Qualitative Daten kontextualisierten, bestätigten aber nicht vollständig quantitative Muster.</w:t>
+        <w:t>Zwischen Vigor und Kündigungsabsicht bestand eine signifikant negative Assoziation (ρ = −0,44; p &lt; 0,001): Pflegende mit höheren Energieleveln zeigten geringere Kündigungsneigung. Jüngere und nicht-permanente Mitarbeiter wiesen höhere Kündigungsabsichten auf. Die Ergebnisse deuten darauf hin, dass Vitalität und Motivation eine Schlüsselressource darstellen, um Abwanderungstendenz in belastenden Gesundheitssystemen zu mindern.</w:t>
       </w:r>
     </w:p>
     <w:p>
@@ -235,7 +235,7 @@
         <w:rPr>
           <w:sz w:val="19"/>
         </w:rPr>
-        <w:t>Saudi-Arabien, hierarchische Strukturen - Führungsmechanismen teilweise übertragbar</w:t>
+        <w:t>Spanien, europäisches System; der psychologische Faktor Vitalität als messbarer Prädiktor für Personalstabilität ist systemunabhängig übertragbar.</w:t>
       </w:r>
     </w:p>
     <w:p>
@@ -244,7 +244,7 @@
           <w:color w:val="5A7D3A"/>
           <w:sz w:val="18"/>
         </w:rPr>
-        <w:t>https://pubmed.ncbi.nlm.nih.gov/42802664/</w:t>
+        <w:t>https://pubmed.ncbi.nlm.nih.gov/42808646/</w:t>
       </w:r>
     </w:p>
     <w:p>
@@ -252,7 +252,7 @@
         <w:pStyle w:val="Heading2"/>
       </w:pPr>
       <w:r>
-        <w:t>Mobbing, Mitgefühlsmüdigkeit und Organisationsstille bei Operationssaalspflegenden</w:t>
+        <w:t>Sprachkompetenz internationaler Pflegefachpersonen: Virtuelle Patienteninteraktionen verbessern Prüfungserfolg</w:t>
       </w:r>
     </w:p>
     <w:p>
@@ -262,12 +262,12 @@
           <w:color w:val="666666"/>
           <w:sz w:val="18"/>
         </w:rPr>
-        <w:t>Eslami J et al.  ·  J Nurs Manag  ·  2026  ·  PMID 42802612</w:t>
+        <w:t>Ullrich S et al.  ·  GMS J Med Educ  ·  15.09.2026  ·  PMID 42807201</w:t>
       </w:r>
     </w:p>
     <w:p>
       <w:r>
-        <w:t>Querschnittsstudie mit 305 OP-Pflegenden in iranischen Lehrkrankenhäusern untersuchte Zusammenhänge zwischen Mobbing, Mitgefühlsmüdigkeit und Organisationsstille (Unwilligkeit, Sicherheitsbedenken zu äußern).</w:t>
+        <w:t>Eine randomisierte Kontrollstudie untersuchte, ob interaktive Schulung mit virtuellen Patientenszenarien internationale Pflegefachpersonen im Anerkennungsverfahren beim Erwerb klinischer Sprachkompetenz unterstützt (B2-für-Pflege-Examen als Lizenzvoraussetzung in mehreren deutschen Bundesländern).</w:t>
       </w:r>
     </w:p>
     <w:p>
@@ -278,7 +278,7 @@
         <w:t xml:space="preserve">Ergebnis: </w:t>
       </w:r>
       <w:r>
-        <w:t>OP-Pflegende berichteten moderate Mobbing- und Mitgefühlsmüdigkeitswerte, aber hohe Organisationsstille-Scores. Mobbing (β = 0,35, p &lt; 0,001) und Mitgefühlsmüdigkeit (β = 0,27, p &lt; 0,001) waren mit höherer Organisationsstille assoziiert. Interaktion war signifikant (β = 0,18, p = 0,002; R² = 0,34): Assoziation Mobbing-Stille war stärker bei hoher Mitgefühlsmüdigkeit. Befristet beschäftigte Pflegende berichteten höhere Stille als Festangestellte.</w:t>
+        <w:t>Die Ausfallquote bei der B2-Pflege-Prüfung sank von 66,7 % in der Kontrollgruppe auf 25,0 % in der Interventionsgruppe (relative Reduktion 62,5 %). Die Kompetenz nahm insbesondere in der Dimension "aktives Sprechen" zu. Klinische Vorgesetzte berichteten von erhöhter Sicherheit und Kompetenz in Team- und Patienteninteraktionen in der Interventionsgruppe, ohne dass Abbruchquoten stiegen (1/13 vs. 2/12).</w:t>
       </w:r>
     </w:p>
     <w:p>
@@ -293,7 +293,7 @@
         <w:rPr>
           <w:sz w:val="19"/>
         </w:rPr>
-        <w:t>Iran - Strukturen und Faktoren kulturübergreifend relevant</w:t>
+        <w:t>Deutschland, praktische Anwendung im Anerkennungsverfahren für International Educated Nurses, direkte Relevanz für deutsche Lizenzierungsanforderungen.</w:t>
       </w:r>
     </w:p>
     <w:p>
@@ -302,7 +302,7 @@
           <w:color w:val="5A7D3A"/>
           <w:sz w:val="18"/>
         </w:rPr>
-        <w:t>https://pubmed.ncbi.nlm.nih.gov/42802612/</w:t>
+        <w:t>https://pubmed.ncbi.nlm.nih.gov/42807201/</w:t>
       </w:r>
     </w:p>
     <w:p>
@@ -310,7 +310,7 @@
         <w:pStyle w:val="Heading2"/>
       </w:pPr>
       <w:r>
-        <w:t>Advanced Practice Nursing in der Schweizer Gemeindeversorgung: Symposium-Kernaussagen</w:t>
+        <w:t>Pflegeworkload im Stroke Unit: Tägliche Belastung und Ressourcenbedarfe gemessen</w:t>
       </w:r>
     </w:p>
     <w:p>
@@ -320,12 +320,12 @@
           <w:color w:val="666666"/>
           <w:sz w:val="18"/>
         </w:rPr>
-        <w:t>Pellet J et al.  ·  Swiss Med Wkly  ·  22.09.2026  ·  PMID 42801452</w:t>
+        <w:t>Machado TFA et al.  ·  Nurs Crit Care  ·  Nov. 2026  ·  PMID 42805934</w:t>
       </w:r>
     </w:p>
     <w:p>
       <w:r>
-        <w:t>Überblick eines nationalen Symposiums (Dezember 2025) mit Schweizer Fachexperten zu Advanced Practice Nursing (APN) als Hebel zur Sicherung zugänglicher, koordinierter Gemeindeversorgung bei Fachkräftemangel und wachsender Multimorbidität.</w:t>
+        <w:t>Eine prospektive Beobachtungsstudie in Portugal (Stroke Unit, November 2024–Februar 2025) nutzte das Nursing Activities Score als Werkzeug zur Messung der Pflegeworkload und ihrer Variation über die Verweildauer.</w:t>
       </w:r>
     </w:p>
     <w:p>
@@ -336,7 +336,7 @@
         <w:t xml:space="preserve">Ergebnis: </w:t>
       </w:r>
       <w:r>
-        <w:t>Internationale Evidenz unterstützt APN-Beitrag zu Zugang, Kontinuität und Versorgungsqualität. APN-Integration in Schweizer Gesundheitssystem bleibt heterogen. Kernaussage: APN as vielversprechendster Hebel zur Aufrechterhaltung Gemeindeversorgung trotz Arztkräftemangel, steigende Multimorbidität, alternde Bevölkerung; Standardisierung und Integrationswege in allen Kantonen erforderlich.</w:t>
+        <w:t>69 Patienten generierten eine durchschnittliche Pflegeworkload von 45,30 ± 7,39 Punkten/Tag. Die Unit verzeichnete eine mediane Pflegeworkload von 159,40 Punkten/Tag (IQR: 126,60–211,90) bei 82,0 % Auslastung. Aufnahme- und Entlassungstage zeigten signifikant höhere Workload; Bewusstseinsstörungen und Fibrinolyse waren mit erhöhter Workload am Aufnahmetag assoziiert. Die Workload sank signifikant vom ersten zum letzten Messzeitpunkt, was der Besserung des klinischen Zustands entsprach.</w:t>
       </w:r>
     </w:p>
     <w:p>
@@ -351,7 +351,7 @@
         <w:rPr>
           <w:sz w:val="19"/>
         </w:rPr>
-        <w:t>Schweiz, ähnliches Versicherungssystem, vergleichbare Ausgangslage</w:t>
+        <w:t>Portugal, vergleichbares europäisches Gesundheitssystem; übertragbares Messkonzept für Personalbemessung im deutschen Kontext.</w:t>
       </w:r>
     </w:p>
     <w:p>
@@ -360,7 +360,7 @@
           <w:color w:val="5A7D3A"/>
           <w:sz w:val="18"/>
         </w:rPr>
-        <w:t>https://pubmed.ncbi.nlm.nih.gov/42801452/</w:t>
+        <w:t>https://pubmed.ncbi.nlm.nih.gov/42805934/</w:t>
       </w:r>
     </w:p>
     <w:p>
@@ -368,7 +368,7 @@
         <w:pStyle w:val="Heading2"/>
       </w:pPr>
       <w:r>
-        <w:t>Pflegend-Patient-Beziehung in dänischen Intensivstationen: Ethnografische Studie</w:t>
+        <w:t>Was Pflegestudenten über Patientensicherheit lernen: Vorfälle und ihre Ursachen aus vier Ländern</w:t>
       </w:r>
     </w:p>
     <w:p>
@@ -378,12 +378,12 @@
           <w:color w:val="666666"/>
           <w:sz w:val="18"/>
         </w:rPr>
-        <w:t>Søndergaard MP et al.  ·  Aust Crit Care  ·  18.09.2026  ·  PMID 42759354</w:t>
+        <w:t>Kohanová D et al.  ·  Nurs Health Sci  ·  Dez. 2026  ·  PMID 42799319</w:t>
       </w:r>
     </w:p>
     <w:p>
       <w:r>
-        <w:t>Ethnografische Studie (94 h Beobachtungen mit 25 Patienten, Dänemark Mai 2024–März 2025) untersuchte wie Pflegende Beziehungen zu bewusst beatmeten Intensivpatienten gestalten.</w:t>
+        <w:t>Sekundäranalyse qualitativer Daten von 1442 Pflegestudierenden aus Tschechien, Italien, Slowakei und Türkei: Sie beschrieben 287 Sicherheitsvorfälle und 263 wahrgenommene Ursachen, die während praktischer Einsätze beobachtet oder erlebt wurden.</w:t>
       </w:r>
     </w:p>
     <w:p>
@@ -394,7 +394,7 @@
         <w:t xml:space="preserve">Ergebnis: </w:t>
       </w:r>
       <w:r>
-        <w:t>Vier Subthemen innerhalb übergeordneter Dimension der relationalen Orientierung auf Kontinuum: (1) Navigation der Aufmerksamkeit in Patientenversorgung; (2) Patientenanwaltschaft als zentral für Vertrauensaufbau; (3) aktive Patientenbeteiligung als zentral; (4) Berührung als Aspekt nonverbaler Kommunikation. Pflegende navigieren dynamisch Kontinuum zwischen technisch-instrumentellem und relationalem Fokus unter Ausbalancierung von Sicherheit, Vertrauen, Zusammenarbeit, Aufmerksamkeit und Patienteninvolvierung.</w:t>
+        <w:t>Am häufigsten wurden Medikamentensicherheitsvorfälle und Stürze berichtet, gefolgt von Infektionsprävention, unterlassener Pflege, Kommunikationsmängeln, unerwünschten Ereignissen und Umgebungsgefährdungen. Studierende beschrieben Vorfälle als multifaktoriell: Patient-, Kontext-, Organisations- und Systemfaktoren sowie menschliche Faktoren spielten Rollen. Länderübergreifende Unterschiede spiegelten eher Muster der Berichterstattung als Unterschiede in Vorfall-Prävalenz wider.</w:t>
       </w:r>
     </w:p>
     <w:p>
@@ -409,7 +409,7 @@
         <w:rPr>
           <w:sz w:val="19"/>
         </w:rPr>
-        <w:t>Dänemark, skandinavische Gesundheitssystem-Strukturen, Relationsqualität übertragbar</w:t>
+        <w:t>Vier europäische Länder; die identifizierten Sicherheitsthemen (Medikation, Sturz, Infektionsprävention) sind Kernprobleme deutscher Pflege.</w:t>
       </w:r>
     </w:p>
     <w:p>
@@ -418,7 +418,7 @@
           <w:color w:val="5A7D3A"/>
           <w:sz w:val="18"/>
         </w:rPr>
-        <w:t>https://pubmed.ncbi.nlm.nih.gov/42759354/</w:t>
+        <w:t>https://pubmed.ncbi.nlm.nih.gov/42799319/</w:t>
       </w:r>
     </w:p>
     <w:sectPr>

--- a/download/studien-aktuell.docx
+++ b/download/studien-aktuell.docx
@@ -62,7 +62,7 @@
           <w:color w:val="666666"/>
           <w:sz w:val="18"/>
         </w:rPr>
-        <w:t>Stand: 30.09.2026  |  6 Studien  |  pflege.m-vf.de</w:t>
+        <w:t>Stand: 01.10.2026  |  6 Studien  |  pflege.m-vf.de</w:t>
       </w:r>
     </w:p>
     <w:p>
@@ -70,7 +70,7 @@
         <w:pStyle w:val="Heading1"/>
       </w:pPr>
       <w:r>
-        <w:t>Aufgenommen am 30.09.2026</w:t>
+        <w:t>Aufgenommen am 01.10.2026</w:t>
       </w:r>
     </w:p>
     <w:p>
@@ -78,7 +78,7 @@
         <w:pStyle w:val="Heading2"/>
       </w:pPr>
       <w:r>
-        <w:t>Kommunikation mit maschinell beatmeten Patienten in Intensivstationen: Was pflegen wissen müssen</w:t>
+        <w:t>Mundpflege durch Angehörige: Einfluss auf Zahngesundheit bei Dysphagie-Patienten</w:t>
       </w:r>
     </w:p>
     <w:p>
@@ -88,12 +88,12 @@
           <w:color w:val="666666"/>
           <w:sz w:val="18"/>
         </w:rPr>
-        <w:t>Karlsen MW et al.  ·  Nurs Crit Care  ·  Nov. 2026  ·  PMID 42809309</w:t>
+        <w:t>Kim Y et al.  ·  Spec Care Dentist  ·  Sept. 2026  ·  PMID 42813927</w:t>
       </w:r>
     </w:p>
     <w:p>
       <w:r>
-        <w:t>Sechs Fokusgruppen mit insgesamt 29 Intensivpflegenden aus Dänemark, Norwegen und USA (Ländern mit vergleichbaren Versorgungsstrukturen) erkundeten, wie eine Kommunikationstheorie in der Praxis mit beatmeten Patienten wahrgenommen wird.</w:t>
+        <w:t>Querschnittsstudie mit 25 Patient-Angehörigen-Paaren in Rehabilitationsklinik zur Beziehung zwischen Zahnpflegepraktiken der Familie und Mundgesundheit.</w:t>
       </w:r>
     </w:p>
     <w:p>
@@ -104,7 +104,7 @@
         <w:t xml:space="preserve">Ergebnis: </w:t>
       </w:r>
       <w:r>
-        <w:t>Die Pflegenden identifizierten "Beziehungsaufbau als Ausgangspunkt für sinnvolle Kommunikation" als Kernerkenntnis. Drei Subkategorien traten hervor: (1) Fähigkeiten und Herausforderungen von beatmeten Patienten, (2) Kompetenzen und Strategien der Pflegenden sowie (3) verfügbare Tools und Ressourcen. Die Pflegenden betonten, dass die theoretische Kommunikationstheorie die Beziehungskomponente stärker hervorheben sollte; durch klinische Perspektiven können das Modell und die praktische Umsetzung weiterentwickelt werden.</w:t>
+        <w:t>Patienten mit mindestens 3x täglicher Mundpflege zeigten signifikant bessere Mundgesundheit (niedrigere M-BOE-Scores). Wichtigste Verbesserungen: Zahnfleisch- und Schleimhautfeuchte, Zungenhygiene, Prothesensauberkeit. Produktnutzung durch Angehörige korrelierte mit besserer Schluckfähigkeit. Pflegedauer von 1 auf 2 Minuten verlängern verschlechterte paradox die Ergebnisse – Technik-Qualität überwiegt Zeitaufwand.</w:t>
       </w:r>
     </w:p>
     <w:p>
@@ -119,7 +119,7 @@
         <w:rPr>
           <w:sz w:val="19"/>
         </w:rPr>
-        <w:t>Dänemark, Norwegen, europäische Intensivpflege; das Beziehungs-Erste-Paradigma ist kulturübergreifend grundlegend.</w:t>
+        <w:t>Deutschland, übertragbar auf Rehabilitations- und Pflegeheim-Settings</w:t>
       </w:r>
     </w:p>
     <w:p>
@@ -128,7 +128,7 @@
           <w:color w:val="5A7D3A"/>
           <w:sz w:val="18"/>
         </w:rPr>
-        <w:t>https://pubmed.ncbi.nlm.nih.gov/42809309/</w:t>
+        <w:t>https://pubmed.ncbi.nlm.nih.gov/42813927/</w:t>
       </w:r>
     </w:p>
     <w:p>
@@ -136,7 +136,7 @@
         <w:pStyle w:val="Heading2"/>
       </w:pPr>
       <w:r>
-        <w:t>Unerfüllte medizinische Bedarfe aus Perspektive von Patienten und pflegenden Angehörigen: Was wirkich zählt</w:t>
+        <w:t>Tracheostomie-Versorgungsbündel: Effekt auf Stoma-Integrität und Atemnotbelastung</w:t>
       </w:r>
     </w:p>
     <w:p>
@@ -146,12 +146,12 @@
           <w:color w:val="666666"/>
           <w:sz w:val="18"/>
         </w:rPr>
-        <w:t>Zheng H et al.  ·  J Manag Care Spec Pharm  ·  Okt. 2026  ·  PMID 42809224</w:t>
+        <w:t>Hammouda EY et al.  ·  Nurs Open  ·  Okt. 2026  ·  PMID 42813890</w:t>
       </w:r>
     </w:p>
     <w:p>
       <w:r>
-        <w:t>Eine mixed-method-Studie mit Workshop und Ranking-Übung (22 Patienten und pflegende Angehörige mit chronischen Erkrankungen) erfasste, welche Bedarfe in der Versorgung aus Sicht der Betroffenen prioritär sind.</w:t>
+        <w:t>Quasi-experimentelle Studie mit 80 beatmeten Patienten (je 40 Interventions- und Kontrollgruppe) zur Wirkung eines 12-Element-Versorgungsbündels auf Komplikationen.</w:t>
       </w:r>
     </w:p>
     <w:p>
@@ -162,7 +162,7 @@
         <w:t xml:space="preserve">Ergebnis: </w:t>
       </w:r>
       <w:r>
-        <w:t>Patienten und Angehörige definierten unerfüllte Bedarfe als Lücken in Zugang, Qualität, Spezialistenwissen und vertrauenswürdiger Information sowie psychische Belastung und finanzielle Härte. Das Ranking identifizierte "Funktionieren des Gesundheitssystems", "ökonomische Belastung" und "Auswirkungen auf Lebensqualität" als Top-3-Prioritäten – vor traditionellen klinischen Effektivitätsmaßen.</w:t>
+        <w:t>Das Interventionsbündel führte zu signifikanten Verbesserungen: bessere Stoma-Integrität (F=5,849, p&lt;0,001, partielles η²=0,048), niedrigere Atemnotbelastung (RDOS, F=4,382, p=0,014), bessere physiologische Stabilität (NEWS, F=7,838, p&lt;0,001). Weniger Infektionszeichen (Schwellung, Eiter, Hautdefekte) in Interventionsgruppe. Vermutete Atemwegsinfektionen seltener, aber nicht statistisch signifikant unterschiedlich (p=0,168).</w:t>
       </w:r>
     </w:p>
     <w:p>
@@ -177,7 +177,7 @@
         <w:rPr>
           <w:sz w:val="19"/>
         </w:rPr>
-        <w:t>USA, aber Erkenntnisse zu patientendefinierten Prioritäten und Eigenanteilen sind unabhängig von Finanzierungsmodell relevant.</w:t>
+        <w:t>Ägypten, aber Komponenten sind auf deutsches Intensivpflege-Setting übertragbar</w:t>
       </w:r>
     </w:p>
     <w:p>
@@ -186,7 +186,7 @@
           <w:color w:val="5A7D3A"/>
           <w:sz w:val="18"/>
         </w:rPr>
-        <w:t>https://pubmed.ncbi.nlm.nih.gov/42809224/</w:t>
+        <w:t>https://pubmed.ncbi.nlm.nih.gov/42813890/</w:t>
       </w:r>
     </w:p>
     <w:p>
@@ -194,7 +194,7 @@
         <w:pStyle w:val="Heading2"/>
       </w:pPr>
       <w:r>
-        <w:t>Berufliche Kraft und Kündigungsabsicht von Pflegefachpersonen: Spannungsverhältnis zwischen Arbeitsengagement und Verbleib</w:t>
+        <w:t>Person-zentrierte Pflege in Intensivstationen: Pflege-Kompetenz und Organisationskultur</w:t>
       </w:r>
     </w:p>
     <w:p>
@@ -204,12 +204,12 @@
           <w:color w:val="666666"/>
           <w:sz w:val="18"/>
         </w:rPr>
-        <w:t>Díez Ruiz F et al.  ·  J Nurs Manag  ·  2026  ·  PMID 42808646</w:t>
+        <w:t>Jang JE et al.  ·  Nurs Crit Care  ·  Nov. 2026  ·  PMID 42813748</w:t>
       </w:r>
     </w:p>
     <w:p>
       <w:r>
-        <w:t>Eine Querschnittsbefragung in der spanischen Autonomen Gemeinschaft Baskenland (n=182 Pflegende) prüfte die Assoziation zwischen "Vigor" (Vitalität als Kernkomponente des Work Engagement) und Kündigungsabsicht.</w:t>
+        <w:t>Querschnittstudie mit Intensivpflegekräften (n=nicht explizit genannt) in südkoreanischem Universitätskrankenhaus zur Voraussetzung person-zentrierter Pflege.</w:t>
       </w:r>
     </w:p>
     <w:p>
@@ -220,7 +220,7 @@
         <w:t xml:space="preserve">Ergebnis: </w:t>
       </w:r>
       <w:r>
-        <w:t>Zwischen Vigor und Kündigungsabsicht bestand eine signifikant negative Assoziation (ρ = −0,44; p &lt; 0,001): Pflegende mit höheren Energieleveln zeigten geringere Kündigungsneigung. Jüngere und nicht-permanente Mitarbeiter wiesen höhere Kündigungsabsichten auf. Die Ergebnisse deuten darauf hin, dass Vitalität und Motivation eine Schlüsselressource darstellen, um Abwanderungstendenz in belastenden Gesundheitssystemen zu mindern.</w:t>
+        <w:t>Person-zentrierte Pflege korrelierte positiv mit Pflegekompetenz (r=0,37, p&lt;0,001) und positiver Organisationskultur (r=0,46, p&lt;0,001). In Regressionsmodell: positive Organisationskultur (β=0,39, p&lt;0,001) und Pflege-Kompetenz (β=0,27, p&lt;0,001) signifikant assoziiert mit person-zentrierter Pflege. Delir-Versorgungsbelastung zeigte keine signifikante Assoziation – Intensivpflegekräfte bewahren Patientenzentriertheit trotz Belastung.</w:t>
       </w:r>
     </w:p>
     <w:p>
@@ -235,7 +235,7 @@
         <w:rPr>
           <w:sz w:val="19"/>
         </w:rPr>
-        <w:t>Spanien, europäisches System; der psychologische Faktor Vitalität als messbarer Prädiktor für Personalstabilität ist systemunabhängig übertragbar.</w:t>
+        <w:t>Südkorea, konzeptionell übertragbar auf deutsches ICU-Modell</w:t>
       </w:r>
     </w:p>
     <w:p>
@@ -244,7 +244,7 @@
           <w:color w:val="5A7D3A"/>
           <w:sz w:val="18"/>
         </w:rPr>
-        <w:t>https://pubmed.ncbi.nlm.nih.gov/42808646/</w:t>
+        <w:t>https://pubmed.ncbi.nlm.nih.gov/42813748/</w:t>
       </w:r>
     </w:p>
     <w:p>
@@ -252,7 +252,7 @@
         <w:pStyle w:val="Heading2"/>
       </w:pPr>
       <w:r>
-        <w:t>Sprachkompetenz internationaler Pflegefachpersonen: Virtuelle Patienteninteraktionen verbessern Prüfungserfolg</w:t>
+        <w:t>Professionelle Zahnreinigung bei Pflegeheimbewohnern: Effekt auf parodontale Entzündung</w:t>
       </w:r>
     </w:p>
     <w:p>
@@ -262,12 +262,12 @@
           <w:color w:val="666666"/>
           <w:sz w:val="18"/>
         </w:rPr>
-        <w:t>Ullrich S et al.  ·  GMS J Med Educ  ·  15.09.2026  ·  PMID 42807201</w:t>
+        <w:t>Barbe AG et al.  ·  Spec Care Dentist  ·  Sept. 2026  ·  PMID 42813596</w:t>
       </w:r>
     </w:p>
     <w:p>
       <w:r>
-        <w:t>Eine randomisierte Kontrollstudie untersuchte, ob interaktive Schulung mit virtuellen Patientenszenarien internationale Pflegefachpersonen im Anerkennungsverfahren beim Erwerb klinischer Sprachkompetenz unterstützt (B2-für-Pflege-Examen als Lizenzvoraussetzung in mehreren deutschen Bundesländern).</w:t>
+        <w:t>Randomisierte kontrollierte Studie mit 54 Heimbewohnern zur Wirkung zusätzlicher professioneller Zahnreinigung alle zwei Wochen neben verkürzter parodontaler Therapie.</w:t>
       </w:r>
     </w:p>
     <w:p>
@@ -278,7 +278,7 @@
         <w:t xml:space="preserve">Ergebnis: </w:t>
       </w:r>
       <w:r>
-        <w:t>Die Ausfallquote bei der B2-Pflege-Prüfung sank von 66,7 % in der Kontrollgruppe auf 25,0 % in der Interventionsgruppe (relative Reduktion 62,5 %). Die Kompetenz nahm insbesondere in der Dimension "aktives Sprechen" zu. Klinische Vorgesetzte berichteten von erhöhter Sicherheit und Kompetenz in Team- und Patienteninteraktionen in der Interventionsgruppe, ohne dass Abbruchquoten stiegen (1/13 vs. 2/12).</w:t>
+        <w:t>Nach 3 Monaten sank die Blutung auf Sondierung (BOP) um 20 Prozentpunkte in der Interventionsgruppe (p=0,002), signifikant mehr als in Kontrolle (p&lt;0,001), aber nicht mehr als Gruppe ohne zusätzliche Reinigung (p=0,203). Zahnfleischtaschentiefe und Plaque-Index verbesserten sich unter Intervention. Zusätzliche Reinigungen zeigten klinischen Nutzen, glich aber schlechte tägliche Mundhygiene nicht vollständig aus.</w:t>
       </w:r>
     </w:p>
     <w:p>
@@ -293,7 +293,7 @@
         <w:rPr>
           <w:sz w:val="19"/>
         </w:rPr>
-        <w:t>Deutschland, praktische Anwendung im Anerkennungsverfahren für International Educated Nurses, direkte Relevanz für deutsche Lizenzierungsanforderungen.</w:t>
+        <w:t>Deutschland, ähnliche Langzeitpflegestrukturen und Mundgesundheitsrisiken</w:t>
       </w:r>
     </w:p>
     <w:p>
@@ -302,7 +302,7 @@
           <w:color w:val="5A7D3A"/>
           <w:sz w:val="18"/>
         </w:rPr>
-        <w:t>https://pubmed.ncbi.nlm.nih.gov/42807201/</w:t>
+        <w:t>https://pubmed.ncbi.nlm.nih.gov/42813596/</w:t>
       </w:r>
     </w:p>
     <w:p>
@@ -310,7 +310,7 @@
         <w:pStyle w:val="Heading2"/>
       </w:pPr>
       <w:r>
-        <w:t>Pflegeworkload im Stroke Unit: Tägliche Belastung und Ressourcenbedarfe gemessen</w:t>
+        <w:t>Hitzebelastung bei ambulanten Pflegekräften: Arbeitsbedingungen und Gesundheitsschutz</w:t>
       </w:r>
     </w:p>
     <w:p>
@@ -320,12 +320,12 @@
           <w:color w:val="666666"/>
           <w:sz w:val="18"/>
         </w:rPr>
-        <w:t>Machado TFA et al.  ·  Nurs Crit Care  ·  Nov. 2026  ·  PMID 42805934</w:t>
+        <w:t>Fortunato R et al.  ·  BMC Public Health  ·  29.09.2026  ·  PMID 42811302</w:t>
       </w:r>
     </w:p>
     <w:p>
       <w:r>
-        <w:t>Eine prospektive Beobachtungsstudie in Portugal (Stroke Unit, November 2024–Februar 2025) nutzte das Nursing Activities Score als Werkzeug zur Messung der Pflegeworkload und ihrer Variation über die Verweildauer.</w:t>
+        <w:t>Querschnittstudie unter 359 ambulanten Pflegekräften in der Schweiz zu Hitzestress bei der Arbeit, Symptomen und Schutzmaßnahmen.</w:t>
       </w:r>
     </w:p>
     <w:p>
@@ -336,7 +336,7 @@
         <w:t xml:space="preserve">Ergebnis: </w:t>
       </w:r>
       <w:r>
-        <w:t>69 Patienten generierten eine durchschnittliche Pflegeworkload von 45,30 ± 7,39 Punkten/Tag. Die Unit verzeichnete eine mediane Pflegeworkload von 159,40 Punkten/Tag (IQR: 126,60–211,90) bei 82,0 % Auslastung. Aufnahme- und Entlassungstage zeigten signifikant höhere Workload; Bewusstseinsstörungen und Fibrinolyse waren mit erhöhter Workload am Aufnahmetag assoziiert. Die Workload sank signifikant vom ersten zum letzten Messzeitpunkt, was der Besserung des klinischen Zustands entsprach.</w:t>
+        <w:t>86% der Pflegekräfte berichten erhebliche Hitzestress-Belastung. Signifikante Zusammenhänge bestanden zu erhöhter Arbeitsbelastung (OR 14,06), Hitzesymptomen (OR 5,27), eingeschränktem Wasserzugang (OR 2,59) und geografischer Region. Südschweizer Region zeigte 3,98fach höhere Belastung. Dies belegt die bislang unterschätzte Gesundheitsgefährdung dieser Berufsgruppe bei extremer Hitze.</w:t>
       </w:r>
     </w:p>
     <w:p>
@@ -351,7 +351,7 @@
         <w:rPr>
           <w:sz w:val="19"/>
         </w:rPr>
-        <w:t>Portugal, vergleichbares europäisches Gesundheitssystem; übertragbares Messkonzept für Personalbemessung im deutschen Kontext.</w:t>
+        <w:t>Schweiz, vergleichbares Versicherungssystem und Versorgungsmodell</w:t>
       </w:r>
     </w:p>
     <w:p>
@@ -360,7 +360,7 @@
           <w:color w:val="5A7D3A"/>
           <w:sz w:val="18"/>
         </w:rPr>
-        <w:t>https://pubmed.ncbi.nlm.nih.gov/42805934/</w:t>
+        <w:t>https://pubmed.ncbi.nlm.nih.gov/42811302/</w:t>
       </w:r>
     </w:p>
     <w:p>
@@ -368,7 +368,7 @@
         <w:pStyle w:val="Heading2"/>
       </w:pPr>
       <w:r>
-        <w:t>Was Pflegestudenten über Patientensicherheit lernen: Vorfälle und ihre Ursachen aus vier Ländern</w:t>
+        <w:t>Strategien von Pflegekräften bei schwierigen Notrufen: Acht Handgriffe für komplexe Anrufe</w:t>
       </w:r>
     </w:p>
     <w:p>
@@ -378,12 +378,12 @@
           <w:color w:val="666666"/>
           <w:sz w:val="18"/>
         </w:rPr>
-        <w:t>Kohanová D et al.  ·  Nurs Health Sci  ·  Dez. 2026  ·  PMID 42799319</w:t>
+        <w:t>Holmström IK et al.  ·  J Nurs Manag  ·  2026  ·  PMID 42808345</w:t>
       </w:r>
     </w:p>
     <w:p>
       <w:r>
-        <w:t>Sekundäranalyse qualitativer Daten von 1442 Pflegestudierenden aus Tschechien, Italien, Slowakei und Türkei: Sie beschrieben 287 Sicherheitsvorfälle und 263 wahrgenommene Ursachen, die während praktischer Einsätze beobachtet oder erlebt wurden.</w:t>
+        <w:t>Analyse von 123 schwierigen Notfall-Anrufen bei 14 Pflegekräften an drei schwedischen Leitstellen: welche Strategien sie einsetzten.</w:t>
       </w:r>
     </w:p>
     <w:p>
@@ -394,7 +394,7 @@
         <w:t xml:space="preserve">Ergebnis: </w:t>
       </w:r>
       <w:r>
-        <w:t>Am häufigsten wurden Medikamentensicherheitsvorfälle und Stürze berichtet, gefolgt von Infektionsprävention, unterlassener Pflege, Kommunikationsmängeln, unerwünschten Ereignissen und Umgebungsgefährdungen. Studierende beschrieben Vorfälle als multifaktoriell: Patient-, Kontext-, Organisations- und Systemfaktoren sowie menschliche Faktoren spielten Rollen. Länderübergreifende Unterschiede spiegelten eher Muster der Berichterstattung als Unterschiede in Vorfall-Prävalenz wider.</w:t>
+        <w:t>Die häufigsten Strategien waren: Zeichen verstehen zur Ursachenklärung (76% der Anrufe) und ruhig bleiben (55%). 80% der Anrufe erforderten mehrere kombinierte Strategien; nur 20% nutzten eine einzelne. Bei psychischen Notfällen und Suizidrisiko sowie vagen Symptombeschreibungen wurden Kombinationen besonders häufig. Acht Strategien wurden insgesamt identifiziert – ihr Erfolg ist noch nicht empirisch validiert.</w:t>
       </w:r>
     </w:p>
     <w:p>
@@ -409,7 +409,7 @@
         <w:rPr>
           <w:sz w:val="19"/>
         </w:rPr>
-        <w:t>Vier europäische Länder; die identifizierten Sicherheitsthemen (Medikation, Sturz, Infektionsprävention) sind Kernprobleme deutscher Pflege.</w:t>
+        <w:t>Schweden, generalisierbar auf deutsches Leitstellen-System</w:t>
       </w:r>
     </w:p>
     <w:p>
@@ -418,7 +418,7 @@
           <w:color w:val="5A7D3A"/>
           <w:sz w:val="18"/>
         </w:rPr>
-        <w:t>https://pubmed.ncbi.nlm.nih.gov/42799319/</w:t>
+        <w:t>https://pubmed.ncbi.nlm.nih.gov/42808345/</w:t>
       </w:r>
     </w:p>
     <w:sectPr>

--- a/download/studien-aktuell.docx
+++ b/download/studien-aktuell.docx
@@ -62,7 +62,7 @@
           <w:color w:val="666666"/>
           <w:sz w:val="18"/>
         </w:rPr>
-        <w:t>Stand: 01.10.2026  |  6 Studien  |  pflege.m-vf.de</w:t>
+        <w:t>Stand: 02.10.2026  |  6 Studien  |  pflege.m-vf.de</w:t>
       </w:r>
     </w:p>
     <w:p>
@@ -70,7 +70,7 @@
         <w:pStyle w:val="Heading1"/>
       </w:pPr>
       <w:r>
-        <w:t>Aufgenommen am 01.10.2026</w:t>
+        <w:t>Aufgenommen am 02.10.2026</w:t>
       </w:r>
     </w:p>
     <w:p>
@@ -78,7 +78,7 @@
         <w:pStyle w:val="Heading2"/>
       </w:pPr>
       <w:r>
-        <w:t>Mundpflege durch Angehörige: Einfluss auf Zahngesundheit bei Dysphagie-Patienten</w:t>
+        <w:t>Schulung in Beatmungspflege reduziert Infektionen: Wirkung auf Wissen, Adhärenz und VAP-Raten</w:t>
       </w:r>
     </w:p>
     <w:p>
@@ -88,12 +88,12 @@
           <w:color w:val="666666"/>
           <w:sz w:val="18"/>
         </w:rPr>
-        <w:t>Kim Y et al.  ·  Spec Care Dentist  ·  Sept. 2026  ·  PMID 42813927</w:t>
+        <w:t>Omar DI et al.  ·  Dimens Crit Care Nurs  ·  30.09.2026  ·  PMID 42821858</w:t>
       </w:r>
     </w:p>
     <w:p>
       <w:r>
-        <w:t>Querschnittsstudie mit 25 Patient-Angehörigen-Paaren in Rehabilitationsklinik zur Beziehung zwischen Zahnpflegepraktiken der Familie und Mundgesundheit.</w:t>
+        <w:t>Quasi-experimentelle Studie in zwei ICUs einer ägyptischen Universitätsklinik mit 262 Pflegenden; Intervention: 12 strukturierte Schulungssitzungen plus Demonstrationen am Bett zu Beatmungsbündel-Praktiken.</w:t>
       </w:r>
     </w:p>
     <w:p>
@@ -104,7 +104,7 @@
         <w:t xml:space="preserve">Ergebnis: </w:t>
       </w:r>
       <w:r>
-        <w:t>Patienten mit mindestens 3x täglicher Mundpflege zeigten signifikant bessere Mundgesundheit (niedrigere M-BOE-Scores). Wichtigste Verbesserungen: Zahnfleisch- und Schleimhautfeuchte, Zungenhygiene, Prothesensauberkeit. Produktnutzung durch Angehörige korrelierte mit besserer Schluckfähigkeit. Pflegedauer von 1 auf 2 Minuten verlängern verschlechterte paradox die Ergebnisse – Technik-Qualität überwiegt Zeitaufwand.</w:t>
+        <w:t>Signifikante Verbesserung des Pflegewissens postintervention (p &lt; 0,001). Compliance mit VAP-Bündel deutlich erhöht. VAP-Inzidenz sank um fast ein Drittel (Zentral-ICU -29,1%; Intermediate-ICU -28,5%), was etwa 1 verhinderte Infektion pro 10 beatmete Patienten entspricht. Mortalität beatmeter Patienten um die Hälfte in Intermediate-ICU reduziert (-53,8%), um ein Drittel in Zentral-ICU (-30,9%).</w:t>
       </w:r>
     </w:p>
     <w:p>
@@ -119,7 +119,7 @@
         <w:rPr>
           <w:sz w:val="19"/>
         </w:rPr>
-        <w:t>Deutschland, übertragbar auf Rehabilitations- und Pflegeheim-Settings</w:t>
+        <w:t>Ägypten - Sicherheitseffekt übertragbar, Kontextualisierung auf deutsches System erforderlich</w:t>
       </w:r>
     </w:p>
     <w:p>
@@ -128,7 +128,7 @@
           <w:color w:val="5A7D3A"/>
           <w:sz w:val="18"/>
         </w:rPr>
-        <w:t>https://pubmed.ncbi.nlm.nih.gov/42813927/</w:t>
+        <w:t>https://pubmed.ncbi.nlm.nih.gov/42821858/</w:t>
       </w:r>
     </w:p>
     <w:p>
@@ -136,7 +136,7 @@
         <w:pStyle w:val="Heading2"/>
       </w:pPr>
       <w:r>
-        <w:t>Tracheostomie-Versorgungsbündel: Effekt auf Stoma-Integrität und Atemnotbelastung</w:t>
+        <w:t>Agitation und Aggression bei Alzheimer-Demenz: Langzeitkosten und informelle Pflege</w:t>
       </w:r>
     </w:p>
     <w:p>
@@ -146,12 +146,12 @@
           <w:color w:val="666666"/>
           <w:sz w:val="18"/>
         </w:rPr>
-        <w:t>Hammouda EY et al.  ·  Nurs Open  ·  Okt. 2026  ·  PMID 42813890</w:t>
+        <w:t>Costa N et al.  ·  Int J Geriatr Psychiatry  ·  Okt. 2026  ·  PMID 42821808</w:t>
       </w:r>
     </w:p>
     <w:p>
       <w:r>
-        <w:t>Quasi-experimentelle Studie mit 80 beatmeten Patienten (je 40 Interventions- und Kontrollgruppe) zur Wirkung eines 12-Element-Versorgungsbündels auf Komplikationen.</w:t>
+        <w:t>Longitudinale Kohortenstudie über 12 Monate mit 262 Patienten (ambulant und stationär), um die Auswirkung von Verhaltenssymptomen auf Gesamtkosten einschließlich Angehörigenpflege zu bestimmen.</w:t>
       </w:r>
     </w:p>
     <w:p>
@@ -162,7 +162,7 @@
         <w:t xml:space="preserve">Ergebnis: </w:t>
       </w:r>
       <w:r>
-        <w:t>Das Interventionsbündel führte zu signifikanten Verbesserungen: bessere Stoma-Integrität (F=5,849, p&lt;0,001, partielles η²=0,048), niedrigere Atemnotbelastung (RDOS, F=4,382, p=0,014), bessere physiologische Stabilität (NEWS, F=7,838, p&lt;0,001). Weniger Infektionszeichen (Schwellung, Eiter, Hautdefekte) in Interventionsgruppe. Vermutete Atemwegsinfektionen seltener, aber nicht statistisch signifikant unterschiedlich (p=0,168).</w:t>
+        <w:t>Zwei Verlaufsmuster identifiziert: Gruppe A (milde Symptome mit Verbesserung) €22.959/Jahr, Gruppe B (moderate Symptome, begrenzte Verbesserung) €23.625/Jahr ohne Beaufsichtigung; mit Beaufsichtigung €52.111 bzw. €56.149. Informelle Pflege entsprach ~70% der Gesamtkosten bei ambulanten Patienten. Beaufsichtigung deckte Mehrheit der informellen Pflegekosten ab.</w:t>
       </w:r>
     </w:p>
     <w:p>
@@ -177,7 +177,7 @@
         <w:rPr>
           <w:sz w:val="19"/>
         </w:rPr>
-        <w:t>Ägypten, aber Komponenten sind auf deutsches Intensivpflege-Setting übertragbar</w:t>
+        <w:t>Frankreich, vergleichbares System zur Pflegeversicherung Deutschland</w:t>
       </w:r>
     </w:p>
     <w:p>
@@ -186,7 +186,7 @@
           <w:color w:val="5A7D3A"/>
           <w:sz w:val="18"/>
         </w:rPr>
-        <w:t>https://pubmed.ncbi.nlm.nih.gov/42813890/</w:t>
+        <w:t>https://pubmed.ncbi.nlm.nih.gov/42821808/</w:t>
       </w:r>
     </w:p>
     <w:p>
@@ -194,7 +194,7 @@
         <w:pStyle w:val="Heading2"/>
       </w:pPr>
       <w:r>
-        <w:t>Person-zentrierte Pflege in Intensivstationen: Pflege-Kompetenz und Organisationskultur</w:t>
+        <w:t>Ernsthaftes Spiel für Pflegeleitung in der Primärversorgung: Entwicklung und Validierung</w:t>
       </w:r>
     </w:p>
     <w:p>
@@ -204,12 +204,12 @@
           <w:color w:val="666666"/>
           <w:sz w:val="18"/>
         </w:rPr>
-        <w:t>Jang JE et al.  ·  Nurs Crit Care  ·  Nov. 2026  ·  PMID 42813748</w:t>
+        <w:t>Fonseca CCWDMD et al.  ·  Rev Bras Enferm  ·  25.09.2026  ·  PMID 42820591</w:t>
       </w:r>
     </w:p>
     <w:p>
       <w:r>
-        <w:t>Querschnittstudie mit Intensivpflegekräften (n=nicht explizit genannt) in südkoreanischem Universitätskrankenhaus zur Voraussetzung person-zentrierter Pflege.</w:t>
+        <w:t>Methodologische Studie zur Entwicklung und Validierung eines digitalen Spiels für die Leitungskompetenzentwicklung bei Pflegekräften der Primärversorgung; zwei Phasen mit Expertenvalidierung (e-Delphi) und Nutzungsbewertung.</w:t>
       </w:r>
     </w:p>
     <w:p>
@@ -220,7 +220,7 @@
         <w:t xml:space="preserve">Ergebnis: </w:t>
       </w:r>
       <w:r>
-        <w:t>Person-zentrierte Pflege korrelierte positiv mit Pflegekompetenz (r=0,37, p&lt;0,001) und positiver Organisationskultur (r=0,46, p&lt;0,001). In Regressionsmodell: positive Organisationskultur (β=0,39, p&lt;0,001) und Pflege-Kompetenz (β=0,27, p&lt;0,001) signifikant assoziiert mit person-zentrierter Pflege. Delir-Versorgungsbelastung zeigte keine signifikante Assoziation – Intensivpflegekräfte bewahren Patientenzentriertheit trotz Belastung.</w:t>
+        <w:t>Content Validity Index global 0,93. Mittlere Usability-Score 92,0 (von 100), Bewertung als Lernressource 97,9. Finales Spiel mit verbessertem Layout, 75 überarbeitete Spielkarten und verfeinerte Regeln. 14 Pflegekräfte bestätigten Einsatzreife für berufliche Praxis.</w:t>
       </w:r>
     </w:p>
     <w:p>
@@ -235,7 +235,7 @@
         <w:rPr>
           <w:sz w:val="19"/>
         </w:rPr>
-        <w:t>Südkorea, konzeptionell übertragbar auf deutsches ICU-Modell</w:t>
+        <w:t>Brasilien/Portugal - Methodische Validierung universal, digitales Format ortsunabhängig</w:t>
       </w:r>
     </w:p>
     <w:p>
@@ -244,7 +244,7 @@
           <w:color w:val="5A7D3A"/>
           <w:sz w:val="18"/>
         </w:rPr>
-        <w:t>https://pubmed.ncbi.nlm.nih.gov/42813748/</w:t>
+        <w:t>https://pubmed.ncbi.nlm.nih.gov/42820591/</w:t>
       </w:r>
     </w:p>
     <w:p>
@@ -252,7 +252,7 @@
         <w:pStyle w:val="Heading2"/>
       </w:pPr>
       <w:r>
-        <w:t>Professionelle Zahnreinigung bei Pflegeheimbewohnern: Effekt auf parodontale Entzündung</w:t>
+        <w:t>Hebammen-gestützte präklinische Geburtsbetreuung: Effekt auf Verzögerungen bei Schwangerschaft</w:t>
       </w:r>
     </w:p>
     <w:p>
@@ -262,12 +262,12 @@
           <w:color w:val="666666"/>
           <w:sz w:val="18"/>
         </w:rPr>
-        <w:t>Barbe AG et al.  ·  Spec Care Dentist  ·  Sept. 2026  ·  PMID 42813596</w:t>
+        <w:t>Britto AMA et al.  ·  Rev Bras Enferm  ·  28.09.2026  ·  PMID 42820562</w:t>
       </w:r>
     </w:p>
     <w:p>
       <w:r>
-        <w:t>Randomisierte kontrollierte Studie mit 54 Heimbewohnern zur Wirkung zusätzlicher professioneller Zahnreinigung alle zwei Wochen neben verkürzter parodontaler Therapie.</w:t>
+        <w:t>Erfahrungsbericht der Pflegeleistungen durch Hebammen im Transportmodul des Cegonha-Carioca-Programms (2012–2024) unter Anwendung des Three-Delays-Modells zur Analyse der Versorgung schwangerer und postpartaler Frauen.</w:t>
       </w:r>
     </w:p>
     <w:p>
@@ -278,7 +278,7 @@
         <w:t xml:space="preserve">Ergebnis: </w:t>
       </w:r>
       <w:r>
-        <w:t>Nach 3 Monaten sank die Blutung auf Sondierung (BOP) um 20 Prozentpunkte in der Interventionsgruppe (p=0,002), signifikant mehr als in Kontrolle (p&lt;0,001), aber nicht mehr als Gruppe ohne zusätzliche Reinigung (p=0,203). Zahnfleischtaschentiefe und Plaque-Index verbesserten sich unter Intervention. Zusätzliche Reinigungen zeigten klinischen Nutzen, glich aber schlechte tägliche Mundhygiene nicht vollständig aus.</w:t>
+        <w:t>Öffentliches Bewusstsein für Ambulanzdienst mit Qualität und Humanisierung der Betreuung mindert die Verzögerung bei Aufsuchen von Hilfe. Kostenloser Zugang, strategische Ambulanzplatzierung und designierte Referenzmutterschaftsklinik fördern Zugangsidentifikation und -nutzung. Effiziente Kommunikation, Priorisierung und Alarmsysteme unterstützen zeitgerechte Versorgung. Hebammen-Intervention über präklinisches Setting reduziert mütterliche Mortalität.</w:t>
       </w:r>
     </w:p>
     <w:p>
@@ -293,7 +293,7 @@
         <w:rPr>
           <w:sz w:val="19"/>
         </w:rPr>
-        <w:t>Deutschland, ähnliche Langzeitpflegestrukturen und Mundgesundheitsrisiken</w:t>
+        <w:t>Brasilien - Hebammen-Praxismodell, Übertragbarkeit auf deutsches System mit Kontextualisierung</w:t>
       </w:r>
     </w:p>
     <w:p>
@@ -302,7 +302,7 @@
           <w:color w:val="5A7D3A"/>
           <w:sz w:val="18"/>
         </w:rPr>
-        <w:t>https://pubmed.ncbi.nlm.nih.gov/42813596/</w:t>
+        <w:t>https://pubmed.ncbi.nlm.nih.gov/42820562/</w:t>
       </w:r>
     </w:p>
     <w:p>
@@ -310,7 +310,7 @@
         <w:pStyle w:val="Heading2"/>
       </w:pPr>
       <w:r>
-        <w:t>Hitzebelastung bei ambulanten Pflegekräften: Arbeitsbedingungen und Gesundheitsschutz</w:t>
+        <w:t>Klinische Empathie und Kontinuität mindern Versorgungsfragmentierung bei Patienten mit mehreren chronischen Erkrankungen</w:t>
       </w:r>
     </w:p>
     <w:p>
@@ -320,12 +320,12 @@
           <w:color w:val="666666"/>
           <w:sz w:val="18"/>
         </w:rPr>
-        <w:t>Fortunato R et al.  ·  BMC Public Health  ·  29.09.2026  ·  PMID 42811302</w:t>
+        <w:t>Arakelyan S et al.  ·  Br J Gen Pract  ·  01.10.2026  ·  PMID 42767938</w:t>
       </w:r>
     </w:p>
     <w:p>
       <w:r>
-        <w:t>Querschnittstudie unter 359 ambulanten Pflegekräften in der Schweiz zu Hitzestress bei der Arbeit, Symptomen und Schutzmaßnahmen.</w:t>
+        <w:t>Qualitative Studie mit 6 Fokusgruppen (28 Patienten und Angehörige) in 4 schottischen Health-and-Social-Care-Partnerschaften zur Erfahrung fragmentierter Versorgung und stabilisierender Faktoren.</w:t>
       </w:r>
     </w:p>
     <w:p>
@@ -336,7 +336,7 @@
         <w:t xml:space="preserve">Ergebnis: </w:t>
       </w:r>
       <w:r>
-        <w:t>86% der Pflegekräfte berichten erhebliche Hitzestress-Belastung. Signifikante Zusammenhänge bestanden zu erhöhter Arbeitsbelastung (OR 14,06), Hitzesymptomen (OR 5,27), eingeschränktem Wasserzugang (OR 2,59) und geografischer Region. Südschweizer Region zeigte 3,98fach höhere Belastung. Dies belegt die bislang unterschätzte Gesundheitsgefährdung dieser Berufsgruppe bei extremer Hitze.</w:t>
+        <w:t>Vier Themenbereiche: Dynamische Wechselwirkung zwischen Patienten, Angehörigen, Professionellen und Organisationsstrukturen. Versorgungsänderungen zur Effizienzsteigerung werden oft als Patienten-Bedarf nicht entsprechend wahrgenommen und verursachen Verhaltensänderungen bei Patienten/Angehörigen. Klinische Empathie und Relational Continuity of Care waren zentrale stabilisierende Faktoren in fragmenierten Systemen. Kleine persönliche Interaktionen hatten disproportional große Effekte auf Vertrauen und Engagement.</w:t>
       </w:r>
     </w:p>
     <w:p>
@@ -351,7 +351,7 @@
         <w:rPr>
           <w:sz w:val="19"/>
         </w:rPr>
-        <w:t>Schweiz, vergleichbares Versicherungssystem und Versorgungsmodell</w:t>
+        <w:t>Schottland (UK), vergleichbare Gesundheitssystem-Struktur mit Deutschland</w:t>
       </w:r>
     </w:p>
     <w:p>
@@ -360,7 +360,7 @@
           <w:color w:val="5A7D3A"/>
           <w:sz w:val="18"/>
         </w:rPr>
-        <w:t>https://pubmed.ncbi.nlm.nih.gov/42811302/</w:t>
+        <w:t>https://pubmed.ncbi.nlm.nih.gov/42767938/</w:t>
       </w:r>
     </w:p>
     <w:p>
@@ -368,7 +368,7 @@
         <w:pStyle w:val="Heading2"/>
       </w:pPr>
       <w:r>
-        <w:t>Strategien von Pflegekräften bei schwierigen Notrufen: Acht Handgriffe für komplexe Anrufe</w:t>
+        <w:t>Respiratorische Virusinfektionen im Pflegeheim: Klinische Auswirkungen und Differenzierung</w:t>
       </w:r>
     </w:p>
     <w:p>
@@ -378,12 +378,12 @@
           <w:color w:val="666666"/>
           <w:sz w:val="18"/>
         </w:rPr>
-        <w:t>Holmström IK et al.  ·  J Nurs Manag  ·  2026  ·  PMID 42808345</w:t>
+        <w:t>Kolodziej LM et al.  ·  J Am Med Dir Assoc  ·  05.09.2026  ·  PMID 42700659</w:t>
       </w:r>
     </w:p>
     <w:p>
       <w:r>
-        <w:t>Analyse von 123 schwierigen Notfall-Anrufen bei 14 Pflegekräften an drei schwedischen Leitstellen: welche Strategien sie einsetzten.</w:t>
+        <w:t>Prospektive Kohortenstudie in 15 niederländischen Pflegeheimen (März 2023–Mai 2025) zu 3.195 Bewohnern mit vermuteten akuten Atemwegsinfektionen, um Virustypen und klinische Folgen zu untersuchen.</w:t>
       </w:r>
     </w:p>
     <w:p>
@@ -394,7 +394,7 @@
         <w:t xml:space="preserve">Ergebnis: </w:t>
       </w:r>
       <w:r>
-        <w:t>Die häufigsten Strategien waren: Zeichen verstehen zur Ursachenklärung (76% der Anrufe) und ruhig bleiben (55%). 80% der Anrufe erforderten mehrere kombinierte Strategien; nur 20% nutzten eine einzelne. Bei psychischen Notfällen und Suizidrisiko sowie vagen Symptombeschreibungen wurden Kombinationen besonders häufig. Acht Strategien wurden insgesamt identifiziert – ihr Erfolg ist noch nicht empirisch validiert.</w:t>
+        <w:t>526 Atemwegsinfekt-Episoden dokumentiert; Viren in 291 Fällen nachgewiesen: SARS-CoV-2 (29,0%), Influenza A (23,6%), Rhinovirus/Enterovirus (18,8%), RSV (11,8%), hMPV (6,4%). Influenza A zeigte verzögerte Erholung, erhöhten Sauerstoffbedarf und 3-fach erhöhtes Risiko für bakterielle Sekundärpneumonie; hMPV mit 4-fach höherer Bettenlage-Dauer assoziiert. SARS-CoV-2 hatte bessere Erholungsprognose bis Tag 14.</w:t>
       </w:r>
     </w:p>
     <w:p>
@@ -409,7 +409,7 @@
         <w:rPr>
           <w:sz w:val="19"/>
         </w:rPr>
-        <w:t>Schweden, generalisierbar auf deutsches Leitstellen-System</w:t>
+        <w:t>Niederlande, direkter Anwendungskontext Pflegheim-Versorgung</w:t>
       </w:r>
     </w:p>
     <w:p>
@@ -418,7 +418,7 @@
           <w:color w:val="5A7D3A"/>
           <w:sz w:val="18"/>
         </w:rPr>
-        <w:t>https://pubmed.ncbi.nlm.nih.gov/42808345/</w:t>
+        <w:t>https://pubmed.ncbi.nlm.nih.gov/42700659/</w:t>
       </w:r>
     </w:p>
     <w:sectPr>

--- a/download/studien-aktuell.docx
+++ b/download/studien-aktuell.docx
@@ -62,7 +62,7 @@
           <w:color w:val="666666"/>
           <w:sz w:val="18"/>
         </w:rPr>
-        <w:t>Stand: 02.10.2026  |  6 Studien  |  pflege.m-vf.de</w:t>
+        <w:t>Stand: 03.10.2026  |  6 Studien  |  pflege.m-vf.de</w:t>
       </w:r>
     </w:p>
     <w:p>
@@ -70,7 +70,7 @@
         <w:pStyle w:val="Heading1"/>
       </w:pPr>
       <w:r>
-        <w:t>Aufgenommen am 02.10.2026</w:t>
+        <w:t>Aufgenommen am 03.10.2026</w:t>
       </w:r>
     </w:p>
     <w:p>
@@ -78,7 +78,7 @@
         <w:pStyle w:val="Heading2"/>
       </w:pPr>
       <w:r>
-        <w:t>Schulung in Beatmungspflege reduziert Infektionen: Wirkung auf Wissen, Adhärenz und VAP-Raten</w:t>
+        <w:t>Ernährungspflege mit Überwachung der Magen-Darm-Funktion: Wirkung auf Magenverweilzeit und Komplikationen bei Neurochirurgiepatienten</w:t>
       </w:r>
     </w:p>
     <w:p>
@@ -88,12 +88,12 @@
           <w:color w:val="666666"/>
           <w:sz w:val="18"/>
         </w:rPr>
-        <w:t>Omar DI et al.  ·  Dimens Crit Care Nurs  ·  30.09.2026  ·  PMID 42821858</w:t>
+        <w:t>Lei H et al.  ·  Medicine (Baltimore)  ·  02.10.2026  ·  PMID 42826338</w:t>
       </w:r>
     </w:p>
     <w:p>
       <w:r>
-        <w:t>Quasi-experimentelle Studie in zwei ICUs einer ägyptischen Universitätsklinik mit 262 Pflegenden; Intervention: 12 strukturierte Schulungssitzungen plus Demonstrationen am Bett zu Beatmungsbündel-Praktiken.</w:t>
+        <w:t>Retrospektive Kohortenstudie mit 120 Neurochirurgiepatienten, die die klinische Wirksamkeit kombinierter Ernährungspflege mit dynamischer Überwachung der gastrointestinalen Funktion auf Versorgungsergebnisse untersucht.</w:t>
       </w:r>
     </w:p>
     <w:p>
@@ -104,7 +104,7 @@
         <w:t xml:space="preserve">Ergebnis: </w:t>
       </w:r>
       <w:r>
-        <w:t>Signifikante Verbesserung des Pflegewissens postintervention (p &lt; 0,001). Compliance mit VAP-Bündel deutlich erhöht. VAP-Inzidenz sank um fast ein Drittel (Zentral-ICU -29,1%; Intermediate-ICU -28,5%), was etwa 1 verhinderte Infektion pro 10 beatmete Patienten entspricht. Mortalität beatmeter Patienten um die Hälfte in Intermediate-ICU reduziert (-53,8%), um ein Drittel in Zentral-ICU (-30,9%).</w:t>
+        <w:t>Interventionsgruppe (n=60) zeigte signifikant niedrigere Quote abdomineller Distension (16,7% vs. 36,7%, p=0,011), Übelkeit/Erbrechen (11,7% vs. 26,7%, p=0,038) und gastrointestinale Intoleranz gesamt (20,0% vs. 43,3%, p=0,006). Kürzere Beatmungs- und Krankenhausaufenthalte (beide p&lt;0,01), schnellere Darmfunktionswiederherstellung und höhere Pflegezufriedenheit (p&lt;0,05).</w:t>
       </w:r>
     </w:p>
     <w:p>
@@ -119,7 +119,7 @@
         <w:rPr>
           <w:sz w:val="19"/>
         </w:rPr>
-        <w:t>Ägypten - Sicherheitseffekt übertragbar, Kontextualisierung auf deutsches System erforderlich</w:t>
+        <w:t>China, Klinikdaten; Überwachungs- und Dokumentationsprinzipien auf Deutschland übertragbar</w:t>
       </w:r>
     </w:p>
     <w:p>
@@ -128,7 +128,7 @@
           <w:color w:val="5A7D3A"/>
           <w:sz w:val="18"/>
         </w:rPr>
-        <w:t>https://pubmed.ncbi.nlm.nih.gov/42821858/</w:t>
+        <w:t>https://pubmed.ncbi.nlm.nih.gov/42826338/</w:t>
       </w:r>
     </w:p>
     <w:p>
@@ -136,7 +136,7 @@
         <w:pStyle w:val="Heading2"/>
       </w:pPr>
       <w:r>
-        <w:t>Agitation und Aggression bei Alzheimer-Demenz: Langzeitkosten und informelle Pflege</w:t>
+        <w:t>Pflegefachpersonen und Frailty: Wissens- und Praxislücke trotz positiver Einstellung – Studie in Südwestchina</w:t>
       </w:r>
     </w:p>
     <w:p>
@@ -146,12 +146,12 @@
           <w:color w:val="666666"/>
           <w:sz w:val="18"/>
         </w:rPr>
-        <w:t>Costa N et al.  ·  Int J Geriatr Psychiatry  ·  Okt. 2026  ·  PMID 42821808</w:t>
+        <w:t>Lyu J et al.  ·  Front Public Health  ·  17.09.2026  ·  PMID 42824785</w:t>
       </w:r>
     </w:p>
     <w:p>
       <w:r>
-        <w:t>Longitudinale Kohortenstudie über 12 Monate mit 262 Patienten (ambulant und stationär), um die Auswirkung von Verhaltenssymptomen auf Gesamtkosten einschließlich Angehörigenpflege zu bestimmen.</w:t>
+        <w:t>Querschnittsbefragung von 610 Pflegefachpersonen an 41 Krankenhäusern in Chongqing und Sichuan, die Wissen, Einstellung und praktisches Handeln zu Frailty-Management und deren Determinanten erfasst.</w:t>
       </w:r>
     </w:p>
     <w:p>
@@ -162,7 +162,7 @@
         <w:t xml:space="preserve">Ergebnis: </w:t>
       </w:r>
       <w:r>
-        <w:t>Zwei Verlaufsmuster identifiziert: Gruppe A (milde Symptome mit Verbesserung) €22.959/Jahr, Gruppe B (moderate Symptome, begrenzte Verbesserung) €23.625/Jahr ohne Beaufsichtigung; mit Beaufsichtigung €52.111 bzw. €56.149. Informelle Pflege entsprach ~70% der Gesamtkosten bei ambulanten Patienten. Beaufsichtigung deckte Mehrheit der informellen Pflegekosten ab.</w:t>
+        <w:t>Mittlerer KAP-Score 103,07±12,65 (max. 127). Einstellung höchste Punktzahl (88,53%), Wissen 81,38%, Praxis niedrigste (74,40%). Jüngste Frailty-Fortbildung unabhängig mit besseren KAP-Gesamtwerten assoziiert (trainiert innerhalb eines Monats vs. nie: β=-6,82, p=0,036). Geritrische-Spezialistin-Zertifikat nur mit Wissen assoziiert (β=2,07, p=0,004), nicht mit Gesamtkompetenz.</w:t>
       </w:r>
     </w:p>
     <w:p>
@@ -177,7 +177,7 @@
         <w:rPr>
           <w:sz w:val="19"/>
         </w:rPr>
-        <w:t>Frankreich, vergleichbares System zur Pflegeversicherung Deutschland</w:t>
+        <w:t>China; Befunde zur Lücke zwischen Einstellung und Praxis relevant für deutsche Altenpflegequalifizierung</w:t>
       </w:r>
     </w:p>
     <w:p>
@@ -186,7 +186,7 @@
           <w:color w:val="5A7D3A"/>
           <w:sz w:val="18"/>
         </w:rPr>
-        <w:t>https://pubmed.ncbi.nlm.nih.gov/42821808/</w:t>
+        <w:t>https://pubmed.ncbi.nlm.nih.gov/42824785/</w:t>
       </w:r>
     </w:p>
     <w:p>
@@ -194,7 +194,7 @@
         <w:pStyle w:val="Heading2"/>
       </w:pPr>
       <w:r>
-        <w:t>Ernsthaftes Spiel für Pflegeleitung in der Primärversorgung: Entwicklung und Validierung</w:t>
+        <w:t>Bewegungsintervention für pflegende Angehörige von Krebspatienten: Akzeptanz und Machbarkeit</w:t>
       </w:r>
     </w:p>
     <w:p>
@@ -204,12 +204,12 @@
           <w:color w:val="666666"/>
           <w:sz w:val="18"/>
         </w:rPr>
-        <w:t>Fonseca CCWDMD et al.  ·  Rev Bras Enferm  ·  25.09.2026  ·  PMID 42820591</w:t>
+        <w:t>Penner JL et al.  ·  BMC Palliat Care  ·  14.09.2026  ·  PMID 42823685</w:t>
       </w:r>
     </w:p>
     <w:p>
       <w:r>
-        <w:t>Methodologische Studie zur Entwicklung und Validierung eines digitalen Spiels für die Leitungskompetenzentwicklung bei Pflegekräften der Primärversorgung; zwei Phasen mit Expertenvalidierung (e-Delphi) und Nutzungsbewertung.</w:t>
+        <w:t>Qualitative explorative Studie mit 10 pflegenden Angehörigen von Patienten mit fortgeschrittenem Krebs, die die Akzeptanz und Machbarkeit einer individualisierten Bewegungsintervention mit Telefonunterstützung (My Ten) über 6 Wochen untersucht.</w:t>
       </w:r>
     </w:p>
     <w:p>
@@ -220,7 +220,7 @@
         <w:t xml:space="preserve">Ergebnis: </w:t>
       </w:r>
       <w:r>
-        <w:t>Content Validity Index global 0,93. Mittlere Usability-Score 92,0 (von 100), Bewertung als Lernressource 97,9. Finales Spiel mit verbessertem Layout, 75 überarbeitete Spielkarten und verfeinerte Regeln. 14 Pflegekräfte bestätigten Einsatzreife für berufliche Praxis.</w:t>
+        <w:t>8 von 10 Angehörigen beendeten die Intervention. Bewegungsprogramm als acceptable Strategie wahrgenommen: Angehörige schätzten Fokus auf eigene Selbstfürsorge, Möglichkeit, von Pflege Abstand zu nehmen und trotzdem in Patientennähe zu bleiben. Individualisierte Ziele, Selbstmonitoring und wöchentliche Telefonanrufe zur Problemlösung und Motivation halfen bei Adhärenz.</w:t>
       </w:r>
     </w:p>
     <w:p>
@@ -235,7 +235,7 @@
         <w:rPr>
           <w:sz w:val="19"/>
         </w:rPr>
-        <w:t>Brasilien/Portugal - Methodische Validierung universal, digitales Format ortsunabhängig</w:t>
+        <w:t>Kanada, Intervention übertragbar auf deutsches Verständnis von Entlastung für Angehörige</w:t>
       </w:r>
     </w:p>
     <w:p>
@@ -244,7 +244,7 @@
           <w:color w:val="5A7D3A"/>
           <w:sz w:val="18"/>
         </w:rPr>
-        <w:t>https://pubmed.ncbi.nlm.nih.gov/42820591/</w:t>
+        <w:t>https://pubmed.ncbi.nlm.nih.gov/42823685/</w:t>
       </w:r>
     </w:p>
     <w:p>
@@ -252,7 +252,7 @@
         <w:pStyle w:val="Heading2"/>
       </w:pPr>
       <w:r>
-        <w:t>Hebammen-gestützte präklinische Geburtsbetreuung: Effekt auf Verzögerungen bei Schwangerschaft</w:t>
+        <w:t>Heterogenität klinischer Grundkompetenzen bei Pflegefachpersonen: Selbsteffizienz und selbstgesteuertes Lernen als Prädiktoren</w:t>
       </w:r>
     </w:p>
     <w:p>
@@ -262,12 +262,12 @@
           <w:color w:val="666666"/>
           <w:sz w:val="18"/>
         </w:rPr>
-        <w:t>Britto AMA et al.  ·  Rev Bras Enferm  ·  28.09.2026  ·  PMID 42820562</w:t>
+        <w:t>Huang M et al.  ·  BMJ Open  ·  01.10.2026  ·  PMID 42823114</w:t>
       </w:r>
     </w:p>
     <w:p>
       <w:r>
-        <w:t>Erfahrungsbericht der Pflegeleistungen durch Hebammen im Transportmodul des Cegonha-Carioca-Programms (2012–2024) unter Anwendung des Three-Delays-Modells zur Analyse der Versorgung schwangerer und postpartaler Frauen.</w:t>
+        <w:t>Querschnittsstudie mit 605 klinischen Pflegefachpersonen in zwei chinesischen Krankenhäusern, die mittels latenter Profileanalyse Kompetenzprofile identifiziert und deren Zusammenhang mit Selbsteffizienz und selbstgelenktem Lernen analysiert.</w:t>
       </w:r>
     </w:p>
     <w:p>
@@ -278,7 +278,7 @@
         <w:t xml:space="preserve">Ergebnis: </w:t>
       </w:r>
       <w:r>
-        <w:t>Öffentliches Bewusstsein für Ambulanzdienst mit Qualität und Humanisierung der Betreuung mindert die Verzögerung bei Aufsuchen von Hilfe. Kostenloser Zugang, strategische Ambulanzplatzierung und designierte Referenzmutterschaftsklinik fördern Zugangsidentifikation und -nutzung. Effiziente Kommunikation, Priorisierung und Alarmsysteme unterstützen zeitgerechte Versorgung. Hebammen-Intervention über präklinisches Setting reduziert mütterliche Mortalität.</w:t>
+        <w:t>Drei Profile: Low-Level-Kompetenz 43,97%, Moderate-Level 41,98%, High-Level 14,05%. Nach Adjustierung: Selbstgesteuertes Lernen positiv assoziiert mit Moderate-Level (OR 1,119, 95%-KI 1,077–1,163) und High-Level (OR 1,142, 95%-KI 1,078–1,210). Selbsteffizienz zeigte ähnliche positive Assoziationen (Moderate: OR 1,161; High: OR 1,578, 95%-KI 1,452–1,715).</w:t>
       </w:r>
     </w:p>
     <w:p>
@@ -293,7 +293,7 @@
         <w:rPr>
           <w:sz w:val="19"/>
         </w:rPr>
-        <w:t>Brasilien - Hebammen-Praxismodell, Übertragbarkeit auf deutsches System mit Kontextualisierung</w:t>
+        <w:t>China; Befunde zur Heterogenität und Förderbarkeit durch psychosoziale Faktoren auf deutsche Kompetenzentwicklung übertragbar</w:t>
       </w:r>
     </w:p>
     <w:p>
@@ -302,7 +302,7 @@
           <w:color w:val="5A7D3A"/>
           <w:sz w:val="18"/>
         </w:rPr>
-        <w:t>https://pubmed.ncbi.nlm.nih.gov/42820562/</w:t>
+        <w:t>https://pubmed.ncbi.nlm.nih.gov/42823114/</w:t>
       </w:r>
     </w:p>
     <w:p>
@@ -310,7 +310,7 @@
         <w:pStyle w:val="Heading2"/>
       </w:pPr>
       <w:r>
-        <w:t>Klinische Empathie und Kontinuität mindern Versorgungsfragmentierung bei Patienten mit mehreren chronischen Erkrankungen</w:t>
+        <w:t>Arbeitsplatzattraktivität für Pflegestudenten: was sie bei Praktika erleben und für ihre Karriere bedeutet</w:t>
       </w:r>
     </w:p>
     <w:p>
@@ -320,12 +320,12 @@
           <w:color w:val="666666"/>
           <w:sz w:val="18"/>
         </w:rPr>
-        <w:t>Arakelyan S et al.  ·  Br J Gen Pract  ·  01.10.2026  ·  PMID 42767938</w:t>
+        <w:t>Tjulin Å et al.  ·  Nurs Open  ·  Okt. 2026  ·  PMID 42817072</w:t>
       </w:r>
     </w:p>
     <w:p>
       <w:r>
-        <w:t>Qualitative Studie mit 6 Fokusgruppen (28 Patienten und Angehörige) in 4 schottischen Health-and-Social-Care-Partnerschaften zur Erfahrung fragmentierter Versorgung und stabilisierender Faktoren.</w:t>
+        <w:t>Qualitative Studie mit 13 schwedischen Pflegestudenten, die untersucht, wie sie während klinischer Einsätze Arbeitsplätze wahrnehmen und bewerten und welche Faktoren ihre späteren Berufsentscheidungen prägen.</w:t>
       </w:r>
     </w:p>
     <w:p>
@@ -336,7 +336,7 @@
         <w:t xml:space="preserve">Ergebnis: </w:t>
       </w:r>
       <w:r>
-        <w:t>Vier Themenbereiche: Dynamische Wechselwirkung zwischen Patienten, Angehörigen, Professionellen und Organisationsstrukturen. Versorgungsänderungen zur Effizienzsteigerung werden oft als Patienten-Bedarf nicht entsprechend wahrgenommen und verursachen Verhaltensänderungen bei Patienten/Angehörigen. Klinische Empathie und Relational Continuity of Care waren zentrale stabilisierende Faktoren in fragmenierten Systemen. Kleine persönliche Interaktionen hatten disproportional große Effekte auf Vertrauen und Engagement.</w:t>
+        <w:t>Vier zentrale Themen prägen die Arbeitsplatzattraktivität: Becoming (Selbstvertrauen und berufliche Identität durch praktische Erfahrung), Belonging (Bedeutung von Beziehungen und Sozialklima), Balancing (Sorgen um Work-Life-Integration) und Beyond (Suche nach Entwicklungsmöglichkeiten). Arbeitsplatzattraktivität entsteht als dynamischer, relationaler Prozess, nicht als festes Merkmal.</w:t>
       </w:r>
     </w:p>
     <w:p>
@@ -351,7 +351,7 @@
         <w:rPr>
           <w:sz w:val="19"/>
         </w:rPr>
-        <w:t>Schottland (UK), vergleichbare Gesundheitssystem-Struktur mit Deutschland</w:t>
+        <w:t>Schweden, qualitative Befunde zu Rekrutierungs- und Retentionsfaktoren übertragbar auf deutsches Ausbildungssystem</w:t>
       </w:r>
     </w:p>
     <w:p>
@@ -360,7 +360,7 @@
           <w:color w:val="5A7D3A"/>
           <w:sz w:val="18"/>
         </w:rPr>
-        <w:t>https://pubmed.ncbi.nlm.nih.gov/42767938/</w:t>
+        <w:t>https://pubmed.ncbi.nlm.nih.gov/42817072/</w:t>
       </w:r>
     </w:p>
     <w:p>
@@ -368,7 +368,7 @@
         <w:pStyle w:val="Heading2"/>
       </w:pPr>
       <w:r>
-        <w:t>Respiratorische Virusinfektionen im Pflegeheim: Klinische Auswirkungen und Differenzierung</w:t>
+        <w:t>Intensiv- und Anästhesiepflege in Deutschland: Strukturen, Leitungsressourcen und Qualifikationsmix – bundesweite Befragung</w:t>
       </w:r>
     </w:p>
     <w:p>
@@ -378,12 +378,12 @@
           <w:color w:val="666666"/>
           <w:sz w:val="18"/>
         </w:rPr>
-        <w:t>Kolodziej LM et al.  ·  J Am Med Dir Assoc  ·  05.09.2026  ·  PMID 42700659</w:t>
+        <w:t>Müller-Wolff T et al.  ·  Anaesthesiologie  ·  08.09.2026  ·  PMID 42709176</w:t>
       </w:r>
     </w:p>
     <w:p>
       <w:r>
-        <w:t>Prospektive Kohortenstudie in 15 niederländischen Pflegeheimen (März 2023–Mai 2025) zu 3.195 Bewohnern mit vermuteten akuten Atemwegsinfektionen, um Virustypen und klinische Folgen zu untersuchen.</w:t>
+        <w:t>Bundesweite Querschnittsbefragung von 550 Leitungspersonen in der Intensiv- und Anästhesiepflege, die organisationale und qualifikationsbezogene Strukturen sowie Barrieren der Pflegeentwicklung erfasst.</w:t>
       </w:r>
     </w:p>
     <w:p>
@@ -394,7 +394,7 @@
         <w:t xml:space="preserve">Ergebnis: </w:t>
       </w:r>
       <w:r>
-        <w:t>526 Atemwegsinfekt-Episoden dokumentiert; Viren in 291 Fällen nachgewiesen: SARS-CoV-2 (29,0%), Influenza A (23,6%), Rhinovirus/Enterovirus (18,8%), RSV (11,8%), hMPV (6,4%). Influenza A zeigte verzögerte Erholung, erhöhten Sauerstoffbedarf und 3-fach erhöhtes Risiko für bakterielle Sekundärpneumonie; hMPV mit 4-fach höherer Bettenlage-Dauer assoziiert. SARS-CoV-2 hatte bessere Erholungsprognose bis Tag 14.</w:t>
+        <w:t>35,9% der Leitungen sind nicht oder nur eingeschränkt für Führungsaufgaben freigestellt; 49,6% berichten Personalengpässe mit unbesetzten Stellen. Nur 17,1% der Fachpflegepersonen übernehmen erweiterte Aufgaben; hochschulisch qualifizierte Pflegefachpersonen sind nur punktuell integriert. Strukturen für Aus-, Fort- und Weiterbildung variieren stark und sind oft vom persönlichen Engagement abhängig.</w:t>
       </w:r>
     </w:p>
     <w:p>
@@ -409,7 +409,7 @@
         <w:rPr>
           <w:sz w:val="19"/>
         </w:rPr>
-        <w:t>Niederlande, direkter Anwendungskontext Pflegheim-Versorgung</w:t>
+        <w:t>Deutschland, direktes Primärdatenproblem; Baseline für Personalentwicklungsplanung und Implementierung Advanced Practice</w:t>
       </w:r>
     </w:p>
     <w:p>
@@ -418,7 +418,7 @@
           <w:color w:val="5A7D3A"/>
           <w:sz w:val="18"/>
         </w:rPr>
-        <w:t>https://pubmed.ncbi.nlm.nih.gov/42700659/</w:t>
+        <w:t>https://pubmed.ncbi.nlm.nih.gov/42709176/</w:t>
       </w:r>
     </w:p>
     <w:sectPr>

--- a/download/studien-aktuell.docx
+++ b/download/studien-aktuell.docx
@@ -62,7 +62,7 @@
           <w:color w:val="666666"/>
           <w:sz w:val="18"/>
         </w:rPr>
-        <w:t>Stand: 03.10.2026  |  6 Studien  |  pflege.m-vf.de</w:t>
+        <w:t>Stand: 04.10.2026  |  6 Studien  |  pflege.m-vf.de</w:t>
       </w:r>
     </w:p>
     <w:p>
@@ -70,7 +70,7 @@
         <w:pStyle w:val="Heading1"/>
       </w:pPr>
       <w:r>
-        <w:t>Aufgenommen am 03.10.2026</w:t>
+        <w:t>Aufgenommen am 04.10.2026</w:t>
       </w:r>
     </w:p>
     <w:p>
@@ -78,7 +78,7 @@
         <w:pStyle w:val="Heading2"/>
       </w:pPr>
       <w:r>
-        <w:t>Ernährungspflege mit Überwachung der Magen-Darm-Funktion: Wirkung auf Magenverweilzeit und Komplikationen bei Neurochirurgiepatienten</w:t>
+        <w:t>Strukturierte Anleitung vor Ort verbessert Pflegequalität und Patientensicherheit</w:t>
       </w:r>
     </w:p>
     <w:p>
@@ -88,12 +88,12 @@
           <w:color w:val="666666"/>
           <w:sz w:val="18"/>
         </w:rPr>
-        <w:t>Lei H et al.  ·  Medicine (Baltimore)  ·  02.10.2026  ·  PMID 42826338</w:t>
+        <w:t>Li M et al.  ·  J Nurs Manag  ·  2026  ·  PMID 42827354</w:t>
       </w:r>
     </w:p>
     <w:p>
       <w:r>
-        <w:t>Retrospektive Kohortenstudie mit 120 Neurochirurgiepatienten, die die klinische Wirksamkeit kombinierter Ernährungspflege mit dynamischer Überwachung der gastrointestinalen Funktion auf Versorgungsergebnisse untersucht.</w:t>
+        <w:t>Eine quasi-experimentelle Studie evaluierte ein nach dem Structure-Process-Outcome-Modell entwickeltes Anleitungsprogramm zur Verbesserung der pflegerischen Prozessqualität in einer Universitätsklinik.</w:t>
       </w:r>
     </w:p>
     <w:p>
@@ -104,7 +104,7 @@
         <w:t xml:space="preserve">Ergebnis: </w:t>
       </w:r>
       <w:r>
-        <w:t>Interventionsgruppe (n=60) zeigte signifikant niedrigere Quote abdomineller Distension (16,7% vs. 36,7%, p=0,011), Übelkeit/Erbrechen (11,7% vs. 26,7%, p=0,038) und gastrointestinale Intoleranz gesamt (20,0% vs. 43,3%, p=0,006). Kürzere Beatmungs- und Krankenhausaufenthalte (beide p&lt;0,01), schnellere Darmfunktionswiederherstellung und höhere Pflegezufriedenheit (p&lt;0,05).</w:t>
+        <w:t>Die Pflegecompliance bei aseptischer Technik stieg von 83,80 % auf 91,86 %, die Fachkompetenzwerte von 91,80 ± 3,76 auf 93,65 ± 2,28, die Patientenzufriedenheit von 95,86 ± 5,26 auf 97,44 ± 3,93, und dokumentierte Pflegefehler sanken von 559 auf 398 pro Jahr (p &lt; 0,05). Das Programm bietet Pflegeleitung ein strukturiertes, theory-driven Framework zur Qualitätsverbesserung.</w:t>
       </w:r>
     </w:p>
     <w:p>
@@ -119,7 +119,7 @@
         <w:rPr>
           <w:sz w:val="19"/>
         </w:rPr>
-        <w:t>China, Klinikdaten; Überwachungs- und Dokumentationsprinzipien auf Deutschland übertragbar</w:t>
+        <w:t>China, Vergleichbarkeit mit strukturierter Dokumentation und Qualitätskontrolle in deutschen Einrichtungen</w:t>
       </w:r>
     </w:p>
     <w:p>
@@ -128,7 +128,7 @@
           <w:color w:val="5A7D3A"/>
           <w:sz w:val="18"/>
         </w:rPr>
-        <w:t>https://pubmed.ncbi.nlm.nih.gov/42826338/</w:t>
+        <w:t>https://pubmed.ncbi.nlm.nih.gov/42827354/</w:t>
       </w:r>
     </w:p>
     <w:p>
@@ -136,7 +136,7 @@
         <w:pStyle w:val="Heading2"/>
       </w:pPr>
       <w:r>
-        <w:t>Pflegefachpersonen und Frailty: Wissens- und Praxislücke trotz positiver Einstellung – Studie in Südwestchina</w:t>
+        <w:t>Telemedizin in Pflegeheimen: Potenzial erkannt, aber Umsetzungshürden bleiben</w:t>
       </w:r>
     </w:p>
     <w:p>
@@ -146,12 +146,12 @@
           <w:color w:val="666666"/>
           <w:sz w:val="18"/>
         </w:rPr>
-        <w:t>Lyu J et al.  ·  Front Public Health  ·  17.09.2026  ·  PMID 42824785</w:t>
+        <w:t>SteelFisher GK et al.  ·  JAMA Netw Open  ·  01.10.2026  ·  PMID 42826022</w:t>
       </w:r>
     </w:p>
     <w:p>
       <w:r>
-        <w:t>Querschnittsbefragung von 610 Pflegefachpersonen an 41 Krankenhäusern in Chongqing und Sichuan, die Wissen, Einstellung und praktisches Handeln zu Frailty-Management und deren Determinanten erfasst.</w:t>
+        <w:t>Eine nationale US-Umfrage unter 379 Pflegeheim-Pflegedirekto­ren untersuchte Wahrnehmungen und Hemmnisse bei der Nutzung von Telemedizin für Facharztkonsultationen in Langzeitpflegeeinrichtungen.</w:t>
       </w:r>
     </w:p>
     <w:p>
@@ -162,7 +162,7 @@
         <w:t xml:space="preserve">Ergebnis: </w:t>
       </w:r>
       <w:r>
-        <w:t>Mittlerer KAP-Score 103,07±12,65 (max. 127). Einstellung höchste Punktzahl (88,53%), Wissen 81,38%, Praxis niedrigste (74,40%). Jüngste Frailty-Fortbildung unabhängig mit besseren KAP-Gesamtwerten assoziiert (trainiert innerhalb eines Monats vs. nie: β=-6,82, p=0,036). Geritrische-Spezialistin-Zertifikat nur mit Wissen assoziiert (β=2,07, p=0,004), nicht mit Gesamtkompetenz.</w:t>
+        <w:t>77 % der Nutzer bestätigten, dass Telemedizin weniger mobilen Bewohnern Termine ermöglicht; 73 % berichteten Qualitätsverbesserungen. Aber 73 % der Seltennutzer nannten als Grund, dass Fachärzte Telemedizin zu wenig anbieten, und 62 % sahen keinen Qualitätsvorteil. 60 % der Telemedizin-Nutzer berichteten, dass dies zusätzliche zeitliche Belastung für Pflegekräfte schafft. Policy-Reform sollte Spezialistenzuschläge und Pflegezeitkompensation vorsehen.</w:t>
       </w:r>
     </w:p>
     <w:p>
@@ -177,7 +177,7 @@
         <w:rPr>
           <w:sz w:val="19"/>
         </w:rPr>
-        <w:t>China; Befunde zur Lücke zwischen Einstellung und Praxis relevant für deutsche Altenpflegequalifizierung</w:t>
+        <w:t>USA-Daten, eingeschränkte Übertragbarkeit auf deutsche Finanzierung; nur Gesamtbefund zu Implementierungshindernissen brauchbar</w:t>
       </w:r>
     </w:p>
     <w:p>
@@ -186,7 +186,7 @@
           <w:color w:val="5A7D3A"/>
           <w:sz w:val="18"/>
         </w:rPr>
-        <w:t>https://pubmed.ncbi.nlm.nih.gov/42824785/</w:t>
+        <w:t>https://pubmed.ncbi.nlm.nih.gov/42826022/</w:t>
       </w:r>
     </w:p>
     <w:p>
@@ -194,7 +194,7 @@
         <w:pStyle w:val="Heading2"/>
       </w:pPr>
       <w:r>
-        <w:t>Bewegungsintervention für pflegende Angehörige von Krebspatienten: Akzeptanz und Machbarkeit</w:t>
+        <w:t>Telefonische Kurzintervention durch Pflegekräfte reduziert problematischen Alkoholkonsum bei Frauen</w:t>
       </w:r>
     </w:p>
     <w:p>
@@ -204,12 +204,12 @@
           <w:color w:val="666666"/>
           <w:sz w:val="18"/>
         </w:rPr>
-        <w:t>Penner JL et al.  ·  BMC Palliat Care  ·  14.09.2026  ·  PMID 42823685</w:t>
+        <w:t>Lima AVC et al.  ·  Arch Womens Ment Health  ·  02.10.2026  ·  PMID 42825934</w:t>
       </w:r>
     </w:p>
     <w:p>
       <w:r>
-        <w:t>Qualitative explorative Studie mit 10 pflegenden Angehörigen von Patienten mit fortgeschrittenem Krebs, die die Akzeptanz und Machbarkeit einer individualisierten Bewegungsintervention mit Telefonunterstützung (My Ten) über 6 Wochen untersucht.</w:t>
+        <w:t>Ein randomisiertes Kontrollgruppendesign evaluierte eine von Pflegekräften telephonisch durchgeführte Kurzintervention (BI) zur Reduktion risikohaften Alkoholkonsums bei Frauen in der Primärversorgung Brasiliens.</w:t>
       </w:r>
     </w:p>
     <w:p>
@@ -220,7 +220,7 @@
         <w:t xml:space="preserve">Ergebnis: </w:t>
       </w:r>
       <w:r>
-        <w:t>8 von 10 Angehörigen beendeten die Intervention. Bewegungsprogramm als acceptable Strategie wahrgenommen: Angehörige schätzten Fokus auf eigene Selbstfürsorge, Möglichkeit, von Pflege Abstand zu nehmen und trotzdem in Patientennähe zu bleiben. Individualisierte Ziele, Selbstmonitoring und wöchentliche Telefonanrufe zur Problemlösung und Motivation halfen bei Adhärenz.</w:t>
+        <w:t>Nach 6 Monaten zeigte die BI-Gruppe signifikante Reduktion der AUDIT-Scores gegenüber Kontrollgruppe, dieser Effekt schwächte bis Monat 24 ab; Kontrollgruppe zeigte aber insgesamt steigenden Trend. Kurzzeiteffekt über 6 Monate nachweisbar. Rasse und Haushaltseinkommen waren mit Outcomes assoziiert. Das Verfahren ist niedrigschwellig, skalierbar und in ressourcenbegrenzte Primärversorgung integrierbar, erfordert aber möglicherweise Auffrischungssitzungen.</w:t>
       </w:r>
     </w:p>
     <w:p>
@@ -235,7 +235,7 @@
         <w:rPr>
           <w:sz w:val="19"/>
         </w:rPr>
-        <w:t>Kanada, Intervention übertragbar auf deutsches Verständnis von Entlastung für Angehörige</w:t>
+        <w:t>Brasilien, Primärversorgung; telefonische Interventionen durch Pflegekräfte auf deutsches Setting übertragbar</w:t>
       </w:r>
     </w:p>
     <w:p>
@@ -244,7 +244,7 @@
           <w:color w:val="5A7D3A"/>
           <w:sz w:val="18"/>
         </w:rPr>
-        <w:t>https://pubmed.ncbi.nlm.nih.gov/42823685/</w:t>
+        <w:t>https://pubmed.ncbi.nlm.nih.gov/42825934/</w:t>
       </w:r>
     </w:p>
     <w:p>
@@ -252,7 +252,7 @@
         <w:pStyle w:val="Heading2"/>
       </w:pPr>
       <w:r>
-        <w:t>Heterogenität klinischer Grundkompetenzen bei Pflegefachpersonen: Selbsteffizienz und selbstgesteuertes Lernen als Prädiktoren</w:t>
+        <w:t>Antimikrobielle Stewardship im ICU: Motivation und Organisationsstützung fördern Pflegepartizipation</w:t>
       </w:r>
     </w:p>
     <w:p>
@@ -262,12 +262,12 @@
           <w:color w:val="666666"/>
           <w:sz w:val="18"/>
         </w:rPr>
-        <w:t>Huang M et al.  ·  BMJ Open  ·  01.10.2026  ·  PMID 42823114</w:t>
+        <w:t>Dang X et al.  ·  Front Public Health  ·  17.09.2026  ·  PMID 42824319</w:t>
       </w:r>
     </w:p>
     <w:p>
       <w:r>
-        <w:t>Querschnittsstudie mit 605 klinischen Pflegefachpersonen in zwei chinesischen Krankenhäusern, die mittels latenter Profileanalyse Kompetenzprofile identifiziert und deren Zusammenhang mit Selbsteffizienz und selbstgelenktem Lernen analysiert.</w:t>
+        <w:t>Eine Querschnittsstudie (n=497 ICU-Pflegekräfte, 11 Krankenhäuser China) untersuchte Assoziation von Fähigkeit, Gelegenheit, Motivation und Verhalten mit Antimikrobien-Stewardship-Beteiligung unter Anwendung des COM-B-Modells mittels Strukturgleichungsmodellierung.</w:t>
       </w:r>
     </w:p>
     <w:p>
@@ -278,7 +278,7 @@
         <w:t xml:space="preserve">Ergebnis: </w:t>
       </w:r>
       <w:r>
-        <w:t>Drei Profile: Low-Level-Kompetenz 43,97%, Moderate-Level 41,98%, High-Level 14,05%. Nach Adjustierung: Selbstgesteuertes Lernen positiv assoziiert mit Moderate-Level (OR 1,119, 95%-KI 1,077–1,163) und High-Level (OR 1,142, 95%-KI 1,078–1,210). Selbsteffizienz zeigte ähnliche positive Assoziationen (Moderate: OR 1,161; High: OR 1,578, 95%-KI 1,452–1,715).</w:t>
+        <w:t>Mittlere Scores: Fähigkeit 48,80 ± 9,86; Gelegenheit 38,42 ± 10,60; Motivation 82,55 ± 16,86; Verhalten 59,94 ± 13,57. SEM zeigte: Fähigkeit (β = 0,41), Gelegenheit (β = 0,84) und professionelle Selbsteffizienz (β = 0,77) waren positiv mit Motivation assoziiert; Motivation positiv mit Verhalten (β = 0,75; alle p &lt; 0,001). Antimikrobische Schulung war mit besserem Beteiligungsverhalten assoziiert. Motivation vermittelte den Pfad zwischen Kontextfaktoren und Handlung.</w:t>
       </w:r>
     </w:p>
     <w:p>
@@ -293,7 +293,7 @@
         <w:rPr>
           <w:sz w:val="19"/>
         </w:rPr>
-        <w:t>China; Befunde zur Heterogenität und Förderbarkeit durch psychosoziale Faktoren auf deutsche Kompetenzentwicklung übertragbar</w:t>
+        <w:t>China, ICU-Kontext; Modell zur Förderung interprofessioneller Stewardship-Partizipation auf deutsche Kliniken übertragbar</w:t>
       </w:r>
     </w:p>
     <w:p>
@@ -302,7 +302,7 @@
           <w:color w:val="5A7D3A"/>
           <w:sz w:val="18"/>
         </w:rPr>
-        <w:t>https://pubmed.ncbi.nlm.nih.gov/42823114/</w:t>
+        <w:t>https://pubmed.ncbi.nlm.nih.gov/42824319/</w:t>
       </w:r>
     </w:p>
     <w:p>
@@ -310,7 +310,7 @@
         <w:pStyle w:val="Heading2"/>
       </w:pPr>
       <w:r>
-        <w:t>Arbeitsplatzattraktivität für Pflegestudenten: was sie bei Praktika erleben und für ihre Karriere bedeutet</w:t>
+        <w:t>Psychische Spätfolgen von Nachtschichten: Verzögert einsetzende Erinnerungen bei ex-Nachtschicht-Pflegekräften</w:t>
       </w:r>
     </w:p>
     <w:p>
@@ -320,12 +320,12 @@
           <w:color w:val="666666"/>
           <w:sz w:val="18"/>
         </w:rPr>
-        <w:t>Tjulin Å et al.  ·  Nurs Open  ·  Okt. 2026  ·  PMID 42817072</w:t>
+        <w:t>Gai X et al.  ·  Front Public Health  ·  17.09.2026  ·  PMID 42824112</w:t>
       </w:r>
     </w:p>
     <w:p>
       <w:r>
-        <w:t>Qualitative Studie mit 13 schwedischen Pflegestudenten, die untersucht, wie sie während klinischer Einsätze Arbeitsplätze wahrnehmen und bewerten und welche Faktoren ihre späteren Berufsentscheidungen prägen.</w:t>
+        <w:t>Eine qualitative Phänomenologiestudie mit 15 ehemaligen Nachtschicht-Pflegekräften (nun Tagschichtler) erkundete verzögert auftretende intrusive Erinnerungen an Nachtschicht-Stress und deren Auslöser.</w:t>
       </w:r>
     </w:p>
     <w:p>
@@ -336,7 +336,7 @@
         <w:t xml:space="preserve">Ergebnis: </w:t>
       </w:r>
       <w:r>
-        <w:t>Vier zentrale Themen prägen die Arbeitsplatzattraktivität: Becoming (Selbstvertrauen und berufliche Identität durch praktische Erfahrung), Belonging (Bedeutung von Beziehungen und Sozialklima), Balancing (Sorgen um Work-Life-Integration) und Beyond (Suche nach Entwicklungsmöglichkeiten). Arbeitsplatzattraktivität entsteht als dynamischer, relationaler Prozess, nicht als festes Merkmal.</w:t>
+        <w:t>Vier Themen identifiziert: (1) Nachtschicht-bezogene psychosoziale Stressoren; (2) Charakteristika verzögerter Erinnerungen (verzögerter Beginn, unwillkürliches Wiederauftreten über Monate/Jahre); (3) situationsabhängige Reaktivierung durch Auslöser; (4) Bewältigungs- und Bedeutungsumgestaltung. Intrusive Erinnerungen können lange nach Beendigung von Nachtschicht persistieren und wurden durch spezifische Situationen erneut aktiviert. Die Studie hebt Notwendigkeit beruflicher psychischer Unterstützung für Pflegekräfte mit Nachtschichthistorie hervor.</w:t>
       </w:r>
     </w:p>
     <w:p>
@@ -351,7 +351,7 @@
         <w:rPr>
           <w:sz w:val="19"/>
         </w:rPr>
-        <w:t>Schweden, qualitative Befunde zu Rekrutierungs- und Retentionsfaktoren übertragbar auf deutsches Ausbildungssystem</w:t>
+        <w:t>China, Pflegekrankenhauskontext; psychische Belastungsfolgen von Schichtarbeit auf deutsche Pflegekräfte übertragbar</w:t>
       </w:r>
     </w:p>
     <w:p>
@@ -360,7 +360,7 @@
           <w:color w:val="5A7D3A"/>
           <w:sz w:val="18"/>
         </w:rPr>
-        <w:t>https://pubmed.ncbi.nlm.nih.gov/42817072/</w:t>
+        <w:t>https://pubmed.ncbi.nlm.nih.gov/42824112/</w:t>
       </w:r>
     </w:p>
     <w:p>
@@ -368,7 +368,7 @@
         <w:pStyle w:val="Heading2"/>
       </w:pPr>
       <w:r>
-        <w:t>Intensiv- und Anästhesiepflege in Deutschland: Strukturen, Leitungsressourcen und Qualifikationsmix – bundesweite Befragung</w:t>
+        <w:t>Professionelle Pflegekraft-Eltern-Unterstützung reduziert Cyberchondrie bei Müttern hospitalisierter Kinder</w:t>
       </w:r>
     </w:p>
     <w:p>
@@ -378,12 +378,12 @@
           <w:color w:val="666666"/>
           <w:sz w:val="18"/>
         </w:rPr>
-        <w:t>Müller-Wolff T et al.  ·  Anaesthesiologie  ·  08.09.2026  ·  PMID 42709176</w:t>
+        <w:t>Yılmaz Z et al.  ·  BMC Public Health  ·  02.09.2026  ·  PMID 42823684</w:t>
       </w:r>
     </w:p>
     <w:p>
       <w:r>
-        <w:t>Bundesweite Querschnittsbefragung von 550 Leitungspersonen in der Intensiv- und Anästhesiepflege, die organisationale und qualifikationsbezogene Strukturen sowie Barrieren der Pflegeentwicklung erfasst.</w:t>
+        <w:t>Eine Querschnittsstudie (n=216 Mütter von hospitalisierten Kindern 0–6 Jahre) untersuchte assoziative Pfade zwischen mütterlicher Fatigue, wahrgenommener Pflegekraft-Unterstützung und fünf Dimensionen von Cyberchondrie mittels struktureller Gleichungsmodellierung.</w:t>
       </w:r>
     </w:p>
     <w:p>
@@ -394,7 +394,7 @@
         <w:t xml:space="preserve">Ergebnis: </w:t>
       </w:r>
       <w:r>
-        <w:t>35,9% der Leitungen sind nicht oder nur eingeschränkt für Führungsaufgaben freigestellt; 49,6% berichten Personalengpässe mit unbesetzten Stellen. Nur 17,1% der Fachpflegepersonen übernehmen erweiterte Aufgaben; hochschulisch qualifizierte Pflegefachpersonen sind nur punktuell integriert. Strukturen für Aus-, Fort- und Weiterbildung variieren stark und sind oft vom persönlichen Engagement abhängig.</w:t>
+        <w:t>Wahrgenommene Pflegekraft-Unterstützung war konsistent und negativ mit allen Cyberchondrie-Subdimensionen assoziiert (β: -0,335 bis -0,436, p &lt; 0,001). Mütterliche Fatigue-Schweregrad zeigte begrenzte und subdimension-spezifische Effekte. Pflegekraft-Unterstützung erklärte 11–21 % der Varianz in Cyberchondrie-Dimensionen. Effekt über demografische Subgruppen konsistent.</w:t>
       </w:r>
     </w:p>
     <w:p>
@@ -409,7 +409,7 @@
         <w:rPr>
           <w:sz w:val="19"/>
         </w:rPr>
-        <w:t>Deutschland, direktes Primärdatenproblem; Baseline für Personalentwicklungsplanung und Implementierung Advanced Practice</w:t>
+        <w:t>Türkei, Hospitalisierungskontext; strukturierte Pflegekommunikation zur Angstreduktion auf Deutschland übertragbar</w:t>
       </w:r>
     </w:p>
     <w:p>
@@ -418,7 +418,7 @@
           <w:color w:val="5A7D3A"/>
           <w:sz w:val="18"/>
         </w:rPr>
-        <w:t>https://pubmed.ncbi.nlm.nih.gov/42709176/</w:t>
+        <w:t>https://pubmed.ncbi.nlm.nih.gov/42823684/</w:t>
       </w:r>
     </w:p>
     <w:sectPr>

--- a/download/studien-aktuell.docx
+++ b/download/studien-aktuell.docx
@@ -62,7 +62,7 @@
           <w:color w:val="666666"/>
           <w:sz w:val="18"/>
         </w:rPr>
-        <w:t>Stand: 04.10.2026  |  6 Studien  |  pflege.m-vf.de</w:t>
+        <w:t>Stand: 05.10.2026  |  6 Studien  |  pflege.m-vf.de</w:t>
       </w:r>
     </w:p>
     <w:p>
@@ -70,7 +70,7 @@
         <w:pStyle w:val="Heading1"/>
       </w:pPr>
       <w:r>
-        <w:t>Aufgenommen am 04.10.2026</w:t>
+        <w:t>Aufgenommen am 05.10.2026</w:t>
       </w:r>
     </w:p>
     <w:p>
@@ -78,7 +78,7 @@
         <w:pStyle w:val="Heading2"/>
       </w:pPr>
       <w:r>
-        <w:t>Strukturierte Anleitung vor Ort verbessert Pflegequalität und Patientensicherheit</w:t>
+        <w:t>Psychische Belastung bei Pflegekräften in Langzeitversorgung: Digitales Stufenprogramm reduziert Angst und Depression</w:t>
       </w:r>
     </w:p>
     <w:p>
@@ -88,12 +88,12 @@
           <w:color w:val="666666"/>
           <w:sz w:val="18"/>
         </w:rPr>
-        <w:t>Li M et al.  ·  J Nurs Manag  ·  2026  ·  PMID 42827354</w:t>
+        <w:t>González-Spinoglio L et al.  ·  Depress Anxiety  ·  02.10.2026  ·  PMID 42829513</w:t>
       </w:r>
     </w:p>
     <w:p>
       <w:r>
-        <w:t>Eine quasi-experimentelle Studie evaluierte ein nach dem Structure-Process-Outcome-Modell entwickeltes Anleitungsprogramm zur Verbesserung der pflegerischen Prozessqualität in einer Universitätsklinik.</w:t>
+        <w:t>Randomisierte Studie an 165 Langzeitpflegekräften (Heime und ambulante Dienste) mit psychischer Belastung, die ein WHO-basiertes digitales Stufenprogramm (DWM/PM+) erhielten versus Standard-Psychologische Erste Hilfe.</w:t>
       </w:r>
     </w:p>
     <w:p>
@@ -104,7 +104,7 @@
         <w:t xml:space="preserve">Ergebnis: </w:t>
       </w:r>
       <w:r>
-        <w:t>Die Pflegecompliance bei aseptischer Technik stieg von 83,80 % auf 91,86 %, die Fachkompetenzwerte von 91,80 ± 3,76 auf 93,65 ± 2,28, die Patientenzufriedenheit von 95,86 ± 5,26 auf 97,44 ± 3,93, und dokumentierte Pflegefehler sanken von 559 auf 398 pro Jahr (p &lt; 0,05). Das Programm bietet Pflegeleitung ein strukturiertes, theory-driven Framework zur Qualitätsverbesserung.</w:t>
+        <w:t>Interventionsgruppe zeigte nach 21 Wochen signifikant niedrigere depressive und Angststörungssymptome (mittlere Differenz 4,2, 95%-KI 1,1–7,3; Effektstärke 0,8, p&lt;0,05). Sekundäre Outcomes (PHQ-9, GAD-7, PTBS) ebenfalls signifikant verbessert, HR-QoL ohne Unterschied.</w:t>
       </w:r>
     </w:p>
     <w:p>
@@ -119,7 +119,7 @@
         <w:rPr>
           <w:sz w:val="19"/>
         </w:rPr>
-        <w:t>China, Vergleichbarkeit mit strukturierter Dokumentation und Qualitätskontrolle in deutschen Einrichtungen</w:t>
+        <w:t>Spanien (Katalonien), Pflegekräfte in Langzeiteinrichtungen; vergleichbare EU-Rahmenbedingungen.</w:t>
       </w:r>
     </w:p>
     <w:p>
@@ -128,7 +128,7 @@
           <w:color w:val="5A7D3A"/>
           <w:sz w:val="18"/>
         </w:rPr>
-        <w:t>https://pubmed.ncbi.nlm.nih.gov/42827354/</w:t>
+        <w:t>https://pubmed.ncbi.nlm.nih.gov/42829513/</w:t>
       </w:r>
     </w:p>
     <w:p>
@@ -136,7 +136,7 @@
         <w:pStyle w:val="Heading2"/>
       </w:pPr>
       <w:r>
-        <w:t>Telemedizin in Pflegeheimen: Potenzial erkannt, aber Umsetzungshürden bleiben</w:t>
+        <w:t>Präventive Hausbesuche für ältere Menschen: Welche Partner arbeiten Besuchsteams ein?</w:t>
       </w:r>
     </w:p>
     <w:p>
@@ -146,12 +146,12 @@
           <w:color w:val="666666"/>
           <w:sz w:val="18"/>
         </w:rPr>
-        <w:t>SteelFisher GK et al.  ·  JAMA Netw Open  ·  01.10.2026  ·  PMID 42826022</w:t>
+        <w:t>Nivestam A et al.  ·  Scand J Caring Sci  ·  Dez. 2026  ·  PMID 42828510</w:t>
       </w:r>
     </w:p>
     <w:p>
       <w:r>
-        <w:t>Eine nationale US-Umfrage unter 379 Pflegeheim-Pflegedirekto­ren untersuchte Wahrnehmungen und Hemmnisse bei der Nutzung von Telemedizin für Facharztkonsultationen in Langzeitpflegeeinrichtungen.</w:t>
+        <w:t>Qualitative Analyse von fünf Fokusgruppen mit 16 Fachpersonen aus fünf schwedischen Gemeinden zu Kooperationen bei präventiven Hausbesuchen für ältere Menschen.</w:t>
       </w:r>
     </w:p>
     <w:p>
@@ -162,7 +162,7 @@
         <w:t xml:space="preserve">Ergebnis: </w:t>
       </w:r>
       <w:r>
-        <w:t>77 % der Nutzer bestätigten, dass Telemedizin weniger mobilen Bewohnern Termine ermöglicht; 73 % berichteten Qualitätsverbesserungen. Aber 73 % der Seltennutzer nannten als Grund, dass Fachärzte Telemedizin zu wenig anbieten, und 62 % sahen keinen Qualitätsvorteil. 60 % der Telemedizin-Nutzer berichteten, dass dies zusätzliche zeitliche Belastung für Pflegekräfte schafft. Policy-Reform sollte Spezialistenzuschläge und Pflegezeitkompensation vorsehen.</w:t>
+        <w:t>Heimbesucher arbeiten mit breitem Spektrum von Partnern zusammen: Politische Entscheidungsträger und Medien als kritisch für Unterstützung, sowie Partner im Bereich Freizeit, Partizipation, Lifelong Learning und Gesundheits-/Sozialwesen. Effektivität hängt von Unterstützung durch führende Positionen ab.</w:t>
       </w:r>
     </w:p>
     <w:p>
@@ -177,7 +177,7 @@
         <w:rPr>
           <w:sz w:val="19"/>
         </w:rPr>
-        <w:t>USA-Daten, eingeschränkte Übertragbarkeit auf deutsche Finanzierung; nur Gesamtbefund zu Implementierungshindernissen brauchbar</w:t>
+        <w:t>Schweden, vergleichbare skandinavische Sozialversicherung und präventive Hausbesuchsprogramme.</w:t>
       </w:r>
     </w:p>
     <w:p>
@@ -186,7 +186,7 @@
           <w:color w:val="5A7D3A"/>
           <w:sz w:val="18"/>
         </w:rPr>
-        <w:t>https://pubmed.ncbi.nlm.nih.gov/42826022/</w:t>
+        <w:t>https://pubmed.ncbi.nlm.nih.gov/42828510/</w:t>
       </w:r>
     </w:p>
     <w:p>
@@ -194,7 +194,7 @@
         <w:pStyle w:val="Heading2"/>
       </w:pPr>
       <w:r>
-        <w:t>Telefonische Kurzintervention durch Pflegekräfte reduziert problematischen Alkoholkonsum bei Frauen</w:t>
+        <w:t>Todesangst bei Palliativpflegekräften in China: Faktoren und psychosoziale Ressourcen</w:t>
       </w:r>
     </w:p>
     <w:p>
@@ -204,12 +204,12 @@
           <w:color w:val="666666"/>
           <w:sz w:val="18"/>
         </w:rPr>
-        <w:t>Lima AVC et al.  ·  Arch Womens Ment Health  ·  02.10.2026  ·  PMID 42825934</w:t>
+        <w:t>Zhang J et al.  ·  BMC Palliat Care  ·  12.09.2026  ·  PMID 42827244</w:t>
       </w:r>
     </w:p>
     <w:p>
       <w:r>
-        <w:t>Ein randomisiertes Kontrollgruppendesign evaluierte eine von Pflegekräften telephonisch durchgeführte Kurzintervention (BI) zur Reduktion risikohaften Alkoholkonsums bei Frauen in der Primärversorgung Brasiliens.</w:t>
+        <w:t>Multicenter-Querschnittstudie an 318 zertifizierten Palliativpflegekräften in 44 Krankenhäusern der Provinz Shanxi, China zu Todesangst und deren Prädiktoren.</w:t>
       </w:r>
     </w:p>
     <w:p>
@@ -220,7 +220,7 @@
         <w:t xml:space="preserve">Ergebnis: </w:t>
       </w:r>
       <w:r>
-        <w:t>Nach 6 Monaten zeigte die BI-Gruppe signifikante Reduktion der AUDIT-Scores gegenüber Kontrollgruppe, dieser Effekt schwächte bis Monat 24 ab; Kontrollgruppe zeigte aber insgesamt steigenden Trend. Kurzzeiteffekt über 6 Monate nachweisbar. Rasse und Haushaltseinkommen waren mit Outcomes assoziiert. Das Verfahren ist niedrigschwellig, skalierbar und in ressourcenbegrenzte Primärversorgung integrierbar, erfordert aber möglicherweise Auffrischungssitzungen.</w:t>
+        <w:t>Median Todesangst-Score 45,0 (IQR 44–47); 95 % über Screening-Schwellenwert. Höheres Alter, weibliches Geschlecht, keine Kinder, höheres Einkommen (≥8.000 RMB) und ≥5 Jahre Berufserfahrung positiv assoziiert (p&lt;0,05); psychologisches Kapital und wahrgenommene Organisationsunterstützung negativ assoziiert (R²=0,66).</w:t>
       </w:r>
     </w:p>
     <w:p>
@@ -235,7 +235,7 @@
         <w:rPr>
           <w:sz w:val="19"/>
         </w:rPr>
-        <w:t>Brasilien, Primärversorgung; telefonische Interventionen durch Pflegekräfte auf deutsches Setting übertragbar</w:t>
+        <w:t>China; Fragestellung psychischer Belastung ist von Systemunterschiede unabhängig.</w:t>
       </w:r>
     </w:p>
     <w:p>
@@ -244,7 +244,7 @@
           <w:color w:val="5A7D3A"/>
           <w:sz w:val="18"/>
         </w:rPr>
-        <w:t>https://pubmed.ncbi.nlm.nih.gov/42825934/</w:t>
+        <w:t>https://pubmed.ncbi.nlm.nih.gov/42827244/</w:t>
       </w:r>
     </w:p>
     <w:p>
@@ -252,7 +252,7 @@
         <w:pStyle w:val="Heading2"/>
       </w:pPr>
       <w:r>
-        <w:t>Antimikrobielle Stewardship im ICU: Motivation und Organisationsstützung fördern Pflegepartizipation</w:t>
+        <w:t>Qualitätszirkel mit Projekt-Fokus verbessert TCM-Pflege bei älteren Patienten mit Radiusfrakturen</w:t>
       </w:r>
     </w:p>
     <w:p>
@@ -262,12 +262,12 @@
           <w:color w:val="666666"/>
           <w:sz w:val="18"/>
         </w:rPr>
-        <w:t>Dang X et al.  ·  Front Public Health  ·  17.09.2026  ·  PMID 42824319</w:t>
+        <w:t>Cao N et al.  ·  Medicine (Baltimore)  ·  02.10.2026  ·  PMID 42826296</w:t>
       </w:r>
     </w:p>
     <w:p>
       <w:r>
-        <w:t>Eine Querschnittsstudie (n=497 ICU-Pflegekräfte, 11 Krankenhäuser China) untersuchte Assoziation von Fähigkeit, Gelegenheit, Motivation und Verhalten mit Antimikrobien-Stewardship-Beteiligung unter Anwendung des COM-B-Modells mittels Strukturgleichungsmodellierung.</w:t>
+        <w:t>Retrospektive Vergleichsstudie mit 112 älteren Patienten mit konservativ behandelter Speichenbruchfraktur: 56 Routine-Pflege vs. 56 mit projektgesteuertem Qualitätszirkel-Modell plus TCM-Pflege.</w:t>
       </w:r>
     </w:p>
     <w:p>
@@ -278,7 +278,7 @@
         <w:t xml:space="preserve">Ergebnis: </w:t>
       </w:r>
       <w:r>
-        <w:t>Mittlere Scores: Fähigkeit 48,80 ± 9,86; Gelegenheit 38,42 ± 10,60; Motivation 82,55 ± 16,86; Verhalten 59,94 ± 13,57. SEM zeigte: Fähigkeit (β = 0,41), Gelegenheit (β = 0,84) und professionelle Selbsteffizienz (β = 0,77) waren positiv mit Motivation assoziiert; Motivation positiv mit Verhalten (β = 0,75; alle p &lt; 0,001). Antimikrobische Schulung war mit besserem Beteiligungsverhalten assoziiert. Motivation vermittelte den Pfad zwischen Kontextfaktoren und Handlung.</w:t>
+        <w:t>Interventionsgruppe: Gesamtkomplikationen 3,6 % vs. 19,6 % (relatives Risiko 0,18, p=0,008); TCM-Interventionsrate 100 % vs. 64 % (p&lt;0,05); Cooney-Score (Handgelenkfunktion) 95 vs. 75 (p&lt;0,05); niedrigere Schmerz- und Schwellungswerte; höhere Patienten- und Mitarbeiterzufriedenheit.</w:t>
       </w:r>
     </w:p>
     <w:p>
@@ -293,7 +293,7 @@
         <w:rPr>
           <w:sz w:val="19"/>
         </w:rPr>
-        <w:t>China, ICU-Kontext; Modell zur Förderung interprofessioneller Stewardship-Partizipation auf deutsche Kliniken übertragbar</w:t>
+        <w:t>China; QCC-Modell für Qualitätsverbesserung in Langzeitpflege übertragbar.</w:t>
       </w:r>
     </w:p>
     <w:p>
@@ -302,7 +302,7 @@
           <w:color w:val="5A7D3A"/>
           <w:sz w:val="18"/>
         </w:rPr>
-        <w:t>https://pubmed.ncbi.nlm.nih.gov/42824319/</w:t>
+        <w:t>https://pubmed.ncbi.nlm.nih.gov/42826296/</w:t>
       </w:r>
     </w:p>
     <w:p>
@@ -310,7 +310,7 @@
         <w:pStyle w:val="Heading2"/>
       </w:pPr>
       <w:r>
-        <w:t>Psychische Spätfolgen von Nachtschichten: Verzögert einsetzende Erinnerungen bei ex-Nachtschicht-Pflegekräften</w:t>
+        <w:t>Künstliche Intelligenz in der Pflege: Gewinn durch Workflow-Effizienz, Risiken durch digitale Belastung</w:t>
       </w:r>
     </w:p>
     <w:p>
@@ -320,12 +320,12 @@
           <w:color w:val="666666"/>
           <w:sz w:val="18"/>
         </w:rPr>
-        <w:t>Gai X et al.  ·  Front Public Health  ·  17.09.2026  ·  PMID 42824112</w:t>
+        <w:t>Zhang X et al.  ·  JMIR Nurs  ·  02.10.2026  ·  PMID 42826250</w:t>
       </w:r>
     </w:p>
     <w:p>
       <w:r>
-        <w:t>Eine qualitative Phänomenologiestudie mit 15 ehemaligen Nachtschicht-Pflegekräften (nun Tagschichtler) erkundete verzögert auftretende intrusive Erinnerungen an Nachtschicht-Stress und deren Auslöser.</w:t>
+        <w:t>Qualitative Studie mit 35 registrierten Pflegekräften in chinesischen Kliniken zu bidirektionalen Auswirkungen von AI-Anwendungen auf Arbeitsbelastung und Ressourcen, analysiert mit Job-Demands-Resources-Modell.</w:t>
       </w:r>
     </w:p>
     <w:p>
@@ -336,7 +336,7 @@
         <w:t xml:space="preserve">Ergebnis: </w:t>
       </w:r>
       <w:r>
-        <w:t>Vier Themen identifiziert: (1) Nachtschicht-bezogene psychosoziale Stressoren; (2) Charakteristika verzögerter Erinnerungen (verzögerter Beginn, unwillkürliches Wiederauftreten über Monate/Jahre); (3) situationsabhängige Reaktivierung durch Auslöser; (4) Bewältigungs- und Bedeutungsumgestaltung. Intrusive Erinnerungen können lange nach Beendigung von Nachtschicht persistieren und wurden durch spezifische Situationen erneut aktiviert. Die Studie hebt Notwendigkeit beruflicher psychischer Unterstützung für Pflegekräfte mit Nachtschichthistorie hervor.</w:t>
+        <w:t>AI bot Effizienzgewinne (Workflow-Sprung, kognitive Entlastung, Wertschätzung), erzeugte aber neue Anforderungen: kognitives Unbehagen durch fehlende Literacy, relationale Erschöpfung, digitale Wettbewerbsperfektionismus. Puffereffekte: proaktive Bewältigungsstrategien, berufliche Grenzen, organisationale Unterstützung.</w:t>
       </w:r>
     </w:p>
     <w:p>
@@ -351,7 +351,7 @@
         <w:rPr>
           <w:sz w:val="19"/>
         </w:rPr>
-        <w:t>China, Pflegekrankenhauskontext; psychische Belastungsfolgen von Schichtarbeit auf deutsche Pflegekräfte übertragbar</w:t>
+        <w:t>China; Sicherheitsaspekt von Technologieintegration und Arbeitsbelastung international übertragbar.</w:t>
       </w:r>
     </w:p>
     <w:p>
@@ -360,7 +360,7 @@
           <w:color w:val="5A7D3A"/>
           <w:sz w:val="18"/>
         </w:rPr>
-        <w:t>https://pubmed.ncbi.nlm.nih.gov/42824112/</w:t>
+        <w:t>https://pubmed.ncbi.nlm.nih.gov/42826250/</w:t>
       </w:r>
     </w:p>
     <w:p>
@@ -368,7 +368,7 @@
         <w:pStyle w:val="Heading2"/>
       </w:pPr>
       <w:r>
-        <w:t>Professionelle Pflegekraft-Eltern-Unterstützung reduziert Cyberchondrie bei Müttern hospitalisierter Kinder</w:t>
+        <w:t>Pflegefachpersonen als Case Manager: Was Patienten nach großen Eingriffen erleben</w:t>
       </w:r>
     </w:p>
     <w:p>
@@ -378,12 +378,12 @@
           <w:color w:val="666666"/>
           <w:sz w:val="18"/>
         </w:rPr>
-        <w:t>Yılmaz Z et al.  ·  BMC Public Health  ·  02.09.2026  ·  PMID 42823684</w:t>
+        <w:t>Acquistapace E et al.  ·  Nurs Open  ·  Sept. 2026  ·  PMID 42806862</w:t>
       </w:r>
     </w:p>
     <w:p>
       <w:r>
-        <w:t>Eine Querschnittsstudie (n=216 Mütter von hospitalisierten Kindern 0–6 Jahre) untersuchte assoziative Pfade zwischen mütterlicher Fatigue, wahrgenommener Pflegekraft-Unterstützung und fünf Dimensionen von Cyberchondrie mittels struktureller Gleichungsmodellierung.</w:t>
+        <w:t>Qualitative phänomenologische Studie mit 16 Patienten sechs Monate nach Zystektomie zu deren Erlebnis einer Nurse Case Manager (NCM) in einem multidisziplinären Behandlungspfad.</w:t>
       </w:r>
     </w:p>
     <w:p>
@@ -394,7 +394,7 @@
         <w:t xml:space="preserve">Ergebnis: </w:t>
       </w:r>
       <w:r>
-        <w:t>Wahrgenommene Pflegekraft-Unterstützung war konsistent und negativ mit allen Cyberchondrie-Subdimensionen assoziiert (β: -0,335 bis -0,436, p &lt; 0,001). Mütterliche Fatigue-Schweregrad zeigte begrenzte und subdimension-spezifische Effekte. Pflegekraft-Unterstützung erklärte 11–21 % der Varianz in Cyberchondrie-Dimensionen. Effekt über demografische Subgruppen konsistent.</w:t>
+        <w:t>Patienten nahmen NCM als beruhigende Präsenz und zugängliche Koordinatorin wahr, die Information, Fachkontakte und Kontinuität nach Entlassung erleichterte. Keine NCM-spezifischen Barrieren; Schwierigkeiten betrafen postoperative Erholung und Adaptation.</w:t>
       </w:r>
     </w:p>
     <w:p>
@@ -409,7 +409,7 @@
         <w:rPr>
           <w:sz w:val="19"/>
         </w:rPr>
-        <w:t>Türkei, Hospitalisierungskontext; strukturierte Pflegekommunikation zur Angstreduktion auf Deutschland übertragbar</w:t>
+        <w:t>Italien, universitäres Klinikum; erweiterte Pflegerolle mit Case-Management-Funktionen.</w:t>
       </w:r>
     </w:p>
     <w:p>
@@ -418,7 +418,7 @@
           <w:color w:val="5A7D3A"/>
           <w:sz w:val="18"/>
         </w:rPr>
-        <w:t>https://pubmed.ncbi.nlm.nih.gov/42823684/</w:t>
+        <w:t>https://pubmed.ncbi.nlm.nih.gov/42806862/</w:t>
       </w:r>
     </w:p>
     <w:sectPr>

--- a/download/studien-aktuell.docx
+++ b/download/studien-aktuell.docx
@@ -62,7 +62,7 @@
           <w:color w:val="666666"/>
           <w:sz w:val="18"/>
         </w:rPr>
-        <w:t>Stand: 05.10.2026  |  6 Studien  |  pflege.m-vf.de</w:t>
+        <w:t>Stand: 06.10.2026  |  6 Studien  |  pflege.m-vf.de</w:t>
       </w:r>
     </w:p>
     <w:p>
@@ -70,7 +70,7 @@
         <w:pStyle w:val="Heading1"/>
       </w:pPr>
       <w:r>
-        <w:t>Aufgenommen am 05.10.2026</w:t>
+        <w:t>Aufgenommen am 06.10.2026</w:t>
       </w:r>
     </w:p>
     <w:p>
@@ -78,7 +78,7 @@
         <w:pStyle w:val="Heading2"/>
       </w:pPr>
       <w:r>
-        <w:t>Psychische Belastung bei Pflegekräften in Langzeitversorgung: Digitales Stufenprogramm reduziert Angst und Depression</w:t>
+        <w:t>Palliativversorgung in Pflegeheimen: Ärzte sehen große Verbesserungspotenziale</w:t>
       </w:r>
     </w:p>
     <w:p>
@@ -88,12 +88,12 @@
           <w:color w:val="666666"/>
           <w:sz w:val="18"/>
         </w:rPr>
-        <w:t>González-Spinoglio L et al.  ·  Depress Anxiety  ·  02.10.2026  ·  PMID 42829513</w:t>
+        <w:t>Sandsdalen T et al.  ·  Scand J Prim Health Care  ·  05.10.2026  ·  PMID 42834000</w:t>
       </w:r>
     </w:p>
     <w:p>
       <w:r>
-        <w:t>Randomisierte Studie an 165 Langzeitpflegekräften (Heime und ambulante Dienste) mit psychischer Belastung, die ein WHO-basiertes digitales Stufenprogramm (DWM/PM+) erhielten versus Standard-Psychologische Erste Hilfe.</w:t>
+        <w:t>Ärzte in norwegischen Pflegeheimen bewerteten die Qualität der Palliativversorgung anhand eines standardisierten Instruments in einer Querschnittsbefragung.</w:t>
       </w:r>
     </w:p>
     <w:p>
@@ -104,7 +104,7 @@
         <w:t xml:space="preserve">Ergebnis: </w:t>
       </w:r>
       <w:r>
-        <w:t>Interventionsgruppe zeigte nach 21 Wochen signifikant niedrigere depressive und Angststörungssymptome (mittlere Differenz 4,2, 95%-KI 1,1–7,3; Effektstärke 0,8, p&lt;0,05). Sekundäre Outcomes (PHQ-9, GAD-7, PTBS) ebenfalls signifikant verbessert, HR-QoL ohne Unterschied.</w:t>
+        <w:t>Ärzte erkannten bedeutsame Lücken zwischen der wahrgenommenen Wichtigkeit und der tatsächlichen Versorgungsqualität in zwei Dimensionen (medizinisch-technische Kompetenz, soziokulturelle Atmosphäre) und bei 9 von 24 Items. Verbesserungsbedarf wurde besonders in Bereichen Schmerzlinderung, Depressionen, Angst, existenzielle Betreuung, Kontinuität und Individualisierung identifiziert.</w:t>
       </w:r>
     </w:p>
     <w:p>
@@ -119,7 +119,7 @@
         <w:rPr>
           <w:sz w:val="19"/>
         </w:rPr>
-        <w:t>Spanien (Katalonien), Pflegekräfte in Langzeiteinrichtungen; vergleichbare EU-Rahmenbedingungen.</w:t>
+        <w:t>Norwegen, ähnliche Sozialversicherung wie Deutschland, steuerbasierte Finanzierung unterscheidet sich jedoch</w:t>
       </w:r>
     </w:p>
     <w:p>
@@ -128,7 +128,7 @@
           <w:color w:val="5A7D3A"/>
           <w:sz w:val="18"/>
         </w:rPr>
-        <w:t>https://pubmed.ncbi.nlm.nih.gov/42829513/</w:t>
+        <w:t>https://pubmed.ncbi.nlm.nih.gov/42834000/</w:t>
       </w:r>
     </w:p>
     <w:p>
@@ -136,7 +136,7 @@
         <w:pStyle w:val="Heading2"/>
       </w:pPr>
       <w:r>
-        <w:t>Präventive Hausbesuche für ältere Menschen: Welche Partner arbeiten Besuchsteams ein?</w:t>
+        <w:t>Pflegende Angehörige mit Krebsdiagnose: zusätzliche Belastung bei Demenzbetreuung</w:t>
       </w:r>
     </w:p>
     <w:p>
@@ -146,12 +146,12 @@
           <w:color w:val="666666"/>
           <w:sz w:val="18"/>
         </w:rPr>
-        <w:t>Nivestam A et al.  ·  Scand J Caring Sci  ·  Dez. 2026  ·  PMID 42828510</w:t>
+        <w:t>Travis E et al.  ·  JMIR Cancer  ·  05.10.2026  ·  PMID 42832693</w:t>
       </w:r>
     </w:p>
     <w:p>
       <w:r>
-        <w:t>Qualitative Analyse von fünf Fokusgruppen mit 16 Fachpersonen aus fünf schwedischen Gemeinden zu Kooperationen bei präventiven Hausbesuchen für ältere Menschen.</w:t>
+        <w:t>Qualitative Interviews mit 25 britischen familiären Pflegepersonen, die gleichzeitig eine Krebsdiagnose erhalten hatten und jemanden mit Demenz betreuten.</w:t>
       </w:r>
     </w:p>
     <w:p>
@@ -162,7 +162,7 @@
         <w:t xml:space="preserve">Ergebnis: </w:t>
       </w:r>
       <w:r>
-        <w:t>Heimbesucher arbeiten mit breitem Spektrum von Partnern zusammen: Politische Entscheidungsträger und Medien als kritisch für Unterstützung, sowie Partner im Bereich Freizeit, Partizipation, Lifelong Learning und Gesundheits-/Sozialwesen. Effektivität hängt von Unterstützung durch führende Positionen ab.</w:t>
+        <w:t>Drei Kernthemen: Pflegeverantwortungen erschweren und überlagern Krebsbehandlung; Demenzbetreuung intensiviert krebsbezogene Belastung und Angst; erhöhter Unterstützungsbedarf mit Gefühlen von Trauer um den Angehörigen und Sorgen um zukünftige Betreuung. Multidimensionale soziale Unterstützung wurde als wesentlich für Zugang zu und Bewältigung von Krebsbehandlung genannt.</w:t>
       </w:r>
     </w:p>
     <w:p>
@@ -177,7 +177,7 @@
         <w:rPr>
           <w:sz w:val="19"/>
         </w:rPr>
-        <w:t>Schweden, vergleichbare skandinavische Sozialversicherung und präventive Hausbesuchsprogramme.</w:t>
+        <w:t>UK, strukturelle und psychosoziale Befunde zu Belastung übertragbar auf Deutschland</w:t>
       </w:r>
     </w:p>
     <w:p>
@@ -186,7 +186,7 @@
           <w:color w:val="5A7D3A"/>
           <w:sz w:val="18"/>
         </w:rPr>
-        <w:t>https://pubmed.ncbi.nlm.nih.gov/42828510/</w:t>
+        <w:t>https://pubmed.ncbi.nlm.nih.gov/42832693/</w:t>
       </w:r>
     </w:p>
     <w:p>
@@ -194,7 +194,7 @@
         <w:pStyle w:val="Heading2"/>
       </w:pPr>
       <w:r>
-        <w:t>Todesangst bei Palliativpflegekräften in China: Faktoren und psychosoziale Ressourcen</w:t>
+        <w:t>Burnout-Profile bei chinesischen Pflegekräften: Netzwerkanalyse von Stress und Resilienz</w:t>
       </w:r>
     </w:p>
     <w:p>
@@ -204,12 +204,12 @@
           <w:color w:val="666666"/>
           <w:sz w:val="18"/>
         </w:rPr>
-        <w:t>Zhang J et al.  ·  BMC Palliat Care  ·  12.09.2026  ·  PMID 42827244</w:t>
+        <w:t>Wang D et al.  ·  J Nurs Manag  ·  2026  ·  PMID 42831383</w:t>
       </w:r>
     </w:p>
     <w:p>
       <w:r>
-        <w:t>Multicenter-Querschnittstudie an 318 zertifizierten Palliativpflegekräften in 44 Krankenhäusern der Provinz Shanxi, China zu Todesangst und deren Prädiktoren.</w:t>
+        <w:t>Querschnittsbefragung von 1.133 chinesischen Pflegekräften mit Latent-Class-Analyse zur Burnout-Heterogenität und Netzwerkanalyse zu psychologischen und beruflichen Faktoren.</w:t>
       </w:r>
     </w:p>
     <w:p>
@@ -220,7 +220,7 @@
         <w:t xml:space="preserve">Ergebnis: </w:t>
       </w:r>
       <w:r>
-        <w:t>Median Todesangst-Score 45,0 (IQR 44–47); 95 % über Screening-Schwellenwert. Höheres Alter, weibliches Geschlecht, keine Kinder, höheres Einkommen (≥8.000 RMB) und ≥5 Jahre Berufserfahrung positiv assoziiert (p&lt;0,05); psychologisches Kapital und wahrgenommene Organisationsunterstützung negativ assoziiert (R²=0,66).</w:t>
+        <w:t>Drei Burnout-Klassen: milde (37,21%), hohe emotionale Erschöpfung (47,49%), niedrige persönliche Leistung (15,30%). Durch Netzwerkanalyse als zentrale Faktoren identifiziert: wahrgenommener Stress (besonders Item "Schwierigkeiten häufen sich", "Bewältigung") und psychologische Resilienz zeigten stärkste negative Konnektionen. Weibliche Pflegende und solche mit höherer Resilienz hatten niedrigeres Risiko für hohe emotionale Erschöpfung.</w:t>
       </w:r>
     </w:p>
     <w:p>
@@ -235,7 +235,7 @@
         <w:rPr>
           <w:sz w:val="19"/>
         </w:rPr>
-        <w:t>China; Fragestellung psychischer Belastung ist von Systemunterschiede unabhängig.</w:t>
+        <w:t>China, Arbeitsstrukturen unterscheiden sich; Befunde zu Resilienz-Stress-Netzwerk konzeptionell auf deutsche Kontexte anwendbar</w:t>
       </w:r>
     </w:p>
     <w:p>
@@ -244,7 +244,7 @@
           <w:color w:val="5A7D3A"/>
           <w:sz w:val="18"/>
         </w:rPr>
-        <w:t>https://pubmed.ncbi.nlm.nih.gov/42827244/</w:t>
+        <w:t>https://pubmed.ncbi.nlm.nih.gov/42831383/</w:t>
       </w:r>
     </w:p>
     <w:p>
@@ -252,7 +252,7 @@
         <w:pStyle w:val="Heading2"/>
       </w:pPr>
       <w:r>
-        <w:t>Qualitätszirkel mit Projekt-Fokus verbessert TCM-Pflege bei älteren Patienten mit Radiusfrakturen</w:t>
+        <w:t>Demenzschulung für Heimhilfen: Kosten-Folgen-Analyse einer gestuften Cluster-Studie</w:t>
       </w:r>
     </w:p>
     <w:p>
@@ -262,12 +262,12 @@
           <w:color w:val="666666"/>
           <w:sz w:val="18"/>
         </w:rPr>
-        <w:t>Cao N et al.  ·  Medicine (Baltimore)  ·  02.10.2026  ·  PMID 42826296</w:t>
+        <w:t>Belay YB et al.  ·  Australas J Ageing  ·  Dez. 2026  ·  PMID 42831295</w:t>
       </w:r>
     </w:p>
     <w:p>
       <w:r>
-        <w:t>Retrospektive Vergleichsstudie mit 112 älteren Patienten mit konservativ behandelter Speichenbruchfraktur: 56 Routine-Pflege vs. 56 mit projektgesteuertem Qualitätszirkel-Modell plus TCM-Pflege.</w:t>
+        <w:t>Health-Economic-Analyse der PITCH-Intervention (Demenzspezial-Training für Heimhelfer) in Australien mittels gestuftem Cluster-RCT mit Kostenmessung und sekundären Outcomes zu Lebensqualität und Belastung.</w:t>
       </w:r>
     </w:p>
     <w:p>
@@ -278,7 +278,7 @@
         <w:t xml:space="preserve">Ergebnis: </w:t>
       </w:r>
       <w:r>
-        <w:t>Interventionsgruppe: Gesamtkomplikationen 3,6 % vs. 19,6 % (relatives Risiko 0,18, p=0,008); TCM-Interventionsrate 100 % vs. 64 % (p&lt;0,05); Cooney-Score (Handgelenkfunktion) 95 vs. 75 (p&lt;0,05); niedrigere Schmerz- und Schwellungswerte; höhere Patienten- und Mitarbeiterzufriedenheit.</w:t>
+        <w:t>Interventionskosten stiegen von AU$68.925 (Kontrollphase) auf AU$133.660 (Interventionsphase), adjustierte Differenz AU$67.146 (95% CI: 16.957–117.334). Keine signifikanten Verbesserungen bei Klienten-Lebensqualität (DEMQOL-U fiel), Betreuerlast oder dyadische Interaktion während Interventionsphase. Verbesserungen in Betreuerlast und Interaktion waren numerisch aber nicht statistisch signifikant.</w:t>
       </w:r>
     </w:p>
     <w:p>
@@ -293,7 +293,7 @@
         <w:rPr>
           <w:sz w:val="19"/>
         </w:rPr>
-        <w:t>China; QCC-Modell für Qualitätsverbesserung in Langzeitpflege übertragbar.</w:t>
+        <w:t>Australien, Privatversichert mit Teilkasko-Elementen; ökonomische Methodik übertragbar, Kostenwirkungen aber nicht direkt</w:t>
       </w:r>
     </w:p>
     <w:p>
@@ -302,7 +302,7 @@
           <w:color w:val="5A7D3A"/>
           <w:sz w:val="18"/>
         </w:rPr>
-        <w:t>https://pubmed.ncbi.nlm.nih.gov/42826296/</w:t>
+        <w:t>https://pubmed.ncbi.nlm.nih.gov/42831295/</w:t>
       </w:r>
     </w:p>
     <w:p>
@@ -310,7 +310,7 @@
         <w:pStyle w:val="Heading2"/>
       </w:pPr>
       <w:r>
-        <w:t>Künstliche Intelligenz in der Pflege: Gewinn durch Workflow-Effizienz, Risiken durch digitale Belastung</w:t>
+        <w:t>Ernährungstherapie bei älteren Krebspatientinnen: Versicherungsdesign und Langzeitpflege</w:t>
       </w:r>
     </w:p>
     <w:p>
@@ -320,12 +320,12 @@
           <w:color w:val="666666"/>
           <w:sz w:val="18"/>
         </w:rPr>
-        <w:t>Zhang X et al.  ·  JMIR Nurs  ·  02.10.2026  ·  PMID 42826250</w:t>
+        <w:t>Yang J  ·  Front Public Health  ·  18.09.2026  ·  PMID 42827769</w:t>
       </w:r>
     </w:p>
     <w:p>
       <w:r>
-        <w:t>Qualitative Studie mit 35 registrierten Pflegekräften in chinesischen Kliniken zu bidirektionalen Auswirkungen von AI-Anwendungen auf Arbeitsbelastung und Ressourcen, analysiert mit Job-Demands-Resources-Modell.</w:t>
+        <w:t>Narrative Review zu Zugangsbarrieren für Ernährungstherapie (MNT) bei älteren Frauen mit Krebs in drei Ländern mit Fokus auf Versicherungsschutz und Kontinuität zwischen Krankenhaus und Langzeitpflege.</w:t>
       </w:r>
     </w:p>
     <w:p>
@@ -336,7 +336,7 @@
         <w:t xml:space="preserve">Ergebnis: </w:t>
       </w:r>
       <w:r>
-        <w:t>AI bot Effizienzgewinne (Workflow-Sprung, kognitive Entlastung, Wertschätzung), erzeugte aber neue Anforderungen: kognitives Unbehagen durch fehlende Literacy, relationale Erschöpfung, digitale Wettbewerbsperfektionismus. Puffereffekte: proaktive Bewältigungsstrategien, berufliche Grenzen, organisationale Unterstützung.</w:t>
+        <w:t>Eligibilitätsbeschränkungen, Kostenbeihilfe, unzureichendes Netzwerk von Diätfachpersonen und Fragmentierung zwischen Krankenhaus, Heim und häuslicher Pflege führen zu verspäteter Behandlung. Empfehlung: MNT als wesentliche, risikogestaffelte Komponente der Onkologie und Langzeitpflege mit Finanzierung basierend auf validiertem Screening, Dietitian-geführter Versorgung und Kontinuität über Übergänge.</w:t>
       </w:r>
     </w:p>
     <w:p>
@@ -351,7 +351,7 @@
         <w:rPr>
           <w:sz w:val="19"/>
         </w:rPr>
-        <w:t>China; Sicherheitsaspekt von Technologieintegration und Arbeitsbelastung international übertragbar.</w:t>
+        <w:t>Konzeptionell relevant für deutsche Langzeitpflege; Versicherungsdesign (Teilkasko vs. steuerbasiert) unterscheidet sich fundamental</w:t>
       </w:r>
     </w:p>
     <w:p>
@@ -360,7 +360,7 @@
           <w:color w:val="5A7D3A"/>
           <w:sz w:val="18"/>
         </w:rPr>
-        <w:t>https://pubmed.ncbi.nlm.nih.gov/42826250/</w:t>
+        <w:t>https://pubmed.ncbi.nlm.nih.gov/42827769/</w:t>
       </w:r>
     </w:p>
     <w:p>
@@ -368,7 +368,7 @@
         <w:pStyle w:val="Heading2"/>
       </w:pPr>
       <w:r>
-        <w:t>Pflegefachpersonen als Case Manager: Was Patienten nach großen Eingriffen erleben</w:t>
+        <w:t>Schichtarbeit bei Pflegenden: Häufigeres Snacking bei Nachtschichten</w:t>
       </w:r>
     </w:p>
     <w:p>
@@ -378,12 +378,12 @@
           <w:color w:val="666666"/>
           <w:sz w:val="18"/>
         </w:rPr>
-        <w:t>Acquistapace E et al.  ·  Nurs Open  ·  Sept. 2026  ·  PMID 42806862</w:t>
+        <w:t>Chang YC et al.  ·  Nurs Open  ·  Okt. 2026  ·  PMID 42817060</w:t>
       </w:r>
     </w:p>
     <w:p>
       <w:r>
-        <w:t>Qualitative phänomenologische Studie mit 16 Patienten sechs Monate nach Zystektomie zu deren Erlebnis einer Nurse Case Manager (NCM) in einem multidisziplinären Behandlungspfad.</w:t>
+        <w:t>Querschnittsstudie zu Unterschieden im Essverhalten zwischen Pflegenden mit und ohne Nachtschichten über soziale Medien rekrutiert.</w:t>
       </w:r>
     </w:p>
     <w:p>
@@ -394,7 +394,7 @@
         <w:t xml:space="preserve">Ergebnis: </w:t>
       </w:r>
       <w:r>
-        <w:t>Patienten nahmen NCM als beruhigende Präsenz und zugängliche Koordinatorin wahr, die Information, Fachkontakte und Kontinuität nach Entlassung erleichterte. Keine NCM-spezifischen Barrieren; Schwierigkeiten betrafen postoperative Erholung und Adaptation.</w:t>
+        <w:t>Von 408 italienischen Pflegenden arbeiteten 73,3% auch Nachtschichten. Nachtschicht-Pflegende zeigten signifikant häufigeres Snacking zwischen Mahlzeiten (49,8% vs. 22,3%; p=0,002) und kürzere Berufserfahrung (25,7% mit &lt;5 Jahren bei Nachtschicht vs. 8,1% bei Tagschicht; p&lt;0,001).</w:t>
       </w:r>
     </w:p>
     <w:p>
@@ -409,7 +409,7 @@
         <w:rPr>
           <w:sz w:val="19"/>
         </w:rPr>
-        <w:t>Italien, universitäres Klinikum; erweiterte Pflegerolle mit Case-Management-Funktionen.</w:t>
+        <w:t>Italien, Vergleichbare Arbeitsstrukturen; Befund zu Schichteffekten auf Ernährung übertragbar</w:t>
       </w:r>
     </w:p>
     <w:p>
@@ -418,7 +418,7 @@
           <w:color w:val="5A7D3A"/>
           <w:sz w:val="18"/>
         </w:rPr>
-        <w:t>https://pubmed.ncbi.nlm.nih.gov/42806862/</w:t>
+        <w:t>https://pubmed.ncbi.nlm.nih.gov/42817060/</w:t>
       </w:r>
     </w:p>
     <w:sectPr>

--- a/download/studien-aktuell.docx
+++ b/download/studien-aktuell.docx
@@ -62,7 +62,7 @@
           <w:color w:val="666666"/>
           <w:sz w:val="18"/>
         </w:rPr>
-        <w:t>Stand: 06.10.2026  |  6 Studien  |  pflege.m-vf.de</w:t>
+        <w:t>Stand: 07.10.2026  |  6 Studien  |  pflege.m-vf.de</w:t>
       </w:r>
     </w:p>
     <w:p>
@@ -70,7 +70,7 @@
         <w:pStyle w:val="Heading1"/>
       </w:pPr>
       <w:r>
-        <w:t>Aufgenommen am 06.10.2026</w:t>
+        <w:t>Aufgenommen am 07.10.2026</w:t>
       </w:r>
     </w:p>
     <w:p>
@@ -78,7 +78,7 @@
         <w:pStyle w:val="Heading2"/>
       </w:pPr>
       <w:r>
-        <w:t>Palliativversorgung in Pflegeheimen: Ärzte sehen große Verbesserungspotenziale</w:t>
+        <w:t>Virtual Reality für Verhaltens- und psychologische Symptome bei Demenz im Pflegeheim</w:t>
       </w:r>
     </w:p>
     <w:p>
@@ -88,12 +88,12 @@
           <w:color w:val="666666"/>
           <w:sz w:val="18"/>
         </w:rPr>
-        <w:t>Sandsdalen T et al.  ·  Scand J Prim Health Care  ·  05.10.2026  ·  PMID 42834000</w:t>
+        <w:t>Giroux M et al.  ·  JMIR Form Res  ·  06.10.2026  ·  PMID 42837535</w:t>
       </w:r>
     </w:p>
     <w:p>
       <w:r>
-        <w:t>Ärzte in norwegischen Pflegeheimen bewerteten die Qualität der Palliativversorgung anhand eines standardisierten Instruments in einer Querschnittsbefragung.</w:t>
+        <w:t>Randomisierte Kontrollstudie mit 56 Heimbewohnern mit Verhaltenssymptomen bei Demenz, die entweder VR-basierte Immersionsinterventionen oder kognitive Aktivierung (jeweils 12 Sitzungen à 45 Minuten) erhielten.</w:t>
       </w:r>
     </w:p>
     <w:p>
@@ -104,7 +104,7 @@
         <w:t xml:space="preserve">Ergebnis: </w:t>
       </w:r>
       <w:r>
-        <w:t>Ärzte erkannten bedeutsame Lücken zwischen der wahrgenommenen Wichtigkeit und der tatsächlichen Versorgungsqualität in zwei Dimensionen (medizinisch-technische Kompetenz, soziokulturelle Atmosphäre) und bei 9 von 24 Items. Verbesserungsbedarf wurde besonders in Bereichen Schmerzlinderung, Depressionen, Angst, existenzielle Betreuung, Kontinuität und Individualisierung identifiziert.</w:t>
+        <w:t>Zwischen VR und aktivem Kontrolltraining fanden sich keine signifikanten Unterschiede in der Reduktion von Verhaltenssymptomen. Das unmittelbare Wohlbefinden stieg in beiden Gruppen über die 12 Sitzungen hinweg, soziale Interaktionen waren in der Kontrollgruppe häufiger. VR war sicher und machbar im Setting.</w:t>
       </w:r>
     </w:p>
     <w:p>
@@ -119,7 +119,7 @@
         <w:rPr>
           <w:sz w:val="19"/>
         </w:rPr>
-        <w:t>Norwegen, ähnliche Sozialversicherung wie Deutschland, steuerbasierte Finanzierung unterscheidet sich jedoch</w:t>
+        <w:t>Frankreich, vergleichbare Langzeitpflege, aber keine Überlegenheit nachgewiesen</w:t>
       </w:r>
     </w:p>
     <w:p>
@@ -128,7 +128,7 @@
           <w:color w:val="5A7D3A"/>
           <w:sz w:val="18"/>
         </w:rPr>
-        <w:t>https://pubmed.ncbi.nlm.nih.gov/42834000/</w:t>
+        <w:t>https://pubmed.ncbi.nlm.nih.gov/42837535/</w:t>
       </w:r>
     </w:p>
     <w:p>
@@ -136,7 +136,7 @@
         <w:pStyle w:val="Heading2"/>
       </w:pPr>
       <w:r>
-        <w:t>Pflegende Angehörige mit Krebsdiagnose: zusätzliche Belastung bei Demenzbetreuung</w:t>
+        <w:t>Selbstregulationserschöpfung und Arbeitsengagement bei Intensivpflegekräften</w:t>
       </w:r>
     </w:p>
     <w:p>
@@ -146,12 +146,12 @@
           <w:color w:val="666666"/>
           <w:sz w:val="18"/>
         </w:rPr>
-        <w:t>Travis E et al.  ·  JMIR Cancer  ·  05.10.2026  ·  PMID 42832693</w:t>
+        <w:t>Zhang H et al.  ·  J Nurs Manag  ·  2026  ·  PMID 42837328</w:t>
       </w:r>
     </w:p>
     <w:p>
       <w:r>
-        <w:t>Qualitative Interviews mit 25 britischen familiären Pflegepersonen, die gleichzeitig eine Krebsdiagnose erhalten hatten und jemanden mit Demenz betreuten.</w:t>
+        <w:t>Querschnittsstudie mit 687 Intensivkrankenpflegern (Februar–August 2025) mit Online-Fragebogen zu Selbstregulationsererschöpfung, emotionaler Oberflächlichkeit und Arbeitsengagement; latente Profilanalyse.</w:t>
       </w:r>
     </w:p>
     <w:p>
@@ -162,7 +162,7 @@
         <w:t xml:space="preserve">Ergebnis: </w:t>
       </w:r>
       <w:r>
-        <w:t>Drei Kernthemen: Pflegeverantwortungen erschweren und überlagern Krebsbehandlung; Demenzbetreuung intensiviert krebsbezogene Belastung und Angst; erhöhter Unterstützungsbedarf mit Gefühlen von Trauer um den Angehörigen und Sorgen um zukünftige Betreuung. Multidimensionale soziale Unterstützung wurde als wesentlich für Zugang zu und Bewältigung von Krebsbehandlung genannt.</w:t>
+        <w:t>Drei Profile: niedriges Selbstregulationsmüdigkeit (32,3%), mittleres (52,7%), hohes (15,0%). Geringeres Arbeitsengagement signifikant assoziiert mit mittlerem vs. niedrigem Profil. Über zwei Drittel in moderaten oder hohen Profilen. Demografische und arbeitsbezogene Prädiktoren variierten zwischen Profilvergleichen.</w:t>
       </w:r>
     </w:p>
     <w:p>
@@ -177,7 +177,7 @@
         <w:rPr>
           <w:sz w:val="19"/>
         </w:rPr>
-        <w:t>UK, strukturelle und psychosoziale Befunde zu Belastung übertragbar auf Deutschland</w:t>
+        <w:t>China, ICU-Kontext; Arbeitsbelastung und Burnout-Phänotypen international relevant</w:t>
       </w:r>
     </w:p>
     <w:p>
@@ -186,7 +186,7 @@
           <w:color w:val="5A7D3A"/>
           <w:sz w:val="18"/>
         </w:rPr>
-        <w:t>https://pubmed.ncbi.nlm.nih.gov/42832693/</w:t>
+        <w:t>https://pubmed.ncbi.nlm.nih.gov/42837328/</w:t>
       </w:r>
     </w:p>
     <w:p>
@@ -194,7 +194,7 @@
         <w:pStyle w:val="Heading2"/>
       </w:pPr>
       <w:r>
-        <w:t>Burnout-Profile bei chinesischen Pflegekräften: Netzwerkanalyse von Stress und Resilienz</w:t>
+        <w:t>Berufliche Absichten vocational nursing students für Altenpflege in China</w:t>
       </w:r>
     </w:p>
     <w:p>
@@ -204,12 +204,12 @@
           <w:color w:val="666666"/>
           <w:sz w:val="18"/>
         </w:rPr>
-        <w:t>Wang D et al.  ·  J Nurs Manag  ·  2026  ·  PMID 42831383</w:t>
+        <w:t>Ruan TT et al.  ·  Front Public Health  ·  21.09.2026  ·  PMID 42835055</w:t>
       </w:r>
     </w:p>
     <w:p>
       <w:r>
-        <w:t>Querschnittsbefragung von 1.133 chinesischen Pflegekräften mit Latent-Class-Analyse zur Burnout-Heterogenität und Netzwerkanalyse zu psychologischen und beruflichen Faktoren.</w:t>
+        <w:t>Querschnittsstudie mit 1.537 Fachschüler der Krankenpflege in Hunan (2024-2025) zu Einflussfaktoren auf Intention zur Altenpflegetätigkeit mittels logistischer Regression und XGBoost-Analyse.</w:t>
       </w:r>
     </w:p>
     <w:p>
@@ -220,7 +220,7 @@
         <w:t xml:space="preserve">Ergebnis: </w:t>
       </w:r>
       <w:r>
-        <w:t>Drei Burnout-Klassen: milde (37,21%), hohe emotionale Erschöpfung (47,49%), niedrige persönliche Leistung (15,30%). Durch Netzwerkanalyse als zentrale Faktoren identifiziert: wahrgenommener Stress (besonders Item "Schwierigkeiten häufen sich", "Bewältigung") und psychologische Resilienz zeigten stärkste negative Konnektionen. Weibliche Pflegende und solche mit höherer Resilienz hatten niedrigeres Risiko für hohe emotionale Erschöpfung.</w:t>
+        <w:t>Nur 53,4% der Studierenden bereit für Altenpflege. Familienhaltungen, praktische Pflegeerfahrung und berufliche Kognition positiv assoziiert; unzureichende Curriculumsexposition und schlechte Berufsaussichten supprimierend. Persönliche Faktoren vermittelten signifikant die Assoziation zwischen Familienfaktoren und Berufsintention, mit Interaktionseffekten.</w:t>
       </w:r>
     </w:p>
     <w:p>
@@ -235,7 +235,7 @@
         <w:rPr>
           <w:sz w:val="19"/>
         </w:rPr>
-        <w:t>China, Arbeitsstrukturen unterscheiden sich; Befunde zu Resilienz-Stress-Netzwerk konzeptionell auf deutsche Kontexte anwendbar</w:t>
+        <w:t>China, Vocational Nursing – strukturelle Unterschiede zur deutschen Ausbildung, aber Curriculum-Pathway relevant</w:t>
       </w:r>
     </w:p>
     <w:p>
@@ -244,7 +244,7 @@
           <w:color w:val="5A7D3A"/>
           <w:sz w:val="18"/>
         </w:rPr>
-        <w:t>https://pubmed.ncbi.nlm.nih.gov/42831383/</w:t>
+        <w:t>https://pubmed.ncbi.nlm.nih.gov/42835055/</w:t>
       </w:r>
     </w:p>
     <w:p>
@@ -252,7 +252,7 @@
         <w:pStyle w:val="Heading2"/>
       </w:pPr>
       <w:r>
-        <w:t>Demenzschulung für Heimhilfen: Kosten-Folgen-Analyse einer gestuften Cluster-Studie</w:t>
+        <w:t>Antineoplastische Therapie zu Hause: Perspektiven von Onkologiepflegefachpersonen</w:t>
       </w:r>
     </w:p>
     <w:p>
@@ -262,12 +262,12 @@
           <w:color w:val="666666"/>
           <w:sz w:val="18"/>
         </w:rPr>
-        <w:t>Belay YB et al.  ·  Australas J Ageing  ·  Dez. 2026  ·  PMID 42831295</w:t>
+        <w:t>Albin T et al.  ·  Nurs Open  ·  Okt. 2026  ·  PMID 42834869</w:t>
       </w:r>
     </w:p>
     <w:p>
       <w:r>
-        <w:t>Health-Economic-Analyse der PITCH-Intervention (Demenzspezial-Training für Heimhelfer) in Australien mittels gestuftem Cluster-RCT mit Kostenmessung und sekundären Outcomes zu Lebensqualität und Belastung.</w:t>
+        <w:t>Qualitative Interviewstudie mit Onkologiepflegefachpersonen eines Krankenhaus-Tagesklinik-Oncology-Service (Oktober–November 2022) zu Erfahrungen bei Administration von elteralen Zytostatika im Patientenheim.</w:t>
       </w:r>
     </w:p>
     <w:p>
@@ -278,7 +278,7 @@
         <w:t xml:space="preserve">Ergebnis: </w:t>
       </w:r>
       <w:r>
-        <w:t>Interventionskosten stiegen von AU$68.925 (Kontrollphase) auf AU$133.660 (Interventionsphase), adjustierte Differenz AU$67.146 (95% CI: 16.957–117.334). Keine signifikanten Verbesserungen bei Klienten-Lebensqualität (DEMQOL-U fiel), Betreuerlast oder dyadische Interaktion während Interventionsphase. Verbesserungen in Betreuerlast und Interaktion waren numerisch aber nicht statistisch signifikant.</w:t>
+        <w:t>Fünf Themen: Beziehungsaufbau im Zuhause, Komplexität des Heims, Nebenwirkungen (nicht Practicalities), Einsamkeit bei der Pflege, Planung ermöglicht Durchführung. Schwestern sehen Patientenvorteil, aber Sorgen um Nebenwirkungen und Alleinsein. Notwendig: Ressourcen, Ausbildung, Unterstützung; Transport, Administration und Abfallwirtschaft nicht als komplex wahrgenommen.</w:t>
       </w:r>
     </w:p>
     <w:p>
@@ -293,7 +293,7 @@
         <w:rPr>
           <w:sz w:val="19"/>
         </w:rPr>
-        <w:t>Australien, Privatversichert mit Teilkasko-Elementen; ökonomische Methodik übertragbar, Kostenwirkungen aber nicht direkt</w:t>
+        <w:t>Schweden, ambulante Onkologiepflege; Befunde zur Rollen-Expansion und ambulanten Sicherheit übertragbar</w:t>
       </w:r>
     </w:p>
     <w:p>
@@ -302,7 +302,7 @@
           <w:color w:val="5A7D3A"/>
           <w:sz w:val="18"/>
         </w:rPr>
-        <w:t>https://pubmed.ncbi.nlm.nih.gov/42831295/</w:t>
+        <w:t>https://pubmed.ncbi.nlm.nih.gov/42834869/</w:t>
       </w:r>
     </w:p>
     <w:p>
@@ -310,7 +310,7 @@
         <w:pStyle w:val="Heading2"/>
       </w:pPr>
       <w:r>
-        <w:t>Ernährungstherapie bei älteren Krebspatientinnen: Versicherungsdesign und Langzeitpflege</w:t>
+        <w:t>Stationsschwestern und Medical Emergency Teams: Aktivierungskriterien und Fortbildung</w:t>
       </w:r>
     </w:p>
     <w:p>
@@ -320,12 +320,12 @@
           <w:color w:val="666666"/>
           <w:sz w:val="18"/>
         </w:rPr>
-        <w:t>Yang J  ·  Front Public Health  ·  18.09.2026  ·  PMID 42827769</w:t>
+        <w:t>Magistrelli A et al.  ·  Nurs Crit Care  ·  Nov. 2026  ·  PMID 42813620</w:t>
       </w:r>
     </w:p>
     <w:p>
       <w:r>
-        <w:t>Narrative Review zu Zugangsbarrieren für Ernährungstherapie (MNT) bei älteren Frauen mit Krebs in drei Ländern mit Fokus auf Versicherungsschutz und Kontinuität zwischen Krankenhaus und Langzeitpflege.</w:t>
+        <w:t>Fragebogenstudie mit 39 Stationsschwestern in Norditalien zur Einschätzung ihrer Kompetenz, Rollenklarheit und Einstellung zum MET-System; Ermittlung von Schulungs- und Umsetzungslücken.</w:t>
       </w:r>
     </w:p>
     <w:p>
@@ -336,7 +336,7 @@
         <w:t xml:space="preserve">Ergebnis: </w:t>
       </w:r>
       <w:r>
-        <w:t>Eligibilitätsbeschränkungen, Kostenbeihilfe, unzureichendes Netzwerk von Diätfachpersonen und Fragmentierung zwischen Krankenhaus, Heim und häuslicher Pflege führen zu verspäteter Behandlung. Empfehlung: MNT als wesentliche, risikogestaffelte Komponente der Onkologie und Langzeitpflege mit Finanzierung basierend auf validiertem Screening, Dietitian-geführter Versorgung und Kontinuität über Übergänge.</w:t>
+        <w:t>84,6% Sicherheit bei MET-Aktivierung, 87,2% schätzen MET als Lernchance. Kritische Lücken: nur 12,8% hatten MET-spezifische Schulung, 25,6% unsicher bei Aktivierungskriterien, nur 41,0% bewerteten Debriefing als ausreichend (Gap: 53,9 Prozentpunkte vs. 94,9% wahrgenommene Wichtigkeit). Signifikante Korrelationen zwischen Aktivierungssicherheit und Kriterienkenntnissen (ρ=0,445, p=0,023).</w:t>
       </w:r>
     </w:p>
     <w:p>
@@ -351,7 +351,7 @@
         <w:rPr>
           <w:sz w:val="19"/>
         </w:rPr>
-        <w:t>Konzeptionell relevant für deutsche Langzeitpflege; Versicherungsdesign (Teilkasko vs. steuerbasiert) unterscheidet sich fundamental</w:t>
+        <w:t>Italien, vergleichbare Kliniken; Befunde zu Schulungsdefiziten und Debriefing direkt übertragbar</w:t>
       </w:r>
     </w:p>
     <w:p>
@@ -360,7 +360,7 @@
           <w:color w:val="5A7D3A"/>
           <w:sz w:val="18"/>
         </w:rPr>
-        <w:t>https://pubmed.ncbi.nlm.nih.gov/42827769/</w:t>
+        <w:t>https://pubmed.ncbi.nlm.nih.gov/42813620/</w:t>
       </w:r>
     </w:p>
     <w:p>
@@ -368,7 +368,7 @@
         <w:pStyle w:val="Heading2"/>
       </w:pPr>
       <w:r>
-        <w:t>Schichtarbeit bei Pflegenden: Häufigeres Snacking bei Nachtschichten</w:t>
+        <w:t>Klinische Simulation in der Gemeindepflege: Stärken und Grenzen aus Studierendensicht</w:t>
       </w:r>
     </w:p>
     <w:p>
@@ -378,12 +378,12 @@
           <w:color w:val="666666"/>
           <w:sz w:val="18"/>
         </w:rPr>
-        <w:t>Chang YC et al.  ·  Nurs Open  ·  Okt. 2026  ·  PMID 42817060</w:t>
+        <w:t>Gómez-Torres P et al.  ·  Nurs Open  ·  Sept. 2026  ·  PMID 42786739</w:t>
       </w:r>
     </w:p>
     <w:p>
       <w:r>
-        <w:t>Querschnittsstudie zu Unterschieden im Essverhalten zwischen Pflegenden mit und ohne Nachtschichten über soziale Medien rekrutiert.</w:t>
+        <w:t>Gemischte Methoden-Studie mit 103 Pflegestudierenden im 2. Jahr an spanischer Privatuniversität; vier Simulationsszenarien in Gemeindepflegesettings, Zufriedenheit via Simulation Design Scale, qualitative Reflexionen.</w:t>
       </w:r>
     </w:p>
     <w:p>
@@ -394,7 +394,7 @@
         <w:t xml:space="preserve">Ergebnis: </w:t>
       </w:r>
       <w:r>
-        <w:t>Von 408 italienischen Pflegenden arbeiteten 73,3% auch Nachtschichten. Nachtschicht-Pflegende zeigten signifikant häufigeres Snacking zwischen Mahlzeiten (49,8% vs. 22,3%; p=0,002) und kürzere Berufserfahrung (25,7% mit &lt;5 Jahren bei Nachtschicht vs. 8,1% bei Tagschicht; p&lt;0,001).</w:t>
+        <w:t>Hohe Zufriedenheit. Wahrgenommene Stärken: Realitätsnähe, Anwendung von Theorie, Entwicklung klinischen Urteils und Kommunikation, psychologische Sicherheit, kooperatives Lernen. Limitationen: Betreuerunterstützung, Zeitmanagement, Vorbereitung, Angst vor Einzelauftritt, begrenzte aktive Teilnahmechancen.</w:t>
       </w:r>
     </w:p>
     <w:p>
@@ -409,7 +409,7 @@
         <w:rPr>
           <w:sz w:val="19"/>
         </w:rPr>
-        <w:t>Italien, Vergleichbare Arbeitsstrukturen; Befund zu Schichteffekten auf Ernährung übertragbar</w:t>
+        <w:t>Spanien, europäischer Kontext; Befunde zu Simulation und Skill-Transfer relevant für deutsches Curriculum</w:t>
       </w:r>
     </w:p>
     <w:p>
@@ -418,7 +418,7 @@
           <w:color w:val="5A7D3A"/>
           <w:sz w:val="18"/>
         </w:rPr>
-        <w:t>https://pubmed.ncbi.nlm.nih.gov/42817060/</w:t>
+        <w:t>https://pubmed.ncbi.nlm.nih.gov/42786739/</w:t>
       </w:r>
     </w:p>
     <w:sectPr>

--- a/download/studien-aktuell.docx
+++ b/download/studien-aktuell.docx
@@ -62,7 +62,7 @@
           <w:color w:val="666666"/>
           <w:sz w:val="18"/>
         </w:rPr>
-        <w:t>Stand: 07.10.2026  |  6 Studien  |  pflege.m-vf.de</w:t>
+        <w:t>Stand: 08.10.2026  |  6 Studien  |  pflege.m-vf.de</w:t>
       </w:r>
     </w:p>
     <w:p>
@@ -70,7 +70,7 @@
         <w:pStyle w:val="Heading1"/>
       </w:pPr>
       <w:r>
-        <w:t>Aufgenommen am 07.10.2026</w:t>
+        <w:t>Aufgenommen am 08.10.2026</w:t>
       </w:r>
     </w:p>
     <w:p>
@@ -78,7 +78,7 @@
         <w:pStyle w:val="Heading2"/>
       </w:pPr>
       <w:r>
-        <w:t>Virtual Reality für Verhaltens- und psychologische Symptome bei Demenz im Pflegeheim</w:t>
+        <w:t>Nurse-led Collaborative Care versus psychologisch geleitete Selbsthilfe bei stressbedingten psychischen Störungen in der Primärversorgung</w:t>
       </w:r>
     </w:p>
     <w:p>
@@ -88,12 +88,12 @@
           <w:color w:val="666666"/>
           <w:sz w:val="18"/>
         </w:rPr>
-        <w:t>Giroux M et al.  ·  JMIR Form Res  ·  06.10.2026  ·  PMID 42837535</w:t>
+        <w:t>Kontio E et al.  ·  BMJ Ment Health  ·  07.10.2026  ·  PMID 42843928</w:t>
       </w:r>
     </w:p>
     <w:p>
       <w:r>
-        <w:t>Randomisierte Kontrollstudie mit 56 Heimbewohnern mit Verhaltenssymptomen bei Demenz, die entweder VR-basierte Immersionsinterventionen oder kognitive Aktivierung (jeweils 12 Sitzungen à 45 Minuten) erhielten.</w:t>
+        <w:t>Randomisierte kontrollierte Non-Inferioritätsstudie mit 172 Patienten mit leichter bis mittelschwerer stressbedingter psychischer Erkrankung zur Vergleich von Nurse-led Collaborative Care mit Verhaltenstherapie-Selbsthilfe.</w:t>
       </w:r>
     </w:p>
     <w:p>
@@ -104,7 +104,7 @@
         <w:t xml:space="preserve">Ergebnis: </w:t>
       </w:r>
       <w:r>
-        <w:t>Zwischen VR und aktivem Kontrolltraining fanden sich keine signifikanten Unterschiede in der Reduktion von Verhaltenssymptomen. Das unmittelbare Wohlbefinden stieg in beiden Gruppen über die 12 Sitzungen hinweg, soziale Interaktionen waren in der Kontrollgruppe häufiger. VR war sicher und machbar im Setting.</w:t>
+        <w:t>Beide Gruppen zeigten große signifikante Verbesserungen (PSS-10, Erschöpfung, Schlaf, Depression, Angst, Lebensqualität). GSH-CBT war kleine Effektstärke überlegen (d=0,22), aber Nurse-led CC überschritt Non-Inferioritätsmarge. Unterschied in Erschöpfungsreduktion signifikant (d=0,28). Nurse-led CC sicher und praktikabel für Primärversorgung mit limitiertem Psychologen-Zugang.</w:t>
       </w:r>
     </w:p>
     <w:p>
@@ -119,7 +119,7 @@
         <w:rPr>
           <w:sz w:val="19"/>
         </w:rPr>
-        <w:t>Frankreich, vergleichbare Langzeitpflege, aber keine Überlegenheit nachgewiesen</w:t>
+        <w:t>Schweden, skandinavisches Gesundheitssystem; Konzept für deutsches Primary-Care-Modell adaptierbar</w:t>
       </w:r>
     </w:p>
     <w:p>
@@ -128,7 +128,7 @@
           <w:color w:val="5A7D3A"/>
           <w:sz w:val="18"/>
         </w:rPr>
-        <w:t>https://pubmed.ncbi.nlm.nih.gov/42837535/</w:t>
+        <w:t>https://pubmed.ncbi.nlm.nih.gov/42843928/</w:t>
       </w:r>
     </w:p>
     <w:p>
@@ -136,7 +136,7 @@
         <w:pStyle w:val="Heading2"/>
       </w:pPr>
       <w:r>
-        <w:t>Selbstregulationserschöpfung und Arbeitsengagement bei Intensivpflegekräften</w:t>
+        <w:t>Belastung pflegender Angehöriger von Demenzkranken: Depression, Schlafstörungen und Risikofaktoren</w:t>
       </w:r>
     </w:p>
     <w:p>
@@ -146,12 +146,12 @@
           <w:color w:val="666666"/>
           <w:sz w:val="18"/>
         </w:rPr>
-        <w:t>Zhang H et al.  ·  J Nurs Manag  ·  2026  ·  PMID 42837328</w:t>
+        <w:t>Vesin-Valz E et al.  ·  Geriatr Psychol Neuropsychiatr Vieil  ·  01.09.2026  ·  PMID 42842821</w:t>
       </w:r>
     </w:p>
     <w:p>
       <w:r>
-        <w:t>Querschnittsstudie mit 687 Intensivkrankenpflegern (Februar–August 2025) mit Online-Fragebogen zu Selbstregulationsererschöpfung, emotionaler Oberflächlichkeit und Arbeitsengagement; latente Profilanalyse.</w:t>
+        <w:t>Querschnittsstudie mit 133 Angehörigen-Patienten-Paaren zur Erfassung von Gesundheitsbedarfen pflegender Angehöriger mit dem interRAI SCaN Assessment.</w:t>
       </w:r>
     </w:p>
     <w:p>
@@ -162,7 +162,7 @@
         <w:t xml:space="preserve">Ergebnis: </w:t>
       </w:r>
       <w:r>
-        <w:t>Drei Profile: niedriges Selbstregulationsmüdigkeit (32,3%), mittleres (52,7%), hohes (15,0%). Geringeres Arbeitsengagement signifikant assoziiert mit mittlerem vs. niedrigem Profil. Über zwei Drittel in moderaten oder hohen Profilen. Demografische und arbeitsbezogene Prädiktoren variierten zwischen Profilvergleichen.</w:t>
+        <w:t>65 % berichteten Angststörungen, 59 % Depression, 72 % Schlafstörungen, 57 % tägliche Schmerzen. 24 % hatten hohe Belastung (Wunsch, Pflege zu reduzieren). Signifikante Risikofaktoren: Depression (OR 1,6), Schwierigkeiten bei zeitnaher Pflege (OR 2,7), fehlende Freizeit (OR 5,5). Frühes umfassendes Assessment und Freizeitaktivitäten könnten Burnout verhindern.</w:t>
       </w:r>
     </w:p>
     <w:p>
@@ -177,7 +177,7 @@
         <w:rPr>
           <w:sz w:val="19"/>
         </w:rPr>
-        <w:t>China, ICU-Kontext; Arbeitsbelastung und Burnout-Phänotypen international relevant</w:t>
+        <w:t>Frankreich, vergleichbare Pflegesituation, systematische Assessment-Methode übertragbar</w:t>
       </w:r>
     </w:p>
     <w:p>
@@ -186,7 +186,7 @@
           <w:color w:val="5A7D3A"/>
           <w:sz w:val="18"/>
         </w:rPr>
-        <w:t>https://pubmed.ncbi.nlm.nih.gov/42837328/</w:t>
+        <w:t>https://pubmed.ncbi.nlm.nih.gov/42842821/</w:t>
       </w:r>
     </w:p>
     <w:p>
@@ -194,7 +194,7 @@
         <w:pStyle w:val="Heading2"/>
       </w:pPr>
       <w:r>
-        <w:t>Berufliche Absichten vocational nursing students für Altenpflege in China</w:t>
+        <w:t>Kreuzschmerz bei Pflegekräften: Prävalenz, Risikofaktoren und Prävention</w:t>
       </w:r>
     </w:p>
     <w:p>
@@ -204,12 +204,12 @@
           <w:color w:val="666666"/>
           <w:sz w:val="18"/>
         </w:rPr>
-        <w:t>Ruan TT et al.  ·  Front Public Health  ·  21.09.2026  ·  PMID 42835055</w:t>
+        <w:t>Chen Q et al.  ·  Inquiry  ·  07.10.2026  ·  PMID 42842357</w:t>
       </w:r>
     </w:p>
     <w:p>
       <w:r>
-        <w:t>Querschnittsstudie mit 1.537 Fachschüler der Krankenpflege in Hunan (2024-2025) zu Einflussfaktoren auf Intention zur Altenpflegetätigkeit mittels logistischer Regression und XGBoost-Analyse.</w:t>
+        <w:t>Querschnittsstudie mit 2.012 Pflegekräften aus vier chinesischen Krankenhäusern (Sept. 2022–Sept. 2023) zur Erfassung von Kreuzschmerzprävalenz und zugehörigen Faktoren.</w:t>
       </w:r>
     </w:p>
     <w:p>
@@ -220,7 +220,7 @@
         <w:t xml:space="preserve">Ergebnis: </w:t>
       </w:r>
       <w:r>
-        <w:t>Nur 53,4% der Studierenden bereit für Altenpflege. Familienhaltungen, praktische Pflegeerfahrung und berufliche Kognition positiv assoziiert; unzureichende Curriculumsexposition und schlechte Berufsaussichten supprimierend. Persönliche Faktoren vermittelten signifikant die Assoziation zwischen Familienfaktoren und Berufsintention, mit Interaktionseffekten.</w:t>
+        <w:t>Prävalenz: 62,97 % (1.267/2.012). Signifikante Risikofaktoren (multivariate logistische Regression): weibliches Geschlecht, höherer BMI, stationäre Station, längere Berufsdauer, längere Wochenarbeitszeit, häufige Nachtschichten, nicht-standardisierte Körperhaltung, fehlende Schulung, niedrigere Wissenswerte. Geschlecht, Arbeitsbelastung und Haltungsprävention sind Anknüpfungspunkte.</w:t>
       </w:r>
     </w:p>
     <w:p>
@@ -235,7 +235,7 @@
         <w:rPr>
           <w:sz w:val="19"/>
         </w:rPr>
-        <w:t>China, Vocational Nursing – strukturelle Unterschiede zur deutschen Ausbildung, aber Curriculum-Pathway relevant</w:t>
+        <w:t>China, aber Prävalenz-Befund und Risikofaktoren-Profil international vergleichbar; Prävention übertragbar</w:t>
       </w:r>
     </w:p>
     <w:p>
@@ -244,7 +244,7 @@
           <w:color w:val="5A7D3A"/>
           <w:sz w:val="18"/>
         </w:rPr>
-        <w:t>https://pubmed.ncbi.nlm.nih.gov/42835055/</w:t>
+        <w:t>https://pubmed.ncbi.nlm.nih.gov/42842357/</w:t>
       </w:r>
     </w:p>
     <w:p>
@@ -252,7 +252,7 @@
         <w:pStyle w:val="Heading2"/>
       </w:pPr>
       <w:r>
-        <w:t>Antineoplastische Therapie zu Hause: Perspektiven von Onkologiepflegefachpersonen</w:t>
+        <w:t>Durst bei Patienten mit fortgeschrittener Herzinsuffizienz: Erfahrungen von Patienten und Pflegenden</w:t>
       </w:r>
     </w:p>
     <w:p>
@@ -262,12 +262,12 @@
           <w:color w:val="666666"/>
           <w:sz w:val="18"/>
         </w:rPr>
-        <w:t>Albin T et al.  ·  Nurs Open  ·  Okt. 2026  ·  PMID 42834869</w:t>
+        <w:t>Wefer F et al.  ·  Nurs Crit Care  ·  Nov. 2026  ·  PMID 42841439</w:t>
       </w:r>
     </w:p>
     <w:p>
       <w:r>
-        <w:t>Qualitative Interviewstudie mit Onkologiepflegefachpersonen eines Krankenhaus-Tagesklinik-Oncology-Service (Oktober–November 2022) zu Erfahrungen bei Administration von elteralen Zytostatika im Patientenheim.</w:t>
+        <w:t>Gemischte Methoden-Studie mit 10 Patienteninterviews, 2 Fokusgruppen und Befragung von 59 Pflegepersonen zur Erfassung von Durst-Erfahrungen und Pflegeanforderungen.</w:t>
       </w:r>
     </w:p>
     <w:p>
@@ -278,7 +278,7 @@
         <w:t xml:space="preserve">Ergebnis: </w:t>
       </w:r>
       <w:r>
-        <w:t>Fünf Themen: Beziehungsaufbau im Zuhause, Komplexität des Heims, Nebenwirkungen (nicht Practicalities), Einsamkeit bei der Pflege, Planung ermöglicht Durchführung. Schwestern sehen Patientenvorteil, aber Sorgen um Nebenwirkungen und Alleinsein. Notwendig: Ressourcen, Ausbildung, Unterstützung; Transport, Administration und Abfallwirtschaft nicht als komplex wahrgenommen.</w:t>
+        <w:t>Patienten-Erfahrungen reichen von mild bis schwer; weniger als die Hälfte der Pflegepersonen beurteilt Durst regelmäßig. Beide Gruppen wünschen individuelle Beratung und standardisierte Assessmentverfahren. Heterogene Strategien im Umgang mit Durst. Kern: Standardisierte Verfahren zur Beurteilung und Management von Durst fehlen.</w:t>
       </w:r>
     </w:p>
     <w:p>
@@ -293,7 +293,7 @@
         <w:rPr>
           <w:sz w:val="19"/>
         </w:rPr>
-        <w:t>Schweden, ambulante Onkologiepflege; Befunde zur Rollen-Expansion und ambulanten Sicherheit übertragbar</w:t>
+        <w:t>Deutschland, spezialisierte Herzinsuffizienz-Versorgung in Kliniken relevant</w:t>
       </w:r>
     </w:p>
     <w:p>
@@ -302,7 +302,7 @@
           <w:color w:val="5A7D3A"/>
           <w:sz w:val="18"/>
         </w:rPr>
-        <w:t>https://pubmed.ncbi.nlm.nih.gov/42834869/</w:t>
+        <w:t>https://pubmed.ncbi.nlm.nih.gov/42841439/</w:t>
       </w:r>
     </w:p>
     <w:p>
@@ -310,7 +310,7 @@
         <w:pStyle w:val="Heading2"/>
       </w:pPr>
       <w:r>
-        <w:t>Stationsschwestern und Medical Emergency Teams: Aktivierungskriterien und Fortbildung</w:t>
+        <w:t>Kompetenz-Assessment-Tool für klinische Lehre in der Gemeindepflege: Entwicklung und Validierung</w:t>
       </w:r>
     </w:p>
     <w:p>
@@ -320,12 +320,12 @@
           <w:color w:val="666666"/>
           <w:sz w:val="18"/>
         </w:rPr>
-        <w:t>Magistrelli A et al.  ·  Nurs Crit Care  ·  Nov. 2026  ·  PMID 42813620</w:t>
+        <w:t>Martins T et al.  ·  Int J Nurs Educ Scholarsh  ·  01.01.2026  ·  PMID 42841401</w:t>
       </w:r>
     </w:p>
     <w:p>
       <w:r>
-        <w:t>Fragebogenstudie mit 39 Stationsschwestern in Norditalien zur Einschätzung ihrer Kompetenz, Rollenklarheit und Einstellung zum MET-System; Ermittlung von Schulungs- und Umsetzungslücken.</w:t>
+        <w:t>Qualitative iterative Entwicklungsstudie mit 10 klinischen Lehrpersonen zur Erstellung eines Kompetenz-Assessments für Community Nursing nach portugiesischen Standards.</w:t>
       </w:r>
     </w:p>
     <w:p>
@@ -336,7 +336,7 @@
         <w:t xml:space="preserve">Ergebnis: </w:t>
       </w:r>
       <w:r>
-        <w:t>84,6% Sicherheit bei MET-Aktivierung, 87,2% schätzen MET als Lernchance. Kritische Lücken: nur 12,8% hatten MET-spezifische Schulung, 25,6% unsicher bei Aktivierungskriterien, nur 41,0% bewerteten Debriefing als ausreichend (Gap: 53,9 Prozentpunkte vs. 94,9% wahrgenommene Wichtigkeit). Signifikante Korrelationen zwischen Aktivierungssicherheit und Kriterienkenntnissen (ρ=0,445, p=0,023).</w:t>
+        <w:t>Tool mit 6 Kompetenzdomänen und 20 Kriterien in fünf Performanz-Levels. Berücksichtigung von Autonomie und Anwendung in komplexen Kontexten. Instrument verbessert Fairness, Konsistenz, Feedback und Transparenz bei Formativ- und Summativbewertung. Anpassbar auf diverse Community-Nursing-Settings.</w:t>
       </w:r>
     </w:p>
     <w:p>
@@ -351,7 +351,7 @@
         <w:rPr>
           <w:sz w:val="19"/>
         </w:rPr>
-        <w:t>Italien, vergleichbare Kliniken; Befunde zu Schulungsdefiziten und Debriefing direkt übertragbar</w:t>
+        <w:t>Portugal, vergleichbare Pflegeausbildungsstruktur, transferierbar auf Deutschland</w:t>
       </w:r>
     </w:p>
     <w:p>
@@ -360,7 +360,7 @@
           <w:color w:val="5A7D3A"/>
           <w:sz w:val="18"/>
         </w:rPr>
-        <w:t>https://pubmed.ncbi.nlm.nih.gov/42813620/</w:t>
+        <w:t>https://pubmed.ncbi.nlm.nih.gov/42841401/</w:t>
       </w:r>
     </w:p>
     <w:p>
@@ -368,7 +368,7 @@
         <w:pStyle w:val="Heading2"/>
       </w:pPr>
       <w:r>
-        <w:t>Klinische Simulation in der Gemeindepflege: Stärken und Grenzen aus Studierendensicht</w:t>
+        <w:t>Pflegepfade für Einsamkeit und soziale Isolation älterer Menschen: Assessment und Umsetzung</w:t>
       </w:r>
     </w:p>
     <w:p>
@@ -378,12 +378,12 @@
           <w:color w:val="666666"/>
           <w:sz w:val="18"/>
         </w:rPr>
-        <w:t>Gómez-Torres P et al.  ·  Nurs Open  ·  Sept. 2026  ·  PMID 42786739</w:t>
+        <w:t>Sun X et al.  ·  Front Public Health  ·  22.09.2026  ·  PMID 42840817</w:t>
       </w:r>
     </w:p>
     <w:p>
       <w:r>
-        <w:t>Gemischte Methoden-Studie mit 103 Pflegestudierenden im 2. Jahr an spanischer Privatuniversität; vier Simulationsszenarien in Gemeindepflegesettings, Zufriedenheit via Simulation Design Scale, qualitative Reflexionen.</w:t>
+        <w:t>Narrative Review mit systematischer Literaturrecherche bis Juni 2026 zu pflegegeleitetem Assessment, relationaler Arbeit und Service-Implementierung gegen Einsamkeit im Alter.</w:t>
       </w:r>
     </w:p>
     <w:p>
@@ -394,7 +394,7 @@
         <w:t xml:space="preserve">Ergebnis: </w:t>
       </w:r>
       <w:r>
-        <w:t>Hohe Zufriedenheit. Wahrgenommene Stärken: Realitätsnähe, Anwendung von Theorie, Entwicklung klinischen Urteils und Kommunikation, psychologische Sicherheit, kooperatives Lernen. Limitationen: Betreuerunterstützung, Zeitmanagement, Vorbereitung, Angst vor Einzelauftritt, begrenzte aktive Teilnahmechancen.</w:t>
+        <w:t>Begrenzte direkte Pflegerolle-Evidenz durch kleine Stichproben, inkonsistente Allokation, kurze Follow-ups. Kernmechanismus: klinisch-relationale Integration verknüpft klinisches Assessment mit praktischer und interpersonaler Arbeit. Sechsstufiger Pfad vorgeschlagen: erkennen–einladen, differenzieren–formulieren, Outcome definieren, abstimmen–vorbereiten, verbinden–verifizieren, überprüfen–anpassen. Future-Forschung sollte Hybrid-Effektivitäts-Implementations-Designs nutzen.</w:t>
       </w:r>
     </w:p>
     <w:p>
@@ -409,7 +409,7 @@
         <w:rPr>
           <w:sz w:val="19"/>
         </w:rPr>
-        <w:t>Spanien, europäischer Kontext; Befunde zu Simulation und Skill-Transfer relevant für deutsches Curriculum</w:t>
+        <w:t>Internationale Evidenz, Konzept versorgungsrelevant für deutsche Community Nursing</w:t>
       </w:r>
     </w:p>
     <w:p>
@@ -418,7 +418,7 @@
           <w:color w:val="5A7D3A"/>
           <w:sz w:val="18"/>
         </w:rPr>
-        <w:t>https://pubmed.ncbi.nlm.nih.gov/42786739/</w:t>
+        <w:t>https://pubmed.ncbi.nlm.nih.gov/42840817/</w:t>
       </w:r>
     </w:p>
     <w:sectPr>

--- a/download/studien-aktuell.docx
+++ b/download/studien-aktuell.docx
@@ -62,7 +62,7 @@
           <w:color w:val="666666"/>
           <w:sz w:val="18"/>
         </w:rPr>
-        <w:t>Stand: 08.10.2026  |  6 Studien  |  pflege.m-vf.de</w:t>
+        <w:t>Stand: 09.10.2026  |  5 Studien  |  pflege.m-vf.de</w:t>
       </w:r>
     </w:p>
     <w:p>
@@ -70,7 +70,7 @@
         <w:pStyle w:val="Heading1"/>
       </w:pPr>
       <w:r>
-        <w:t>Aufgenommen am 08.10.2026</w:t>
+        <w:t>Aufgenommen am 09.10.2026</w:t>
       </w:r>
     </w:p>
     <w:p>
@@ -78,7 +78,7 @@
         <w:pStyle w:val="Heading2"/>
       </w:pPr>
       <w:r>
-        <w:t>Nurse-led Collaborative Care versus psychologisch geleitete Selbsthilfe bei stressbedingten psychischen Störungen in der Primärversorgung</w:t>
+        <w:t>Versorgungsbedarf von pflegenden Angehörigen frühgeborener Säuglinge zu Hause</w:t>
       </w:r>
     </w:p>
     <w:p>
@@ -88,12 +88,12 @@
           <w:color w:val="666666"/>
           <w:sz w:val="18"/>
         </w:rPr>
-        <w:t>Kontio E et al.  ·  BMJ Ment Health  ·  07.10.2026  ·  PMID 42843928</w:t>
+        <w:t>Lan F et al.  ·  PLoS One  ·  08.10.2026  ·  PMID 42848792</w:t>
       </w:r>
     </w:p>
     <w:p>
       <w:r>
-        <w:t>Randomisierte kontrollierte Non-Inferioritätsstudie mit 172 Patienten mit leichter bis mittelschwerer stressbedingter psychischer Erkrankung zur Vergleich von Nurse-led Collaborative Care mit Verhaltenstherapie-Selbsthilfe.</w:t>
+        <w:t>Querschnittstudie mit 201 primären Bezugspersonen von entlassenen Frühgeborenen (bis 6 Monate nach Entlassung) zur Analyse von Versorgungsbedarfen mittels Kano-Modell.</w:t>
       </w:r>
     </w:p>
     <w:p>
@@ -104,7 +104,7 @@
         <w:t xml:space="preserve">Ergebnis: </w:t>
       </w:r>
       <w:r>
-        <w:t>Beide Gruppen zeigten große signifikante Verbesserungen (PSS-10, Erschöpfung, Schlaf, Depression, Angst, Lebensqualität). GSH-CBT war kleine Effektstärke überlegen (d=0,22), aber Nurse-led CC überschritt Non-Inferioritätsmarge. Unterschied in Erschöpfungsreduktion signifikant (d=0,28). Nurse-led CC sicher und praktikabel für Primärversorgung mit limitiertem Psychologen-Zugang.</w:t>
+        <w:t>Von 27 identifizierten Versorgungsbedarfen waren drei als "Muss-Anforderungen" klassifiziert (Säuglingsfütterung), sechs als "Anforderungen mit linearem Einfluss" (Gesundheitsprobleme Frühgeborener) und 18 als "Attraktivitätsmerkmale". Überlebensbedarfe haben höchste Priorität und sollten gezielt unterstützt werden.</w:t>
       </w:r>
     </w:p>
     <w:p>
@@ -119,7 +119,7 @@
         <w:rPr>
           <w:sz w:val="19"/>
         </w:rPr>
-        <w:t>Schweden, skandinavisches Gesundheitssystem; Konzept für deutsches Primary-Care-Modell adaptierbar</w:t>
+        <w:t>China; Struktur pflegender Angehöriger und Entlassmanagement sind unterschiedlich, Konzept der priorisierten Bedarfe aber übertragbar</w:t>
       </w:r>
     </w:p>
     <w:p>
@@ -128,7 +128,7 @@
           <w:color w:val="5A7D3A"/>
           <w:sz w:val="18"/>
         </w:rPr>
-        <w:t>https://pubmed.ncbi.nlm.nih.gov/42843928/</w:t>
+        <w:t>https://pubmed.ncbi.nlm.nih.gov/42848792/</w:t>
       </w:r>
     </w:p>
     <w:p>
@@ -136,7 +136,7 @@
         <w:pStyle w:val="Heading2"/>
       </w:pPr>
       <w:r>
-        <w:t>Belastung pflegender Angehöriger von Demenzkranken: Depression, Schlafstörungen und Risikofaktoren</w:t>
+        <w:t>Wie Personalentwicklung und Organisationsunterstützung durch Resilienz zu Arbeitszufriedenheit und weniger Burnout führen</w:t>
       </w:r>
     </w:p>
     <w:p>
@@ -146,12 +146,12 @@
           <w:color w:val="666666"/>
           <w:sz w:val="18"/>
         </w:rPr>
-        <w:t>Vesin-Valz E et al.  ·  Geriatr Psychol Neuropsychiatr Vieil  ·  01.09.2026  ·  PMID 42842821</w:t>
+        <w:t>Almutairi RR et al.  ·  PLoS One  ·  08.10.2026  ·  PMID 42848783</w:t>
       </w:r>
     </w:p>
     <w:p>
       <w:r>
-        <w:t>Querschnittsstudie mit 133 Angehörigen-Patienten-Paaren zur Erfassung von Gesundheitsbedarfen pflegender Angehöriger mit dem interRAI SCaN Assessment.</w:t>
+        <w:t>Querschnittstudie mit 190 Pflegefachpersonen in drei saudischen Krankenhäusern zur Frage, wie wahrgenommene Personalentwicklung und Organisationsunterstützung über Resilienz mit Arbeitszufriedenheit und Burnout assoziiert sind.</w:t>
       </w:r>
     </w:p>
     <w:p>
@@ -162,7 +162,7 @@
         <w:t xml:space="preserve">Ergebnis: </w:t>
       </w:r>
       <w:r>
-        <w:t>65 % berichteten Angststörungen, 59 % Depression, 72 % Schlafstörungen, 57 % tägliche Schmerzen. 24 % hatten hohe Belastung (Wunsch, Pflege zu reduzieren). Signifikante Risikofaktoren: Depression (OR 1,6), Schwierigkeiten bei zeitnaher Pflege (OR 2,7), fehlende Freizeit (OR 5,5). Frühes umfassendes Assessment und Freizeitaktivitäten könnten Burnout verhindern.</w:t>
+        <w:t>Personalentwicklung (β=0,38, p&lt;0,001) und Organisationsunterstützung (β=0,34, p&lt;0,001) waren unabhängig mit höherer Resilienz assoziiert. Indirekte Effekte über Resilienz waren statistisch signifikant: Personalentwicklung zu Arbeitszufriedenheit (0,15; 95%-KI [0,09–0,22]), Personalentwicklung zu Burnout (−0,23; 95%-KI [−0,32 bis −0,15]), Organisationsunterstützung zu Arbeitszufriedenheit (0,14; 95%-KI [0,09–0,21]) und zu Burnout (−0,19; 95%-KI [−0,28 bis −0,12]).</w:t>
       </w:r>
     </w:p>
     <w:p>
@@ -177,7 +177,7 @@
         <w:rPr>
           <w:sz w:val="19"/>
         </w:rPr>
-        <w:t>Frankreich, vergleichbare Pflegesituation, systematische Assessment-Methode übertragbar</w:t>
+        <w:t>Saudi-Arabien; Burnout-Mechanismen international ähnlich, aber Organisationsstrukturen unterscheiden sich</w:t>
       </w:r>
     </w:p>
     <w:p>
@@ -186,7 +186,7 @@
           <w:color w:val="5A7D3A"/>
           <w:sz w:val="18"/>
         </w:rPr>
-        <w:t>https://pubmed.ncbi.nlm.nih.gov/42842821/</w:t>
+        <w:t>https://pubmed.ncbi.nlm.nih.gov/42848783/</w:t>
       </w:r>
     </w:p>
     <w:p>
@@ -194,7 +194,7 @@
         <w:pStyle w:val="Heading2"/>
       </w:pPr>
       <w:r>
-        <w:t>Kreuzschmerz bei Pflegekräften: Prävalenz, Risikofaktoren und Prävention</w:t>
+        <w:t>Autonomie und Leadership: die Rolle von Pflegefachpersonen in Kindergesundheitskonsultationen</w:t>
       </w:r>
     </w:p>
     <w:p>
@@ -204,12 +204,12 @@
           <w:color w:val="666666"/>
           <w:sz w:val="18"/>
         </w:rPr>
-        <w:t>Chen Q et al.  ·  Inquiry  ·  07.10.2026  ·  PMID 42842357</w:t>
+        <w:t>Fagundes JC et al.  ·  Rev Gaucha Enferm  ·  05.10.2026  ·  PMID 42848658</w:t>
       </w:r>
     </w:p>
     <w:p>
       <w:r>
-        <w:t>Querschnittsstudie mit 2.012 Pflegekräften aus vier chinesischen Krankenhäusern (Sept. 2022–Sept. 2023) zur Erfassung von Kreuzschmerzprävalenz und zugehörigen Faktoren.</w:t>
+        <w:t>Qualitative Studie mit 15 Pflegefachpersonen aus brasilianischer Primärversorgung zur Frage, wie Pflegefachpersonen eigenverantwortlich Kindergesundheitskonsultationen durchführen und wie dies ihre berufliche Identität und Praxis prägt.</w:t>
       </w:r>
     </w:p>
     <w:p>
@@ -220,7 +220,7 @@
         <w:t xml:space="preserve">Ergebnis: </w:t>
       </w:r>
       <w:r>
-        <w:t>Prävalenz: 62,97 % (1.267/2.012). Signifikante Risikofaktoren (multivariate logistische Regression): weibliches Geschlecht, höherer BMI, stationäre Station, längere Berufsdauer, längere Wochenarbeitszeit, häufige Nachtschichten, nicht-standardisierte Körperhaltung, fehlende Schulung, niedrigere Wissenswerte. Geschlecht, Arbeitsbelastung und Haltungsprävention sind Anknüpfungspunkte.</w:t>
+        <w:t>Pflegefachpersonen in eigenverantwortlichen Konsultationen stärken ihre Autonomie und Leadership durch Kombination von Fachwissen, klinischem Urteil, Familienbindung und Gesundheitsprävention. Allerdings bremsen soziale Vulnerabilität, strukturelle Grenzen, mangelnde Kontinuität der Betreuung und ärztlicher Widerstand diese Entwicklung.</w:t>
       </w:r>
     </w:p>
     <w:p>
@@ -235,7 +235,7 @@
         <w:rPr>
           <w:sz w:val="19"/>
         </w:rPr>
-        <w:t>China, aber Prävalenz-Befund und Risikofaktoren-Profil international vergleichbar; Prävention übertragbar</w:t>
+        <w:t>Brasilien; Struktur und Aufgabenteilung unterscheiden sich von Deutschland, Konzept aber relevant</w:t>
       </w:r>
     </w:p>
     <w:p>
@@ -244,7 +244,7 @@
           <w:color w:val="5A7D3A"/>
           <w:sz w:val="18"/>
         </w:rPr>
-        <w:t>https://pubmed.ncbi.nlm.nih.gov/42842357/</w:t>
+        <w:t>https://pubmed.ncbi.nlm.nih.gov/42848658/</w:t>
       </w:r>
     </w:p>
     <w:p>
@@ -252,7 +252,7 @@
         <w:pStyle w:val="Heading2"/>
       </w:pPr>
       <w:r>
-        <w:t>Durst bei Patienten mit fortgeschrittener Herzinsuffizienz: Erfahrungen von Patienten und Pflegenden</w:t>
+        <w:t>Enhanced-Recovery-After-Surgery-Pflegepfad für Lungenkrebs-Patienten: Effekte auf Compliance, Outcomes und Pflegezufriedenheit</w:t>
       </w:r>
     </w:p>
     <w:p>
@@ -262,12 +262,12 @@
           <w:color w:val="666666"/>
           <w:sz w:val="18"/>
         </w:rPr>
-        <w:t>Wefer F et al.  ·  Nurs Crit Care  ·  Nov. 2026  ·  PMID 42841439</w:t>
+        <w:t>Yuan H et al.  ·  Health Informatics J  ·  08.10.2026  ·  PMID 42847761</w:t>
       </w:r>
     </w:p>
     <w:p>
       <w:r>
-        <w:t>Gemischte Methoden-Studie mit 10 Patienteninterviews, 2 Fokusgruppen und Befragung von 59 Pflegepersonen zur Erfassung von Durst-Erfahrungen und Pflegeanforderungen.</w:t>
+        <w:t>Quasi-experimentelle Studie mit 671 Lungenkrebspatienten und 57 Pflegefachpersonen in chinesischem Tertiärkrankenhaus zur Implementierung und Wirkung eines strukturierten ERAS-Pflegepfads mit visuellen Handlungsleitfäden.</w:t>
       </w:r>
     </w:p>
     <w:p>
@@ -278,7 +278,7 @@
         <w:t xml:space="preserve">Ergebnis: </w:t>
       </w:r>
       <w:r>
-        <w:t>Patienten-Erfahrungen reichen von mild bis schwer; weniger als die Hälfte der Pflegepersonen beurteilt Durst regelmäßig. Beide Gruppen wünschen individuelle Beratung und standardisierte Assessmentverfahren. Heterogene Strategien im Umgang mit Durst. Kern: Standardisierte Verfahren zur Beurteilung und Management von Durst fehlen.</w:t>
+        <w:t>ERAS-Pfad verbesserte Präoperative-Aufklärung (signifikant), frühes Füttern, frühe Mobilisierung, Kompressionsstrümpfe-Nutzung, Knöchelpumpen-Übungen und Atemtraining (alle signifikant). Postoperative Komplikationen und verspätete Entlassungen sanken im ERAS-Arm. Pflegefachpersonen berichteten hohe Zufriedenheit mit dem System.</w:t>
       </w:r>
     </w:p>
     <w:p>
@@ -293,7 +293,7 @@
         <w:rPr>
           <w:sz w:val="19"/>
         </w:rPr>
-        <w:t>Deutschland, spezialisierte Herzinsuffizienz-Versorgung in Kliniken relevant</w:t>
+        <w:t>China; Konzept der standardisierten Perioperativen Pfade und Compliance-Tracking sind übertragbar</w:t>
       </w:r>
     </w:p>
     <w:p>
@@ -302,7 +302,7 @@
           <w:color w:val="5A7D3A"/>
           <w:sz w:val="18"/>
         </w:rPr>
-        <w:t>https://pubmed.ncbi.nlm.nih.gov/42841439/</w:t>
+        <w:t>https://pubmed.ncbi.nlm.nih.gov/42847761/</w:t>
       </w:r>
     </w:p>
     <w:p>
@@ -310,7 +310,7 @@
         <w:pStyle w:val="Heading2"/>
       </w:pPr>
       <w:r>
-        <w:t>Kompetenz-Assessment-Tool für klinische Lehre in der Gemeindepflege: Entwicklung und Validierung</w:t>
+        <w:t>Pflegefachpersonen bei der Titration von Herzinsuffizienz-Therapien: ein operativer Handlungsleitfaden</w:t>
       </w:r>
     </w:p>
     <w:p>
@@ -320,12 +320,12 @@
           <w:color w:val="666666"/>
           <w:sz w:val="18"/>
         </w:rPr>
-        <w:t>Martins T et al.  ·  Int J Nurs Educ Scholarsh  ·  01.01.2026  ·  PMID 42841401</w:t>
+        <w:t>Gori M et al.  ·  ESC Heart Fail  ·  27.08.2026  ·  PMID 42836327</w:t>
       </w:r>
     </w:p>
     <w:p>
       <w:r>
-        <w:t>Qualitative iterative Entwicklungsstudie mit 10 klinischen Lehrpersonen zur Erstellung eines Kompetenz-Assessments für Community Nursing nach portugiesischen Standards.</w:t>
+        <w:t>Italienische Studie zu einem Implementierungsprogramm für die pflegefachliche Leitung der Medikamententitration nach Leitlinien bei Herzinsuffizienz-Patienten im klinischen Alltag.</w:t>
       </w:r>
     </w:p>
     <w:p>
@@ -336,7 +336,7 @@
         <w:t xml:space="preserve">Ergebnis: </w:t>
       </w:r>
       <w:r>
-        <w:t>Tool mit 6 Kompetenzdomänen und 20 Kriterien in fünf Performanz-Levels. Berücksichtigung von Autonomie und Anwendung in komplexen Kontexten. Instrument verbessert Fairness, Konsistenz, Feedback und Transparenz bei Formativ- und Summativbewertung. Anpassbar auf diverse Community-Nursing-Settings.</w:t>
+        <w:t>Das Programm wird als machbar beschrieben und könnte die Leitlinien-Adherence in der Realwelt verbessern. Die Autoren stellen einen Implementierungsleitfaden bereit, betonen aber, dass dedizierte Schulung, Management-Protokolle und detaillierte ärztliche Verordnungen Voraussetzung sind – die nationale Umsetzung in Italien mit entsprechenden Hürden wird diskutiert.</w:t>
       </w:r>
     </w:p>
     <w:p>
@@ -351,7 +351,7 @@
         <w:rPr>
           <w:sz w:val="19"/>
         </w:rPr>
-        <w:t>Portugal, vergleichbare Pflegeausbildungsstruktur, transferierbar auf Deutschland</w:t>
+        <w:t>Italien, vergleichbares Gesundheitssystem; Übertragbarkeit begrenzt auf Implementierungsaspekte</w:t>
       </w:r>
     </w:p>
     <w:p>
@@ -360,65 +360,7 @@
           <w:color w:val="5A7D3A"/>
           <w:sz w:val="18"/>
         </w:rPr>
-        <w:t>https://pubmed.ncbi.nlm.nih.gov/42841401/</w:t>
-      </w:r>
-    </w:p>
-    <w:p>
-      <w:pPr>
-        <w:pStyle w:val="Heading2"/>
-      </w:pPr>
-      <w:r>
-        <w:t>Pflegepfade für Einsamkeit und soziale Isolation älterer Menschen: Assessment und Umsetzung</w:t>
-      </w:r>
-    </w:p>
-    <w:p>
-      <w:r>
-        <w:rPr>
-          <w:i/>
-          <w:color w:val="666666"/>
-          <w:sz w:val="18"/>
-        </w:rPr>
-        <w:t>Sun X et al.  ·  Front Public Health  ·  22.09.2026  ·  PMID 42840817</w:t>
-      </w:r>
-    </w:p>
-    <w:p>
-      <w:r>
-        <w:t>Narrative Review mit systematischer Literaturrecherche bis Juni 2026 zu pflegegeleitetem Assessment, relationaler Arbeit und Service-Implementierung gegen Einsamkeit im Alter.</w:t>
-      </w:r>
-    </w:p>
-    <w:p>
-      <w:r>
-        <w:rPr>
-          <w:b/>
-        </w:rPr>
-        <w:t xml:space="preserve">Ergebnis: </w:t>
-      </w:r>
-      <w:r>
-        <w:t>Begrenzte direkte Pflegerolle-Evidenz durch kleine Stichproben, inkonsistente Allokation, kurze Follow-ups. Kernmechanismus: klinisch-relationale Integration verknüpft klinisches Assessment mit praktischer und interpersonaler Arbeit. Sechsstufiger Pfad vorgeschlagen: erkennen–einladen, differenzieren–formulieren, Outcome definieren, abstimmen–vorbereiten, verbinden–verifizieren, überprüfen–anpassen. Future-Forschung sollte Hybrid-Effektivitäts-Implementations-Designs nutzen.</w:t>
-      </w:r>
-    </w:p>
-    <w:p>
-      <w:r>
-        <w:rPr>
-          <w:b/>
-          <w:sz w:val="19"/>
-        </w:rPr>
-        <w:t xml:space="preserve">Übertragbarkeit: </w:t>
-      </w:r>
-      <w:r>
-        <w:rPr>
-          <w:sz w:val="19"/>
-        </w:rPr>
-        <w:t>Internationale Evidenz, Konzept versorgungsrelevant für deutsche Community Nursing</w:t>
-      </w:r>
-    </w:p>
-    <w:p>
-      <w:r>
-        <w:rPr>
-          <w:color w:val="5A7D3A"/>
-          <w:sz w:val="18"/>
-        </w:rPr>
-        <w:t>https://pubmed.ncbi.nlm.nih.gov/42840817/</w:t>
+        <w:t>https://pubmed.ncbi.nlm.nih.gov/42836327/</w:t>
       </w:r>
     </w:p>
     <w:sectPr>

--- a/download/studien-aktuell.docx
+++ b/download/studien-aktuell.docx
@@ -62,7 +62,7 @@
           <w:color w:val="666666"/>
           <w:sz w:val="18"/>
         </w:rPr>
-        <w:t>Stand: 09.10.2026  |  5 Studien  |  pflege.m-vf.de</w:t>
+        <w:t>Stand: 10.10.2026  |  5 Studien  |  pflege.m-vf.de</w:t>
       </w:r>
     </w:p>
     <w:p>
@@ -70,7 +70,7 @@
         <w:pStyle w:val="Heading1"/>
       </w:pPr>
       <w:r>
-        <w:t>Aufgenommen am 09.10.2026</w:t>
+        <w:t>Aufgenommen am 10.10.2026</w:t>
       </w:r>
     </w:p>
     <w:p>
@@ -78,7 +78,7 @@
         <w:pStyle w:val="Heading2"/>
       </w:pPr>
       <w:r>
-        <w:t>Versorgungsbedarf von pflegenden Angehörigen frühgeborener Säuglinge zu Hause</w:t>
+        <w:t>Selbstbestimmung und Hilfsuche in häuslicher Palliativpflege: Alltag alleinlebender Patienten mit unheilbarer Erkrankung</w:t>
       </w:r>
     </w:p>
     <w:p>
@@ -88,12 +88,12 @@
           <w:color w:val="666666"/>
           <w:sz w:val="18"/>
         </w:rPr>
-        <w:t>Lan F et al.  ·  PLoS One  ·  08.10.2026  ·  PMID 42848792</w:t>
+        <w:t>Bashyam P et al.  ·  Ann Palliat Med  ·  Sept. 2026  ·  PMID 42854750</w:t>
       </w:r>
     </w:p>
     <w:p>
       <w:r>
-        <w:t>Querschnittstudie mit 201 primären Bezugspersonen von entlassenen Frühgeborenen (bis 6 Monate nach Entlassung) zur Analyse von Versorgungsbedarfen mittels Kano-Modell.</w:t>
+        <w:t>Singapurer Phänomenologische Studie mit 12 Patienten in Heim-Hospizbetreuung, die allein ohne Betreuungsperson lebten, zu Alltag, Unabhängigkeit und Bedingungen für Hilfsuche.</w:t>
       </w:r>
     </w:p>
     <w:p>
@@ -104,7 +104,7 @@
         <w:t xml:space="preserve">Ergebnis: </w:t>
       </w:r>
       <w:r>
-        <w:t>Von 27 identifizierten Versorgungsbedarfen waren drei als "Muss-Anforderungen" klassifiziert (Säuglingsfütterung), sechs als "Anforderungen mit linearem Einfluss" (Gesundheitsprobleme Frühgeborener) und 18 als "Attraktivitätsmerkmale". Überlebensbedarfe haben höchste Priorität und sollten gezielt unterstützt werden.</w:t>
+        <w:t>Vier Themen: Unabhängigkeit als kognitives Selbstschutzkonzept gegen Abhängigkeit; Alltags-Routine als Schutzfilter für Interventionen; Vermeidung von Obligationen durch Vorzug bezahlter vs. sozialer Hilfe; bedingte Hilfsuche, aktiviert erst wenn physische Funktionsfähigkeit des Alltags zusammenbricht (nicht nach medizinischer Prognose).</w:t>
       </w:r>
     </w:p>
     <w:p>
@@ -119,7 +119,7 @@
         <w:rPr>
           <w:sz w:val="19"/>
         </w:rPr>
-        <w:t>China; Struktur pflegender Angehöriger und Entlassmanagement sind unterschiedlich, Konzept der priorisierten Bedarfe aber übertragbar</w:t>
+        <w:t>Singapur – Pflege-Erkenntnisse zur Selbstbestimmungsachtung am Lebensende gelten kulturübergreifend</w:t>
       </w:r>
     </w:p>
     <w:p>
@@ -128,7 +128,7 @@
           <w:color w:val="5A7D3A"/>
           <w:sz w:val="18"/>
         </w:rPr>
-        <w:t>https://pubmed.ncbi.nlm.nih.gov/42848792/</w:t>
+        <w:t>https://pubmed.ncbi.nlm.nih.gov/42854750/</w:t>
       </w:r>
     </w:p>
     <w:p>
@@ -136,7 +136,7 @@
         <w:pStyle w:val="Heading2"/>
       </w:pPr>
       <w:r>
-        <w:t>Wie Personalentwicklung und Organisationsunterstützung durch Resilienz zu Arbeitszufriedenheit und weniger Burnout führen</w:t>
+        <w:t>Pflegefachkräfte in Familienkonferenzen der Intensivstation: Strukturbarrieren und Partizipationspotential</w:t>
       </w:r>
     </w:p>
     <w:p>
@@ -146,12 +146,12 @@
           <w:color w:val="666666"/>
           <w:sz w:val="18"/>
         </w:rPr>
-        <w:t>Almutairi RR et al.  ·  PLoS One  ·  08.10.2026  ·  PMID 42848783</w:t>
+        <w:t>Caillet A et al.  ·  Nurs Crit Care  ·  Nov. 2026  ·  PMID 42851029</w:t>
       </w:r>
     </w:p>
     <w:p>
       <w:r>
-        <w:t>Querschnittstudie mit 190 Pflegefachpersonen in drei saudischen Krankenhäusern zur Frage, wie wahrgenommene Personalentwicklung und Organisationsunterstützung über Resilienz mit Arbeitszufriedenheit und Burnout assoziiert sind.</w:t>
+        <w:t>Französische Qualitätsstudie mit 14 Pflegefachkräften und 5 Ärzten zu Faktoren, die Beteiligung von Pflegefachkräften in Intensivstations-Familienkonferenzen prägen.</w:t>
       </w:r>
     </w:p>
     <w:p>
@@ -162,7 +162,7 @@
         <w:t xml:space="preserve">Ergebnis: </w:t>
       </w:r>
       <w:r>
-        <w:t>Personalentwicklung (β=0,38, p&lt;0,001) und Organisationsunterstützung (β=0,34, p&lt;0,001) waren unabhängig mit höherer Resilienz assoziiert. Indirekte Effekte über Resilienz waren statistisch signifikant: Personalentwicklung zu Arbeitszufriedenheit (0,15; 95%-KI [0,09–0,22]), Personalentwicklung zu Burnout (−0,23; 95%-KI [−0,32 bis −0,15]), Organisationsunterstützung zu Arbeitszufriedenheit (0,14; 95%-KI [0,09–0,21]) und zu Burnout (−0,19; 95%-KI [−0,28 bis −0,12]).</w:t>
+        <w:t>Organisatorische und interprofessionelle Bedingungen, nicht Kompetenz oder Motivation, limitieren aktive Partizipation: mangelnde Redezeit, Ausschluss aus ethischen Beratungen, Angst vor Widerspruch zu Ärzten. Bei aktiver Beteiligung: bessere Teamkohärenz, reichere Kommunikation, gestärktes Vertrauen der Familien.</w:t>
       </w:r>
     </w:p>
     <w:p>
@@ -177,7 +177,7 @@
         <w:rPr>
           <w:sz w:val="19"/>
         </w:rPr>
-        <w:t>Saudi-Arabien; Burnout-Mechanismen international ähnlich, aber Organisationsstrukturen unterscheiden sich</w:t>
+        <w:t>Frankreich – interprofessionelle Modelle und Strukturbarrieren haben Universalwert für deutschsprachige Intensivstationen</w:t>
       </w:r>
     </w:p>
     <w:p>
@@ -186,7 +186,7 @@
           <w:color w:val="5A7D3A"/>
           <w:sz w:val="18"/>
         </w:rPr>
-        <w:t>https://pubmed.ncbi.nlm.nih.gov/42848783/</w:t>
+        <w:t>https://pubmed.ncbi.nlm.nih.gov/42851029/</w:t>
       </w:r>
     </w:p>
     <w:p>
@@ -194,7 +194,7 @@
         <w:pStyle w:val="Heading2"/>
       </w:pPr>
       <w:r>
-        <w:t>Autonomie und Leadership: die Rolle von Pflegefachpersonen in Kindergesundheitskonsultationen</w:t>
+        <w:t>Ernährungsscreening und Energieversorgung bei klinischer Dietitiker-Federführung statt Pflegefachkraft-Führung</w:t>
       </w:r>
     </w:p>
     <w:p>
@@ -204,12 +204,12 @@
           <w:color w:val="666666"/>
           <w:sz w:val="18"/>
         </w:rPr>
-        <w:t>Fagundes JC et al.  ·  Rev Gaucha Enferm  ·  05.10.2026  ·  PMID 42848658</w:t>
+        <w:t>Kristensen MB et al.  ·  J Hum Nutr Diet  ·  Okt. 2026  ·  PMID 42850792</w:t>
       </w:r>
     </w:p>
     <w:p>
       <w:r>
-        <w:t>Qualitative Studie mit 15 Pflegefachpersonen aus brasilianischer Primärversorgung zur Frage, wie Pflegefachpersonen eigenverantwortlich Kindergesundheitskonsultationen durchführen und wie dies ihre berufliche Identität und Praxis prägt.</w:t>
+        <w:t>Dänische Multimethod-Studie zu Effekten einer Umverteilung von Ernährungsaufgaben von Pflegefachkräften auf klinische Diätologen in einer pulmonalen Station.</w:t>
       </w:r>
     </w:p>
     <w:p>
@@ -220,7 +220,7 @@
         <w:t xml:space="preserve">Ergebnis: </w:t>
       </w:r>
       <w:r>
-        <w:t>Pflegefachpersonen in eigenverantwortlichen Konsultationen stärken ihre Autonomie und Leadership durch Kombination von Fachwissen, klinischem Urteil, Familienbindung und Gesundheitsprävention. Allerdings bremsen soziale Vulnerabilität, strukturelle Grenzen, mangelnde Kontinuität der Betreuung und ärztlicher Widerstand diese Entwicklung.</w:t>
+        <w:t>Bei Dietitiker-geführter Versorgung: 55% der Patienten innerhalb 24h gescreent (vs. 29% bei Pflegefachkraft-Führung), 76% insgesamt (vs. 43%); 79% der Interventionsgruppe erreichten ≥75% des Energiebedarfs gegenüber 57% der Kontrolle (p=0,023). Beide Berufsgruppen berichten verbesserte Zusammenarbeit, Pflegefachkräfte jedoch reduzierte Ernährungsaufmerksamkeit.</w:t>
       </w:r>
     </w:p>
     <w:p>
@@ -235,7 +235,7 @@
         <w:rPr>
           <w:sz w:val="19"/>
         </w:rPr>
-        <w:t>Brasilien; Struktur und Aufgabenteilung unterscheiden sich von Deutschland, Konzept aber relevant</w:t>
+        <w:t>Dänemark – strukturelle Aufgabenteilung zwischen Pflege und Diätetik mit Versorgungsmesswerten auf deutsches Setting übertragbar</w:t>
       </w:r>
     </w:p>
     <w:p>
@@ -244,7 +244,7 @@
           <w:color w:val="5A7D3A"/>
           <w:sz w:val="18"/>
         </w:rPr>
-        <w:t>https://pubmed.ncbi.nlm.nih.gov/42848658/</w:t>
+        <w:t>https://pubmed.ncbi.nlm.nih.gov/42850792/</w:t>
       </w:r>
     </w:p>
     <w:p>
@@ -252,7 +252,7 @@
         <w:pStyle w:val="Heading2"/>
       </w:pPr>
       <w:r>
-        <w:t>Enhanced-Recovery-After-Surgery-Pflegepfad für Lungenkrebs-Patienten: Effekte auf Compliance, Outcomes und Pflegezufriedenheit</w:t>
+        <w:t>Spezialisierte Pflegefachkräfte in der Krebsdiagnostik: Versorgungsqualität, Patientenzufriedenheit und Kosteneffizienz</w:t>
       </w:r>
     </w:p>
     <w:p>
@@ -262,12 +262,12 @@
           <w:color w:val="666666"/>
           <w:sz w:val="18"/>
         </w:rPr>
-        <w:t>Yuan H et al.  ·  Health Informatics J  ·  08.10.2026  ·  PMID 42847761</w:t>
+        <w:t>Teodorowski P et al.  ·  Br J Nurs  ·  08.10.2026  ·  PMID 42848699</w:t>
       </w:r>
     </w:p>
     <w:p>
       <w:r>
-        <w:t>Quasi-experimentelle Studie mit 671 Lungenkrebspatienten und 57 Pflegefachpersonen in chinesischem Tertiärkrankenhaus zur Implementierung und Wirkung eines strukturierten ERAS-Pflegepfads mit visuellen Handlungsleitfäden.</w:t>
+        <w:t>Evaluation einer von Pflegefachkräften geleiteten Sprechstunde für Männer mit Verdacht auf Prostatakrebs in Großbritannien hinsichtlich Zufriedenheit, Behandlungsdauer und Kosten.</w:t>
       </w:r>
     </w:p>
     <w:p>
@@ -278,7 +278,7 @@
         <w:t xml:space="preserve">Ergebnis: </w:t>
       </w:r>
       <w:r>
-        <w:t>ERAS-Pfad verbesserte Präoperative-Aufklärung (signifikant), frühes Füttern, frühe Mobilisierung, Kompressionsstrümpfe-Nutzung, Knöchelpumpen-Übungen und Atemtraining (alle signifikant). Postoperative Komplikationen und verspätete Entlassungen sanken im ERAS-Arm. Pflegefachpersonen berichteten hohe Zufriedenheit mit dem System.</w:t>
+        <w:t>Die spezialisierte Pflegeklinik erzielte hohe Patientenzufriedenheit, kontinuierliche Versorgung und niedrigere Kosten pro Patient (£1049 vs. £1417) im Vergleich zur ärztlich geleiteten Klinik. Bessere Zusammenarbeit zwischen Pflegefachkraft und Arzt verbesserte die Versorgungsintegration.</w:t>
       </w:r>
     </w:p>
     <w:p>
@@ -293,7 +293,7 @@
         <w:rPr>
           <w:sz w:val="19"/>
         </w:rPr>
-        <w:t>China; Konzept der standardisierten Perioperativen Pfade und Compliance-Tracking sind übertragbar</w:t>
+        <w:t>UK – vergleichbar mit deutschen ambulanten Spezialangeboten in der Onkologie</w:t>
       </w:r>
     </w:p>
     <w:p>
@@ -302,7 +302,7 @@
           <w:color w:val="5A7D3A"/>
           <w:sz w:val="18"/>
         </w:rPr>
-        <w:t>https://pubmed.ncbi.nlm.nih.gov/42847761/</w:t>
+        <w:t>https://pubmed.ncbi.nlm.nih.gov/42848699/</w:t>
       </w:r>
     </w:p>
     <w:p>
@@ -310,7 +310,7 @@
         <w:pStyle w:val="Heading2"/>
       </w:pPr>
       <w:r>
-        <w:t>Pflegefachpersonen bei der Titration von Herzinsuffizienz-Therapien: ein operativer Handlungsleitfaden</w:t>
+        <w:t>Ernährung in britischen Pflegeheimen: Mangel an pflanzlichen und proteinhaltigen Alternativen</w:t>
       </w:r>
     </w:p>
     <w:p>
@@ -320,12 +320,12 @@
           <w:color w:val="666666"/>
           <w:sz w:val="18"/>
         </w:rPr>
-        <w:t>Gori M et al.  ·  ESC Heart Fail  ·  27.08.2026  ·  PMID 42836327</w:t>
+        <w:t>Whyton S et al.  ·  J Hum Nutr Diet  ·  Okt. 2026  ·  PMID 42847812</w:t>
       </w:r>
     </w:p>
     <w:p>
       <w:r>
-        <w:t>Italienische Studie zu einem Implementierungsprogramm für die pflegefachliche Leitung der Medikamententitration nach Leitlinien bei Herzinsuffizienz-Patienten im klinischen Alltag.</w:t>
+        <w:t>Analyse von Wochenmenüs aus 136 britischen Pflegeheimen für ältere Menschen nach Angebot an pflanzlichen, vegetarischen und fleischlosen Mahlzeiten.</w:t>
       </w:r>
     </w:p>
     <w:p>
@@ -336,7 +336,7 @@
         <w:t xml:space="preserve">Ergebnis: </w:t>
       </w:r>
       <w:r>
-        <w:t>Das Programm wird als machbar beschrieben und könnte die Leitlinien-Adherence in der Realwelt verbessern. Die Autoren stellen einen Implementierungsleitfaden bereit, betonen aber, dass dedizierte Schulung, Management-Protokolle und detaillierte ärztliche Verordnungen Voraussetzung sind – die nationale Umsetzung in Italien mit entsprechenden Hürden wird diskutiert.</w:t>
+        <w:t>Durchschnittlicher Score 28 von 80 Punkten; alle Menüs mit Rot- und Verarbeitungsfleisch mindestens wöchentlich, nur 2 Menüs ohne verarbeitetes Fleisch. Pflanzliche Proteine wie Linsen und Bohnen unterrepräsentiert trotz Gesundheitsempfehlungen.</w:t>
       </w:r>
     </w:p>
     <w:p>
@@ -351,7 +351,7 @@
         <w:rPr>
           <w:sz w:val="19"/>
         </w:rPr>
-        <w:t>Italien, vergleichbares Gesundheitssystem; Übertragbarkeit begrenzt auf Implementierungsaspekte</w:t>
+        <w:t>UK – aber prinzipielle Bedeutung für Speiseplangestaltung auch in deutschen Heimen</w:t>
       </w:r>
     </w:p>
     <w:p>
@@ -360,7 +360,7 @@
           <w:color w:val="5A7D3A"/>
           <w:sz w:val="18"/>
         </w:rPr>
-        <w:t>https://pubmed.ncbi.nlm.nih.gov/42836327/</w:t>
+        <w:t>https://pubmed.ncbi.nlm.nih.gov/42847812/</w:t>
       </w:r>
     </w:p>
     <w:sectPr>

--- a/download/studien-aktuell.docx
+++ b/download/studien-aktuell.docx
@@ -62,7 +62,7 @@
           <w:color w:val="666666"/>
           <w:sz w:val="18"/>
         </w:rPr>
-        <w:t>Stand: 10.10.2026  |  5 Studien  |  pflege.m-vf.de</w:t>
+        <w:t>Stand: 11.10.2026  |  6 Studien  |  pflege.m-vf.de</w:t>
       </w:r>
     </w:p>
     <w:p>
@@ -70,7 +70,7 @@
         <w:pStyle w:val="Heading1"/>
       </w:pPr>
       <w:r>
-        <w:t>Aufgenommen am 10.10.2026</w:t>
+        <w:t>Aufgenommen am 11.10.2026</w:t>
       </w:r>
     </w:p>
     <w:p>
@@ -78,7 +78,7 @@
         <w:pStyle w:val="Heading2"/>
       </w:pPr>
       <w:r>
-        <w:t>Selbstbestimmung und Hilfsuche in häuslicher Palliativpflege: Alltag alleinlebender Patienten mit unheilbarer Erkrankung</w:t>
+        <w:t>Emotionale Belastung von Hebammen und Pflegefachpersonen nach Totgeburten: Strategien der Trauerbewältigung</w:t>
       </w:r>
     </w:p>
     <w:p>
@@ -88,12 +88,12 @@
           <w:color w:val="666666"/>
           <w:sz w:val="18"/>
         </w:rPr>
-        <w:t>Bashyam P et al.  ·  Ann Palliat Med  ·  Sept. 2026  ·  PMID 42854750</w:t>
+        <w:t>Liao Y et al.  ·  Nurs Open  ·  Okt. 2026  ·  PMID 42854101</w:t>
       </w:r>
     </w:p>
     <w:p>
       <w:r>
-        <w:t>Singapurer Phänomenologische Studie mit 12 Patienten in Heim-Hospizbetreuung, die allein ohne Betreuungsperson lebten, zu Alltag, Unabhängigkeit und Bedingungen für Hilfsuche.</w:t>
+        <w:t>Qualitative Phänomenologische Studie mit 10 Hebammen und Geburtspflegefachpersonen über ihre Erfahrungen in der Betreuung von Familien nach Totgeburt und ihre Bewältigungsstrategien.</w:t>
       </w:r>
     </w:p>
     <w:p>
@@ -104,7 +104,7 @@
         <w:t xml:space="preserve">Ergebnis: </w:t>
       </w:r>
       <w:r>
-        <w:t>Vier Themen: Unabhängigkeit als kognitives Selbstschutzkonzept gegen Abhängigkeit; Alltags-Routine als Schutzfilter für Interventionen; Vermeidung von Obligationen durch Vorzug bezahlter vs. sozialer Hilfe; bedingte Hilfsuche, aktiviert erst wenn physische Funktionsfähigkeit des Alltags zusammenbricht (nicht nach medizinischer Prognose).</w:t>
+        <w:t>Drei Themen: Fachpersonen waren emotional stark belastet durch kulturelle Tabus um Tod; erfahrene Fachkräfte praktizierten ‚stille Begleitung', weniger erfahrene mieden direkte Kommunikation; durch Reflexion lernten sie, emotionale Unterstützung zu geben und eigenes Wohlbefinden zu bewahren. Jüngere Fachkräfte benötigen Unterstützung.</w:t>
       </w:r>
     </w:p>
     <w:p>
@@ -119,7 +119,7 @@
         <w:rPr>
           <w:sz w:val="19"/>
         </w:rPr>
-        <w:t>Singapur – Pflege-Erkenntnisse zur Selbstbestimmungsachtung am Lebensende gelten kulturübergreifend</w:t>
+        <w:t>Chinesisches Setting, Befunde zu Trauerkompetenz und beruflicher Resilience übertragbar</w:t>
       </w:r>
     </w:p>
     <w:p>
@@ -128,7 +128,7 @@
           <w:color w:val="5A7D3A"/>
           <w:sz w:val="18"/>
         </w:rPr>
-        <w:t>https://pubmed.ncbi.nlm.nih.gov/42854750/</w:t>
+        <w:t>https://pubmed.ncbi.nlm.nih.gov/42854101/</w:t>
       </w:r>
     </w:p>
     <w:p>
@@ -136,7 +136,7 @@
         <w:pStyle w:val="Heading2"/>
       </w:pPr>
       <w:r>
-        <w:t>Pflegefachkräfte in Familienkonferenzen der Intensivstation: Strukturbarrieren und Partizipationspotential</w:t>
+        <w:t>Mitgefühlsmüdigkeit und Lebensqualität von Pflegefachpersonen in der Langzeitversorgung Ghana</w:t>
       </w:r>
     </w:p>
     <w:p>
@@ -146,12 +146,12 @@
           <w:color w:val="666666"/>
           <w:sz w:val="18"/>
         </w:rPr>
-        <w:t>Caillet A et al.  ·  Nurs Crit Care  ·  Nov. 2026  ·  PMID 42851029</w:t>
+        <w:t>Poku CA et al.  ·  Nurs Open  ·  Okt. 2026  ·  PMID 42854082</w:t>
       </w:r>
     </w:p>
     <w:p>
       <w:r>
-        <w:t>Französische Qualitätsstudie mit 14 Pflegefachkräften und 5 Ärzten zu Faktoren, die Beteiligung von Pflegefachkräften in Intensivstations-Familienkonferenzen prägen.</w:t>
+        <w:t>Querschnittsstudie mit 269 Pflegefachpersonen in chronischen Pflegeeinheiten zu Zusammenhang zwischen Compassion Satisfaction, Burnout und Lebensqualität.</w:t>
       </w:r>
     </w:p>
     <w:p>
@@ -162,7 +162,7 @@
         <w:t xml:space="preserve">Ergebnis: </w:t>
       </w:r>
       <w:r>
-        <w:t>Organisatorische und interprofessionelle Bedingungen, nicht Kompetenz oder Motivation, limitieren aktive Partizipation: mangelnde Redezeit, Ausschluss aus ethischen Beratungen, Angst vor Widerspruch zu Ärzten. Bei aktiver Beteiligung: bessere Teamkohärenz, reichere Kommunikation, gestärktes Vertrauen der Familien.</w:t>
+        <w:t>Hohe Compassion Satisfaction (42,43), moderater Burnout, moderate Lebensqualität (2,73). Compassion Satisfaction beeinflusste Lebensqualität positiv (β = 0,140, p &lt; 0,001), emotionale Erschöpfung negativ (β = -0,045, p &lt; 0,0001). Burnout mediierte partiell (F = 20,01, p &lt; 0,001); Alter moderierte den Effekt.</w:t>
       </w:r>
     </w:p>
     <w:p>
@@ -177,7 +177,7 @@
         <w:rPr>
           <w:sz w:val="19"/>
         </w:rPr>
-        <w:t>Frankreich – interprofessionelle Modelle und Strukturbarrieren haben Universalwert für deutschsprachige Intensivstationen</w:t>
+        <w:t>Subsahara-Afrika, Befunde zu Well-being-Interventionen und Burnout-Mediation übertragbar</w:t>
       </w:r>
     </w:p>
     <w:p>
@@ -186,7 +186,7 @@
           <w:color w:val="5A7D3A"/>
           <w:sz w:val="18"/>
         </w:rPr>
-        <w:t>https://pubmed.ncbi.nlm.nih.gov/42851029/</w:t>
+        <w:t>https://pubmed.ncbi.nlm.nih.gov/42854082/</w:t>
       </w:r>
     </w:p>
     <w:p>
@@ -194,7 +194,7 @@
         <w:pStyle w:val="Heading2"/>
       </w:pPr>
       <w:r>
-        <w:t>Ernährungsscreening und Energieversorgung bei klinischer Dietitiker-Federführung statt Pflegefachkraft-Führung</w:t>
+        <w:t>Einhaltung von Schutzmaßnahmen auf Intensivstationen: Organisationale Unterstützung und Schulung</w:t>
       </w:r>
     </w:p>
     <w:p>
@@ -204,12 +204,12 @@
           <w:color w:val="666666"/>
           <w:sz w:val="18"/>
         </w:rPr>
-        <w:t>Kristensen MB et al.  ·  J Hum Nutr Diet  ·  Okt. 2026  ·  PMID 42850792</w:t>
+        <w:t>Liu T et al.  ·  Nurs Open  ·  Okt. 2026  ·  PMID 42853967</w:t>
       </w:r>
     </w:p>
     <w:p>
       <w:r>
-        <w:t>Dänische Multimethod-Studie zu Effekten einer Umverteilung von Ernährungsaufgaben von Pflegefachkräften auf klinische Diätologen in einer pulmonalen Station.</w:t>
+        <w:t>Querschnittstudie mit 378 Pflegefachpersonen aus fünf chinesischen Universitätskrankenhäusern zur Compliance mit Standard-Precautions und ihre Determinanten.</w:t>
       </w:r>
     </w:p>
     <w:p>
@@ -220,7 +220,7 @@
         <w:t xml:space="preserve">Ergebnis: </w:t>
       </w:r>
       <w:r>
-        <w:t>Bei Dietitiker-geführter Versorgung: 55% der Patienten innerhalb 24h gescreent (vs. 29% bei Pflegefachkraft-Führung), 76% insgesamt (vs. 43%); 79% der Interventionsgruppe erreichten ≥75% des Energiebedarfs gegenüber 57% der Kontrolle (p=0,023). Beide Berufsgruppen berichten verbesserte Zusammenarbeit, Pflegefachkräfte jedoch reduzierte Ernährungsaufmerksamkeit.</w:t>
+        <w:t>Gesamtcompliance 73,4 %. Compliance korrelierte positiv mit wahrgenommener organisationaler Unterstützung (r = 0,328, p &lt; 0,01). Geschlecht, Expositionsunfälle in den letzten 6 Monaten und organisationale Unterstützung waren unabhängig assoziiert. Strukturiertes Care-Bundle mit Training und psychologischer Unterstützung empfohlen.</w:t>
       </w:r>
     </w:p>
     <w:p>
@@ -235,7 +235,7 @@
         <w:rPr>
           <w:sz w:val="19"/>
         </w:rPr>
-        <w:t>Dänemark – strukturelle Aufgabenteilung zwischen Pflege und Diätetik mit Versorgungsmesswerten auf deutsches Setting übertragbar</w:t>
+        <w:t>Tertiärkliniken China, Befunde zur organisationalen Einflussfaktoren auf Infektionsprävention universal</w:t>
       </w:r>
     </w:p>
     <w:p>
@@ -244,7 +244,7 @@
           <w:color w:val="5A7D3A"/>
           <w:sz w:val="18"/>
         </w:rPr>
-        <w:t>https://pubmed.ncbi.nlm.nih.gov/42850792/</w:t>
+        <w:t>https://pubmed.ncbi.nlm.nih.gov/42853967/</w:t>
       </w:r>
     </w:p>
     <w:p>
@@ -252,7 +252,7 @@
         <w:pStyle w:val="Heading2"/>
       </w:pPr>
       <w:r>
-        <w:t>Spezialisierte Pflegefachkräfte in der Krebsdiagnostik: Versorgungsqualität, Patientenzufriedenheit und Kosteneffizienz</w:t>
+        <w:t>Prognose-gesteuerte Symptomkontrolle in der Palliativversorgung: Biomarker und Pflegekompetenz</w:t>
       </w:r>
     </w:p>
     <w:p>
@@ -262,12 +262,12 @@
           <w:color w:val="666666"/>
           <w:sz w:val="18"/>
         </w:rPr>
-        <w:t>Teodorowski P et al.  ·  Br J Nurs  ·  08.10.2026  ·  PMID 42848699</w:t>
+        <w:t>Ibrahim AM et al.  ·  Palliat Support Care  ·  09.10.2026  ·  PMID 42850936</w:t>
       </w:r>
     </w:p>
     <w:p>
       <w:r>
-        <w:t>Evaluation einer von Pflegefachkräften geleiteten Sprechstunde für Männer mit Verdacht auf Prostatakrebs in Großbritannien hinsichtlich Zufriedenheit, Behandlungsdauer und Kosten.</w:t>
+        <w:t>Systematische Übersicht zur Rolle von Pflegefachpersonen bei der Früherkennung klinischen Niedergangs durch Laborwerte und klinische Beurteilung in der Krebspalliativversorgung.</w:t>
       </w:r>
     </w:p>
     <w:p>
@@ -278,7 +278,7 @@
         <w:t xml:space="preserve">Ergebnis: </w:t>
       </w:r>
       <w:r>
-        <w:t>Die spezialisierte Pflegeklinik erzielte hohe Patientenzufriedenheit, kontinuierliche Versorgung und niedrigere Kosten pro Patient (£1049 vs. £1417) im Vergleich zur ärztlich geleiteten Klinik. Bessere Zusammenarbeit zwischen Pflegefachkraft und Arzt verbesserte die Versorgungsintegration.</w:t>
+        <w:t>14 Studien belegen: Biomarker (CRP, Albumin, Elektrolyte) vorhersagen Symptomverschlechterung; pflegegeleitet integrierte Ansätze reduzierten Notfallbesuche und verbesserten Versorgungskontinuität. Prognose-orientierte Modelle sind vielversprechend, aber klinische Integration noch begrenzt.</w:t>
       </w:r>
     </w:p>
     <w:p>
@@ -293,7 +293,7 @@
         <w:rPr>
           <w:sz w:val="19"/>
         </w:rPr>
-        <w:t>UK – vergleichbar mit deutschen ambulanten Spezialangeboten in der Onkologie</w:t>
+        <w:t>Europäische und englischsprachige Krebszentren, Übertragbarkeit auf multidisziplinäre Teams</w:t>
       </w:r>
     </w:p>
     <w:p>
@@ -302,7 +302,7 @@
           <w:color w:val="5A7D3A"/>
           <w:sz w:val="18"/>
         </w:rPr>
-        <w:t>https://pubmed.ncbi.nlm.nih.gov/42848699/</w:t>
+        <w:t>https://pubmed.ncbi.nlm.nih.gov/42850936/</w:t>
       </w:r>
     </w:p>
     <w:p>
@@ -310,7 +310,7 @@
         <w:pStyle w:val="Heading2"/>
       </w:pPr>
       <w:r>
-        <w:t>Ernährung in britischen Pflegeheimen: Mangel an pflanzlichen und proteinhaltigen Alternativen</w:t>
+        <w:t>Patientenzufriedenheit mit Pflegeleistung im Krankenhaus: Validierung eines Messinstruments in Italien</w:t>
       </w:r>
     </w:p>
     <w:p>
@@ -320,12 +320,12 @@
           <w:color w:val="666666"/>
           <w:sz w:val="18"/>
         </w:rPr>
-        <w:t>Whyton S et al.  ·  J Hum Nutr Diet  ·  Okt. 2026  ·  PMID 42847812</w:t>
+        <w:t>D'Accolti D et al.  ·  J Nurs Manag  ·  2026  ·  PMID 42850820</w:t>
       </w:r>
     </w:p>
     <w:p>
       <w:r>
-        <w:t>Analyse von Wochenmenüs aus 136 britischen Pflegeheimen für ältere Menschen nach Angebot an pflanzlichen, vegetarischen und fleischlosen Mahlzeiten.</w:t>
+        <w:t>Italienische Validierung des Patient Satisfaction with Nursing Care Quality Questionnaire in fünf Krankenhäusern an 698 Patienten zur Bewertung pflegerelevanter Versorgungsqualität.</w:t>
       </w:r>
     </w:p>
     <w:p>
@@ -336,7 +336,7 @@
         <w:t xml:space="preserve">Ergebnis: </w:t>
       </w:r>
       <w:r>
-        <w:t>Durchschnittlicher Score 28 von 80 Punkten; alle Menüs mit Rot- und Verarbeitungsfleisch mindestens wöchentlich, nur 2 Menüs ohne verarbeitetes Fleisch. Pflanzliche Proteine wie Linsen und Bohnen unterrepräsentiert trotz Gesundheitsempfehlungen.</w:t>
+        <w:t>Ein zwei-Faktor-Modell zeigte ausgezeichnete interne Konsistenz (ω = 0,95), mit positiven Korrelationen zu globalen Zufriedenheitsindikatoren (r = 0,45–0,88). Pflegeleistung wird in den Dimensionen Kernpflege und Entlassmanagement abgebildet; das Instrument unterstützt Qualitätsmessung in Krankenhäusern.</w:t>
       </w:r>
     </w:p>
     <w:p>
@@ -351,7 +351,7 @@
         <w:rPr>
           <w:sz w:val="19"/>
         </w:rPr>
-        <w:t>UK – aber prinzipielle Bedeutung für Speiseplangestaltung auch in deutschen Heimen</w:t>
+        <w:t>Südeuropäische Validierung in Universitas-Krankenhaus, vergleichbare Versorgungsstrukturen</w:t>
       </w:r>
     </w:p>
     <w:p>
@@ -360,7 +360,65 @@
           <w:color w:val="5A7D3A"/>
           <w:sz w:val="18"/>
         </w:rPr>
-        <w:t>https://pubmed.ncbi.nlm.nih.gov/42847812/</w:t>
+        <w:t>https://pubmed.ncbi.nlm.nih.gov/42850820/</w:t>
+      </w:r>
+    </w:p>
+    <w:p>
+      <w:pPr>
+        <w:pStyle w:val="Heading2"/>
+      </w:pPr>
+      <w:r>
+        <w:t>Haltungen von pflegenden Angehörigen zum Verzicht auf Arzneimittel im Pflegeheim: Südkorea</w:t>
+      </w:r>
+    </w:p>
+    <w:p>
+      <w:r>
+        <w:rPr>
+          <w:i/>
+          <w:color w:val="666666"/>
+          <w:sz w:val="18"/>
+        </w:rPr>
+        <w:t>Jung JH et al.  ·  BMC Geriatr  ·  01.10.2026  ·  PMID 42850595</w:t>
+      </w:r>
+    </w:p>
+    <w:p>
+      <w:r>
+        <w:t>Querschnittsstudie mit 973 Familienangehörigen von Pflegeheimbewohnern zu ihren Einstellungen zum Deprescribing bei Polypharmazie.</w:t>
+      </w:r>
+    </w:p>
+    <w:p>
+      <w:r>
+        <w:rPr>
+          <w:b/>
+        </w:rPr>
+        <w:t xml:space="preserve">Ergebnis: </w:t>
+      </w:r>
+      <w:r>
+        <w:t>Bewohner nahmen durchschnittlich 5,6 ± 3,5 Arzneimittel; 16,3 % erlebten unerwünschte Ereignisse. Nach Korrektur für mehrfaches Testen: Unerwünschte Ereignisse, Medikamentenkosten, Medikamentenzahl und Chronische-Erkrankungen-Zahl waren mit Sorgen um Deprescribing assoziiert; Angehörige-Soziodemografie spielte keine Rolle.</w:t>
+      </w:r>
+    </w:p>
+    <w:p>
+      <w:r>
+        <w:rPr>
+          <w:b/>
+          <w:sz w:val="19"/>
+        </w:rPr>
+        <w:t xml:space="preserve">Übertragbarkeit: </w:t>
+      </w:r>
+      <w:r>
+        <w:rPr>
+          <w:sz w:val="19"/>
+        </w:rPr>
+        <w:t>Ostasiatisches Versicherungssystem, Befunde zu Medikamentensicherheit im Heim international relevant</w:t>
+      </w:r>
+    </w:p>
+    <w:p>
+      <w:r>
+        <w:rPr>
+          <w:color w:val="5A7D3A"/>
+          <w:sz w:val="18"/>
+        </w:rPr>
+        <w:t>https://pubmed.ncbi.nlm.nih.gov/42850595/</w:t>
       </w:r>
     </w:p>
     <w:sectPr>

--- a/download/studien-aktuell.docx
+++ b/download/studien-aktuell.docx
@@ -62,7 +62,7 @@
           <w:color w:val="666666"/>
           <w:sz w:val="18"/>
         </w:rPr>
-        <w:t>Stand: 11.10.2026  |  6 Studien  |  pflege.m-vf.de</w:t>
+        <w:t>Stand: 12.10.2026  |  6 Studien  |  pflege.m-vf.de</w:t>
       </w:r>
     </w:p>
     <w:p>
@@ -70,7 +70,7 @@
         <w:pStyle w:val="Heading1"/>
       </w:pPr>
       <w:r>
-        <w:t>Aufgenommen am 11.10.2026</w:t>
+        <w:t>Aufgenommen am 12.10.2026</w:t>
       </w:r>
     </w:p>
     <w:p>
@@ -78,7 +78,7 @@
         <w:pStyle w:val="Heading2"/>
       </w:pPr>
       <w:r>
-        <w:t>Emotionale Belastung von Hebammen und Pflegefachpersonen nach Totgeburten: Strategien der Trauerbewältigung</w:t>
+        <w:t>Klinisches Entscheidungssystem in deutschen Pflegeheimen: 72% passende Interventionsempfehlungen</w:t>
       </w:r>
     </w:p>
     <w:p>
@@ -88,12 +88,12 @@
           <w:color w:val="666666"/>
           <w:sz w:val="18"/>
         </w:rPr>
-        <w:t>Liao Y et al.  ·  Nurs Open  ·  Okt. 2026  ·  PMID 42854101</w:t>
+        <w:t>Pilz M et al.  ·  Health Care Manag Sci  ·  10.10.2026  ·  PMID 42859266</w:t>
       </w:r>
     </w:p>
     <w:p>
       <w:r>
-        <w:t>Qualitative Phänomenologische Studie mit 10 Hebammen und Geburtspflegefachpersonen über ihre Erfahrungen in der Betreuung von Familien nach Totgeburt und ihre Bewältigungsstrategien.</w:t>
+        <w:t>Studie evaluierte einen hybriden klinischen Entscheidungsunterstützungssystem (CDSS) in zwei deutschen Pflegeheimen zu Mobilität und Schmerzmanagement.</w:t>
       </w:r>
     </w:p>
     <w:p>
@@ -104,7 +104,7 @@
         <w:t xml:space="preserve">Ergebnis: </w:t>
       </w:r>
       <w:r>
-        <w:t>Drei Themen: Fachpersonen waren emotional stark belastet durch kulturelle Tabus um Tod; erfahrene Fachkräfte praktizierten ‚stille Begleitung', weniger erfahrene mieden direkte Kommunikation; durch Reflexion lernten sie, emotionale Unterstützung zu geben und eigenes Wohlbefinden zu bewahren. Jüngere Fachkräfte benötigen Unterstützung.</w:t>
+        <w:t>Von CDSS-Empfehlungen wurden 72% von Pflegefachpersonen als situationsgerecht bewertet; Large-Language-Modell erzielte 76% Übereinstimmung beim Extrahieren relevanter Informationen aus Freitexteinträgen. Das System könnte Pflegeplanung unterstützen.</w:t>
       </w:r>
     </w:p>
     <w:p>
@@ -119,7 +119,7 @@
         <w:rPr>
           <w:sz w:val="19"/>
         </w:rPr>
-        <w:t>Chinesisches Setting, Befunde zu Trauerkompetenz und beruflicher Resilience übertragbar</w:t>
+        <w:t>Deutsche Studie, deutsches Pflegeheim-Setting, vergleichbare Dokumentation</w:t>
       </w:r>
     </w:p>
     <w:p>
@@ -128,7 +128,7 @@
           <w:color w:val="5A7D3A"/>
           <w:sz w:val="18"/>
         </w:rPr>
-        <w:t>https://pubmed.ncbi.nlm.nih.gov/42854101/</w:t>
+        <w:t>https://pubmed.ncbi.nlm.nih.gov/42859266/</w:t>
       </w:r>
     </w:p>
     <w:p>
@@ -136,7 +136,7 @@
         <w:pStyle w:val="Heading2"/>
       </w:pPr>
       <w:r>
-        <w:t>Mitgefühlsmüdigkeit und Lebensqualität von Pflegefachpersonen in der Langzeitversorgung Ghana</w:t>
+        <w:t>Interprofessionelle Entlassungsvorbereitung reduziert Krankenhauswiederaufnahmen im Alter</w:t>
       </w:r>
     </w:p>
     <w:p>
@@ -146,12 +146,12 @@
           <w:color w:val="666666"/>
           <w:sz w:val="18"/>
         </w:rPr>
-        <w:t>Poku CA et al.  ·  Nurs Open  ·  Okt. 2026  ·  PMID 42854082</w:t>
+        <w:t>Westerling U et al.  ·  BMC Geriatr  ·  06.10.2026  ·  PMID 42859151</w:t>
       </w:r>
     </w:p>
     <w:p>
       <w:r>
-        <w:t>Querschnittsstudie mit 269 Pflegefachpersonen in chronischen Pflegeeinheiten zu Zusammenhang zwischen Compassion Satisfaction, Burnout und Lebensqualität.</w:t>
+        <w:t>Schwedische Kohortenstudie mit Propensity-Score-Matching zur Wirkung eines zeitlich begrenzten, interprofessionellen Entlassungsmanagements nach Krankenhausaufenthalt bei über 75-Jährigen.</w:t>
       </w:r>
     </w:p>
     <w:p>
@@ -162,7 +162,7 @@
         <w:t xml:space="preserve">Ergebnis: </w:t>
       </w:r>
       <w:r>
-        <w:t>Hohe Compassion Satisfaction (42,43), moderater Burnout, moderate Lebensqualität (2,73). Compassion Satisfaction beeinflusste Lebensqualität positiv (β = 0,140, p &lt; 0,001), emotionale Erschöpfung negativ (β = -0,045, p &lt; 0,0001). Burnout mediierte partiell (F = 20,01, p &lt; 0,001); Alter moderierte den Effekt.</w:t>
+        <w:t>Nach 90 Tagen: Wiederaufnahmerate 20,3% (Intervention) vs. 33,6% (Kontrolle); Hazard Ratio 0,57 (95% KI 0,37–0,86, p=0,008). Nach 365 Tagen keine signifikanten Unterschiede in Sterblichkeit oder Wiederaufnahmen.</w:t>
       </w:r>
     </w:p>
     <w:p>
@@ -177,7 +177,7 @@
         <w:rPr>
           <w:sz w:val="19"/>
         </w:rPr>
-        <w:t>Subsahara-Afrika, Befunde zu Well-being-Interventionen und Burnout-Mediation übertragbar</w:t>
+        <w:t>Schweden, vergleichbares Gesundheitssystem, sektorenübergreifendes Setting</w:t>
       </w:r>
     </w:p>
     <w:p>
@@ -186,7 +186,7 @@
           <w:color w:val="5A7D3A"/>
           <w:sz w:val="18"/>
         </w:rPr>
-        <w:t>https://pubmed.ncbi.nlm.nih.gov/42854082/</w:t>
+        <w:t>https://pubmed.ncbi.nlm.nih.gov/42859151/</w:t>
       </w:r>
     </w:p>
     <w:p>
@@ -194,7 +194,7 @@
         <w:pStyle w:val="Heading2"/>
       </w:pPr>
       <w:r>
-        <w:t>Einhaltung von Schutzmaßnahmen auf Intensivstationen: Organisationale Unterstützung und Schulung</w:t>
+        <w:t>Multikomponenteninterventionen reduzieren Belastung pflegender Angehöriger von Demenzpatienten</w:t>
       </w:r>
     </w:p>
     <w:p>
@@ -204,12 +204,12 @@
           <w:color w:val="666666"/>
           <w:sz w:val="18"/>
         </w:rPr>
-        <w:t>Liu T et al.  ·  Nurs Open  ·  Okt. 2026  ·  PMID 42853967</w:t>
+        <w:t>Ito Y et al.  ·  Int J Geriatr Psychiatry  ·  Okt. 2026  ·  PMID 42858451</w:t>
       </w:r>
     </w:p>
     <w:p>
       <w:r>
-        <w:t>Querschnittstudie mit 378 Pflegefachpersonen aus fünf chinesischen Universitätskrankenhäusern zur Compliance mit Standard-Precautions und ihre Determinanten.</w:t>
+        <w:t>Netzwerk-Metaanalyse von 67 randomisierten kontrollierten Studien zu nicht-pharmakologischen Interventionen für Angehörige von Menschen mit Demenz hinsichtlich Belastung und positiver Aspekte der Pflege.</w:t>
       </w:r>
     </w:p>
     <w:p>
@@ -220,7 +220,7 @@
         <w:t xml:space="preserve">Ergebnis: </w:t>
       </w:r>
       <w:r>
-        <w:t>Gesamtcompliance 73,4 %. Compliance korrelierte positiv mit wahrgenommener organisationaler Unterstützung (r = 0,328, p &lt; 0,01). Geschlecht, Expositionsunfälle in den letzten 6 Monaten und organisationale Unterstützung waren unabhängig assoziiert. Strukturiertes Care-Bundle mit Training und psychologischer Unterstützung empfohlen.</w:t>
+        <w:t>Multikomponenteninterventionen zeigten signifikante Reduktion der Pflegebelastung (SMD: −0,33; 95% KI −0,63 bis −0,04). Andere Interventionstypen zeigten keine statistisch signifikanten Effekte. Evidenz für positive Aspekte der Pflege war spärlich.</w:t>
       </w:r>
     </w:p>
     <w:p>
@@ -235,7 +235,7 @@
         <w:rPr>
           <w:sz w:val="19"/>
         </w:rPr>
-        <w:t>Tertiärkliniken China, Befunde zur organisationalen Einflussfaktoren auf Infektionsprävention universal</w:t>
+        <w:t>Internationale Evidenz, Langzeitpflege-fokussiert, relevante Interventionstypen</w:t>
       </w:r>
     </w:p>
     <w:p>
@@ -244,7 +244,7 @@
           <w:color w:val="5A7D3A"/>
           <w:sz w:val="18"/>
         </w:rPr>
-        <w:t>https://pubmed.ncbi.nlm.nih.gov/42853967/</w:t>
+        <w:t>https://pubmed.ncbi.nlm.nih.gov/42858451/</w:t>
       </w:r>
     </w:p>
     <w:p>
@@ -252,7 +252,7 @@
         <w:pStyle w:val="Heading2"/>
       </w:pPr>
       <w:r>
-        <w:t>Prognose-gesteuerte Symptomkontrolle in der Palliativversorgung: Biomarker und Pflegekompetenz</w:t>
+        <w:t>Risikostratifiziertes Pflegemanagement nach Koronarangiografie: weniger Blutungen, schneller mobil</w:t>
       </w:r>
     </w:p>
     <w:p>
@@ -262,12 +262,12 @@
           <w:color w:val="666666"/>
           <w:sz w:val="18"/>
         </w:rPr>
-        <w:t>Ibrahim AM et al.  ·  Palliat Support Care  ·  09.10.2026  ·  PMID 42850936</w:t>
+        <w:t>Guo X et al.  ·  Front Public Health  ·  25.09.2026  ·  PMID 42857093</w:t>
       </w:r>
     </w:p>
     <w:p>
       <w:r>
-        <w:t>Systematische Übersicht zur Rolle von Pflegefachpersonen bei der Früherkennung klinischen Niedergangs durch Laborwerte und klinische Beurteilung in der Krebspalliativversorgung.</w:t>
+        <w:t>Prospektive randomisierte Studie (n=240) zu Failure-Mode-and-Effects-Analysis-gestütztem, risikostratifiziertem Pflegemanagement versus Standardpflege nach Koronarangiografie.</w:t>
       </w:r>
     </w:p>
     <w:p>
@@ -278,7 +278,7 @@
         <w:t xml:space="preserve">Ergebnis: </w:t>
       </w:r>
       <w:r>
-        <w:t>14 Studien belegen: Biomarker (CRP, Albumin, Elektrolyte) vorhersagen Symptomverschlechterung; pflegegeleitet integrierte Ansätze reduzierten Notfallbesuche und verbesserten Versorgungskontinuität. Prognose-orientierte Modelle sind vielversprechend, aber klinische Integration noch begrenzt.</w:t>
+        <w:t>NRS-Schmerzwert nach 24h signifikant geringer; Opioid-Verbrauch um 23,4% reduziert; klinisch relevante Blutungen 8,3% vs. 17,5%; erste Mobilisierung um 8,2h früher; Krankenhausaufenthalt um 1,8 Tage verkürzt; Funktionale Unabhängigkeit bei Entlassung um 11,2% verbessert.</w:t>
       </w:r>
     </w:p>
     <w:p>
@@ -293,7 +293,7 @@
         <w:rPr>
           <w:sz w:val="19"/>
         </w:rPr>
-        <w:t>Europäische und englischsprachige Krebszentren, Übertragbarkeit auf multidisziplinäre Teams</w:t>
+        <w:t>China, aber Sicherheitsstrukturen und Pflege-Outcomes sind übertragbar</w:t>
       </w:r>
     </w:p>
     <w:p>
@@ -302,7 +302,7 @@
           <w:color w:val="5A7D3A"/>
           <w:sz w:val="18"/>
         </w:rPr>
-        <w:t>https://pubmed.ncbi.nlm.nih.gov/42850936/</w:t>
+        <w:t>https://pubmed.ncbi.nlm.nih.gov/42857093/</w:t>
       </w:r>
     </w:p>
     <w:p>
@@ -310,7 +310,7 @@
         <w:pStyle w:val="Heading2"/>
       </w:pPr>
       <w:r>
-        <w:t>Patientenzufriedenheit mit Pflegeleistung im Krankenhaus: Validierung eines Messinstruments in Italien</w:t>
+        <w:t>Achtsamkeitsbezogene Selbstfürsorge senkt berufliche Trauer bei ICU-Pflegenden</w:t>
       </w:r>
     </w:p>
     <w:p>
@@ -320,12 +320,12 @@
           <w:color w:val="666666"/>
           <w:sz w:val="18"/>
         </w:rPr>
-        <w:t>D'Accolti D et al.  ·  J Nurs Manag  ·  2026  ·  PMID 42850820</w:t>
+        <w:t>Chen X et al.  ·  Front Public Health  ·  25.09.2026  ·  PMID 42856972</w:t>
       </w:r>
     </w:p>
     <w:p>
       <w:r>
-        <w:t>Italienische Validierung des Patient Satisfaction with Nursing Care Quality Questionnaire in fünf Krankenhäusern an 698 Patienten zur Bewertung pflegerelevanter Versorgungsqualität.</w:t>
+        <w:t>Querschnittstudie (n=355 ICU-Pflegende) mit Latent-Profile-Analyse zu Zusammenhang zwischen achtsamkeitsbezogener Selbstfürsorge und beruflicher Trauer.</w:t>
       </w:r>
     </w:p>
     <w:p>
@@ -336,7 +336,7 @@
         <w:t xml:space="preserve">Ergebnis: </w:t>
       </w:r>
       <w:r>
-        <w:t>Ein zwei-Faktor-Modell zeigte ausgezeichnete interne Konsistenz (ω = 0,95), mit positiven Korrelationen zu globalen Zufriedenheitsindikatoren (r = 0,45–0,88). Pflegeleistung wird in den Dimensionen Kernpflege und Entlassmanagement abgebildet; das Instrument unterstützt Qualitätsmessung in Krankenhäusern.</w:t>
+        <w:t>Zwei Profile: ‚Selbstfürsorge-Defizit' (32,5%) und ‚hohe Achtsamkeitspflege' (67,5%); hohes Achtsamkeitsprofil assoziiert mit signifikant geringerer beruflicher Trauer (p&lt;0,001); Einflussfaktoren: Gesundheitszustand und Selbstmitgefühl (p&lt;0,05).</w:t>
       </w:r>
     </w:p>
     <w:p>
@@ -351,7 +351,7 @@
         <w:rPr>
           <w:sz w:val="19"/>
         </w:rPr>
-        <w:t>Südeuropäische Validierung in Universitas-Krankenhaus, vergleichbare Versorgungsstrukturen</w:t>
+        <w:t>China, aber Belastungsstrukturen und Selbstfürsorge-Interventionen sind versorgungsübergreifend relevant</w:t>
       </w:r>
     </w:p>
     <w:p>
@@ -360,7 +360,7 @@
           <w:color w:val="5A7D3A"/>
           <w:sz w:val="18"/>
         </w:rPr>
-        <w:t>https://pubmed.ncbi.nlm.nih.gov/42850820/</w:t>
+        <w:t>https://pubmed.ncbi.nlm.nih.gov/42856972/</w:t>
       </w:r>
     </w:p>
     <w:p>
@@ -368,7 +368,7 @@
         <w:pStyle w:val="Heading2"/>
       </w:pPr>
       <w:r>
-        <w:t>Haltungen von pflegenden Angehörigen zum Verzicht auf Arzneimittel im Pflegeheim: Südkorea</w:t>
+        <w:t>Faktoren für Haltung pflegender Angehöriger zur Verzichtsentscheidung bei Demenz</w:t>
       </w:r>
     </w:p>
     <w:p>
@@ -378,12 +378,12 @@
           <w:color w:val="666666"/>
           <w:sz w:val="18"/>
         </w:rPr>
-        <w:t>Jung JH et al.  ·  BMC Geriatr  ·  01.10.2026  ·  PMID 42850595</w:t>
+        <w:t>Kim K et al.  ·  Nurs Open  ·  Okt. 2026  ·  PMID 42854103</w:t>
       </w:r>
     </w:p>
     <w:p>
       <w:r>
-        <w:t>Querschnittsstudie mit 973 Familienangehörigen von Pflegeheimbewohnern zu ihren Einstellungen zum Deprescribing bei Polypharmazie.</w:t>
+        <w:t>Querschnittstudie (n=113) südkoreanischer Angehöriger von Demenzpatienten zu Faktoren, die ihre Einstellung zum Verzicht auf lebenserhaltende Maßnahmen prägen.</w:t>
       </w:r>
     </w:p>
     <w:p>
@@ -394,7 +394,7 @@
         <w:t xml:space="preserve">Ergebnis: </w:t>
       </w:r>
       <w:r>
-        <w:t>Bewohner nahmen durchschnittlich 5,6 ± 3,5 Arzneimittel; 16,3 % erlebten unerwünschte Ereignisse. Nach Korrektur für mehrfaches Testen: Unerwünschte Ereignisse, Medikamentenkosten, Medikamentenzahl und Chronische-Erkrankungen-Zahl waren mit Sorgen um Deprescribing assoziiert; Angehörige-Soziodemografie spielte keine Rolle.</w:t>
+        <w:t>Ehepartner und Kinder zeigten günstigere Haltungen als andere Angehörige; Assoziationen mit Vorausplanungswissen, Religiosität und vorherigen Familiendiskussionen waren in Robustheitsanalysen nicht konsistent gestützt. Befunde sind explorativ und bedürfen weiterer Bestätigung.</w:t>
       </w:r>
     </w:p>
     <w:p>
@@ -409,7 +409,7 @@
         <w:rPr>
           <w:sz w:val="19"/>
         </w:rPr>
-        <w:t>Ostasiatisches Versicherungssystem, Befunde zu Medikamentensicherheit im Heim international relevant</w:t>
+        <w:t>Südkorea, Aspekte zu Autonomie und Vorausplanung relevant für deutsches Setting</w:t>
       </w:r>
     </w:p>
     <w:p>
@@ -418,7 +418,7 @@
           <w:color w:val="5A7D3A"/>
           <w:sz w:val="18"/>
         </w:rPr>
-        <w:t>https://pubmed.ncbi.nlm.nih.gov/42850595/</w:t>
+        <w:t>https://pubmed.ncbi.nlm.nih.gov/42854103/</w:t>
       </w:r>
     </w:p>
     <w:sectPr>

--- a/download/studien-aktuell.docx
+++ b/download/studien-aktuell.docx
@@ -62,7 +62,7 @@
           <w:color w:val="666666"/>
           <w:sz w:val="18"/>
         </w:rPr>
-        <w:t>Stand: 12.10.2026  |  6 Studien  |  pflege.m-vf.de</w:t>
+        <w:t>Stand: 13.10.2026  |  6 Studien  |  pflege.m-vf.de</w:t>
       </w:r>
     </w:p>
     <w:p>
@@ -70,7 +70,7 @@
         <w:pStyle w:val="Heading1"/>
       </w:pPr>
       <w:r>
-        <w:t>Aufgenommen am 12.10.2026</w:t>
+        <w:t>Aufgenommen am 13.10.2026</w:t>
       </w:r>
     </w:p>
     <w:p>
@@ -78,7 +78,7 @@
         <w:pStyle w:val="Heading2"/>
       </w:pPr>
       <w:r>
-        <w:t>Klinisches Entscheidungssystem in deutschen Pflegeheimen: 72% passende Interventionsempfehlungen</w:t>
+        <w:t>Heimbasierte Herzrehabilitation erhöht Teilnahmequoten: Effekte in der US-Veteranenpflege</w:t>
       </w:r>
     </w:p>
     <w:p>
@@ -88,12 +88,12 @@
           <w:color w:val="666666"/>
           <w:sz w:val="18"/>
         </w:rPr>
-        <w:t>Pilz M et al.  ·  Health Care Manag Sci  ·  10.10.2026  ·  PMID 42859266</w:t>
+        <w:t>Park LG et al.  ·  JAMA Netw Open  ·  01.10.2026  ·  PMID 42862558</w:t>
       </w:r>
     </w:p>
     <w:p>
       <w:r>
-        <w:t>Studie evaluierte einen hybriden klinischen Entscheidungsunterstützungssystem (CDSS) in zwei deutschen Pflegeheimen zu Mobilität und Schmerzmanagement.</w:t>
+        <w:t>Kohortenstudie zur Teilnahme an Herzrehabilitationsprogrammen bei 405.907 Veteranen mit Herzerkrankungen, verglichen nach Verfügbarkeit von Center-based oder Home-based Angeboten.</w:t>
       </w:r>
     </w:p>
     <w:p>
@@ -104,7 +104,7 @@
         <w:t xml:space="preserve">Ergebnis: </w:t>
       </w:r>
       <w:r>
-        <w:t>Von CDSS-Empfehlungen wurden 72% von Pflegefachpersonen als situationsgerecht bewertet; Large-Language-Modell erzielte 76% Übereinstimmung beim Extrahieren relevanter Informationen aus Freitexteinträgen. Das System könnte Pflegeplanung unterstützen.</w:t>
+        <w:t>Heimbasierte Programme (HBCR) erhöhten die Teilnahmequote auf 20,0 % gegenüber 14,8 % bei Center-based und 14,3 % bei reiner Überweisung in Gemeindeangebote (adjustierte Odds Ratio HBCR: 1,80; 95%-KI: 1,75–1,84). Die Gesamtteilnahmequote stieg von 9,6 % (2012) auf 17,1 % (2022). Ein Hinweis auf höhere Partizipation durch Flexibilität bei der Angebotsform.</w:t>
       </w:r>
     </w:p>
     <w:p>
@@ -119,7 +119,7 @@
         <w:rPr>
           <w:sz w:val="19"/>
         </w:rPr>
-        <w:t>Deutsche Studie, deutsches Pflegeheim-Setting, vergleichbare Dokumentation</w:t>
+        <w:t>USA-Veteranensystem; Übertragbarkeit der Flexibilisierungsstrategie auf deutsche Krankenkassen-Rehabilitationen zu prüfen.</w:t>
       </w:r>
     </w:p>
     <w:p>
@@ -128,7 +128,7 @@
           <w:color w:val="5A7D3A"/>
           <w:sz w:val="18"/>
         </w:rPr>
-        <w:t>https://pubmed.ncbi.nlm.nih.gov/42859266/</w:t>
+        <w:t>https://pubmed.ncbi.nlm.nih.gov/42862558/</w:t>
       </w:r>
     </w:p>
     <w:p>
@@ -136,7 +136,7 @@
         <w:pStyle w:val="Heading2"/>
       </w:pPr>
       <w:r>
-        <w:t>Interprofessionelle Entlassungsvorbereitung reduziert Krankenhauswiederaufnahmen im Alter</w:t>
+        <w:t>Familiäre Resilienz und Lebensqualität: was pflegende Angehörige von Brustkrebspatienten bewirken</w:t>
       </w:r>
     </w:p>
     <w:p>
@@ -146,12 +146,12 @@
           <w:color w:val="666666"/>
           <w:sz w:val="18"/>
         </w:rPr>
-        <w:t>Westerling U et al.  ·  BMC Geriatr  ·  06.10.2026  ·  PMID 42859151</w:t>
+        <w:t>Erdem N et al.  ·  Support Care Cancer  ·  12.10.2026  ·  PMID 42862377</w:t>
       </w:r>
     </w:p>
     <w:p>
       <w:r>
-        <w:t>Schwedische Kohortenstudie mit Propensity-Score-Matching zur Wirkung eines zeitlich begrenzten, interprofessionellen Entlassungsmanagements nach Krankenhausaufenthalt bei über 75-Jährigen.</w:t>
+        <w:t>Cross-sectional-Studie mit 208 Patientin-Angehörigen-Dyaden zur Beziehung zwischen Familienresilienz und Lebensqualität der Patientin.</w:t>
       </w:r>
     </w:p>
     <w:p>
@@ -162,7 +162,7 @@
         <w:t xml:space="preserve">Ergebnis: </w:t>
       </w:r>
       <w:r>
-        <w:t>Nach 90 Tagen: Wiederaufnahmerate 20,3% (Intervention) vs. 33,6% (Kontrolle); Hazard Ratio 0,57 (95% KI 0,37–0,86, p=0,008). Nach 365 Tagen keine signifikanten Unterschiede in Sterblichkeit oder Wiederaufnahmen.</w:t>
+        <w:t>Mittlere Familienresilienzwerte: 3,14 ± 0,32. Signifikante positive Korrelation zwischen Gesamtresilienz der Angehörigen und Umwelt-Lebensqualität der Patientin (r = 0,264; p &lt; 0,001), aber nicht mit anderen Lebensqualitäts-Domänen. Höhere Schulbildung der Angehörigen war mit besserer Familienzusammenhalt assoziiert (p &lt; 0,05).</w:t>
       </w:r>
     </w:p>
     <w:p>
@@ -177,7 +177,7 @@
         <w:rPr>
           <w:sz w:val="19"/>
         </w:rPr>
-        <w:t>Schweden, vergleichbares Gesundheitssystem, sektorenübergreifendes Setting</w:t>
+        <w:t>Türkei, ähnliche Familienstrukturen; Fokus auf Ressourcenmobilisierung als Pflegeziel relevant für Deutschland.</w:t>
       </w:r>
     </w:p>
     <w:p>
@@ -186,7 +186,7 @@
           <w:color w:val="5A7D3A"/>
           <w:sz w:val="18"/>
         </w:rPr>
-        <w:t>https://pubmed.ncbi.nlm.nih.gov/42859151/</w:t>
+        <w:t>https://pubmed.ncbi.nlm.nih.gov/42862377/</w:t>
       </w:r>
     </w:p>
     <w:p>
@@ -194,7 +194,7 @@
         <w:pStyle w:val="Heading2"/>
       </w:pPr>
       <w:r>
-        <w:t>Multikomponenteninterventionen reduzieren Belastung pflegender Angehöriger von Demenzpatienten</w:t>
+        <w:t>Organisationale Unterstützung und berufliches Wohlbefinden: Netzwerkanalyse bei chinesischen Pflegekräften</w:t>
       </w:r>
     </w:p>
     <w:p>
@@ -204,12 +204,12 @@
           <w:color w:val="666666"/>
           <w:sz w:val="18"/>
         </w:rPr>
-        <w:t>Ito Y et al.  ·  Int J Geriatr Psychiatry  ·  Okt. 2026  ·  PMID 42858451</w:t>
+        <w:t>Zhang X et al.  ·  Int Nurs Rev  ·  Dez. 2026  ·  PMID 42861841</w:t>
       </w:r>
     </w:p>
     <w:p>
       <w:r>
-        <w:t>Netzwerk-Metaanalyse von 67 randomisierten kontrollierten Studien zu nicht-pharmakologischen Interventionen für Angehörige von Menschen mit Demenz hinsichtlich Belastung und positiver Aspekte der Pflege.</w:t>
+        <w:t>Netzwerkanalyse bei 586 chinesischen Pflegekräften zur Beziehung zwischen wahrgenommener organisationaler Unterstützung, beruflichen Vorteilen und psychischem Wohlbefinden (Flourishing).</w:t>
       </w:r>
     </w:p>
     <w:p>
@@ -220,7 +220,7 @@
         <w:t xml:space="preserve">Ergebnis: </w:t>
       </w:r>
       <w:r>
-        <w:t>Multikomponenteninterventionen zeigten signifikante Reduktion der Pflegebelastung (SMD: −0,33; 95% KI −0,63 bis −0,04). Andere Interventionstypen zeigten keine statistisch signifikanten Effekte. Evidenz für positive Aspekte der Pflege war spärlich.</w:t>
+        <w:t>Netzwerkdichte: 0,562. Drei Knoten mit hoher Konnektivität: "Tägliche Aufgaben interessieren mich tiefgreifend", "Zufriedenheit mit Leben", "Gute Patientin-Pfleger-Beziehung". "Positive Karrierewahrnehmung" zeigte höchste Brückenstärke (bridge strength). Zentralknoten und Brückenknoten identifizieren modifizierbare Faktoren für zukünftige Interventionen.</w:t>
       </w:r>
     </w:p>
     <w:p>
@@ -235,7 +235,7 @@
         <w:rPr>
           <w:sz w:val="19"/>
         </w:rPr>
-        <w:t>Internationale Evidenz, Langzeitpflege-fokussiert, relevante Interventionstypen</w:t>
+        <w:t>China; Struktur-Fund zu zentralen Hebeln für Wohlbefinden auf Systemebene übertragbar, nationale Umsetzung erforderlich.</w:t>
       </w:r>
     </w:p>
     <w:p>
@@ -244,7 +244,7 @@
           <w:color w:val="5A7D3A"/>
           <w:sz w:val="18"/>
         </w:rPr>
-        <w:t>https://pubmed.ncbi.nlm.nih.gov/42858451/</w:t>
+        <w:t>https://pubmed.ncbi.nlm.nih.gov/42861841/</w:t>
       </w:r>
     </w:p>
     <w:p>
@@ -252,7 +252,7 @@
         <w:pStyle w:val="Heading2"/>
       </w:pPr>
       <w:r>
-        <w:t>Risikostratifiziertes Pflegemanagement nach Koronarangiografie: weniger Blutungen, schneller mobil</w:t>
+        <w:t>Gesundheitskompetenz in der Dialysepflege: was Patientenedukation für Lebensqualität bewirkt</w:t>
       </w:r>
     </w:p>
     <w:p>
@@ -262,12 +262,12 @@
           <w:color w:val="666666"/>
           <w:sz w:val="18"/>
         </w:rPr>
-        <w:t>Guo X et al.  ·  Front Public Health  ·  25.09.2026  ·  PMID 42857093</w:t>
+        <w:t>Mostoles RJ et al.  ·  J Nurs Manag  ·  2026  ·  PMID 42860772</w:t>
       </w:r>
     </w:p>
     <w:p>
       <w:r>
-        <w:t>Prospektive randomisierte Studie (n=240) zu Failure-Mode-and-Effects-Analysis-gestütztem, risikostratifiziertem Pflegemanagement versus Standardpflege nach Koronarangiografie.</w:t>
+        <w:t>Cross-sectional-Korrelationsstudie mit 215 Dialysepatienten zur Assoziation von Gesundheitskompetenz, sozialer Unterstützung und Nieren-spezifischer Lebensqualität.</w:t>
       </w:r>
     </w:p>
     <w:p>
@@ -278,7 +278,7 @@
         <w:t xml:space="preserve">Ergebnis: </w:t>
       </w:r>
       <w:r>
-        <w:t>NRS-Schmerzwert nach 24h signifikant geringer; Opioid-Verbrauch um 23,4% reduziert; klinisch relevante Blutungen 8,3% vs. 17,5%; erste Mobilisierung um 8,2h früher; Krankenhausaufenthalt um 1,8 Tage verkürzt; Funktionale Unabhängigkeit bei Entlassung um 11,2% verbessert.</w:t>
+        <w:t>91,7 % der Patienten hatten begrenzte Gesundheitskompetenz. Gesundheitskompetenz war signifikanter Prädiktor der Lebensqualität (β = 0,19; p = 0,012), erklärte aber nur 6,8 % der Varianz. 81,9 % bevorzugten verbale gegenüber schriftlicher Vermittlung. Implikation: Universal-Precautions-Ansatz mit Plain Language, visuellen Materialien und Teach-Back-Methode als Standard notwendig.</w:t>
       </w:r>
     </w:p>
     <w:p>
@@ -293,7 +293,7 @@
         <w:rPr>
           <w:sz w:val="19"/>
         </w:rPr>
-        <w:t>China, aber Sicherheitsstrukturen und Pflege-Outcomes sind übertragbar</w:t>
+        <w:t>Saudi-Arabien; Setting und Familienstrukturen anders, aber Befund zur Effektivität strukturierter Patientenedukation auf Versorgungsqualität übertragbar.</w:t>
       </w:r>
     </w:p>
     <w:p>
@@ -302,7 +302,7 @@
           <w:color w:val="5A7D3A"/>
           <w:sz w:val="18"/>
         </w:rPr>
-        <w:t>https://pubmed.ncbi.nlm.nih.gov/42857093/</w:t>
+        <w:t>https://pubmed.ncbi.nlm.nih.gov/42860772/</w:t>
       </w:r>
     </w:p>
     <w:p>
@@ -310,7 +310,7 @@
         <w:pStyle w:val="Heading2"/>
       </w:pPr>
       <w:r>
-        <w:t>Achtsamkeitsbezogene Selbstfürsorge senkt berufliche Trauer bei ICU-Pflegenden</w:t>
+        <w:t>Psychologische Sicherheit und Anpassung: was Mentoring für ausländische Pflegekräfte bedeutet</w:t>
       </w:r>
     </w:p>
     <w:p>
@@ -320,12 +320,12 @@
           <w:color w:val="666666"/>
           <w:sz w:val="18"/>
         </w:rPr>
-        <w:t>Chen X et al.  ·  Front Public Health  ·  25.09.2026  ·  PMID 42856972</w:t>
+        <w:t>Almutairi AS et al.  ·  J Nurs Manag  ·  2026  ·  PMID 42860760</w:t>
       </w:r>
     </w:p>
     <w:p>
       <w:r>
-        <w:t>Querschnittstudie (n=355 ICU-Pflegende) mit Latent-Profile-Analyse zu Zusammenhang zwischen achtsamkeitsbezogener Selbstfürsorge und beruflicher Trauer.</w:t>
+        <w:t>Qualitative Interviewstudie mit 17 Pflegekräften aus Philippinen, Indien, Pakistan und Ägypten zu Faktoren der psychologischen Sicherheit und kulturellen Anpassung in saudi-arabischen Krankenhäusern.</w:t>
       </w:r>
     </w:p>
     <w:p>
@@ -336,7 +336,7 @@
         <w:t xml:space="preserve">Ergebnis: </w:t>
       </w:r>
       <w:r>
-        <w:t>Zwei Profile: ‚Selbstfürsorge-Defizit' (32,5%) und ‚hohe Achtsamkeitspflege' (67,5%); hohes Achtsamkeitsprofil assoziiert mit signifikant geringerer beruflicher Trauer (p&lt;0,001); Einflussfaktoren: Gesundheitszustand und Selbstmitgefühl (p&lt;0,05).</w:t>
+        <w:t>8 von 17 Pflegekräften mit strukturiertem Mentoring beschrieben konsistentere Sicherheitserfahrungen als 9 ohne oder mit informeller Unterstützung. Strukturiertes Mentoring, hierarchische Zugänglichkeit und explizite kulturelle Kompetenzarbeit förderten psychologische Sicherheit. Drei Themenkomplexe: 1) Unsicherheit unterminierende Kontexte (starre Hierarchien, Zweifeln an Qualifikationen), 2) organisatorisch geförderte Sicherheit (formales Mentoring, kollegiale Unterstützung), 3) sicherheitsermöglichte Anpassung.</w:t>
       </w:r>
     </w:p>
     <w:p>
@@ -351,7 +351,7 @@
         <w:rPr>
           <w:sz w:val="19"/>
         </w:rPr>
-        <w:t>China, aber Belastungsstrukturen und Selbstfürsorge-Interventionen sind versorgungsübergreifend relevant</w:t>
+        <w:t>Saudi-Arabien; für Deutschland relevant bei Integration von Fachkräften aus Nicht-EU-Ländern, transferierbare Handlungsprinzipien.</w:t>
       </w:r>
     </w:p>
     <w:p>
@@ -360,7 +360,7 @@
           <w:color w:val="5A7D3A"/>
           <w:sz w:val="18"/>
         </w:rPr>
-        <w:t>https://pubmed.ncbi.nlm.nih.gov/42856972/</w:t>
+        <w:t>https://pubmed.ncbi.nlm.nih.gov/42860760/</w:t>
       </w:r>
     </w:p>
     <w:p>
@@ -368,7 +368,7 @@
         <w:pStyle w:val="Heading2"/>
       </w:pPr>
       <w:r>
-        <w:t>Faktoren für Haltung pflegender Angehöriger zur Verzichtsentscheidung bei Demenz</w:t>
+        <w:t>Künstliche Intelligenz in der Pflege: Auswirkung auf unterlassene Pflegeleistungen</w:t>
       </w:r>
     </w:p>
     <w:p>
@@ -378,12 +378,12 @@
           <w:color w:val="666666"/>
           <w:sz w:val="18"/>
         </w:rPr>
-        <w:t>Kim K et al.  ·  Nurs Open  ·  Okt. 2026  ·  PMID 42854103</w:t>
+        <w:t>Alanazi FK et al.  ·  J Nurs Manag  ·  2026  ·  PMID 42860727</w:t>
       </w:r>
     </w:p>
     <w:p>
       <w:r>
-        <w:t>Querschnittstudie (n=113) südkoreanischer Angehöriger von Demenzpatienten zu Faktoren, die ihre Einstellung zum Verzicht auf lebenserhaltende Maßnahmen prägen.</w:t>
+        <w:t>Konvergente Mixed-Methods-Studie mit 210 Intensivpflegekräften und 14 Interviews zur Assoziation zwischen KI-gestütztem Decision Support, klinischem Entscheidungsverhalten und unterlassener Pflege.</w:t>
       </w:r>
     </w:p>
     <w:p>
@@ -394,7 +394,7 @@
         <w:t xml:space="preserve">Ergebnis: </w:t>
       </w:r>
       <w:r>
-        <w:t>Ehepartner und Kinder zeigten günstigere Haltungen als andere Angehörige; Assoziationen mit Vorausplanungswissen, Religiosität und vorherigen Familiendiskussionen waren in Robustheitsanalysen nicht konsistent gestützt. Befunde sind explorativ und bedürfen weiterer Bestätigung.</w:t>
+        <w:t>Bivariate Korrelation zwischen Entscheidungsorientierung und unterlassener Pflege: r = −0,178 (p &lt; 0,01), aber im adjustierten Modell nicht signifikant (β = −0,124; p = 0,063). Modell erklärte 16,9 % der Varianz. Signifikante Prädiktoren: Berufserfahrung (β = 0,198; p = 0,004) und Bachelor-Grad vs. technische Ausbildung (β = −0,255; p &lt; 0,001). Qualitativ: Pflegekräfte sahen Potenzial (Alerts, Information, Workflow), aber auch Bedenken (Vertrauen, Überabhängigkeit, Empathie).</w:t>
       </w:r>
     </w:p>
     <w:p>
@@ -409,7 +409,7 @@
         <w:rPr>
           <w:sz w:val="19"/>
         </w:rPr>
-        <w:t>Südkorea, Aspekte zu Autonomie und Vorausplanung relevant für deutsches Setting</w:t>
+        <w:t>Ägypten; KI-Implementierungsprinzipien (Schulung, Nutzerbarkeitsmonitoring, Klinischer Urteilsschutz) sind systemübergreifend relevant.</w:t>
       </w:r>
     </w:p>
     <w:p>
@@ -418,7 +418,7 @@
           <w:color w:val="5A7D3A"/>
           <w:sz w:val="18"/>
         </w:rPr>
-        <w:t>https://pubmed.ncbi.nlm.nih.gov/42854103/</w:t>
+        <w:t>https://pubmed.ncbi.nlm.nih.gov/42860727/</w:t>
       </w:r>
     </w:p>
     <w:sectPr>

--- a/download/studien-aktuell.docx
+++ b/download/studien-aktuell.docx
@@ -62,7 +62,7 @@
           <w:color w:val="666666"/>
           <w:sz w:val="18"/>
         </w:rPr>
-        <w:t>Stand: 13.10.2026  |  6 Studien  |  pflege.m-vf.de</w:t>
+        <w:t>Stand: 14.10.2026  |  6 Studien  |  pflege.m-vf.de</w:t>
       </w:r>
     </w:p>
     <w:p>
@@ -70,7 +70,7 @@
         <w:pStyle w:val="Heading1"/>
       </w:pPr>
       <w:r>
-        <w:t>Aufgenommen am 13.10.2026</w:t>
+        <w:t>Aufgenommen am 14.10.2026</w:t>
       </w:r>
     </w:p>
     <w:p>
@@ -78,7 +78,7 @@
         <w:pStyle w:val="Heading2"/>
       </w:pPr>
       <w:r>
-        <w:t>Heimbasierte Herzrehabilitation erhöht Teilnahmequoten: Effekte in der US-Veteranenpflege</w:t>
+        <w:t>Soziale Unterstützung und Widerstandskraft: wie sie die Belastung pflegender Eltern mindert</w:t>
       </w:r>
     </w:p>
     <w:p>
@@ -88,12 +88,12 @@
           <w:color w:val="666666"/>
           <w:sz w:val="18"/>
         </w:rPr>
-        <w:t>Park LG et al.  ·  JAMA Netw Open  ·  01.10.2026  ·  PMID 42862558</w:t>
+        <w:t>Hong W et al.  ·  Nurs Open  ·  Okt. 2026  ·  PMID 42868269</w:t>
       </w:r>
     </w:p>
     <w:p>
       <w:r>
-        <w:t>Kohortenstudie zur Teilnahme an Herzrehabilitationsprogrammen bei 405.907 Veteranen mit Herzerkrankungen, verglichen nach Verfügbarkeit von Center-based oder Home-based Angeboten.</w:t>
+        <w:t>Chinesische Querschnittsstudie mit 233 Eltern von Kindern mit Frakturen untersuchte, ob Resilienz einen indirekten Weg zwischen sozialer Unterstützung und Pflegebelastung vermittelt.</w:t>
       </w:r>
     </w:p>
     <w:p>
@@ -104,7 +104,7 @@
         <w:t xml:space="preserve">Ergebnis: </w:t>
       </w:r>
       <w:r>
-        <w:t>Heimbasierte Programme (HBCR) erhöhten die Teilnahmequote auf 20,0 % gegenüber 14,8 % bei Center-based und 14,3 % bei reiner Überweisung in Gemeindeangebote (adjustierte Odds Ratio HBCR: 1,80; 95%-KI: 1,75–1,84). Die Gesamtteilnahmequote stieg von 9,6 % (2012) auf 17,1 % (2022). Ein Hinweis auf höhere Partizipation durch Flexibilität bei der Angebotsform.</w:t>
+        <w:t>Größere soziale Unterstützung war mit höherer Resilienz verbunden (Pearson r signifikant positiv) und niedriger Pflegebelastung (r signifikant negativ). Höhere Resilienz war mit niedrigerer Belastung assoziiert. Strukturgleichungsmodell bestätigte indirekte Assoziation durch Resilienz neben direkter Assoziation zwischen Unterstützung und Belastung.</w:t>
       </w:r>
     </w:p>
     <w:p>
@@ -119,7 +119,7 @@
         <w:rPr>
           <w:sz w:val="19"/>
         </w:rPr>
-        <w:t>USA-Veteranensystem; Übertragbarkeit der Flexibilisierungsstrategie auf deutsche Krankenkassen-Rehabilitationen zu prüfen.</w:t>
+        <w:t>China, Querschnittsdaten – keine Kausalität nachgewiesen, aber Befund für Assessmentpraxis relevant</w:t>
       </w:r>
     </w:p>
     <w:p>
@@ -128,7 +128,7 @@
           <w:color w:val="5A7D3A"/>
           <w:sz w:val="18"/>
         </w:rPr>
-        <w:t>https://pubmed.ncbi.nlm.nih.gov/42862558/</w:t>
+        <w:t>https://pubmed.ncbi.nlm.nih.gov/42868269/</w:t>
       </w:r>
     </w:p>
     <w:p>
@@ -136,7 +136,7 @@
         <w:pStyle w:val="Heading2"/>
       </w:pPr>
       <w:r>
-        <w:t>Familiäre Resilienz und Lebensqualität: was pflegende Angehörige von Brustkrebspatienten bewirken</w:t>
+        <w:t>Palliativversorgung bei Lungenfibrose: was Patienten und Angehörige brauchen</w:t>
       </w:r>
     </w:p>
     <w:p>
@@ -146,12 +146,12 @@
           <w:color w:val="666666"/>
           <w:sz w:val="18"/>
         </w:rPr>
-        <w:t>Erdem N et al.  ·  Support Care Cancer  ·  12.10.2026  ·  PMID 42862377</w:t>
+        <w:t>Trapman L et al.  ·  PLoS One  ·  13.10.2026  ·  PMID 42868117</w:t>
       </w:r>
     </w:p>
     <w:p>
       <w:r>
-        <w:t>Cross-sectional-Studie mit 208 Patientin-Angehörigen-Dyaden zur Beziehung zwischen Familienresilienz und Lebensqualität der Patientin.</w:t>
+        <w:t>Niederländische qualitative Studie mit 15 Patienten und 10 informellen Betreuern mittels Fokusgruppen und Einzelinterviews zur Erkundung von Erfahrungen und Bedarfen der Palliativversorgung.</w:t>
       </w:r>
     </w:p>
     <w:p>
@@ -162,7 +162,7 @@
         <w:t xml:space="preserve">Ergebnis: </w:t>
       </w:r>
       <w:r>
-        <w:t>Mittlere Familienresilienzwerte: 3,14 ± 0,32. Signifikante positive Korrelation zwischen Gesamtresilienz der Angehörigen und Umwelt-Lebensqualität der Patientin (r = 0,264; p &lt; 0,001), aber nicht mit anderen Lebensqualitäts-Domänen. Höhere Schulbildung der Angehörigen war mit besserer Familienzusammenhalt assoziiert (p &lt; 0,05).</w:t>
+        <w:t>Zwei übergeordnete Themen mit je zwei Unterthemen: (1) ‚Sieh mich als Person' – Patienten suchen Anerkennung jenseits ihrer Krankheit, Empathie, offene Kommunikation, ganzheitliche Versorgung; (2) ‚Leite mich durch die Krankenheitsgeschichte' – Patienten und Angehörige brauchen klare Orientierung und Unterstützung vom Zeitpunkt der Diagnose bis zum Lebensende, einschließlich emotionaler, praktischer und logistischer Aspekte. Lücken in der Versorgung werden offenbar.</w:t>
       </w:r>
     </w:p>
     <w:p>
@@ -177,7 +177,7 @@
         <w:rPr>
           <w:sz w:val="19"/>
         </w:rPr>
-        <w:t>Türkei, ähnliche Familienstrukturen; Fokus auf Ressourcenmobilisierung als Pflegeziel relevant für Deutschland.</w:t>
+        <w:t>Niederlande, vergleichbares Versicherungssystem; qualitativ, aber mit präzisen klinischen Implikationen</w:t>
       </w:r>
     </w:p>
     <w:p>
@@ -186,7 +186,7 @@
           <w:color w:val="5A7D3A"/>
           <w:sz w:val="18"/>
         </w:rPr>
-        <w:t>https://pubmed.ncbi.nlm.nih.gov/42862377/</w:t>
+        <w:t>https://pubmed.ncbi.nlm.nih.gov/42868117/</w:t>
       </w:r>
     </w:p>
     <w:p>
@@ -194,7 +194,7 @@
         <w:pStyle w:val="Heading2"/>
       </w:pPr>
       <w:r>
-        <w:t>Organisationale Unterstützung und berufliches Wohlbefinden: Netzwerkanalyse bei chinesischen Pflegekräften</w:t>
+        <w:t>Häusliche Pflege für Kinder mit Atemunterstützung: wie Fachkräfte zwischen Regeln und Bedarf vermitteln</w:t>
       </w:r>
     </w:p>
     <w:p>
@@ -204,12 +204,12 @@
           <w:color w:val="666666"/>
           <w:sz w:val="18"/>
         </w:rPr>
-        <w:t>Zhang X et al.  ·  Int Nurs Rev  ·  Dez. 2026  ·  PMID 42861841</w:t>
+        <w:t>Florén J et al.  ·  Nurs Inq  ·  Okt. 2026  ·  PMID 42867312</w:t>
       </w:r>
     </w:p>
     <w:p>
       <w:r>
-        <w:t>Netzwerkanalyse bei 586 chinesischen Pflegekräften zur Beziehung zwischen wahrgenommener organisationaler Unterstützung, beruflichen Vorteilen und psychischem Wohlbefinden (Flourishing).</w:t>
+        <w:t>Schwedische phänomenologisch-hermeneutische Studie mit Interviews zu Erfahrungen von Fachleuten (in Sozialwesen, Gesundheit), die Entscheidungen zum Entlassmanagement und zur Umsetzung häuslicher Versorgung von Kindern mit invasiver Atemunterstützung koordinieren.</w:t>
       </w:r>
     </w:p>
     <w:p>
@@ -220,7 +220,7 @@
         <w:t xml:space="preserve">Ergebnis: </w:t>
       </w:r>
       <w:r>
-        <w:t>Netzwerkdichte: 0,562. Drei Knoten mit hoher Konnektivität: "Tägliche Aufgaben interessieren mich tiefgreifend", "Zufriedenheit mit Leben", "Gute Patientin-Pfleger-Beziehung". "Positive Karrierewahrnehmung" zeigte höchste Brückenstärke (bridge strength). Zentralknoten und Brückenknoten identifizieren modifizierbare Faktoren für zukünftige Interventionen.</w:t>
+        <w:t>Vier übergeordnete Befunde: (1) Arbeit wird gelebt in Spannungen zwischen Mitgefühl und Regulation, Nähe und Distanz, andauerndem Bedarf und endlichen Ressourcen; (2) formale Sprache, legale Kategorien und organisatorische Grenzen sind zugleich Ermöglichungsstruktur und Begrenzung; (3) Verantwortung zeigt sich als exponiert, über den Entscheidungsmoment hinaus ausgedehnt in ein anderswo sich entfaltendes Leben; (4) Institutionen müssen nicht nur Gerechtigkeit, sondern auch gute Versorgung ermöglichen.</w:t>
       </w:r>
     </w:p>
     <w:p>
@@ -235,7 +235,7 @@
         <w:rPr>
           <w:sz w:val="19"/>
         </w:rPr>
-        <w:t>China; Struktur-Fund zu zentralen Hebeln für Wohlbefinden auf Systemebene übertragbar, nationale Umsetzung erforderlich.</w:t>
+        <w:t>Schweden, empirisch-qualitativ; Befund zu Systemspannungen zwischen Regulation und guter Pflege universell</w:t>
       </w:r>
     </w:p>
     <w:p>
@@ -244,7 +244,7 @@
           <w:color w:val="5A7D3A"/>
           <w:sz w:val="18"/>
         </w:rPr>
-        <w:t>https://pubmed.ncbi.nlm.nih.gov/42861841/</w:t>
+        <w:t>https://pubmed.ncbi.nlm.nih.gov/42867312/</w:t>
       </w:r>
     </w:p>
     <w:p>
@@ -252,7 +252,7 @@
         <w:pStyle w:val="Heading2"/>
       </w:pPr>
       <w:r>
-        <w:t>Gesundheitskompetenz in der Dialysepflege: was Patientenedukation für Lebensqualität bewirkt</w:t>
+        <w:t>Krankenhausqualität, Führungsansprache und moralische Belastung von Pflegenden: wie Leadership Distress mindert</w:t>
       </w:r>
     </w:p>
     <w:p>
@@ -262,12 +262,12 @@
           <w:color w:val="666666"/>
           <w:sz w:val="18"/>
         </w:rPr>
-        <w:t>Mostoles RJ et al.  ·  J Nurs Manag  ·  2026  ·  PMID 42860772</w:t>
+        <w:t>Yu H et al.  ·  J Nurs Scholarsh  ·  Nov. 2026  ·  PMID 42867062</w:t>
       </w:r>
     </w:p>
     <w:p>
       <w:r>
-        <w:t>Cross-sectional-Korrelationsstudie mit 215 Dialysepatienten zur Assoziation von Gesundheitskompetenz, sozialer Unterstützung und Nieren-spezifischer Lebensqualität.</w:t>
+        <w:t>US-amerikanische Querschnittsstudie mit 18.678 direkten Pflegekräften aus 1.829 Krankenhäusern in zehn Bundesstaaten untersuchte, ob Ansprechbarkeit des Managements bei Patientenversorgungsanliegen den Zusammenhang zwischen Magnet-Status der Klinik und moralischer Belastung (Moral Distress) vermittelt.</w:t>
       </w:r>
     </w:p>
     <w:p>
@@ -278,7 +278,7 @@
         <w:t xml:space="preserve">Ergebnis: </w:t>
       </w:r>
       <w:r>
-        <w:t>91,7 % der Patienten hatten begrenzte Gesundheitskompetenz. Gesundheitskompetenz war signifikanter Prädiktor der Lebensqualität (β = 0,19; p = 0,012), erklärte aber nur 6,8 % der Varianz. 81,9 % bevorzugten verbale gegenüber schriftlicher Vermittlung. Implikation: Universal-Precautions-Ansatz mit Plain Language, visuellen Materialien und Teach-Back-Methode als Standard notwendig.</w:t>
+        <w:t>Pflegefachkräfte in Magnet-Krankenhäusern berichteten niedrigere moralische Belastung und bessere Einschätzung der Managementerreichbarkeit als Kolleginnen in Nicht-Magnet-Häusern. Auf Krankenhausebene: Magnet-Status mit höherer Managementerreichbarkeit assoziiert (b=0,18, 95%-CI 0,15–0,21, p&lt;0,001); höhere Managementerreichbarkeit mit niedrigerem Moral Distress (b=−0,31, 95%-CI −0,39 bis −0,23, p&lt;0,001). Managementerreichbarkeit vermittelte statistisch signifikant einen Teil der Assoziation zwischen Magnet-Status und Moral Distress (indirekte Assoziation: b=−0,06, Monte-Carlo 95%-CI −0,08 bis −0,04, p&lt;0,001).</w:t>
       </w:r>
     </w:p>
     <w:p>
@@ -293,7 +293,7 @@
         <w:rPr>
           <w:sz w:val="19"/>
         </w:rPr>
-        <w:t>Saudi-Arabien; Setting und Familienstrukturen anders, aber Befund zur Effektivität strukturierter Patientenedukation auf Versorgungsqualität übertragbar.</w:t>
+        <w:t>USA – aber Leadership-Responsiveness und Moral Distress sind systemübergreifende Phänomene; deutsches Äquivalent: Anerkennung durch Vorgesetzte</w:t>
       </w:r>
     </w:p>
     <w:p>
@@ -302,7 +302,7 @@
           <w:color w:val="5A7D3A"/>
           <w:sz w:val="18"/>
         </w:rPr>
-        <w:t>https://pubmed.ncbi.nlm.nih.gov/42860772/</w:t>
+        <w:t>https://pubmed.ncbi.nlm.nih.gov/42867062/</w:t>
       </w:r>
     </w:p>
     <w:p>
@@ -310,7 +310,7 @@
         <w:pStyle w:val="Heading2"/>
       </w:pPr>
       <w:r>
-        <w:t>Psychologische Sicherheit und Anpassung: was Mentoring für ausländische Pflegekräfte bedeutet</w:t>
+        <w:t>Schwangerschaftsverlust bei Hebammen und Entbindungspflegerinnen: Erleben, Trauer und Rückkehr zur Arbeit</w:t>
       </w:r>
     </w:p>
     <w:p>
@@ -320,12 +320,12 @@
           <w:color w:val="666666"/>
           <w:sz w:val="18"/>
         </w:rPr>
-        <w:t>Almutairi AS et al.  ·  J Nurs Manag  ·  2026  ·  PMID 42860760</w:t>
+        <w:t>Abuhammad S et al.  ·  Nurs Open  ·  Okt. 2026  ·  PMID 42864828</w:t>
       </w:r>
     </w:p>
     <w:p>
       <w:r>
-        <w:t>Qualitative Interviewstudie mit 17 Pflegekräften aus Philippinen, Indien, Pakistan und Ägypten zu Faktoren der psychologischen Sicherheit und kulturellen Anpassung in saudi-arabischen Krankenhäusern.</w:t>
+        <w:t>Qualitative phänomenologische Studie mit 20 Hebammen und Entbindungspflegerinnen in Jordanien, die einen Schwangerschaftsverlust erlebt hatten, untersuchte die Auswirkungen auf ihre Berufstätigkeit, Trauer und Entscheidungen zur zukünftigen Schwangerschaft.</w:t>
       </w:r>
     </w:p>
     <w:p>
@@ -336,7 +336,7 @@
         <w:t xml:space="preserve">Ergebnis: </w:t>
       </w:r>
       <w:r>
-        <w:t>8 von 17 Pflegekräften mit strukturiertem Mentoring beschrieben konsistentere Sicherheitserfahrungen als 9 ohne oder mit informeller Unterstützung. Strukturiertes Mentoring, hierarchische Zugänglichkeit und explizite kulturelle Kompetenzarbeit förderten psychologische Sicherheit. Drei Themenkomplexe: 1) Unsicherheit unterminierende Kontexte (starre Hierarchien, Zweifeln an Qualifikationen), 2) organisatorisch geförderte Sicherheit (formales Mentoring, kollegiale Unterstützung), 3) sicherheitsermöglichte Anpassung.</w:t>
+        <w:t>Vier Themen: ungerwarteter Verlust, körperlich-psychisches Leiden, Trauer während der Pflegearbeit (Schwierigkeiten mit Offenbarung und Kollegenstützung), Versuch, erneut schwanger zu werden – mit Angst. Die Studie zeigt, dass Fachkräfte in denselben Kliniken arbeiten müssen, die ihren Verlust widerspiegeln – Arbeitsflexibilität, Kollegenstützung und kulturell sensible Anerkennung der Trauer sind essentiell.</w:t>
       </w:r>
     </w:p>
     <w:p>
@@ -351,7 +351,7 @@
         <w:rPr>
           <w:sz w:val="19"/>
         </w:rPr>
-        <w:t>Saudi-Arabien; für Deutschland relevant bei Integration von Fachkräften aus Nicht-EU-Ländern, transferierbare Handlungsprinzipien.</w:t>
+        <w:t>Jordanien, qualitatives Design; Befunde zur Unterstützung berufstätiger Pflegender nach Trauer übertragbar</w:t>
       </w:r>
     </w:p>
     <w:p>
@@ -360,7 +360,7 @@
           <w:color w:val="5A7D3A"/>
           <w:sz w:val="18"/>
         </w:rPr>
-        <w:t>https://pubmed.ncbi.nlm.nih.gov/42860760/</w:t>
+        <w:t>https://pubmed.ncbi.nlm.nih.gov/42864828/</w:t>
       </w:r>
     </w:p>
     <w:p>
@@ -368,7 +368,7 @@
         <w:pStyle w:val="Heading2"/>
       </w:pPr>
       <w:r>
-        <w:t>Künstliche Intelligenz in der Pflege: Auswirkung auf unterlassene Pflegeleistungen</w:t>
+        <w:t>Psychoedukation für Angehörige bei Erstmanifestationen: Entlastungswirkung durch spezialisierte Pflegefachkräfte</w:t>
       </w:r>
     </w:p>
     <w:p>
@@ -378,12 +378,12 @@
           <w:color w:val="666666"/>
           <w:sz w:val="18"/>
         </w:rPr>
-        <w:t>Alanazi FK et al.  ·  J Nurs Manag  ·  2026  ·  PMID 42860727</w:t>
+        <w:t>Caroline D et al.  ·  Int J Ment Health Nurs  ·  Okt. 2026  ·  PMID 42861836</w:t>
       </w:r>
     </w:p>
     <w:p>
       <w:r>
-        <w:t>Konvergente Mixed-Methods-Studie mit 210 Intensivpflegekräften und 14 Interviews zur Assoziation zwischen KI-gestütztem Decision Support, klinischem Entscheidungsverhalten und unterlassener Pflege.</w:t>
+        <w:t>Französische Studie mit schrittweise randomisiertem Design prüfte, ob ein strukturiertes Unterstützungsprogramm (Einzelfamilien- und Multifamilien-Psychoedukation) unter Koordination von Advanced Practice Nurses die Belastung pflegender Angehöriger bei Patienten mit Erstmanifestation einer Psychose innerhalb von 6 Monaten reduziert.</w:t>
       </w:r>
     </w:p>
     <w:p>
@@ -394,7 +394,7 @@
         <w:t xml:space="preserve">Ergebnis: </w:t>
       </w:r>
       <w:r>
-        <w:t>Bivariate Korrelation zwischen Entscheidungsorientierung und unterlassener Pflege: r = −0,178 (p &lt; 0,01), aber im adjustierten Modell nicht signifikant (β = −0,124; p = 0,063). Modell erklärte 16,9 % der Varianz. Signifikante Prädiktoren: Berufserfahrung (β = 0,198; p = 0,004) und Bachelor-Grad vs. technische Ausbildung (β = −0,255; p &lt; 0,001). Qualitativ: Pflegekräfte sahen Potenzial (Alerts, Information, Workflow), aber auch Bedenken (Vertrauen, Überabhängigkeit, Empathie).</w:t>
+        <w:t>Hauptergebnis wird in diesem Protokoll noch nicht berichtet; die Studie ist registriert (NCT07041463) und wird derzeit durchgeführt. Geplante Messung: Veränderung der Angehörigenbelastung von Baseline bis 6 Monate.</w:t>
       </w:r>
     </w:p>
     <w:p>
@@ -409,7 +409,7 @@
         <w:rPr>
           <w:sz w:val="19"/>
         </w:rPr>
-        <w:t>Ägypten; KI-Implementierungsprinzipien (Schulung, Nutzerbarkeitsmonitoring, Klinischer Urteilsschutz) sind systemübergreifend relevant.</w:t>
+        <w:t>Frankreich, vergleichbares Versicherungssystem, spezialisierte Pflegefachkräfte in psychiatrischen Diensten</w:t>
       </w:r>
     </w:p>
     <w:p>
@@ -418,7 +418,7 @@
           <w:color w:val="5A7D3A"/>
           <w:sz w:val="18"/>
         </w:rPr>
-        <w:t>https://pubmed.ncbi.nlm.nih.gov/42860727/</w:t>
+        <w:t>https://pubmed.ncbi.nlm.nih.gov/42861836/</w:t>
       </w:r>
     </w:p>
     <w:sectPr>

--- a/download/studien-aktuell.docx
+++ b/download/studien-aktuell.docx
@@ -62,7 +62,7 @@
           <w:color w:val="666666"/>
           <w:sz w:val="18"/>
         </w:rPr>
-        <w:t>Stand: 14.10.2026  |  6 Studien  |  pflege.m-vf.de</w:t>
+        <w:t>Stand: 15.10.2026  |  7 Studien  |  pflege.m-vf.de</w:t>
       </w:r>
     </w:p>
     <w:p>
@@ -70,7 +70,7 @@
         <w:pStyle w:val="Heading1"/>
       </w:pPr>
       <w:r>
-        <w:t>Aufgenommen am 14.10.2026</w:t>
+        <w:t>Aufgenommen am 15.10.2026</w:t>
       </w:r>
     </w:p>
     <w:p>
@@ -78,7 +78,7 @@
         <w:pStyle w:val="Heading2"/>
       </w:pPr>
       <w:r>
-        <w:t>Soziale Unterstützung und Widerstandskraft: wie sie die Belastung pflegender Eltern mindert</w:t>
+        <w:t>Selbstwirksamkeit in der Palliativversorgung: Validierung einer Skala für Pflegekräfte</w:t>
       </w:r>
     </w:p>
     <w:p>
@@ -88,12 +88,12 @@
           <w:color w:val="666666"/>
           <w:sz w:val="18"/>
         </w:rPr>
-        <w:t>Hong W et al.  ·  Nurs Open  ·  Okt. 2026  ·  PMID 42868269</w:t>
+        <w:t>Brink P et al.  ·  Int J Palliat Nurs  ·  02.10.2026  ·  PMID 42873720</w:t>
       </w:r>
     </w:p>
     <w:p>
       <w:r>
-        <w:t>Chinesische Querschnittsstudie mit 233 Eltern von Kindern mit Frakturen untersuchte, ob Resilienz einen indirekten Weg zwischen sozialer Unterstützung und Pflegebelastung vermittelt.</w:t>
+        <w:t>Querschnittstudie mit 168 Pflegekräften in kanadischen Langzeitpflegeeinrichtungen zur Validierung der Modified Self-Efficacy in Palliative Care Scale.</w:t>
       </w:r>
     </w:p>
     <w:p>
@@ -104,7 +104,7 @@
         <w:t xml:space="preserve">Ergebnis: </w:t>
       </w:r>
       <w:r>
-        <w:t>Größere soziale Unterstützung war mit höherer Resilienz verbunden (Pearson r signifikant positiv) und niedriger Pflegebelastung (r signifikant negativ). Höhere Resilienz war mit niedrigerer Belastung assoziiert. Strukturgleichungsmodell bestätigte indirekte Assoziation durch Resilienz neben direkter Assoziation zwischen Unterstützung und Belastung.</w:t>
+        <w:t>Die 12-Item-Version zeigte Cronbachs Alpha=0,828; die reduzierte 10-Item-Version Alpha=0,901. Exploratory Factor Analysis identifizierte drei Faktoren: Kommunikation, Patientenmanagement und multidisziplinäre Teamarbeit. Item-Gesamt-Korrelationen lagen zwischen 0,61 und 0,90. Faktorladungen &gt;0,60.</w:t>
       </w:r>
     </w:p>
     <w:p>
@@ -119,7 +119,7 @@
         <w:rPr>
           <w:sz w:val="19"/>
         </w:rPr>
-        <w:t>China, Querschnittsdaten – keine Kausalität nachgewiesen, aber Befund für Assessmentpraxis relevant</w:t>
+        <w:t>Kanada, vergleichbare Langzeitpflegestruktur; Instrument könnte in Deutschland getestet werden.</w:t>
       </w:r>
     </w:p>
     <w:p>
@@ -128,7 +128,7 @@
           <w:color w:val="5A7D3A"/>
           <w:sz w:val="18"/>
         </w:rPr>
-        <w:t>https://pubmed.ncbi.nlm.nih.gov/42868269/</w:t>
+        <w:t>https://pubmed.ncbi.nlm.nih.gov/42873720/</w:t>
       </w:r>
     </w:p>
     <w:p>
@@ -136,7 +136,7 @@
         <w:pStyle w:val="Heading2"/>
       </w:pPr>
       <w:r>
-        <w:t>Palliativversorgung bei Lungenfibrose: was Patienten und Angehörige brauchen</w:t>
+        <w:t>Akupunktur bei Demenz im Pflegeheim: Wirkung auf Funktionsfähigkeit und Symptome</w:t>
       </w:r>
     </w:p>
     <w:p>
@@ -146,12 +146,12 @@
           <w:color w:val="666666"/>
           <w:sz w:val="18"/>
         </w:rPr>
-        <w:t>Trapman L et al.  ·  PLoS One  ·  13.10.2026  ·  PMID 42868117</w:t>
+        <w:t>Chan MY et al.  ·  Age Ageing  ·  03.08.2026  ·  PMID 42870555</w:t>
       </w:r>
     </w:p>
     <w:p>
       <w:r>
-        <w:t>Niederländische qualitative Studie mit 15 Patienten und 10 informellen Betreuern mittels Fokusgruppen und Einzelinterviews zur Erkundung von Erfahrungen und Bedarfen der Palliativversorgung.</w:t>
+        <w:t>Randomisierte Studie mit 118 älteren Menschen mit Demenz in 19 Wohnheimen Hongkongs; 59 erhielten 12 Wochen Akupunktur zusätzlich zur Standardversorgung, 59 nur Standardversorgung.</w:t>
       </w:r>
     </w:p>
     <w:p>
@@ -162,7 +162,7 @@
         <w:t xml:space="preserve">Ergebnis: </w:t>
       </w:r>
       <w:r>
-        <w:t>Zwei übergeordnete Themen mit je zwei Unterthemen: (1) ‚Sieh mich als Person' – Patienten suchen Anerkennung jenseits ihrer Krankheit, Empathie, offene Kommunikation, ganzheitliche Versorgung; (2) ‚Leite mich durch die Krankenheitsgeschichte' – Patienten und Angehörige brauchen klare Orientierung und Unterstützung vom Zeitpunkt der Diagnose bis zum Lebensende, einschließlich emotionaler, praktischer und logistischer Aspekte. Lücken in der Versorgung werden offenbar.</w:t>
+        <w:t>Kognition (Montreal Cognitive Assessment) zeigte keine signifikante Verbesserung. Funktionelle Unabhängigkeit (Modifizierter Barthel-Index) verbesserte sich durch Akupunktur um 4,12 Punkte (95%-KI: 0,81–7,44; p=0,015, standardisierte Effektgröße=0,29). Schlaf, Schmerz und depressive Symptome zeigten keine signifikanten Unterschiede. Nebenwirkungen waren mild.</w:t>
       </w:r>
     </w:p>
     <w:p>
@@ -177,7 +177,7 @@
         <w:rPr>
           <w:sz w:val="19"/>
         </w:rPr>
-        <w:t>Niederlande, vergleichbares Versicherungssystem; qualitativ, aber mit präzisen klinischen Implikationen</w:t>
+        <w:t>Hongkong, vergleichbare Altenversorgung; Übertragbarkeit der Akupunkturmethodik auf deutsche Heime wäre zu prüfen.</w:t>
       </w:r>
     </w:p>
     <w:p>
@@ -186,7 +186,7 @@
           <w:color w:val="5A7D3A"/>
           <w:sz w:val="18"/>
         </w:rPr>
-        <w:t>https://pubmed.ncbi.nlm.nih.gov/42868117/</w:t>
+        <w:t>https://pubmed.ncbi.nlm.nih.gov/42870555/</w:t>
       </w:r>
     </w:p>
     <w:p>
@@ -194,7 +194,7 @@
         <w:pStyle w:val="Heading2"/>
       </w:pPr>
       <w:r>
-        <w:t>Häusliche Pflege für Kinder mit Atemunterstützung: wie Fachkräfte zwischen Regeln und Bedarf vermitteln</w:t>
+        <w:t>Pflegepersonalausstattung und Bewohnerergebnisse: Was die Evidenz über Personalquoten aussagt</w:t>
       </w:r>
     </w:p>
     <w:p>
@@ -204,12 +204,12 @@
           <w:color w:val="666666"/>
           <w:sz w:val="18"/>
         </w:rPr>
-        <w:t>Florén J et al.  ·  Nurs Inq  ·  Okt. 2026  ·  PMID 42867312</w:t>
+        <w:t>Almazan J et al.  ·  J Nurs Manag  ·  2026  ·  PMID 42870353</w:t>
       </w:r>
     </w:p>
     <w:p>
       <w:r>
-        <w:t>Schwedische phänomenologisch-hermeneutische Studie mit Interviews zu Erfahrungen von Fachleuten (in Sozialwesen, Gesundheit), die Entscheidungen zum Entlassmanagement und zur Umsetzung häuslicher Versorgung von Kindern mit invasiver Atemunterstützung koordinieren.</w:t>
+        <w:t>Scoping Review nach JBI-Anleitung über 20 Primärstudien zu Pflegepersonalausstattung (RN-spezifisch), Workload-Indikatoren und Bewohnerergebnisse in Pflegeheimen (bis September 2026).</w:t>
       </w:r>
     </w:p>
     <w:p>
@@ -220,7 +220,7 @@
         <w:t xml:space="preserve">Ergebnis: </w:t>
       </w:r>
       <w:r>
-        <w:t>Vier übergeordnete Befunde: (1) Arbeit wird gelebt in Spannungen zwischen Mitgefühl und Regulation, Nähe und Distanz, andauerndem Bedarf und endlichen Ressourcen; (2) formale Sprache, legale Kategorien und organisatorische Grenzen sind zugleich Ermöglichungsstruktur und Begrenzung; (3) Verantwortung zeigt sich als exponiert, über den Entscheidungsmoment hinaus ausgedehnt in ein anderswo sich entfaltendes Leben; (4) Institutionen müssen nicht nur Gerechtigkeit, sondern auch gute Versorgung ermöglichen.</w:t>
+        <w:t>Höhere RN-Verfügbarkeit und günstigere Arbeitsumgebung waren generell mit besseren Bewohnerergebnissen assoziiert; Befunde variierten nach Outcome-Typ, Timing, Personalausstattung und Organisationskontext. Universelle RN-Personalquote nicht etabliert; Evidenz überwiegend observational.</w:t>
       </w:r>
     </w:p>
     <w:p>
@@ -235,7 +235,7 @@
         <w:rPr>
           <w:sz w:val="19"/>
         </w:rPr>
-        <w:t>Schweden, empirisch-qualitativ; Befund zu Systemspannungen zwischen Regulation und guter Pflege universell</w:t>
+        <w:t>Primär anglophone Heime; zeigt: Staffing-Ratios allein abbilden nicht Komplexität, Kontinuität oder Arbeitsdichte.</w:t>
       </w:r>
     </w:p>
     <w:p>
@@ -244,7 +244,7 @@
           <w:color w:val="5A7D3A"/>
           <w:sz w:val="18"/>
         </w:rPr>
-        <w:t>https://pubmed.ncbi.nlm.nih.gov/42867312/</w:t>
+        <w:t>https://pubmed.ncbi.nlm.nih.gov/42870353/</w:t>
       </w:r>
     </w:p>
     <w:p>
@@ -252,7 +252,7 @@
         <w:pStyle w:val="Heading2"/>
       </w:pPr>
       <w:r>
-        <w:t>Krankenhausqualität, Führungsansprache und moralische Belastung von Pflegenden: wie Leadership Distress mindert</w:t>
+        <w:t>Fehlerkultur durch Storytelling: Narrative Lerninterventionen für Pflegekräfte</w:t>
       </w:r>
     </w:p>
     <w:p>
@@ -262,12 +262,12 @@
           <w:color w:val="666666"/>
           <w:sz w:val="18"/>
         </w:rPr>
-        <w:t>Yu H et al.  ·  J Nurs Scholarsh  ·  Nov. 2026  ·  PMID 42867062</w:t>
+        <w:t>Adel-Mehraban M et al.  ·  Health Res Policy Syst  ·  05.10.2026  ·  PMID 42870259</w:t>
       </w:r>
     </w:p>
     <w:p>
       <w:r>
-        <w:t>US-amerikanische Querschnittsstudie mit 18.678 direkten Pflegekräften aus 1.829 Krankenhäusern in zehn Bundesstaaten untersuchte, ob Ansprechbarkeit des Managements bei Patientenversorgungsanliegen den Zusammenhang zwischen Magnet-Status der Klinik und moralischer Belastung (Moral Distress) vermittelt.</w:t>
+        <w:t>Quasiexperimentelle Studie mit 64 Pflegekräften (32 Intervention, 32 Kontrolle) in einem iranischen Krankenhaus; Interventionsgruppe erhielt 6 Storytelling-Sitzungen (je 1,5h) über 3 Monate basierend auf Fehlervorfällen des Hauses.</w:t>
       </w:r>
     </w:p>
     <w:p>
@@ -278,7 +278,7 @@
         <w:t xml:space="preserve">Ergebnis: </w:t>
       </w:r>
       <w:r>
-        <w:t>Pflegefachkräfte in Magnet-Krankenhäusern berichteten niedrigere moralische Belastung und bessere Einschätzung der Managementerreichbarkeit als Kolleginnen in Nicht-Magnet-Häusern. Auf Krankenhausebene: Magnet-Status mit höherer Managementerreichbarkeit assoziiert (b=0,18, 95%-CI 0,15–0,21, p&lt;0,001); höhere Managementerreichbarkeit mit niedrigerem Moral Distress (b=−0,31, 95%-CI −0,39 bis −0,23, p&lt;0,001). Managementerreichbarkeit vermittelte statistisch signifikant einen Teil der Assoziation zwischen Magnet-Status und Moral Distress (indirekte Assoziation: b=−0,06, Monte-Carlo 95%-CI −0,08 bis −0,04, p&lt;0,001).</w:t>
+        <w:t>Patient Safety Culture (Hospital Survey on Patient Safety Culture) stieg in der Interventionsgruppe signifikant stärker als in Kontrolle (p&lt;0,001). Effektgröße=0,159 (substanziell, &gt;0,08). Größter Impact auf Dimension 'Training und Fähigkeiten' (ES=0,185), kleinster auf Dimension 'Personal' (ES=0,049).</w:t>
       </w:r>
     </w:p>
     <w:p>
@@ -293,7 +293,7 @@
         <w:rPr>
           <w:sz w:val="19"/>
         </w:rPr>
-        <w:t>USA – aber Leadership-Responsiveness und Moral Distress sind systemübergreifende Phänomene; deutsches Äquivalent: Anerkennung durch Vorgesetzte</w:t>
+        <w:t>Iran, andere Gesundheitssystemstruktur; Prinzip der narrativen Fehleraufarbeitung ist systemübergreifend anwendbar.</w:t>
       </w:r>
     </w:p>
     <w:p>
@@ -302,7 +302,7 @@
           <w:color w:val="5A7D3A"/>
           <w:sz w:val="18"/>
         </w:rPr>
-        <w:t>https://pubmed.ncbi.nlm.nih.gov/42867062/</w:t>
+        <w:t>https://pubmed.ncbi.nlm.nih.gov/42870259/</w:t>
       </w:r>
     </w:p>
     <w:p>
@@ -310,7 +310,7 @@
         <w:pStyle w:val="Heading2"/>
       </w:pPr>
       <w:r>
-        <w:t>Schwangerschaftsverlust bei Hebammen und Entbindungspflegerinnen: Erleben, Trauer und Rückkehr zur Arbeit</w:t>
+        <w:t>Pflegepersonalentwicklung nach Bildungsreform: Was Reformdruck mit Personalausstattung bewirkt</w:t>
       </w:r>
     </w:p>
     <w:p>
@@ -320,12 +320,12 @@
           <w:color w:val="666666"/>
           <w:sz w:val="18"/>
         </w:rPr>
-        <w:t>Abuhammad S et al.  ·  Nurs Open  ·  Okt. 2026  ·  PMID 42864828</w:t>
+        <w:t>Ospanova D et al.  ·  Front Public Health  ·  28.09.2026  ·  PMID 42865703</w:t>
       </w:r>
     </w:p>
     <w:p>
       <w:r>
-        <w:t>Qualitative phänomenologische Studie mit 20 Hebammen und Entbindungspflegerinnen in Jordanien, die einen Schwangerschaftsverlust erlebt hatten, untersuchte die Auswirkungen auf ihre Berufstätigkeit, Trauer und Entscheidungen zur zukünftigen Schwangerschaft.</w:t>
+        <w:t>Zeitreihenanalyse mit administrativen Daten (2003–2024) zur Pflegepersonaldichte pro 10.000 Einwohner in Kasachstan vor und nach Einführung eines Applied-Bachelor-Programms 2014.</w:t>
       </w:r>
     </w:p>
     <w:p>
@@ -336,7 +336,7 @@
         <w:t xml:space="preserve">Ergebnis: </w:t>
       </w:r>
       <w:r>
-        <w:t>Vier Themen: ungerwarteter Verlust, körperlich-psychisches Leiden, Trauer während der Pflegearbeit (Schwierigkeiten mit Offenbarung und Kollegenstützung), Versuch, erneut schwanger zu werden – mit Angst. Die Studie zeigt, dass Fachkräfte in denselben Kliniken arbeiten müssen, die ihren Verlust widerspiegeln – Arbeitsflexibilität, Kollegenstützung und kulturell sensible Anerkennung der Trauer sind essentiell.</w:t>
+        <w:t>Pflegepersonaldichte stieg von 77,4 (2003) auf Peak 101,2 (2012), dann Stabilisierung bei 93,3–100,0 (2024). Strukturelle Wendepunkt bei ~2012 (95%-KI: 2010–2014), 2 Jahre VOR der Reform. GLS-Modell zeigte bei 2014 Level Change: −5,45 (p=0,001) und Slope Change: −2,16 pro Jahr (p&lt;0,001). Pflegekräfte-zu-Ärzte-Ratio sank von 2,62 (2012) auf 2,30 (2024), unter WHO-Empfehlung 3:1. Prognose: 111,0 pro 10.000 bis 2035.</w:t>
       </w:r>
     </w:p>
     <w:p>
@@ -351,7 +351,7 @@
         <w:rPr>
           <w:sz w:val="19"/>
         </w:rPr>
-        <w:t>Jordanien, qualitatives Design; Befunde zur Unterstützung berufstätiger Pflegender nach Trauer übertragbar</w:t>
+        <w:t>Zentralasien, anderes Ausgangssystem; Befund zeigt: Bildungsreform allein stabilisiert nicht bei Personalabbau.</w:t>
       </w:r>
     </w:p>
     <w:p>
@@ -360,7 +360,7 @@
           <w:color w:val="5A7D3A"/>
           <w:sz w:val="18"/>
         </w:rPr>
-        <w:t>https://pubmed.ncbi.nlm.nih.gov/42864828/</w:t>
+        <w:t>https://pubmed.ncbi.nlm.nih.gov/42865703/</w:t>
       </w:r>
     </w:p>
     <w:p>
@@ -368,7 +368,7 @@
         <w:pStyle w:val="Heading2"/>
       </w:pPr>
       <w:r>
-        <w:t>Psychoedukation für Angehörige bei Erstmanifestationen: Entlastungswirkung durch spezialisierte Pflegefachkräfte</w:t>
+        <w:t>Informelle Pflege und Herz-Kreislauf-Gesundheit: Schutzeffekt oder Selektionseffekt?</w:t>
       </w:r>
     </w:p>
     <w:p>
@@ -378,12 +378,12 @@
           <w:color w:val="666666"/>
           <w:sz w:val="18"/>
         </w:rPr>
-        <w:t>Caroline D et al.  ·  Int J Ment Health Nurs  ·  Okt. 2026  ·  PMID 42861836</w:t>
+        <w:t>Cervigón R et al.  ·  PLoS One  ·  09.10.2026  ·  PMID 42853871</w:t>
       </w:r>
     </w:p>
     <w:p>
       <w:r>
-        <w:t>Französische Studie mit schrittweise randomisiertem Design prüfte, ob ein strukturiertes Unterstützungsprogramm (Einzelfamilien- und Multifamilien-Psychoedukation) unter Koordination von Advanced Practice Nurses die Belastung pflegender Angehöriger bei Patienten mit Erstmanifestation einer Psychose innerhalb von 6 Monaten reduziert.</w:t>
+        <w:t>Querschnittsanalyse von 62.881 Personen (50–84 Jahre) aus 28 europäischen Ländern (SHARE 2021–2022) mit logistischer Regression zu Assoziation zwischen informeller außerhäuslicher Betreuung und selbstberichteter kardiovaskulärer Erkrankung.</w:t>
       </w:r>
     </w:p>
     <w:p>
@@ -394,7 +394,7 @@
         <w:t xml:space="preserve">Ergebnis: </w:t>
       </w:r>
       <w:r>
-        <w:t>Hauptergebnis wird in diesem Protokoll noch nicht berichtet; die Studie ist registriert (NCT07041463) und wird derzeit durchgeführt. Geplante Messung: Veränderung der Angehörigenbelastung von Baseline bis 6 Monate.</w:t>
+        <w:t>Unter 16.178 informellen Betreuern (25,7%) Prävalenz kardiovaskulärer Erkrankung 8,8% vs. 12,8% bei Nicht-Betreuern. Im confounding-adjustierten Modell: OR=0,85 (95%-KI: 0,78–0,93) für niedrigeres Risiko durch Betreuung. E-Wert=1,39 (Robustheit gegenüber unmessbarer Verwirrung begrenzt). Assoziation persistierte nach Ausschluss von Pflegeempfängern und Personen mit funktionalen Einschränkungen, schwächte sich ab nach Ausschluss schlechter Selbstgesundheitseinschätzung. Befund legt Selektionseffekt nahe, keine Kausalität etablierbar.</w:t>
       </w:r>
     </w:p>
     <w:p>
@@ -409,7 +409,7 @@
         <w:rPr>
           <w:sz w:val="19"/>
         </w:rPr>
-        <w:t>Frankreich, vergleichbares Versicherungssystem, spezialisierte Pflegefachkräfte in psychiatrischen Diensten</w:t>
+        <w:t>27 europäische Länder (SHARE); vergleichbare Langzeitversorgungslandschaft; Befund warnt vor Überschätzung des 'Pflegenschutzes'.</w:t>
       </w:r>
     </w:p>
     <w:p>
@@ -418,7 +418,65 @@
           <w:color w:val="5A7D3A"/>
           <w:sz w:val="18"/>
         </w:rPr>
-        <w:t>https://pubmed.ncbi.nlm.nih.gov/42861836/</w:t>
+        <w:t>https://pubmed.ncbi.nlm.nih.gov/42853871/</w:t>
+      </w:r>
+    </w:p>
+    <w:p>
+      <w:pPr>
+        <w:pStyle w:val="Heading2"/>
+      </w:pPr>
+      <w:r>
+        <w:t>Haltung zu spiritueller Versorgung: Was sich in 20 Jahren in einer Onkologieklinik änderte</w:t>
+      </w:r>
+    </w:p>
+    <w:p>
+      <w:r>
+        <w:rPr>
+          <w:i/>
+          <w:color w:val="666666"/>
+          <w:sz w:val="18"/>
+        </w:rPr>
+        <w:t>Lundmark M et al.  ·  J Nurs Manag  ·  2026  ·  PMID 42808290</w:t>
+      </w:r>
+    </w:p>
+    <w:p>
+      <w:r>
+        <w:t>Längsschnitt-Fragebogenstudie einer schwedischen Onkologieklinik 2003 und 2023 (20 Jahre); getestete Assoziation zwischen persönlichen Merkmalen (Religiosität, Glaube) und Haltung zu spiritueller Versorgung von Krebspatienten.</w:t>
+      </w:r>
+    </w:p>
+    <w:p>
+      <w:r>
+        <w:rPr>
+          <w:b/>
+        </w:rPr>
+        <w:t xml:space="preserve">Ergebnis: </w:t>
+      </w:r>
+      <w:r>
+        <w:t>Pflegekräfte äußerten positive Haltung zu spiritueller Versorgung in beiden Befragungen. 2023 mehr Personal betrachtete Spiritualbedarf als relevant (Unterschied nicht beziffert). Keine großen Unterschiede in Selbsteinschätzung von Häufigkeit, Fähigkeit und Häufigkeit spiritueller Versorgungserbringung. Bildung darin 2003 wie 2023 als wichtig beurteilt, aber Weiterbildungsquote 2023 gesunken. Einflussfaktoren: 'organisierte Religiosität' 2003 mit Fähigkeit assoziiert (signifikant), 'nicht-organisierte Religiosität' 2023 mit Fähigkeit assoziiert (signifikant). Weitere Faktoren von 2003 verloren Relevanz bis 2023.</w:t>
+      </w:r>
+    </w:p>
+    <w:p>
+      <w:r>
+        <w:rPr>
+          <w:b/>
+          <w:sz w:val="19"/>
+        </w:rPr>
+        <w:t xml:space="preserve">Übertragbarkeit: </w:t>
+      </w:r>
+      <w:r>
+        <w:rPr>
+          <w:sz w:val="19"/>
+        </w:rPr>
+        <w:t>Schweden, langzeitliche Perspektive; zeigt: gesellschaftliche Säkularisierung formt Pflegefachkulturen um.</w:t>
+      </w:r>
+    </w:p>
+    <w:p>
+      <w:r>
+        <w:rPr>
+          <w:color w:val="5A7D3A"/>
+          <w:sz w:val="18"/>
+        </w:rPr>
+        <w:t>https://pubmed.ncbi.nlm.nih.gov/42808290/</w:t>
       </w:r>
     </w:p>
     <w:sectPr>

--- a/download/studien-aktuell.docx
+++ b/download/studien-aktuell.docx
@@ -62,7 +62,7 @@
           <w:color w:val="666666"/>
           <w:sz w:val="18"/>
         </w:rPr>
-        <w:t>Stand: 15.10.2026  |  7 Studien  |  pflege.m-vf.de</w:t>
+        <w:t>Stand: 16.10.2026  |  6 Studien  |  pflege.m-vf.de</w:t>
       </w:r>
     </w:p>
     <w:p>
@@ -70,7 +70,7 @@
         <w:pStyle w:val="Heading1"/>
       </w:pPr>
       <w:r>
-        <w:t>Aufgenommen am 15.10.2026</w:t>
+        <w:t>Aufgenommen am 16.10.2026</w:t>
       </w:r>
     </w:p>
     <w:p>
@@ -78,7 +78,7 @@
         <w:pStyle w:val="Heading2"/>
       </w:pPr>
       <w:r>
-        <w:t>Selbstwirksamkeit in der Palliativversorgung: Validierung einer Skala für Pflegekräfte</w:t>
+        <w:t>Medikamentenselbstverwaltung bei Demenz: Co-Design-Intervention mit Angehörigen in England</w:t>
       </w:r>
     </w:p>
     <w:p>
@@ -88,12 +88,12 @@
           <w:color w:val="666666"/>
           <w:sz w:val="18"/>
         </w:rPr>
-        <w:t>Brink P et al.  ·  Int J Palliat Nurs  ·  02.10.2026  ·  PMID 42873720</w:t>
+        <w:t>Powell C et al.  ·  Health Expect  ·  Okt. 2026  ·  PMID 42878217</w:t>
       </w:r>
     </w:p>
     <w:p>
       <w:r>
-        <w:t>Querschnittstudie mit 168 Pflegekräften in kanadischen Langzeitpflegeeinrichtungen zur Validierung der Modified Self-Efficacy in Palliative Care Scale.</w:t>
+        <w:t>Qualitative Studie mit Experience-Based-Co-Design-Ansatz in Großbritannien zur Entwicklung einer psychosozialen Intervention (MAGNET) für die Medikamentenselbstverwaltung bei community-dweller mit leichter bis mittelschwerer Demenz und deren Angehörigen.</w:t>
       </w:r>
     </w:p>
     <w:p>
@@ -104,7 +104,7 @@
         <w:t xml:space="preserve">Ergebnis: </w:t>
       </w:r>
       <w:r>
-        <w:t>Die 12-Item-Version zeigte Cronbachs Alpha=0,828; die reduzierte 10-Item-Version Alpha=0,901. Exploratory Factor Analysis identifizierte drei Faktoren: Kommunikation, Patientenmanagement und multidisziplinäre Teamarbeit. Item-Gesamt-Korrelationen lagen zwischen 0,61 und 0,90. Faktorladungen &gt;0,60.</w:t>
+        <w:t>Co-designed-Intervention konzentriert sich auf fünf Prioritäten: Auswirkungen von Demenz auf Medikamentenorganisation; Medikamentenkenntnisse; verfügbare Hilfe; Personalisierung; Zukunftsplanung. Entwickelt: Leitfaden, Video, Erinnerungskarte für Person und Schulungs-/Implementierungsleitfaden für Fachkräfte mit Logik-Modell. Teilnehmer berichteten positive Erfahrungen: Rückgabe an Gemeinschaft, Lernen von und Unterstützung durch andere. Unmittelbare soziale Wirkung nachgewiesen.</w:t>
       </w:r>
     </w:p>
     <w:p>
@@ -119,7 +119,7 @@
         <w:rPr>
           <w:sz w:val="19"/>
         </w:rPr>
-        <w:t>Kanada, vergleichbare Langzeitpflegestruktur; Instrument könnte in Deutschland getestet werden.</w:t>
+        <w:t>Großbritannien, vergleichbares System mit Pflegekassen-Aspekten</w:t>
       </w:r>
     </w:p>
     <w:p>
@@ -128,7 +128,7 @@
           <w:color w:val="5A7D3A"/>
           <w:sz w:val="18"/>
         </w:rPr>
-        <w:t>https://pubmed.ncbi.nlm.nih.gov/42873720/</w:t>
+        <w:t>https://pubmed.ncbi.nlm.nih.gov/42878217/</w:t>
       </w:r>
     </w:p>
     <w:p>
@@ -136,7 +136,7 @@
         <w:pStyle w:val="Heading2"/>
       </w:pPr>
       <w:r>
-        <w:t>Akupunktur bei Demenz im Pflegeheim: Wirkung auf Funktionsfähigkeit und Symptome</w:t>
+        <w:t>Herausforderndes Verhalten und Schmerz in Heimen: Multidisziplinäre Methode mit Angehörigen wirksam</w:t>
       </w:r>
     </w:p>
     <w:p>
@@ -146,12 +146,12 @@
           <w:color w:val="666666"/>
           <w:sz w:val="18"/>
         </w:rPr>
-        <w:t>Chan MY et al.  ·  Age Ageing  ·  03.08.2026  ·  PMID 42870555</w:t>
+        <w:t>Tasseron-Dries PEM et al.  ·  Int J Geriatr Psychiatry  ·  Okt. 2026  ·  PMID 42878126</w:t>
       </w:r>
     </w:p>
     <w:p>
       <w:r>
-        <w:t>Randomisierte Studie mit 118 älteren Menschen mit Demenz in 19 Wohnheimen Hongkongs; 59 erhielten 12 Wochen Akupunktur zusätzlich zur Standardversorgung, 59 nur Standardversorgung.</w:t>
+        <w:t>Niederländische Studie zur Wirkung der Methode STA OP! mit Familie auf schwieriges Verhalten und Schmerz bei demenzkranken Heimbewohnern in 10 Stationen mit 77 Bewohnern und ihren Angehörigen.</w:t>
       </w:r>
     </w:p>
     <w:p>
@@ -162,7 +162,7 @@
         <w:t xml:space="preserve">Ergebnis: </w:t>
       </w:r>
       <w:r>
-        <w:t>Kognition (Montreal Cognitive Assessment) zeigte keine signifikante Verbesserung. Funktionelle Unabhängigkeit (Modifizierter Barthel-Index) verbesserte sich durch Akupunktur um 4,12 Punkte (95%-KI: 0,81–7,44; p=0,015, standardisierte Effektgröße=0,29). Schlaf, Schmerz und depressive Symptome zeigten keine signifikanten Unterschiede. Nebenwirkungen waren mild.</w:t>
+        <w:t>Schwieriges Verhalten sank signifikant nach 3 Monaten (standardisierter Koeffizient -0,2; 95%-KI -0,3 bis -0,04) und nach 6 Monaten (-0,2; 95%-KI -0,3 bis -0,03). Beobachtete Schmerzen zeigten Reduktion nach 6 Monaten (-0,2; 95%-KI -0,3 bis -0,004). Emotionale Belastung des Pflegepersonals sank signifikant (3 Monate: -0,3; 95%-KI -0,4 bis -0,1). Keine Veränderungen in Lebensqualität, Medikamentengebrauch oder Angehörigenerfahrungen.</w:t>
       </w:r>
     </w:p>
     <w:p>
@@ -177,7 +177,7 @@
         <w:rPr>
           <w:sz w:val="19"/>
         </w:rPr>
-        <w:t>Hongkong, vergleichbare Altenversorgung; Übertragbarkeit der Akupunkturmethodik auf deutsche Heime wäre zu prüfen.</w:t>
+        <w:t>Niederlande, vergleichbares Pflegeheim-System und Versicherungsmodell</w:t>
       </w:r>
     </w:p>
     <w:p>
@@ -186,7 +186,7 @@
           <w:color w:val="5A7D3A"/>
           <w:sz w:val="18"/>
         </w:rPr>
-        <w:t>https://pubmed.ncbi.nlm.nih.gov/42870555/</w:t>
+        <w:t>https://pubmed.ncbi.nlm.nih.gov/42878126/</w:t>
       </w:r>
     </w:p>
     <w:p>
@@ -194,7 +194,7 @@
         <w:pStyle w:val="Heading2"/>
       </w:pPr>
       <w:r>
-        <w:t>Pflegepersonalausstattung und Bewohnerergebnisse: Was die Evidenz über Personalquoten aussagt</w:t>
+        <w:t>Frühzeichen für Verschlechterung bei demenzkranken Heimbewohnern: Prognosemodell mit IPOS-Dem</w:t>
       </w:r>
     </w:p>
     <w:p>
@@ -204,12 +204,12 @@
           <w:color w:val="666666"/>
           <w:sz w:val="18"/>
         </w:rPr>
-        <w:t>Almazan J et al.  ·  J Nurs Manag  ·  2026  ·  PMID 42870353</w:t>
+        <w:t>Serban S et al.  ·  Front Public Health  ·  30.09.2026  ·  PMID 42877224</w:t>
       </w:r>
     </w:p>
     <w:p>
       <w:r>
-        <w:t>Scoping Review nach JBI-Anleitung über 20 Primärstudien zu Pflegepersonalausstattung (RN-spezifisch), Workload-Indikatoren und Bewohnerergebnisse in Pflegeheimen (bis September 2026).</w:t>
+        <w:t>Sekundäranalyse longitudinaler Daten aus einer Schweizer randomisierten kontrollierten Studie (stepped wedge) mit 222 Heimbewohnern mit Demenz zur Vorhersage rezidivierender Verschlechterung mittels monatlichen IPOS-Dem-Messungen.</w:t>
       </w:r>
     </w:p>
     <w:p>
@@ -220,7 +220,7 @@
         <w:t xml:space="preserve">Ergebnis: </w:t>
       </w:r>
       <w:r>
-        <w:t>Höhere RN-Verfügbarkeit und günstigere Arbeitsumgebung waren generell mit besseren Bewohnerergebnissen assoziiert; Befunde variierten nach Outcome-Typ, Timing, Personalausstattung und Organisationskontext. Universelle RN-Personalquote nicht etabliert; Evidenz überwiegend observational.</w:t>
+        <w:t>Von 2.107 Vorhersageepisoden verschlechterten sich 535 (25,4%), 72 von 222 Bewohnern (32,4%) zeigten rezidivierende Verschlechterung. Höhere mittlere DEBI (Emotional/Behavioral Impact) erhöhte Rezidivrisiko (OR 2,655; 95%-KI 1,382–5,101; p=0,003), ebenso höheres Alter (OR 1,055 pro Jahr; 95%-KI 1,006–1,107; p=0,027). Modellperformance: AUC 0,754; Brier 0,179. Serielle IPOS-Dem-Monitoring bot verwertbare Indikatoren für Level und Trajektorie.</w:t>
       </w:r>
     </w:p>
     <w:p>
@@ -235,7 +235,7 @@
         <w:rPr>
           <w:sz w:val="19"/>
         </w:rPr>
-        <w:t>Primär anglophone Heime; zeigt: Staffing-Ratios allein abbilden nicht Komplexität, Kontinuität oder Arbeitsdichte.</w:t>
+        <w:t>Schweiz, vergleichbares Pflegeheim-Versicherungssystem</w:t>
       </w:r>
     </w:p>
     <w:p>
@@ -244,7 +244,7 @@
           <w:color w:val="5A7D3A"/>
           <w:sz w:val="18"/>
         </w:rPr>
-        <w:t>https://pubmed.ncbi.nlm.nih.gov/42870353/</w:t>
+        <w:t>https://pubmed.ncbi.nlm.nih.gov/42877224/</w:t>
       </w:r>
     </w:p>
     <w:p>
@@ -252,7 +252,7 @@
         <w:pStyle w:val="Heading2"/>
       </w:pPr>
       <w:r>
-        <w:t>Fehlerkultur durch Storytelling: Narrative Lerninterventionen für Pflegekräfte</w:t>
+        <w:t>Psychische Gesundheit und ländliche Versorgung: Wissenslücken bei Haushaltsschwestern in Polen</w:t>
       </w:r>
     </w:p>
     <w:p>
@@ -262,12 +262,12 @@
           <w:color w:val="666666"/>
           <w:sz w:val="18"/>
         </w:rPr>
-        <w:t>Adel-Mehraban M et al.  ·  Health Res Policy Syst  ·  05.10.2026  ·  PMID 42870259</w:t>
+        <w:t>Pietrzak M et al.  ·  Front Public Health  ·  30.09.2026  ·  PMID 42876669</w:t>
       </w:r>
     </w:p>
     <w:p>
       <w:r>
-        <w:t>Quasiexperimentelle Studie mit 64 Pflegekräften (32 Intervention, 32 Kontrolle) in einem iranischen Krankenhaus; Interventionsgruppe erhielt 6 Storytelling-Sitzungen (je 1,5h) über 3 Monate basierend auf Fehlervorfällen des Hauses.</w:t>
+        <w:t>Querschnittstudie mit 207 Haushaltsschwestern in Polen (Feb–Mai 2026) zu Level und Determinanten psychischer Gesundheitskompetenz (mental health literacy) mittels Mental Health Literacy Scale.</w:t>
       </w:r>
     </w:p>
     <w:p>
@@ -278,7 +278,7 @@
         <w:t xml:space="preserve">Ergebnis: </w:t>
       </w:r>
       <w:r>
-        <w:t>Patient Safety Culture (Hospital Survey on Patient Safety Culture) stieg in der Interventionsgruppe signifikant stärker als in Kontrolle (p&lt;0,001). Effektgröße=0,159 (substanziell, &gt;0,08). Größter Impact auf Dimension 'Training und Fähigkeiten' (ES=0,185), kleinster auf Dimension 'Personal' (ES=0,049).</w:t>
+        <w:t>Mediane normalisierte Gesamtpunkte: 70,43%. Niedrigste Scores: Wissen über Risikofaktoren und Ursachen sowie Wissen über professionelle Hilfe (je 66,67%). Höchste: Erkennung von Störungen und Wissen, wie man mentale Gesundheitsinformation sucht (je 75%). Unabhängig assoziiert mit höheren Scores: jüngeres Alter, Wohnort in der Stadt, Familie/Bekannte mit psychischer Störung, beruflicher Kontakt zu Menschen mit Störungen. Negative Assoziation mit Alter und Dienstdauer bei erfahrenen Schwestern.</w:t>
       </w:r>
     </w:p>
     <w:p>
@@ -293,7 +293,7 @@
         <w:rPr>
           <w:sz w:val="19"/>
         </w:rPr>
-        <w:t>Iran, andere Gesundheitssystemstruktur; Prinzip der narrativen Fehleraufarbeitung ist systemübergreifend anwendbar.</w:t>
+        <w:t>Polen, europäisches Haushalts-Setting, ähnliche Primärversorgungsstruktur</w:t>
       </w:r>
     </w:p>
     <w:p>
@@ -302,7 +302,7 @@
           <w:color w:val="5A7D3A"/>
           <w:sz w:val="18"/>
         </w:rPr>
-        <w:t>https://pubmed.ncbi.nlm.nih.gov/42870259/</w:t>
+        <w:t>https://pubmed.ncbi.nlm.nih.gov/42876669/</w:t>
       </w:r>
     </w:p>
     <w:p>
@@ -310,7 +310,7 @@
         <w:pStyle w:val="Heading2"/>
       </w:pPr>
       <w:r>
-        <w:t>Pflegepersonalentwicklung nach Bildungsreform: Was Reformdruck mit Personalausstattung bewirkt</w:t>
+        <w:t>Psychosoziale Arbeitsbedingungen und Gesundheit: Schwestern berichten mehr Wohlbefinden als Ärzte</w:t>
       </w:r>
     </w:p>
     <w:p>
@@ -320,12 +320,12 @@
           <w:color w:val="666666"/>
           <w:sz w:val="18"/>
         </w:rPr>
-        <w:t>Ospanova D et al.  ·  Front Public Health  ·  28.09.2026  ·  PMID 42865703</w:t>
+        <w:t>Andruškienė J et al.  ·  Front Public Health  ·  30.09.2026  ·  PMID 42876522</w:t>
       </w:r>
     </w:p>
     <w:p>
       <w:r>
-        <w:t>Zeitreihenanalyse mit administrativen Daten (2003–2024) zur Pflegepersonaldichte pro 10.000 Einwohner in Kasachstan vor und nach Einführung eines Applied-Bachelor-Programms 2014.</w:t>
+        <w:t>Litauische Querschnittstudie in einem tertiären Krankenhaus 2025 mit 497 Antworten (56% von 900) zu Zusammenhang psychosozialer Arbeitsbelastung mit salutogenem Wohlbefinden bei Schwestern (n=271) und Ärzten (n=226).</w:t>
       </w:r>
     </w:p>
     <w:p>
@@ -336,7 +336,7 @@
         <w:t xml:space="preserve">Ergebnis: </w:t>
       </w:r>
       <w:r>
-        <w:t>Pflegepersonaldichte stieg von 77,4 (2003) auf Peak 101,2 (2012), dann Stabilisierung bei 93,3–100,0 (2024). Strukturelle Wendepunkt bei ~2012 (95%-KI: 2010–2014), 2 Jahre VOR der Reform. GLS-Modell zeigte bei 2014 Level Change: −5,45 (p=0,001) und Slope Change: −2,16 pro Jahr (p&lt;0,001). Pflegekräfte-zu-Ärzte-Ratio sank von 2,62 (2012) auf 2,30 (2024), unter WHO-Empfehlung 3:1. Prognose: 111,0 pro 10.000 bis 2035.</w:t>
+        <w:t>Schwestern berichteten signifikant höhere Werte als Ärzte: unterstützende Arbeitsbedingungen (77,6±17,7 vs. 69,7±20,0; p&lt;0,05), interne Arbeitserfahrung (81,1±14,4 vs. 77,8±15,2), Zeiterfahrung (76,1±20,9 vs. 59,6±23,6) und Wohlbefinden (SHIS: 74,1±19,2 vs. 62,7±17,2). Bei Schwestern assoziiert mit Wohlbefinden: interne Arbeitserfahrung (β=0,13; p=0,020), Zeiterfahrung (β=0,24; p&lt;0,001), Veränderungsprozess (β=0,43; p&lt;0,001). Modellgüte R²=0,512.</w:t>
       </w:r>
     </w:p>
     <w:p>
@@ -351,7 +351,7 @@
         <w:rPr>
           <w:sz w:val="19"/>
         </w:rPr>
-        <w:t>Zentralasien, anderes Ausgangssystem; Befund zeigt: Bildungsreform allein stabilisiert nicht bei Personalabbau.</w:t>
+        <w:t>Litauen, europäische Arbeitsbedingungen im Krankenhaus, ähnliche Qualifikation</w:t>
       </w:r>
     </w:p>
     <w:p>
@@ -360,7 +360,7 @@
           <w:color w:val="5A7D3A"/>
           <w:sz w:val="18"/>
         </w:rPr>
-        <w:t>https://pubmed.ncbi.nlm.nih.gov/42865703/</w:t>
+        <w:t>https://pubmed.ncbi.nlm.nih.gov/42876522/</w:t>
       </w:r>
     </w:p>
     <w:p>
@@ -368,7 +368,7 @@
         <w:pStyle w:val="Heading2"/>
       </w:pPr>
       <w:r>
-        <w:t>Informelle Pflege und Herz-Kreislauf-Gesundheit: Schutzeffekt oder Selektionseffekt?</w:t>
+        <w:t>Komplexe Multimorbidität in der Hausbetreuung: Was Gemeindeschwestern können und worum sie ringen</w:t>
       </w:r>
     </w:p>
     <w:p>
@@ -378,12 +378,12 @@
           <w:color w:val="666666"/>
           <w:sz w:val="18"/>
         </w:rPr>
-        <w:t>Cervigón R et al.  ·  PLoS One  ·  09.10.2026  ·  PMID 42853871</w:t>
+        <w:t>Lagerin A et al.  ·  BMC Prim Care  ·  09.10.2026  ·  PMID 42875741</w:t>
       </w:r>
     </w:p>
     <w:p>
       <w:r>
-        <w:t>Querschnittsanalyse von 62.881 Personen (50–84 Jahre) aus 28 europäischen Ländern (SHARE 2021–2022) mit logistischer Regression zu Assoziation zwischen informeller außerhäuslicher Betreuung und selbstberichteter kardiovaskulärer Erkrankung.</w:t>
+        <w:t>Qualitative Studie mit 15 Gemeindeschwestern in fünf Primärversorgungszentren Stockholms zu ihren Erfahrungen in der Versorgung älterer Menschen mit multipler Chronizität und psychischen Erkrankungen.</w:t>
       </w:r>
     </w:p>
     <w:p>
@@ -394,7 +394,7 @@
         <w:t xml:space="preserve">Ergebnis: </w:t>
       </w:r>
       <w:r>
-        <w:t>Unter 16.178 informellen Betreuern (25,7%) Prävalenz kardiovaskulärer Erkrankung 8,8% vs. 12,8% bei Nicht-Betreuern. Im confounding-adjustierten Modell: OR=0,85 (95%-KI: 0,78–0,93) für niedrigeres Risiko durch Betreuung. E-Wert=1,39 (Robustheit gegenüber unmessbarer Verwirrung begrenzt). Assoziation persistierte nach Ausschluss von Pflegeempfängern und Personen mit funktionalen Einschränkungen, schwächte sich ab nach Ausschluss schlechter Selbstgesundheitseinschätzung. Befund legt Selektionseffekt nahe, keine Kausalität etablierbar.</w:t>
+        <w:t>Zentrale Erkenntnisse: Schwestern fühlen sich kompetent, komplexe Patienten als ganzheitliche Person zu sehen, und sind bereit, Verantwortung zu übernehmen – jedoch nur, wenn Zeit, Unterstützung und strukturelle Voraussetzungen gegeben sind. Vier Subthemen: Komplexität als kohärente Person verstehen; Kompetenz für Patientenbedürfnisse; Primärversorgung sagt nicht nein, findet aber Lösungslücken; DN-Kompetenzen müssen sichtbar, definiert und begrenzt sein.</w:t>
       </w:r>
     </w:p>
     <w:p>
@@ -409,7 +409,7 @@
         <w:rPr>
           <w:sz w:val="19"/>
         </w:rPr>
-        <w:t>27 europäische Länder (SHARE); vergleichbare Langzeitversorgungslandschaft; Befund warnt vor Überschätzung des 'Pflegenschutzes'.</w:t>
+        <w:t>Schweden, ähnliche Primärversorgungsstruktur und Versicherungssystem</w:t>
       </w:r>
     </w:p>
     <w:p>
@@ -418,65 +418,7 @@
           <w:color w:val="5A7D3A"/>
           <w:sz w:val="18"/>
         </w:rPr>
-        <w:t>https://pubmed.ncbi.nlm.nih.gov/42853871/</w:t>
-      </w:r>
-    </w:p>
-    <w:p>
-      <w:pPr>
-        <w:pStyle w:val="Heading2"/>
-      </w:pPr>
-      <w:r>
-        <w:t>Haltung zu spiritueller Versorgung: Was sich in 20 Jahren in einer Onkologieklinik änderte</w:t>
-      </w:r>
-    </w:p>
-    <w:p>
-      <w:r>
-        <w:rPr>
-          <w:i/>
-          <w:color w:val="666666"/>
-          <w:sz w:val="18"/>
-        </w:rPr>
-        <w:t>Lundmark M et al.  ·  J Nurs Manag  ·  2026  ·  PMID 42808290</w:t>
-      </w:r>
-    </w:p>
-    <w:p>
-      <w:r>
-        <w:t>Längsschnitt-Fragebogenstudie einer schwedischen Onkologieklinik 2003 und 2023 (20 Jahre); getestete Assoziation zwischen persönlichen Merkmalen (Religiosität, Glaube) und Haltung zu spiritueller Versorgung von Krebspatienten.</w:t>
-      </w:r>
-    </w:p>
-    <w:p>
-      <w:r>
-        <w:rPr>
-          <w:b/>
-        </w:rPr>
-        <w:t xml:space="preserve">Ergebnis: </w:t>
-      </w:r>
-      <w:r>
-        <w:t>Pflegekräfte äußerten positive Haltung zu spiritueller Versorgung in beiden Befragungen. 2023 mehr Personal betrachtete Spiritualbedarf als relevant (Unterschied nicht beziffert). Keine großen Unterschiede in Selbsteinschätzung von Häufigkeit, Fähigkeit und Häufigkeit spiritueller Versorgungserbringung. Bildung darin 2003 wie 2023 als wichtig beurteilt, aber Weiterbildungsquote 2023 gesunken. Einflussfaktoren: 'organisierte Religiosität' 2003 mit Fähigkeit assoziiert (signifikant), 'nicht-organisierte Religiosität' 2023 mit Fähigkeit assoziiert (signifikant). Weitere Faktoren von 2003 verloren Relevanz bis 2023.</w:t>
-      </w:r>
-    </w:p>
-    <w:p>
-      <w:r>
-        <w:rPr>
-          <w:b/>
-          <w:sz w:val="19"/>
-        </w:rPr>
-        <w:t xml:space="preserve">Übertragbarkeit: </w:t>
-      </w:r>
-      <w:r>
-        <w:rPr>
-          <w:sz w:val="19"/>
-        </w:rPr>
-        <w:t>Schweden, langzeitliche Perspektive; zeigt: gesellschaftliche Säkularisierung formt Pflegefachkulturen um.</w:t>
-      </w:r>
-    </w:p>
-    <w:p>
-      <w:r>
-        <w:rPr>
-          <w:color w:val="5A7D3A"/>
-          <w:sz w:val="18"/>
-        </w:rPr>
-        <w:t>https://pubmed.ncbi.nlm.nih.gov/42808290/</w:t>
+        <w:t>https://pubmed.ncbi.nlm.nih.gov/42875741/</w:t>
       </w:r>
     </w:p>
     <w:sectPr>

--- a/download/studien-aktuell.docx
+++ b/download/studien-aktuell.docx
@@ -62,7 +62,7 @@
           <w:color w:val="666666"/>
           <w:sz w:val="18"/>
         </w:rPr>
-        <w:t>Stand: 16.10.2026  |  6 Studien  |  pflege.m-vf.de</w:t>
+        <w:t>Stand: 17.10.2026  |  1 Studien  |  pflege.m-vf.de</w:t>
       </w:r>
     </w:p>
     <w:p>
@@ -70,7 +70,7 @@
         <w:pStyle w:val="Heading1"/>
       </w:pPr>
       <w:r>
-        <w:t>Aufgenommen am 16.10.2026</w:t>
+        <w:t>Aufgenommen am 17.10.2026</w:t>
       </w:r>
     </w:p>
     <w:p>
@@ -78,7 +78,7 @@
         <w:pStyle w:val="Heading2"/>
       </w:pPr>
       <w:r>
-        <w:t>Medikamentenselbstverwaltung bei Demenz: Co-Design-Intervention mit Angehörigen in England</w:t>
+        <w:t>Infektionen in Pflegeheimen: Häufigkeit, Risikofaktoren und Antibiotikaverbrauch in Polen</w:t>
       </w:r>
     </w:p>
     <w:p>
@@ -88,12 +88,12 @@
           <w:color w:val="666666"/>
           <w:sz w:val="18"/>
         </w:rPr>
-        <w:t>Powell C et al.  ·  Health Expect  ·  Okt. 2026  ·  PMID 42878217</w:t>
+        <w:t>Jachowicz-Matczak E et al.  ·  J Infect Public Health  ·  28.09.2026  ·  PMID 42815319</w:t>
       </w:r>
     </w:p>
     <w:p>
       <w:r>
-        <w:t>Qualitative Studie mit Experience-Based-Co-Design-Ansatz in Großbritannien zur Entwicklung einer psychosozialen Intervention (MAGNET) für die Medikamentenselbstverwaltung bei community-dweller mit leichter bis mittelschwerer Demenz und deren Angehörigen.</w:t>
+        <w:t>Prospektive Beobachtungsstudie über 20 Monate in fünf polnischen Pflegeheimen mit 250 Bewohnern zur Erfassung nosokomialer Infektionen.</w:t>
       </w:r>
     </w:p>
     <w:p>
@@ -104,7 +104,7 @@
         <w:t xml:space="preserve">Ergebnis: </w:t>
       </w:r>
       <w:r>
-        <w:t>Co-designed-Intervention konzentriert sich auf fünf Prioritäten: Auswirkungen von Demenz auf Medikamentenorganisation; Medikamentenkenntnisse; verfügbare Hilfe; Personalisierung; Zukunftsplanung. Entwickelt: Leitfaden, Video, Erinnerungskarte für Person und Schulungs-/Implementierungsleitfaden für Fachkräfte mit Logik-Modell. Teilnehmer berichteten positive Erfahrungen: Rückgabe an Gemeinschaft, Lernen von und Unterstützung durch andere. Unmittelbare soziale Wirkung nachgewiesen.</w:t>
+        <w:t>194 healthcare-associated infections bei 137.537 Bewohnertagen (Inzidenz 1,41/1000 Bewohnertage); Atemwegsinfektionen am häufigsten (n=80 in 70 Patienten), Fallsterblichkeit gesamt 8,25 %, bei Atemwegsinfektionen 15,7 %. Antibiotikaverbrauch 10,70 Therapietage/1000 Bewohnertage. Atemwegsinfektionen assoziiert mit höherem Alter, Gebrechlichkeit und mangelnder Pneumokokkenimpfung.</w:t>
       </w:r>
     </w:p>
     <w:p>
@@ -119,7 +119,7 @@
         <w:rPr>
           <w:sz w:val="19"/>
         </w:rPr>
-        <w:t>Großbritannien, vergleichbares System mit Pflegekassen-Aspekten</w:t>
+        <w:t>Polen, vergleichbare Pflegeheim-Infrastruktur und Dokumentation</w:t>
       </w:r>
     </w:p>
     <w:p>
@@ -128,297 +128,7 @@
           <w:color w:val="5A7D3A"/>
           <w:sz w:val="18"/>
         </w:rPr>
-        <w:t>https://pubmed.ncbi.nlm.nih.gov/42878217/</w:t>
-      </w:r>
-    </w:p>
-    <w:p>
-      <w:pPr>
-        <w:pStyle w:val="Heading2"/>
-      </w:pPr>
-      <w:r>
-        <w:t>Herausforderndes Verhalten und Schmerz in Heimen: Multidisziplinäre Methode mit Angehörigen wirksam</w:t>
-      </w:r>
-    </w:p>
-    <w:p>
-      <w:r>
-        <w:rPr>
-          <w:i/>
-          <w:color w:val="666666"/>
-          <w:sz w:val="18"/>
-        </w:rPr>
-        <w:t>Tasseron-Dries PEM et al.  ·  Int J Geriatr Psychiatry  ·  Okt. 2026  ·  PMID 42878126</w:t>
-      </w:r>
-    </w:p>
-    <w:p>
-      <w:r>
-        <w:t>Niederländische Studie zur Wirkung der Methode STA OP! mit Familie auf schwieriges Verhalten und Schmerz bei demenzkranken Heimbewohnern in 10 Stationen mit 77 Bewohnern und ihren Angehörigen.</w:t>
-      </w:r>
-    </w:p>
-    <w:p>
-      <w:r>
-        <w:rPr>
-          <w:b/>
-        </w:rPr>
-        <w:t xml:space="preserve">Ergebnis: </w:t>
-      </w:r>
-      <w:r>
-        <w:t>Schwieriges Verhalten sank signifikant nach 3 Monaten (standardisierter Koeffizient -0,2; 95%-KI -0,3 bis -0,04) und nach 6 Monaten (-0,2; 95%-KI -0,3 bis -0,03). Beobachtete Schmerzen zeigten Reduktion nach 6 Monaten (-0,2; 95%-KI -0,3 bis -0,004). Emotionale Belastung des Pflegepersonals sank signifikant (3 Monate: -0,3; 95%-KI -0,4 bis -0,1). Keine Veränderungen in Lebensqualität, Medikamentengebrauch oder Angehörigenerfahrungen.</w:t>
-      </w:r>
-    </w:p>
-    <w:p>
-      <w:r>
-        <w:rPr>
-          <w:b/>
-          <w:sz w:val="19"/>
-        </w:rPr>
-        <w:t xml:space="preserve">Übertragbarkeit: </w:t>
-      </w:r>
-      <w:r>
-        <w:rPr>
-          <w:sz w:val="19"/>
-        </w:rPr>
-        <w:t>Niederlande, vergleichbares Pflegeheim-System und Versicherungsmodell</w:t>
-      </w:r>
-    </w:p>
-    <w:p>
-      <w:r>
-        <w:rPr>
-          <w:color w:val="5A7D3A"/>
-          <w:sz w:val="18"/>
-        </w:rPr>
-        <w:t>https://pubmed.ncbi.nlm.nih.gov/42878126/</w:t>
-      </w:r>
-    </w:p>
-    <w:p>
-      <w:pPr>
-        <w:pStyle w:val="Heading2"/>
-      </w:pPr>
-      <w:r>
-        <w:t>Frühzeichen für Verschlechterung bei demenzkranken Heimbewohnern: Prognosemodell mit IPOS-Dem</w:t>
-      </w:r>
-    </w:p>
-    <w:p>
-      <w:r>
-        <w:rPr>
-          <w:i/>
-          <w:color w:val="666666"/>
-          <w:sz w:val="18"/>
-        </w:rPr>
-        <w:t>Serban S et al.  ·  Front Public Health  ·  30.09.2026  ·  PMID 42877224</w:t>
-      </w:r>
-    </w:p>
-    <w:p>
-      <w:r>
-        <w:t>Sekundäranalyse longitudinaler Daten aus einer Schweizer randomisierten kontrollierten Studie (stepped wedge) mit 222 Heimbewohnern mit Demenz zur Vorhersage rezidivierender Verschlechterung mittels monatlichen IPOS-Dem-Messungen.</w:t>
-      </w:r>
-    </w:p>
-    <w:p>
-      <w:r>
-        <w:rPr>
-          <w:b/>
-        </w:rPr>
-        <w:t xml:space="preserve">Ergebnis: </w:t>
-      </w:r>
-      <w:r>
-        <w:t>Von 2.107 Vorhersageepisoden verschlechterten sich 535 (25,4%), 72 von 222 Bewohnern (32,4%) zeigten rezidivierende Verschlechterung. Höhere mittlere DEBI (Emotional/Behavioral Impact) erhöhte Rezidivrisiko (OR 2,655; 95%-KI 1,382–5,101; p=0,003), ebenso höheres Alter (OR 1,055 pro Jahr; 95%-KI 1,006–1,107; p=0,027). Modellperformance: AUC 0,754; Brier 0,179. Serielle IPOS-Dem-Monitoring bot verwertbare Indikatoren für Level und Trajektorie.</w:t>
-      </w:r>
-    </w:p>
-    <w:p>
-      <w:r>
-        <w:rPr>
-          <w:b/>
-          <w:sz w:val="19"/>
-        </w:rPr>
-        <w:t xml:space="preserve">Übertragbarkeit: </w:t>
-      </w:r>
-      <w:r>
-        <w:rPr>
-          <w:sz w:val="19"/>
-        </w:rPr>
-        <w:t>Schweiz, vergleichbares Pflegeheim-Versicherungssystem</w:t>
-      </w:r>
-    </w:p>
-    <w:p>
-      <w:r>
-        <w:rPr>
-          <w:color w:val="5A7D3A"/>
-          <w:sz w:val="18"/>
-        </w:rPr>
-        <w:t>https://pubmed.ncbi.nlm.nih.gov/42877224/</w:t>
-      </w:r>
-    </w:p>
-    <w:p>
-      <w:pPr>
-        <w:pStyle w:val="Heading2"/>
-      </w:pPr>
-      <w:r>
-        <w:t>Psychische Gesundheit und ländliche Versorgung: Wissenslücken bei Haushaltsschwestern in Polen</w:t>
-      </w:r>
-    </w:p>
-    <w:p>
-      <w:r>
-        <w:rPr>
-          <w:i/>
-          <w:color w:val="666666"/>
-          <w:sz w:val="18"/>
-        </w:rPr>
-        <w:t>Pietrzak M et al.  ·  Front Public Health  ·  30.09.2026  ·  PMID 42876669</w:t>
-      </w:r>
-    </w:p>
-    <w:p>
-      <w:r>
-        <w:t>Querschnittstudie mit 207 Haushaltsschwestern in Polen (Feb–Mai 2026) zu Level und Determinanten psychischer Gesundheitskompetenz (mental health literacy) mittels Mental Health Literacy Scale.</w:t>
-      </w:r>
-    </w:p>
-    <w:p>
-      <w:r>
-        <w:rPr>
-          <w:b/>
-        </w:rPr>
-        <w:t xml:space="preserve">Ergebnis: </w:t>
-      </w:r>
-      <w:r>
-        <w:t>Mediane normalisierte Gesamtpunkte: 70,43%. Niedrigste Scores: Wissen über Risikofaktoren und Ursachen sowie Wissen über professionelle Hilfe (je 66,67%). Höchste: Erkennung von Störungen und Wissen, wie man mentale Gesundheitsinformation sucht (je 75%). Unabhängig assoziiert mit höheren Scores: jüngeres Alter, Wohnort in der Stadt, Familie/Bekannte mit psychischer Störung, beruflicher Kontakt zu Menschen mit Störungen. Negative Assoziation mit Alter und Dienstdauer bei erfahrenen Schwestern.</w:t>
-      </w:r>
-    </w:p>
-    <w:p>
-      <w:r>
-        <w:rPr>
-          <w:b/>
-          <w:sz w:val="19"/>
-        </w:rPr>
-        <w:t xml:space="preserve">Übertragbarkeit: </w:t>
-      </w:r>
-      <w:r>
-        <w:rPr>
-          <w:sz w:val="19"/>
-        </w:rPr>
-        <w:t>Polen, europäisches Haushalts-Setting, ähnliche Primärversorgungsstruktur</w:t>
-      </w:r>
-    </w:p>
-    <w:p>
-      <w:r>
-        <w:rPr>
-          <w:color w:val="5A7D3A"/>
-          <w:sz w:val="18"/>
-        </w:rPr>
-        <w:t>https://pubmed.ncbi.nlm.nih.gov/42876669/</w:t>
-      </w:r>
-    </w:p>
-    <w:p>
-      <w:pPr>
-        <w:pStyle w:val="Heading2"/>
-      </w:pPr>
-      <w:r>
-        <w:t>Psychosoziale Arbeitsbedingungen und Gesundheit: Schwestern berichten mehr Wohlbefinden als Ärzte</w:t>
-      </w:r>
-    </w:p>
-    <w:p>
-      <w:r>
-        <w:rPr>
-          <w:i/>
-          <w:color w:val="666666"/>
-          <w:sz w:val="18"/>
-        </w:rPr>
-        <w:t>Andruškienė J et al.  ·  Front Public Health  ·  30.09.2026  ·  PMID 42876522</w:t>
-      </w:r>
-    </w:p>
-    <w:p>
-      <w:r>
-        <w:t>Litauische Querschnittstudie in einem tertiären Krankenhaus 2025 mit 497 Antworten (56% von 900) zu Zusammenhang psychosozialer Arbeitsbelastung mit salutogenem Wohlbefinden bei Schwestern (n=271) und Ärzten (n=226).</w:t>
-      </w:r>
-    </w:p>
-    <w:p>
-      <w:r>
-        <w:rPr>
-          <w:b/>
-        </w:rPr>
-        <w:t xml:space="preserve">Ergebnis: </w:t>
-      </w:r>
-      <w:r>
-        <w:t>Schwestern berichteten signifikant höhere Werte als Ärzte: unterstützende Arbeitsbedingungen (77,6±17,7 vs. 69,7±20,0; p&lt;0,05), interne Arbeitserfahrung (81,1±14,4 vs. 77,8±15,2), Zeiterfahrung (76,1±20,9 vs. 59,6±23,6) und Wohlbefinden (SHIS: 74,1±19,2 vs. 62,7±17,2). Bei Schwestern assoziiert mit Wohlbefinden: interne Arbeitserfahrung (β=0,13; p=0,020), Zeiterfahrung (β=0,24; p&lt;0,001), Veränderungsprozess (β=0,43; p&lt;0,001). Modellgüte R²=0,512.</w:t>
-      </w:r>
-    </w:p>
-    <w:p>
-      <w:r>
-        <w:rPr>
-          <w:b/>
-          <w:sz w:val="19"/>
-        </w:rPr>
-        <w:t xml:space="preserve">Übertragbarkeit: </w:t>
-      </w:r>
-      <w:r>
-        <w:rPr>
-          <w:sz w:val="19"/>
-        </w:rPr>
-        <w:t>Litauen, europäische Arbeitsbedingungen im Krankenhaus, ähnliche Qualifikation</w:t>
-      </w:r>
-    </w:p>
-    <w:p>
-      <w:r>
-        <w:rPr>
-          <w:color w:val="5A7D3A"/>
-          <w:sz w:val="18"/>
-        </w:rPr>
-        <w:t>https://pubmed.ncbi.nlm.nih.gov/42876522/</w:t>
-      </w:r>
-    </w:p>
-    <w:p>
-      <w:pPr>
-        <w:pStyle w:val="Heading2"/>
-      </w:pPr>
-      <w:r>
-        <w:t>Komplexe Multimorbidität in der Hausbetreuung: Was Gemeindeschwestern können und worum sie ringen</w:t>
-      </w:r>
-    </w:p>
-    <w:p>
-      <w:r>
-        <w:rPr>
-          <w:i/>
-          <w:color w:val="666666"/>
-          <w:sz w:val="18"/>
-        </w:rPr>
-        <w:t>Lagerin A et al.  ·  BMC Prim Care  ·  09.10.2026  ·  PMID 42875741</w:t>
-      </w:r>
-    </w:p>
-    <w:p>
-      <w:r>
-        <w:t>Qualitative Studie mit 15 Gemeindeschwestern in fünf Primärversorgungszentren Stockholms zu ihren Erfahrungen in der Versorgung älterer Menschen mit multipler Chronizität und psychischen Erkrankungen.</w:t>
-      </w:r>
-    </w:p>
-    <w:p>
-      <w:r>
-        <w:rPr>
-          <w:b/>
-        </w:rPr>
-        <w:t xml:space="preserve">Ergebnis: </w:t>
-      </w:r>
-      <w:r>
-        <w:t>Zentrale Erkenntnisse: Schwestern fühlen sich kompetent, komplexe Patienten als ganzheitliche Person zu sehen, und sind bereit, Verantwortung zu übernehmen – jedoch nur, wenn Zeit, Unterstützung und strukturelle Voraussetzungen gegeben sind. Vier Subthemen: Komplexität als kohärente Person verstehen; Kompetenz für Patientenbedürfnisse; Primärversorgung sagt nicht nein, findet aber Lösungslücken; DN-Kompetenzen müssen sichtbar, definiert und begrenzt sein.</w:t>
-      </w:r>
-    </w:p>
-    <w:p>
-      <w:r>
-        <w:rPr>
-          <w:b/>
-          <w:sz w:val="19"/>
-        </w:rPr>
-        <w:t xml:space="preserve">Übertragbarkeit: </w:t>
-      </w:r>
-      <w:r>
-        <w:rPr>
-          <w:sz w:val="19"/>
-        </w:rPr>
-        <w:t>Schweden, ähnliche Primärversorgungsstruktur und Versicherungssystem</w:t>
-      </w:r>
-    </w:p>
-    <w:p>
-      <w:r>
-        <w:rPr>
-          <w:color w:val="5A7D3A"/>
-          <w:sz w:val="18"/>
-        </w:rPr>
-        <w:t>https://pubmed.ncbi.nlm.nih.gov/42875741/</w:t>
+        <w:t>https://pubmed.ncbi.nlm.nih.gov/42815319/</w:t>
       </w:r>
     </w:p>
     <w:sectPr>

--- a/download/studien-aktuell.docx
+++ b/download/studien-aktuell.docx
@@ -62,7 +62,7 @@
           <w:color w:val="666666"/>
           <w:sz w:val="18"/>
         </w:rPr>
-        <w:t>Stand: 17.10.2026  |  1 Studien  |  pflege.m-vf.de</w:t>
+        <w:t>Stand: 18.10.2026  |  7 Studien  |  pflege.m-vf.de</w:t>
       </w:r>
     </w:p>
     <w:p>
@@ -70,7 +70,7 @@
         <w:pStyle w:val="Heading1"/>
       </w:pPr>
       <w:r>
-        <w:t>Aufgenommen am 17.10.2026</w:t>
+        <w:t>Aufgenommen am 18.10.2026</w:t>
       </w:r>
     </w:p>
     <w:p>
@@ -78,7 +78,7 @@
         <w:pStyle w:val="Heading2"/>
       </w:pPr>
       <w:r>
-        <w:t>Infektionen in Pflegeheimen: Häufigkeit, Risikofaktoren und Antibiotikaverbrauch in Polen</w:t>
+        <w:t>Sekundäres Trauma und Wachstum bei Pflegefachpersonen: drei psychische Profile</w:t>
       </w:r>
     </w:p>
     <w:p>
@@ -88,12 +88,12 @@
           <w:color w:val="666666"/>
           <w:sz w:val="18"/>
         </w:rPr>
-        <w:t>Jachowicz-Matczak E et al.  ·  J Infect Public Health  ·  28.09.2026  ·  PMID 42815319</w:t>
+        <w:t>Hu A et al.  ·  Front Public Health  ·  02.10.2026  ·  PMID 42890603</w:t>
       </w:r>
     </w:p>
     <w:p>
       <w:r>
-        <w:t>Prospektive Beobachtungsstudie über 20 Monate in fünf polnischen Pflegeheimen mit 250 Bewohnern zur Erfassung nosokomialer Infektionen.</w:t>
+        <w:t>Querschnittsstudie bei 496 chinesischen klinischen Pflegefachpersonen zur Identifikation unterschiedlicher Profile sekundären Traumas und posttraumatischen Wachstums und deren Einflussfaktoren.</w:t>
       </w:r>
     </w:p>
     <w:p>
@@ -104,7 +104,7 @@
         <w:t xml:space="preserve">Ergebnis: </w:t>
       </w:r>
       <w:r>
-        <w:t>194 healthcare-associated infections bei 137.537 Bewohnertagen (Inzidenz 1,41/1000 Bewohnertage); Atemwegsinfektionen am häufigsten (n=80 in 70 Patienten), Fallsterblichkeit gesamt 8,25 %, bei Atemwegsinfektionen 15,7 %. Antibiotikaverbrauch 10,70 Therapietage/1000 Bewohnertage. Atemwegsinfektionen assoziiert mit höherem Alter, Gebrechlichkeit und mangelnder Pneumokokkenimpfung.</w:t>
+        <w:t>Drei Profile identifiziert: Niedrig-Antwort-Profil (34,3%), Hochrisiko-Profil (42,3%), Positiv-Wachstums-Profil (23,4%). Selbstbeurteilter Gesundheitsstatus, Arbeitszufriedenheit, wahrgenommenes Burnout, administrative Position, Persönlichkeitsmerkmale und soziale Unterstützung waren signifikant mit Profilzugehörigkeit assoziiert (p &lt; 0,05). Zeigt heterogene psychische Reaktionsmuster auf Belastung.</w:t>
       </w:r>
     </w:p>
     <w:p>
@@ -119,7 +119,7 @@
         <w:rPr>
           <w:sz w:val="19"/>
         </w:rPr>
-        <w:t>Polen, vergleichbare Pflegeheim-Infrastruktur und Dokumentation</w:t>
+        <w:t>China – Kontext strukturelle Unterschiede; psychisches Belastungsprofil prinzipiell übertragbar</w:t>
       </w:r>
     </w:p>
     <w:p>
@@ -128,7 +128,355 @@
           <w:color w:val="5A7D3A"/>
           <w:sz w:val="18"/>
         </w:rPr>
-        <w:t>https://pubmed.ncbi.nlm.nih.gov/42815319/</w:t>
+        <w:t>https://pubmed.ncbi.nlm.nih.gov/42890603/</w:t>
+      </w:r>
+    </w:p>
+    <w:p>
+      <w:pPr>
+        <w:pStyle w:val="Heading2"/>
+      </w:pPr>
+      <w:r>
+        <w:t>Mentoring neu rekrutierter Intensivpfleger: Erfahrungen aus Ghana</w:t>
+      </w:r>
+    </w:p>
+    <w:p>
+      <w:r>
+        <w:rPr>
+          <w:i/>
+          <w:color w:val="666666"/>
+          <w:sz w:val="18"/>
+        </w:rPr>
+        <w:t>Konlan KD et al.  ·  Nurs Open  ·  Okt. 2026  ·  PMID 42888842</w:t>
+      </w:r>
+    </w:p>
+    <w:p>
+      <w:r>
+        <w:t>Qualitative explorative Studie bei 12 neu rekrutierten Intensivpflegern in Accra zur Identifikation ihrer Erfahrungen und Bewältigungsstrategien in ressourcenlimitiertem Setting.</w:t>
+      </w:r>
+    </w:p>
+    <w:p>
+      <w:r>
+        <w:rPr>
+          <w:b/>
+        </w:rPr>
+        <w:t xml:space="preserve">Ergebnis: </w:t>
+      </w:r>
+      <w:r>
+        <w:t>Kernthemen: Schichtkonflikte, fehlende Mentoren, unsupportive Lernumgebung; Bewältigungsstrategien: Selbstlerninitiative, Forderung nach strukturierten Orientierungsprogrammen, regelmäßige Evaluationen, Peer-Support-Netzwerke. Befunde zeigen: Ineffektives Mentoring durch Abwesenheit institutioneller Mentorship-Protokolle; strukturierte Orientation, Peer-Mentoring und geschützte Mentorship-Zeit als Lösungen identifiziert.</w:t>
+      </w:r>
+    </w:p>
+    <w:p>
+      <w:r>
+        <w:rPr>
+          <w:b/>
+          <w:sz w:val="19"/>
+        </w:rPr>
+        <w:t xml:space="preserve">Übertragbarkeit: </w:t>
+      </w:r>
+      <w:r>
+        <w:rPr>
+          <w:sz w:val="19"/>
+        </w:rPr>
+        <w:t>Ghana – ressourcenbegrenzt, aber Mentoring-Gap und Bewältigungsstrategien prinzipiell relevant</w:t>
+      </w:r>
+    </w:p>
+    <w:p>
+      <w:r>
+        <w:rPr>
+          <w:color w:val="5A7D3A"/>
+          <w:sz w:val="18"/>
+        </w:rPr>
+        <w:t>https://pubmed.ncbi.nlm.nih.gov/42888842/</w:t>
+      </w:r>
+    </w:p>
+    <w:p>
+      <w:pPr>
+        <w:pStyle w:val="Heading2"/>
+      </w:pPr>
+      <w:r>
+        <w:t>Strukturiertes Schmerzmanagement bei Terminalpatienten: schneller Einsatz, bessere Outcomes</w:t>
+      </w:r>
+    </w:p>
+    <w:p>
+      <w:r>
+        <w:rPr>
+          <w:i/>
+          <w:color w:val="666666"/>
+          <w:sz w:val="18"/>
+        </w:rPr>
+        <w:t>Nie H et al.  ·  Medicine (Baltimore)  ·  16.10.2026  ·  PMID 42888634</w:t>
+      </w:r>
+    </w:p>
+    <w:p>
+      <w:r>
+        <w:t>Retrospektive Kohortenstudie bei 724 Terminalkrebspatienten in der Notaufnahme zur Assoziation zwischen zeitgerechtem strukturiertem Schmerzmanagement und Schmerzlinderung.</w:t>
+      </w:r>
+    </w:p>
+    <w:p>
+      <w:r>
+        <w:rPr>
+          <w:b/>
+        </w:rPr>
+        <w:t xml:space="preserve">Ergebnis: </w:t>
+      </w:r>
+      <w:r>
+        <w:t>58,2% der Patienten erreichten effektive Schmerzlinderung (≥2-Punkte-Reduktion innerhalb 1 Stunde). Unabhängige Prädiktoren: Schmerzassessment innerhalb 30 Minuten (OR 1,84), Analgetikagabe innerhalb 30 Minuten (OR 2,24), Opioidnutzung (OR 1,52), dokumentierte Reassessment (OR 1,69). Strukturierte Gruppe (n=286): 75,9% vs. 46,6% Schmerzlinderung, schnellerer Eintritt (29,6 ± 11,3 vs. 52,7 ± 15,9 Min.), kürzerer Aufenthalt (3,4 ± 1,1 vs. 4,7 ± 1,4 Std.), weniger Revisiten in 72h (7,3% vs. 21,0%, p&lt;0,001).</w:t>
+      </w:r>
+    </w:p>
+    <w:p>
+      <w:r>
+        <w:rPr>
+          <w:b/>
+          <w:sz w:val="19"/>
+        </w:rPr>
+        <w:t xml:space="preserve">Übertragbarkeit: </w:t>
+      </w:r>
+      <w:r>
+        <w:rPr>
+          <w:sz w:val="19"/>
+        </w:rPr>
+        <w:t>China – Dokumentationspraxis übertragbar, Palliativversorgung relevant</w:t>
+      </w:r>
+    </w:p>
+    <w:p>
+      <w:r>
+        <w:rPr>
+          <w:color w:val="5A7D3A"/>
+          <w:sz w:val="18"/>
+        </w:rPr>
+        <w:t>https://pubmed.ncbi.nlm.nih.gov/42888634/</w:t>
+      </w:r>
+    </w:p>
+    <w:p>
+      <w:pPr>
+        <w:pStyle w:val="Heading2"/>
+      </w:pPr>
+      <w:r>
+        <w:t>Moralischer Stress bei Neueinsteigern: Zusammenhang mit Kündigungsabsicht</w:t>
+      </w:r>
+    </w:p>
+    <w:p>
+      <w:r>
+        <w:rPr>
+          <w:i/>
+          <w:color w:val="666666"/>
+          <w:sz w:val="18"/>
+        </w:rPr>
+        <w:t>Harris MA et al.  ·  Nurs Open  ·  Okt. 2026  ·  PMID 42888519</w:t>
+      </w:r>
+    </w:p>
+    <w:p>
+      <w:r>
+        <w:t>Querschnittsstudie bei 203 neu lizenzierten Pflegefachpersonen (194 RN, 9 LPN) in US-amerikanischer Akutversorgung zur Assoziation zwischen moralischem Stress und Kündigungsabsicht.</w:t>
+      </w:r>
+    </w:p>
+    <w:p>
+      <w:r>
+        <w:rPr>
+          <w:b/>
+        </w:rPr>
+        <w:t xml:space="preserve">Ergebnis: </w:t>
+      </w:r>
+      <w:r>
+        <w:t>Moralischer Stress signifikant mit Kündigungsabsicht assoziiert (p&lt;0,05), kontrolliert für Abteilung und Lizenztyp. Höhere Scores für moralischen Stress und Kündigungsabsicht in Medical-Surgical/Stepdown-Abteilungen als in Critical Care/ED und Procedural/Surgical Einheiten. Befunde zeigen: Moralischer Stress ist bedeutsamer Faktor für Fluktuationsabsicht bei Neueinsteigern; departmentspezifische Unterschiede deuten auf Bedarf für Abteilungsinterventionen hin.</w:t>
+      </w:r>
+    </w:p>
+    <w:p>
+      <w:r>
+        <w:rPr>
+          <w:b/>
+          <w:sz w:val="19"/>
+        </w:rPr>
+        <w:t xml:space="preserve">Übertragbarkeit: </w:t>
+      </w:r>
+      <w:r>
+        <w:rPr>
+          <w:sz w:val="19"/>
+        </w:rPr>
+        <w:t>USA – Konzept übertragbar; deutsche Retention-Problematik bei Neueinsteigern ähnlich</w:t>
+      </w:r>
+    </w:p>
+    <w:p>
+      <w:r>
+        <w:rPr>
+          <w:color w:val="5A7D3A"/>
+          <w:sz w:val="18"/>
+        </w:rPr>
+        <w:t>https://pubmed.ncbi.nlm.nih.gov/42888519/</w:t>
+      </w:r>
+    </w:p>
+    <w:p>
+      <w:pPr>
+        <w:pStyle w:val="Heading2"/>
+      </w:pPr>
+      <w:r>
+        <w:t>Belastung pflegender Eltern seltener Erkrankungen: unerwartete sozioökonomische Befunde</w:t>
+      </w:r>
+    </w:p>
+    <w:p>
+      <w:r>
+        <w:rPr>
+          <w:i/>
+          <w:color w:val="666666"/>
+          <w:sz w:val="18"/>
+        </w:rPr>
+        <w:t>Brandt M et al.  ·  Orphanet J Rare Dis  ·  12.10.2026  ·  PMID 42881418</w:t>
+      </w:r>
+    </w:p>
+    <w:p>
+      <w:r>
+        <w:t>Querschnittsstudie bei 123 deutschen Eltern (84% weiblich) von Kindern mit seltenen Erkrankungen zur Erfassung von Pflegebelastung und ihrer Prädiktoren.</w:t>
+      </w:r>
+    </w:p>
+    <w:p>
+      <w:r>
+        <w:rPr>
+          <w:b/>
+        </w:rPr>
+        <w:t xml:space="preserve">Ergebnis: </w:t>
+      </w:r>
+      <w:r>
+        <w:t>23% berichteten depressive Symptome (Borderline/klinisch relevant); 77% mindestens eine unerfüllte Unterstützungsneed; in Subgruppe mit Pflegebedarf: 24% hohe Pflegebelastung. Nach Adjustierung: Gruppe mit vs. ohne Pflegebedarf zeigte keine signifikanten Unterschiede in depressiven Symptomen, unerfüllten Needs oder Zufriedenheit (aber mittlere Effektstärken). Unerwartete Assoziation: höherer sozioökonomischer Status → höhere Pflegebelastung. Faktoren mit höchsten Assoziationen: niedrigere pflegebezogene Lebensqualität, höherer SES, elterliche depressive Symptome, niedrigere Zufriedenheit.</w:t>
+      </w:r>
+    </w:p>
+    <w:p>
+      <w:r>
+        <w:rPr>
+          <w:b/>
+          <w:sz w:val="19"/>
+        </w:rPr>
+        <w:t xml:space="preserve">Übertragbarkeit: </w:t>
+      </w:r>
+      <w:r>
+        <w:rPr>
+          <w:sz w:val="19"/>
+        </w:rPr>
+        <w:t>Deutschland – deutsches Sample, vergleichbare Sozialstruktur, familiäre Pflege zentral</w:t>
+      </w:r>
+    </w:p>
+    <w:p>
+      <w:r>
+        <w:rPr>
+          <w:color w:val="5A7D3A"/>
+          <w:sz w:val="18"/>
+        </w:rPr>
+        <w:t>https://pubmed.ncbi.nlm.nih.gov/42881418/</w:t>
+      </w:r>
+    </w:p>
+    <w:p>
+      <w:pPr>
+        <w:pStyle w:val="Heading2"/>
+      </w:pPr>
+      <w:r>
+        <w:t>Haemostasis-Protokolle in der Interventionskardiologie: Supervision und Adhärenz bei Pflegefachpersonen</w:t>
+      </w:r>
+    </w:p>
+    <w:p>
+      <w:r>
+        <w:rPr>
+          <w:i/>
+          <w:color w:val="666666"/>
+          <w:sz w:val="18"/>
+        </w:rPr>
+        <w:t>Rodrigues D et al.  ·  J Nurs Manag  ·  2026  ·  PMID 42878027</w:t>
+      </w:r>
+    </w:p>
+    <w:p>
+      <w:r>
+        <w:t>Querschnittsstudie bei 96 portugiesischen Fachkräften in fünf Krankenhäusern zur Einhaltung von Hämostase-Protokollen nach radialer Koronarangiographie und zur klinischen Supervision.</w:t>
+      </w:r>
+    </w:p>
+    <w:p>
+      <w:r>
+        <w:rPr>
+          <w:b/>
+        </w:rPr>
+        <w:t xml:space="preserve">Ergebnis: </w:t>
+      </w:r>
+      <w:r>
+        <w:t>Nur 6,3% zeigten volle Adhärenz zum TR-Band-Protokoll, 44,2% teilweise Adhärenz; erhebliche Variabilität bei Nachsorge (Fahrverbot 24 h: 44,8 % vs. 48 h: 47,9 %); 88,5% der Pflegefachpersonen hatten keine formale Supervisionsschulung; Supervisoren nutzten vorwiegend Erklärung und Demonstration (87,3%), weniger Feedback (45,1%) und Diskussion (43,1%). Zeigt großes Defizit zwischen Protokoll und Praxis sowie in formativer Supervision.</w:t>
+      </w:r>
+    </w:p>
+    <w:p>
+      <w:r>
+        <w:rPr>
+          <w:b/>
+          <w:sz w:val="19"/>
+        </w:rPr>
+        <w:t xml:space="preserve">Übertragbarkeit: </w:t>
+      </w:r>
+      <w:r>
+        <w:rPr>
+          <w:sz w:val="19"/>
+        </w:rPr>
+        <w:t>Portugal – vergleichbare Pflegefachausbildung, kardiovaskuläre Pflegepraxis übertragbar</w:t>
+      </w:r>
+    </w:p>
+    <w:p>
+      <w:r>
+        <w:rPr>
+          <w:color w:val="5A7D3A"/>
+          <w:sz w:val="18"/>
+        </w:rPr>
+        <w:t>https://pubmed.ncbi.nlm.nih.gov/42878027/</w:t>
+      </w:r>
+    </w:p>
+    <w:p>
+      <w:pPr>
+        <w:pStyle w:val="Heading2"/>
+      </w:pPr>
+      <w:r>
+        <w:t>Krisen-Resilienz im deutschen Gesundheitswesen: Bereitschaft von Nachwuchspflegekräften</w:t>
+      </w:r>
+    </w:p>
+    <w:p>
+      <w:r>
+        <w:rPr>
+          <w:i/>
+          <w:color w:val="666666"/>
+          <w:sz w:val="18"/>
+        </w:rPr>
+        <w:t>Amling L et al.  ·  BMC Public Health  ·  02.10.2026  ·  PMID 42827239</w:t>
+      </w:r>
+    </w:p>
+    <w:p>
+      <w:r>
+        <w:t>Querschnittsstudie bei 514 deutschen Studierenden (Medizin, Pflege, Rettungsdienst) zur Assoziationen zwischen Vorbereitung, Bewusstsein, Eigenverantwortung und Bereitschaft zur Krisenbewältigung.</w:t>
+      </w:r>
+    </w:p>
+    <w:p>
+      <w:r>
+        <w:rPr>
+          <w:b/>
+        </w:rPr>
+        <w:t xml:space="preserve">Ergebnis: </w:t>
+      </w:r>
+      <w:r>
+        <w:t>48,8% hielten NATO-Szenario bis 2030 für wahrscheinlich; 83,3% erwarteten negative Auswirkungen auf deutsches Gesundheitssystem; 94,5% sahen Gesundheitssystem als schlecht vorbereitet; individuelle Vorbereitung niedrig (Median 3 auf 0–12-Skala); in multivariater Analyse: höher wahrgenommene institutionelle Vorbereitung (p&lt;0,01), freiwilliges Engagement (p&lt;0,01) und Bewusstsein (p&lt;0,01) signifikant mit höherer Bereitschaft assoziiert.</w:t>
+      </w:r>
+    </w:p>
+    <w:p>
+      <w:r>
+        <w:rPr>
+          <w:b/>
+          <w:sz w:val="19"/>
+        </w:rPr>
+        <w:t xml:space="preserve">Übertragbarkeit: </w:t>
+      </w:r>
+      <w:r>
+        <w:rPr>
+          <w:sz w:val="19"/>
+        </w:rPr>
+        <w:t>Deutschland – direkt anwendbar, deutsche Studiendaten, Nachwuchsproblem zentral</w:t>
+      </w:r>
+    </w:p>
+    <w:p>
+      <w:r>
+        <w:rPr>
+          <w:color w:val="5A7D3A"/>
+          <w:sz w:val="18"/>
+        </w:rPr>
+        <w:t>https://pubmed.ncbi.nlm.nih.gov/42827239/</w:t>
       </w:r>
     </w:p>
     <w:sectPr>

--- a/download/studien-aktuell.docx
+++ b/download/studien-aktuell.docx
@@ -62,7 +62,7 @@
           <w:color w:val="666666"/>
           <w:sz w:val="18"/>
         </w:rPr>
-        <w:t>Stand: 18.10.2026  |  7 Studien  |  pflege.m-vf.de</w:t>
+        <w:t>Stand: 19.10.2026  |  6 Studien  |  pflege.m-vf.de</w:t>
       </w:r>
     </w:p>
     <w:p>
@@ -70,7 +70,7 @@
         <w:pStyle w:val="Heading1"/>
       </w:pPr>
       <w:r>
-        <w:t>Aufgenommen am 18.10.2026</w:t>
+        <w:t>Aufgenommen am 19.10.2026</w:t>
       </w:r>
     </w:p>
     <w:p>
@@ -78,7 +78,7 @@
         <w:pStyle w:val="Heading2"/>
       </w:pPr>
       <w:r>
-        <w:t>Sekundäres Trauma und Wachstum bei Pflegefachpersonen: drei psychische Profile</w:t>
+        <w:t>Soziale Teilhabe in Langzeitpflege: Roboter-VR-Interventionen bei kognitiven Einschränkungen</w:t>
       </w:r>
     </w:p>
     <w:p>
@@ -88,12 +88,12 @@
           <w:color w:val="666666"/>
           <w:sz w:val="18"/>
         </w:rPr>
-        <w:t>Hu A et al.  ·  Front Public Health  ·  02.10.2026  ·  PMID 42890603</w:t>
+        <w:t>Migovich M et al.  ·  Clin Interv Aging  ·  13.10.2026  ·  PMID 42893253</w:t>
       </w:r>
     </w:p>
     <w:p>
       <w:r>
-        <w:t>Querschnittsstudie bei 496 chinesischen klinischen Pflegefachpersonen zur Identifikation unterschiedlicher Profile sekundären Traumas und posttraumatischen Wachstums und deren Einflussfaktoren.</w:t>
+        <w:t>Acht-Wochen-Studie mit 60 älteren Menschen mit kognitiven Beeinträchtigungen aus 23 Langzeiteinrichtungen (USA); 756 wiederholte Sitzungen mit sozialassistiven Robotern (hund-ähnlich, humanoid) gekoppelt mit VR, Messung Aufmerksamkeit und Sozialverhalten.</w:t>
       </w:r>
     </w:p>
     <w:p>
@@ -104,7 +104,7 @@
         <w:t xml:space="preserve">Ergebnis: </w:t>
       </w:r>
       <w:r>
-        <w:t>Drei Profile identifiziert: Niedrig-Antwort-Profil (34,3%), Hochrisiko-Profil (42,3%), Positiv-Wachstums-Profil (23,4%). Selbstbeurteilter Gesundheitsstatus, Arbeitszufriedenheit, wahrgenommenes Burnout, administrative Position, Persönlichkeitsmerkmale und soziale Unterstützung waren signifikant mit Profilzugehörigkeit assoziiert (p &lt; 0,05). Zeigt heterogene psychische Reaktionsmuster auf Belastung.</w:t>
+        <w:t>Aufmerksamkeit und Aktivitätshaltung blieben über wiederholte Exposition stabil positiv. Mensch-Mensch-Kommunikation (Mitbewohner, Fachpersonal) trat über beide Systeme auf; hund-ähnlicher Roboter führte zu mehr roboter-gerichteter Sprache, ohne Reduktion der Peer-Kommunikation. Baseline-Kognition assoziiert mit Aufmerksamkeit, nicht mit Einstellung. Roboter-Anthropomorphisierung bei Baseline korrelierte mit positiverer Engagement-Qualität.</w:t>
       </w:r>
     </w:p>
     <w:p>
@@ -119,7 +119,7 @@
         <w:rPr>
           <w:sz w:val="19"/>
         </w:rPr>
-        <w:t>China – Kontext strukturelle Unterschiede; psychisches Belastungsprofil prinzipiell übertragbar</w:t>
+        <w:t>USA, konzeptionell für Aktivierungsansätze in deutschen Heimen relevant, Feasibility-Befund unabhängig von Finanzierungssystem</w:t>
       </w:r>
     </w:p>
     <w:p>
@@ -128,7 +128,7 @@
           <w:color w:val="5A7D3A"/>
           <w:sz w:val="18"/>
         </w:rPr>
-        <w:t>https://pubmed.ncbi.nlm.nih.gov/42890603/</w:t>
+        <w:t>https://pubmed.ncbi.nlm.nih.gov/42893253/</w:t>
       </w:r>
     </w:p>
     <w:p>
@@ -136,7 +136,7 @@
         <w:pStyle w:val="Heading2"/>
       </w:pPr>
       <w:r>
-        <w:t>Mentoring neu rekrutierter Intensivpfleger: Erfahrungen aus Ghana</w:t>
+        <w:t>Ungedeckte Fortbildungsbedarfe in der Altenpflege: Pan-europäische Befragung ambulanter und häuslicher Dienste</w:t>
       </w:r>
     </w:p>
     <w:p>
@@ -146,12 +146,12 @@
           <w:color w:val="666666"/>
           <w:sz w:val="18"/>
         </w:rPr>
-        <w:t>Konlan KD et al.  ·  Nurs Open  ·  Okt. 2026  ·  PMID 42888842</w:t>
+        <w:t>Kravvariti E et al.  ·  Age Ageing  ·  03.08.2026  ·  PMID 42891966</w:t>
       </w:r>
     </w:p>
     <w:p>
       <w:r>
-        <w:t>Qualitative explorative Studie bei 12 neu rekrutierten Intensivpflegern in Accra zur Identifikation ihrer Erfahrungen und Bewältigungsstrategien in ressourcenlimitiertem Setting.</w:t>
+        <w:t>Die Studie erfasste bei 2380 Fachkräften aus 41 europäischen Ländern, welche Wissenslücken sie in der geriatrischen Versorgung selbst wahrnehmen. Bewertet wurden 33 Themenbereiche anhand einer Skala aus Relevanz, Interesse und subjektivem Wissen.</w:t>
       </w:r>
     </w:p>
     <w:p>
@@ -162,7 +162,7 @@
         <w:t xml:space="preserve">Ergebnis: </w:t>
       </w:r>
       <w:r>
-        <w:t>Kernthemen: Schichtkonflikte, fehlende Mentoren, unsupportive Lernumgebung; Bewältigungsstrategien: Selbstlerninitiative, Forderung nach strukturierten Orientierungsprogrammen, regelmäßige Evaluationen, Peer-Support-Netzwerke. Befunde zeigen: Ineffektives Mentoring durch Abwesenheit institutioneller Mentorship-Protokolle; strukturierte Orientation, Peer-Mentoring und geschützte Mentorship-Zeit als Lösungen identifiziert.</w:t>
+        <w:t>Größte Wissenslücken (höchste z-Scores) bestanden in: umfassender geriatrischer Erfassung, Widerstandsfähigkeit, chronischem Schmerz, Verhaltenssymptomen bei Demenz, Depression, Gebrechlichkeit und kognitiven Screenings. Alle Fachgruppen zeigten konsistent höhere Bewertung von Relevanz und Interesse als Selbsteinschätzung des Wissens. Berufsspezifische Prioritäten: Kommunikation und Patientenverfügungen (Pflege/Logopädie), Polypharmazie (Ärzte/Apotheker), Ernährung (Diätassistenten), psychische Gesundheit (Psychologen).</w:t>
       </w:r>
     </w:p>
     <w:p>
@@ -177,7 +177,7 @@
         <w:rPr>
           <w:sz w:val="19"/>
         </w:rPr>
-        <w:t>Ghana – ressourcenbegrenzt, aber Mentoring-Gap und Bewältigungsstrategien prinzipiell relevant</w:t>
+        <w:t>41 europäische Länder, vergleichbare Versorgungskontexte, direkt auf deutsche Praxis übertragbar</w:t>
       </w:r>
     </w:p>
     <w:p>
@@ -186,7 +186,7 @@
           <w:color w:val="5A7D3A"/>
           <w:sz w:val="18"/>
         </w:rPr>
-        <w:t>https://pubmed.ncbi.nlm.nih.gov/42888842/</w:t>
+        <w:t>https://pubmed.ncbi.nlm.nih.gov/42891966/</w:t>
       </w:r>
     </w:p>
     <w:p>
@@ -194,7 +194,7 @@
         <w:pStyle w:val="Heading2"/>
       </w:pPr>
       <w:r>
-        <w:t>Strukturiertes Schmerzmanagement bei Terminalpatienten: schneller Einsatz, bessere Outcomes</w:t>
+        <w:t>Burnout und Berufungserleben: Drei Pflegeprofil-Typen und ihre Folgen für unterlassene Pflege</w:t>
       </w:r>
     </w:p>
     <w:p>
@@ -204,12 +204,12 @@
           <w:color w:val="666666"/>
           <w:sz w:val="18"/>
         </w:rPr>
-        <w:t>Nie H et al.  ·  Medicine (Baltimore)  ·  16.10.2026  ·  PMID 42888634</w:t>
+        <w:t>Mo N et al.  ·  J Nurs Manag  ·  2026  ·  PMID 42891534</w:t>
       </w:r>
     </w:p>
     <w:p>
       <w:r>
-        <w:t>Retrospektive Kohortenstudie bei 724 Terminalkrebspatienten in der Notaufnahme zur Assoziation zwischen zeitgerechtem strukturiertem Schmerzmanagement und Schmerzlinderung.</w:t>
+        <w:t>Latente-Profil-Analyse bei 524 Pflegenden aus China identifizierte Subgruppen unterschiedlichen Burnouts und Berufungsverständnisses und deren Zusammenhang mit selbstberichteter unterlassener Pflege sowie Arbeitsumgebung.</w:t>
       </w:r>
     </w:p>
     <w:p>
@@ -220,7 +220,7 @@
         <w:t xml:space="preserve">Ergebnis: </w:t>
       </w:r>
       <w:r>
-        <w:t>58,2% der Patienten erreichten effektive Schmerzlinderung (≥2-Punkte-Reduktion innerhalb 1 Stunde). Unabhängige Prädiktoren: Schmerzassessment innerhalb 30 Minuten (OR 1,84), Analgetikagabe innerhalb 30 Minuten (OR 2,24), Opioidnutzung (OR 1,52), dokumentierte Reassessment (OR 1,69). Strukturierte Gruppe (n=286): 75,9% vs. 46,6% Schmerzlinderung, schnellerer Eintritt (29,6 ± 11,3 vs. 52,7 ± 15,9 Min.), kürzerer Aufenthalt (3,4 ± 1,1 vs. 4,7 ± 1,4 Std.), weniger Revisiten in 72h (7,3% vs. 21,0%, p&lt;0,001).</w:t>
+        <w:t>Drei Profile: «niedriger Burnout–hohes Berufungserleben» (49,6%), «reduzierte Leistungszufriedenheit» (37,8%), «hoher Burnout–niedriges Berufungserleben» (12,6%). Die Gruppe mit hohem Burnout berichtete höchste Quote unterlassener Pflege, gefolgt von reduzierter Leistungszufriedenheit. Alter, Qualifikation, beruflicher Status und Arbeitsumgebung waren signifikant mit Profilzugehörigkeit assoziiert.</w:t>
       </w:r>
     </w:p>
     <w:p>
@@ -235,7 +235,7 @@
         <w:rPr>
           <w:sz w:val="19"/>
         </w:rPr>
-        <w:t>China – Dokumentationspraxis übertragbar, Palliativversorgung relevant</w:t>
+        <w:t>China, ähnliche Krankenhaus- und Organisationsstrukturen, Personalbemessungsfragen relevant auch für Deutschland</w:t>
       </w:r>
     </w:p>
     <w:p>
@@ -244,7 +244,7 @@
           <w:color w:val="5A7D3A"/>
           <w:sz w:val="18"/>
         </w:rPr>
-        <w:t>https://pubmed.ncbi.nlm.nih.gov/42888634/</w:t>
+        <w:t>https://pubmed.ncbi.nlm.nih.gov/42891534/</w:t>
       </w:r>
     </w:p>
     <w:p>
@@ -252,7 +252,7 @@
         <w:pStyle w:val="Heading2"/>
       </w:pPr>
       <w:r>
-        <w:t>Moralischer Stress bei Neueinsteigern: Zusammenhang mit Kündigungsabsicht</w:t>
+        <w:t>Instrument zur Messung von Pflegeleistungs-Rationierung: Entwicklung und Validierung</w:t>
       </w:r>
     </w:p>
     <w:p>
@@ -262,12 +262,12 @@
           <w:color w:val="666666"/>
           <w:sz w:val="18"/>
         </w:rPr>
-        <w:t>Harris MA et al.  ·  Nurs Open  ·  Okt. 2026  ·  PMID 42888519</w:t>
+        <w:t>Mohammadi MM et al.  ·  Nurs Open  ·  Okt. 2026  ·  PMID 42888517</w:t>
       </w:r>
     </w:p>
     <w:p>
       <w:r>
-        <w:t>Querschnittsstudie bei 203 neu lizenzierten Pflegefachpersonen (194 RN, 9 LPN) in US-amerikanischer Akutversorgung zur Assoziation zwischen moralischem Stress und Kündigungsabsicht.</w:t>
+        <w:t>Qualitative Vorarbeit (15 Pflegende, Inhaltsanalyse) und anschließende Validierungsstudie mit 220 klinischen Pflegenden zur Entwicklung eines Messinstruments für geleistete Pflegeoptimierungen und -ausfälle.</w:t>
       </w:r>
     </w:p>
     <w:p>
@@ -278,7 +278,7 @@
         <w:t xml:space="preserve">Ergebnis: </w:t>
       </w:r>
       <w:r>
-        <w:t>Moralischer Stress signifikant mit Kündigungsabsicht assoziiert (p&lt;0,05), kontrolliert für Abteilung und Lizenztyp. Höhere Scores für moralischen Stress und Kündigungsabsicht in Medical-Surgical/Stepdown-Abteilungen als in Critical Care/ED und Procedural/Surgical Einheiten. Befunde zeigen: Moralischer Stress ist bedeutsamer Faktor für Fluktuationsabsicht bei Neueinsteigern; departmentspezifische Unterschiede deuten auf Bedarf für Abteilungsinterventionen hin.</w:t>
+        <w:t>Finales Instrument mit 12 Items, ein Faktor, erklärt 71,97% Varianz. Exploratory Graph Analysis zeigte 100%ige Itemstabilität über 500 Bootstrap-Iterationen, Mokken H=0,762. Interne Konsistenz Cronbachs α=0,953, Test-Retest ICC=0,969 (95% KI: 0,953–0,985). Monte-Carlo-Simulation (1000 Wiederholungen) bestätigte hohe strukturelle Replizierbarkeit.</w:t>
       </w:r>
     </w:p>
     <w:p>
@@ -293,7 +293,7 @@
         <w:rPr>
           <w:sz w:val="19"/>
         </w:rPr>
-        <w:t>USA – Konzept übertragbar; deutsche Retention-Problematik bei Neueinsteigern ähnlich</w:t>
+        <w:t>Iran; Instrument-Validierung für Versorgungspraxis relevant, methodische Übertragbarkeit auf deutsche Kontexte</w:t>
       </w:r>
     </w:p>
     <w:p>
@@ -302,7 +302,7 @@
           <w:color w:val="5A7D3A"/>
           <w:sz w:val="18"/>
         </w:rPr>
-        <w:t>https://pubmed.ncbi.nlm.nih.gov/42888519/</w:t>
+        <w:t>https://pubmed.ncbi.nlm.nih.gov/42888517/</w:t>
       </w:r>
     </w:p>
     <w:p>
@@ -310,7 +310,7 @@
         <w:pStyle w:val="Heading2"/>
       </w:pPr>
       <w:r>
-        <w:t>Belastung pflegender Eltern seltener Erkrankungen: unerwartete sozioökonomische Befunde</w:t>
+        <w:t>Geschlechtsbasierte Gewalt in Beziehungen: Wissenslücken in der Pflegeausbildung Südspanien</w:t>
       </w:r>
     </w:p>
     <w:p>
@@ -320,12 +320,12 @@
           <w:color w:val="666666"/>
           <w:sz w:val="18"/>
         </w:rPr>
-        <w:t>Brandt M et al.  ·  Orphanet J Rare Dis  ·  12.10.2026  ·  PMID 42881418</w:t>
+        <w:t>Tarriño-Concejero L et al.  ·  BMC Public Health  ·  28.07.2026  ·  PMID 42870243</w:t>
       </w:r>
     </w:p>
     <w:p>
       <w:r>
-        <w:t>Querschnittsstudie bei 123 deutschen Eltern (84% weiblich) von Kindern mit seltenen Erkrankungen zur Erfassung von Pflegebelastung und ihrer Prädiktoren.</w:t>
+        <w:t>Qualitative Studie mit 24 Pflegestudierenden (18–24 Jahre) zu Erkennung und Verständnis von Partnergewalt sowie Einschätzung ihrer Ausbildungsvorbereitung.</w:t>
       </w:r>
     </w:p>
     <w:p>
@@ -336,7 +336,7 @@
         <w:t xml:space="preserve">Ergebnis: </w:t>
       </w:r>
       <w:r>
-        <w:t>23% berichteten depressive Symptome (Borderline/klinisch relevant); 77% mindestens eine unerfüllte Unterstützungsneed; in Subgruppe mit Pflegebedarf: 24% hohe Pflegebelastung. Nach Adjustierung: Gruppe mit vs. ohne Pflegebedarf zeigte keine signifikanten Unterschiede in depressiven Symptomen, unerfüllten Needs oder Zufriedenheit (aber mittlere Effektstärken). Unerwartete Assoziation: höherer sozioökonomischer Status → höhere Pflegebelastung. Faktoren mit höchsten Assoziationen: niedrigere pflegebezogene Lebensqualität, höherer SES, elterliche depressive Symptome, niedrigere Zufriedenheit.</w:t>
+        <w:t>Studierende erkannten Kontrollverhalten und psychologische Misshandlung als häufigste Manifestationen. Identifizierten Missbrauch von Sozialen Medien sowie Alkohol/Drogen als Intensivierungsfaktoren. Berichteten emotionale und körperliche Folgen (Angst, Stress, somatische Symptome). Insgesamt bewerteten 24/24 ihre Ausbildung zu Partnergewalt als oberflächlich, praxisleitfaden-arm und zur Entwicklung kritischer Kompetenzen unzureichend.</w:t>
       </w:r>
     </w:p>
     <w:p>
@@ -351,7 +351,7 @@
         <w:rPr>
           <w:sz w:val="19"/>
         </w:rPr>
-        <w:t>Deutschland – deutsches Sample, vergleichbare Sozialstruktur, familiäre Pflege zentral</w:t>
+        <w:t>Spanien, europäische Curriculum-Standards, Erkenntnisse zu Ausbildungslücken auf Deutschland übertragbar</w:t>
       </w:r>
     </w:p>
     <w:p>
@@ -360,7 +360,7 @@
           <w:color w:val="5A7D3A"/>
           <w:sz w:val="18"/>
         </w:rPr>
-        <w:t>https://pubmed.ncbi.nlm.nih.gov/42881418/</w:t>
+        <w:t>https://pubmed.ncbi.nlm.nih.gov/42870243/</w:t>
       </w:r>
     </w:p>
     <w:p>
@@ -368,7 +368,7 @@
         <w:pStyle w:val="Heading2"/>
       </w:pPr>
       <w:r>
-        <w:t>Haemostasis-Protokolle in der Interventionskardiologie: Supervision und Adhärenz bei Pflegefachpersonen</w:t>
+        <w:t>Advanced Nursing Practice in Europa: Regulierung und Grenzen der Aufgabenerweiterung</w:t>
       </w:r>
     </w:p>
     <w:p>
@@ -378,12 +378,12 @@
           <w:color w:val="666666"/>
           <w:sz w:val="18"/>
         </w:rPr>
-        <w:t>Rodrigues D et al.  ·  J Nurs Manag  ·  2026  ·  PMID 42878027</w:t>
+        <w:t>Bohlender C et al.  ·  Int Nurs Rev  ·  Dez. 2026  ·  PMID 42861839</w:t>
       </w:r>
     </w:p>
     <w:p>
       <w:r>
-        <w:t>Querschnittsstudie bei 96 portugiesischen Fachkräften in fünf Krankenhäusern zur Einhaltung von Hämostase-Protokollen nach radialer Koronarangiographie und zur klinischen Supervision.</w:t>
+        <w:t>Befragung von Regulatoren, Lehrenden und Berufsverbänden in WHO-Europaregion zu Stand und Rahmenbedingungen von erweiterten Pflegefunktionen in 32 Ländern.</w:t>
       </w:r>
     </w:p>
     <w:p>
@@ -394,7 +394,7 @@
         <w:t xml:space="preserve">Ergebnis: </w:t>
       </w:r>
       <w:r>
-        <w:t>Nur 6,3% zeigten volle Adhärenz zum TR-Band-Protokoll, 44,2% teilweise Adhärenz; erhebliche Variabilität bei Nachsorge (Fahrverbot 24 h: 44,8 % vs. 48 h: 47,9 %); 88,5% der Pflegefachpersonen hatten keine formale Supervisionsschulung; Supervisoren nutzten vorwiegend Erklärung und Demonstration (87,3%), weniger Feedback (45,1%) und Diskussion (43,1%). Zeigt großes Defizit zwischen Protokoll und Praxis sowie in formativer Supervision.</w:t>
+        <w:t>Mehrheit europäischer Länder hat Advanced-Practice-Rollen; Tätigkeitsumfang variiert erheblich. Unabhängige Verschreibungsbefugnis in nur 4 Ländern etabliert. Reife der Rollen korrelierte mit staatlich gesteuerter oder gesetzlich verankerter Regulierung. Interessenvertreter befürworteten mehrheitlich regulatorische Intervention; empfohlen: Titel-, Qualifikations- und Kompetenznormierung sowie Regelung risikoreicher Funktionen (Diagnose, Verordnung).</w:t>
       </w:r>
     </w:p>
     <w:p>
@@ -409,7 +409,7 @@
         <w:rPr>
           <w:sz w:val="19"/>
         </w:rPr>
-        <w:t>Portugal – vergleichbare Pflegefachausbildung, kardiovaskuläre Pflegepraxis übertragbar</w:t>
+        <w:t>32 europäische Länder mit heterogenen Rechtssystemen; Regulierungslücke ähnlich auch in Deutschland</w:t>
       </w:r>
     </w:p>
     <w:p>
@@ -418,65 +418,7 @@
           <w:color w:val="5A7D3A"/>
           <w:sz w:val="18"/>
         </w:rPr>
-        <w:t>https://pubmed.ncbi.nlm.nih.gov/42878027/</w:t>
-      </w:r>
-    </w:p>
-    <w:p>
-      <w:pPr>
-        <w:pStyle w:val="Heading2"/>
-      </w:pPr>
-      <w:r>
-        <w:t>Krisen-Resilienz im deutschen Gesundheitswesen: Bereitschaft von Nachwuchspflegekräften</w:t>
-      </w:r>
-    </w:p>
-    <w:p>
-      <w:r>
-        <w:rPr>
-          <w:i/>
-          <w:color w:val="666666"/>
-          <w:sz w:val="18"/>
-        </w:rPr>
-        <w:t>Amling L et al.  ·  BMC Public Health  ·  02.10.2026  ·  PMID 42827239</w:t>
-      </w:r>
-    </w:p>
-    <w:p>
-      <w:r>
-        <w:t>Querschnittsstudie bei 514 deutschen Studierenden (Medizin, Pflege, Rettungsdienst) zur Assoziationen zwischen Vorbereitung, Bewusstsein, Eigenverantwortung und Bereitschaft zur Krisenbewältigung.</w:t>
-      </w:r>
-    </w:p>
-    <w:p>
-      <w:r>
-        <w:rPr>
-          <w:b/>
-        </w:rPr>
-        <w:t xml:space="preserve">Ergebnis: </w:t>
-      </w:r>
-      <w:r>
-        <w:t>48,8% hielten NATO-Szenario bis 2030 für wahrscheinlich; 83,3% erwarteten negative Auswirkungen auf deutsches Gesundheitssystem; 94,5% sahen Gesundheitssystem als schlecht vorbereitet; individuelle Vorbereitung niedrig (Median 3 auf 0–12-Skala); in multivariater Analyse: höher wahrgenommene institutionelle Vorbereitung (p&lt;0,01), freiwilliges Engagement (p&lt;0,01) und Bewusstsein (p&lt;0,01) signifikant mit höherer Bereitschaft assoziiert.</w:t>
-      </w:r>
-    </w:p>
-    <w:p>
-      <w:r>
-        <w:rPr>
-          <w:b/>
-          <w:sz w:val="19"/>
-        </w:rPr>
-        <w:t xml:space="preserve">Übertragbarkeit: </w:t>
-      </w:r>
-      <w:r>
-        <w:rPr>
-          <w:sz w:val="19"/>
-        </w:rPr>
-        <w:t>Deutschland – direkt anwendbar, deutsche Studiendaten, Nachwuchsproblem zentral</w:t>
-      </w:r>
-    </w:p>
-    <w:p>
-      <w:r>
-        <w:rPr>
-          <w:color w:val="5A7D3A"/>
-          <w:sz w:val="18"/>
-        </w:rPr>
-        <w:t>https://pubmed.ncbi.nlm.nih.gov/42827239/</w:t>
+        <w:t>https://pubmed.ncbi.nlm.nih.gov/42861839/</w:t>
       </w:r>
     </w:p>
     <w:sectPr>

--- a/download/studien-aktuell.docx
+++ b/download/studien-aktuell.docx
@@ -62,7 +62,7 @@
           <w:color w:val="666666"/>
           <w:sz w:val="18"/>
         </w:rPr>
-        <w:t>Stand: 19.10.2026  |  6 Studien  |  pflege.m-vf.de</w:t>
+        <w:t>Stand: 20.10.2026  |  7 Studien  |  pflege.m-vf.de</w:t>
       </w:r>
     </w:p>
     <w:p>
@@ -70,7 +70,7 @@
         <w:pStyle w:val="Heading1"/>
       </w:pPr>
       <w:r>
-        <w:t>Aufgenommen am 19.10.2026</w:t>
+        <w:t>Aufgenommen am 20.10.2026</w:t>
       </w:r>
     </w:p>
     <w:p>
@@ -78,7 +78,7 @@
         <w:pStyle w:val="Heading2"/>
       </w:pPr>
       <w:r>
-        <w:t>Soziale Teilhabe in Langzeitpflege: Roboter-VR-Interventionen bei kognitiven Einschränkungen</w:t>
+        <w:t>Rehabilitations-Interventionen bei Schluckstörung nach Schlaganfall: Netzwerk-Metaanalyse</w:t>
       </w:r>
     </w:p>
     <w:p>
@@ -88,12 +88,12 @@
           <w:color w:val="666666"/>
           <w:sz w:val="18"/>
         </w:rPr>
-        <w:t>Migovich M et al.  ·  Clin Interv Aging  ·  13.10.2026  ·  PMID 42893253</w:t>
+        <w:t>Lai R et al.  ·  Jpn J Nurs Sci  ·  Okt. 2026  ·  PMID 42896962</w:t>
       </w:r>
     </w:p>
     <w:p>
       <w:r>
-        <w:t>Acht-Wochen-Studie mit 60 älteren Menschen mit kognitiven Beeinträchtigungen aus 23 Langzeiteinrichtungen (USA); 756 wiederholte Sitzungen mit sozialassistiven Robotern (hund-ähnlich, humanoid) gekoppelt mit VR, Messung Aufmerksamkeit und Sozialverhalten.</w:t>
+        <w:t>Netzwerk-Metaanalyse von 17 RCTs zu Effektivität von in Pflegeleistung integrierten Rehabilitationsinterventionen bei Schluckfunktion und -sicherheit nach Schlaganfall.</w:t>
       </w:r>
     </w:p>
     <w:p>
@@ -104,7 +104,7 @@
         <w:t xml:space="preserve">Ergebnis: </w:t>
       </w:r>
       <w:r>
-        <w:t>Aufmerksamkeit und Aktivitätshaltung blieben über wiederholte Exposition stabil positiv. Mensch-Mensch-Kommunikation (Mitbewohner, Fachpersonal) trat über beide Systeme auf; hund-ähnlicher Roboter führte zu mehr roboter-gerichteter Sprache, ohne Reduktion der Peer-Kommunikation. Baseline-Kognition assoziiert mit Aufmerksamkeit, nicht mit Einstellung. Roboter-Anthropomorphisierung bei Baseline korrelierte mit positiverer Engagement-Qualität.</w:t>
+        <w:t>Rehabilitations-Pflegemaßnahmen übertroffen konventionelle Versorgung bei Verbesserung der Functional Oral Intake Scale (FOIS), Penetration-Aspiration Scale (PAS) und Videofluoroscopic Dysphagia Scale. Für FOIS: Kinesiologie-Tape kombiniert mit neuromuskulärer Elektrostimulation (SUCRA 78,7 %) und Atemmuskulatur-Training (SUCRA 78,1 %) rangiert höchst. Für PAS: kombinierte Tape+Elektrostimulation (SUCRA 95,9 %) und Tape allein (SUCRA 84,1 %) zeigten beste Rankings.</w:t>
       </w:r>
     </w:p>
     <w:p>
@@ -119,7 +119,7 @@
         <w:rPr>
           <w:sz w:val="19"/>
         </w:rPr>
-        <w:t>USA, konzeptionell für Aktivierungsansätze in deutschen Heimen relevant, Feasibility-Befund unabhängig von Finanzierungssystem</w:t>
+        <w:t>Asien/international Systemreview; Interventionen physiotherapeutisch-pflegeintegr., auf Deutschland übertragbar</w:t>
       </w:r>
     </w:p>
     <w:p>
@@ -128,7 +128,7 @@
           <w:color w:val="5A7D3A"/>
           <w:sz w:val="18"/>
         </w:rPr>
-        <w:t>https://pubmed.ncbi.nlm.nih.gov/42893253/</w:t>
+        <w:t>https://pubmed.ncbi.nlm.nih.gov/42896962/</w:t>
       </w:r>
     </w:p>
     <w:p>
@@ -136,7 +136,7 @@
         <w:pStyle w:val="Heading2"/>
       </w:pPr>
       <w:r>
-        <w:t>Ungedeckte Fortbildungsbedarfe in der Altenpflege: Pan-europäische Befragung ambulanter und häuslicher Dienste</w:t>
+        <w:t>Telehealth für Stoma-Versorgung: was Patienten berichten</w:t>
       </w:r>
     </w:p>
     <w:p>
@@ -146,12 +146,12 @@
           <w:color w:val="666666"/>
           <w:sz w:val="18"/>
         </w:rPr>
-        <w:t>Kravvariti E et al.  ·  Age Ageing  ·  03.08.2026  ·  PMID 42891966</w:t>
+        <w:t>Korkmaz E et al.  ·  Nurs Open  ·  Okt. 2026  ·  PMID 42896164</w:t>
       </w:r>
     </w:p>
     <w:p>
       <w:r>
-        <w:t>Die Studie erfasste bei 2380 Fachkräften aus 41 europäischen Ländern, welche Wissenslücken sie in der geriatrischen Versorgung selbst wahrnehmen. Bewertet wurden 33 Themenbereiche anhand einer Skala aus Relevanz, Interesse und subjektivem Wissen.</w:t>
+        <w:t>Qualitative Studie mit sieben Patienten mit Stoma, die Telehealth-Unterstützung von Pflegekräften erhielten, zu deren Erfahrungen mit Produktmanagement und remote Beratung.</w:t>
       </w:r>
     </w:p>
     <w:p>
@@ -162,7 +162,7 @@
         <w:t xml:space="preserve">Ergebnis: </w:t>
       </w:r>
       <w:r>
-        <w:t>Größte Wissenslücken (höchste z-Scores) bestanden in: umfassender geriatrischer Erfassung, Widerstandsfähigkeit, chronischem Schmerz, Verhaltenssymptomen bei Demenz, Depression, Gebrechlichkeit und kognitiven Screenings. Alle Fachgruppen zeigten konsistent höhere Bewertung von Relevanz und Interesse als Selbsteinschätzung des Wissens. Berufsspezifische Prioritäten: Kommunikation und Patientenverfügungen (Pflege/Logopädie), Polypharmazie (Ärzte/Apotheker), Ernährung (Diätassistenten), psychische Gesundheit (Psychologen).</w:t>
+        <w:t>Patienten beschrieben Telehealth-Anleitung als praktisch, zeitnah und personalisiert. Sie halfen bei Lecks, Hautirritation und Produktwahl. Patienten berichteten weniger Krankenhausbesuche, Sicherheitsgefühl und Erleichterung. Telehealth war ihre primäre vertraute Informationsquelle, obwohl manche auch Ärzte oder Internet befragten.</w:t>
       </w:r>
     </w:p>
     <w:p>
@@ -177,7 +177,7 @@
         <w:rPr>
           <w:sz w:val="19"/>
         </w:rPr>
-        <w:t>41 europäische Länder, vergleichbare Versorgungskontexte, direkt auf deutsche Praxis übertragbar</w:t>
+        <w:t>Türkei, private Versorgung; Ansatz übertragbar auf strukturierte Telehealth-Protokolle</w:t>
       </w:r>
     </w:p>
     <w:p>
@@ -186,7 +186,7 @@
           <w:color w:val="5A7D3A"/>
           <w:sz w:val="18"/>
         </w:rPr>
-        <w:t>https://pubmed.ncbi.nlm.nih.gov/42891966/</w:t>
+        <w:t>https://pubmed.ncbi.nlm.nih.gov/42896164/</w:t>
       </w:r>
     </w:p>
     <w:p>
@@ -194,7 +194,7 @@
         <w:pStyle w:val="Heading2"/>
       </w:pPr>
       <w:r>
-        <w:t>Burnout und Berufungserleben: Drei Pflegeprofil-Typen und ihre Folgen für unterlassene Pflege</w:t>
+        <w:t>Vorausschauende Versorgungsplanung bei Menschen mit Behinderung: Wissen und Kommunikation</w:t>
       </w:r>
     </w:p>
     <w:p>
@@ -204,12 +204,12 @@
           <w:color w:val="666666"/>
           <w:sz w:val="18"/>
         </w:rPr>
-        <w:t>Mo N et al.  ·  J Nurs Manag  ·  2026  ·  PMID 42891534</w:t>
+        <w:t>De Grim M et al.  ·  Eur J Gen Pract  ·  19.10.2026  ·  PMID 42895908</w:t>
       </w:r>
     </w:p>
     <w:p>
       <w:r>
-        <w:t>Latente-Profil-Analyse bei 524 Pflegenden aus China identifizierte Subgruppen unterschiedlichen Burnouts und Berufungsverständnisses und deren Zusammenhang mit selbstberichteter unterlassener Pflege sowie Arbeitsumgebung.</w:t>
+        <w:t>Qualitative Studie mit Hausärzten und Angehörigen in Belgien zur Erfahrung von Vorausschauender Versorgungsplanung bei Erwachsenen mit moderater bis schwerer Intelligenzminderung.</w:t>
       </w:r>
     </w:p>
     <w:p>
@@ -220,7 +220,7 @@
         <w:t xml:space="preserve">Ergebnis: </w:t>
       </w:r>
       <w:r>
-        <w:t>Drei Profile: «niedriger Burnout–hohes Berufungserleben» (49,6%), «reduzierte Leistungszufriedenheit» (37,8%), «hoher Burnout–niedriges Berufungserleben» (12,6%). Die Gruppe mit hohem Burnout berichtete höchste Quote unterlassener Pflege, gefolgt von reduzierter Leistungszufriedenheit. Alter, Qualifikation, beruflicher Status und Arbeitsumgebung waren signifikant mit Profilzugehörigkeit assoziiert.</w:t>
+        <w:t>Sechs Hausärzte und fünf Angehörige berichteten von Wissenslücken zur Vorausschauenden Versorgungsplanung, Kommunikationshindernissen und Unsicherheit beim Zeitpunkt. Beide Gruppen wünschten sich frühere, breitere Gespräche über Versorgungsziele und persönliche Werte statt nur über Reanimationsverzicht. Trotz Herausforderungen erlebten Teilnehmende solche Gespräche als hilfreich und beruhigend.</w:t>
       </w:r>
     </w:p>
     <w:p>
@@ -235,7 +235,7 @@
         <w:rPr>
           <w:sz w:val="19"/>
         </w:rPr>
-        <w:t>China, ähnliche Krankenhaus- und Organisationsstrukturen, Personalbemessungsfragen relevant auch für Deutschland</w:t>
+        <w:t>Belgien, Hausarztpraxis, qualitativ; vergleichbar mit deutschem Primärversorgungssystem</w:t>
       </w:r>
     </w:p>
     <w:p>
@@ -244,7 +244,7 @@
           <w:color w:val="5A7D3A"/>
           <w:sz w:val="18"/>
         </w:rPr>
-        <w:t>https://pubmed.ncbi.nlm.nih.gov/42891534/</w:t>
+        <w:t>https://pubmed.ncbi.nlm.nih.gov/42895908/</w:t>
       </w:r>
     </w:p>
     <w:p>
@@ -252,7 +252,7 @@
         <w:pStyle w:val="Heading2"/>
       </w:pPr>
       <w:r>
-        <w:t>Instrument zur Messung von Pflegeleistungs-Rationierung: Entwicklung und Validierung</w:t>
+        <w:t>Schulung zu Frühwarn-Scores in Pädiatrie: wie Pflegekräfte Verschlechterung erkennen</w:t>
       </w:r>
     </w:p>
     <w:p>
@@ -262,12 +262,12 @@
           <w:color w:val="666666"/>
           <w:sz w:val="18"/>
         </w:rPr>
-        <w:t>Mohammadi MM et al.  ·  Nurs Open  ·  Okt. 2026  ·  PMID 42888517</w:t>
+        <w:t>Hafez Elsayed ZE et al.  ·  J Nurs Manag  ·  2026  ·  PMID 42894480</w:t>
       </w:r>
     </w:p>
     <w:p>
       <w:r>
-        <w:t>Qualitative Vorarbeit (15 Pflegende, Inhaltsanalyse) und anschließende Validierungsstudie mit 220 klinischen Pflegenden zur Entwicklung eines Messinstruments für geleistete Pflegeoptimierungen und -ausfälle.</w:t>
+        <w:t>Quasi-experimentelle Studie mit 114 pädiatrischen Pflegekräften in Ägypten zum Effekt eines strukturierten Trainings zu Pädiatrischem Frühwarnsystem auf Wissen und klinische Leistung.</w:t>
       </w:r>
     </w:p>
     <w:p>
@@ -278,7 +278,7 @@
         <w:t xml:space="preserve">Ergebnis: </w:t>
       </w:r>
       <w:r>
-        <w:t>Finales Instrument mit 12 Items, ein Faktor, erklärt 71,97% Varianz. Exploratory Graph Analysis zeigte 100%ige Itemstabilität über 500 Bootstrap-Iterationen, Mokken H=0,762. Interne Konsistenz Cronbachs α=0,953, Test-Retest ICC=0,969 (95% KI: 0,953–0,985). Monte-Carlo-Simulation (1000 Wiederholungen) bestätigte hohe strukturelle Replizierbarkeit.</w:t>
+        <w:t>Unmittelbar nach Intervention erreichten 94,7 % der Interventionsgruppe vs. 24,6 % der Kontrollgruppe hohes Wissensniveau (p &lt; 0,001); zufriedenstellende klinische Leistung zeigte sich bei 91,2 % vs. 22,8 % (p &lt; 0,001). Bei Follow-up blieben die Unterschiede bestehen: 87,7 % vs. 10,5 % Wissen (p &lt; 0,001), 87,7 % vs. 19,3 % Leistung (p &lt; 0,001). Wissen und Leistung korrelierten positiv.</w:t>
       </w:r>
     </w:p>
     <w:p>
@@ -293,7 +293,7 @@
         <w:rPr>
           <w:sz w:val="19"/>
         </w:rPr>
-        <w:t>Iran; Instrument-Validierung für Versorgungspraxis relevant, methodische Übertragbarkeit auf deutsche Kontexte</w:t>
+        <w:t>Ägypten, akutstationäre Pädiatrie; methodisch übertragbar, länderspezifische Strukturen beachten</w:t>
       </w:r>
     </w:p>
     <w:p>
@@ -302,7 +302,7 @@
           <w:color w:val="5A7D3A"/>
           <w:sz w:val="18"/>
         </w:rPr>
-        <w:t>https://pubmed.ncbi.nlm.nih.gov/42888517/</w:t>
+        <w:t>https://pubmed.ncbi.nlm.nih.gov/42894480/</w:t>
       </w:r>
     </w:p>
     <w:p>
@@ -310,7 +310,7 @@
         <w:pStyle w:val="Heading2"/>
       </w:pPr>
       <w:r>
-        <w:t>Geschlechtsbasierte Gewalt in Beziehungen: Wissenslücken in der Pflegeausbildung Südspanien</w:t>
+        <w:t>Aufgabenverteilung unter Hochlast: wie Pflegekräfte Gerechtigkeit erleben</w:t>
       </w:r>
     </w:p>
     <w:p>
@@ -320,12 +320,12 @@
           <w:color w:val="666666"/>
           <w:sz w:val="18"/>
         </w:rPr>
-        <w:t>Tarriño-Concejero L et al.  ·  BMC Public Health  ·  28.07.2026  ·  PMID 42870243</w:t>
+        <w:t>Cao Y et al.  ·  J Nurs Manag  ·  2026  ·  PMID 42894391</w:t>
       </w:r>
     </w:p>
     <w:p>
       <w:r>
-        <w:t>Qualitative Studie mit 24 Pflegestudierenden (18–24 Jahre) zu Erkennung und Verständnis von Partnergewalt sowie Einschätzung ihrer Ausbildungsvorbereitung.</w:t>
+        <w:t>Qualitative Studie mit 27 Pflegekräften (24 Fachkräfte, 3 Stationsleitungen) aus sieben chinesischen Kliniken zur Erfahrung von Gerechtigkeit bei der Aufgabenverteilung unter Hochlastbedingungen.</w:t>
       </w:r>
     </w:p>
     <w:p>
@@ -336,7 +336,7 @@
         <w:t xml:space="preserve">Ergebnis: </w:t>
       </w:r>
       <w:r>
-        <w:t>Studierende erkannten Kontrollverhalten und psychologische Misshandlung als häufigste Manifestationen. Identifizierten Missbrauch von Sozialen Medien sowie Alkohol/Drogen als Intensivierungsfaktoren. Berichteten emotionale und körperliche Folgen (Angst, Stress, somatische Symptome). Insgesamt bewerteten 24/24 ihre Ausbildung zu Partnergewalt als oberflächlich, praxisleitfaden-arm und zur Entwicklung kritischer Kompetenzen unzureichend.</w:t>
+        <w:t>Sechs Themen zeigten, dass Pflegekräfte Gerechtigkeit an Lastverteilung, verfügbarem Personal und Verhältnis Anstrengung-Anerkennung bewerteten. Sie berichteten von reduzierter Pflege unter Zeitdruck, Gewissenskonflikten und emotionaler Belastung. Sie wünschten sich aufwandbasierte Zuweisung, flexible Unterstützung bei Spitzenlast und transparente Rotation – fürchteten aber weitere Laststeigerungen und unzureichende Ressourcen.</w:t>
       </w:r>
     </w:p>
     <w:p>
@@ -351,7 +351,7 @@
         <w:rPr>
           <w:sz w:val="19"/>
         </w:rPr>
-        <w:t>Spanien, europäische Curriculum-Standards, Erkenntnisse zu Ausbildungslücken auf Deutschland übertragbar</w:t>
+        <w:t>China, Akutkliniken; qualitativ, zeigt Belastungsmuster übertragbar auf Personalbemessungsdiskurs</w:t>
       </w:r>
     </w:p>
     <w:p>
@@ -360,7 +360,7 @@
           <w:color w:val="5A7D3A"/>
           <w:sz w:val="18"/>
         </w:rPr>
-        <w:t>https://pubmed.ncbi.nlm.nih.gov/42870243/</w:t>
+        <w:t>https://pubmed.ncbi.nlm.nih.gov/42894391/</w:t>
       </w:r>
     </w:p>
     <w:p>
@@ -368,7 +368,7 @@
         <w:pStyle w:val="Heading2"/>
       </w:pPr>
       <w:r>
-        <w:t>Advanced Nursing Practice in Europa: Regulierung und Grenzen der Aufgabenerweiterung</w:t>
+        <w:t>Digitale Schulung zu Versorgungsplanung in Pflegeheimen: was Studierende mitnehmen</w:t>
       </w:r>
     </w:p>
     <w:p>
@@ -378,12 +378,12 @@
           <w:color w:val="666666"/>
           <w:sz w:val="18"/>
         </w:rPr>
-        <w:t>Bohlender C et al.  ·  Int Nurs Rev  ·  Dez. 2026  ·  PMID 42861839</w:t>
+        <w:t>Craig S et al.  ·  BMC Palliat Care  ·  22.07.2026  ·  PMID 42894208</w:t>
       </w:r>
     </w:p>
     <w:p>
       <w:r>
-        <w:t>Befragung von Regulatoren, Lehrenden und Berufsverbänden in WHO-Europaregion zu Stand und Rahmenbedingungen von erweiterten Pflegefunktionen in 32 Ländern.</w:t>
+        <w:t>Qualitative Studie mit 16 Studierenden (Krankenpflege, erstes Jahr) in UK über Erfahrungen mit Online-Lernressource zur Vorausschauenden Versorgungsplanung in Pflegeheimplatzierungen.</w:t>
       </w:r>
     </w:p>
     <w:p>
@@ -394,7 +394,7 @@
         <w:t xml:space="preserve">Ergebnis: </w:t>
       </w:r>
       <w:r>
-        <w:t>Mehrheit europäischer Länder hat Advanced-Practice-Rollen; Tätigkeitsumfang variiert erheblich. Unabhängige Verschreibungsbefugnis in nur 4 Ländern etabliert. Reife der Rollen korrelierte mit staatlich gesteuerter oder gesetzlich verankerter Regulierung. Interessenvertreter befürworteten mehrheitlich regulatorische Intervention; empfohlen: Titel-, Qualifikations- und Kompetenznormierung sowie Regelung risikoreicher Funktionen (Diagnose, Verordnung).</w:t>
+        <w:t>Studierende erlebten die digitale Ressource als zugänglich und passend zum Pflegeheim-Kontext. Sie berichteten gestiegenes Selbstvertrauen und erhöhte Bereitschaft, Versorgungsplanungs-Gespräche in der Praxis zu führen. Viele teilten die Ressource mit Personal und Kollegen. Manche wünschten sich mehr Interaktivität und Rehearsal-Gelegenheiten.</w:t>
       </w:r>
     </w:p>
     <w:p>
@@ -409,7 +409,7 @@
         <w:rPr>
           <w:sz w:val="19"/>
         </w:rPr>
-        <w:t>32 europäische Länder mit heterogenen Rechtssystemen; Regulierungslücke ähnlich auch in Deutschland</w:t>
+        <w:t>UK, Pflegeheime, Pflegefachausbildung; übertragbar auf deutschsprachige Curricula</w:t>
       </w:r>
     </w:p>
     <w:p>
@@ -418,7 +418,65 @@
           <w:color w:val="5A7D3A"/>
           <w:sz w:val="18"/>
         </w:rPr>
-        <w:t>https://pubmed.ncbi.nlm.nih.gov/42861839/</w:t>
+        <w:t>https://pubmed.ncbi.nlm.nih.gov/42894208/</w:t>
+      </w:r>
+    </w:p>
+    <w:p>
+      <w:pPr>
+        <w:pStyle w:val="Heading2"/>
+      </w:pPr>
+      <w:r>
+        <w:t>Männliche Angehörige mit Demenz-Pflegeaufgaben: Hemmnisse bei der Hilfsuche</w:t>
+      </w:r>
+    </w:p>
+    <w:p>
+      <w:r>
+        <w:rPr>
+          <w:i/>
+          <w:color w:val="666666"/>
+          <w:sz w:val="18"/>
+        </w:rPr>
+        <w:t>Shin H et al.  ·  Int J Geriatr Psychiatry  ·  Okt. 2026  ·  PMID 42892696</w:t>
+      </w:r>
+    </w:p>
+    <w:p>
+      <w:r>
+        <w:t>Systematischer Review mit 16 Studien zu Hemmnissen und Ermöglichern der Hilfsuche bei männlichen pflegenden Angehörigen von Menschen mit Demenz.</w:t>
+      </w:r>
+    </w:p>
+    <w:p>
+      <w:r>
+        <w:rPr>
+          <w:b/>
+        </w:rPr>
+        <w:t xml:space="preserve">Ergebnis: </w:t>
+      </w:r>
+      <w:r>
+        <w:t>Psychologische Bewertung, Familiendynamik und strukturelle Barrieren beeinflussten Hilfsuche. Männliche Angehörige erlebten emotionale Herausforderungen; emotionale Unterdrückung verzögerte Hilfesuche. Familienbeziehungen und informelle Netzwerke waren zentral. Empfehlung: Unterstützung auf individueller, relationaler und struktureller Ebene, Anerkennung emotionaler Vulnerabilität unter task-orientierter Fassade.</w:t>
+      </w:r>
+    </w:p>
+    <w:p>
+      <w:r>
+        <w:rPr>
+          <w:b/>
+          <w:sz w:val="19"/>
+        </w:rPr>
+        <w:t xml:space="preserve">Übertragbarkeit: </w:t>
+      </w:r>
+      <w:r>
+        <w:rPr>
+          <w:sz w:val="19"/>
+        </w:rPr>
+        <w:t>Internationales Review (hauptsächlich Nord-Amerika/Europa); Erkenntnisse zu Geschlechterdynamiken übertragbar</w:t>
+      </w:r>
+    </w:p>
+    <w:p>
+      <w:r>
+        <w:rPr>
+          <w:color w:val="5A7D3A"/>
+          <w:sz w:val="18"/>
+        </w:rPr>
+        <w:t>https://pubmed.ncbi.nlm.nih.gov/42892696/</w:t>
       </w:r>
     </w:p>
     <w:sectPr>

--- a/download/studien-aktuell.docx
+++ b/download/studien-aktuell.docx
@@ -62,7 +62,7 @@
           <w:color w:val="666666"/>
           <w:sz w:val="18"/>
         </w:rPr>
-        <w:t>Stand: 20.10.2026  |  7 Studien  |  pflege.m-vf.de</w:t>
+        <w:t>Stand: 21.10.2026  |  7 Studien  |  pflege.m-vf.de</w:t>
       </w:r>
     </w:p>
     <w:p>
@@ -70,7 +70,7 @@
         <w:pStyle w:val="Heading1"/>
       </w:pPr>
       <w:r>
-        <w:t>Aufgenommen am 20.10.2026</w:t>
+        <w:t>Aufgenommen am 21.10.2026</w:t>
       </w:r>
     </w:p>
     <w:p>
@@ -78,7 +78,7 @@
         <w:pStyle w:val="Heading2"/>
       </w:pPr>
       <w:r>
-        <w:t>Rehabilitations-Interventionen bei Schluckstörung nach Schlaganfall: Netzwerk-Metaanalyse</w:t>
+        <w:t>Nachschlag bei pflegenden Angehörigen nach Schlaganfall: Dokumentation und Lücken im stationären Kurzrehab</w:t>
       </w:r>
     </w:p>
     <w:p>
@@ -88,12 +88,12 @@
           <w:color w:val="666666"/>
           <w:sz w:val="18"/>
         </w:rPr>
-        <w:t>Lai R et al.  ·  Jpn J Nurs Sci  ·  Okt. 2026  ·  PMID 42896962</w:t>
+        <w:t>McCarthy M et al.  ·  J Eval Clin Pract  ·  Okt. 2026  ·  PMID 42900752</w:t>
       </w:r>
     </w:p>
     <w:p>
       <w:r>
-        <w:t>Netzwerk-Metaanalyse von 17 RCTs zu Effektivität von in Pflegeleistung integrierten Rehabilitationsinterventionen bei Schluckfunktion und -sicherheit nach Schlaganfall.</w:t>
+        <w:t>Retrospektive klinische Audit von 109 Schlaganfall-Aufnahmen auf einer subakuten neurogeriatrischen Station in Australien zur Dokumentation von Angehörigen-Edukation und -Training (CGET) durch multidisziplinäres Team.</w:t>
       </w:r>
     </w:p>
     <w:p>
@@ -104,7 +104,7 @@
         <w:t xml:space="preserve">Ergebnis: </w:t>
       </w:r>
       <w:r>
-        <w:t>Rehabilitations-Pflegemaßnahmen übertroffen konventionelle Versorgung bei Verbesserung der Functional Oral Intake Scale (FOIS), Penetration-Aspiration Scale (PAS) und Videofluoroscopic Dysphagia Scale. Für FOIS: Kinesiologie-Tape kombiniert mit neuromuskulärer Elektrostimulation (SUCRA 78,7 %) und Atemmuskulatur-Training (SUCRA 78,1 %) rangiert höchst. Für PAS: kombinierte Tape+Elektrostimulation (SUCRA 95,9 %) und Tape allein (SUCRA 84,1 %) zeigten beste Rankings.</w:t>
+        <w:t>1.398 dokumentierte CGET-Episoden identifiziert. Sozialarbeit (79,9 %) und Ergotherapie (77,1 %) dokumentierten konsistenter; Pflegepersonal nur minimal über alle Domänen hinweg, besonders Kontinenzmanagement unterrepräsentiert. CGET signifikant häufiger bei Kognitiven Einschränkungen dokumentiert, aber nur 10,7 % der 28 Patienten mit Gedächtnisstörungen erhielten Gedächtnistrainings-Dokumentation. Inkonsistente Praxis über Mobilitäts-, ADL- und kognitiven Domänen.</w:t>
       </w:r>
     </w:p>
     <w:p>
@@ -119,7 +119,7 @@
         <w:rPr>
           <w:sz w:val="19"/>
         </w:rPr>
-        <w:t>Asien/international Systemreview; Interventionen physiotherapeutisch-pflegeintegr., auf Deutschland übertragbar</w:t>
+        <w:t>Australien, ähnliche Fachteam-Struktur; Befund der Dokumentationslücken bei Pflege universal relevant.</w:t>
       </w:r>
     </w:p>
     <w:p>
@@ -128,7 +128,7 @@
           <w:color w:val="5A7D3A"/>
           <w:sz w:val="18"/>
         </w:rPr>
-        <w:t>https://pubmed.ncbi.nlm.nih.gov/42896962/</w:t>
+        <w:t>https://pubmed.ncbi.nlm.nih.gov/42900752/</w:t>
       </w:r>
     </w:p>
     <w:p>
@@ -136,7 +136,7 @@
         <w:pStyle w:val="Heading2"/>
       </w:pPr>
       <w:r>
-        <w:t>Telehealth für Stoma-Versorgung: was Patienten berichten</w:t>
+        <w:t>Berufliche Autonomie und Austrittswunsch: Was Hebammen in Spanien zum Verlassen bewegt</w:t>
       </w:r>
     </w:p>
     <w:p>
@@ -146,12 +146,12 @@
           <w:color w:val="666666"/>
           <w:sz w:val="18"/>
         </w:rPr>
-        <w:t>Korkmaz E et al.  ·  Nurs Open  ·  Okt. 2026  ·  PMID 42896164</w:t>
+        <w:t>Zaida RP et al.  ·  J Nurs Manag  ·  2026  ·  PMID 42899503</w:t>
       </w:r>
     </w:p>
     <w:p>
       <w:r>
-        <w:t>Qualitative Studie mit sieben Patienten mit Stoma, die Telehealth-Unterstützung von Pflegekräften erhielten, zu deren Erfahrungen mit Produktmanagement und remote Beratung.</w:t>
+        <w:t>Qualitative Fokusgruppenarbeit (21 Hebammen, 4 Diskussionsgruppen, Oktober 2024) zu Ursachen von Burnout und Ausgebot unter spanischen Hebammen.</w:t>
       </w:r>
     </w:p>
     <w:p>
@@ -162,7 +162,7 @@
         <w:t xml:space="preserve">Ergebnis: </w:t>
       </w:r>
       <w:r>
-        <w:t>Patienten beschrieben Telehealth-Anleitung als praktisch, zeitnah und personalisiert. Sie halfen bei Lecks, Hautirritation und Produktwahl. Patienten berichteten weniger Krankenhausbesuche, Sicherheitsgefühl und Erleichterung. Telehealth war ihre primäre vertraute Informationsquelle, obwohl manche auch Ärzte oder Internet befragten.</w:t>
+        <w:t>66,7 % Frauen, 61,9 % Krankenhausfachbereich. Hauptgründe: Autonomieverlust, Übermedikalisierung der Geburt, Konflikte mit Gynäkologen, traumatische perinatale Ereignisse, fehlende Managementbeteiligung, Arbeitsbedingungen. Lösungen: mehr Autonomie, Kompetenzanerkennung, unabhängige Studiengänge, Professionalisierung. Burnout führt zu Demotivation, Angst, Frustration und Ausscheiden.</w:t>
       </w:r>
     </w:p>
     <w:p>
@@ -177,7 +177,7 @@
         <w:rPr>
           <w:sz w:val="19"/>
         </w:rPr>
-        <w:t>Türkei, private Versorgung; Ansatz übertragbar auf strukturierte Telehealth-Protokolle</w:t>
+        <w:t>Spanisches Versicherungssystem, andere Organisationskultur; Faktor Autonomie-Verlust international relevant.</w:t>
       </w:r>
     </w:p>
     <w:p>
@@ -186,7 +186,7 @@
           <w:color w:val="5A7D3A"/>
           <w:sz w:val="18"/>
         </w:rPr>
-        <w:t>https://pubmed.ncbi.nlm.nih.gov/42896164/</w:t>
+        <w:t>https://pubmed.ncbi.nlm.nih.gov/42899503/</w:t>
       </w:r>
     </w:p>
     <w:p>
@@ -194,7 +194,7 @@
         <w:pStyle w:val="Heading2"/>
       </w:pPr>
       <w:r>
-        <w:t>Vorausschauende Versorgungsplanung bei Menschen mit Behinderung: Wissen und Kommunikation</w:t>
+        <w:t>Pflegende im häuslichen Dienst: Wie Ressourcen den Stress unter Belastung puffern</w:t>
       </w:r>
     </w:p>
     <w:p>
@@ -204,12 +204,12 @@
           <w:color w:val="666666"/>
           <w:sz w:val="18"/>
         </w:rPr>
-        <w:t>De Grim M et al.  ·  Eur J Gen Pract  ·  19.10.2026  ·  PMID 42895908</w:t>
+        <w:t>Xiong J et al.  ·  Nurs Open  ·  Okt. 2026  ·  PMID 42897743</w:t>
       </w:r>
     </w:p>
     <w:p>
       <w:r>
-        <w:t>Qualitative Studie mit Hausärzten und Angehörigen in Belgien zur Erfahrung von Vorausschauender Versorgungsplanung bei Erwachsenen mit moderater bis schwerer Intelligenzminderung.</w:t>
+        <w:t>Querschnittsstudie mit 434 Hauskrankenpfleger (März–Juni 2024, 13 öffentliche Kliniken und Gemeindezentren, China) zu Jobbelastung, -ressourcen und Jobstress sowie Moderationseffekt von Ressourcen.</w:t>
       </w:r>
     </w:p>
     <w:p>
@@ -220,7 +220,7 @@
         <w:t xml:space="preserve">Ergebnis: </w:t>
       </w:r>
       <w:r>
-        <w:t>Sechs Hausärzte und fünf Angehörige berichteten von Wissenslücken zur Vorausschauenden Versorgungsplanung, Kommunikationshindernissen und Unsicherheit beim Zeitpunkt. Beide Gruppen wünschten sich frühere, breitere Gespräche über Versorgungsziele und persönliche Werte statt nur über Reanimationsverzicht. Trotz Herausforderungen erlebten Teilnehmende solche Gespräche als hilfreich und beruhigend.</w:t>
+        <w:t>Durchschnittlicher Jobstress-Wert 1,73 ± 0,35 (relativ niedrig auf der Skala). Positive Korrelation: Jobbelastung–Stress; negative Korrelation: Ressourcen–Stress. Interaktion (Jobbelastung × Ressourcen) signifikant für Stress (B = −0,036, 95% CI [−0,058, −0,013], p = 0,002), erklärt zusätzlich 1,1 % Varianz. Stress signifikant höher bei häufigen Homevisits/Woche, physischen Bedrohungen, Alleineinsatz.</w:t>
       </w:r>
     </w:p>
     <w:p>
@@ -235,7 +235,7 @@
         <w:rPr>
           <w:sz w:val="19"/>
         </w:rPr>
-        <w:t>Belgien, Hausarztpraxis, qualitativ; vergleichbar mit deutschem Primärversorgungssystem</w:t>
+        <w:t>China; Prinzip der Ressourcen-Moderation universell, Home-Nursing-Struktur teilweise übertragbar.</w:t>
       </w:r>
     </w:p>
     <w:p>
@@ -244,7 +244,7 @@
           <w:color w:val="5A7D3A"/>
           <w:sz w:val="18"/>
         </w:rPr>
-        <w:t>https://pubmed.ncbi.nlm.nih.gov/42895908/</w:t>
+        <w:t>https://pubmed.ncbi.nlm.nih.gov/42897743/</w:t>
       </w:r>
     </w:p>
     <w:p>
@@ -252,7 +252,7 @@
         <w:pStyle w:val="Heading2"/>
       </w:pPr>
       <w:r>
-        <w:t>Schulung zu Frühwarn-Scores in Pädiatrie: wie Pflegekräfte Verschlechterung erkennen</w:t>
+        <w:t>Wartelisten in der Langzeitpflege verschärfen Krankenhausaufenthalte: Simulation zur Bettenallokation</w:t>
       </w:r>
     </w:p>
     <w:p>
@@ -262,12 +262,12 @@
           <w:color w:val="666666"/>
           <w:sz w:val="18"/>
         </w:rPr>
-        <w:t>Hafez Elsayed ZE et al.  ·  J Nurs Manag  ·  2026  ·  PMID 42894480</w:t>
+        <w:t>Aydemir I et al.  ·  BMC Health Serv Res  ·  22.07.2026  ·  PMID 42897634</w:t>
       </w:r>
     </w:p>
     <w:p>
       <w:r>
-        <w:t>Quasi-experimentelle Studie mit 114 pädiatrischen Pflegekräften in Ägypten zum Effekt eines strukturierten Trainings zu Pädiatrischem Frühwarnsystem auf Wissen und klinische Leistung.</w:t>
+        <w:t>Simulationsstudie zur Frage, wie dezentralisierte versus zentralisierte Bettenallokation in Pflegeheimen (Niederlande) Wartezeiten und die Inanspruchnahme von Kurzzeitpflege beeinflusst.</w:t>
       </w:r>
     </w:p>
     <w:p>
@@ -278,7 +278,7 @@
         <w:t xml:space="preserve">Ergebnis: </w:t>
       </w:r>
       <w:r>
-        <w:t>Unmittelbar nach Intervention erreichten 94,7 % der Interventionsgruppe vs. 24,6 % der Kontrollgruppe hohes Wissensniveau (p &lt; 0,001); zufriedenstellende klinische Leistung zeigte sich bei 91,2 % vs. 22,8 % (p &lt; 0,001). Bei Follow-up blieben die Unterschiede bestehen: 87,7 % vs. 10,5 % Wissen (p &lt; 0,001), 87,7 % vs. 19,3 % Leistung (p &lt; 0,001). Wissen und Leistung korrelierten positiv.</w:t>
+        <w:t>Eine zentralisierte Bettenallokationspolitik reduzierte die Wartezeiten von 336 auf 35 Tage und sank die Quote der Kurzzeitpflege-Aufnahmen von 45 % auf 4,5 %. Bei hoher Nachfragevarianz zwischen Einrichtungen waren die Reduktionen noch größer.</w:t>
       </w:r>
     </w:p>
     <w:p>
@@ -293,7 +293,7 @@
         <w:rPr>
           <w:sz w:val="19"/>
         </w:rPr>
-        <w:t>Ägypten, akutstationäre Pädiatrie; methodisch übertragbar, länderspezifische Strukturen beachten</w:t>
+        <w:t>Niederlande mit Pflegeversicherungssystem und Bettenstruktur vergleichbar Deutschland.</w:t>
       </w:r>
     </w:p>
     <w:p>
@@ -302,7 +302,7 @@
           <w:color w:val="5A7D3A"/>
           <w:sz w:val="18"/>
         </w:rPr>
-        <w:t>https://pubmed.ncbi.nlm.nih.gov/42894480/</w:t>
+        <w:t>https://pubmed.ncbi.nlm.nih.gov/42897634/</w:t>
       </w:r>
     </w:p>
     <w:p>
@@ -310,7 +310,7 @@
         <w:pStyle w:val="Heading2"/>
       </w:pPr>
       <w:r>
-        <w:t>Aufgabenverteilung unter Hochlast: wie Pflegekräfte Gerechtigkeit erleben</w:t>
+        <w:t>Was Palliativversorgung für Menschen mit fortgeschrittener COPD und Angehörige leistet</w:t>
       </w:r>
     </w:p>
     <w:p>
@@ -320,12 +320,12 @@
           <w:color w:val="666666"/>
           <w:sz w:val="18"/>
         </w:rPr>
-        <w:t>Cao Y et al.  ·  J Nurs Manag  ·  2026  ·  PMID 42894391</w:t>
+        <w:t>Schmidt-Stiedenroth K et al.  ·  BMC Pulm Med  ·  19.10.2026  ·  PMID 42897575</w:t>
       </w:r>
     </w:p>
     <w:p>
       <w:r>
-        <w:t>Qualitative Studie mit 27 Pflegekräften (24 Fachkräfte, 3 Stationsleitungen) aus sieben chinesischen Kliniken zur Erfahrung von Gerechtigkeit bei der Aufgabenverteilung unter Hochlastbedingungen.</w:t>
+        <w:t>Qualitative Multigruppen-Studie (53 Interviews mit Patienten, pflegenden Angehörigen und Fachkräften) in Deutschland über unmet needs bei fortgeschrittener COPD und wie Palliativversorgung diese adressiert.</w:t>
       </w:r>
     </w:p>
     <w:p>
@@ -336,7 +336,7 @@
         <w:t xml:space="preserve">Ergebnis: </w:t>
       </w:r>
       <w:r>
-        <w:t>Sechs Themen zeigten, dass Pflegekräfte Gerechtigkeit an Lastverteilung, verfügbarem Personal und Verhältnis Anstrengung-Anerkennung bewerteten. Sie berichteten von reduzierter Pflege unter Zeitdruck, Gewissenskonflikten und emotionaler Belastung. Sie wünschten sich aufwandbasierte Zuweisung, flexible Unterstützung bei Spitzenlast und transparente Rotation – fürchteten aber weitere Laststeigerungen und unzureichende Ressourcen.</w:t>
+        <w:t>Zentrale Bedarfe: Dyspnoe- und Angstmanagement, Heimpflege, Notfallplanung, psychosoziale Unterstützung, organisatorische Hilfe, Information über Krankheitsverlauf und Palliativversorgung. Personen, die Palliativversorgung erhielten, berichteten Bedarf-Deckung in fünf Bereichen; Timing der Information war kritisch für Akzeptanz.</w:t>
       </w:r>
     </w:p>
     <w:p>
@@ -351,7 +351,7 @@
         <w:rPr>
           <w:sz w:val="19"/>
         </w:rPr>
-        <w:t>China, Akutkliniken; qualitativ, zeigt Belastungsmuster übertragbar auf Personalbemessungsdiskurs</w:t>
+        <w:t>Deutsche Studie in deutschen Versorgungsstrukturen.</w:t>
       </w:r>
     </w:p>
     <w:p>
@@ -360,7 +360,7 @@
           <w:color w:val="5A7D3A"/>
           <w:sz w:val="18"/>
         </w:rPr>
-        <w:t>https://pubmed.ncbi.nlm.nih.gov/42894391/</w:t>
+        <w:t>https://pubmed.ncbi.nlm.nih.gov/42897575/</w:t>
       </w:r>
     </w:p>
     <w:p>
@@ -368,7 +368,7 @@
         <w:pStyle w:val="Heading2"/>
       </w:pPr>
       <w:r>
-        <w:t>Digitale Schulung zu Versorgungsplanung in Pflegeheimen: was Studierende mitnehmen</w:t>
+        <w:t>Motivation und Resilienz: Wie Pflegende in Grönland unter Ressourcenmangel arbeiten</w:t>
       </w:r>
     </w:p>
     <w:p>
@@ -378,12 +378,12 @@
           <w:color w:val="666666"/>
           <w:sz w:val="18"/>
         </w:rPr>
-        <w:t>Craig S et al.  ·  BMC Palliat Care  ·  22.07.2026  ·  PMID 42894208</w:t>
+        <w:t>Jensen CJ et al.  ·  Int J Circumpolar Health  ·  31.12.2026  ·  PMID 42892307</w:t>
       </w:r>
     </w:p>
     <w:p>
       <w:r>
-        <w:t>Qualitative Studie mit 16 Studierenden (Krankenpflege, erstes Jahr) in UK über Erfahrungen mit Online-Lernressource zur Vorausschauenden Versorgungsplanung in Pflegeheimplatzierungen.</w:t>
+        <w:t>Ethnographische Feldforschung mit Beobachtung und Interviews in fünf Regionen Grönlands über Strategien, mit denen Pflegende trotz Personalknappheit und limitierten Ressourcen gute Versorgung leisten und motiviert bleiben.</w:t>
       </w:r>
     </w:p>
     <w:p>
@@ -394,7 +394,7 @@
         <w:t xml:space="preserve">Ergebnis: </w:t>
       </w:r>
       <w:r>
-        <w:t>Studierende erlebten die digitale Ressource als zugänglich und passend zum Pflegeheim-Kontext. Sie berichteten gestiegenes Selbstvertrauen und erhöhte Bereitschaft, Versorgungsplanungs-Gespräche in der Praxis zu führen. Viele teilten die Ressource mit Personal und Kollegen. Manche wünschten sich mehr Interaktivität und Rehearsal-Gelegenheiten.</w:t>
+        <w:t>Pflegende halten ihre Praxis durch patientenzentrierte Werte, Gemeinschaftsresilienz (Zusammenarbeit, Humor), improvisative Fähigkeiten und Verantwortung für Gesellschaft aufrecht. Gemeinsame Leidenschaft für Patienten war zentral; Beziehungen und kreatives Problemlösen kompensieren strukturelle Engpässe.</w:t>
       </w:r>
     </w:p>
     <w:p>
@@ -409,7 +409,7 @@
         <w:rPr>
           <w:sz w:val="19"/>
         </w:rPr>
-        <w:t>UK, Pflegeheime, Pflegefachausbildung; übertragbar auf deutschsprachige Curricula</w:t>
+        <w:t>Arktisches Setting mit extremem Personalknappheit; Motivationsfaktoren übertragbar auf unterbelegte Systeme.</w:t>
       </w:r>
     </w:p>
     <w:p>
@@ -418,7 +418,7 @@
           <w:color w:val="5A7D3A"/>
           <w:sz w:val="18"/>
         </w:rPr>
-        <w:t>https://pubmed.ncbi.nlm.nih.gov/42894208/</w:t>
+        <w:t>https://pubmed.ncbi.nlm.nih.gov/42892307/</w:t>
       </w:r>
     </w:p>
     <w:p>
@@ -426,7 +426,7 @@
         <w:pStyle w:val="Heading2"/>
       </w:pPr>
       <w:r>
-        <w:t>Männliche Angehörige mit Demenz-Pflegeaufgaben: Hemmnisse bei der Hilfsuche</w:t>
+        <w:t>Freiberufliche Kinderkrankenpflege in Frankreich: Prävention und Elternunterstützung zwischen Angebot und Finanzierungslücke</w:t>
       </w:r>
     </w:p>
     <w:p>
@@ -436,12 +436,12 @@
           <w:color w:val="666666"/>
           <w:sz w:val="18"/>
         </w:rPr>
-        <w:t>Shin H et al.  ·  Int J Geriatr Psychiatry  ·  Okt. 2026  ·  PMID 42892696</w:t>
+        <w:t>Collombier M et al.  ·  Sante Publique  ·  2026  ·  PMID 42838889</w:t>
       </w:r>
     </w:p>
     <w:p>
       <w:r>
-        <w:t>Systematischer Review mit 16 Studien zu Hemmnissen und Ermöglichern der Hilfsuche bei männlichen pflegenden Angehörigen von Menschen mit Demenz.</w:t>
+        <w:t>Nationale Beschreibungsstudie (2024, Online-Fragebogen) zu beruflicher Praxis, Rollen und Versorgungsbeitrag freiberuflich tätiger Kinderkrankenpfleger (Infirmières Puéricultrices) in Frankreich.</w:t>
       </w:r>
     </w:p>
     <w:p>
@@ -452,7 +452,7 @@
         <w:t xml:space="preserve">Ergebnis: </w:t>
       </w:r>
       <w:r>
-        <w:t>Psychologische Bewertung, Familiendynamik und strukturelle Barrieren beeinflussten Hilfsuche. Männliche Angehörige erlebten emotionale Herausforderungen; emotionale Unterdrückung verzögerte Hilfesuche. Familienbeziehungen und informelle Netzwerke waren zentral. Empfehlung: Unterstützung auf individueller, relationaler und struktureller Ebene, Anerkennung emotionaler Vulnerabilität unter task-orientierter Fassade.</w:t>
+        <w:t>Überwiegend erfahrene Fachkräfte, fokus auf Prävention und Gesundheitserziehung bei Kindern 0–6 Jahre und Familien. Leistungen: Einzelkonsultationen, innovative Formate (Gruppenworkshops, ‚Elternkreise' für Erfahrungsaustausch und Empowerment). Psychosoziale Unterstützung und Elternbegleitung zentral, technische Pflege marginal. Hauptmotivation: Autonomie und Schließung von Versorgungslücken. Barriere: fehlende Krankenversicherungsfinanzierung.</w:t>
       </w:r>
     </w:p>
     <w:p>
@@ -467,7 +467,7 @@
         <w:rPr>
           <w:sz w:val="19"/>
         </w:rPr>
-        <w:t>Internationales Review (hauptsächlich Nord-Amerika/Europa); Erkenntnisse zu Geschlechterdynamiken übertragbar</w:t>
+        <w:t>Frankreich mit anderen Versicherungs- und Berufsstrukturen; Modell der freien Praxis nicht deutsches Kernsystem.</w:t>
       </w:r>
     </w:p>
     <w:p>
@@ -476,7 +476,7 @@
           <w:color w:val="5A7D3A"/>
           <w:sz w:val="18"/>
         </w:rPr>
-        <w:t>https://pubmed.ncbi.nlm.nih.gov/42892696/</w:t>
+        <w:t>https://pubmed.ncbi.nlm.nih.gov/42838889/</w:t>
       </w:r>
     </w:p>
     <w:sectPr>

--- a/download/studien-aktuell.docx
+++ b/download/studien-aktuell.docx
@@ -62,7 +62,7 @@
           <w:color w:val="666666"/>
           <w:sz w:val="18"/>
         </w:rPr>
-        <w:t>Stand: 21.10.2026  |  7 Studien  |  pflege.m-vf.de</w:t>
+        <w:t>Stand: 22.10.2026  |  6 Studien  |  pflege.m-vf.de</w:t>
       </w:r>
     </w:p>
     <w:p>
@@ -70,7 +70,7 @@
         <w:pStyle w:val="Heading1"/>
       </w:pPr>
       <w:r>
-        <w:t>Aufgenommen am 21.10.2026</w:t>
+        <w:t>Aufgenommen am 22.10.2026</w:t>
       </w:r>
     </w:p>
     <w:p>
@@ -78,7 +78,7 @@
         <w:pStyle w:val="Heading2"/>
       </w:pPr>
       <w:r>
-        <w:t>Nachschlag bei pflegenden Angehörigen nach Schlaganfall: Dokumentation und Lücken im stationären Kurzrehab</w:t>
+        <w:t>Hospital-at-home in Dänemark: stabile Sicherheit, sinkende Wiederaufnahmen</w:t>
       </w:r>
     </w:p>
     <w:p>
@@ -88,12 +88,12 @@
           <w:color w:val="666666"/>
           <w:sz w:val="18"/>
         </w:rPr>
-        <w:t>McCarthy M et al.  ·  J Eval Clin Pract  ·  Okt. 2026  ·  PMID 42900752</w:t>
+        <w:t>Hägi-Pedersen MB et al.  ·  BMC Health Serv Res  ·  24.07.2026  ·  PMID 42902350</w:t>
       </w:r>
     </w:p>
     <w:p>
       <w:r>
-        <w:t>Retrospektive klinische Audit von 109 Schlaganfall-Aufnahmen auf einer subakuten neurogeriatrischen Station in Australien zur Dokumentation von Angehörigen-Edukation und -Training (CGET) durch multidisziplinäres Team.</w:t>
+        <w:t>Registerstudie zu Sicherheit und Ergebnissen eines regionalen Hospital-at-home-Modells in Dänemark mit 2.511 Patienten.</w:t>
       </w:r>
     </w:p>
     <w:p>
@@ -104,7 +104,7 @@
         <w:t xml:space="preserve">Ergebnis: </w:t>
       </w:r>
       <w:r>
-        <w:t>1.398 dokumentierte CGET-Episoden identifiziert. Sozialarbeit (79,9 %) und Ergotherapie (77,1 %) dokumentierten konsistenter; Pflegepersonal nur minimal über alle Domänen hinweg, besonders Kontinenzmanagement unterrepräsentiert. CGET signifikant häufiger bei Kognitiven Einschränkungen dokumentiert, aber nur 10,7 % der 28 Patienten mit Gedächtnisstörungen erhielten Gedächtnistrainings-Dokumentation. Inkonsistente Praxis über Mobilitäts-, ADL- und kognitiven Domänen.</w:t>
+        <w:t>Wiederaufnahmequoten sanken von 11,0 % (2022) auf 7,0 % (2024); Notfallkontakte blieben stabil (27,0–31,1 %); 30-Tage-Überleben konstant hoch (91,6–92,4 %). Behandlungsdauer stieg von 5,1 auf 7,3 Tage. Ergebnisse variierten nach Diagnose und Zuweisungsquelle; orthopädische und chronische Erkrankungen zeigten längere Aufenthalte.</w:t>
       </w:r>
     </w:p>
     <w:p>
@@ -119,7 +119,7 @@
         <w:rPr>
           <w:sz w:val="19"/>
         </w:rPr>
-        <w:t>Australien, ähnliche Fachteam-Struktur; Befund der Dokumentationslücken bei Pflege universal relevant.</w:t>
+        <w:t>Dänemark, vergleichbare öffentliche Gesundheitssysteme, ambulante Strukturen in Deutschland adaptierbar.</w:t>
       </w:r>
     </w:p>
     <w:p>
@@ -128,7 +128,7 @@
           <w:color w:val="5A7D3A"/>
           <w:sz w:val="18"/>
         </w:rPr>
-        <w:t>https://pubmed.ncbi.nlm.nih.gov/42900752/</w:t>
+        <w:t>https://pubmed.ncbi.nlm.nih.gov/42902350/</w:t>
       </w:r>
     </w:p>
     <w:p>
@@ -136,7 +136,7 @@
         <w:pStyle w:val="Heading2"/>
       </w:pPr>
       <w:r>
-        <w:t>Berufliche Autonomie und Austrittswunsch: Was Hebammen in Spanien zum Verlassen bewegt</w:t>
+        <w:t>Outdoor-Umgebungen in Pflegeheimen: Chancen und Hürden</w:t>
       </w:r>
     </w:p>
     <w:p>
@@ -146,12 +146,12 @@
           <w:color w:val="666666"/>
           <w:sz w:val="18"/>
         </w:rPr>
-        <w:t>Zaida RP et al.  ·  J Nurs Manag  ·  2026  ·  PMID 42899503</w:t>
+        <w:t>Liljegren M et al.  ·  BMC Health Serv Res  ·  14.10.2026  ·  PMID 42902269</w:t>
       </w:r>
     </w:p>
     <w:p>
       <w:r>
-        <w:t>Qualitative Fokusgruppenarbeit (21 Hebammen, 4 Diskussionsgruppen, Oktober 2024) zu Ursachen von Burnout und Ausgebot unter spanischen Hebammen.</w:t>
+        <w:t>Qualitative Studie mit Walking Interviews mit 11 älteren Bewohnern und Fokusgruppen mit Pflegekräften an 3 schwedischen Pflegeheimen zur Integration von Außenräumen in die Versorgung.</w:t>
       </w:r>
     </w:p>
     <w:p>
@@ -162,7 +162,7 @@
         <w:t xml:space="preserve">Ergebnis: </w:t>
       </w:r>
       <w:r>
-        <w:t>66,7 % Frauen, 61,9 % Krankenhausfachbereich. Hauptgründe: Autonomieverlust, Übermedikalisierung der Geburt, Konflikte mit Gynäkologen, traumatische perinatale Ereignisse, fehlende Managementbeteiligung, Arbeitsbedingungen. Lösungen: mehr Autonomie, Kompetenzanerkennung, unabhängige Studiengänge, Professionalisierung. Burnout führt zu Demotivation, Angst, Frustration und Ausscheiden.</w:t>
+        <w:t>Alle vier Zonen (Innenräume mit Fenstern, Übergangszonen, Gärten, Umgebung) boten Chancen für Alltagsaktivitäten, soziale Kontakte, körperliche Aktivität und therapeutische Gespräche. Barriers waren physisch, saisonal, organisatorisch, informativ und sozial. Pflegekräfte nannten Zeitmangel, fehlendes Wissen und geringe organisatorische Unterstützung als Haupthindernisse.</w:t>
       </w:r>
     </w:p>
     <w:p>
@@ -177,7 +177,7 @@
         <w:rPr>
           <w:sz w:val="19"/>
         </w:rPr>
-        <w:t>Spanisches Versicherungssystem, andere Organisationskultur; Faktor Autonomie-Verlust international relevant.</w:t>
+        <w:t>Schweden, Langzeitversorgung, Umweltdesign im deutschsprachigen Raum übertragbar.</w:t>
       </w:r>
     </w:p>
     <w:p>
@@ -186,7 +186,7 @@
           <w:color w:val="5A7D3A"/>
           <w:sz w:val="18"/>
         </w:rPr>
-        <w:t>https://pubmed.ncbi.nlm.nih.gov/42899503/</w:t>
+        <w:t>https://pubmed.ncbi.nlm.nih.gov/42902269/</w:t>
       </w:r>
     </w:p>
     <w:p>
@@ -194,7 +194,7 @@
         <w:pStyle w:val="Heading2"/>
       </w:pPr>
       <w:r>
-        <w:t>Pflegende im häuslichen Dienst: Wie Ressourcen den Stress unter Belastung puffern</w:t>
+        <w:t>Lebensbejahtheit und Sterbewunsch in Pflegeheimen: was Bewohner verändern möchten</w:t>
       </w:r>
     </w:p>
     <w:p>
@@ -204,12 +204,12 @@
           <w:color w:val="666666"/>
           <w:sz w:val="18"/>
         </w:rPr>
-        <w:t>Xiong J et al.  ·  Nurs Open  ·  Okt. 2026  ·  PMID 42897743</w:t>
+        <w:t>Ruedin S et al.  ·  BMC Palliat Care  ·  25.07.2026  ·  PMID 42902220</w:t>
       </w:r>
     </w:p>
     <w:p>
       <w:r>
-        <w:t>Querschnittsstudie mit 434 Hauskrankenpfleger (März–Juni 2024, 13 öffentliche Kliniken und Gemeindezentren, China) zu Jobbelastung, -ressourcen und Jobstress sowie Moderationseffekt von Ressourcen.</w:t>
+        <w:t>Befragung von 119 Pflegeheimbewohnern (≥70 Jahre) in der Schweiz zu Lebensbejahtheit und Sterbewunsch sowie deren Wünschen nach Unterstützung dieser Lebensbejahtheit.</w:t>
       </w:r>
     </w:p>
     <w:p>
@@ -220,7 +220,7 @@
         <w:t xml:space="preserve">Ergebnis: </w:t>
       </w:r>
       <w:r>
-        <w:t>Durchschnittlicher Jobstress-Wert 1,73 ± 0,35 (relativ niedrig auf der Skala). Positive Korrelation: Jobbelastung–Stress; negative Korrelation: Ressourcen–Stress. Interaktion (Jobbelastung × Ressourcen) signifikant für Stress (B = −0,036, 95% CI [−0,058, −0,013], p = 0,002), erklärt zusätzlich 1,1 % Varianz. Stress signifikant höher bei häufigen Homevisits/Woche, physischen Bedrohungen, Alleineinsatz.</w:t>
+        <w:t>Signifikante negative Korrelation zwischen Lebensbejahtheit und Sterbewunsch (r=−0,58; p=0,001). 49 % wünschten sich keine Interventionen, 39 % waren dafür offen. Unabhängig davon nannten die meisten: qualitätvolle Kontakte (wichtigster Faktor), Schmerzlinderung, personalisierte Aktivitäten, unterstützendes Personal, Möglichkeiten, anderen zu helfen, und innere Einstellungsänderungen.</w:t>
       </w:r>
     </w:p>
     <w:p>
@@ -235,7 +235,7 @@
         <w:rPr>
           <w:sz w:val="19"/>
         </w:rPr>
-        <w:t>China; Prinzip der Ressourcen-Moderation universell, Home-Nursing-Struktur teilweise übertragbar.</w:t>
+        <w:t>Schweiz, Pflegeheim-Versorgung, kulturell vergleichbar, Ansätze für Deutschland relevant.</w:t>
       </w:r>
     </w:p>
     <w:p>
@@ -244,7 +244,7 @@
           <w:color w:val="5A7D3A"/>
           <w:sz w:val="18"/>
         </w:rPr>
-        <w:t>https://pubmed.ncbi.nlm.nih.gov/42897743/</w:t>
+        <w:t>https://pubmed.ncbi.nlm.nih.gov/42902220/</w:t>
       </w:r>
     </w:p>
     <w:p>
@@ -252,7 +252,7 @@
         <w:pStyle w:val="Heading2"/>
       </w:pPr>
       <w:r>
-        <w:t>Wartelisten in der Langzeitpflege verschärfen Krankenhausaufenthalte: Simulation zur Bettenallokation</w:t>
+        <w:t>Pflegende Angehörige über 60: wie Belastung Depression fördert</w:t>
       </w:r>
     </w:p>
     <w:p>
@@ -262,12 +262,12 @@
           <w:color w:val="666666"/>
           <w:sz w:val="18"/>
         </w:rPr>
-        <w:t>Aydemir I et al.  ·  BMC Health Serv Res  ·  22.07.2026  ·  PMID 42897634</w:t>
+        <w:t>Chaaya M et al.  ·  BMC Geriatr  ·  22.07.2026  ·  PMID 42902165</w:t>
       </w:r>
     </w:p>
     <w:p>
       <w:r>
-        <w:t>Simulationsstudie zur Frage, wie dezentralisierte versus zentralisierte Bettenallokation in Pflegeheimen (Niederlande) Wartezeiten und die Inanspruchnahme von Kurzzeitpflege beeinflusst.</w:t>
+        <w:t>Querschnittsstudie mit 434 älteren pflegenden Angehörigen (≥60 Jahre) im Libanon zu Belastung, Depressionen und Angst sowie moderierenden Effekten sozialer und finanzieller Ressourcen.</w:t>
       </w:r>
     </w:p>
     <w:p>
@@ -278,7 +278,7 @@
         <w:t xml:space="preserve">Ergebnis: </w:t>
       </w:r>
       <w:r>
-        <w:t>Eine zentralisierte Bettenallokationspolitik reduzierte die Wartezeiten von 336 auf 35 Tage und sank die Quote der Kurzzeitpflege-Aufnahmen von 45 % auf 4,5 %. Bei hoher Nachfragevarianz zwischen Einrichtungen waren die Reduktionen noch größer.</w:t>
+        <w:t>36,4 % hatten hohe Pflegebelastung. Hohe Belastung korrelierte mit Depression (7,65 Punkte höhere Scores; 95%-KI: 3,48–11,8) und Angst (2,84 Punkte höher; 95%-KI: 0,73–4,95). Emotionale Unterstützung reduzierte den Zusammenhang zwischen Belastung und Depression signifikant. Finanzielle Ressourcen hatten keinen moderierenden Effekt.</w:t>
       </w:r>
     </w:p>
     <w:p>
@@ -293,7 +293,7 @@
         <w:rPr>
           <w:sz w:val="19"/>
         </w:rPr>
-        <w:t>Niederlande mit Pflegeversicherungssystem und Bettenstruktur vergleichbar Deutschland.</w:t>
+        <w:t>Libanon, teils andere Versorgungsstrukturen, Befunde zu psychosozialen Risiken sind übertragbar.</w:t>
       </w:r>
     </w:p>
     <w:p>
@@ -302,7 +302,7 @@
           <w:color w:val="5A7D3A"/>
           <w:sz w:val="18"/>
         </w:rPr>
-        <w:t>https://pubmed.ncbi.nlm.nih.gov/42897634/</w:t>
+        <w:t>https://pubmed.ncbi.nlm.nih.gov/42902165/</w:t>
       </w:r>
     </w:p>
     <w:p>
@@ -310,7 +310,7 @@
         <w:pStyle w:val="Heading2"/>
       </w:pPr>
       <w:r>
-        <w:t>Was Palliativversorgung für Menschen mit fortgeschrittener COPD und Angehörige leistet</w:t>
+        <w:t>Familiale Resilienz bei Demenzpflege in China: Durchhaltevermögen statt Bewältigung</w:t>
       </w:r>
     </w:p>
     <w:p>
@@ -320,12 +320,12 @@
           <w:color w:val="666666"/>
           <w:sz w:val="18"/>
         </w:rPr>
-        <w:t>Schmidt-Stiedenroth K et al.  ·  BMC Pulm Med  ·  19.10.2026  ·  PMID 42897575</w:t>
+        <w:t>Jiang D et al.  ·  Soc Sci Med  ·  13.06.2026  ·  PMID 42901680</w:t>
       </w:r>
     </w:p>
     <w:p>
       <w:r>
-        <w:t>Qualitative Multigruppen-Studie (53 Interviews mit Patienten, pflegenden Angehörigen und Fachkräften) in Deutschland über unmet needs bei fortgeschrittener COPD und wie Palliativversorgung diese adressiert.</w:t>
+        <w:t>Konstruktivistische Grounded-Theory-Studie mit 36 Teilnehmern aus 21 chinesischen Familien zur Resilienz von Familieneinheiten in der Demenzbetreuung.</w:t>
       </w:r>
     </w:p>
     <w:p>
@@ -336,7 +336,7 @@
         <w:t xml:space="preserve">Ergebnis: </w:t>
       </w:r>
       <w:r>
-        <w:t>Zentrale Bedarfe: Dyspnoe- und Angstmanagement, Heimpflege, Notfallplanung, psychosoziale Unterstützung, organisatorische Hilfe, Information über Krankheitsverlauf und Palliativversorgung. Personen, die Palliativversorgung erhielten, berichteten Bedarf-Deckung in fünf Bereichen; Timing der Information war kritisch für Akzeptanz.</w:t>
+        <w:t>Theorie der pragmatischen Familienresilienz mit drei Komponenten: (1) Motivational Core aus filialprägter Verpflichtung und emotionalen Bindungen, (2) adaptive Architektur mit Logiken wie Ressourcenschonung, (3) praktische Strategien wie beharrliche Ausdauer (áo) und Akzeptanz von Grenzen. Paradigmenwechsel von ‚Burden-Management' zu nachhaltiger Ausdauer und familienzentrierter Unterstützung.</w:t>
       </w:r>
     </w:p>
     <w:p>
@@ -351,7 +351,7 @@
         <w:rPr>
           <w:sz w:val="19"/>
         </w:rPr>
-        <w:t>Deutsche Studie in deutschen Versorgungsstrukturen.</w:t>
+        <w:t>China, kollektivistische Kultur; Befunde zur Familienstruktur zeigen kulturelle Unterschiede zu Deutschland.</w:t>
       </w:r>
     </w:p>
     <w:p>
@@ -360,7 +360,7 @@
           <w:color w:val="5A7D3A"/>
           <w:sz w:val="18"/>
         </w:rPr>
-        <w:t>https://pubmed.ncbi.nlm.nih.gov/42897575/</w:t>
+        <w:t>https://pubmed.ncbi.nlm.nih.gov/42901680/</w:t>
       </w:r>
     </w:p>
     <w:p>
@@ -368,7 +368,7 @@
         <w:pStyle w:val="Heading2"/>
       </w:pPr>
       <w:r>
-        <w:t>Motivation und Resilienz: Wie Pflegende in Grönland unter Ressourcenmangel arbeiten</w:t>
+        <w:t>Ambulante Pflege-Intermediärklinik: weniger Notfallaufnahmen, keine Reduktion von Einweisungen</w:t>
       </w:r>
     </w:p>
     <w:p>
@@ -378,12 +378,12 @@
           <w:color w:val="666666"/>
           <w:sz w:val="18"/>
         </w:rPr>
-        <w:t>Jensen CJ et al.  ·  Int J Circumpolar Health  ·  31.12.2026  ·  PMID 42892307</w:t>
+        <w:t>Lee SY et al.  ·  West J Emerg Med  ·  05.09.2026  ·  PMID 42900934</w:t>
       </w:r>
     </w:p>
     <w:p>
       <w:r>
-        <w:t>Ethnographische Feldforschung mit Beobachtung und Interviews in fünf Regionen Grönlands über Strategien, mit denen Pflegende trotz Personalknappheit und limitierten Ressourcen gute Versorgung leisten und motiviert bleiben.</w:t>
+        <w:t>Retrospektive Kohortenstudie mit 2.698 Terminen (Durchschnittsalter 51,5 Jahre) an einer US-Akademie zur Wirksamkeit einer Nurse-Led Intermediate Care Clinic (AICC) auf Notfallaufnahmen und Krankenhauseinweisungen.</w:t>
       </w:r>
     </w:p>
     <w:p>
@@ -394,7 +394,7 @@
         <w:t xml:space="preserve">Ergebnis: </w:t>
       </w:r>
       <w:r>
-        <w:t>Pflegende halten ihre Praxis durch patientenzentrierte Werte, Gemeinschaftsresilienz (Zusammenarbeit, Humor), improvisative Fähigkeiten und Verantwortung für Gesellschaft aufrecht. Gemeinsame Leidenschaft für Patienten war zentral; Beziehungen und kreatives Problemlösen kompensieren strukturelle Engpässe.</w:t>
+        <w:t>Patienten mit AICC-Besuch: ED-Besuchsrate 10,5 % gegenüber Fehlern 15,2 % (Risikodifferenz 4,75 %; 95%-KI: 0,56–8,93 %; p=0,03). Odds Ratio für ED-Besuch bei Fehltermin 1,54 (95%-KI: 1,07–2,21; p=0,02). Krankenhauseinweisungsraten 47,3 % vs. 53,4 % (p=0,04), aber keine signifikante Assoziation mit Fehltermin (OR 1,28; p=0,05).</w:t>
       </w:r>
     </w:p>
     <w:p>
@@ -409,7 +409,7 @@
         <w:rPr>
           <w:sz w:val="19"/>
         </w:rPr>
-        <w:t>Arktisches Setting mit extremem Personalknappheit; Motivationsfaktoren übertragbar auf unterbelegte Systeme.</w:t>
+        <w:t>USA, vergleichbare Notfallversorgung, Intermediate-Care-Ansatz auf Deutschland übertragbar.</w:t>
       </w:r>
     </w:p>
     <w:p>
@@ -418,65 +418,7 @@
           <w:color w:val="5A7D3A"/>
           <w:sz w:val="18"/>
         </w:rPr>
-        <w:t>https://pubmed.ncbi.nlm.nih.gov/42892307/</w:t>
-      </w:r>
-    </w:p>
-    <w:p>
-      <w:pPr>
-        <w:pStyle w:val="Heading2"/>
-      </w:pPr>
-      <w:r>
-        <w:t>Freiberufliche Kinderkrankenpflege in Frankreich: Prävention und Elternunterstützung zwischen Angebot und Finanzierungslücke</w:t>
-      </w:r>
-    </w:p>
-    <w:p>
-      <w:r>
-        <w:rPr>
-          <w:i/>
-          <w:color w:val="666666"/>
-          <w:sz w:val="18"/>
-        </w:rPr>
-        <w:t>Collombier M et al.  ·  Sante Publique  ·  2026  ·  PMID 42838889</w:t>
-      </w:r>
-    </w:p>
-    <w:p>
-      <w:r>
-        <w:t>Nationale Beschreibungsstudie (2024, Online-Fragebogen) zu beruflicher Praxis, Rollen und Versorgungsbeitrag freiberuflich tätiger Kinderkrankenpfleger (Infirmières Puéricultrices) in Frankreich.</w:t>
-      </w:r>
-    </w:p>
-    <w:p>
-      <w:r>
-        <w:rPr>
-          <w:b/>
-        </w:rPr>
-        <w:t xml:space="preserve">Ergebnis: </w:t>
-      </w:r>
-      <w:r>
-        <w:t>Überwiegend erfahrene Fachkräfte, fokus auf Prävention und Gesundheitserziehung bei Kindern 0–6 Jahre und Familien. Leistungen: Einzelkonsultationen, innovative Formate (Gruppenworkshops, ‚Elternkreise' für Erfahrungsaustausch und Empowerment). Psychosoziale Unterstützung und Elternbegleitung zentral, technische Pflege marginal. Hauptmotivation: Autonomie und Schließung von Versorgungslücken. Barriere: fehlende Krankenversicherungsfinanzierung.</w:t>
-      </w:r>
-    </w:p>
-    <w:p>
-      <w:r>
-        <w:rPr>
-          <w:b/>
-          <w:sz w:val="19"/>
-        </w:rPr>
-        <w:t xml:space="preserve">Übertragbarkeit: </w:t>
-      </w:r>
-      <w:r>
-        <w:rPr>
-          <w:sz w:val="19"/>
-        </w:rPr>
-        <w:t>Frankreich mit anderen Versicherungs- und Berufsstrukturen; Modell der freien Praxis nicht deutsches Kernsystem.</w:t>
-      </w:r>
-    </w:p>
-    <w:p>
-      <w:r>
-        <w:rPr>
-          <w:color w:val="5A7D3A"/>
-          <w:sz w:val="18"/>
-        </w:rPr>
-        <w:t>https://pubmed.ncbi.nlm.nih.gov/42838889/</w:t>
+        <w:t>https://pubmed.ncbi.nlm.nih.gov/42900934/</w:t>
       </w:r>
     </w:p>
     <w:sectPr>

--- a/download/studien-aktuell.docx
+++ b/download/studien-aktuell.docx
@@ -62,7 +62,7 @@
           <w:color w:val="666666"/>
           <w:sz w:val="18"/>
         </w:rPr>
-        <w:t>Stand: 22.10.2026  |  6 Studien  |  pflege.m-vf.de</w:t>
+        <w:t>Stand: 23.10.2026  |  6 Studien  |  pflege.m-vf.de</w:t>
       </w:r>
     </w:p>
     <w:p>
@@ -70,7 +70,7 @@
         <w:pStyle w:val="Heading1"/>
       </w:pPr>
       <w:r>
-        <w:t>Aufgenommen am 22.10.2026</w:t>
+        <w:t>Aufgenommen am 23.10.2026</w:t>
       </w:r>
     </w:p>
     <w:p>
@@ -78,7 +78,7 @@
         <w:pStyle w:val="Heading2"/>
       </w:pPr>
       <w:r>
-        <w:t>Hospital-at-home in Dänemark: stabile Sicherheit, sinkende Wiederaufnahmen</w:t>
+        <w:t>Demenz-Rehabilitationsprogramm mit Angehörigenunterstützung: Was bewirkt es für pflegende Angehörige?</w:t>
       </w:r>
     </w:p>
     <w:p>
@@ -88,12 +88,12 @@
           <w:color w:val="666666"/>
           <w:sz w:val="18"/>
         </w:rPr>
-        <w:t>Hägi-Pedersen MB et al.  ·  BMC Health Serv Res  ·  24.07.2026  ·  PMID 42902350</w:t>
+        <w:t>Conradsson M et al.  ·  BMC Geriatr  ·  21.10.2026  ·  PMID 42907949</w:t>
       </w:r>
     </w:p>
     <w:p>
       <w:r>
-        <w:t>Registerstudie zu Sicherheit und Ergebnissen eines regionalen Hospital-at-home-Modells in Dänemark mit 2.511 Patienten.</w:t>
+        <w:t>Randomisierte Pilotstudie zu einem 20-wöchigen multiprofessionellen Rehabilitationsprogramm für Menschen mit Demenz im häuslichen Bereich, kombiniert mit Unterstützung und Schulung für pflegende Angehörige (Belastung, depressive Symptome, Lebensqualität).</w:t>
       </w:r>
     </w:p>
     <w:p>
@@ -104,7 +104,7 @@
         <w:t xml:space="preserve">Ergebnis: </w:t>
       </w:r>
       <w:r>
-        <w:t>Wiederaufnahmequoten sanken von 11,0 % (2022) auf 7,0 % (2024); Notfallkontakte blieben stabil (27,0–31,1 %); 30-Tage-Überleben konstant hoch (91,6–92,4 %). Behandlungsdauer stieg von 5,1 auf 7,3 Tage. Ergebnisse variierten nach Diagnose und Zuweisungsquelle; orthopädische und chronische Erkrankungen zeigten längere Aufenthalte.</w:t>
+        <w:t>95 % der Angehörigen berichteten nach den Gruppenveranstaltungen gestiegenes Wissen über Unterstützung der Erkrankten (20/21), 90 % verbesserte Bewältigungsstrategien. In Caregiver Burden Scale und Geriatric Depression Scale keine signifikanten Unterschiede zwischen Interventions- und Kontrollgruppe, aber Unterschiede in Lebensqualitäts-Subskalen zugunsten der Kontrolle in Monaten 24 und 36. Intervention zeigt gute Teilnahmefähigkeit (100 % Baseline-Assessment, 87 % bei Follow-ups).</w:t>
       </w:r>
     </w:p>
     <w:p>
@@ -119,7 +119,7 @@
         <w:rPr>
           <w:sz w:val="19"/>
         </w:rPr>
-        <w:t>Dänemark, vergleichbare öffentliche Gesundheitssysteme, ambulante Strukturen in Deutschland adaptierbar.</w:t>
+        <w:t>Schweden, vergleichbare Langzeitpflege-Strukturen und Versicherungssystem</w:t>
       </w:r>
     </w:p>
     <w:p>
@@ -128,7 +128,7 @@
           <w:color w:val="5A7D3A"/>
           <w:sz w:val="18"/>
         </w:rPr>
-        <w:t>https://pubmed.ncbi.nlm.nih.gov/42902350/</w:t>
+        <w:t>https://pubmed.ncbi.nlm.nih.gov/42907949/</w:t>
       </w:r>
     </w:p>
     <w:p>
@@ -136,7 +136,7 @@
         <w:pStyle w:val="Heading2"/>
       </w:pPr>
       <w:r>
-        <w:t>Outdoor-Umgebungen in Pflegeheimen: Chancen und Hürden</w:t>
+        <w:t>Personalisierte Pflegepläne zur Ernährung: weniger Wundinfektionen, kürzerer Krankenhausaufenthalt</w:t>
       </w:r>
     </w:p>
     <w:p>
@@ -146,12 +146,12 @@
           <w:color w:val="666666"/>
           <w:sz w:val="18"/>
         </w:rPr>
-        <w:t>Liljegren M et al.  ·  BMC Health Serv Res  ·  14.10.2026  ·  PMID 42902269</w:t>
+        <w:t>Lv T et al.  ·  BMC Surg  ·  27.07.2026  ·  PMID 42907841</w:t>
       </w:r>
     </w:p>
     <w:p>
       <w:r>
-        <w:t>Qualitative Studie mit Walking Interviews mit 11 älteren Bewohnern und Fokusgruppen mit Pflegekräften an 3 schwedischen Pflegeheimen zur Integration von Außenräumen in die Versorgung.</w:t>
+        <w:t>Retrospektive Kohortenstudie zu individualisierten Pflegeplänen basierend auf modifiziertem Ernährungsscreening (abPG-SGA) bei 206 kolorektalen Krebspatienten zur Optimierung postoperativen Ernährungsstatus, Komplikationen und Verweildauer.</w:t>
       </w:r>
     </w:p>
     <w:p>
@@ -162,7 +162,7 @@
         <w:t xml:space="preserve">Ergebnis: </w:t>
       </w:r>
       <w:r>
-        <w:t>Alle vier Zonen (Innenräume mit Fenstern, Übergangszonen, Gärten, Umgebung) boten Chancen für Alltagsaktivitäten, soziale Kontakte, körperliche Aktivität und therapeutische Gespräche. Barriers waren physisch, saisonal, organisatorisch, informativ und sozial. Pflegekräfte nannten Zeitmangel, fehlendes Wissen und geringe organisatorische Unterstützung als Haupthindernisse.</w:t>
+        <w:t>Personalisierte Pflege assoziiert mit signifikant niedrigeren Odds für Wundinfektionen (adjustiertes OR 0,26, 95%-KI 0,08–0,85, p = 0,025) und Harnwegsinfektionen (OR 0,17, 95%-KI 0,03–0,79, p = 0,022). Krankenhausaufenthalt reduziert um 1,92 Tage (adjustiertes β = -1,92, 95%-KI -3,31 bis -0,53, p = 0,007). Postoperative Prealbumin-Werte um 29,1 mg/L verbessert (p = 0,004).</w:t>
       </w:r>
     </w:p>
     <w:p>
@@ -177,7 +177,7 @@
         <w:rPr>
           <w:sz w:val="19"/>
         </w:rPr>
-        <w:t>Schweden, Langzeitversorgung, Umweltdesign im deutschsprachigen Raum übertragbar.</w:t>
+        <w:t>China, Ernährungsmanagement-Prinzipien und Komplikationsprävention universell</w:t>
       </w:r>
     </w:p>
     <w:p>
@@ -186,7 +186,7 @@
           <w:color w:val="5A7D3A"/>
           <w:sz w:val="18"/>
         </w:rPr>
-        <w:t>https://pubmed.ncbi.nlm.nih.gov/42902269/</w:t>
+        <w:t>https://pubmed.ncbi.nlm.nih.gov/42907841/</w:t>
       </w:r>
     </w:p>
     <w:p>
@@ -194,7 +194,7 @@
         <w:pStyle w:val="Heading2"/>
       </w:pPr>
       <w:r>
-        <w:t>Lebensbejahtheit und Sterbewunsch in Pflegeheimen: was Bewohner verändern möchten</w:t>
+        <w:t>Strukturiertes Schmerzmanagement durch Pflegende: weniger Schmerzen, bessere Zufriedenheit nach Operation</w:t>
       </w:r>
     </w:p>
     <w:p>
@@ -204,12 +204,12 @@
           <w:color w:val="666666"/>
           <w:sz w:val="18"/>
         </w:rPr>
-        <w:t>Ruedin S et al.  ·  BMC Palliat Care  ·  25.07.2026  ·  PMID 42902220</w:t>
+        <w:t>Yan J et al.  ·  J Orthop Surg (Hong Kong)  ·  21.10.2026  ·  PMID 42906082</w:t>
       </w:r>
     </w:p>
     <w:p>
       <w:r>
-        <w:t>Befragung von 119 Pflegeheimbewohnern (≥70 Jahre) in der Schweiz zu Lebensbejahtheit und Sterbewunsch sowie deren Wünschen nach Unterstützung dieser Lebensbejahtheit.</w:t>
+        <w:t>Retrospektive Vor-Nachher-Studie (206 Patienten) zu einem von Pflegenden geleiteten Workflow mit strukturierter Schmerzerfassung (NRS-Dokumentation), Eskalation bei NRS ≥4 und Reassessment 30–60 min nach Rettungsanalgesie auf orthopädischen Stationen.</w:t>
       </w:r>
     </w:p>
     <w:p>
@@ -220,7 +220,7 @@
         <w:t xml:space="preserve">Ergebnis: </w:t>
       </w:r>
       <w:r>
-        <w:t>Signifikante negative Korrelation zwischen Lebensbejahtheit und Sterbewunsch (r=−0,58; p=0,001). 49 % wünschten sich keine Interventionen, 39 % waren dafür offen. Unabhängig davon nannten die meisten: qualitätvolle Kontakte (wichtigster Faktor), Schmerzlinderung, personalisierte Aktivitäten, unterstützendes Personal, Möglichkeiten, anderen zu helfen, und innere Einstellungsänderungen.</w:t>
+        <w:t>Ineffektive Schmerzkon trolle (NRS ≥4) in den ersten 24 h sank von 38,8 % auf 24,1 % (p = 0,023). Mediane Zeit bis erste Rettungsanalgesie fiel von 55 auf 30 Minuten (p &lt; 0,001). Bewegungsinduzierter Spitzenschmerz sank von 6,0 auf 5,0 (p &lt; 0,001). Hochzufriedenheit stieg von 67,3 % auf 80,6 % (p = 0,030). Adjustierte Odds Ratio für ineffektive Schmerzkon trolle: 0,53 (95%-KI 0,29–0,96).</w:t>
       </w:r>
     </w:p>
     <w:p>
@@ -235,7 +235,7 @@
         <w:rPr>
           <w:sz w:val="19"/>
         </w:rPr>
-        <w:t>Schweiz, Pflegeheim-Versorgung, kulturell vergleichbar, Ansätze für Deutschland relevant.</w:t>
+        <w:t>China, universelle Schmerzbehandlungsprinzipien übertragbar</w:t>
       </w:r>
     </w:p>
     <w:p>
@@ -244,7 +244,7 @@
           <w:color w:val="5A7D3A"/>
           <w:sz w:val="18"/>
         </w:rPr>
-        <w:t>https://pubmed.ncbi.nlm.nih.gov/42902220/</w:t>
+        <w:t>https://pubmed.ncbi.nlm.nih.gov/42906082/</w:t>
       </w:r>
     </w:p>
     <w:p>
@@ -252,7 +252,7 @@
         <w:pStyle w:val="Heading2"/>
       </w:pPr>
       <w:r>
-        <w:t>Pflegende Angehörige über 60: wie Belastung Depression fördert</w:t>
+        <w:t>Gerontologische Kompetenzen: junge Pflegekräfte selbstbewusster, aber Kompetenzlücken bleiben</w:t>
       </w:r>
     </w:p>
     <w:p>
@@ -262,12 +262,12 @@
           <w:color w:val="666666"/>
           <w:sz w:val="18"/>
         </w:rPr>
-        <w:t>Chaaya M et al.  ·  BMC Geriatr  ·  22.07.2026  ·  PMID 42902165</w:t>
+        <w:t>Tohmola A et al.  ·  Nurs Open  ·  Okt. 2026  ·  PMID 42905609</w:t>
       </w:r>
     </w:p>
     <w:p>
       <w:r>
-        <w:t>Querschnittsstudie mit 434 älteren pflegenden Angehörigen (≥60 Jahre) im Libanon zu Belastung, Depressionen und Angst sowie moderierenden Effekten sozialer und finanzieller Ressourcen.</w:t>
+        <w:t>Querschnittstudie mit 493 Pflegekräften (Fachkrankenpfleger und Krankenpflegehelfer) in Finnland zur Selbsteinschätzung gerontologischer Kompetenzen mit 53-Item-Instrument (11 Kompetenzbereiche).</w:t>
       </w:r>
     </w:p>
     <w:p>
@@ -278,7 +278,7 @@
         <w:t xml:space="preserve">Ergebnis: </w:t>
       </w:r>
       <w:r>
-        <w:t>36,4 % hatten hohe Pflegebelastung. Hohe Belastung korrelierte mit Depression (7,65 Punkte höhere Scores; 95%-KI: 3,48–11,8) und Angst (2,84 Punkte höher; 95%-KI: 0,73–4,95). Emotionale Unterstützung reduzierte den Zusammenhang zwischen Belastung und Depression signifikant. Finanzielle Ressourcen hatten keinen moderierenden Effekt.</w:t>
+        <w:t>Fachkrankenpfleger bewerteten Gesamtkompetenz als sehr gut oder gut. Stärkste Dimensionen: Beziehungsgestaltung, sichere Wohnumgebung, Funktionsfähigkeitserhalt. Statistische Signifikanz nur für Alter: unter 40 Jahren deutlich höhere Gesamtkompetenz als ab 50 Jahren. Defizite in einzelnen Bereichen bleiben trotz guter Gesamtbewertung. Befund unterstreicht Bedeutung kontinuierlicher Kompetenzentwicklung über gesamte Berufslaufbahn.</w:t>
       </w:r>
     </w:p>
     <w:p>
@@ -293,7 +293,7 @@
         <w:rPr>
           <w:sz w:val="19"/>
         </w:rPr>
-        <w:t>Libanon, teils andere Versorgungsstrukturen, Befunde zu psychosozialen Risiken sind übertragbar.</w:t>
+        <w:t>Finnland, vergleichbare nordeuropäische Pflegeausbildung</w:t>
       </w:r>
     </w:p>
     <w:p>
@@ -302,7 +302,7 @@
           <w:color w:val="5A7D3A"/>
           <w:sz w:val="18"/>
         </w:rPr>
-        <w:t>https://pubmed.ncbi.nlm.nih.gov/42902165/</w:t>
+        <w:t>https://pubmed.ncbi.nlm.nih.gov/42905609/</w:t>
       </w:r>
     </w:p>
     <w:p>
@@ -310,7 +310,7 @@
         <w:pStyle w:val="Heading2"/>
       </w:pPr>
       <w:r>
-        <w:t>Familiale Resilienz bei Demenzpflege in China: Durchhaltevermögen statt Bewältigung</w:t>
+        <w:t>Häusliche Diabetesversorgung in vulnerablen Familien: Grenzen von Fachkompetenz, Bedarf an Begleitung</w:t>
       </w:r>
     </w:p>
     <w:p>
@@ -320,12 +320,12 @@
           <w:color w:val="666666"/>
           <w:sz w:val="18"/>
         </w:rPr>
-        <w:t>Jiang D et al.  ·  Soc Sci Med  ·  13.06.2026  ·  PMID 42901680</w:t>
+        <w:t>Jeppesen MN et al.  ·  Scand J Caring Sci  ·  Dez. 2026  ·  PMID 42904583</w:t>
       </w:r>
     </w:p>
     <w:p>
       <w:r>
-        <w:t>Konstruktivistische Grounded-Theory-Studie mit 36 Teilnehmern aus 21 chinesischen Familien zur Resilienz von Familieneinheiten in der Demenzbetreuung.</w:t>
+        <w:t>Qualitative phänomenologische Studie mit 14 Fachpersonen (75 h Feldbeobachtung, Fokusgruppen) zu Herausforderungen bei häuslicher Typ-1-Diabetes-Versorgung von Kindern aus sozialen Risikosituationen in Dänemark.</w:t>
       </w:r>
     </w:p>
     <w:p>
@@ -336,7 +336,7 @@
         <w:t xml:space="preserve">Ergebnis: </w:t>
       </w:r>
       <w:r>
-        <w:t>Theorie der pragmatischen Familienresilienz mit drei Komponenten: (1) Motivational Core aus filialprägter Verpflichtung und emotionalen Bindungen, (2) adaptive Architektur mit Logiken wie Ressourcenschonung, (3) praktische Strategien wie beharrliche Ausdauer (áo) und Akzeptanz von Grenzen. Paradigmenwechsel von ‚Burden-Management' zu nachhaltiger Ausdauer und familienzentrierter Unterstützung.</w:t>
+        <w:t>Fachpersonen berichten von kontinuierlichem Lern- und Entwicklungsprozess, Anpassung von Fachkompetenz an Familienkontext erforderlich. Zentrale Dimensionen: Aufbau von Vertrauen und Beziehungsmanagement, emotionale Belastung, Umgang mit psychosozialen Problemen und ethischen Dilemmata oft jenseits vorhandener Expertise. Hauptbefund: Häusliche Diabetesversorgung erfordert Flexibilität, emotionale Bindung, erweiterte Kompetenzen; Bedarf für Struktursupervision, Peer-Support und organisatorische Anleitung.</w:t>
       </w:r>
     </w:p>
     <w:p>
@@ -351,7 +351,7 @@
         <w:rPr>
           <w:sz w:val="19"/>
         </w:rPr>
-        <w:t>China, kollektivistische Kultur; Befunde zur Familienstruktur zeigen kulturelle Unterschiede zu Deutschland.</w:t>
+        <w:t>Dänemark, vergleichbares nordeuropäisches Gesundheitssystem</w:t>
       </w:r>
     </w:p>
     <w:p>
@@ -360,7 +360,7 @@
           <w:color w:val="5A7D3A"/>
           <w:sz w:val="18"/>
         </w:rPr>
-        <w:t>https://pubmed.ncbi.nlm.nih.gov/42901680/</w:t>
+        <w:t>https://pubmed.ncbi.nlm.nih.gov/42904583/</w:t>
       </w:r>
     </w:p>
     <w:p>
@@ -368,7 +368,7 @@
         <w:pStyle w:val="Heading2"/>
       </w:pPr>
       <w:r>
-        <w:t>Ambulante Pflege-Intermediärklinik: weniger Notfallaufnahmen, keine Reduktion von Einweisungen</w:t>
+        <w:t>Telecare für pflegende Angehörige: Sicherheitsempfinden stärker als technische Leistung</w:t>
       </w:r>
     </w:p>
     <w:p>
@@ -378,12 +378,12 @@
           <w:color w:val="666666"/>
           <w:sz w:val="18"/>
         </w:rPr>
-        <w:t>Lee SY et al.  ·  West J Emerg Med  ·  05.09.2026  ·  PMID 42900934</w:t>
+        <w:t>Dolničar V et al.  ·  JMIR Aging  ·  20.10.2026  ·  PMID 42904387</w:t>
       </w:r>
     </w:p>
     <w:p>
       <w:r>
-        <w:t>Retrospektive Kohortenstudie mit 2.698 Terminen (Durchschnittsalter 51,5 Jahre) an einer US-Akademie zur Wirksamkeit einer Nurse-Led Intermediate Care Clinic (AICC) auf Notfallaufnahmen und Krankenhauseinweisungen.</w:t>
+        <w:t>Querschnittstudie mit 526 pflegenden Angehörigen in Slowenien zu Annahmefaktoren von Telecare-Technologien im Licht des UTAUT-Modells, erweitert um wahrgenommene psychosoziale Outcomes (Sicherheitsgefühl, Angstreduktion, Bindung).</w:t>
       </w:r>
     </w:p>
     <w:p>
@@ -394,7 +394,7 @@
         <w:t xml:space="preserve">Ergebnis: </w:t>
       </w:r>
       <w:r>
-        <w:t>Patienten mit AICC-Besuch: ED-Besuchsrate 10,5 % gegenüber Fehlern 15,2 % (Risikodifferenz 4,75 %; 95%-KI: 0,56–8,93 %; p=0,03). Odds Ratio für ED-Besuch bei Fehltermin 1,54 (95%-KI: 1,07–2,21; p=0,02). Krankenhauseinweisungsraten 47,3 % vs. 53,4 % (p=0,04), aber keine signifikante Assoziation mit Fehltermin (OR 1,28; p=0,05).</w:t>
+        <w:t>Wahrgenommene psychosoziale Outcomes (Sicherheit, Stressabbau) zeigten stärkste Assoziation mit Nutzungsintention (β = 0,41, p &lt; 0,001) und erklärten 54 % der Varianz (R² = 0,54). Leistungserwartung (β = 0,52, p &lt; 0,001), Facilitating Conditions (β = 0,11, p = 0,005) und soziale Einflüsse (β = 0,21, p &lt; 0,001) waren zusätzliche Prädiktoren. Psychosoziale Outcomes reduzierten Koeffizient der Leistungserwartung wesentlich.</w:t>
       </w:r>
     </w:p>
     <w:p>
@@ -409,7 +409,7 @@
         <w:rPr>
           <w:sz w:val="19"/>
         </w:rPr>
-        <w:t>USA, vergleichbare Notfallversorgung, Intermediate-Care-Ansatz auf Deutschland übertragbar.</w:t>
+        <w:t>Slowenien, vergleichbare südeuropäische Versicherungslogik</w:t>
       </w:r>
     </w:p>
     <w:p>
@@ -418,7 +418,7 @@
           <w:color w:val="5A7D3A"/>
           <w:sz w:val="18"/>
         </w:rPr>
-        <w:t>https://pubmed.ncbi.nlm.nih.gov/42900934/</w:t>
+        <w:t>https://pubmed.ncbi.nlm.nih.gov/42904387/</w:t>
       </w:r>
     </w:p>
     <w:sectPr>

--- a/download/studien-aktuell.docx
+++ b/download/studien-aktuell.docx
@@ -62,7 +62,7 @@
           <w:color w:val="666666"/>
           <w:sz w:val="18"/>
         </w:rPr>
-        <w:t>Stand: 23.10.2026  |  6 Studien  |  pflege.m-vf.de</w:t>
+        <w:t>Stand: 24.10.2026  |  6 Studien  |  pflege.m-vf.de</w:t>
       </w:r>
     </w:p>
     <w:p>
@@ -70,7 +70,7 @@
         <w:pStyle w:val="Heading1"/>
       </w:pPr>
       <w:r>
-        <w:t>Aufgenommen am 23.10.2026</w:t>
+        <w:t>Aufgenommen am 24.10.2026</w:t>
       </w:r>
     </w:p>
     <w:p>
@@ -78,7 +78,7 @@
         <w:pStyle w:val="Heading2"/>
       </w:pPr>
       <w:r>
-        <w:t>Demenz-Rehabilitationsprogramm mit Angehörigenunterstützung: Was bewirkt es für pflegende Angehörige?</w:t>
+        <w:t>Sturzprävention durch Schulung: Wirkung auf Wissen, Sicherheit und Fallraten bei älteren Patienten im Krankenhaus</w:t>
       </w:r>
     </w:p>
     <w:p>
@@ -88,12 +88,12 @@
           <w:color w:val="666666"/>
           <w:sz w:val="18"/>
         </w:rPr>
-        <w:t>Conradsson M et al.  ·  BMC Geriatr  ·  21.10.2026  ·  PMID 42907949</w:t>
+        <w:t>Kim E et al.  ·  BMC Geriatr  ·  27.07.2026  ·  PMID 42919133</w:t>
       </w:r>
     </w:p>
     <w:p>
       <w:r>
-        <w:t>Randomisierte Pilotstudie zu einem 20-wöchigen multiprofessionellen Rehabilitationsprogramm für Menschen mit Demenz im häuslichen Bereich, kombiniert mit Unterstützung und Schulung für pflegende Angehörige (Belastung, depressive Symptome, Lebensqualität).</w:t>
+        <w:t>Quasi-experimentelle Studie zum Vergleich einer intensiven, partizipativen Schulung (APREAL) mit Routineunterricht bei 70 älteren Patienten in koreanischen Pflegestationen.</w:t>
       </w:r>
     </w:p>
     <w:p>
@@ -104,7 +104,7 @@
         <w:t xml:space="preserve">Ergebnis: </w:t>
       </w:r>
       <w:r>
-        <w:t>95 % der Angehörigen berichteten nach den Gruppenveranstaltungen gestiegenes Wissen über Unterstützung der Erkrankten (20/21), 90 % verbesserte Bewältigungsstrategien. In Caregiver Burden Scale und Geriatric Depression Scale keine signifikanten Unterschiede zwischen Interventions- und Kontrollgruppe, aber Unterschiede in Lebensqualitäts-Subskalen zugunsten der Kontrolle in Monaten 24 und 36. Intervention zeigt gute Teilnahmefähigkeit (100 % Baseline-Assessment, 87 % bei Follow-ups).</w:t>
+        <w:t>APREAL-Gruppe zeigte signifikant höhere Werte für Sturzwissen (F=27,41; p&lt;0,001; η²=0,287), Selbstwirksamkeit (F=32,85; p&lt;0,001; η²=0,326) und Sturzpräventionsverhalten (F=93,14; p&lt;0,001; η²=0,578). Die Sturzrate war auf der Interventionsstation numerisch niedriger (0,0 vs. 2,3 pro 1.000 Patiententage), ohne statistische Kontrolle.</w:t>
       </w:r>
     </w:p>
     <w:p>
@@ -119,7 +119,7 @@
         <w:rPr>
           <w:sz w:val="19"/>
         </w:rPr>
-        <w:t>Schweden, vergleichbare Langzeitpflege-Strukturen und Versicherungssystem</w:t>
+        <w:t>Südkorea mit vergleichbarem Versorgungsmodell; Sicherheitsbefund zur Schulungseffektivität übertragbar.</w:t>
       </w:r>
     </w:p>
     <w:p>
@@ -128,7 +128,7 @@
           <w:color w:val="5A7D3A"/>
           <w:sz w:val="18"/>
         </w:rPr>
-        <w:t>https://pubmed.ncbi.nlm.nih.gov/42907949/</w:t>
+        <w:t>https://pubmed.ncbi.nlm.nih.gov/42919133/</w:t>
       </w:r>
     </w:p>
     <w:p>
@@ -136,7 +136,7 @@
         <w:pStyle w:val="Heading2"/>
       </w:pPr>
       <w:r>
-        <w:t>Personalisierte Pflegepläne zur Ernährung: weniger Wundinfektionen, kürzerer Krankenhausaufenthalt</w:t>
+        <w:t>Informationsquellen und Selbstwirksamkeit: was pflegenden Angehörigen in der Demenzbetreuung hilft</w:t>
       </w:r>
     </w:p>
     <w:p>
@@ -146,12 +146,12 @@
           <w:color w:val="666666"/>
           <w:sz w:val="18"/>
         </w:rPr>
-        <w:t>Lv T et al.  ·  BMC Surg  ·  27.07.2026  ·  PMID 42907841</w:t>
+        <w:t>Goh YL et al.  ·  BMC Geriatr  ·  28.07.2026  ·  PMID 42919127</w:t>
       </w:r>
     </w:p>
     <w:p>
       <w:r>
-        <w:t>Retrospektive Kohortenstudie zu individualisierten Pflegeplänen basierend auf modifiziertem Ernährungsscreening (abPG-SGA) bei 206 kolorektalen Krebspatienten zur Optimierung postoperativen Ernährungsstatus, Komplikationen und Verweildauer.</w:t>
+        <w:t>Querschnittstudie an 258 pflegenden Angehörigen von Demenzpatienten in Malaysia, die untersuchte, wie Demenzwissen, eHealth-Literalität und Informationsquellen deren Selbstwirksamkeit beeinflussen.</w:t>
       </w:r>
     </w:p>
     <w:p>
@@ -162,7 +162,7 @@
         <w:t xml:space="preserve">Ergebnis: </w:t>
       </w:r>
       <w:r>
-        <w:t>Personalisierte Pflege assoziiert mit signifikant niedrigeren Odds für Wundinfektionen (adjustiertes OR 0,26, 95%-KI 0,08–0,85, p = 0,025) und Harnwegsinfektionen (OR 0,17, 95%-KI 0,03–0,79, p = 0,022). Krankenhausaufenthalt reduziert um 1,92 Tage (adjustiertes β = -1,92, 95%-KI -3,31 bis -0,53, p = 0,007). Postoperative Prealbumin-Werte um 29,1 mg/L verbessert (p = 0,004).</w:t>
+        <w:t>Multiple Informationsquellen erhöhten Selbstwirksamkeit signifikant (erklärte Varianz von 6,7% auf 12,6%; p&lt;0,05). Schriftliche Materialien und ärztliche Beratung stärkten Vertrauen; Facebook und Selbsthilfegruppen verminderten Selbstwirksamkeit. Ländliche Angehörige fühlten sich weniger sicher bei Entlastungsangeboten; Verheiratete hatten weniger Schwierigkeiten mit Verhaltensproblemen.</w:t>
       </w:r>
     </w:p>
     <w:p>
@@ -177,7 +177,7 @@
         <w:rPr>
           <w:sz w:val="19"/>
         </w:rPr>
-        <w:t>China, Ernährungsmanagement-Prinzipien und Komplikationsprävention universell</w:t>
+        <w:t>Malaysia, aber Muster zu Informationseffekten auf Angehörigenbelastung international relevant.</w:t>
       </w:r>
     </w:p>
     <w:p>
@@ -186,7 +186,7 @@
           <w:color w:val="5A7D3A"/>
           <w:sz w:val="18"/>
         </w:rPr>
-        <w:t>https://pubmed.ncbi.nlm.nih.gov/42907841/</w:t>
+        <w:t>https://pubmed.ncbi.nlm.nih.gov/42919127/</w:t>
       </w:r>
     </w:p>
     <w:p>
@@ -194,7 +194,7 @@
         <w:pStyle w:val="Heading2"/>
       </w:pPr>
       <w:r>
-        <w:t>Strukturiertes Schmerzmanagement durch Pflegende: weniger Schmerzen, bessere Zufriedenheit nach Operation</w:t>
+        <w:t>Mütterliche Sterblichkeit: Schulung von Pflegefachpersonen verbessert Meldepraxis und Ermittlungen</w:t>
       </w:r>
     </w:p>
     <w:p>
@@ -204,12 +204,12 @@
           <w:color w:val="666666"/>
           <w:sz w:val="18"/>
         </w:rPr>
-        <w:t>Yan J et al.  ·  J Orthop Surg (Hong Kong)  ·  21.10.2026  ·  PMID 42906082</w:t>
+        <w:t>Pereira NAPG et al.  ·  Rev Lat Am Enfermagem  ·  16.10.2026  ·  PMID 42912033</w:t>
       </w:r>
     </w:p>
     <w:p>
       <w:r>
-        <w:t>Retrospektive Vor-Nachher-Studie (206 Patienten) zu einem von Pflegenden geleiteten Workflow mit strukturierter Schmerzerfassung (NRS-Dokumentation), Eskalation bei NRS ≥4 und Reassessment 30–60 min nach Rettungsanalgesie auf orthopädischen Stationen.</w:t>
+        <w:t>Epidemiologische Studie mit 143 Pflegefachpersonen aus dem Primärbereich in Brasilien zu Faktoren, die ihre Beteiligung an Überwachung mütterlicher Todesfälle beeinflussen.</w:t>
       </w:r>
     </w:p>
     <w:p>
@@ -220,7 +220,7 @@
         <w:t xml:space="preserve">Ergebnis: </w:t>
       </w:r>
       <w:r>
-        <w:t>Ineffektive Schmerzkon trolle (NRS ≥4) in den ersten 24 h sank von 38,8 % auf 24,1 % (p = 0,023). Mediane Zeit bis erste Rettungsanalgesie fiel von 55 auf 30 Minuten (p &lt; 0,001). Bewegungsinduzierter Spitzenschmerz sank von 6,0 auf 5,0 (p &lt; 0,001). Hochzufriedenheit stieg von 67,3 % auf 80,6 % (p = 0,030). Adjustierte Odds Ratio für ineffektive Schmerzkon trolle: 0,53 (95%-KI 0,29–0,96).</w:t>
+        <w:t>Pflegefachpersonen mit Schulung zeigten signifikant höhere Chancen, Untersuchungsverfahren durchzuführen und an Meetings der Müttersterblichkeitskommission teilzunehmen (OR=5,82; 95%-KI: 2,46–13,75). Schulung war mit Kenntnis der Ziele des Komitees und deren Umsetzung assoziiert. Zeit in der Stelle korrelierte mit Schulungsteilnahme und Untersuchungspraxis.</w:t>
       </w:r>
     </w:p>
     <w:p>
@@ -235,7 +235,7 @@
         <w:rPr>
           <w:sz w:val="19"/>
         </w:rPr>
-        <w:t>China, universelle Schmerzbehandlungsprinzipien übertragbar</w:t>
+        <w:t>Brasilien, aber Effekt von Schulung auf Versorgungspraxis in multiprofessionalen Settings übertragbar.</w:t>
       </w:r>
     </w:p>
     <w:p>
@@ -244,7 +244,7 @@
           <w:color w:val="5A7D3A"/>
           <w:sz w:val="18"/>
         </w:rPr>
-        <w:t>https://pubmed.ncbi.nlm.nih.gov/42906082/</w:t>
+        <w:t>https://pubmed.ncbi.nlm.nih.gov/42912033/</w:t>
       </w:r>
     </w:p>
     <w:p>
@@ -252,7 +252,7 @@
         <w:pStyle w:val="Heading2"/>
       </w:pPr>
       <w:r>
-        <w:t>Gerontologische Kompetenzen: junge Pflegekräfte selbstbewusster, aber Kompetenzlücken bleiben</w:t>
+        <w:t>Pflege für transgender Frauen: Barrieren, Schulungsbedarf und inklusive Praktiken</w:t>
       </w:r>
     </w:p>
     <w:p>
@@ -262,12 +262,12 @@
           <w:color w:val="666666"/>
           <w:sz w:val="18"/>
         </w:rPr>
-        <w:t>Tohmola A et al.  ·  Nurs Open  ·  Okt. 2026  ·  PMID 42905609</w:t>
+        <w:t>Vila Nova PVR et al.  ·  Rev Lat Am Enfermagem  ·  16.10.2026  ·  PMID 42912031</w:t>
       </w:r>
     </w:p>
     <w:p>
       <w:r>
-        <w:t>Querschnittstudie mit 493 Pflegekräften (Fachkrankenpfleger und Krankenpflegehelfer) in Finnland zur Selbsteinschätzung gerontologischer Kompetenzen mit 53-Item-Instrument (11 Kompetenzbereiche).</w:t>
+        <w:t>Qualitative Studie mit 94 Pflegefachpersonen aus dem Primärbereich in ganz Brasilien zur Versorgung transgender Frauen nach Leininger's Theorie der transkulturellem Pflege.</w:t>
       </w:r>
     </w:p>
     <w:p>
@@ -278,7 +278,7 @@
         <w:t xml:space="preserve">Ergebnis: </w:t>
       </w:r>
       <w:r>
-        <w:t>Fachkrankenpfleger bewerteten Gesamtkompetenz als sehr gut oder gut. Stärkste Dimensionen: Beziehungsgestaltung, sichere Wohnumgebung, Funktionsfähigkeitserhalt. Statistische Signifikanz nur für Alter: unter 40 Jahren deutlich höhere Gesamtkompetenz als ab 50 Jahren. Defizite in einzelnen Bereichen bleiben trotz guter Gesamtbewertung. Befund unterstreicht Bedeutung kontinuierlicher Kompetenzentwicklung über gesamte Berufslaufbahn.</w:t>
+        <w:t>Vier Themenbereiche: Herausforderungen und Barrieren (Vorurteile, Zugänglichkeit); wesentliche Handlungen und Versorgung; Einbeziehung und Respekt; Rolle von Pflegefachpersonen und Gemeindegesundheitsarbeitern. Mehrheit der Pflegefachpersonen hatte keine spezifische Schulung oder Protokolle für diese Bevölkerungsgruppe. Initiativen für Willkommenskultur und Gemeindegesundheitsarbeit wurden identifiziert.</w:t>
       </w:r>
     </w:p>
     <w:p>
@@ -293,7 +293,7 @@
         <w:rPr>
           <w:sz w:val="19"/>
         </w:rPr>
-        <w:t>Finnland, vergleichbare nordeuropäische Pflegeausbildung</w:t>
+        <w:t>Brasilien, qualitatives Muster zu Schulungs- und Protokolldefiziten für spezialisierte Versorgung international relevant.</w:t>
       </w:r>
     </w:p>
     <w:p>
@@ -302,7 +302,7 @@
           <w:color w:val="5A7D3A"/>
           <w:sz w:val="18"/>
         </w:rPr>
-        <w:t>https://pubmed.ncbi.nlm.nih.gov/42905609/</w:t>
+        <w:t>https://pubmed.ncbi.nlm.nih.gov/42912031/</w:t>
       </w:r>
     </w:p>
     <w:p>
@@ -310,7 +310,7 @@
         <w:pStyle w:val="Heading2"/>
       </w:pPr>
       <w:r>
-        <w:t>Häusliche Diabetesversorgung in vulnerablen Familien: Grenzen von Fachkompetenz, Bedarf an Begleitung</w:t>
+        <w:t>Aktives Altern: wer profitiert? Übergänge pflegender älterer Menschen zwischen Pflege und Freiwilligenarbeit</w:t>
       </w:r>
     </w:p>
     <w:p>
@@ -320,12 +320,12 @@
           <w:color w:val="666666"/>
           <w:sz w:val="18"/>
         </w:rPr>
-        <w:t>Jeppesen MN et al.  ·  Scand J Caring Sci  ·  Dez. 2026  ·  PMID 42904583</w:t>
+        <w:t>Cretazzo F et al.  ·  Front Public Health  ·  07.10.2026  ·  PMID 42909995</w:t>
       </w:r>
     </w:p>
     <w:p>
       <w:r>
-        <w:t>Qualitative phänomenologische Studie mit 14 Fachpersonen (75 h Feldbeobachtung, Fokusgruppen) zu Herausforderungen bei häuslicher Typ-1-Diabetes-Versorgung von Kindern aus sozialen Risikosituationen in Dänemark.</w:t>
+        <w:t>Längsschnittanalyse von SHARE-Wellen 7–9 zur Untersuchung, wie Übergänge älterer Europäer in und aus der Rolle des ‚Super-Helpers' (gleichzeitig pflegend und freiwillig tätig) mit Gesundheitsergebnissen assoziiert sind.</w:t>
       </w:r>
     </w:p>
     <w:p>
@@ -336,7 +336,7 @@
         <w:t xml:space="preserve">Ergebnis: </w:t>
       </w:r>
       <w:r>
-        <w:t>Fachpersonen berichten von kontinuierlichem Lern- und Entwicklungsprozess, Anpassung von Fachkompetenz an Familienkontext erforderlich. Zentrale Dimensionen: Aufbau von Vertrauen und Beziehungsmanagement, emotionale Belastung, Umgang mit psychosozialen Problemen und ethischen Dilemmata oft jenseits vorhandener Expertise. Hauptbefund: Häusliche Diabetesversorgung erfordert Flexibilität, emotionale Bindung, erweiterte Kompetenzen; Bedarf für Struktursupervision, Peer-Support und organisatorische Anleitung.</w:t>
+        <w:t>Übergänge von alleiniger Pflege zu Super-Helper-Rolle verbesserten Gesundheitsmerkmale; Übergänge von Freiwilligenarbeit zu Super-Helper-Rolle verschlechterten sie. Übergänge von Super-Helper zu alleiniger Freiwilligenarbeit waren kurzfristig mit schlechterer Selbstwahrnehmung und depressiven Symptomen assoziiert (besonders bei früheren Co-Wohner-Pflegenden). Respite-Care zeigte schützende Effekte gegen Überbelastung.</w:t>
       </w:r>
     </w:p>
     <w:p>
@@ -351,7 +351,7 @@
         <w:rPr>
           <w:sz w:val="19"/>
         </w:rPr>
-        <w:t>Dänemark, vergleichbares nordeuropäisches Gesundheitssystem</w:t>
+        <w:t>Europa (SHARE-Survey); Muster zu Pflegebelastung und Übergängen in Rollen für deutschsprachigen Raum relevant.</w:t>
       </w:r>
     </w:p>
     <w:p>
@@ -360,7 +360,7 @@
           <w:color w:val="5A7D3A"/>
           <w:sz w:val="18"/>
         </w:rPr>
-        <w:t>https://pubmed.ncbi.nlm.nih.gov/42904583/</w:t>
+        <w:t>https://pubmed.ncbi.nlm.nih.gov/42909995/</w:t>
       </w:r>
     </w:p>
     <w:p>
@@ -368,7 +368,7 @@
         <w:pStyle w:val="Heading2"/>
       </w:pPr>
       <w:r>
-        <w:t>Telecare für pflegende Angehörige: Sicherheitsempfinden stärker als technische Leistung</w:t>
+        <w:t>Rehabilitative Pflege im Heim: Funktionsfähigkeit, Lebensqualität und Rückkehrerfolg in Deutschland</w:t>
       </w:r>
     </w:p>
     <w:p>
@@ -378,12 +378,12 @@
           <w:color w:val="666666"/>
           <w:sz w:val="18"/>
         </w:rPr>
-        <w:t>Dolničar V et al.  ·  JMIR Aging  ·  20.10.2026  ·  PMID 42904387</w:t>
+        <w:t>Gierke F et al.  ·  Z Gerontol Geriatr  ·  02.10.2026  ·  PMID 42825944</w:t>
       </w:r>
     </w:p>
     <w:p>
       <w:r>
-        <w:t>Querschnittstudie mit 526 pflegenden Angehörigen in Slowenien zu Annahmefaktoren von Telecare-Technologien im Licht des UTAUT-Modells, erweitert um wahrgenommene psychosoziale Outcomes (Sicherheitsgefühl, Angstreduktion, Bindung).</w:t>
+        <w:t>Prospektive Einarm-Studie mit 67 Bewohnern aus drei deutschen Heimen zur Wirkung eines strukturierten rehabilitativen Aktivierungsansatzes auf funktionelle Selbstständigkeit, Gesundheit und Rückkehr nach Hause.</w:t>
       </w:r>
     </w:p>
     <w:p>
@@ -394,7 +394,7 @@
         <w:t xml:space="preserve">Ergebnis: </w:t>
       </w:r>
       <w:r>
-        <w:t>Wahrgenommene psychosoziale Outcomes (Sicherheit, Stressabbau) zeigten stärkste Assoziation mit Nutzungsintention (β = 0,41, p &lt; 0,001) und erklärten 54 % der Varianz (R² = 0,54). Leistungserwartung (β = 0,52, p &lt; 0,001), Facilitating Conditions (β = 0,11, p = 0,005) und soziale Einflüsse (β = 0,21, p &lt; 0,001) waren zusätzliche Prädiktoren. Psychosoziale Outcomes reduzierten Koeffizient der Leistungserwartung wesentlich.</w:t>
+        <w:t>Allgemeine Gesundheitswahrnehmung zeigte signifikanten Zeiteffekt (p=0,023). SF-36 zeigt signifikante Verbesserungen bei körperlicher Funktionsfähigkeit, sozialer Funktionsfähigkeit, psychischem Wohlbefinden (alle p&lt;0,05). 32,8% der Patienten (n=22) kehrten innerhalb von 6 Monaten nach Hause zurück. Funktionelle Unabhängigkeit erhöhte sich deskriptiv, aber nicht signifikant (p=0,306).</w:t>
       </w:r>
     </w:p>
     <w:p>
@@ -409,7 +409,7 @@
         <w:rPr>
           <w:sz w:val="19"/>
         </w:rPr>
-        <w:t>Slowenien, vergleichbare südeuropäische Versicherungslogik</w:t>
+        <w:t>Deutschland; Daten aus deutschen Pflegeheimen mit direkter Anwendbarkeit.</w:t>
       </w:r>
     </w:p>
     <w:p>
@@ -418,7 +418,7 @@
           <w:color w:val="5A7D3A"/>
           <w:sz w:val="18"/>
         </w:rPr>
-        <w:t>https://pubmed.ncbi.nlm.nih.gov/42904387/</w:t>
+        <w:t>https://pubmed.ncbi.nlm.nih.gov/42825944/</w:t>
       </w:r>
     </w:p>
     <w:sectPr>

--- a/download/studien-aktuell.docx
+++ b/download/studien-aktuell.docx
@@ -62,7 +62,7 @@
           <w:color w:val="666666"/>
           <w:sz w:val="18"/>
         </w:rPr>
-        <w:t>Stand: 24.10.2026  |  6 Studien  |  pflege.m-vf.de</w:t>
+        <w:t>Stand: 25.10.2026  |  6 Studien  |  pflege.m-vf.de</w:t>
       </w:r>
     </w:p>
     <w:p>
@@ -70,7 +70,7 @@
         <w:pStyle w:val="Heading1"/>
       </w:pPr>
       <w:r>
-        <w:t>Aufgenommen am 24.10.2026</w:t>
+        <w:t>Aufgenommen am 25.10.2026</w:t>
       </w:r>
     </w:p>
     <w:p>
@@ -78,7 +78,7 @@
         <w:pStyle w:val="Heading2"/>
       </w:pPr>
       <w:r>
-        <w:t>Sturzprävention durch Schulung: Wirkung auf Wissen, Sicherheit und Fallraten bei älteren Patienten im Krankenhaus</w:t>
+        <w:t>Frailty-Screening mit Prävention reduziert Pflegebedürftigkeit im Alter</w:t>
       </w:r>
     </w:p>
     <w:p>
@@ -88,12 +88,12 @@
           <w:color w:val="666666"/>
           <w:sz w:val="18"/>
         </w:rPr>
-        <w:t>Kim E et al.  ·  BMC Geriatr  ·  27.07.2026  ·  PMID 42919133</w:t>
+        <w:t>Soma S et al.  ·  Age Ageing  ·  03.08.2026  ·  PMID 42920343</w:t>
       </w:r>
     </w:p>
     <w:p>
       <w:r>
-        <w:t>Quasi-experimentelle Studie zum Vergleich einer intensiven, partizipativen Schulung (APREAL) mit Routineunterricht bei 70 älteren Patienten in koreanischen Pflegestationen.</w:t>
+        <w:t>Studie zur Wirkung eines Screenings auf Gebrechlichkeit mit anschließender Gesundheitsberatung auf die Rate von Pflegegrad-Zertifizierungen bei über 75-Jährigen in Japan.</w:t>
       </w:r>
     </w:p>
     <w:p>
@@ -104,7 +104,7 @@
         <w:t xml:space="preserve">Ergebnis: </w:t>
       </w:r>
       <w:r>
-        <w:t>APREAL-Gruppe zeigte signifikant höhere Werte für Sturzwissen (F=27,41; p&lt;0,001; η²=0,287), Selbstwirksamkeit (F=32,85; p&lt;0,001; η²=0,326) und Sturzpräventionsverhalten (F=93,14; p&lt;0,001; η²=0,578). Die Sturzrate war auf der Interventionsstation numerisch niedriger (0,0 vs. 2,3 pro 1.000 Patiententage), ohne statistische Kontrolle.</w:t>
+        <w:t>Nach Einführung des Screening-basierten Interventionsprogramms sank die monatliche Quote der Pflegezertifizierungen in der Altersgruppe ≥75 Jahre um 6,8 % (95%-CI: 4,4–10,0 %) gegenüber dem projizierten Trend ohne Intervention. Die annualisierte Trendänderung zeigte ein Hazard Ratio von 0,974 (95%-CI: 0,963–0,983).</w:t>
       </w:r>
     </w:p>
     <w:p>
@@ -119,7 +119,7 @@
         <w:rPr>
           <w:sz w:val="19"/>
         </w:rPr>
-        <w:t>Südkorea mit vergleichbarem Versorgungsmodell; Sicherheitsbefund zur Schulungseffektivität übertragbar.</w:t>
+        <w:t>Japan, aber mit Pflegezertifizierungssystem vergleichbar zur Erfassung von Pflegebedürftigkeit; kommunales Ansatzmodell übertragbar.</w:t>
       </w:r>
     </w:p>
     <w:p>
@@ -128,7 +128,7 @@
           <w:color w:val="5A7D3A"/>
           <w:sz w:val="18"/>
         </w:rPr>
-        <w:t>https://pubmed.ncbi.nlm.nih.gov/42919133/</w:t>
+        <w:t>https://pubmed.ncbi.nlm.nih.gov/42920343/</w:t>
       </w:r>
     </w:p>
     <w:p>
@@ -136,7 +136,7 @@
         <w:pStyle w:val="Heading2"/>
       </w:pPr>
       <w:r>
-        <w:t>Informationsquellen und Selbstwirksamkeit: was pflegenden Angehörigen in der Demenzbetreuung hilft</w:t>
+        <w:t>CFTR-Modulatoren senken Belastung und Arbeitsausfälle pflegender Angehöriger</w:t>
       </w:r>
     </w:p>
     <w:p>
@@ -146,12 +146,12 @@
           <w:color w:val="666666"/>
           <w:sz w:val="18"/>
         </w:rPr>
-        <w:t>Goh YL et al.  ·  BMC Geriatr  ·  28.07.2026  ·  PMID 42919127</w:t>
+        <w:t>Oliveira VDGSB et al.  ·  Orphanet J Rare Dis  ·  23.07.2026  ·  PMID 42920171</w:t>
       </w:r>
     </w:p>
     <w:p>
       <w:r>
-        <w:t>Querschnittstudie an 258 pflegenden Angehörigen von Demenzpatienten in Malaysia, die untersuchte, wie Demenzwissen, eHealth-Literalität und Informationsquellen deren Selbstwirksamkeit beeinflussen.</w:t>
+        <w:t>Querschnittsstudie mit 174 primären Pflegepersonen (90,2 % Mütter) von Mukoviszidose-Patienten in Brasilien, vergleichend für Nutzer und Nicht-Nutzer von Elexacaftor/Tezacaftor/Ivacaftor (ETI).</w:t>
       </w:r>
     </w:p>
     <w:p>
@@ -162,7 +162,7 @@
         <w:t xml:space="preserve">Ergebnis: </w:t>
       </w:r>
       <w:r>
-        <w:t>Multiple Informationsquellen erhöhten Selbstwirksamkeit signifikant (erklärte Varianz von 6,7% auf 12,6%; p&lt;0,05). Schriftliche Materialien und ärztliche Beratung stärkten Vertrauen; Facebook und Selbsthilfegruppen verminderten Selbstwirksamkeit. Ländliche Angehörige fühlten sich weniger sicher bei Entlastungsangeboten; Verheiratete hatten weniger Schwierigkeiten mit Verhaltensproblemen.</w:t>
+        <w:t>Pflegepersonen von Nicht-Modulatoren-Nutzern investierten täglich signifikant mehr Zeit (300 Min. [IQR: 180–300] vs. 180 Min. [IQR: 90–240]; p=0,002) und hatten häufigere Arztkontakte (p=0,003). Zarit Burden Interview-12: höhere Scores in der Nicht-Modulatoren-Gruppe (20,0 [IQR: 16,0–25,2] vs. 15,5 [IQR: 11,2–23,0]; p=0,006); bei Kindern unter 5 Jahren noch ausgeprägter (20,0 vs. 14,0; p=0,003). Absenteeismus (15,8 % vs. 0,0 %; p=0,034), Präsentismus (50,0 % vs. 20,0 %; p=0,048) und Aktivitätsbeeinträchtigung (50,0 % vs. 30,0 %; p=0,011) signifikant höher ohne Modulatoren.</w:t>
       </w:r>
     </w:p>
     <w:p>
@@ -177,7 +177,7 @@
         <w:rPr>
           <w:sz w:val="19"/>
         </w:rPr>
-        <w:t>Malaysia, aber Muster zu Informationseffekten auf Angehörigenbelastung international relevant.</w:t>
+        <w:t>Brasilien; aber Mechanismus der Entlastung durch bessere Gesundheit des Patienten übergeordnet übertragbar.</w:t>
       </w:r>
     </w:p>
     <w:p>
@@ -186,7 +186,7 @@
           <w:color w:val="5A7D3A"/>
           <w:sz w:val="18"/>
         </w:rPr>
-        <w:t>https://pubmed.ncbi.nlm.nih.gov/42919127/</w:t>
+        <w:t>https://pubmed.ncbi.nlm.nih.gov/42920171/</w:t>
       </w:r>
     </w:p>
     <w:p>
@@ -194,7 +194,7 @@
         <w:pStyle w:val="Heading2"/>
       </w:pPr>
       <w:r>
-        <w:t>Mütterliche Sterblichkeit: Schulung von Pflegefachpersonen verbessert Meldepraxis und Ermittlungen</w:t>
+        <w:t>Unterstützungsbedarf pflegender Angehöriger von Myeloma-Patienten: massive Versorgungslücken</w:t>
       </w:r>
     </w:p>
     <w:p>
@@ -204,12 +204,12 @@
           <w:color w:val="666666"/>
           <w:sz w:val="18"/>
         </w:rPr>
-        <w:t>Pereira NAPG et al.  ·  Rev Lat Am Enfermagem  ·  16.10.2026  ·  PMID 42912033</w:t>
+        <w:t>Lin Y et al.  ·  BMC Palliat Care  ·  29.08.2026  ·  PMID 42920119</w:t>
       </w:r>
     </w:p>
     <w:p>
       <w:r>
-        <w:t>Epidemiologische Studie mit 143 Pflegefachpersonen aus dem Primärbereich in Brasilien zu Faktoren, die ihre Beteiligung an Überwachung mütterlicher Todesfälle beeinflussen.</w:t>
+        <w:t>Querschnittsstudie mit 227 pflegenden Angehörigen von Myeloma-Patienten in Südostchina zur Erfassung von Unterstützungsbedarfen und wahrgenommener Verfügbarkeit von Hilfsangeboten.</w:t>
       </w:r>
     </w:p>
     <w:p>
@@ -220,7 +220,7 @@
         <w:t xml:space="preserve">Ergebnis: </w:t>
       </w:r>
       <w:r>
-        <w:t>Pflegefachpersonen mit Schulung zeigten signifikant höhere Chancen, Untersuchungsverfahren durchzuführen und an Meetings der Müttersterblichkeitskommission teilzunehmen (OR=5,82; 95%-KI: 2,46–13,75). Schulung war mit Kenntnis der Ziele des Komitees und deren Umsetzung assoziiert. Zeit in der Stelle korrelierte mit Schulungsteilnahme und Untersuchungspraxis.</w:t>
+        <w:t>Höchster Bedarf bestand für Krankheitsinformation (90,04 %), niedrigste wahrgenommene Versorgung für psychosoziale Ressourcen (50,05 %). In den Top-10 unerfüllter Bedürfnisse: vier Items zu psychosozialen Ressourcen, drei zu Pflegefähigkeiten, zwei zu medizinischen Diensten, eines zu Krankheitsinformation. Ehegatten, Personen mit Vorpflegeerfahrung und die, die auch Kinder betreuen, hatten signifikant höhere Bedarfswerte.</w:t>
       </w:r>
     </w:p>
     <w:p>
@@ -235,7 +235,7 @@
         <w:rPr>
           <w:sz w:val="19"/>
         </w:rPr>
-        <w:t>Brasilien, aber Effekt von Schulung auf Versorgungspraxis in multiprofessionalen Settings übertragbar.</w:t>
+        <w:t>China, aber Bedarfsstruktur pflegender Angehöriger übergeordnet vergleichbar.</w:t>
       </w:r>
     </w:p>
     <w:p>
@@ -244,7 +244,7 @@
           <w:color w:val="5A7D3A"/>
           <w:sz w:val="18"/>
         </w:rPr>
-        <w:t>https://pubmed.ncbi.nlm.nih.gov/42912033/</w:t>
+        <w:t>https://pubmed.ncbi.nlm.nih.gov/42920119/</w:t>
       </w:r>
     </w:p>
     <w:p>
@@ -252,7 +252,7 @@
         <w:pStyle w:val="Heading2"/>
       </w:pPr>
       <w:r>
-        <w:t>Pflege für transgender Frauen: Barrieren, Schulungsbedarf und inklusive Praktiken</w:t>
+        <w:t>Vergebungs-Psychoedukation reduziert Todesangst und Pflegebelastung am Lebensende</w:t>
       </w:r>
     </w:p>
     <w:p>
@@ -262,12 +262,12 @@
           <w:color w:val="666666"/>
           <w:sz w:val="18"/>
         </w:rPr>
-        <w:t>Vila Nova PVR et al.  ·  Rev Lat Am Enfermagem  ·  16.10.2026  ·  PMID 42912031</w:t>
+        <w:t>Cancer Nurs  ·  21.10.2026  ·  PMID 42919807</w:t>
       </w:r>
     </w:p>
     <w:p>
       <w:r>
-        <w:t>Qualitative Studie mit 94 Pflegefachpersonen aus dem Primärbereich in ganz Brasilien zur Versorgung transgender Frauen nach Leininger's Theorie der transkulturellem Pflege.</w:t>
+        <w:t>Randomisierte kontrollierte Studie zur Wirkung einer Psychoedukationsintervention zum Thema Vergebung auf Todesangst, Pflegebelastung und Vergebungsneigung bei 56 Pflegepersonen von Sterbenden (Interventionsgruppe n=28, Kontrollgruppe n=28).</w:t>
       </w:r>
     </w:p>
     <w:p>
@@ -278,7 +278,7 @@
         <w:t xml:space="preserve">Ergebnis: </w:t>
       </w:r>
       <w:r>
-        <w:t>Vier Themenbereiche: Herausforderungen und Barrieren (Vorurteile, Zugänglichkeit); wesentliche Handlungen und Versorgung; Einbeziehung und Respekt; Rolle von Pflegefachpersonen und Gemeindegesundheitsarbeitern. Mehrheit der Pflegefachpersonen hatte keine spezifische Schulung oder Protokolle für diese Bevölkerungsgruppe. Initiativen für Willkommenskultur und Gemeindegesundheitsarbeit wurden identifiziert.</w:t>
+        <w:t>Die durchschnittlichen Scores für Todesangst und Pflegebelastung in Post-Test und Verlaufsmessungen (1 und 3 Monate) der Interventionsgruppe waren statistisch signifikant niedriger als in der Kontrollgruppe (p&lt;0,05). Die Intervention zeigte anhaltende Effekte über alle Follow-up-Zeitpunkte.</w:t>
       </w:r>
     </w:p>
     <w:p>
@@ -293,7 +293,7 @@
         <w:rPr>
           <w:sz w:val="19"/>
         </w:rPr>
-        <w:t>Brasilien, qualitatives Muster zu Schulungs- und Protokolldefiziten für spezialisierte Versorgung international relevant.</w:t>
+        <w:t>Ursprungsland nicht genannt; aber Intervention psychoedukativer Art mit allgemeinen Anwendbarkeitsprinzipien.</w:t>
       </w:r>
     </w:p>
     <w:p>
@@ -302,7 +302,7 @@
           <w:color w:val="5A7D3A"/>
           <w:sz w:val="18"/>
         </w:rPr>
-        <w:t>https://pubmed.ncbi.nlm.nih.gov/42912031/</w:t>
+        <w:t>https://pubmed.ncbi.nlm.nih.gov/42919807/</w:t>
       </w:r>
     </w:p>
     <w:p>
@@ -310,7 +310,7 @@
         <w:pStyle w:val="Heading2"/>
       </w:pPr>
       <w:r>
-        <w:t>Aktives Altern: wer profitiert? Übergänge pflegender älterer Menschen zwischen Pflege und Freiwilligenarbeit</w:t>
+        <w:t>Advanced Practice Nursing in Deutschland und Brasilien: regulatorische Hürden, Akademisierungswege</w:t>
       </w:r>
     </w:p>
     <w:p>
@@ -320,12 +320,12 @@
           <w:color w:val="666666"/>
           <w:sz w:val="18"/>
         </w:rPr>
-        <w:t>Cretazzo F et al.  ·  Front Public Health  ·  07.10.2026  ·  PMID 42909995</w:t>
+        <w:t>Bula DA et al.  ·  Rev Bras Enferm  ·  16.10.2026  ·  PMID 42912127</w:t>
       </w:r>
     </w:p>
     <w:p>
       <w:r>
-        <w:t>Längsschnittanalyse von SHARE-Wellen 7–9 zur Untersuchung, wie Übergänge älterer Europäer in und aus der Rolle des ‚Super-Helpers' (gleichzeitig pflegend und freiwillig tätig) mit Gesundheitsergebnissen assoziiert sind.</w:t>
+        <w:t>Qualitative Vergleichsstudie durch Analyse von Strategiedokumenten und Sekundärdaten zu Bedingungen der Advanced Practice Nursing Entwicklung in der Primärversorgung in Brasilien und Deutschland.</w:t>
       </w:r>
     </w:p>
     <w:p>
@@ -336,7 +336,7 @@
         <w:t xml:space="preserve">Ergebnis: </w:t>
       </w:r>
       <w:r>
-        <w:t>Übergänge von alleiniger Pflege zu Super-Helper-Rolle verbesserten Gesundheitsmerkmale; Übergänge von Freiwilligenarbeit zu Super-Helper-Rolle verschlechterten sie. Übergänge von Super-Helper zu alleiniger Freiwilligenarbeit waren kurzfristig mit schlechterer Selbstwahrnehmung und depressiven Symptomen assoziiert (besonders bei früheren Co-Wohner-Pflegenden). Respite-Care zeigte schützende Effekte gegen Überbelastung.</w:t>
+        <w:t>Brasilien: langjährige akademische Pflegeausbildung und etablierte Verantwortungen unterstützen Advanced Practice Nursing, aber Regulierungslücken bleiben Barriere. Deutschland: Entwicklung reflektiert berufsständische Pflegetradition und rezente Akademisierungsbewegung mit wenigen AP-Masterstudiengängen; ärztezentriertes Modell der Primärversorgung und unzureichende Rechtsgrundlagen hemmen Umsetzung trotz wachsenden politischen Moments. Schlussfolgerung: Entwicklung ist kontext- und landspezifisch; effektive Implementierung erfordert Alignment mit Institutionen, Ausbildungswegen und Berufsrollen.</w:t>
       </w:r>
     </w:p>
     <w:p>
@@ -351,7 +351,7 @@
         <w:rPr>
           <w:sz w:val="19"/>
         </w:rPr>
-        <w:t>Europa (SHARE-Survey); Muster zu Pflegebelastung und Übergängen in Rollen für deutschsprachigen Raum relevant.</w:t>
+        <w:t>Deutschland und direkter Vergleich mit Brasilien; illustriert strukturelle und regulatorische Barrieren im deutschen System.</w:t>
       </w:r>
     </w:p>
     <w:p>
@@ -360,7 +360,7 @@
           <w:color w:val="5A7D3A"/>
           <w:sz w:val="18"/>
         </w:rPr>
-        <w:t>https://pubmed.ncbi.nlm.nih.gov/42909995/</w:t>
+        <w:t>https://pubmed.ncbi.nlm.nih.gov/42912127/</w:t>
       </w:r>
     </w:p>
     <w:p>
@@ -368,7 +368,7 @@
         <w:pStyle w:val="Heading2"/>
       </w:pPr>
       <w:r>
-        <w:t>Rehabilitative Pflege im Heim: Funktionsfähigkeit, Lebensqualität und Rückkehrerfolg in Deutschland</w:t>
+        <w:t>Infektionsprävention in Pflegeheimen: standardisierte Verfahren verbessern Compliance</w:t>
       </w:r>
     </w:p>
     <w:p>
@@ -378,12 +378,12 @@
           <w:color w:val="666666"/>
           <w:sz w:val="18"/>
         </w:rPr>
-        <w:t>Gierke F et al.  ·  Z Gerontol Geriatr  ·  02.10.2026  ·  PMID 42825944</w:t>
+        <w:t>Bordino V et al.  ·  Antimicrob Resist Infect Control  ·  25.07.2026  ·  PMID 42907937</w:t>
       </w:r>
     </w:p>
     <w:p>
       <w:r>
-        <w:t>Prospektive Einarm-Studie mit 67 Bewohnern aus drei deutschen Heimen zur Wirkung eines strukturierten rehabilitativen Aktivierungsansatzes auf funktionelle Selbstständigkeit, Gesundheit und Rückkehr nach Hause.</w:t>
+        <w:t>Zwei regionale Befragungen in italienischen Pflegeheimen (2021–2022 und 2024) zur Verfügbarkeit, Annahme und Nützlichkeit standardisierter Infektionspräventions-Verfahrensdokumente.</w:t>
       </w:r>
     </w:p>
     <w:p>
@@ -394,7 +394,7 @@
         <w:t xml:space="preserve">Ergebnis: </w:t>
       </w:r>
       <w:r>
-        <w:t>Allgemeine Gesundheitswahrnehmung zeigte signifikanten Zeiteffekt (p=0,023). SF-36 zeigt signifikante Verbesserungen bei körperlicher Funktionsfähigkeit, sozialer Funktionsfähigkeit, psychischem Wohlbefinden (alle p&lt;0,05). 32,8% der Patienten (n=22) kehrten innerhalb von 6 Monaten nach Hause zurück. Funktionelle Unabhängigkeit erhöhte sich deskriptiv, aber nicht signifikant (p=0,306).</w:t>
+        <w:t>In der ersten Befragung (n=436 Heime, 55,9 % Response): hohe Verfügbarkeit schriftlicher Verfahren für Handhygiene (99,1 %), COVID-19-Isolation (99,8 %) und Reinigung (98,9 %); niedrig für Sterilisation (46,2 %), Bloodstream-Infektionsprävention (45,9 %) und Management colonisierter Patienten (62,0 %). Nach Verbreitung standardisierter Verfahren (2023) gaben 99,7 % der 305 teilnehmenden Heime (39,1 %) an, diese als angemessen zu befinden; 89 % urteilten insgesamt positiv.</w:t>
       </w:r>
     </w:p>
     <w:p>
@@ -409,7 +409,7 @@
         <w:rPr>
           <w:sz w:val="19"/>
         </w:rPr>
-        <w:t>Deutschland; Daten aus deutschen Pflegeheimen mit direkter Anwendbarkeit.</w:t>
+        <w:t>Italien, vergleichbares Gesundheitssystem; strukturierte regionale Ressourcen als Governance-Element.</w:t>
       </w:r>
     </w:p>
     <w:p>
@@ -418,7 +418,7 @@
           <w:color w:val="5A7D3A"/>
           <w:sz w:val="18"/>
         </w:rPr>
-        <w:t>https://pubmed.ncbi.nlm.nih.gov/42825944/</w:t>
+        <w:t>https://pubmed.ncbi.nlm.nih.gov/42907937/</w:t>
       </w:r>
     </w:p>
     <w:sectPr>

--- a/download/studien-aktuell.docx
+++ b/download/studien-aktuell.docx
@@ -62,7 +62,7 @@
           <w:color w:val="666666"/>
           <w:sz w:val="18"/>
         </w:rPr>
-        <w:t>Stand: 25.10.2026  |  6 Studien  |  pflege.m-vf.de</w:t>
+        <w:t>Stand: 26.10.2026  |  5 Studien  |  pflege.m-vf.de</w:t>
       </w:r>
     </w:p>
     <w:p>
@@ -70,7 +70,7 @@
         <w:pStyle w:val="Heading1"/>
       </w:pPr>
       <w:r>
-        <w:t>Aufgenommen am 25.10.2026</w:t>
+        <w:t>Aufgenommen am 26.10.2026</w:t>
       </w:r>
     </w:p>
     <w:p>
@@ -78,7 +78,7 @@
         <w:pStyle w:val="Heading2"/>
       </w:pPr>
       <w:r>
-        <w:t>Frailty-Screening mit Prävention reduziert Pflegebedürftigkeit im Alter</w:t>
+        <w:t>Pflegeleistung im Krankenhaus: Dimensionen und Wirkungen von Pflegekompetenz</w:t>
       </w:r>
     </w:p>
     <w:p>
@@ -88,12 +88,12 @@
           <w:color w:val="666666"/>
           <w:sz w:val="18"/>
         </w:rPr>
-        <w:t>Soma S et al.  ·  Age Ageing  ·  03.08.2026  ·  PMID 42920343</w:t>
+        <w:t>Chen P et al.  ·  J Nurs Manag  ·  2026  ·  PMID 42922197</w:t>
       </w:r>
     </w:p>
     <w:p>
       <w:r>
-        <w:t>Studie zur Wirkung eines Screenings auf Gebrechlichkeit mit anschließender Gesundheitsberatung auf die Rate von Pflegegrad-Zertifizierungen bei über 75-Jährigen in Japan.</w:t>
+        <w:t>Hybride Konzeptanalyse mit systematischer Literaturrecherche (43 Studien) und qualitativen Interviews (27 Patienten, 10 Pflegekräfte, 3 Manager) zur Definition und Messung von klinischem Pflegeleistungswert.</w:t>
       </w:r>
     </w:p>
     <w:p>
@@ -104,7 +104,7 @@
         <w:t xml:space="preserve">Ergebnis: </w:t>
       </w:r>
       <w:r>
-        <w:t>Nach Einführung des Screening-basierten Interventionsprogramms sank die monatliche Quote der Pflegezertifizierungen in der Altersgruppe ≥75 Jahre um 6,8 % (95%-CI: 4,4–10,0 %) gegenüber dem projizierten Trend ohne Intervention. Die annualisierte Trendänderung zeigte ein Hazard Ratio von 0,974 (95%-CI: 0,963–0,983).</w:t>
+        <w:t>Pflegeleistung wird als Komposit aus fünf Dimensionen definiert: technisch, ökonomisch, humanistisch, informativ und sozial. Antezedenzien liegen in System/Organisation, Pflegeteam, Patienten/Familien und Technologie. Konsequenzen beeinflussen Patienten, Pflegeteam, Pflegeprofession, Klinik und Gesundheitssystem. Das Modell bildet Grundlage für Leistungsbewertung und Ressourcenallokation.</w:t>
       </w:r>
     </w:p>
     <w:p>
@@ -119,7 +119,7 @@
         <w:rPr>
           <w:sz w:val="19"/>
         </w:rPr>
-        <w:t>Japan, aber mit Pflegezertifizierungssystem vergleichbar zur Erfassung von Pflegebedürftigkeit; kommunales Ansatzmodell übertragbar.</w:t>
+        <w:t>China, konzeptionelle Rahmenarbeit; Dimensionen von Pflegeleistung international anwendbar</w:t>
       </w:r>
     </w:p>
     <w:p>
@@ -128,7 +128,7 @@
           <w:color w:val="5A7D3A"/>
           <w:sz w:val="18"/>
         </w:rPr>
-        <w:t>https://pubmed.ncbi.nlm.nih.gov/42920343/</w:t>
+        <w:t>https://pubmed.ncbi.nlm.nih.gov/42922197/</w:t>
       </w:r>
     </w:p>
     <w:p>
@@ -136,7 +136,7 @@
         <w:pStyle w:val="Heading2"/>
       </w:pPr>
       <w:r>
-        <w:t>CFTR-Modulatoren senken Belastung und Arbeitsausfälle pflegender Angehöriger</w:t>
+        <w:t>Telemedizinische Pflegefachkraft-Betreuung bei Herzinsuffizienz: Selbstpflege und Wiederaufnahmen</w:t>
       </w:r>
     </w:p>
     <w:p>
@@ -146,12 +146,12 @@
           <w:color w:val="666666"/>
           <w:sz w:val="18"/>
         </w:rPr>
-        <w:t>Oliveira VDGSB et al.  ·  Orphanet J Rare Dis  ·  23.07.2026  ·  PMID 42920171</w:t>
+        <w:t>Zhu P et al.  ·  Nurs Health Sci  ·  Dez. 2026  ·  PMID 42922152</w:t>
       </w:r>
     </w:p>
     <w:p>
       <w:r>
-        <w:t>Querschnittsstudie mit 174 primären Pflegepersonen (90,2 % Mütter) von Mukoviszidose-Patienten in Brasilien, vergleichend für Nutzer und Nicht-Nutzer von Elexacaftor/Tezacaftor/Ivacaftor (ETI).</w:t>
+        <w:t>Retrospektive Kohortenstudie (58 Telemedizin vs. 54 Routine-Nachsorge) zu risikostratifizierter WeChat-basierter Telemedizin bei 112 Patienten mit chronischer Herzinsuffizienz 2023–2024.</w:t>
       </w:r>
     </w:p>
     <w:p>
@@ -162,7 +162,7 @@
         <w:t xml:space="preserve">Ergebnis: </w:t>
       </w:r>
       <w:r>
-        <w:t>Pflegepersonen von Nicht-Modulatoren-Nutzern investierten täglich signifikant mehr Zeit (300 Min. [IQR: 180–300] vs. 180 Min. [IQR: 90–240]; p=0,002) und hatten häufigere Arztkontakte (p=0,003). Zarit Burden Interview-12: höhere Scores in der Nicht-Modulatoren-Gruppe (20,0 [IQR: 16,0–25,2] vs. 15,5 [IQR: 11,2–23,0]; p=0,006); bei Kindern unter 5 Jahren noch ausgeprägter (20,0 vs. 14,0; p=0,003). Absenteeismus (15,8 % vs. 0,0 %; p=0,034), Präsentismus (50,0 % vs. 20,0 %; p=0,048) und Aktivitätsbeeinträchtigung (50,0 % vs. 30,0 %; p=0,011) signifikant höher ohne Modulatoren.</w:t>
+        <w:t>6-Monats-Wiederaufnahmequote ungematchter Kohorte: 13,8 % (Telemedizin) vs. 31,5 % (Routine, p = 0,02); nach 1:1 Propensity-Score-Matching (46 Paare): 15,2 % vs. 32,6 % (p = 0,04). Unadjustiertes Hazard Ratio 0,43 (95%-KI 0,18–0,99). Alle drei SCHFI-v7.2-C-Subskalen verbesserten sich mit Telemedizin (p &lt; 0,001). Effekt auf Wiederaufnahmen statistisch grenzwertig, aber Selbstpflege-Verbesserungen konsistent.</w:t>
       </w:r>
     </w:p>
     <w:p>
@@ -177,7 +177,7 @@
         <w:rPr>
           <w:sz w:val="19"/>
         </w:rPr>
-        <w:t>Brasilien; aber Mechanismus der Entlastung durch bessere Gesundheit des Patienten übergeordnet übertragbar.</w:t>
+        <w:t>China, aber Telemedizin-Konzept und Selbstpflege-Messung international übertragbar; Prospektive Bestätigung erforderlich</w:t>
       </w:r>
     </w:p>
     <w:p>
@@ -186,7 +186,7 @@
           <w:color w:val="5A7D3A"/>
           <w:sz w:val="18"/>
         </w:rPr>
-        <w:t>https://pubmed.ncbi.nlm.nih.gov/42920171/</w:t>
+        <w:t>https://pubmed.ncbi.nlm.nih.gov/42922152/</w:t>
       </w:r>
     </w:p>
     <w:p>
@@ -194,7 +194,7 @@
         <w:pStyle w:val="Heading2"/>
       </w:pPr>
       <w:r>
-        <w:t>Unterstützungsbedarf pflegender Angehöriger von Myeloma-Patienten: massive Versorgungslücken</w:t>
+        <w:t>Belastungsfaktoren und Gesundheit von Pflegehelferinnen im Heim: Was Arbeitsbedingungen bewirken</w:t>
       </w:r>
     </w:p>
     <w:p>
@@ -204,12 +204,12 @@
           <w:color w:val="666666"/>
           <w:sz w:val="18"/>
         </w:rPr>
-        <w:t>Lin Y et al.  ·  BMC Palliat Care  ·  29.08.2026  ·  PMID 42920119</w:t>
+        <w:t>Catalano A et al.  ·  J Nurs Manag  ·  2026  ·  PMID 42922003</w:t>
       </w:r>
     </w:p>
     <w:p>
       <w:r>
-        <w:t>Querschnittsstudie mit 227 pflegenden Angehörigen von Myeloma-Patienten in Südostchina zur Erfassung von Unterstützungsbedarfen und wahrgenommener Verfügbarkeit von Hilfsangeboten.</w:t>
+        <w:t>Querschnittstudie zu Burnout, psychischen Belastungen und Muskel-Skelett-Beschwerden bei 202 Pflegehelferinnen in italienischen Pflegeheimen.</w:t>
       </w:r>
     </w:p>
     <w:p>
@@ -220,7 +220,7 @@
         <w:t xml:space="preserve">Ergebnis: </w:t>
       </w:r>
       <w:r>
-        <w:t>Höchster Bedarf bestand für Krankheitsinformation (90,04 %), niedrigste wahrgenommene Versorgung für psychosoziale Ressourcen (50,05 %). In den Top-10 unerfüllter Bedürfnisse: vier Items zu psychosozialen Ressourcen, drei zu Pflegefähigkeiten, zwei zu medizinischen Diensten, eines zu Krankheitsinformation. Ehegatten, Personen mit Vorpflegeerfahrung und die, die auch Kinder betreuen, hatten signifikant höhere Bedarfswerte.</w:t>
+        <w:t>86 % berichteten Muskel-Skelett-Schmerzen an mindestens zwei Körperstellen. Job-Unsicherheit war signifikant mit erhöhtem Depressionrisiko, Emotionaler Erschöpfung und Depersonalisierung assoziiert (p &lt; 0,05). Arbeit in Heimen mit hohem Betreuungsbedarf war mit erhöhter Depression und Angststörung verknüpft. Die Befunde zeigen enge Zusammenhänge zwischen physischer Belastung, organisatorischen Faktoren und psychischer Gesundheit.</w:t>
       </w:r>
     </w:p>
     <w:p>
@@ -235,7 +235,7 @@
         <w:rPr>
           <w:sz w:val="19"/>
         </w:rPr>
-        <w:t>China, aber Bedarfsstruktur pflegender Angehöriger übergeordnet vergleichbar.</w:t>
+        <w:t>Italien, vergleichbare südeuropäische Pflegeheimstruktur; Aussagen zu Organisationsfaktoren übertragbar</w:t>
       </w:r>
     </w:p>
     <w:p>
@@ -244,7 +244,7 @@
           <w:color w:val="5A7D3A"/>
           <w:sz w:val="18"/>
         </w:rPr>
-        <w:t>https://pubmed.ncbi.nlm.nih.gov/42920119/</w:t>
+        <w:t>https://pubmed.ncbi.nlm.nih.gov/42922003/</w:t>
       </w:r>
     </w:p>
     <w:p>
@@ -252,7 +252,7 @@
         <w:pStyle w:val="Heading2"/>
       </w:pPr>
       <w:r>
-        <w:t>Vergebungs-Psychoedukation reduziert Todesangst und Pflegebelastung am Lebensende</w:t>
+        <w:t>Emotionale Anforderungen im Pflegeberuf: Was Erfahrung über längere Karrieren bewirkt</w:t>
       </w:r>
     </w:p>
     <w:p>
@@ -262,12 +262,12 @@
           <w:color w:val="666666"/>
           <w:sz w:val="18"/>
         </w:rPr>
-        <w:t>Cancer Nurs  ·  21.10.2026  ·  PMID 42919807</w:t>
+        <w:t>Popucza TZ et al.  ·  Nurs Open  ·  Okt. 2026  ·  PMID 42921873</w:t>
       </w:r>
     </w:p>
     <w:p>
       <w:r>
-        <w:t>Randomisierte kontrollierte Studie zur Wirkung einer Psychoedukationsintervention zum Thema Vergebung auf Todesangst, Pflegebelastung und Vergebungsneigung bei 56 Pflegepersonen von Sterbenden (Interventionsgruppe n=28, Kontrollgruppe n=28).</w:t>
+        <w:t>Qualitative Studie mit 13 schwedischen Pflegekräften ab 60 Jahren mit mindestens 20 Jahren Berufserfahrung zu Veränderungen emotionaler Anforderungen und Emotionsregulation über die Karriere.</w:t>
       </w:r>
     </w:p>
     <w:p>
@@ -278,7 +278,7 @@
         <w:t xml:space="preserve">Ergebnis: </w:t>
       </w:r>
       <w:r>
-        <w:t>Die durchschnittlichen Scores für Todesangst und Pflegebelastung in Post-Test und Verlaufsmessungen (1 und 3 Monate) der Interventionsgruppe waren statistisch signifikant niedriger als in der Kontrollgruppe (p&lt;0,05). Die Intervention zeigte anhaltende Effekte über alle Follow-up-Zeitpunkte.</w:t>
+        <w:t>Teilnehmende beschrieben zunehmende berufliche Vorbereitung und bewusstere Emotionsregulation über die Zeit, jedoch nicht allein altersbedingt, sondern in Verbindung mit beruflichen und persönlichen Umständen, Arbeitsplatzveränderungen und gesellschaftlichen Transformationen. Emotionale Nachhaltigkeit hängt mit Arbeitsgestaltung, Erholungsmöglichkeiten und Mentoring-Chancen zusammen.</w:t>
       </w:r>
     </w:p>
     <w:p>
@@ -293,7 +293,7 @@
         <w:rPr>
           <w:sz w:val="19"/>
         </w:rPr>
-        <w:t>Ursprungsland nicht genannt; aber Intervention psychoedukativer Art mit allgemeinen Anwendbarkeitsprinzipien.</w:t>
+        <w:t>Schweden, ähnliche nordische Pflegestruktur; Befunde zur emotionalen Belastbarkeit relevant für Karriereverlauf</w:t>
       </w:r>
     </w:p>
     <w:p>
@@ -302,7 +302,7 @@
           <w:color w:val="5A7D3A"/>
           <w:sz w:val="18"/>
         </w:rPr>
-        <w:t>https://pubmed.ncbi.nlm.nih.gov/42919807/</w:t>
+        <w:t>https://pubmed.ncbi.nlm.nih.gov/42921873/</w:t>
       </w:r>
     </w:p>
     <w:p>
@@ -310,7 +310,7 @@
         <w:pStyle w:val="Heading2"/>
       </w:pPr>
       <w:r>
-        <w:t>Advanced Practice Nursing in Deutschland und Brasilien: regulatorische Hürden, Akademisierungswege</w:t>
+        <w:t>Partizipative Entscheidungsfindung in der Gastroenterologie: Rolle und Barrieren für die Pflegefachkraft</w:t>
       </w:r>
     </w:p>
     <w:p>
@@ -320,12 +320,12 @@
           <w:color w:val="666666"/>
           <w:sz w:val="18"/>
         </w:rPr>
-        <w:t>Bula DA et al.  ·  Rev Bras Enferm  ·  16.10.2026  ·  PMID 42912127</w:t>
+        <w:t>Schoefs E et al.  ·  BMC Health Serv Res  ·  05.10.2026  ·  PMID 42907825</w:t>
       </w:r>
     </w:p>
     <w:p>
       <w:r>
-        <w:t>Qualitative Vergleichsstudie durch Analyse von Strategiedokumenten und Sekundärdaten zu Bedingungen der Advanced Practice Nursing Entwicklung in der Primärversorgung in Brasilien und Deutschland.</w:t>
+        <w:t>Qualitative Studie mit 15 Patienten, 11 Gastroenterologen und 12 IBD-Pflegekräften in Belgien zur Umsetzung von Shared Decision Making (SDM) in der Versorgung.</w:t>
       </w:r>
     </w:p>
     <w:p>
@@ -336,7 +336,7 @@
         <w:t xml:space="preserve">Ergebnis: </w:t>
       </w:r>
       <w:r>
-        <w:t>Brasilien: langjährige akademische Pflegeausbildung und etablierte Verantwortungen unterstützen Advanced Practice Nursing, aber Regulierungslücken bleiben Barriere. Deutschland: Entwicklung reflektiert berufsständische Pflegetradition und rezente Akademisierungsbewegung mit wenigen AP-Masterstudiengängen; ärztezentriertes Modell der Primärversorgung und unzureichende Rechtsgrundlagen hemmen Umsetzung trotz wachsenden politischen Moments. Schlussfolgerung: Entwicklung ist kontext- und landspezifisch; effektive Implementierung erfordert Alignment mit Institutionen, Ausbildungswegen und Berufsrollen.</w:t>
+        <w:t>Ärzte berichten routinemäßige SDM-Schritte, Patienten jedoch Inkonsistenzen bei emotionaler Unterstützung, Informationsklarheit und Präferenzenerhebung (p &lt; 0,05). IBD-Pflegekräfte wurden als wesentliche SDM-Partner wahrgenommen – sie verstärken Informationen, fördern Kommunikation und adressieren physische, emotionale und soziale Patientenbedürfnisse. Hauptbarrieren: niedrige Gesundheitskompetenz, mangelnde Kommunikation, Zeitdruck. Schlüsselfaktoren: SDM-Training und organisatorische Änderungen.</w:t>
       </w:r>
     </w:p>
     <w:p>
@@ -351,7 +351,7 @@
         <w:rPr>
           <w:sz w:val="19"/>
         </w:rPr>
-        <w:t>Deutschland und direkter Vergleich mit Brasilien; illustriert strukturelle und regulatorische Barrieren im deutschen System.</w:t>
+        <w:t>Belgien, niederländischsprachiges System mit ähnlichen Versicherungsstrukturen; SDM-Barrieren auch in deutscher Versorgung relevant</w:t>
       </w:r>
     </w:p>
     <w:p>
@@ -360,65 +360,7 @@
           <w:color w:val="5A7D3A"/>
           <w:sz w:val="18"/>
         </w:rPr>
-        <w:t>https://pubmed.ncbi.nlm.nih.gov/42912127/</w:t>
-      </w:r>
-    </w:p>
-    <w:p>
-      <w:pPr>
-        <w:pStyle w:val="Heading2"/>
-      </w:pPr>
-      <w:r>
-        <w:t>Infektionsprävention in Pflegeheimen: standardisierte Verfahren verbessern Compliance</w:t>
-      </w:r>
-    </w:p>
-    <w:p>
-      <w:r>
-        <w:rPr>
-          <w:i/>
-          <w:color w:val="666666"/>
-          <w:sz w:val="18"/>
-        </w:rPr>
-        <w:t>Bordino V et al.  ·  Antimicrob Resist Infect Control  ·  25.07.2026  ·  PMID 42907937</w:t>
-      </w:r>
-    </w:p>
-    <w:p>
-      <w:r>
-        <w:t>Zwei regionale Befragungen in italienischen Pflegeheimen (2021–2022 und 2024) zur Verfügbarkeit, Annahme und Nützlichkeit standardisierter Infektionspräventions-Verfahrensdokumente.</w:t>
-      </w:r>
-    </w:p>
-    <w:p>
-      <w:r>
-        <w:rPr>
-          <w:b/>
-        </w:rPr>
-        <w:t xml:space="preserve">Ergebnis: </w:t>
-      </w:r>
-      <w:r>
-        <w:t>In der ersten Befragung (n=436 Heime, 55,9 % Response): hohe Verfügbarkeit schriftlicher Verfahren für Handhygiene (99,1 %), COVID-19-Isolation (99,8 %) und Reinigung (98,9 %); niedrig für Sterilisation (46,2 %), Bloodstream-Infektionsprävention (45,9 %) und Management colonisierter Patienten (62,0 %). Nach Verbreitung standardisierter Verfahren (2023) gaben 99,7 % der 305 teilnehmenden Heime (39,1 %) an, diese als angemessen zu befinden; 89 % urteilten insgesamt positiv.</w:t>
-      </w:r>
-    </w:p>
-    <w:p>
-      <w:r>
-        <w:rPr>
-          <w:b/>
-          <w:sz w:val="19"/>
-        </w:rPr>
-        <w:t xml:space="preserve">Übertragbarkeit: </w:t>
-      </w:r>
-      <w:r>
-        <w:rPr>
-          <w:sz w:val="19"/>
-        </w:rPr>
-        <w:t>Italien, vergleichbares Gesundheitssystem; strukturierte regionale Ressourcen als Governance-Element.</w:t>
-      </w:r>
-    </w:p>
-    <w:p>
-      <w:r>
-        <w:rPr>
-          <w:color w:val="5A7D3A"/>
-          <w:sz w:val="18"/>
-        </w:rPr>
-        <w:t>https://pubmed.ncbi.nlm.nih.gov/42907937/</w:t>
+        <w:t>https://pubmed.ncbi.nlm.nih.gov/42907825/</w:t>
       </w:r>
     </w:p>
     <w:sectPr>

--- a/download/studien-aktuell.docx
+++ b/download/studien-aktuell.docx
@@ -62,7 +62,7 @@
           <w:color w:val="666666"/>
           <w:sz w:val="18"/>
         </w:rPr>
-        <w:t>Stand: 26.10.2026  |  5 Studien  |  pflege.m-vf.de</w:t>
+        <w:t>Stand: 27.10.2026  |  6 Studien  |  pflege.m-vf.de</w:t>
       </w:r>
     </w:p>
     <w:p>
@@ -70,7 +70,7 @@
         <w:pStyle w:val="Heading1"/>
       </w:pPr>
       <w:r>
-        <w:t>Aufgenommen am 26.10.2026</w:t>
+        <w:t>Aufgenommen am 27.10.2026</w:t>
       </w:r>
     </w:p>
     <w:p>
@@ -78,7 +78,7 @@
         <w:pStyle w:val="Heading2"/>
       </w:pPr>
       <w:r>
-        <w:t>Pflegeleistung im Krankenhaus: Dimensionen und Wirkungen von Pflegekompetenz</w:t>
+        <w:t>Insulinanpassung senkt Pflegefachbesuch und Kosten um über 75 Prozent</w:t>
       </w:r>
     </w:p>
     <w:p>
@@ -88,12 +88,12 @@
           <w:color w:val="666666"/>
           <w:sz w:val="18"/>
         </w:rPr>
-        <w:t>Chen P et al.  ·  J Nurs Manag  ·  2026  ·  PMID 42922197</w:t>
+        <w:t>Barr D et al.  ·  Br J Community Nurs  ·  02.11.2026  ·  PMID 42932244</w:t>
       </w:r>
     </w:p>
     <w:p>
       <w:r>
-        <w:t>Hybride Konzeptanalyse mit systematischer Literaturrecherche (43 Studien) und qualitativen Interviews (27 Patienten, 10 Pflegekräfte, 3 Manager) zur Definition und Messung von klinischem Pflegeleistungswert.</w:t>
+        <w:t>Qualitätsverbesserung mit Umsetzung durch ambulante Diabetesfachkräfte: Anpassung von Zweimal- auf Einmaltagesregimen bei Typ-2-Diabetes reduzierte Krankenhausbesuche.</w:t>
       </w:r>
     </w:p>
     <w:p>
@@ -104,7 +104,7 @@
         <w:t xml:space="preserve">Ergebnis: </w:t>
       </w:r>
       <w:r>
-        <w:t>Pflegeleistung wird als Komposit aus fünf Dimensionen definiert: technisch, ökonomisch, humanistisch, informativ und sozial. Antezedenzien liegen in System/Organisation, Pflegeteam, Patienten/Familien und Technologie. Konsequenzen beeinflussen Patienten, Pflegeteam, Pflegeprofession, Klinik und Gesundheitssystem. Das Modell bildet Grundlage für Leistungsbewertung und Ressourcenallokation.</w:t>
+        <w:t>77% Reduktion der Besuchshäufigkeit; HbA1c sank von 10,8% (94,9 mmol/mol) auf 9,3% (78,6 mmol/mol) nach 12 Monaten; geschätzte Kostenersparnis etwa 839.500 Pfund jährlich. Die Sterblichkeit betrug 30% über 18 Monate – ein Hinweis auf die Hochaltrigkeit der Kohorte.</w:t>
       </w:r>
     </w:p>
     <w:p>
@@ -119,7 +119,7 @@
         <w:rPr>
           <w:sz w:val="19"/>
         </w:rPr>
-        <w:t>China, konzeptionelle Rahmenarbeit; Dimensionen von Pflegeleistung international anwendbar</w:t>
+        <w:t>Großbritannien, NHS-Routinedaten, vergleichbare Versorgungsstruktur für ambulante Krankenpflege</w:t>
       </w:r>
     </w:p>
     <w:p>
@@ -128,7 +128,7 @@
           <w:color w:val="5A7D3A"/>
           <w:sz w:val="18"/>
         </w:rPr>
-        <w:t>https://pubmed.ncbi.nlm.nih.gov/42922197/</w:t>
+        <w:t>https://pubmed.ncbi.nlm.nih.gov/42932244/</w:t>
       </w:r>
     </w:p>
     <w:p>
@@ -136,7 +136,7 @@
         <w:pStyle w:val="Heading2"/>
       </w:pPr>
       <w:r>
-        <w:t>Telemedizinische Pflegefachkraft-Betreuung bei Herzinsuffizienz: Selbstpflege und Wiederaufnahmen</w:t>
+        <w:t>Direkte häusliche geriatrische Revalidation: Machbarkeit und Akzeptanz</w:t>
       </w:r>
     </w:p>
     <w:p>
@@ -146,12 +146,12 @@
           <w:color w:val="666666"/>
           <w:sz w:val="18"/>
         </w:rPr>
-        <w:t>Zhu P et al.  ·  Nurs Health Sci  ·  Dez. 2026  ·  PMID 42922152</w:t>
+        <w:t>Jaski J et al.  ·  Tijdschr Gerontol Geriatr  ·  17.09.2026  ·  PMID 42931759</w:t>
       </w:r>
     </w:p>
     <w:p>
       <w:r>
-        <w:t>Retrospektive Kohortenstudie (58 Telemedizin vs. 54 Routine-Nachsorge) zu risikostratifizierter WeChat-basierter Telemedizin bei 112 Patienten mit chronischer Herzinsuffizienz 2023–2024.</w:t>
+        <w:t>Qualitative Evaluierung einer neuen Versorgungsform in den Niederlanden: ambulante geriatrische Revalidation ohne vorherige Heimaufnahme mit digitaler Unterstützung.</w:t>
       </w:r>
     </w:p>
     <w:p>
@@ -162,7 +162,7 @@
         <w:t xml:space="preserve">Ergebnis: </w:t>
       </w:r>
       <w:r>
-        <w:t>6-Monats-Wiederaufnahmequote ungematchter Kohorte: 13,8 % (Telemedizin) vs. 31,5 % (Routine, p = 0,02); nach 1:1 Propensity-Score-Matching (46 Paare): 15,2 % vs. 32,6 % (p = 0,04). Unadjustiertes Hazard Ratio 0,43 (95%-KI 0,18–0,99). Alle drei SCHFI-v7.2-C-Subskalen verbesserten sich mit Telemedizin (p &lt; 0,001). Effekt auf Wiederaufnahmen statistisch grenzwertig, aber Selbstpflege-Verbesserungen konsistent.</w:t>
+        <w:t>Fünf Rehabilitanden und fünf Angehörige berichteten hohe Zufriedenheit mit Fachkompetenz, Einfühlsamkeit und Kommunikation des interdisziplinären Teams; Tablet-gestützte Betreuung wurde überwiegend positiv bewertet; die hybride Mischung aus Präsenz- und Digitalangebot motivierte.</w:t>
       </w:r>
     </w:p>
     <w:p>
@@ -177,7 +177,7 @@
         <w:rPr>
           <w:sz w:val="19"/>
         </w:rPr>
-        <w:t>China, aber Telemedizin-Konzept und Selbstpflege-Messung international übertragbar; Prospektive Bestätigung erforderlich</w:t>
+        <w:t>Niederlande, vergleichbares Versicherungssystem, neue Versorgungsform seit 2025</w:t>
       </w:r>
     </w:p>
     <w:p>
@@ -186,7 +186,7 @@
           <w:color w:val="5A7D3A"/>
           <w:sz w:val="18"/>
         </w:rPr>
-        <w:t>https://pubmed.ncbi.nlm.nih.gov/42922152/</w:t>
+        <w:t>https://pubmed.ncbi.nlm.nih.gov/42931759/</w:t>
       </w:r>
     </w:p>
     <w:p>
@@ -194,7 +194,7 @@
         <w:pStyle w:val="Heading2"/>
       </w:pPr>
       <w:r>
-        <w:t>Belastungsfaktoren und Gesundheit von Pflegehelferinnen im Heim: Was Arbeitsbedingungen bewirken</w:t>
+        <w:t>Pflegerische Leitungsarbeit in der häuslichen Altenpflege: situativ angepasstes Handeln</w:t>
       </w:r>
     </w:p>
     <w:p>
@@ -204,12 +204,12 @@
           <w:color w:val="666666"/>
           <w:sz w:val="18"/>
         </w:rPr>
-        <w:t>Catalano A et al.  ·  J Nurs Manag  ·  2026  ·  PMID 42922003</w:t>
+        <w:t>Stien T et al.  ·  Int J Older People Nurs  ·  Nov. 2026  ·  PMID 42928518</w:t>
       </w:r>
     </w:p>
     <w:p>
       <w:r>
-        <w:t>Querschnittstudie zu Burnout, psychischen Belastungen und Muskel-Skelett-Beschwerden bei 202 Pflegehelferinnen in italienischen Pflegeheimen.</w:t>
+        <w:t>Teilnehmende Beobachtung (50 Stunden) mit acht Pflegefachkräften in skandinavischer Gemeindepflege zu Führungshandeln dicht bei älteren Menschen und zwischen den Kontakten.</w:t>
       </w:r>
     </w:p>
     <w:p>
@@ -220,7 +220,7 @@
         <w:t xml:space="preserve">Ergebnis: </w:t>
       </w:r>
       <w:r>
-        <w:t>86 % berichteten Muskel-Skelett-Schmerzen an mindestens zwei Körperstellen. Job-Unsicherheit war signifikant mit erhöhtem Depressionrisiko, Emotionaler Erschöpfung und Depersonalisierung assoziiert (p &lt; 0,05). Arbeit in Heimen mit hohem Betreuungsbedarf war mit erhöhter Depression und Angststörung verknüpft. Die Befunde zeigen enge Zusammenhänge zwischen physischer Belastung, organisatorischen Faktoren und psychischer Gesundheit.</w:t>
+        <w:t>Drei zentrale Führungsthemen: (1) holistische Sicht, Priorisierung von Bewohnerbedürfnissen vor Organisationssystem; (2) Anpassung an das Besondere – Umfeld und Selbst flexibel auf Situation ausrichten; (3) Einsatz professionellen Wissens. Übergreifendes Muster: Führung durch ‚Situationen nutzen' im Rahmen organisatorischer Grenzen. Dies erfordert Flexibilität und Anpassungsfähigkeit und offenbart Druck durch aufgabenfokussierte Organisationen.</w:t>
       </w:r>
     </w:p>
     <w:p>
@@ -235,7 +235,7 @@
         <w:rPr>
           <w:sz w:val="19"/>
         </w:rPr>
-        <w:t>Italien, vergleichbare südeuropäische Pflegeheimstruktur; Aussagen zu Organisationsfaktoren übertragbar</w:t>
+        <w:t>Skandinavien, ähnliche dezentralisierte Gemeindepflegestrukturen, qualitative Erkenntnisse zur Führungslogik</w:t>
       </w:r>
     </w:p>
     <w:p>
@@ -244,7 +244,7 @@
           <w:color w:val="5A7D3A"/>
           <w:sz w:val="18"/>
         </w:rPr>
-        <w:t>https://pubmed.ncbi.nlm.nih.gov/42922003/</w:t>
+        <w:t>https://pubmed.ncbi.nlm.nih.gov/42928518/</w:t>
       </w:r>
     </w:p>
     <w:p>
@@ -252,7 +252,7 @@
         <w:pStyle w:val="Heading2"/>
       </w:pPr>
       <w:r>
-        <w:t>Emotionale Anforderungen im Pflegeberuf: Was Erfahrung über längere Karrieren bewirkt</w:t>
+        <w:t>Schlafförderung im Krankenhaus: Selbsteinschätzung und Barrieren des Pflegepersonals</w:t>
       </w:r>
     </w:p>
     <w:p>
@@ -262,12 +262,12 @@
           <w:color w:val="666666"/>
           <w:sz w:val="18"/>
         </w:rPr>
-        <w:t>Popucza TZ et al.  ·  Nurs Open  ·  Okt. 2026  ·  PMID 42921873</w:t>
+        <w:t>Vasse M et al.  ·  Scand J Caring Sci  ·  Dez. 2026  ·  PMID 42928489</w:t>
       </w:r>
     </w:p>
     <w:p>
       <w:r>
-        <w:t>Qualitative Studie mit 13 schwedischen Pflegekräften ab 60 Jahren mit mindestens 20 Jahren Berufserfahrung zu Veränderungen emotionaler Anforderungen und Emotionsregulation über die Karriere.</w:t>
+        <w:t>Querschnittumfrage unter finnischen Krankenhausfachkräften zur Selbsteinschätzung ihrer Schlafförderungsinterventionen und zum Einfluss von Ressourcen und Organisationskultur.</w:t>
       </w:r>
     </w:p>
     <w:p>
@@ -278,7 +278,7 @@
         <w:t xml:space="preserve">Ergebnis: </w:t>
       </w:r>
       <w:r>
-        <w:t>Teilnehmende beschrieben zunehmende berufliche Vorbereitung und bewusstere Emotionsregulation über die Zeit, jedoch nicht allein altersbedingt, sondern in Verbindung mit beruflichen und persönlichen Umständen, Arbeitsplatzveränderungen und gesellschaftlichen Transformationen. Emotionale Nachhaltigkeit hängt mit Arbeitsgestaltung, Erholungsmöglichkeiten und Mentoring-Chancen zusammen.</w:t>
+        <w:t>129 von 482 eingeladenen Fachkräften antworteten; Pflegekräfte bewerteten ihre schlafunterstützenden Aktivitäten positiv, speziell bei emotionaler Unterstützung; tiefste Scores bei Minimierung pflegebedingter Störungen. Organisatorische Faktoren (Raumgestaltung, Ressourcen, Kultur, Fort- und Weiterbildung) wurden als zentral für Umsetzung identifiziert.</w:t>
       </w:r>
     </w:p>
     <w:p>
@@ -293,7 +293,7 @@
         <w:rPr>
           <w:sz w:val="19"/>
         </w:rPr>
-        <w:t>Schweden, ähnliche nordische Pflegestruktur; Befunde zur emotionalen Belastbarkeit relevant für Karriereverlauf</w:t>
+        <w:t>Skandinavien, ähnliche Organisationslogik im Krankenhauswesen</w:t>
       </w:r>
     </w:p>
     <w:p>
@@ -302,7 +302,7 @@
           <w:color w:val="5A7D3A"/>
           <w:sz w:val="18"/>
         </w:rPr>
-        <w:t>https://pubmed.ncbi.nlm.nih.gov/42921873/</w:t>
+        <w:t>https://pubmed.ncbi.nlm.nih.gov/42928489/</w:t>
       </w:r>
     </w:p>
     <w:p>
@@ -310,7 +310,7 @@
         <w:pStyle w:val="Heading2"/>
       </w:pPr>
       <w:r>
-        <w:t>Partizipative Entscheidungsfindung in der Gastroenterologie: Rolle und Barrieren für die Pflegefachkraft</w:t>
+        <w:t>Digitales Beratungsangebot für pflegende Angehörige in Österreich: Wirkung und Empowerment</w:t>
       </w:r>
     </w:p>
     <w:p>
@@ -320,12 +320,12 @@
           <w:color w:val="666666"/>
           <w:sz w:val="18"/>
         </w:rPr>
-        <w:t>Schoefs E et al.  ·  BMC Health Serv Res  ·  05.10.2026  ·  PMID 42907825</w:t>
+        <w:t>Gabl K et al.  ·  BMC Health Serv Res  ·  28.07.2026  ·  PMID 42928179</w:t>
       </w:r>
     </w:p>
     <w:p>
       <w:r>
-        <w:t>Qualitative Studie mit 15 Patienten, 11 Gastroenterologen und 12 IBD-Pflegekräften in Belgien zur Umsetzung von Shared Decision Making (SDM) in der Versorgung.</w:t>
+        <w:t>Realistische Evaluierung eines österreichischen digitalen Beratungsdienstes (Alles Clara) mit 52–169 Online-Befragten und Interviews: Wirkung auf Angehörige und Fachkräfte.</w:t>
       </w:r>
     </w:p>
     <w:p>
@@ -336,7 +336,7 @@
         <w:t xml:space="preserve">Ergebnis: </w:t>
       </w:r>
       <w:r>
-        <w:t>Ärzte berichten routinemäßige SDM-Schritte, Patienten jedoch Inkonsistenzen bei emotionaler Unterstützung, Informationsklarheit und Präferenzenerhebung (p &lt; 0,05). IBD-Pflegekräfte wurden als wesentliche SDM-Partner wahrgenommen – sie verstärken Informationen, fördern Kommunikation und adressieren physische, emotionale und soziale Patientenbedürfnisse. Hauptbarrieren: niedrige Gesundheitskompetenz, mangelnde Kommunikation, Zeitdruck. Schlüsselfaktoren: SDM-Training und organisatorische Änderungen.</w:t>
+        <w:t>Pflegende Angehörige nutzten den Service anonym und ortunabhängig; vertrauensvolle Beziehung zu Beraterinnen ermöglichte personenzentrierte Beratung; Angehörige verloren das Gefühl der Isolation und gestalteten nächste Schritte selbstbestimmter. Fachkräfte entwickelten beruflichen Stolz und erkannten den Wert ihrer ferngestützten Arbeit ('sichtbar gemacht').</w:t>
       </w:r>
     </w:p>
     <w:p>
@@ -351,7 +351,7 @@
         <w:rPr>
           <w:sz w:val="19"/>
         </w:rPr>
-        <w:t>Belgien, niederländischsprachiges System mit ähnlichen Versicherungsstrukturen; SDM-Barrieren auch in deutscher Versorgung relevant</w:t>
+        <w:t>Österreich, vergleichbar deutsches Pflegeversicherungssystem und Berufsbild</w:t>
       </w:r>
     </w:p>
     <w:p>
@@ -360,7 +360,65 @@
           <w:color w:val="5A7D3A"/>
           <w:sz w:val="18"/>
         </w:rPr>
-        <w:t>https://pubmed.ncbi.nlm.nih.gov/42907825/</w:t>
+        <w:t>https://pubmed.ncbi.nlm.nih.gov/42928179/</w:t>
+      </w:r>
+    </w:p>
+    <w:p>
+      <w:pPr>
+        <w:pStyle w:val="Heading2"/>
+      </w:pPr>
+      <w:r>
+        <w:t>Pflegende Angehörige bei Parkinson: zentrale Rolle in Selbstpflege und Management</w:t>
+      </w:r>
+    </w:p>
+    <w:p>
+      <w:r>
+        <w:rPr>
+          <w:i/>
+          <w:color w:val="666666"/>
+          <w:sz w:val="18"/>
+        </w:rPr>
+        <w:t>Monica P et al.  ·  J Nurs Scholarsh  ·  Nov. 2026  ·  PMID 42908219</w:t>
+      </w:r>
+    </w:p>
+    <w:p>
+      <w:r>
+        <w:t>Qualitative Studie mit 20 Interviews zur Rolle von Angehörigen bei der Unterstützung von Parkinson-Patienten in Selbstversorgung, Monitoring und Symptommanagement.</w:t>
+      </w:r>
+    </w:p>
+    <w:p>
+      <w:r>
+        <w:rPr>
+          <w:b/>
+        </w:rPr>
+        <w:t xml:space="preserve">Ergebnis: </w:t>
+      </w:r>
+      <w:r>
+        <w:t>75% weibliche Angehörige, Durchschnittsalter 63,7 Jahre, 90% Ehepartner, 95% im Haushalt; Angehörige unterstützten bei Medikamentencompliance, körperlicher Aktivität, Sicherheit und Ernährung; Monitoring alltäglicher Aktivitäten und Symptome; Symptommanagement-Strategien und nicht-pharmakologische Interventionen waren zentral. Schwierigkeiten und Interaktionen mit Fachkräften beeinflussten die Versorgung.</w:t>
+      </w:r>
+    </w:p>
+    <w:p>
+      <w:r>
+        <w:rPr>
+          <w:b/>
+          <w:sz w:val="19"/>
+        </w:rPr>
+        <w:t xml:space="preserve">Übertragbarkeit: </w:t>
+      </w:r>
+      <w:r>
+        <w:rPr>
+          <w:sz w:val="19"/>
+        </w:rPr>
+        <w:t>Italien, qualitative Erkenntnisse zur Rolle von Angehörigen, unabhängig von Versicherungssystem</w:t>
+      </w:r>
+    </w:p>
+    <w:p>
+      <w:r>
+        <w:rPr>
+          <w:color w:val="5A7D3A"/>
+          <w:sz w:val="18"/>
+        </w:rPr>
+        <w:t>https://pubmed.ncbi.nlm.nih.gov/42908219/</w:t>
       </w:r>
     </w:p>
     <w:sectPr>

--- a/download/studien-aktuell.docx
+++ b/download/studien-aktuell.docx
@@ -62,7 +62,7 @@
           <w:color w:val="666666"/>
           <w:sz w:val="18"/>
         </w:rPr>
-        <w:t>Stand: 27.10.2026  |  6 Studien  |  pflege.m-vf.de</w:t>
+        <w:t>Stand: 28.10.2026  |  6 Studien  |  pflege.m-vf.de</w:t>
       </w:r>
     </w:p>
     <w:p>
@@ -70,7 +70,7 @@
         <w:pStyle w:val="Heading1"/>
       </w:pPr>
       <w:r>
-        <w:t>Aufgenommen am 27.10.2026</w:t>
+        <w:t>Aufgenommen am 28.10.2026</w:t>
       </w:r>
     </w:p>
     <w:p>
@@ -78,7 +78,7 @@
         <w:pStyle w:val="Heading2"/>
       </w:pPr>
       <w:r>
-        <w:t>Insulinanpassung senkt Pflegefachbesuch und Kosten um über 75 Prozent</w:t>
+        <w:t>Strukturierter Präventionsalgorithmus reduziert Dekubituswissen-Lücken und medizingeräteassoziierte Druckgeschwüre</w:t>
       </w:r>
     </w:p>
     <w:p>
@@ -88,12 +88,12 @@
           <w:color w:val="666666"/>
           <w:sz w:val="18"/>
         </w:rPr>
-        <w:t>Barr D et al.  ·  Br J Community Nurs  ·  02.11.2026  ·  PMID 42932244</w:t>
+        <w:t>Zamani Shiva Y et al.  ·  PLoS One  ·  27.10.2026  ·  PMID 42945236</w:t>
       </w:r>
     </w:p>
     <w:p>
       <w:r>
-        <w:t>Qualitätsverbesserung mit Umsetzung durch ambulante Diabetesfachkräfte: Anpassung von Zweimal- auf Einmaltagesregimen bei Typ-2-Diabetes reduzierte Krankenhausbesuche.</w:t>
+        <w:t>Quasi-experimentelle Vor-Nachher-Studie an 38 Pflegekräften und 77 Patienten (39 vor, 38 nach Intervention) auf einer Intensivstation in Iran zur Einführung eines Dekubitus-Präventionsalgorithmus für medizinische Geräte (MDRPI).</w:t>
       </w:r>
     </w:p>
     <w:p>
@@ -104,7 +104,7 @@
         <w:t xml:space="preserve">Ergebnis: </w:t>
       </w:r>
       <w:r>
-        <w:t>77% Reduktion der Besuchshäufigkeit; HbA1c sank von 10,8% (94,9 mmol/mol) auf 9,3% (78,6 mmol/mol) nach 12 Monaten; geschätzte Kostenersparnis etwa 839.500 Pfund jährlich. Die Sterblichkeit betrug 30% über 18 Monate – ein Hinweis auf die Hochaltrigkeit der Kohorte.</w:t>
+        <w:t>Pflegewissen stieg hochsignifikant von Mittelwert 57,74 (SD 11,15) auf 89,55 (SD 5,17) (Differenz 31,81, 95%-KI 28,35–35,27, p&lt;0,001, Cohen's d=3,02). MDRPI-Prävalenz sank von 38,5 % (95%-KI 24,9–54,1 %) auf 28,9 % (95%-KI 17–44 %), jedoch nicht statistisch signifikant (χ²=0,82, p=0,365). Stadium-Verteilung vorher: Stadium 1 (28,2 %), Stadium 2 (7,7 %), Stadium 3 (2,6 %); nachher: Stadium 1 (21,1 %), Stadium 2 (5,3 %), kein Stadium 3. Nach Adjustierung zeigte der Algorithmus protektive Assoziation (adjustierte OR=0,42, 95%-KI 0,19–0,91, p=0,026).</w:t>
       </w:r>
     </w:p>
     <w:p>
@@ -119,7 +119,7 @@
         <w:rPr>
           <w:sz w:val="19"/>
         </w:rPr>
-        <w:t>Großbritannien, NHS-Routinedaten, vergleichbare Versorgungsstruktur für ambulante Krankenpflege</w:t>
+        <w:t>Iran/Klinik – Befund zur Wissensvermittlung und Dekubitusreduktion relevant für deutsches Klinik-Setting und pflegerische Fortbildung</w:t>
       </w:r>
     </w:p>
     <w:p>
@@ -128,7 +128,7 @@
           <w:color w:val="5A7D3A"/>
           <w:sz w:val="18"/>
         </w:rPr>
-        <w:t>https://pubmed.ncbi.nlm.nih.gov/42932244/</w:t>
+        <w:t>https://pubmed.ncbi.nlm.nih.gov/42945236/</w:t>
       </w:r>
     </w:p>
     <w:p>
@@ -136,7 +136,7 @@
         <w:pStyle w:val="Heading2"/>
       </w:pPr>
       <w:r>
-        <w:t>Direkte häusliche geriatrische Revalidation: Machbarkeit und Akzeptanz</w:t>
+        <w:t>Advance Care Planning: Schulung von Pflegefachpersonen zu Vorsorgegesprächen und Handlungskompetenz</w:t>
       </w:r>
     </w:p>
     <w:p>
@@ -146,12 +146,12 @@
           <w:color w:val="666666"/>
           <w:sz w:val="18"/>
         </w:rPr>
-        <w:t>Jaski J et al.  ·  Tijdschr Gerontol Geriatr  ·  17.09.2026  ·  PMID 42931759</w:t>
+        <w:t>Ohashi H et al.  ·  Medicine (Baltimore)  ·  23.10.2026  ·  PMID 42937768</w:t>
       </w:r>
     </w:p>
     <w:p>
       <w:r>
-        <w:t>Qualitative Evaluierung einer neuen Versorgungsform in den Niederlanden: ambulante geriatrische Revalidation ohne vorherige Heimaufnahme mit digitaler Unterstützung.</w:t>
+        <w:t>Mixed-Method-Studie: Entwicklung und Implementierung eines ACP-Schulungsprogramms für 82 Pflegefachpersonen aus 5 japanischen Präfekturen (Januar bis September 2019) mit prä-/post-Tests und qualitativen Interviews 3 Monate nach der Schulung.</w:t>
       </w:r>
     </w:p>
     <w:p>
@@ -162,7 +162,7 @@
         <w:t xml:space="preserve">Ergebnis: </w:t>
       </w:r>
       <w:r>
-        <w:t>Fünf Rehabilitanden und fünf Angehörige berichteten hohe Zufriedenheit mit Fachkompetenz, Einfühlsamkeit und Kommunikation des interdisziplinären Teams; Tablet-gestützte Betreuung wurde überwiegend positiv bewertet; die hybride Mischung aus Präsenz- und Digitalangebot motivierte.</w:t>
+        <w:t>Quantitativ: Wissensverbesserungen zur Ersatzentscheidung durch Familie, Verzicht auf Magensonde und Patientenverfügung; reduzierte Schwierigkeit in der Versorgung sterbender Patienten. Qualitativ: 7 post-Themen (Basis-ACP-Wissen, Gesprächskompetenzen, informelle Präferenzermittlung, Beziehungsaufbau, Konsensbildung, Meriten früher Initiierung, Erklärfertigkeiten); 4 Follow-up-Themen (Diskussionsgelegenheiten, Fertigkeiten, Selbstbestimmung, Todesdenken als persönliche Angelegenheit).</w:t>
       </w:r>
     </w:p>
     <w:p>
@@ -177,7 +177,7 @@
         <w:rPr>
           <w:sz w:val="19"/>
         </w:rPr>
-        <w:t>Niederlande, vergleichbares Versicherungssystem, neue Versorgungsform seit 2025</w:t>
+        <w:t>Japan, vergleichbares Langzeitversorgungssystem – Befunde zur Effektivität von Schulung auf Handlungskompetenzen übertragbar auf Deutschland</w:t>
       </w:r>
     </w:p>
     <w:p>
@@ -186,7 +186,7 @@
           <w:color w:val="5A7D3A"/>
           <w:sz w:val="18"/>
         </w:rPr>
-        <w:t>https://pubmed.ncbi.nlm.nih.gov/42931759/</w:t>
+        <w:t>https://pubmed.ncbi.nlm.nih.gov/42937768/</w:t>
       </w:r>
     </w:p>
     <w:p>
@@ -194,7 +194,7 @@
         <w:pStyle w:val="Heading2"/>
       </w:pPr>
       <w:r>
-        <w:t>Pflegerische Leitungsarbeit in der häuslichen Altenpflege: situativ angepasstes Handeln</w:t>
+        <w:t>Schwierige Pflegesituationen in der Wundversorgung: Konflikte, Adhärenzprobleme und ihre Bewältigung</w:t>
       </w:r>
     </w:p>
     <w:p>
@@ -204,12 +204,12 @@
           <w:color w:val="666666"/>
           <w:sz w:val="18"/>
         </w:rPr>
-        <w:t>Stien T et al.  ·  Int J Older People Nurs  ·  Nov. 2026  ·  PMID 42928518</w:t>
+        <w:t>Hackert B et al.  ·  Int Wound J  ·  Nov. 2026  ·  PMID 42937005</w:t>
       </w:r>
     </w:p>
     <w:p>
       <w:r>
-        <w:t>Teilnehmende Beobachtung (50 Stunden) mit acht Pflegefachkräften in skandinavischer Gemeindepflege zu Führungshandeln dicht bei älteren Menschen und zwischen den Kontakten.</w:t>
+        <w:t>Qualitative Interviewstudie mit 37 Pflegefachpersonen aus verschiedenen Settings zur Analyse schwieriger Patienten-Pflege-Interaktionen in der chronischen Wundbehandlung.</w:t>
       </w:r>
     </w:p>
     <w:p>
@@ -220,7 +220,7 @@
         <w:t xml:space="preserve">Ergebnis: </w:t>
       </w:r>
       <w:r>
-        <w:t>Drei zentrale Führungsthemen: (1) holistische Sicht, Priorisierung von Bewohnerbedürfnissen vor Organisationssystem; (2) Anpassung an das Besondere – Umfeld und Selbst flexibel auf Situation ausrichten; (3) Einsatz professionellen Wissens. Übergreifendes Muster: Führung durch ‚Situationen nutzen' im Rahmen organisatorischer Grenzen. Dies erfordert Flexibilität und Anpassungsfähigkeit und offenbart Druck durch aufgabenfokussierte Organisationen.</w:t>
+        <w:t>Drei Themenkomplexe wurden identifiziert: (1) Konflikte einschließlich Aggression, Gewalt, Beleidigungen und unangemessene Forderungen; (2) Behandlungsresistenz und Adhärenzprobleme; (3) nicht-konfrontative, aber komplexe Situationen mit mehrschichtigen Herausforderungen. Interventionen könnten auf Selbstfürsorge, gewaltfreie Kommunikation und Gesundheitskompetenz abzielen.</w:t>
       </w:r>
     </w:p>
     <w:p>
@@ -235,7 +235,7 @@
         <w:rPr>
           <w:sz w:val="19"/>
         </w:rPr>
-        <w:t>Skandinavien, ähnliche dezentralisierte Gemeindepflegestrukturen, qualitative Erkenntnisse zur Führungslogik</w:t>
+        <w:t>Deutschland, deutschsprachige Wundversorgung – ähnliche Organisationsstrukturen in Klinik und ambulanten Diensten</w:t>
       </w:r>
     </w:p>
     <w:p>
@@ -244,7 +244,7 @@
           <w:color w:val="5A7D3A"/>
           <w:sz w:val="18"/>
         </w:rPr>
-        <w:t>https://pubmed.ncbi.nlm.nih.gov/42928518/</w:t>
+        <w:t>https://pubmed.ncbi.nlm.nih.gov/42937005/</w:t>
       </w:r>
     </w:p>
     <w:p>
@@ -252,7 +252,7 @@
         <w:pStyle w:val="Heading2"/>
       </w:pPr>
       <w:r>
-        <w:t>Schlafförderung im Krankenhaus: Selbsteinschätzung und Barrieren des Pflegepersonals</w:t>
+        <w:t>Forschungsmethoden in der niederländischen Langzeitpflegeforschung 2012–2024: Quantitativ dominiert, qualitativ wachsend</w:t>
       </w:r>
     </w:p>
     <w:p>
@@ -262,12 +262,12 @@
           <w:color w:val="666666"/>
           <w:sz w:val="18"/>
         </w:rPr>
-        <w:t>Vasse M et al.  ·  Scand J Caring Sci  ·  Dez. 2026  ·  PMID 42928489</w:t>
+        <w:t>Klapwijk M et al.  ·  Tijdschr Gerontol Geriatr  ·  17.09.2026  ·  PMID 42931758</w:t>
       </w:r>
     </w:p>
     <w:p>
       <w:r>
-        <w:t>Querschnittumfrage unter finnischen Krankenhausfachkräften zur Selbsteinschätzung ihrer Schlafförderungsinterventionen und zum Einfluss von Ressourcen und Organisationskultur.</w:t>
+        <w:t>Systematische Übersichtsarbeit über 639 Veröffentlichungen aus sechs akademischen Versorgungsnetzwerken zur Dokumentation von Forschungsmethoden, Settings und Kooperationen in der niederländischen Langzeitpflege.</w:t>
       </w:r>
     </w:p>
     <w:p>
@@ -278,7 +278,7 @@
         <w:t xml:space="preserve">Ergebnis: </w:t>
       </w:r>
       <w:r>
-        <w:t>129 von 482 eingeladenen Fachkräften antworteten; Pflegekräfte bewerteten ihre schlafunterstützenden Aktivitäten positiv, speziell bei emotionaler Unterstützung; tiefste Scores bei Minimierung pflegebedingter Störungen. Organisatorische Faktoren (Raumgestaltung, Ressourcen, Kultur, Fort- und Weiterbildung) wurden als zentral für Umsetzung identifiziert.</w:t>
+        <w:t>Quantitative Designs waren überwiegend (60,7 %), gefolgt von qualitativ (20,0 %), Reviews (10,0 %) und Mixed-Methods (9,1 %). 80 % der Studien bezogen sich auf Pflegeheime, 93,6 % bezogen Menschen mit Demenz ein. 31 % nutzten Kooperationen zwischen mehreren Netzwerken, 32,6 % internationale Kooperationen. Ein methodologisches Verbreitungstrend zu qualitativen und Mixed-Methods-Ansätzen ist erkennbar.</w:t>
       </w:r>
     </w:p>
     <w:p>
@@ -293,7 +293,7 @@
         <w:rPr>
           <w:sz w:val="19"/>
         </w:rPr>
-        <w:t>Skandinavien, ähnliche Organisationslogik im Krankenhauswesen</w:t>
+        <w:t>Niederlande, vergleichbares Versicherungssystem und Organisationsstrukturen – direkt auf Deutschland übertragbar</w:t>
       </w:r>
     </w:p>
     <w:p>
@@ -302,7 +302,7 @@
           <w:color w:val="5A7D3A"/>
           <w:sz w:val="18"/>
         </w:rPr>
-        <w:t>https://pubmed.ncbi.nlm.nih.gov/42928489/</w:t>
+        <w:t>https://pubmed.ncbi.nlm.nih.gov/42931758/</w:t>
       </w:r>
     </w:p>
     <w:p>
@@ -310,7 +310,7 @@
         <w:pStyle w:val="Heading2"/>
       </w:pPr>
       <w:r>
-        <w:t>Digitales Beratungsangebot für pflegende Angehörige in Österreich: Wirkung und Empowerment</w:t>
+        <w:t>Geburtshilfliche Ausbildung und respektvolle Patientenversorgung: Kompetenzbasierte gegen traditionelle Curricula</w:t>
       </w:r>
     </w:p>
     <w:p>
@@ -320,12 +320,12 @@
           <w:color w:val="666666"/>
           <w:sz w:val="18"/>
         </w:rPr>
-        <w:t>Gabl K et al.  ·  BMC Health Serv Res  ·  28.07.2026  ·  PMID 42928179</w:t>
+        <w:t>Wondie AG et al.  ·  BMC Med Educ  ·  24.10.2026  ·  PMID 42928218</w:t>
       </w:r>
     </w:p>
     <w:p>
       <w:r>
-        <w:t>Realistische Evaluierung eines österreichischen digitalen Beratungsdienstes (Alles Clara) mit 52–169 Online-Befragten und Interviews: Wirkung auf Angehörige und Fachkräfte.</w:t>
+        <w:t>Vergleichende Querschnittstudie zur Beobachtung von Misshandlungsraten in der Geburtshilfe bei 68 Fachkräften (32 aus kompetenzbasiertem, 36 aus konventionellem Curriculum) mittels validiertes Beobachtungsinstrument.</w:t>
       </w:r>
     </w:p>
     <w:p>
@@ -336,7 +336,7 @@
         <w:t xml:space="preserve">Ergebnis: </w:t>
       </w:r>
       <w:r>
-        <w:t>Pflegende Angehörige nutzten den Service anonym und ortunabhängig; vertrauensvolle Beziehung zu Beraterinnen ermöglichte personenzentrierte Beratung; Angehörige verloren das Gefühl der Isolation und gestalteten nächste Schritte selbstbestimmter. Fachkräfte entwickelten beruflichen Stolz und erkannten den Wert ihrer ferngestützten Arbeit ('sichtbar gemacht').</w:t>
+        <w:t>Mittlerer Misshandlungswert: 34,6 % Gesamtstichprobe. Absolut: Absolventen des kompetenzbasierten Curriculums 30,8 % vs. Konventionelles 38,1 % (t(66)=−3,75, p&lt;0,001); Cohen's d=−0,91. Schlechtere Rapportentwicklung (36,7 % vs. 46,5 %) und Nichtreaktivität auf Patientenanfragen (15,6 % vs. 30,5 %) waren in der Kompetenzgruppe geringer, aber beide Gruppen zeigten Mängel in Zustimmung, emotionaler Unterstützung und Privatsphäre.</w:t>
       </w:r>
     </w:p>
     <w:p>
@@ -351,7 +351,7 @@
         <w:rPr>
           <w:sz w:val="19"/>
         </w:rPr>
-        <w:t>Österreich, vergleichbar deutsches Pflegeversicherungssystem und Berufsbild</w:t>
+        <w:t>Äthiopien/Entwicklungskontext – Befund zur Lehrplanrelevanz überträgt sich auf Deutschland bei Betonung praktischer Kompetenzen</w:t>
       </w:r>
     </w:p>
     <w:p>
@@ -360,7 +360,7 @@
           <w:color w:val="5A7D3A"/>
           <w:sz w:val="18"/>
         </w:rPr>
-        <w:t>https://pubmed.ncbi.nlm.nih.gov/42928179/</w:t>
+        <w:t>https://pubmed.ncbi.nlm.nih.gov/42928218/</w:t>
       </w:r>
     </w:p>
     <w:p>
@@ -368,7 +368,7 @@
         <w:pStyle w:val="Heading2"/>
       </w:pPr>
       <w:r>
-        <w:t>Pflegende Angehörige bei Parkinson: zentrale Rolle in Selbstpflege und Management</w:t>
+        <w:t>Personalfluktuation in italienischen Krankenhäusern: Einflussfaktoren auf Kündigungsabsicht von Pflegenden</w:t>
       </w:r>
     </w:p>
     <w:p>
@@ -378,12 +378,12 @@
           <w:color w:val="666666"/>
           <w:sz w:val="18"/>
         </w:rPr>
-        <w:t>Monica P et al.  ·  J Nurs Scholarsh  ·  Nov. 2026  ·  PMID 42908219</w:t>
+        <w:t>Marti F et al.  ·  Med Lav  ·  23.10.2026  ·  PMID 42925043</w:t>
       </w:r>
     </w:p>
     <w:p>
       <w:r>
-        <w:t>Qualitative Studie mit 20 Interviews zur Rolle von Angehörigen bei der Unterstützung von Parkinson-Patienten in Selbstversorgung, Monitoring und Symptommanagement.</w:t>
+        <w:t>Scoping Review (13 Studien) zu Determinanten der Kündigungsabsicht und Berufsverbleib bei italienischen Krankenhausbeschäftigten in der Pflege 2014–2025.</w:t>
       </w:r>
     </w:p>
     <w:p>
@@ -394,7 +394,7 @@
         <w:t xml:space="preserve">Ergebnis: </w:t>
       </w:r>
       <w:r>
-        <w:t>75% weibliche Angehörige, Durchschnittsalter 63,7 Jahre, 90% Ehepartner, 95% im Haushalt; Angehörige unterstützten bei Medikamentencompliance, körperlicher Aktivität, Sicherheit und Ernährung; Monitoring alltäglicher Aktivitäten und Symptome; Symptommanagement-Strategien und nicht-pharmakologische Interventionen waren zentral. Schwierigkeiten und Interaktionen mit Fachkräften beeinflussten die Versorgung.</w:t>
+        <w:t>Determinanten zur Kündigungsabsicht wurden in zwei Domänen gruppiert: (1) Management-Faktoren: Führungsqualität, organisationale Unterstützung, emotionale Bindung; (2) Kontextfaktoren: Ressourcenverfügbarkeit, Arbeitsklima, persönliche Erfahrungen. Multilevel-Strategien zur Stärkung von Führung, Unterstützung und Teamfähigkeit sind zentral für Personalerhalt und Wohlbefinden.</w:t>
       </w:r>
     </w:p>
     <w:p>
@@ -409,7 +409,7 @@
         <w:rPr>
           <w:sz w:val="19"/>
         </w:rPr>
-        <w:t>Italien, qualitative Erkenntnisse zur Rolle von Angehörigen, unabhängig von Versicherungssystem</w:t>
+        <w:t>Italien, vergleichbarer europäischer Kontext – Befunde zu organisationalen Retention-Faktoren relevant für deutsches Pflegepersonalmanagement</w:t>
       </w:r>
     </w:p>
     <w:p>
@@ -418,7 +418,7 @@
           <w:color w:val="5A7D3A"/>
           <w:sz w:val="18"/>
         </w:rPr>
-        <w:t>https://pubmed.ncbi.nlm.nih.gov/42908219/</w:t>
+        <w:t>https://pubmed.ncbi.nlm.nih.gov/42925043/</w:t>
       </w:r>
     </w:p>
     <w:sectPr>

--- a/download/studien-aktuell.docx
+++ b/download/studien-aktuell.docx
@@ -62,7 +62,7 @@
           <w:color w:val="666666"/>
           <w:sz w:val="18"/>
         </w:rPr>
-        <w:t>Stand: 28.10.2026  |  6 Studien  |  pflege.m-vf.de</w:t>
+        <w:t>Stand: 29.10.2026  |  6 Studien  |  pflege.m-vf.de</w:t>
       </w:r>
     </w:p>
     <w:p>
@@ -70,7 +70,7 @@
         <w:pStyle w:val="Heading1"/>
       </w:pPr>
       <w:r>
-        <w:t>Aufgenommen am 28.10.2026</w:t>
+        <w:t>Aufgenommen am 29.10.2026</w:t>
       </w:r>
     </w:p>
     <w:p>
@@ -78,7 +78,7 @@
         <w:pStyle w:val="Heading2"/>
       </w:pPr>
       <w:r>
-        <w:t>Strukturierter Präventionsalgorithmus reduziert Dekubituswissen-Lücken und medizingeräteassoziierte Druckgeschwüre</w:t>
+        <w:t>Pflegebedarf älterer Menschen: Geschlechtliche Unterschiede und Alterseffekte über sechs Jahre</w:t>
       </w:r>
     </w:p>
     <w:p>
@@ -88,12 +88,12 @@
           <w:color w:val="666666"/>
           <w:sz w:val="18"/>
         </w:rPr>
-        <w:t>Zamani Shiva Y et al.  ·  PLoS One  ·  27.10.2026  ·  PMID 42945236</w:t>
+        <w:t>Kawai M et al.  ·  Kobe J Med Sci  ·  30.09.2026  ·  PMID 42950852</w:t>
       </w:r>
     </w:p>
     <w:p>
       <w:r>
-        <w:t>Quasi-experimentelle Vor-Nachher-Studie an 38 Pflegekräften und 77 Patienten (39 vor, 38 nach Intervention) auf einer Intensivstation in Iran zur Einführung eines Dekubitus-Präventionsalgorithmus für medizinische Geräte (MDRPI).</w:t>
+        <w:t>Wiederholte Querschnittsanalyse von ca. 400.000 Erwachsenen ≥65 Jahren mit Daten der Langzeitpflegeversicherung aus Kobe 2017-2022 zu Veränderungen in Pflegebe­darf, Erkrankungslasten und Geschlechtsunterschieden.</w:t>
       </w:r>
     </w:p>
     <w:p>
@@ -104,7 +104,7 @@
         <w:t xml:space="preserve">Ergebnis: </w:t>
       </w:r>
       <w:r>
-        <w:t>Pflegewissen stieg hochsignifikant von Mittelwert 57,74 (SD 11,15) auf 89,55 (SD 5,17) (Differenz 31,81, 95%-KI 28,35–35,27, p&lt;0,001, Cohen's d=3,02). MDRPI-Prävalenz sank von 38,5 % (95%-KI 24,9–54,1 %) auf 28,9 % (95%-KI 17–44 %), jedoch nicht statistisch signifikant (χ²=0,82, p=0,365). Stadium-Verteilung vorher: Stadium 1 (28,2 %), Stadium 2 (7,7 %), Stadium 3 (2,6 %); nachher: Stadium 1 (21,1 %), Stadium 2 (5,3 %), kein Stadium 3. Nach Adjustierung zeigte der Algorithmus protektive Assoziation (adjustierte OR=0,42, 95%-KI 0,19–0,91, p=0,026).</w:t>
+        <w:t>Anteil ≥85-Jähriger, besonders Frauen, stieg kontinuierlich an. Schwerer Pflegebedarf (Stufe ≥2) stieg deutlich bei ≥85-Jährigen, besonders Frauen. Frauen ≥85 Jahre hatten OR≈46 für schweren Pflegebedarf gegenüber Frauen 65-69 Jahre. Geschlechtsmuster wechselte von männlicher zu weiblicher Dominanz mit steigendem Alter. Neurologische, kardiovaskuläre, endokrine Erkrankungen dominierten.</w:t>
       </w:r>
     </w:p>
     <w:p>
@@ -119,7 +119,7 @@
         <w:rPr>
           <w:sz w:val="19"/>
         </w:rPr>
-        <w:t>Iran/Klinik – Befund zur Wissensvermittlung und Dekubitusreduktion relevant für deutsches Klinik-Setting und pflegerische Fortbildung</w:t>
+        <w:t>Japan mit vergleichbarer Pflegeversicherung; Struktur für Planungsszenarien in Deutschland relevant</w:t>
       </w:r>
     </w:p>
     <w:p>
@@ -128,7 +128,7 @@
           <w:color w:val="5A7D3A"/>
           <w:sz w:val="18"/>
         </w:rPr>
-        <w:t>https://pubmed.ncbi.nlm.nih.gov/42945236/</w:t>
+        <w:t>https://pubmed.ncbi.nlm.nih.gov/42950852/</w:t>
       </w:r>
     </w:p>
     <w:p>
@@ -136,7 +136,7 @@
         <w:pStyle w:val="Heading2"/>
       </w:pPr>
       <w:r>
-        <w:t>Advance Care Planning: Schulung von Pflegefachpersonen zu Vorsorgegesprächen und Handlungskompetenz</w:t>
+        <w:t>Familienangehörige in der Demenz-Akutpsychiatrie: Nationale Bestandsaufnahme zur Partizipation</w:t>
       </w:r>
     </w:p>
     <w:p>
@@ -146,12 +146,12 @@
           <w:color w:val="666666"/>
           <w:sz w:val="18"/>
         </w:rPr>
-        <w:t>Ohashi H et al.  ·  Medicine (Baltimore)  ·  23.10.2026  ·  PMID 42937768</w:t>
+        <w:t>Bean N et al.  ·  Int J Geriatr Psychiatry  ·  Nov. 2026  ·  PMID 42949108</w:t>
       </w:r>
     </w:p>
     <w:p>
       <w:r>
-        <w:t>Mixed-Method-Studie: Entwicklung und Implementierung eines ACP-Schulungsprogramms für 82 Pflegefachpersonen aus 5 japanischen Präfekturen (Januar bis September 2019) mit prä-/post-Tests und qualitativen Interviews 3 Monate nach der Schulung.</w:t>
+        <w:t>Nationale Querschnittsumfrage zu 209 Krankenhausstationen für acute behavioural disturbance bei Demenz im UK; Erhebung der Einbindung pflegender Angehöriger in klinische Entscheidungsfindung.</w:t>
       </w:r>
     </w:p>
     <w:p>
@@ -162,7 +162,7 @@
         <w:t xml:space="preserve">Ergebnis: </w:t>
       </w:r>
       <w:r>
-        <w:t>Quantitativ: Wissensverbesserungen zur Ersatzentscheidung durch Familie, Verzicht auf Magensonde und Patientenverfügung; reduzierte Schwierigkeit in der Versorgung sterbender Patienten. Qualitativ: 7 post-Themen (Basis-ACP-Wissen, Gesprächskompetenzen, informelle Präferenzermittlung, Beziehungsaufbau, Konsensbildung, Meriten früher Initiierung, Erklärfertigkeiten); 4 Follow-up-Themen (Diskussionsgelegenheiten, Fertigkeiten, Selbstbestimmung, Todesdenken als persönliche Angelegenheit).</w:t>
+        <w:t>63 Stationen mit 801 Patienten analysiert; 87,8% unter Freiheitsentziehungsmaßnahmen; 44,4% der Stationen: Angehörige nehmen nicht routinemäßig an MDT teil; 30,2% teilen Pflegepläne nicht routinemäßig. Pflegekräfte-Schulung zu Angehörigenengagement war signifikanter Marker für bessere Partizipation über alle Maßnahmen.</w:t>
       </w:r>
     </w:p>
     <w:p>
@@ -177,7 +177,7 @@
         <w:rPr>
           <w:sz w:val="19"/>
         </w:rPr>
-        <w:t>Japan, vergleichbares Langzeitversorgungssystem – Befunde zur Effektivität von Schulung auf Handlungskompetenzen übertragbar auf Deutschland</w:t>
+        <w:t>UK-System, teilstationär; Befund zur Schulungswirksamkeit auf deutsche psychiatrische Pflegepraxis übertragbar</w:t>
       </w:r>
     </w:p>
     <w:p>
@@ -186,7 +186,7 @@
           <w:color w:val="5A7D3A"/>
           <w:sz w:val="18"/>
         </w:rPr>
-        <w:t>https://pubmed.ncbi.nlm.nih.gov/42937768/</w:t>
+        <w:t>https://pubmed.ncbi.nlm.nih.gov/42949108/</w:t>
       </w:r>
     </w:p>
     <w:p>
@@ -194,7 +194,7 @@
         <w:pStyle w:val="Heading2"/>
       </w:pPr>
       <w:r>
-        <w:t>Schwierige Pflegesituationen in der Wundversorgung: Konflikte, Adhärenzprobleme und ihre Bewältigung</w:t>
+        <w:t>Pflegekraft-geführte Selbstmanagement-Schulung zu Hause bei Herzinsuffizienz: Randomisierte Kontrolstudie</w:t>
       </w:r>
     </w:p>
     <w:p>
@@ -204,12 +204,12 @@
           <w:color w:val="666666"/>
           <w:sz w:val="18"/>
         </w:rPr>
-        <w:t>Hackert B et al.  ·  Int Wound J  ·  Nov. 2026  ·  PMID 42937005</w:t>
+        <w:t>Çelik H et al.  ·  Prim Health Care Res Dev  ·  28.10.2026  ·  PMID 42946676</w:t>
       </w:r>
     </w:p>
     <w:p>
       <w:r>
-        <w:t>Qualitative Interviewstudie mit 37 Pflegefachpersonen aus verschiedenen Settings zur Analyse schwieriger Patienten-Pflege-Interaktionen in der chronischen Wundbehandlung.</w:t>
+        <w:t>RCT einer 12-wöchigen pflegegeleiteten Hausintervention mit Besuchen und Telefonkontakt gegen Standardversorgung bei Herzinsuffizienz-Patienten der Pflegeklassen I-III.</w:t>
       </w:r>
     </w:p>
     <w:p>
@@ -220,7 +220,7 @@
         <w:t xml:space="preserve">Ergebnis: </w:t>
       </w:r>
       <w:r>
-        <w:t>Drei Themenkomplexe wurden identifiziert: (1) Konflikte einschließlich Aggression, Gewalt, Beleidigungen und unangemessene Forderungen; (2) Behandlungsresistenz und Adhärenzprobleme; (3) nicht-konfrontative, aber komplexe Situationen mit mehrschichtigen Herausforderungen. Interventionen könnten auf Selbstfürsorge, gewaltfreie Kommunikation und Gesundheitskompetenz abzielen.</w:t>
+        <w:t>Interventionsgruppe zeigte bessere Selbstpflegescores (17,78 ± 2,93 vs. 40,00 ± 6,49), höhere Lebensqualität, bessere Selbstwirksamkeit und größere Gehstrecke (6-Minuten-Gehtest). NYHA-Klasse verbesserte sich signifikant; Ejektionsfraktion zeigte Veränderungen.</w:t>
       </w:r>
     </w:p>
     <w:p>
@@ -235,7 +235,7 @@
         <w:rPr>
           <w:sz w:val="19"/>
         </w:rPr>
-        <w:t>Deutschland, deutschsprachige Wundversorgung – ähnliche Organisationsstrukturen in Klinik und ambulanten Diensten</w:t>
+        <w:t>Türkei, vergleichbares ländliches Setting; Modell für ambulante pflegerische Langzeitbetreuung relevant</w:t>
       </w:r>
     </w:p>
     <w:p>
@@ -244,7 +244,7 @@
           <w:color w:val="5A7D3A"/>
           <w:sz w:val="18"/>
         </w:rPr>
-        <w:t>https://pubmed.ncbi.nlm.nih.gov/42937005/</w:t>
+        <w:t>https://pubmed.ncbi.nlm.nih.gov/42946676/</w:t>
       </w:r>
     </w:p>
     <w:p>
@@ -252,7 +252,7 @@
         <w:pStyle w:val="Heading2"/>
       </w:pPr>
       <w:r>
-        <w:t>Forschungsmethoden in der niederländischen Langzeitpflegeforschung 2012–2024: Quantitativ dominiert, qualitativ wachsend</w:t>
+        <w:t>Delir in Langzeitpflegekrankenhäusern: Häufigkeit und Risikofaktoren bei Demenz</w:t>
       </w:r>
     </w:p>
     <w:p>
@@ -262,12 +262,12 @@
           <w:color w:val="666666"/>
           <w:sz w:val="18"/>
         </w:rPr>
-        <w:t>Klapwijk M et al.  ·  Tijdschr Gerontol Geriatr  ·  17.09.2026  ·  PMID 42931758</w:t>
+        <w:t>Moon KJ et al.  ·  JMIR Aging  ·  27.10.2026  ·  PMID 42944744</w:t>
       </w:r>
     </w:p>
     <w:p>
       <w:r>
-        <w:t>Systematische Übersichtsarbeit über 639 Veröffentlichungen aus sechs akademischen Versorgungsnetzwerken zur Dokumentation von Forschungsmethoden, Settings und Kooperationen in der niederländischen Langzeitpflege.</w:t>
+        <w:t>Querschnittstudie in 2 koreanischen Langzeitpflegekrankenhäusern zu Delir-Vorkommen und assoziierten Faktoren bei 142 älteren Patienten mit Demenz (n=100) oder leichter kognitiver Beeinträchtigung (n=42).</w:t>
       </w:r>
     </w:p>
     <w:p>
@@ -278,7 +278,7 @@
         <w:t xml:space="preserve">Ergebnis: </w:t>
       </w:r>
       <w:r>
-        <w:t>Quantitative Designs waren überwiegend (60,7 %), gefolgt von qualitativ (20,0 %), Reviews (10,0 %) und Mixed-Methods (9,1 %). 80 % der Studien bezogen sich auf Pflegeheime, 93,6 % bezogen Menschen mit Demenz ein. 31 % nutzten Kooperationen zwischen mehreren Netzwerken, 32,6 % internationale Kooperationen. Ein methodologisches Verbreitungstrend zu qualitativen und Mixed-Methods-Ansätzen ist erkennbar.</w:t>
+        <w:t>Delir-Prävalenz 38,7% (55/142): 41% bei Demenz, 33,3% bei MCI. Hypoaktives Delir war häufigster Subtyp (60%). Assoziierte Faktoren: weibliches Geschlecht (aOR 4,34), Immobilität (aOR 4,95), Analgetika-Gabe (aOR 3,64); Infektionen invers assoziiert (aOR 0,25).</w:t>
       </w:r>
     </w:p>
     <w:p>
@@ -293,7 +293,7 @@
         <w:rPr>
           <w:sz w:val="19"/>
         </w:rPr>
-        <w:t>Niederlande, vergleichbares Versicherungssystem und Organisationsstrukturen – direkt auf Deutschland übertragbar</w:t>
+        <w:t>Südkorea, vergleichbares System; Screening- und Risiko-Befunde für deutsche Heime relevant</w:t>
       </w:r>
     </w:p>
     <w:p>
@@ -302,7 +302,7 @@
           <w:color w:val="5A7D3A"/>
           <w:sz w:val="18"/>
         </w:rPr>
-        <w:t>https://pubmed.ncbi.nlm.nih.gov/42931758/</w:t>
+        <w:t>https://pubmed.ncbi.nlm.nih.gov/42944744/</w:t>
       </w:r>
     </w:p>
     <w:p>
@@ -310,7 +310,7 @@
         <w:pStyle w:val="Heading2"/>
       </w:pPr>
       <w:r>
-        <w:t>Geburtshilfliche Ausbildung und respektvolle Patientenversorgung: Kompetenzbasierte gegen traditionelle Curricula</w:t>
+        <w:t>Belastungen pflegender Angehöriger in Palliativversorgung: Validiertes Messinstrument auf Spanisch</w:t>
       </w:r>
     </w:p>
     <w:p>
@@ -320,12 +320,12 @@
           <w:color w:val="666666"/>
           <w:sz w:val="18"/>
         </w:rPr>
-        <w:t>Wondie AG et al.  ·  BMC Med Educ  ·  24.10.2026  ·  PMID 42928218</w:t>
+        <w:t>Martín-Martín J et al.  ·  BMC Palliat Care  ·  27.07.2026  ·  PMID 42907813</w:t>
       </w:r>
     </w:p>
     <w:p>
       <w:r>
-        <w:t>Vergleichende Querschnittstudie zur Beobachtung von Misshandlungsraten in der Geburtshilfe bei 68 Fachkräften (32 aus kompetenzbasiertem, 36 aus konventionellem Curriculum) mittels validiertes Beobachtungsinstrument.</w:t>
+        <w:t>Spanische Validierungsstudie des PNPC-c mit 230 pflegenden Angehörigen von Patienten in Palliativversorgung; Fragebogen wurde von 67 auf 48 Items pro Dimension reduziert.</w:t>
       </w:r>
     </w:p>
     <w:p>
@@ -336,7 +336,7 @@
         <w:t xml:space="preserve">Ergebnis: </w:t>
       </w:r>
       <w:r>
-        <w:t>Mittlerer Misshandlungswert: 34,6 % Gesamtstichprobe. Absolut: Absolventen des kompetenzbasierten Curriculums 30,8 % vs. Konventionelles 38,1 % (t(66)=−3,75, p&lt;0,001); Cohen's d=−0,91. Schlechtere Rapportentwicklung (36,7 % vs. 46,5 %) und Nichtreaktivität auf Patientenanfragen (15,6 % vs. 30,5 %) waren in der Kompetenzgruppe geringer, aber beide Gruppen zeigten Mängel in Zustimmung, emotionaler Unterstützung und Privatsphäre.</w:t>
+        <w:t>Hauptprobleme: Fortführung sozialer Aktivitäten (78,3%) und Angst vor unvorhersehbarer Zukunft (77,3%). Größtes Bedürfnis: Angst vor unvorhersehbarer Zukunft (56,1%), nicht den Patienten allein lassen wollen (50%). Cronbach α = 0,959; Probleme α = 0,907, Bedürfnisse α = 0,940. Signifikante Unterschiede zwischen Männern/Frauen und über/unter 50 Jahren.</w:t>
       </w:r>
     </w:p>
     <w:p>
@@ -351,7 +351,7 @@
         <w:rPr>
           <w:sz w:val="19"/>
         </w:rPr>
-        <w:t>Äthiopien/Entwicklungskontext – Befund zur Lehrplanrelevanz überträgt sich auf Deutschland bei Betonung praktischer Kompetenzen</w:t>
+        <w:t>Spanien, Südsystem; Instrument zur Belastungserfassung auf deutschsprachige Pflegeforschung übertragbar</w:t>
       </w:r>
     </w:p>
     <w:p>
@@ -360,7 +360,7 @@
           <w:color w:val="5A7D3A"/>
           <w:sz w:val="18"/>
         </w:rPr>
-        <w:t>https://pubmed.ncbi.nlm.nih.gov/42928218/</w:t>
+        <w:t>https://pubmed.ncbi.nlm.nih.gov/42907813/</w:t>
       </w:r>
     </w:p>
     <w:p>
@@ -368,7 +368,7 @@
         <w:pStyle w:val="Heading2"/>
       </w:pPr>
       <w:r>
-        <w:t>Personalfluktuation in italienischen Krankenhäusern: Einflussfaktoren auf Kündigungsabsicht von Pflegenden</w:t>
+        <w:t>Mundhygiene bei Menschen mit Demenz: Tipps für Pflegekräfte in der Häuslichkeit</w:t>
       </w:r>
     </w:p>
     <w:p>
@@ -378,12 +378,12 @@
           <w:color w:val="666666"/>
           <w:sz w:val="18"/>
         </w:rPr>
-        <w:t>Marti F et al.  ·  Med Lav  ·  23.10.2026  ·  PMID 42925043</w:t>
+        <w:t>Dening KH  ·  Br J Community Nurs  ·  02.10.2026  ·  PMID 42832406</w:t>
       </w:r>
     </w:p>
     <w:p>
       <w:r>
-        <w:t>Scoping Review (13 Studien) zu Determinanten der Kündigungsabsicht und Berufsverbleib bei italienischen Krankenhausbeschäftigten in der Pflege 2014–2025.</w:t>
+        <w:t>Übersichtsartikel zur Unterstützung von pflegenden Angehörigen und Community Nurses bei der Mundhygiene von Demenzkranken zu Hause mit praktischen Empfehlungen.</w:t>
       </w:r>
     </w:p>
     <w:p>
@@ -394,7 +394,7 @@
         <w:t xml:space="preserve">Ergebnis: </w:t>
       </w:r>
       <w:r>
-        <w:t>Determinanten zur Kündigungsabsicht wurden in zwei Domänen gruppiert: (1) Management-Faktoren: Führungsqualität, organisationale Unterstützung, emotionale Bindung; (2) Kontextfaktoren: Ressourcenverfügbarkeit, Arbeitsklima, persönliche Erfahrungen. Multilevel-Strategien zur Stärkung von Führung, Unterstützung und Teamfähigkeit sind zentral für Personalerhalt und Wohlbefinden.</w:t>
+        <w:t>Die Arbeit identifiziert häufige Probleme und Ressourcen für die Mundpflege bei Demenz, bietet Case-Beispiele und konkrete Unterstützungsmaßnahmen für Community Nurses und Angehörige - ein Praxisangebot ohne separate Fallzahlen.</w:t>
       </w:r>
     </w:p>
     <w:p>
@@ -409,7 +409,7 @@
         <w:rPr>
           <w:sz w:val="19"/>
         </w:rPr>
-        <w:t>Italien, vergleichbarer europäischer Kontext – Befunde zu organisationalen Retention-Faktoren relevant für deutsches Pflegepersonalmanagement</w:t>
+        <w:t>Britisches System; Konzepte zur Mundpflege übertragbar auf deutsche ambulante Versorgung und Heime</w:t>
       </w:r>
     </w:p>
     <w:p>
@@ -418,7 +418,7 @@
           <w:color w:val="5A7D3A"/>
           <w:sz w:val="18"/>
         </w:rPr>
-        <w:t>https://pubmed.ncbi.nlm.nih.gov/42925043/</w:t>
+        <w:t>https://pubmed.ncbi.nlm.nih.gov/42832406/</w:t>
       </w:r>
     </w:p>
     <w:sectPr>

--- a/download/studien-aktuell.docx
+++ b/download/studien-aktuell.docx
@@ -62,7 +62,7 @@
           <w:color w:val="666666"/>
           <w:sz w:val="18"/>
         </w:rPr>
-        <w:t>Stand: 29.10.2026  |  6 Studien  |  pflege.m-vf.de</w:t>
+        <w:t>Stand: 30.10.2026  |  6 Studien  |  pflege.m-vf.de</w:t>
       </w:r>
     </w:p>
     <w:p>
@@ -70,7 +70,7 @@
         <w:pStyle w:val="Heading1"/>
       </w:pPr>
       <w:r>
-        <w:t>Aufgenommen am 29.10.2026</w:t>
+        <w:t>Aufgenommen am 30.10.2026</w:t>
       </w:r>
     </w:p>
     <w:p>
@@ -78,7 +78,7 @@
         <w:pStyle w:val="Heading2"/>
       </w:pPr>
       <w:r>
-        <w:t>Pflegebedarf älterer Menschen: Geschlechtliche Unterschiede und Alterseffekte über sechs Jahre</w:t>
+        <w:t>Despotische Führung und Wohlbefinden von Pflegekräften im Krankenhaus: ein Zusammenhang</w:t>
       </w:r>
     </w:p>
     <w:p>
@@ -88,12 +88,12 @@
           <w:color w:val="666666"/>
           <w:sz w:val="18"/>
         </w:rPr>
-        <w:t>Kawai M et al.  ·  Kobe J Med Sci  ·  30.09.2026  ·  PMID 42950852</w:t>
+        <w:t>Allam SME et al.  ·  J Nurs Manag  ·  2026  ·  PMID 42954815</w:t>
       </w:r>
     </w:p>
     <w:p>
       <w:r>
-        <w:t>Wiederholte Querschnittsanalyse von ca. 400.000 Erwachsenen ≥65 Jahren mit Daten der Langzeitpflegeversicherung aus Kobe 2017-2022 zu Veränderungen in Pflegebe­darf, Erkrankungslasten und Geschlechtsunterschieden.</w:t>
+        <w:t>Querschnittstudie mit 181 Pflegekräften in saudi-arabischer Universitätsklinik zur Assoziation zwischen wahrgenommener despotischer Führung und beruflichem Wohlbefinden (thriving at work).</w:t>
       </w:r>
     </w:p>
     <w:p>
@@ -104,7 +104,7 @@
         <w:t xml:space="preserve">Ergebnis: </w:t>
       </w:r>
       <w:r>
-        <w:t>Anteil ≥85-Jähriger, besonders Frauen, stieg kontinuierlich an. Schwerer Pflegebedarf (Stufe ≥2) stieg deutlich bei ≥85-Jährigen, besonders Frauen. Frauen ≥85 Jahre hatten OR≈46 für schweren Pflegebedarf gegenüber Frauen 65-69 Jahre. Geschlechtsmuster wechselte von männlicher zu weiblicher Dominanz mit steigendem Alter. Neurologische, kardiovaskuläre, endokrine Erkrankungen dominierten.</w:t>
+        <w:t>Pflegekräfte berichteten moderate despotische Führung (Mittelwert 3,19 ± 1,21) und Wohlbefinden (3,29 ± 1,05). Despotische Führung korrelierte negativ mit Wohlbefinden (r = -0,323, p &lt; 0,001). Im adjustierten Modell blieb despotische Führung signifikant mit geringerem Wohlbefinden assoziiert (β = -0,371, p &lt; 0,001).</w:t>
       </w:r>
     </w:p>
     <w:p>
@@ -119,7 +119,7 @@
         <w:rPr>
           <w:sz w:val="19"/>
         </w:rPr>
-        <w:t>Japan mit vergleichbarer Pflegeversicherung; Struktur für Planungsszenarien in Deutschland relevant</w:t>
+        <w:t>Saudi-Arabien – klinisches Führungsverhalten wirkt auf Verbleib; Ethik-Fokus universal</w:t>
       </w:r>
     </w:p>
     <w:p>
@@ -128,7 +128,7 @@
           <w:color w:val="5A7D3A"/>
           <w:sz w:val="18"/>
         </w:rPr>
-        <w:t>https://pubmed.ncbi.nlm.nih.gov/42950852/</w:t>
+        <w:t>https://pubmed.ncbi.nlm.nih.gov/42954815/</w:t>
       </w:r>
     </w:p>
     <w:p>
@@ -136,7 +136,7 @@
         <w:pStyle w:val="Heading2"/>
       </w:pPr>
       <w:r>
-        <w:t>Familienangehörige in der Demenz-Akutpsychiatrie: Nationale Bestandsaufnahme zur Partizipation</w:t>
+        <w:t>Progressive Muskelentspannung und Naturgeräusche gegen Alarm-Erschöpfung von Intensivpflegekräften</w:t>
       </w:r>
     </w:p>
     <w:p>
@@ -146,12 +146,12 @@
           <w:color w:val="666666"/>
           <w:sz w:val="18"/>
         </w:rPr>
-        <w:t>Bean N et al.  ·  Int J Geriatr Psychiatry  ·  Nov. 2026  ·  PMID 42949108</w:t>
+        <w:t>Dehghani MR et al.  ·  Nurs Crit Care  ·  Nov. 2026  ·  PMID 42954350</w:t>
       </w:r>
     </w:p>
     <w:p>
       <w:r>
-        <w:t>Nationale Querschnittsumfrage zu 209 Krankenhausstationen für acute behavioural disturbance bei Demenz im UK; Erhebung der Einbindung pflegender Angehöriger in klinische Entscheidungsfindung.</w:t>
+        <w:t>Randomisierte klinische Studie mit 96 Intensivpflegekräften aus drei iranischen Kliniken zu Wirksamkeit von progressiver Muskelentspannung (PMR) und Naturgeräuschen zur Reduktion von Alarm-Fatigue.</w:t>
       </w:r>
     </w:p>
     <w:p>
@@ -162,7 +162,7 @@
         <w:t xml:space="preserve">Ergebnis: </w:t>
       </w:r>
       <w:r>
-        <w:t>63 Stationen mit 801 Patienten analysiert; 87,8% unter Freiheitsentziehungsmaßnahmen; 44,4% der Stationen: Angehörige nehmen nicht routinemäßig an MDT teil; 30,2% teilen Pflegepläne nicht routinemäßig. Pflegekräfte-Schulung zu Angehörigenengagement war signifikanter Marker für bessere Partizipation über alle Maßnahmen.</w:t>
+        <w:t>Beide Interventionen reduzierten Alarm-Fatigue signifikant (p &lt; 0,001 für PMR vs. Kontrolle; p &lt; 0,001 für Naturgeräusche vs. Kontrolle). Kein signifikanter Unterschied zwischen PMR und Naturgeräuschen (p = 0,650). Die Maßnahmen verbesserten Pflegekräften die Stressverarbeitung und damit die Patientensicherheit.</w:t>
       </w:r>
     </w:p>
     <w:p>
@@ -177,7 +177,7 @@
         <w:rPr>
           <w:sz w:val="19"/>
         </w:rPr>
-        <w:t>UK-System, teilstationär; Befund zur Schulungswirksamkeit auf deutsche psychiatrische Pflegepraxis übertragbar</w:t>
+        <w:t>Iran – niedrigschwellige, praktisch implementierbare Interventionen; Wirkprinzipien stressreduktiv</w:t>
       </w:r>
     </w:p>
     <w:p>
@@ -186,7 +186,7 @@
           <w:color w:val="5A7D3A"/>
           <w:sz w:val="18"/>
         </w:rPr>
-        <w:t>https://pubmed.ncbi.nlm.nih.gov/42949108/</w:t>
+        <w:t>https://pubmed.ncbi.nlm.nih.gov/42954350/</w:t>
       </w:r>
     </w:p>
     <w:p>
@@ -194,7 +194,7 @@
         <w:pStyle w:val="Heading2"/>
       </w:pPr>
       <w:r>
-        <w:t>Pflegekraft-geführte Selbstmanagement-Schulung zu Hause bei Herzinsuffizienz: Randomisierte Kontrolstudie</w:t>
+        <w:t>Adhärenz in der ambulanten Lungenfunktionsrehabilitierung: was Fachkräfte als Barrieren und Enabler erleben</w:t>
       </w:r>
     </w:p>
     <w:p>
@@ -204,12 +204,12 @@
           <w:color w:val="666666"/>
           <w:sz w:val="18"/>
         </w:rPr>
-        <w:t>Çelik H et al.  ·  Prim Health Care Res Dev  ·  28.10.2026  ·  PMID 42946676</w:t>
+        <w:t>Zhou H et al.  ·  Int J Chron Obstruct Pulmon Dis  ·  24.10.2026  ·  PMID 42953745</w:t>
       </w:r>
     </w:p>
     <w:p>
       <w:r>
-        <w:t>RCT einer 12-wöchigen pflegegeleiteten Hausintervention mit Besuchen und Telefonkontakt gegen Standardversorgung bei Herzinsuffizienz-Patienten der Pflegeklassen I-III.</w:t>
+        <w:t>Qualitative Studie mit 18 Fachkräften (Ärzte, Pflegekräfte, Therapeuten) zu Barrieren und Förderungsfaktoren bei der Adhärenzunterstützung in der häuslichen COPD-Rehabilitation in China.</w:t>
       </w:r>
     </w:p>
     <w:p>
@@ -220,7 +220,7 @@
         <w:t xml:space="preserve">Ergebnis: </w:t>
       </w:r>
       <w:r>
-        <w:t>Interventionsgruppe zeigte bessere Selbstpflegescores (17,78 ± 2,93 vs. 40,00 ± 6,49), höhere Lebensqualität, bessere Selbstwirksamkeit und größere Gehstrecke (6-Minuten-Gehtest). NYHA-Klasse verbesserte sich signifikant; Ejektionsfraktion zeigte Veränderungen.</w:t>
+        <w:t>Drei Themen identifiziert: inkonsistente aktuelle Praxis mit variablen Assessments und begrenztem Follow-up; Barrieren (unzureichende Zeit, schwache Multidisziplinarität, begrenzte Telerehabilitation, Sicherheitsbedenken); Enabler (Fachwissen, Vertrauensbeziehungen, professionelles Engagement, leistungsabhängige Anreize, sektorübergreifende Zusammenarbeit). Die Studie zeigt, dass konsistente Implementierung und strukturierte Multidisziplinarität zentral sind.</w:t>
       </w:r>
     </w:p>
     <w:p>
@@ -235,7 +235,7 @@
         <w:rPr>
           <w:sz w:val="19"/>
         </w:rPr>
-        <w:t>Türkei, vergleichbares ländliches Setting; Modell für ambulante pflegerische Langzeitbetreuung relevant</w:t>
+        <w:t>China – qualitative Professionalenperspektiven; Strukturprobleme sind länderübergreifend ähnlich</w:t>
       </w:r>
     </w:p>
     <w:p>
@@ -244,7 +244,7 @@
           <w:color w:val="5A7D3A"/>
           <w:sz w:val="18"/>
         </w:rPr>
-        <w:t>https://pubmed.ncbi.nlm.nih.gov/42946676/</w:t>
+        <w:t>https://pubmed.ncbi.nlm.nih.gov/42953745/</w:t>
       </w:r>
     </w:p>
     <w:p>
@@ -252,7 +252,7 @@
         <w:pStyle w:val="Heading2"/>
       </w:pPr>
       <w:r>
-        <w:t>Delir in Langzeitpflegekrankenhäusern: Häufigkeit und Risikofaktoren bei Demenz</w:t>
+        <w:t>Bewegungs-Snacks gegen Sarkopenie in Pflegeheimen: Protokoll einer Interventionsstudie</w:t>
       </w:r>
     </w:p>
     <w:p>
@@ -262,12 +262,12 @@
           <w:color w:val="666666"/>
           <w:sz w:val="18"/>
         </w:rPr>
-        <w:t>Moon KJ et al.  ·  JMIR Aging  ·  27.10.2026  ·  PMID 42944744</w:t>
+        <w:t>Wang J et al.  ·  Front Public Health  ·  14.10.2026  ·  PMID 42952831</w:t>
       </w:r>
     </w:p>
     <w:p>
       <w:r>
-        <w:t>Querschnittstudie in 2 koreanischen Langzeitpflegekrankenhäusern zu Delir-Vorkommen und assoziierten Faktoren bei 142 älteren Patienten mit Demenz (n=100) oder leichter kognitiver Beeinträchtigung (n=42).</w:t>
+        <w:t>Studienprotokoll für randomisierte Kontrollstudie mit älteren Heimbewohnern mit vermuteter Sarkopenie in China; geplant sind 12-Wochen Intervalle aus Krafttraining und Wuqinxi nach Fogg Behaviour Model.</w:t>
       </w:r>
     </w:p>
     <w:p>
@@ -278,7 +278,7 @@
         <w:t xml:space="preserve">Ergebnis: </w:t>
       </w:r>
       <w:r>
-        <w:t>Delir-Prävalenz 38,7% (55/142): 41% bei Demenz, 33,3% bei MCI. Hypoaktives Delir war häufigster Subtyp (60%). Assoziierte Faktoren: weibliches Geschlecht (aOR 4,34), Immobilität (aOR 4,95), Analgetika-Gabe (aOR 3,64); Infektionen invers assoziiert (aOR 0,25).</w:t>
+        <w:t>Primäres Outcome: physische Funktion (Short Physical Performance Battery). Sekundäre Outcomes: Muskelkraft, Balance, kognitive Funktion, Adhärenz, Nebenwirkungen. Datenanalyse mit mixed-effects-Modellen. Rekrutierung und Datenerhoebung laufen. ChiCTR-Registrierung: ChiCTR2600126344.</w:t>
       </w:r>
     </w:p>
     <w:p>
@@ -293,7 +293,7 @@
         <w:rPr>
           <w:sz w:val="19"/>
         </w:rPr>
-        <w:t>Südkorea, vergleichbares System; Screening- und Risiko-Befunde für deutsche Heime relevant</w:t>
+        <w:t>China – Versorgungsmodell Pflegeheim vergleichbar; Adhärenz-Herausforderung universell</w:t>
       </w:r>
     </w:p>
     <w:p>
@@ -302,7 +302,7 @@
           <w:color w:val="5A7D3A"/>
           <w:sz w:val="18"/>
         </w:rPr>
-        <w:t>https://pubmed.ncbi.nlm.nih.gov/42944744/</w:t>
+        <w:t>https://pubmed.ncbi.nlm.nih.gov/42952831/</w:t>
       </w:r>
     </w:p>
     <w:p>
@@ -310,7 +310,7 @@
         <w:pStyle w:val="Heading2"/>
       </w:pPr>
       <w:r>
-        <w:t>Belastungen pflegender Angehöriger in Palliativversorgung: Validiertes Messinstrument auf Spanisch</w:t>
+        <w:t>Belastung von Schichtpflegekräften mit Kleinkindern: vier Stressprofile identifiziert</w:t>
       </w:r>
     </w:p>
     <w:p>
@@ -320,12 +320,12 @@
           <w:color w:val="666666"/>
           <w:sz w:val="18"/>
         </w:rPr>
-        <w:t>Martín-Martín J et al.  ·  BMC Palliat Care  ·  27.07.2026  ·  PMID 42907813</w:t>
+        <w:t>Yao Q et al.  ·  Front Public Health  ·  14.10.2026  ·  PMID 42952711</w:t>
       </w:r>
     </w:p>
     <w:p>
       <w:r>
-        <w:t>Spanische Validierungsstudie des PNPC-c mit 230 pflegenden Angehörigen von Patienten in Palliativversorgung; Fragebogen wurde von 67 auf 48 Items pro Dimension reduziert.</w:t>
+        <w:t>Querschnittsstudie mit 1.108 weiblichen Pflegekräften in zwei chinesischen Kliniken zur Charakterisierung von Eltern-Stress mittels latenter Profilanalyse und Identifikation assoziierter Faktoren.</w:t>
       </w:r>
     </w:p>
     <w:p>
@@ -336,7 +336,7 @@
         <w:t xml:space="preserve">Ergebnis: </w:t>
       </w:r>
       <w:r>
-        <w:t>Hauptprobleme: Fortführung sozialer Aktivitäten (78,3%) und Angst vor unvorhersehbarer Zukunft (77,3%). Größtes Bedürfnis: Angst vor unvorhersehbarer Zukunft (56,1%), nicht den Patienten allein lassen wollen (50%). Cronbach α = 0,959; Probleme α = 0,907, Bedürfnisse α = 0,940. Signifikante Unterschiede zwischen Männern/Frauen und über/unter 50 Jahren.</w:t>
+        <w:t>Vier Stressprofile: niedrig (10,11 %), moderat (26,81 %), hoch (52,26 %), schichtarbeitsdominiert (10,83 %). Signifikante Assoziationen mit: Nachtschichten pro Monat (6-10, 11-15, 16+), Familienklima (durchschnittlich/schlecht), Kindergesundheit (unhealthy), Kinderzahl (≥2-3), Betreuungshilfe (gelegentlich/nie), Stationsklima (durchschnittlich/schlecht). Mehr als die Hälfte der Pflegekräfte erleben hohen Stress.</w:t>
       </w:r>
     </w:p>
     <w:p>
@@ -351,7 +351,7 @@
         <w:rPr>
           <w:sz w:val="19"/>
         </w:rPr>
-        <w:t>Spanien, Südsystem; Instrument zur Belastungserfassung auf deutschsprachige Pflegeforschung übertragbar</w:t>
+        <w:t>China – Pflegekraftbelastung durch Schicht und Familie empirisch quantifiziert; Bedarfe für Support evident</w:t>
       </w:r>
     </w:p>
     <w:p>
@@ -360,7 +360,7 @@
           <w:color w:val="5A7D3A"/>
           <w:sz w:val="18"/>
         </w:rPr>
-        <w:t>https://pubmed.ncbi.nlm.nih.gov/42907813/</w:t>
+        <w:t>https://pubmed.ncbi.nlm.nih.gov/42952711/</w:t>
       </w:r>
     </w:p>
     <w:p>
@@ -368,7 +368,7 @@
         <w:pStyle w:val="Heading2"/>
       </w:pPr>
       <w:r>
-        <w:t>Mundhygiene bei Menschen mit Demenz: Tipps für Pflegekräfte in der Häuslichkeit</w:t>
+        <w:t>Kündigungsabsicht von Pflegekräften messen: italienische Validierung der Anticipated Turnover Scale</w:t>
       </w:r>
     </w:p>
     <w:p>
@@ -378,12 +378,12 @@
           <w:color w:val="666666"/>
           <w:sz w:val="18"/>
         </w:rPr>
-        <w:t>Dening KH  ·  Br J Community Nurs  ·  02.10.2026  ·  PMID 42832406</w:t>
+        <w:t>Cignola S et al.  ·  Nurs Open  ·  Okt. 2026  ·  PMID 42817794</w:t>
       </w:r>
     </w:p>
     <w:p>
       <w:r>
-        <w:t>Übersichtsartikel zur Unterstützung von pflegenden Angehörigen und Community Nurses bei der Mundhygiene von Demenzkranken zu Hause mit praktischen Empfehlungen.</w:t>
+        <w:t>Psychometrische Validierungsstudie der italienischen Fassung der Anticipated Turnover Scale an 168 Pflegekräften einer italienischen Universitätsklinik.</w:t>
       </w:r>
     </w:p>
     <w:p>
@@ -394,7 +394,7 @@
         <w:t xml:space="preserve">Ergebnis: </w:t>
       </w:r>
       <w:r>
-        <w:t>Die Arbeit identifiziert häufige Probleme und Ressourcen für die Mundpflege bei Demenz, bietet Case-Beispiele und konkrete Unterstützungsmaßnahmen für Community Nurses und Angehörige - ein Praxisangebot ohne separate Fallzahlen.</w:t>
+        <w:t>12-Item-Version: Item-Level Content Validity Index 0,68, interne Konsistenz (Cronbachs α) 0,828, drei Faktoren erklären 57,82 % der Varianz. Reduzierte 10-Item-Version: Content Validity Index 0,78, zwei Faktoren erklären 59,16 %, interne Konsistenz 0,901. Skala noch nicht reif für klinische Anwendung, benötigt konfirmatorische Faktorenanalyse und Stabilitätstestung.</w:t>
       </w:r>
     </w:p>
     <w:p>
@@ -409,7 +409,7 @@
         <w:rPr>
           <w:sz w:val="19"/>
         </w:rPr>
-        <w:t>Britisches System; Konzepte zur Mundpflege übertragbar auf deutsche ambulante Versorgung und Heime</w:t>
+        <w:t>Italien, deutschsprachiger Raum – Instrument für Fluktuationsprognose; europäische Datengrundlage</w:t>
       </w:r>
     </w:p>
     <w:p>
@@ -418,7 +418,7 @@
           <w:color w:val="5A7D3A"/>
           <w:sz w:val="18"/>
         </w:rPr>
-        <w:t>https://pubmed.ncbi.nlm.nih.gov/42832406/</w:t>
+        <w:t>https://pubmed.ncbi.nlm.nih.gov/42817794/</w:t>
       </w:r>
     </w:p>
     <w:sectPr>

--- a/download/studien-aktuell.docx
+++ b/download/studien-aktuell.docx
@@ -62,7 +62,7 @@
           <w:color w:val="666666"/>
           <w:sz w:val="18"/>
         </w:rPr>
-        <w:t>Stand: 30.10.2026  |  6 Studien  |  pflege.m-vf.de</w:t>
+        <w:t>Stand: 31.10.2026  |  5 Studien  |  pflege.m-vf.de</w:t>
       </w:r>
     </w:p>
     <w:p>
@@ -70,7 +70,7 @@
         <w:pStyle w:val="Heading1"/>
       </w:pPr>
       <w:r>
-        <w:t>Aufgenommen am 30.10.2026</w:t>
+        <w:t>Aufgenommen am 31.10.2026</w:t>
       </w:r>
     </w:p>
     <w:p>
@@ -78,7 +78,7 @@
         <w:pStyle w:val="Heading2"/>
       </w:pPr>
       <w:r>
-        <w:t>Despotische Führung und Wohlbefinden von Pflegekräften im Krankenhaus: ein Zusammenhang</w:t>
+        <w:t>Aortenklappe-Implantation und Pflegebedarf: Kostensteigerung bei höheren Ausgangsgrades</w:t>
       </w:r>
     </w:p>
     <w:p>
@@ -88,12 +88,12 @@
           <w:color w:val="666666"/>
           <w:sz w:val="18"/>
         </w:rPr>
-        <w:t>Allam SME et al.  ·  J Nurs Manag  ·  2026  ·  PMID 42954815</w:t>
+        <w:t>Sassa T et al.  ·  Geriatr Gerontol Int  ·  Nov. 2026  ·  PMID 42963183</w:t>
       </w:r>
     </w:p>
     <w:p>
       <w:r>
-        <w:t>Querschnittstudie mit 181 Pflegekräften in saudi-arabischer Universitätsklinik zur Assoziation zwischen wahrgenommener despotischer Führung und beruflichem Wohlbefinden (thriving at work).</w:t>
+        <w:t>Retrospektive Kohortenstudie japanischer Patienten ≥75 Jahre (n=1361) mit Langzeitpflege-Versicherungsdaten zur Pflegebedürftigkeit nach Transkatheter-Aortenklappenimplantation.</w:t>
       </w:r>
     </w:p>
     <w:p>
@@ -104,7 +104,7 @@
         <w:t xml:space="preserve">Ergebnis: </w:t>
       </w:r>
       <w:r>
-        <w:t>Pflegekräfte berichteten moderate despotische Führung (Mittelwert 3,19 ± 1,21) und Wohlbefinden (3,29 ± 1,05). Despotische Führung korrelierte negativ mit Wohlbefinden (r = -0,323, p &lt; 0,001). Im adjustierten Modell blieb despotische Führung signifikant mit geringerem Wohlbefinden assoziiert (β = -0,371, p &lt; 0,001).</w:t>
+        <w:t>Von 532 Patienten (36-Monate-Kohorte): 53 % waren bei Baseline unabhängig, ca. die Hälfte blieb unabhängig. Monatliche Kosten 36 Monate post-TAVI im Hochpflege-Niveau (Level 3–5) 5× höher als bei Unabhängigen. Hazard Ratio für Mortalität 3,19 (95%-KI 2,18–4,67) in Hochpflege-Gruppe.</w:t>
       </w:r>
     </w:p>
     <w:p>
@@ -119,7 +119,7 @@
         <w:rPr>
           <w:sz w:val="19"/>
         </w:rPr>
-        <w:t>Saudi-Arabien – klinisches Führungsverhalten wirkt auf Verbleib; Ethik-Fokus universal</w:t>
+        <w:t>Japan mit Pflegeversicherungs-Teilkasko-System wie Deutschland; Kostenanalysen und Pflegegradentwicklung übertragbar</w:t>
       </w:r>
     </w:p>
     <w:p>
@@ -128,7 +128,7 @@
           <w:color w:val="5A7D3A"/>
           <w:sz w:val="18"/>
         </w:rPr>
-        <w:t>https://pubmed.ncbi.nlm.nih.gov/42954815/</w:t>
+        <w:t>https://pubmed.ncbi.nlm.nih.gov/42963183/</w:t>
       </w:r>
     </w:p>
     <w:p>
@@ -136,7 +136,7 @@
         <w:pStyle w:val="Heading2"/>
       </w:pPr>
       <w:r>
-        <w:t>Progressive Muskelentspannung und Naturgeräusche gegen Alarm-Erschöpfung von Intensivpflegekräften</w:t>
+        <w:t>COVID-19-Maßnahmen in Krankenhäusern: Belastung für ältere Patienten, Angehörige und Personal</w:t>
       </w:r>
     </w:p>
     <w:p>
@@ -146,12 +146,12 @@
           <w:color w:val="666666"/>
           <w:sz w:val="18"/>
         </w:rPr>
-        <w:t>Dehghani MR et al.  ·  Nurs Crit Care  ·  Nov. 2026  ·  PMID 42954350</w:t>
+        <w:t>Denninger NE et al.  ·  Geriatr Nurs  ·  25.10.2025  ·  PMID 42960389</w:t>
       </w:r>
     </w:p>
     <w:p>
       <w:r>
-        <w:t>Randomisierte klinische Studie mit 96 Intensivpflegekräften aus drei iranischen Kliniken zu Wirksamkeit von progressiver Muskelentspannung (PMR) und Naturgeräuschen zur Reduktion von Alarm-Fatigue.</w:t>
+        <w:t>Qualitative Sekundäranalyse deutscher Klinikdaten zur Auswirkung pandemischer Schutzmaßnahmen auf Versorgungsqualität und Mitarbeiterlast.</w:t>
       </w:r>
     </w:p>
     <w:p>
@@ -162,7 +162,7 @@
         <w:t xml:space="preserve">Ergebnis: </w:t>
       </w:r>
       <w:r>
-        <w:t>Beide Interventionen reduzierten Alarm-Fatigue signifikant (p &lt; 0,001 für PMR vs. Kontrolle; p &lt; 0,001 für Naturgeräusche vs. Kontrolle). Kein signifikanter Unterschied zwischen PMR und Naturgeräuschen (p = 0,650). Die Maßnahmen verbesserten Pflegekräften die Stressverarbeitung und damit die Patientensicherheit.</w:t>
+        <w:t>Sieben Themenbereiche identifiziert: strukturelle Veränderungen, veränderte Pflegepraktiken, Personalbelastung, eingeschränkte Besuchsregelungen, reduzierte soziale Kontakte post-Entlassung. Während Maßnahmen sicherheitsrelevant waren, erhöhten sie die Pflegenlast erheblich und beeinträchtigten die Patientenbetreuung sowie soziale Interaktion.</w:t>
       </w:r>
     </w:p>
     <w:p>
@@ -177,7 +177,7 @@
         <w:rPr>
           <w:sz w:val="19"/>
         </w:rPr>
-        <w:t>Iran – niedrigschwellige, praktisch implementierbare Interventionen; Wirkprinzipien stressreduktiv</w:t>
+        <w:t>Deutschland, Universitätskliniken Heidelberg und Ulm; vergleichbar mit deutschem Versorgungssystem</w:t>
       </w:r>
     </w:p>
     <w:p>
@@ -186,7 +186,7 @@
           <w:color w:val="5A7D3A"/>
           <w:sz w:val="18"/>
         </w:rPr>
-        <w:t>https://pubmed.ncbi.nlm.nih.gov/42954350/</w:t>
+        <w:t>https://pubmed.ncbi.nlm.nih.gov/42960389/</w:t>
       </w:r>
     </w:p>
     <w:p>
@@ -194,7 +194,7 @@
         <w:pStyle w:val="Heading2"/>
       </w:pPr>
       <w:r>
-        <w:t>Adhärenz in der ambulanten Lungenfunktionsrehabilitierung: was Fachkräfte als Barrieren und Enabler erleben</w:t>
+        <w:t>Übergänge aus Intensivstationen: Was Pflegende zur Unterstützung brauchen</w:t>
       </w:r>
     </w:p>
     <w:p>
@@ -204,12 +204,12 @@
           <w:color w:val="666666"/>
           <w:sz w:val="18"/>
         </w:rPr>
-        <w:t>Zhou H et al.  ·  Int J Chron Obstruct Pulmon Dis  ·  24.10.2026  ·  PMID 42953745</w:t>
+        <w:t>Ge S et al.  ·  Nurs Crit Care  ·  Nov. 2026  ·  PMID 42958903</w:t>
       </w:r>
     </w:p>
     <w:p>
       <w:r>
-        <w:t>Qualitative Studie mit 18 Fachkräften (Ärzte, Pflegekräfte, Therapeuten) zu Barrieren und Förderungsfaktoren bei der Adhärenzunterstützung in der häuslichen COPD-Rehabilitation in China.</w:t>
+        <w:t>Metasynthese von 13 qualitativen Studien (CNKI, Wanfang, Cochrane, PubMed, Web of Science, CINAHL, Embase bis Juni 2025) zu Erfahrungen und Bedarfen des Pflegepersonals bei ICU-Übergängen.</w:t>
       </w:r>
     </w:p>
     <w:p>
@@ -220,7 +220,7 @@
         <w:t xml:space="preserve">Ergebnis: </w:t>
       </w:r>
       <w:r>
-        <w:t>Drei Themen identifiziert: inkonsistente aktuelle Praxis mit variablen Assessments und begrenztem Follow-up; Barrieren (unzureichende Zeit, schwache Multidisziplinarität, begrenzte Telerehabilitation, Sicherheitsbedenken); Enabler (Fachwissen, Vertrauensbeziehungen, professionelles Engagement, leistungsabhängige Anreize, sektorübergreifende Zusammenarbeit). Die Studie zeigt, dass konsistente Implementierung und strukturierte Multidisziplinarität zentral sind.</w:t>
+        <w:t>Vier synthesisierte Findings: praktische Herausforderungen während Übergängen, Wahrnehmungen und Einstellungen zur Transitional Care, Unterstützungsbedarfe (psychologische Unterstützung, Schulung, klare Kommunikation), Empfehlungen (ICU-Liaison-Pflegende, standardisierte Übergangsprotokolle, effektive Kommunikationsmodelle, organisationale Strukturanpassungen).</w:t>
       </w:r>
     </w:p>
     <w:p>
@@ -235,7 +235,7 @@
         <w:rPr>
           <w:sz w:val="19"/>
         </w:rPr>
-        <w:t>China – qualitative Professionalenperspektiven; Strukturprobleme sind länderübergreifend ähnlich</w:t>
+        <w:t>China, aber kulturübergreifende Befunde zu Pflegepersonalbelastung und Organisationsmanagement; auf deutsches Klinik-Transitionsmanagement übertragbar</w:t>
       </w:r>
     </w:p>
     <w:p>
@@ -244,7 +244,7 @@
           <w:color w:val="5A7D3A"/>
           <w:sz w:val="18"/>
         </w:rPr>
-        <w:t>https://pubmed.ncbi.nlm.nih.gov/42953745/</w:t>
+        <w:t>https://pubmed.ncbi.nlm.nih.gov/42958903/</w:t>
       </w:r>
     </w:p>
     <w:p>
@@ -252,7 +252,7 @@
         <w:pStyle w:val="Heading2"/>
       </w:pPr>
       <w:r>
-        <w:t>Bewegungs-Snacks gegen Sarkopenie in Pflegeheimen: Protokoll einer Interventionsstudie</w:t>
+        <w:t>AI-gestützte Schlaganfall-Rehabilitation: Was Patienten, Angehörige und Fachpersonen brauchen</w:t>
       </w:r>
     </w:p>
     <w:p>
@@ -262,12 +262,12 @@
           <w:color w:val="666666"/>
           <w:sz w:val="18"/>
         </w:rPr>
-        <w:t>Wang J et al.  ·  Front Public Health  ·  14.10.2026  ·  PMID 42952831</w:t>
+        <w:t>Abi Saab P et al.  ·  Health Expect  ·  Dez. 2026  ·  PMID 42958746</w:t>
       </w:r>
     </w:p>
     <w:p>
       <w:r>
-        <w:t>Studienprotokoll für randomisierte Kontrollstudie mit älteren Heimbewohnern mit vermuteter Sarkopenie in China; geplant sind 12-Wochen Intervalle aus Krafttraining und Wuqinxi nach Fogg Behaviour Model.</w:t>
+        <w:t>Fokusgruppen in vier europäischen Ländern zu Akzeptanz einer KI-basierten Telerehabilitations-Plattform für Schlaganfall-Patienten.</w:t>
       </w:r>
     </w:p>
     <w:p>
@@ -278,7 +278,7 @@
         <w:t xml:space="preserve">Ergebnis: </w:t>
       </w:r>
       <w:r>
-        <w:t>Primäres Outcome: physische Funktion (Short Physical Performance Battery). Sekundäre Outcomes: Muskelkraft, Balance, kognitive Funktion, Adhärenz, Nebenwirkungen. Datenanalyse mit mixed-effects-Modellen. Rekrutierung und Datenerhoebung laufen. ChiCTR-Registrierung: ChiCTR2600126344.</w:t>
+        <w:t>71 Teilnehmende (27 Patienten, 17 Angehörige, 27 Fachpersonen). System Usability Scale: Gesamtscore 68,1 ± 16,0. Patienten bewerteten Benutzeroberfläche niedriger (58,9 vs. 75,6; p = 0,002). Hybridmodell mit klinischer Überwachung bevorzugt; autonome Heimnutzung unrealistisch ohne Unterstützung.</w:t>
       </w:r>
     </w:p>
     <w:p>
@@ -293,7 +293,7 @@
         <w:rPr>
           <w:sz w:val="19"/>
         </w:rPr>
-        <w:t>China – Versorgungsmodell Pflegeheim vergleichbar; Adhärenz-Herausforderung universell</w:t>
+        <w:t>Spanien, Italien, Frankreich, Rumänien; europäische Versorgungsstrukturen ähnlich Deutschland</w:t>
       </w:r>
     </w:p>
     <w:p>
@@ -302,7 +302,7 @@
           <w:color w:val="5A7D3A"/>
           <w:sz w:val="18"/>
         </w:rPr>
-        <w:t>https://pubmed.ncbi.nlm.nih.gov/42952831/</w:t>
+        <w:t>https://pubmed.ncbi.nlm.nih.gov/42958746/</w:t>
       </w:r>
     </w:p>
     <w:p>
@@ -310,7 +310,7 @@
         <w:pStyle w:val="Heading2"/>
       </w:pPr>
       <w:r>
-        <w:t>Belastung von Schichtpflegekräften mit Kleinkindern: vier Stressprofile identifiziert</w:t>
+        <w:t>Häusliche Krebsbehandlung: Perspektiven von Pflegenden und Ärzten zur Machbarkeit</w:t>
       </w:r>
     </w:p>
     <w:p>
@@ -320,12 +320,12 @@
           <w:color w:val="666666"/>
           <w:sz w:val="18"/>
         </w:rPr>
-        <w:t>Yao Q et al.  ·  Front Public Health  ·  14.10.2026  ·  PMID 42952711</w:t>
+        <w:t>Bødtcher H et al.  ·  Support Care Cancer  ·  29.10.2026  ·  PMID 42957898</w:t>
       </w:r>
     </w:p>
     <w:p>
       <w:r>
-        <w:t>Querschnittsstudie mit 1.108 weiblichen Pflegekräften in zwei chinesischen Kliniken zur Charakterisierung von Eltern-Stress mittels latenter Profilanalyse und Identifikation assoziierter Faktoren.</w:t>
+        <w:t>Qualitative Studie mit 22 Fachpersonen (12 Pflegende, 10 Ärzte) aus dänischen Universitätskliniken zu Hemmnissen und Chancen der ambulanten Krebstherapie.</w:t>
       </w:r>
     </w:p>
     <w:p>
@@ -336,7 +336,7 @@
         <w:t xml:space="preserve">Ergebnis: </w:t>
       </w:r>
       <w:r>
-        <w:t>Vier Stressprofile: niedrig (10,11 %), moderat (26,81 %), hoch (52,26 %), schichtarbeitsdominiert (10,83 %). Signifikante Assoziationen mit: Nachtschichten pro Monat (6-10, 11-15, 16+), Familienklima (durchschnittlich/schlecht), Kindergesundheit (unhealthy), Kinderzahl (≥2-3), Betreuungshilfe (gelegentlich/nie), Stationsklima (durchschnittlich/schlecht). Mehr als die Hälfte der Pflegekräfte erleben hohen Stress.</w:t>
+        <w:t>Fünf Themenbereiche: klinische Intuition leitet Entscheidungen, Balance zwischen Patientenautonomie und reduziertem Kontakt, Schulung essentiell für sichere Selbstbehandlung, verbesserte Sektor-Zusammenarbeit und Standardisierung nötig, Organisationskultur als Treiber. Nationale Richtlinien und systematische Überwachung als unverzichtbar.</w:t>
       </w:r>
     </w:p>
     <w:p>
@@ -351,7 +351,7 @@
         <w:rPr>
           <w:sz w:val="19"/>
         </w:rPr>
-        <w:t>China – Pflegekraftbelastung durch Schicht und Familie empirisch quantifiziert; Bedarfe für Support evident</w:t>
+        <w:t>Dänemark, vergleichbares europäisches Versorgungssystem; Transfer auf Hemofili-Zentren und onkologische Ambulanzen</w:t>
       </w:r>
     </w:p>
     <w:p>
@@ -360,65 +360,7 @@
           <w:color w:val="5A7D3A"/>
           <w:sz w:val="18"/>
         </w:rPr>
-        <w:t>https://pubmed.ncbi.nlm.nih.gov/42952711/</w:t>
-      </w:r>
-    </w:p>
-    <w:p>
-      <w:pPr>
-        <w:pStyle w:val="Heading2"/>
-      </w:pPr>
-      <w:r>
-        <w:t>Kündigungsabsicht von Pflegekräften messen: italienische Validierung der Anticipated Turnover Scale</w:t>
-      </w:r>
-    </w:p>
-    <w:p>
-      <w:r>
-        <w:rPr>
-          <w:i/>
-          <w:color w:val="666666"/>
-          <w:sz w:val="18"/>
-        </w:rPr>
-        <w:t>Cignola S et al.  ·  Nurs Open  ·  Okt. 2026  ·  PMID 42817794</w:t>
-      </w:r>
-    </w:p>
-    <w:p>
-      <w:r>
-        <w:t>Psychometrische Validierungsstudie der italienischen Fassung der Anticipated Turnover Scale an 168 Pflegekräften einer italienischen Universitätsklinik.</w:t>
-      </w:r>
-    </w:p>
-    <w:p>
-      <w:r>
-        <w:rPr>
-          <w:b/>
-        </w:rPr>
-        <w:t xml:space="preserve">Ergebnis: </w:t>
-      </w:r>
-      <w:r>
-        <w:t>12-Item-Version: Item-Level Content Validity Index 0,68, interne Konsistenz (Cronbachs α) 0,828, drei Faktoren erklären 57,82 % der Varianz. Reduzierte 10-Item-Version: Content Validity Index 0,78, zwei Faktoren erklären 59,16 %, interne Konsistenz 0,901. Skala noch nicht reif für klinische Anwendung, benötigt konfirmatorische Faktorenanalyse und Stabilitätstestung.</w:t>
-      </w:r>
-    </w:p>
-    <w:p>
-      <w:r>
-        <w:rPr>
-          <w:b/>
-          <w:sz w:val="19"/>
-        </w:rPr>
-        <w:t xml:space="preserve">Übertragbarkeit: </w:t>
-      </w:r>
-      <w:r>
-        <w:rPr>
-          <w:sz w:val="19"/>
-        </w:rPr>
-        <w:t>Italien, deutschsprachiger Raum – Instrument für Fluktuationsprognose; europäische Datengrundlage</w:t>
-      </w:r>
-    </w:p>
-    <w:p>
-      <w:r>
-        <w:rPr>
-          <w:color w:val="5A7D3A"/>
-          <w:sz w:val="18"/>
-        </w:rPr>
-        <w:t>https://pubmed.ncbi.nlm.nih.gov/42817794/</w:t>
+        <w:t>https://pubmed.ncbi.nlm.nih.gov/42957898/</w:t>
       </w:r>
     </w:p>
     <w:sectPr>
